--- a/Implementasi Design System V2 pada Perancangan Ulang Platform Reusely untuk Meningkatkan Konsistensi dan Efektivitas Prototipe.docx
+++ b/Implementasi Design System V2 pada Perancangan Ulang Platform Reusely untuk Meningkatkan Konsistensi dan Efektivitas Prototipe.docx
@@ -1349,7 +1349,7 @@
           <w:numId w:val="19"/>
         </w:numPr>
         <w:spacing w:before="0" w:after="120" w:line="360" w:lineRule="auto"/>
-        <w:ind w:left="360"/>
+        <w:ind w:left="540" w:hanging="540"/>
         <w:rPr>
           <w:lang w:val="en-US"/>
         </w:rPr>
@@ -2081,7 +2081,7 @@
           <w:numId w:val="6"/>
         </w:numPr>
         <w:spacing w:after="120" w:line="360" w:lineRule="auto"/>
-        <w:ind w:left="360"/>
+        <w:ind w:left="540" w:hanging="540"/>
         <w:jc w:val="both"/>
         <w:rPr>
           <w:rFonts w:ascii="Times New Roman" w:hAnsi="Times New Roman" w:cs="Times New Roman"/>
@@ -2106,7 +2106,7 @@
       <w:pPr>
         <w:pStyle w:val="ListParagraph"/>
         <w:spacing w:after="120" w:line="360" w:lineRule="auto"/>
-        <w:ind w:left="0" w:firstLine="360"/>
+        <w:ind w:left="0" w:firstLine="540"/>
         <w:jc w:val="both"/>
         <w:rPr>
           <w:rFonts w:ascii="Times New Roman" w:hAnsi="Times New Roman" w:cs="Times New Roman"/>
@@ -2151,7 +2151,7 @@
           <w:numId w:val="7"/>
         </w:numPr>
         <w:spacing w:after="120" w:line="360" w:lineRule="auto"/>
-        <w:ind w:left="720"/>
+        <w:ind w:left="900"/>
         <w:jc w:val="both"/>
         <w:rPr>
           <w:rFonts w:ascii="Times New Roman" w:hAnsi="Times New Roman" w:cs="Times New Roman"/>
@@ -2198,7 +2198,7 @@
           <w:numId w:val="7"/>
         </w:numPr>
         <w:spacing w:after="120" w:line="360" w:lineRule="auto"/>
-        <w:ind w:left="720"/>
+        <w:ind w:left="900"/>
         <w:jc w:val="both"/>
         <w:rPr>
           <w:rFonts w:ascii="Times New Roman" w:hAnsi="Times New Roman" w:cs="Times New Roman"/>
@@ -2354,7 +2354,7 @@
           <w:numId w:val="12"/>
         </w:numPr>
         <w:spacing w:after="120" w:line="360" w:lineRule="auto"/>
-        <w:ind w:left="360"/>
+        <w:ind w:left="540" w:hanging="540"/>
         <w:jc w:val="both"/>
         <w:rPr>
           <w:rFonts w:ascii="Times New Roman" w:hAnsi="Times New Roman" w:cs="Times New Roman"/>
@@ -2381,7 +2381,7 @@
       <w:pPr>
         <w:pStyle w:val="ListParagraph"/>
         <w:spacing w:after="120" w:line="360" w:lineRule="auto"/>
-        <w:ind w:left="0" w:firstLine="360"/>
+        <w:ind w:left="0" w:firstLine="540"/>
         <w:jc w:val="both"/>
         <w:rPr>
           <w:rFonts w:ascii="Times New Roman" w:hAnsi="Times New Roman" w:cs="Times New Roman"/>
@@ -2408,7 +2408,7 @@
           <w:numId w:val="13"/>
         </w:numPr>
         <w:spacing w:after="120" w:line="360" w:lineRule="auto"/>
-        <w:ind w:left="720"/>
+        <w:ind w:left="900"/>
         <w:jc w:val="both"/>
         <w:rPr>
           <w:rFonts w:ascii="Times New Roman" w:hAnsi="Times New Roman" w:cs="Times New Roman"/>
@@ -2476,7 +2476,7 @@
           <w:numId w:val="13"/>
         </w:numPr>
         <w:spacing w:after="120" w:line="360" w:lineRule="auto"/>
-        <w:ind w:left="720"/>
+        <w:ind w:left="900"/>
         <w:jc w:val="both"/>
         <w:rPr>
           <w:rFonts w:ascii="Times New Roman" w:hAnsi="Times New Roman" w:cs="Times New Roman"/>
@@ -2654,7 +2654,7 @@
           <w:numId w:val="12"/>
         </w:numPr>
         <w:spacing w:after="120" w:line="360" w:lineRule="auto"/>
-        <w:ind w:left="360"/>
+        <w:ind w:left="540" w:hanging="540"/>
         <w:jc w:val="both"/>
         <w:rPr>
           <w:rFonts w:ascii="Times New Roman" w:hAnsi="Times New Roman" w:cs="Times New Roman"/>
@@ -2681,7 +2681,7 @@
       <w:pPr>
         <w:pStyle w:val="ListParagraph"/>
         <w:spacing w:after="120" w:line="360" w:lineRule="auto"/>
-        <w:ind w:left="0" w:firstLine="360"/>
+        <w:ind w:left="0" w:firstLine="540"/>
         <w:jc w:val="both"/>
         <w:rPr>
           <w:rFonts w:ascii="Times New Roman" w:hAnsi="Times New Roman" w:cs="Times New Roman"/>
@@ -2703,7 +2703,8 @@
     <w:tbl>
       <w:tblPr>
         <w:tblStyle w:val="TableGrid"/>
-        <w:tblW w:w="0" w:type="auto"/>
+        <w:tblW w:w="7830" w:type="dxa"/>
+        <w:tblInd w:w="540" w:type="dxa"/>
         <w:tblBorders>
           <w:top w:val="none" w:sz="0" w:space="0" w:color="auto"/>
           <w:left w:val="none" w:sz="0" w:space="0" w:color="auto"/>
@@ -2715,14 +2716,14 @@
         <w:tblLook w:val="04A0" w:firstRow="1" w:lastRow="0" w:firstColumn="1" w:lastColumn="0" w:noHBand="0" w:noVBand="1"/>
       </w:tblPr>
       <w:tblGrid>
-        <w:gridCol w:w="2785"/>
-        <w:gridCol w:w="283"/>
-        <w:gridCol w:w="4867"/>
+        <w:gridCol w:w="2712"/>
+        <w:gridCol w:w="628"/>
+        <w:gridCol w:w="4490"/>
       </w:tblGrid>
       <w:tr>
         <w:tc>
           <w:tcPr>
-            <w:tcW w:w="2785" w:type="dxa"/>
+            <w:tcW w:w="2712" w:type="dxa"/>
           </w:tcPr>
           <w:p>
             <w:pPr>
@@ -2732,7 +2733,7 @@
                 <w:numId w:val="20"/>
               </w:numPr>
               <w:spacing w:after="120" w:line="360" w:lineRule="auto"/>
-              <w:ind w:left="600"/>
+              <w:ind w:left="345" w:hanging="450"/>
               <w:jc w:val="both"/>
               <w:rPr>
                 <w:rFonts w:ascii="Times New Roman" w:hAnsi="Times New Roman" w:cs="Times New Roman"/>
@@ -2754,13 +2755,13 @@
         </w:tc>
         <w:tc>
           <w:tcPr>
-            <w:tcW w:w="275" w:type="dxa"/>
+            <w:tcW w:w="628" w:type="dxa"/>
           </w:tcPr>
           <w:p>
             <w:pPr>
               <w:pStyle w:val="ListParagraph"/>
               <w:spacing w:after="120" w:line="360" w:lineRule="auto"/>
-              <w:ind w:left="0"/>
+              <w:ind w:left="345" w:hanging="450"/>
               <w:jc w:val="both"/>
               <w:rPr>
                 <w:rFonts w:ascii="Times New Roman" w:hAnsi="Times New Roman" w:cs="Times New Roman"/>
@@ -2782,13 +2783,13 @@
         </w:tc>
         <w:tc>
           <w:tcPr>
-            <w:tcW w:w="4867" w:type="dxa"/>
+            <w:tcW w:w="4490" w:type="dxa"/>
           </w:tcPr>
           <w:p>
             <w:pPr>
               <w:pStyle w:val="ListParagraph"/>
               <w:spacing w:after="120" w:line="360" w:lineRule="auto"/>
-              <w:ind w:left="0"/>
+              <w:ind w:left="345" w:hanging="450"/>
               <w:jc w:val="both"/>
               <w:rPr>
                 <w:rFonts w:ascii="Times New Roman" w:hAnsi="Times New Roman" w:cs="Times New Roman"/>
@@ -2812,7 +2813,7 @@
       <w:tr>
         <w:tc>
           <w:tcPr>
-            <w:tcW w:w="2785" w:type="dxa"/>
+            <w:tcW w:w="2712" w:type="dxa"/>
           </w:tcPr>
           <w:p>
             <w:pPr>
@@ -2822,7 +2823,7 @@
                 <w:numId w:val="20"/>
               </w:numPr>
               <w:spacing w:after="120" w:line="360" w:lineRule="auto"/>
-              <w:ind w:left="600"/>
+              <w:ind w:left="345" w:hanging="450"/>
               <w:jc w:val="both"/>
               <w:rPr>
                 <w:rFonts w:ascii="Times New Roman" w:hAnsi="Times New Roman" w:cs="Times New Roman"/>
@@ -2844,13 +2845,13 @@
         </w:tc>
         <w:tc>
           <w:tcPr>
-            <w:tcW w:w="275" w:type="dxa"/>
+            <w:tcW w:w="628" w:type="dxa"/>
           </w:tcPr>
           <w:p>
             <w:pPr>
               <w:pStyle w:val="ListParagraph"/>
               <w:spacing w:after="120" w:line="360" w:lineRule="auto"/>
-              <w:ind w:left="0"/>
+              <w:ind w:left="345" w:hanging="450"/>
               <w:jc w:val="both"/>
               <w:rPr>
                 <w:rFonts w:ascii="Times New Roman" w:hAnsi="Times New Roman" w:cs="Times New Roman"/>
@@ -2872,13 +2873,13 @@
         </w:tc>
         <w:tc>
           <w:tcPr>
-            <w:tcW w:w="4867" w:type="dxa"/>
+            <w:tcW w:w="4490" w:type="dxa"/>
           </w:tcPr>
           <w:p>
             <w:pPr>
               <w:pStyle w:val="ListParagraph"/>
               <w:spacing w:after="120" w:line="360" w:lineRule="auto"/>
-              <w:ind w:left="0"/>
+              <w:ind w:left="345" w:hanging="450"/>
               <w:jc w:val="both"/>
               <w:rPr>
                 <w:rFonts w:ascii="Times New Roman" w:hAnsi="Times New Roman" w:cs="Times New Roman"/>
@@ -2911,7 +2912,7 @@
       <w:tr>
         <w:tc>
           <w:tcPr>
-            <w:tcW w:w="2785" w:type="dxa"/>
+            <w:tcW w:w="2712" w:type="dxa"/>
           </w:tcPr>
           <w:p>
             <w:pPr>
@@ -2921,7 +2922,7 @@
                 <w:numId w:val="20"/>
               </w:numPr>
               <w:spacing w:after="120" w:line="360" w:lineRule="auto"/>
-              <w:ind w:left="600"/>
+              <w:ind w:left="345" w:hanging="450"/>
               <w:jc w:val="both"/>
               <w:rPr>
                 <w:rFonts w:ascii="Times New Roman" w:hAnsi="Times New Roman" w:cs="Times New Roman"/>
@@ -2943,13 +2944,13 @@
         </w:tc>
         <w:tc>
           <w:tcPr>
-            <w:tcW w:w="275" w:type="dxa"/>
+            <w:tcW w:w="628" w:type="dxa"/>
           </w:tcPr>
           <w:p>
             <w:pPr>
               <w:pStyle w:val="ListParagraph"/>
               <w:spacing w:after="120" w:line="360" w:lineRule="auto"/>
-              <w:ind w:left="0"/>
+              <w:ind w:left="345" w:hanging="450"/>
               <w:jc w:val="both"/>
               <w:rPr>
                 <w:rFonts w:ascii="Times New Roman" w:hAnsi="Times New Roman" w:cs="Times New Roman"/>
@@ -2971,13 +2972,13 @@
         </w:tc>
         <w:tc>
           <w:tcPr>
-            <w:tcW w:w="4867" w:type="dxa"/>
+            <w:tcW w:w="4490" w:type="dxa"/>
           </w:tcPr>
           <w:p>
             <w:pPr>
               <w:pStyle w:val="ListParagraph"/>
               <w:spacing w:after="120" w:line="360" w:lineRule="auto"/>
-              <w:ind w:left="0"/>
+              <w:ind w:left="345" w:hanging="450"/>
               <w:jc w:val="both"/>
               <w:rPr>
                 <w:rFonts w:ascii="Times New Roman" w:hAnsi="Times New Roman" w:cs="Times New Roman"/>
@@ -3019,7 +3020,7 @@
       <w:tr>
         <w:tc>
           <w:tcPr>
-            <w:tcW w:w="2785" w:type="dxa"/>
+            <w:tcW w:w="2712" w:type="dxa"/>
           </w:tcPr>
           <w:p>
             <w:pPr>
@@ -3029,7 +3030,7 @@
                 <w:numId w:val="20"/>
               </w:numPr>
               <w:spacing w:after="120" w:line="360" w:lineRule="auto"/>
-              <w:ind w:left="605"/>
+              <w:ind w:left="345" w:hanging="450"/>
               <w:jc w:val="both"/>
               <w:rPr>
                 <w:rFonts w:ascii="Times New Roman" w:hAnsi="Times New Roman" w:cs="Times New Roman"/>
@@ -3051,13 +3052,13 @@
         </w:tc>
         <w:tc>
           <w:tcPr>
-            <w:tcW w:w="275" w:type="dxa"/>
+            <w:tcW w:w="628" w:type="dxa"/>
           </w:tcPr>
           <w:p>
             <w:pPr>
               <w:pStyle w:val="ListParagraph"/>
               <w:spacing w:after="120" w:line="360" w:lineRule="auto"/>
-              <w:ind w:left="0"/>
+              <w:ind w:left="345" w:hanging="450"/>
               <w:jc w:val="both"/>
               <w:rPr>
                 <w:rFonts w:ascii="Times New Roman" w:hAnsi="Times New Roman" w:cs="Times New Roman"/>
@@ -3079,13 +3080,13 @@
         </w:tc>
         <w:tc>
           <w:tcPr>
-            <w:tcW w:w="4867" w:type="dxa"/>
+            <w:tcW w:w="4490" w:type="dxa"/>
           </w:tcPr>
           <w:p>
             <w:pPr>
               <w:pStyle w:val="ListParagraph"/>
               <w:spacing w:after="120" w:line="360" w:lineRule="auto"/>
-              <w:ind w:left="0"/>
+              <w:ind w:left="345" w:hanging="450"/>
               <w:jc w:val="both"/>
               <w:rPr>
                 <w:rFonts w:ascii="Times New Roman" w:hAnsi="Times New Roman" w:cs="Times New Roman"/>
@@ -3137,6 +3138,7 @@
           <w:numId w:val="21"/>
         </w:numPr>
         <w:spacing w:after="120" w:line="360" w:lineRule="auto"/>
+        <w:ind w:left="540" w:hanging="540"/>
         <w:jc w:val="both"/>
         <w:rPr>
           <w:rFonts w:ascii="Times New Roman" w:hAnsi="Times New Roman" w:cs="Times New Roman"/>
@@ -3167,7 +3169,7 @@
           <w:numId w:val="18"/>
         </w:numPr>
         <w:spacing w:after="120" w:line="360" w:lineRule="auto"/>
-        <w:ind w:left="900" w:hanging="540"/>
+        <w:ind w:left="1080" w:hanging="540"/>
         <w:jc w:val="both"/>
         <w:rPr>
           <w:rFonts w:ascii="Times New Roman" w:hAnsi="Times New Roman" w:cs="Times New Roman"/>
@@ -3198,7 +3200,7 @@
           <w:numId w:val="18"/>
         </w:numPr>
         <w:spacing w:after="120" w:line="360" w:lineRule="auto"/>
-        <w:ind w:left="1260"/>
+        <w:ind w:left="1440"/>
         <w:jc w:val="both"/>
         <w:rPr>
           <w:rFonts w:ascii="Times New Roman" w:hAnsi="Times New Roman" w:cs="Times New Roman"/>
@@ -3254,7 +3256,7 @@
           <w:numId w:val="18"/>
         </w:numPr>
         <w:spacing w:after="120" w:line="360" w:lineRule="auto"/>
-        <w:ind w:left="1260"/>
+        <w:ind w:left="1440"/>
         <w:jc w:val="both"/>
         <w:rPr>
           <w:rFonts w:ascii="Times New Roman" w:hAnsi="Times New Roman" w:cs="Times New Roman"/>
@@ -3281,7 +3283,7 @@
           <w:numId w:val="18"/>
         </w:numPr>
         <w:spacing w:after="120" w:line="360" w:lineRule="auto"/>
-        <w:ind w:left="1260"/>
+        <w:ind w:left="1440"/>
         <w:jc w:val="both"/>
         <w:rPr>
           <w:rFonts w:ascii="Times New Roman" w:hAnsi="Times New Roman" w:cs="Times New Roman"/>
@@ -3348,7 +3350,7 @@
           <w:numId w:val="18"/>
         </w:numPr>
         <w:spacing w:after="120" w:line="360" w:lineRule="auto"/>
-        <w:ind w:left="900" w:hanging="540"/>
+        <w:ind w:left="1080" w:hanging="540"/>
         <w:jc w:val="both"/>
         <w:rPr>
           <w:rFonts w:ascii="Times New Roman" w:hAnsi="Times New Roman" w:cs="Times New Roman"/>
@@ -3379,7 +3381,7 @@
           <w:numId w:val="18"/>
         </w:numPr>
         <w:spacing w:after="120" w:line="360" w:lineRule="auto"/>
-        <w:ind w:left="1260"/>
+        <w:ind w:left="1440"/>
         <w:jc w:val="both"/>
         <w:rPr>
           <w:rFonts w:ascii="Times New Roman" w:hAnsi="Times New Roman" w:cs="Times New Roman"/>
@@ -3406,7 +3408,7 @@
           <w:numId w:val="12"/>
         </w:numPr>
         <w:spacing w:after="120" w:line="360" w:lineRule="auto"/>
-        <w:ind w:left="1620"/>
+        <w:ind w:left="1800"/>
         <w:jc w:val="both"/>
         <w:rPr>
           <w:rFonts w:ascii="Times New Roman" w:hAnsi="Times New Roman" w:cs="Times New Roman"/>
@@ -3471,7 +3473,7 @@
           <w:numId w:val="12"/>
         </w:numPr>
         <w:spacing w:after="120" w:line="360" w:lineRule="auto"/>
-        <w:ind w:left="1620"/>
+        <w:ind w:left="1800"/>
         <w:jc w:val="both"/>
         <w:rPr>
           <w:rFonts w:ascii="Times New Roman" w:hAnsi="Times New Roman" w:cs="Times New Roman"/>
@@ -3498,7 +3500,7 @@
           <w:numId w:val="18"/>
         </w:numPr>
         <w:spacing w:after="120" w:line="360" w:lineRule="auto"/>
-        <w:ind w:left="1260"/>
+        <w:ind w:left="1440"/>
         <w:jc w:val="both"/>
         <w:rPr>
           <w:rFonts w:ascii="Times New Roman" w:hAnsi="Times New Roman" w:cs="Times New Roman"/>
@@ -3514,6 +3516,7 @@
           <w:szCs w:val="24"/>
           <w:lang w:val="en-US"/>
         </w:rPr>
+        <w:lastRenderedPageBreak/>
         <w:t>Bagi Penulis:</w:t>
       </w:r>
     </w:p>
@@ -3525,7 +3528,7 @@
           <w:numId w:val="22"/>
         </w:numPr>
         <w:spacing w:after="120" w:line="360" w:lineRule="auto"/>
-        <w:ind w:left="1620"/>
+        <w:ind w:left="1800"/>
         <w:jc w:val="both"/>
         <w:rPr>
           <w:rFonts w:ascii="Times New Roman" w:hAnsi="Times New Roman" w:cs="Times New Roman"/>
@@ -3541,7 +3544,6 @@
           <w:szCs w:val="24"/>
           <w:lang w:val="en-US"/>
         </w:rPr>
-        <w:lastRenderedPageBreak/>
         <w:t xml:space="preserve">Memperdalam pemahaman mengenai implementasi </w:t>
       </w:r>
       <w:r>
@@ -3573,7 +3575,7 @@
           <w:numId w:val="22"/>
         </w:numPr>
         <w:spacing w:after="120" w:line="360" w:lineRule="auto"/>
-        <w:ind w:left="1620"/>
+        <w:ind w:left="1800"/>
         <w:jc w:val="both"/>
         <w:rPr>
           <w:rFonts w:ascii="Times New Roman" w:hAnsi="Times New Roman" w:cs="Times New Roman"/>
@@ -3742,7 +3744,7 @@
           <w:numId w:val="15"/>
         </w:numPr>
         <w:spacing w:after="120" w:line="360" w:lineRule="auto"/>
-        <w:ind w:left="360"/>
+        <w:ind w:left="540" w:hanging="540"/>
         <w:jc w:val="both"/>
         <w:rPr>
           <w:rFonts w:ascii="Times New Roman" w:hAnsi="Times New Roman" w:cs="Times New Roman"/>
@@ -3767,7 +3769,7 @@
       <w:pPr>
         <w:pStyle w:val="ListParagraph"/>
         <w:spacing w:after="120" w:line="360" w:lineRule="auto"/>
-        <w:ind w:left="0" w:firstLine="360"/>
+        <w:ind w:left="0" w:firstLine="540"/>
         <w:jc w:val="both"/>
         <w:rPr>
           <w:rFonts w:ascii="Times New Roman" w:hAnsi="Times New Roman" w:cs="Times New Roman"/>
@@ -3790,7 +3792,7 @@
       <w:pPr>
         <w:pStyle w:val="ListParagraph"/>
         <w:spacing w:after="120" w:line="360" w:lineRule="auto"/>
-        <w:ind w:left="1800" w:hanging="1440"/>
+        <w:ind w:left="1800" w:hanging="1260"/>
         <w:jc w:val="both"/>
         <w:rPr>
           <w:rFonts w:ascii="Times New Roman" w:hAnsi="Times New Roman" w:cs="Times New Roman"/>
@@ -3914,7 +3916,7 @@
       <w:pPr>
         <w:pStyle w:val="ListParagraph"/>
         <w:spacing w:after="120" w:line="360" w:lineRule="auto"/>
-        <w:ind w:left="1800" w:hanging="1440"/>
+        <w:ind w:left="1800" w:hanging="1260"/>
         <w:jc w:val="both"/>
         <w:rPr>
           <w:rFonts w:ascii="Times New Roman" w:hAnsi="Times New Roman" w:cs="Times New Roman"/>
@@ -4002,7 +4004,7 @@
       <w:pPr>
         <w:pStyle w:val="ListParagraph"/>
         <w:spacing w:after="120" w:line="360" w:lineRule="auto"/>
-        <w:ind w:left="1800" w:hanging="1440"/>
+        <w:ind w:left="1800" w:hanging="1260"/>
         <w:jc w:val="both"/>
         <w:rPr>
           <w:rFonts w:ascii="Times New Roman" w:hAnsi="Times New Roman" w:cs="Times New Roman"/>
@@ -4194,7 +4196,7 @@
     <w:p>
       <w:pPr>
         <w:spacing w:after="120" w:line="360" w:lineRule="auto"/>
-        <w:ind w:left="1800" w:hanging="1440"/>
+        <w:ind w:left="1800" w:hanging="1260"/>
         <w:jc w:val="both"/>
         <w:rPr>
           <w:rFonts w:ascii="Times New Roman" w:hAnsi="Times New Roman" w:cs="Times New Roman"/>
@@ -4254,7 +4256,17 @@
           <w:szCs w:val="24"/>
           <w:lang w:val="en-US"/>
         </w:rPr>
-        <w:t>Berisi Kesimpulan yang ditarik dari seluruh kegiatan kerja praktek serta Saran-saran yang relevan baik bagi perusahaan (terkait pengembangan platform Reusely) maupun bagi institusi pendidikan.</w:t>
+        <w:t xml:space="preserve">Berisi Kesimpulan yang ditarik dari seluruh kegiatan kerja praktek serta Saran-saran yang relevan baik bagi perusahaan </w:t>
+      </w:r>
+      <w:r>
+        <w:rPr>
+          <w:rFonts w:ascii="Times New Roman" w:hAnsi="Times New Roman" w:cs="Times New Roman"/>
+          <w:sz w:val="24"/>
+          <w:szCs w:val="24"/>
+          <w:lang w:val="en-US"/>
+        </w:rPr>
+        <w:lastRenderedPageBreak/>
+        <w:t>(terkait pengembangan platform Reusely) maupun bagi institusi pendidikan.</w:t>
       </w:r>
     </w:p>
     <w:sectPr>

--- a/Implementasi Design System V2 pada Perancangan Ulang Platform Reusely untuk Meningkatkan Konsistensi dan Efektivitas Prototipe.docx
+++ b/Implementasi Design System V2 pada Perancangan Ulang Platform Reusely untuk Meningkatkan Konsistensi dan Efektivitas Prototipe.docx
@@ -221,7 +221,31 @@
           <w:szCs w:val="24"/>
           <w:lang w:val="en-US"/>
         </w:rPr>
-        <w:t>LAPORAN KERJA PRAKTEK</w:t>
+        <w:t>LAPORAN KERJA PRAKT</w:t>
+      </w:r>
+      <w:r>
+        <w:rPr>
+          <w:rFonts w:ascii="Times New Roman" w:eastAsia="Times New Roman" w:hAnsi="Times New Roman" w:cs="Times New Roman"/>
+          <w:b/>
+          <w:bCs/>
+          <w:color w:val="000000"/>
+          <w:sz w:val="24"/>
+          <w:szCs w:val="24"/>
+          <w:lang w:val="en-US"/>
+        </w:rPr>
+        <w:t>I</w:t>
+      </w:r>
+      <w:r>
+        <w:rPr>
+          <w:rFonts w:ascii="Times New Roman" w:eastAsia="Times New Roman" w:hAnsi="Times New Roman" w:cs="Times New Roman"/>
+          <w:b/>
+          <w:bCs/>
+          <w:color w:val="000000"/>
+          <w:sz w:val="24"/>
+          <w:szCs w:val="24"/>
+          <w:lang w:val="en-US"/>
+        </w:rPr>
+        <w:t>K</w:t>
       </w:r>
     </w:p>
     <w:p>
@@ -274,7 +298,23 @@
           <w:color w:val="000000"/>
           <w:lang w:val="en-US"/>
         </w:rPr>
-        <w:t>Untuk Memenuhi Mata Kuliah Kerja Praktek</w:t>
+        <w:t>Untuk Memenuhi Mata Kuliah Kerja Prakt</w:t>
+      </w:r>
+      <w:r>
+        <w:rPr>
+          <w:rFonts w:ascii="Times New Roman" w:eastAsia="Times New Roman" w:hAnsi="Times New Roman" w:cs="Times New Roman"/>
+          <w:color w:val="000000"/>
+          <w:lang w:val="en-US"/>
+        </w:rPr>
+        <w:t>i</w:t>
+      </w:r>
+      <w:r>
+        <w:rPr>
+          <w:rFonts w:ascii="Times New Roman" w:eastAsia="Times New Roman" w:hAnsi="Times New Roman" w:cs="Times New Roman"/>
+          <w:color w:val="000000"/>
+          <w:lang w:val="en-US"/>
+        </w:rPr>
+        <w:t>k</w:t>
       </w:r>
     </w:p>
     <w:p>
@@ -659,7 +699,31 @@
           <w:lang w:val="en-US"/>
         </w:rPr>
         <w:lastRenderedPageBreak/>
-        <w:t>LEMBAR PENGESAHAN KERJA PRAKTEK</w:t>
+        <w:t>LEMBAR PENGESAHAN KERJA PRAKT</w:t>
+      </w:r>
+      <w:r>
+        <w:rPr>
+          <w:rFonts w:ascii="Times New Roman" w:eastAsia="Times New Roman" w:hAnsi="Times New Roman" w:cs="Times New Roman"/>
+          <w:b/>
+          <w:bCs/>
+          <w:color w:val="000000"/>
+          <w:sz w:val="24"/>
+          <w:szCs w:val="24"/>
+          <w:lang w:val="en-US"/>
+        </w:rPr>
+        <w:t>I</w:t>
+      </w:r>
+      <w:r>
+        <w:rPr>
+          <w:rFonts w:ascii="Times New Roman" w:eastAsia="Times New Roman" w:hAnsi="Times New Roman" w:cs="Times New Roman"/>
+          <w:b/>
+          <w:bCs/>
+          <w:color w:val="000000"/>
+          <w:sz w:val="24"/>
+          <w:szCs w:val="24"/>
+          <w:lang w:val="en-US"/>
+        </w:rPr>
+        <w:t>K</w:t>
       </w:r>
     </w:p>
     <w:p>
@@ -792,7 +856,17 @@
           <w:szCs w:val="24"/>
           <w:lang w:val="en-US"/>
         </w:rPr>
-        <w:t xml:space="preserve"> 123121014</w:t>
+        <w:t xml:space="preserve"> </w:t>
+      </w:r>
+      <w:r>
+        <w:rPr>
+          <w:rFonts w:ascii="Times New Roman" w:eastAsia="Times New Roman" w:hAnsi="Times New Roman" w:cs="Times New Roman"/>
+          <w:color w:val="000000"/>
+          <w:sz w:val="24"/>
+          <w:szCs w:val="24"/>
+          <w:lang w:val="en-US"/>
+        </w:rPr>
+        <w:t>123121014</w:t>
       </w:r>
     </w:p>
     <w:p>
@@ -892,6 +966,8 @@
       <w:r>
         <w:rPr>
           <w:rFonts w:ascii="Times New Roman" w:eastAsia="Times New Roman" w:hAnsi="Times New Roman" w:cs="Times New Roman"/>
+          <w:i/>
+          <w:iCs/>
           <w:color w:val="000000"/>
           <w:sz w:val="24"/>
           <w:szCs w:val="24"/>
@@ -949,7 +1025,7 @@
           <w:szCs w:val="24"/>
           <w:lang w:val="en-US"/>
         </w:rPr>
-        <w:t>User Interface</w:t>
+        <w:t>ui</w:t>
       </w:r>
       <w:r>
         <w:rPr>
@@ -1014,8 +1090,8 @@
         <w:tblLook w:val="04A0" w:firstRow="1" w:lastRow="0" w:firstColumn="1" w:lastColumn="0" w:noHBand="0" w:noVBand="1"/>
       </w:tblPr>
       <w:tblGrid>
-        <w:gridCol w:w="4317"/>
-        <w:gridCol w:w="3620"/>
+        <w:gridCol w:w="4100"/>
+        <w:gridCol w:w="3837"/>
       </w:tblGrid>
       <w:tr>
         <w:trPr>
@@ -1055,7 +1131,7 @@
                 <w:szCs w:val="24"/>
                 <w:lang w:val="en-US"/>
               </w:rPr>
-              <w:t>User Interface</w:t>
+              <w:t xml:space="preserve">ui </w:t>
             </w:r>
             <w:r>
               <w:rPr>
@@ -1065,7 +1141,7 @@
                 <w:szCs w:val="24"/>
                 <w:lang w:val="en-US"/>
               </w:rPr>
-              <w:t xml:space="preserve"> Ketua Program Studi</w:t>
+              <w:t>Ketua Program Studi</w:t>
             </w:r>
           </w:p>
           <w:p>
@@ -1442,7 +1518,68 @@
           <w:szCs w:val="24"/>
           <w:lang w:val="en-US"/>
         </w:rPr>
-        <w:t>, pengguna cenderung mengharapkan pola interaksi yang serupa pada setiap bagian aplikasi untuk mengurangi beban kognitif mereka. Ketika sebuah produk digital memiliki elemen visual yang tidak seragam, seperti perbedaan warna, tipografi, hingga gaya tombol antar halaman, hal tersebut tidak hanya merusak estetika tetapi juga menurunkan tingkat kepercayaan dan kredibilitas pengguna terhadap layanan tersebut.</w:t>
+        <w:t>, pengguna cenderung mengharapkan pola interaksi yang serupa pada setiap bagian aplikasi untuk mengurangi beban kognitif mereka</w:t>
+      </w:r>
+      <w:r>
+        <w:rPr>
+          <w:rFonts w:ascii="Times New Roman" w:hAnsi="Times New Roman" w:cs="Times New Roman"/>
+          <w:sz w:val="24"/>
+          <w:szCs w:val="24"/>
+          <w:lang w:val="en-US"/>
+        </w:rPr>
+        <w:t xml:space="preserve"> </w:t>
+      </w:r>
+      <w:r>
+        <w:rPr>
+          <w:rFonts w:ascii="Times New Roman" w:hAnsi="Times New Roman" w:cs="Times New Roman"/>
+          <w:sz w:val="24"/>
+          <w:szCs w:val="24"/>
+          <w:lang w:val="en-US"/>
+        </w:rPr>
+        <w:fldChar w:fldCharType="begin"/>
+      </w:r>
+      <w:r>
+        <w:rPr>
+          <w:rFonts w:ascii="Times New Roman" w:hAnsi="Times New Roman" w:cs="Times New Roman"/>
+          <w:sz w:val="24"/>
+          <w:szCs w:val="24"/>
+          <w:lang w:val="en-US"/>
+        </w:rPr>
+        <w:instrText xml:space="preserve"> ADDIN ZOTERO_ITEM CSL_CITATION {"citationID":"iDy6wVaB","properties":{"unsorted":false,"formattedCitation":"(Yablonski, 2020)","plainCitation":"(Yablonski, 2020)","noteIndex":0},"citationItems":[{"id":2,"uris":["http://zotero.org/users/local/Tywae54I/items/MGDE9ARR"],"itemData":{"id":2,"type":"book","abstract":"Cover -- Copyright -- Table of Contents -- Preface -- Why I Wrote This Book -- Who This Book Is For -- What's in This Book -- O'Reilly Online Learning -- How to Contact Us -- Acknowledgments -- Chapter 1. Jakob's Law -- Overview -- Origins -- Examples -- Conclusion -- Chapter 2. Fitts's Law -- Overview -- Origins -- Examples -- Conclusion -- Chapter 3. Hick's Law -- Overview -- Origins -- Examples -- Conclusion -- Chapter 4. Miller's Law -- Overview -- Origins -- Examples -- Conclusion -- Chapter 5. Postel's Law -- Overview -- Origins -- Examples -- Conclusion -- Chapter 6. Peak-End Rule -- Overview -- Origins -- Examples -- Conclusion -- Chapter 7. Aesthetic-Usability Effect -- Overview -- Origins -- Examples -- Conclusion -- Chapter 8. von Restorff Effect -- Overview -- Origins -- Examples -- Conclusion -- Chapter 9. Tesler's Law -- Overview -- Origins -- Examples -- Conclusion -- Chapter 10. Doherty Threshold -- Overview -- Origins -- Examples -- Conclusion -- Chapter 11. With Power Comes Responsibility -- How Technology Shapes Behavior -- Intermittent Variable Rewards -- Infinite Loops -- Social Affirmation -- Defaults -- (Lack of) Friction -- Reciprocity -- Dark Patterns -- Why Ethics Matter -- Good Intentions, Unintended Consequences -- The Ethical Imperative -- Slow Down and Be Intentional -- Think Beyond the Happy Path -- Diversify Teams and Thinking -- Look Beyond Data -- Chapter 12. Applying Psychological Principles in Design -- Building Awareness -- Visibility -- Show-and-Tell -- Design Principles -- Defining Your Principles -- Best Practices -- Connecting Principles to Laws -- Conclusion -- Index -- About the Author","ISBN":"978-1-4920-5531-0","language":"eng","number-of-pages":"1","publisher":"O´Reilly","publisher-place":"Beijing Boston Farnham Sebastopol Tokyo","source":"K10plus ISBN","title":"Laws of UX: using psychology to design better products &amp; services","title-short":"Laws of UX","author":[{"family":"Yablonski","given":"Jon"}],"issued":{"date-parts":[["2020"]]}}}],"schema":"https://github.com/citation-style-language/schema/raw/master/csl-citation.json"} </w:instrText>
+      </w:r>
+      <w:r>
+        <w:rPr>
+          <w:rFonts w:ascii="Times New Roman" w:hAnsi="Times New Roman" w:cs="Times New Roman"/>
+          <w:sz w:val="24"/>
+          <w:szCs w:val="24"/>
+          <w:lang w:val="en-US"/>
+        </w:rPr>
+        <w:fldChar w:fldCharType="separate"/>
+      </w:r>
+      <w:r>
+        <w:rPr>
+          <w:rFonts w:ascii="Times New Roman" w:hAnsi="Times New Roman" w:cs="Times New Roman"/>
+          <w:sz w:val="24"/>
+        </w:rPr>
+        <w:t>(Yablonski, 2020)</w:t>
+      </w:r>
+      <w:r>
+        <w:rPr>
+          <w:rFonts w:ascii="Times New Roman" w:hAnsi="Times New Roman" w:cs="Times New Roman"/>
+          <w:sz w:val="24"/>
+          <w:szCs w:val="24"/>
+          <w:lang w:val="en-US"/>
+        </w:rPr>
+        <w:fldChar w:fldCharType="end"/>
+      </w:r>
+      <w:r>
+        <w:rPr>
+          <w:rFonts w:ascii="Times New Roman" w:hAnsi="Times New Roman" w:cs="Times New Roman"/>
+          <w:sz w:val="24"/>
+          <w:szCs w:val="24"/>
+          <w:lang w:val="en-US"/>
+        </w:rPr>
+        <w:t>. Ketika sebuah produk digital memiliki elemen visual yang tidak seragam, seperti perbedaan warna, tipografi, hingga gaya tombol antar halaman, hal tersebut tidak hanya merusak estetika tetapi juga menurunkan tingkat kepercayaan dan kredibilitas pengguna terhadap layanan tersebut.</w:t>
       </w:r>
     </w:p>
     <w:p>
@@ -1736,7 +1873,68 @@
           <w:szCs w:val="24"/>
           <w:lang w:val="en-US"/>
         </w:rPr>
-        <w:t xml:space="preserve">). Hal ini memastikan bahwa setiap perubahan yang dilakukan dapat terdistribusi secara otomatis dan akurat, sehingga </w:t>
+        <w:t>)</w:t>
+      </w:r>
+      <w:r>
+        <w:rPr>
+          <w:rFonts w:ascii="Times New Roman" w:hAnsi="Times New Roman" w:cs="Times New Roman"/>
+          <w:sz w:val="24"/>
+          <w:szCs w:val="24"/>
+          <w:lang w:val="en-US"/>
+        </w:rPr>
+        <w:t xml:space="preserve"> </w:t>
+      </w:r>
+      <w:r>
+        <w:rPr>
+          <w:rFonts w:ascii="Times New Roman" w:hAnsi="Times New Roman" w:cs="Times New Roman"/>
+          <w:sz w:val="24"/>
+          <w:szCs w:val="24"/>
+          <w:lang w:val="en-US"/>
+        </w:rPr>
+        <w:fldChar w:fldCharType="begin"/>
+      </w:r>
+      <w:r>
+        <w:rPr>
+          <w:rFonts w:ascii="Times New Roman" w:hAnsi="Times New Roman" w:cs="Times New Roman"/>
+          <w:sz w:val="24"/>
+          <w:szCs w:val="24"/>
+          <w:lang w:val="en-US"/>
+        </w:rPr>
+        <w:instrText xml:space="preserve"> ADDIN ZOTERO_ITEM CSL_CITATION {"citationID":"zY0n7cHM","properties":{"unsorted":false,"formattedCitation":"(Matra dkk., 2023)","plainCitation":"(Matra dkk., 2023)","noteIndex":0},"citationItems":[{"id":6,"uris":["http://zotero.org/users/local/Tywae54I/items/CRMQJH63"],"itemData":{"id":6,"type":"article-journal","container-title":"JIPI (Jurnal Ilmiah Penelitian dan Pembelajaran Informatika)","DOI":"10.29100/jipi.v8i2.3502","ISSN":"2540-8984","issue":"2","journalAbbreviation":"jipi. jurnal. ilmiah. penelitian. dan. pembelajaran. informatika.","license":"http://creativecommons.org/licenses/by-sa/4.0","page":"500-513","source":"DOI.org (Crossref)","title":"REDESIGN USER INTERFACE WEBSITE PORTAL MENGGUNAKAN METODE ATOMIC DESIGN (STUDI KASUS : BADAN PENGAWAS OBAT DAN MAKANAN)","title-short":"REDESIGN USER INTERFACE WEBSITE PORTAL MENGGUNAKAN METODE ATOMIC DESIGN (STUDI KASUS","volume":"8","author":[{"family":"Matra","given":"Muhammad Yusuf"},{"family":"Kusumasari","given":"Tien Febrianti"},{"family":"Al-Anshary","given":"Faishal Mufied"}],"issued":{"date-parts":[["2023",5,30]]}}}],"schema":"https://github.com/citation-style-language/schema/raw/master/csl-citation.json"} </w:instrText>
+      </w:r>
+      <w:r>
+        <w:rPr>
+          <w:rFonts w:ascii="Times New Roman" w:hAnsi="Times New Roman" w:cs="Times New Roman"/>
+          <w:sz w:val="24"/>
+          <w:szCs w:val="24"/>
+          <w:lang w:val="en-US"/>
+        </w:rPr>
+        <w:fldChar w:fldCharType="separate"/>
+      </w:r>
+      <w:r>
+        <w:rPr>
+          <w:rFonts w:ascii="Times New Roman" w:hAnsi="Times New Roman" w:cs="Times New Roman"/>
+          <w:sz w:val="24"/>
+        </w:rPr>
+        <w:t>(Matra dkk., 2023)</w:t>
+      </w:r>
+      <w:r>
+        <w:rPr>
+          <w:rFonts w:ascii="Times New Roman" w:hAnsi="Times New Roman" w:cs="Times New Roman"/>
+          <w:sz w:val="24"/>
+          <w:szCs w:val="24"/>
+          <w:lang w:val="en-US"/>
+        </w:rPr>
+        <w:fldChar w:fldCharType="end"/>
+      </w:r>
+      <w:r>
+        <w:rPr>
+          <w:rFonts w:ascii="Times New Roman" w:hAnsi="Times New Roman" w:cs="Times New Roman"/>
+          <w:sz w:val="24"/>
+          <w:szCs w:val="24"/>
+          <w:lang w:val="en-US"/>
+        </w:rPr>
+        <w:t xml:space="preserve">. Hal ini </w:t>
       </w:r>
       <w:r>
         <w:rPr>
@@ -1746,7 +1944,7 @@
           <w:lang w:val="en-US"/>
         </w:rPr>
         <w:lastRenderedPageBreak/>
-        <w:t>menyelaraskan persepsi antara desainer dan pengembang dalam satu bahasa teknis yang sama.</w:t>
+        <w:t>memastikan bahwa setiap perubahan yang dilakukan dapat terdistribusi secara otomatis dan akurat, sehingga menyelaraskan persepsi antara desainer dan pengembang dalam satu bahasa teknis yang sama.</w:t>
       </w:r>
     </w:p>
     <w:p>
@@ -1810,7 +2008,68 @@
           <w:szCs w:val="24"/>
           <w:lang w:val="en-US"/>
         </w:rPr>
-        <w:t xml:space="preserve">2 untuk mengakomodasi kebutuhan skalabilitas modul-modul baru yang semakin kompleks. Ketiadaan </w:t>
+        <w:t>2 untuk mengakomodasi kebutuhan skalabilitas modul-modul baru yang semakin kompleks</w:t>
+      </w:r>
+      <w:r>
+        <w:rPr>
+          <w:rFonts w:ascii="Times New Roman" w:hAnsi="Times New Roman" w:cs="Times New Roman"/>
+          <w:sz w:val="24"/>
+          <w:szCs w:val="24"/>
+          <w:lang w:val="en-US"/>
+        </w:rPr>
+        <w:t xml:space="preserve"> </w:t>
+      </w:r>
+      <w:r>
+        <w:rPr>
+          <w:rFonts w:ascii="Times New Roman" w:hAnsi="Times New Roman" w:cs="Times New Roman"/>
+          <w:sz w:val="24"/>
+          <w:szCs w:val="24"/>
+          <w:lang w:val="en-US"/>
+        </w:rPr>
+        <w:fldChar w:fldCharType="begin"/>
+      </w:r>
+      <w:r>
+        <w:rPr>
+          <w:rFonts w:ascii="Times New Roman" w:hAnsi="Times New Roman" w:cs="Times New Roman"/>
+          <w:sz w:val="24"/>
+          <w:szCs w:val="24"/>
+          <w:lang w:val="en-US"/>
+        </w:rPr>
+        <w:instrText xml:space="preserve"> ADDIN ZOTERO_ITEM CSL_CITATION {"citationID":"cZJgPNbv","properties":{"unsorted":false,"formattedCitation":"(Matra dkk., 2023)","plainCitation":"(Matra dkk., 2023)","noteIndex":0},"citationItems":[{"id":6,"uris":["http://zotero.org/users/local/Tywae54I/items/CRMQJH63"],"itemData":{"id":6,"type":"article-journal","container-title":"JIPI (Jurnal Ilmiah Penelitian dan Pembelajaran Informatika)","DOI":"10.29100/jipi.v8i2.3502","ISSN":"2540-8984","issue":"2","journalAbbreviation":"jipi. jurnal. ilmiah. penelitian. dan. pembelajaran. informatika.","license":"http://creativecommons.org/licenses/by-sa/4.0","page":"500-513","source":"DOI.org (Crossref)","title":"REDESIGN USER INTERFACE WEBSITE PORTAL MENGGUNAKAN METODE ATOMIC DESIGN (STUDI KASUS : BADAN PENGAWAS OBAT DAN MAKANAN)","title-short":"REDESIGN USER INTERFACE WEBSITE PORTAL MENGGUNAKAN METODE ATOMIC DESIGN (STUDI KASUS","volume":"8","author":[{"family":"Matra","given":"Muhammad Yusuf"},{"family":"Kusumasari","given":"Tien Febrianti"},{"family":"Al-Anshary","given":"Faishal Mufied"}],"issued":{"date-parts":[["2023",5,30]]}}}],"schema":"https://github.com/citation-style-language/schema/raw/master/csl-citation.json"} </w:instrText>
+      </w:r>
+      <w:r>
+        <w:rPr>
+          <w:rFonts w:ascii="Times New Roman" w:hAnsi="Times New Roman" w:cs="Times New Roman"/>
+          <w:sz w:val="24"/>
+          <w:szCs w:val="24"/>
+          <w:lang w:val="en-US"/>
+        </w:rPr>
+        <w:fldChar w:fldCharType="separate"/>
+      </w:r>
+      <w:r>
+        <w:rPr>
+          <w:rFonts w:ascii="Times New Roman" w:hAnsi="Times New Roman" w:cs="Times New Roman"/>
+          <w:sz w:val="24"/>
+        </w:rPr>
+        <w:t>(Matra dkk., 2023)</w:t>
+      </w:r>
+      <w:r>
+        <w:rPr>
+          <w:rFonts w:ascii="Times New Roman" w:hAnsi="Times New Roman" w:cs="Times New Roman"/>
+          <w:sz w:val="24"/>
+          <w:szCs w:val="24"/>
+          <w:lang w:val="en-US"/>
+        </w:rPr>
+        <w:fldChar w:fldCharType="end"/>
+      </w:r>
+      <w:r>
+        <w:rPr>
+          <w:rFonts w:ascii="Times New Roman" w:hAnsi="Times New Roman" w:cs="Times New Roman"/>
+          <w:sz w:val="24"/>
+          <w:szCs w:val="24"/>
+          <w:lang w:val="en-US"/>
+        </w:rPr>
+        <w:t xml:space="preserve">. Ketiadaan </w:t>
       </w:r>
       <w:r>
         <w:rPr>
@@ -1950,7 +2209,68 @@
           <w:szCs w:val="24"/>
           <w:lang w:val="en-US"/>
         </w:rPr>
-        <w:t xml:space="preserve"> sebelum masuk ke tahap pengembangan.</w:t>
+        <w:t xml:space="preserve"> sebelum masuk ke tahap pengembangan</w:t>
+      </w:r>
+      <w:r>
+        <w:rPr>
+          <w:rFonts w:ascii="Times New Roman" w:hAnsi="Times New Roman" w:cs="Times New Roman"/>
+          <w:sz w:val="24"/>
+          <w:szCs w:val="24"/>
+          <w:lang w:val="en-US"/>
+        </w:rPr>
+        <w:t xml:space="preserve"> </w:t>
+      </w:r>
+      <w:r>
+        <w:rPr>
+          <w:rFonts w:ascii="Times New Roman" w:hAnsi="Times New Roman" w:cs="Times New Roman"/>
+          <w:sz w:val="24"/>
+          <w:szCs w:val="24"/>
+          <w:lang w:val="en-US"/>
+        </w:rPr>
+        <w:fldChar w:fldCharType="begin"/>
+      </w:r>
+      <w:r>
+        <w:rPr>
+          <w:rFonts w:ascii="Times New Roman" w:hAnsi="Times New Roman" w:cs="Times New Roman"/>
+          <w:sz w:val="24"/>
+          <w:szCs w:val="24"/>
+          <w:lang w:val="en-US"/>
+        </w:rPr>
+        <w:instrText xml:space="preserve"> ADDIN ZOTERO_ITEM CSL_CITATION {"citationID":"FVkJClrj","properties":{"unsorted":false,"formattedCitation":"(Kurniawan, 2024)","plainCitation":"(Kurniawan, 2024)","noteIndex":0},"citationItems":[{"id":12,"uris":["http://zotero.org/users/local/Tywae54I/items/IVASVFB2"],"itemData":{"id":12,"type":"article-journal","abstract":"Kehadiran produk digital telah menjadi bagian integral dari kehidupan sehari-hari manusia. Antarmuka pengguna (UI) memiliki peran sentral dalam menentukan keberhasilan dan adopsi produk. Konsistensi dan koherensi dalam desain UI menjadi kunci untuk memastikan pengguna dapat dengan mudah memahami dan menggunakan produk secara efisien. Meskipun demikian, menciptakan UI yang konsisten, terutama untuk produk digital yang kompleks, merupakan tantangan yang tidak ringan. Oleh karena itu, Design System muncul sebagai solusi inovatif. Dari perspektif pengalaman pengguna, konsistensi dianggap sebagai faktor krusial yang mempengaruhi kemudahan pengguna dalam berinteraksi dengan desain. Penelitian ini bertujuan untuk mengkaji penerapan pendekatan atomic design dan A/B testing dalam pembuatan Design System dengan studi kasus pada perusahaan Asuransi Astra Buana. Diharapkan temuan penelitian ini dapat memberikan kontribusi teoritis dan praktis dalam pengembangan Design System yang efektif dan efisien.","container-title":"Jurnal Teknologi  Dan Sistem Informasi Bisnis","DOI":"10.47233/jteksis.v6i3.1346","ISSN":"2655-8238, 2964-2132","issue":"3","journalAbbreviation":"JTEKSIS","license":"http://creativecommons.org/licenses/by/4.0","page":"543-549","source":"DOI.org (Crossref)","title":"Pembuatan Design System Menggunakan Pendekatan Atomic Design dan A/B Testing","volume":"6","author":[{"family":"Kurniawan","given":"Reyhan Adinata"}],"issued":{"date-parts":[["2024",7,10]]}}}],"schema":"https://github.com/citation-style-language/schema/raw/master/csl-citation.json"} </w:instrText>
+      </w:r>
+      <w:r>
+        <w:rPr>
+          <w:rFonts w:ascii="Times New Roman" w:hAnsi="Times New Roman" w:cs="Times New Roman"/>
+          <w:sz w:val="24"/>
+          <w:szCs w:val="24"/>
+          <w:lang w:val="en-US"/>
+        </w:rPr>
+        <w:fldChar w:fldCharType="separate"/>
+      </w:r>
+      <w:r>
+        <w:rPr>
+          <w:rFonts w:ascii="Times New Roman" w:hAnsi="Times New Roman" w:cs="Times New Roman"/>
+          <w:sz w:val="24"/>
+        </w:rPr>
+        <w:t>(Kurniawan, 2024)</w:t>
+      </w:r>
+      <w:r>
+        <w:rPr>
+          <w:rFonts w:ascii="Times New Roman" w:hAnsi="Times New Roman" w:cs="Times New Roman"/>
+          <w:sz w:val="24"/>
+          <w:szCs w:val="24"/>
+          <w:lang w:val="en-US"/>
+        </w:rPr>
+        <w:fldChar w:fldCharType="end"/>
+      </w:r>
+      <w:r>
+        <w:rPr>
+          <w:rFonts w:ascii="Times New Roman" w:hAnsi="Times New Roman" w:cs="Times New Roman"/>
+          <w:sz w:val="24"/>
+          <w:szCs w:val="24"/>
+          <w:lang w:val="en-US"/>
+        </w:rPr>
+        <w:t>.</w:t>
       </w:r>
     </w:p>
     <w:p>
@@ -2075,28 +2395,18 @@
     </w:p>
     <w:p>
       <w:pPr>
-        <w:pStyle w:val="ListParagraph"/>
+        <w:pStyle w:val="Heading2"/>
         <w:numPr>
           <w:ilvl w:val="0"/>
-          <w:numId w:val="6"/>
+          <w:numId w:val="19"/>
         </w:numPr>
-        <w:spacing w:after="120" w:line="360" w:lineRule="auto"/>
         <w:ind w:left="540" w:hanging="540"/>
-        <w:jc w:val="both"/>
-        <w:rPr>
-          <w:rFonts w:ascii="Times New Roman" w:hAnsi="Times New Roman" w:cs="Times New Roman"/>
-          <w:sz w:val="24"/>
-          <w:szCs w:val="24"/>
-          <w:lang w:val="en-US"/>
-        </w:rPr>
-      </w:pPr>
-      <w:r>
-        <w:rPr>
-          <w:rFonts w:ascii="Times New Roman" w:hAnsi="Times New Roman" w:cs="Times New Roman"/>
-          <w:b/>
-          <w:bCs/>
-          <w:sz w:val="24"/>
-          <w:szCs w:val="24"/>
+        <w:rPr>
+          <w:lang w:val="en-US"/>
+        </w:rPr>
+      </w:pPr>
+      <w:r>
+        <w:rPr>
           <w:lang w:val="en-US"/>
         </w:rPr>
         <w:t>Perumusan Masalah</w:t>
@@ -2348,30 +2658,18 @@
     </w:p>
     <w:p>
       <w:pPr>
-        <w:pStyle w:val="ListParagraph"/>
+        <w:pStyle w:val="Heading2"/>
         <w:numPr>
           <w:ilvl w:val="0"/>
-          <w:numId w:val="12"/>
+          <w:numId w:val="19"/>
         </w:numPr>
-        <w:spacing w:after="120" w:line="360" w:lineRule="auto"/>
         <w:ind w:left="540" w:hanging="540"/>
-        <w:jc w:val="both"/>
-        <w:rPr>
-          <w:rFonts w:ascii="Times New Roman" w:hAnsi="Times New Roman" w:cs="Times New Roman"/>
-          <w:b/>
-          <w:bCs/>
-          <w:sz w:val="24"/>
-          <w:szCs w:val="24"/>
-          <w:lang w:val="en-US"/>
-        </w:rPr>
-      </w:pPr>
-      <w:r>
-        <w:rPr>
-          <w:rFonts w:ascii="Times New Roman" w:hAnsi="Times New Roman" w:cs="Times New Roman"/>
-          <w:b/>
-          <w:bCs/>
-          <w:sz w:val="24"/>
-          <w:szCs w:val="24"/>
+        <w:rPr>
+          <w:lang w:val="en-US"/>
+        </w:rPr>
+      </w:pPr>
+      <w:r>
+        <w:rPr>
           <w:lang w:val="en-US"/>
         </w:rPr>
         <w:t>Batasan Masalah</w:t>
@@ -2424,7 +2722,6 @@
           <w:szCs w:val="24"/>
           <w:lang w:val="en-US"/>
         </w:rPr>
-        <w:lastRenderedPageBreak/>
         <w:t xml:space="preserve">Lingkup pekerjaan berfokus pada migrasi elemen visual dan implementasi komponen dari </w:t>
       </w:r>
       <w:r>
@@ -2488,22 +2785,31 @@
       <w:r>
         <w:rPr>
           <w:rFonts w:ascii="Times New Roman" w:hAnsi="Times New Roman" w:cs="Times New Roman"/>
+          <w:sz w:val="24"/>
+          <w:szCs w:val="24"/>
+          <w:lang w:val="en-US"/>
+        </w:rPr>
+        <w:t xml:space="preserve">Lingkup penelitian dibatasi hingga tahap pembuatan </w:t>
+      </w:r>
+      <w:r>
+        <w:rPr>
+          <w:rFonts w:ascii="Times New Roman" w:hAnsi="Times New Roman" w:cs="Times New Roman"/>
           <w:i/>
           <w:iCs/>
           <w:sz w:val="24"/>
           <w:szCs w:val="24"/>
           <w:lang w:val="en-US"/>
         </w:rPr>
-        <w:t>Output</w:t>
-      </w:r>
-      <w:r>
-        <w:rPr>
-          <w:rFonts w:ascii="Times New Roman" w:hAnsi="Times New Roman" w:cs="Times New Roman"/>
-          <w:sz w:val="24"/>
-          <w:szCs w:val="24"/>
-          <w:lang w:val="en-US"/>
-        </w:rPr>
-        <w:t xml:space="preserve"> akhir dari laporan ini adalah </w:t>
+        <w:t>High-Fidelity Prototype</w:t>
+      </w:r>
+      <w:r>
+        <w:rPr>
+          <w:rFonts w:ascii="Times New Roman" w:hAnsi="Times New Roman" w:cs="Times New Roman"/>
+          <w:sz w:val="24"/>
+          <w:szCs w:val="24"/>
+          <w:lang w:val="en-US"/>
+        </w:rPr>
+        <w:t xml:space="preserve"> yang interaktif menggunakan Figma, serta tidak mencakup tahap implementasi ke dalam bahasa pemrograman (</w:t>
       </w:r>
       <w:r>
         <w:rPr>
@@ -2514,16 +2820,16 @@
           <w:szCs w:val="24"/>
           <w:lang w:val="en-US"/>
         </w:rPr>
-        <w:t>High</w:t>
-      </w:r>
-      <w:r>
-        <w:rPr>
-          <w:rFonts w:ascii="Times New Roman" w:hAnsi="Times New Roman" w:cs="Times New Roman"/>
-          <w:sz w:val="24"/>
-          <w:szCs w:val="24"/>
-          <w:lang w:val="en-US"/>
-        </w:rPr>
-        <w:t>-</w:t>
+        <w:t>coding</w:t>
+      </w:r>
+      <w:r>
+        <w:rPr>
+          <w:rFonts w:ascii="Times New Roman" w:hAnsi="Times New Roman" w:cs="Times New Roman"/>
+          <w:sz w:val="24"/>
+          <w:szCs w:val="24"/>
+          <w:lang w:val="en-US"/>
+        </w:rPr>
+        <w:t>) maupun pengujian pengguna (</w:t>
       </w:r>
       <w:r>
         <w:rPr>
@@ -2534,56 +2840,16 @@
           <w:szCs w:val="24"/>
           <w:lang w:val="en-US"/>
         </w:rPr>
-        <w:t>Fidelity</w:t>
-      </w:r>
-      <w:r>
-        <w:rPr>
-          <w:rFonts w:ascii="Times New Roman" w:hAnsi="Times New Roman" w:cs="Times New Roman"/>
-          <w:sz w:val="24"/>
-          <w:szCs w:val="24"/>
-          <w:lang w:val="en-US"/>
-        </w:rPr>
-        <w:t xml:space="preserve"> </w:t>
-      </w:r>
-      <w:r>
-        <w:rPr>
-          <w:rFonts w:ascii="Times New Roman" w:hAnsi="Times New Roman" w:cs="Times New Roman"/>
-          <w:i/>
-          <w:iCs/>
-          <w:sz w:val="24"/>
-          <w:szCs w:val="24"/>
-          <w:lang w:val="en-US"/>
-        </w:rPr>
-        <w:t>Prototype</w:t>
-      </w:r>
-      <w:r>
-        <w:rPr>
-          <w:rFonts w:ascii="Times New Roman" w:hAnsi="Times New Roman" w:cs="Times New Roman"/>
-          <w:sz w:val="24"/>
-          <w:szCs w:val="24"/>
-          <w:lang w:val="en-US"/>
-        </w:rPr>
-        <w:t xml:space="preserve"> yang interaktif, tidak mencakup tahap implementasi ke dalam bahasa pemrograman (</w:t>
-      </w:r>
-      <w:r>
-        <w:rPr>
-          <w:rFonts w:ascii="Times New Roman" w:hAnsi="Times New Roman" w:cs="Times New Roman"/>
-          <w:i/>
-          <w:iCs/>
-          <w:sz w:val="24"/>
-          <w:szCs w:val="24"/>
-          <w:lang w:val="en-US"/>
-        </w:rPr>
-        <w:t>coding</w:t>
-      </w:r>
-      <w:r>
-        <w:rPr>
-          <w:rFonts w:ascii="Times New Roman" w:hAnsi="Times New Roman" w:cs="Times New Roman"/>
-          <w:sz w:val="24"/>
-          <w:szCs w:val="24"/>
-          <w:lang w:val="en-US"/>
-        </w:rPr>
-        <w:t>).</w:t>
+        <w:t>usability testing</w:t>
+      </w:r>
+      <w:r>
+        <w:rPr>
+          <w:rFonts w:ascii="Times New Roman" w:hAnsi="Times New Roman" w:cs="Times New Roman"/>
+          <w:sz w:val="24"/>
+          <w:szCs w:val="24"/>
+          <w:lang w:val="en-US"/>
+        </w:rPr>
+        <w:t>) skala luas.</w:t>
       </w:r>
     </w:p>
     <w:p>
@@ -2648,33 +2914,33 @@
     </w:p>
     <w:p>
       <w:pPr>
-        <w:pStyle w:val="ListParagraph"/>
+        <w:pStyle w:val="Heading2"/>
         <w:numPr>
           <w:ilvl w:val="0"/>
-          <w:numId w:val="12"/>
+          <w:numId w:val="19"/>
         </w:numPr>
-        <w:spacing w:after="120" w:line="360" w:lineRule="auto"/>
         <w:ind w:left="540" w:hanging="540"/>
-        <w:jc w:val="both"/>
-        <w:rPr>
-          <w:rFonts w:ascii="Times New Roman" w:hAnsi="Times New Roman" w:cs="Times New Roman"/>
-          <w:b/>
-          <w:bCs/>
-          <w:sz w:val="24"/>
-          <w:szCs w:val="24"/>
-          <w:lang w:val="en-US"/>
-        </w:rPr>
-      </w:pPr>
-      <w:r>
-        <w:rPr>
-          <w:rFonts w:ascii="Times New Roman" w:hAnsi="Times New Roman" w:cs="Times New Roman"/>
-          <w:b/>
-          <w:bCs/>
-          <w:sz w:val="24"/>
-          <w:szCs w:val="24"/>
-          <w:lang w:val="en-US"/>
-        </w:rPr>
-        <w:t>Waktu dan Tempat Pelaksanaan Kerja Praktek</w:t>
+        <w:rPr>
+          <w:lang w:val="en-US"/>
+        </w:rPr>
+      </w:pPr>
+      <w:r>
+        <w:rPr>
+          <w:lang w:val="en-US"/>
+        </w:rPr>
+        <w:t>Waktu dan Tempat Pelaksanaan Kerja Prakt</w:t>
+      </w:r>
+      <w:r>
+        <w:rPr>
+          <w:lang w:val="en-US"/>
+        </w:rPr>
+        <w:t>i</w:t>
+      </w:r>
+      <w:r>
+        <w:rPr>
+          <w:lang w:val="en-US"/>
+        </w:rPr>
+        <w:t>k</w:t>
       </w:r>
     </w:p>
     <w:p>
@@ -2697,7 +2963,25 @@
           <w:szCs w:val="24"/>
           <w:lang w:val="en-US"/>
         </w:rPr>
-        <w:t>Kegiatan Kerja Praktek ini dilaksanakan pada:</w:t>
+        <w:t>Kegiatan Kerja Prakt</w:t>
+      </w:r>
+      <w:r>
+        <w:rPr>
+          <w:rFonts w:ascii="Times New Roman" w:hAnsi="Times New Roman" w:cs="Times New Roman"/>
+          <w:sz w:val="24"/>
+          <w:szCs w:val="24"/>
+          <w:lang w:val="en-US"/>
+        </w:rPr>
+        <w:t>i</w:t>
+      </w:r>
+      <w:r>
+        <w:rPr>
+          <w:rFonts w:ascii="Times New Roman" w:hAnsi="Times New Roman" w:cs="Times New Roman"/>
+          <w:sz w:val="24"/>
+          <w:szCs w:val="24"/>
+          <w:lang w:val="en-US"/>
+        </w:rPr>
+        <w:t>k ini dilaksanakan pada:</w:t>
       </w:r>
     </w:p>
     <w:tbl>
@@ -3132,30 +3416,18 @@
     </w:tbl>
     <w:p>
       <w:pPr>
-        <w:pStyle w:val="ListParagraph"/>
+        <w:pStyle w:val="Heading2"/>
         <w:numPr>
-          <w:ilvl w:val="1"/>
-          <w:numId w:val="21"/>
+          <w:ilvl w:val="0"/>
+          <w:numId w:val="19"/>
         </w:numPr>
-        <w:spacing w:after="120" w:line="360" w:lineRule="auto"/>
         <w:ind w:left="540" w:hanging="540"/>
-        <w:jc w:val="both"/>
-        <w:rPr>
-          <w:rFonts w:ascii="Times New Roman" w:hAnsi="Times New Roman" w:cs="Times New Roman"/>
-          <w:b/>
-          <w:bCs/>
-          <w:sz w:val="24"/>
-          <w:szCs w:val="24"/>
-          <w:lang w:val="en-US"/>
-        </w:rPr>
-      </w:pPr>
-      <w:r>
-        <w:rPr>
-          <w:rFonts w:ascii="Times New Roman" w:hAnsi="Times New Roman" w:cs="Times New Roman"/>
-          <w:b/>
-          <w:bCs/>
-          <w:sz w:val="24"/>
-          <w:szCs w:val="24"/>
+        <w:rPr>
+          <w:lang w:val="en-US"/>
+        </w:rPr>
+      </w:pPr>
+      <w:r>
+        <w:rPr>
           <w:lang w:val="en-US"/>
         </w:rPr>
         <w:t>Tujuan dan Manfaat</w:t>
@@ -3424,25 +3696,7 @@
           <w:szCs w:val="24"/>
           <w:lang w:val="en-US"/>
         </w:rPr>
-        <w:t>Mempercepat siklus pengerjaan desain produk melal</w:t>
-      </w:r>
-      <w:r>
-        <w:rPr>
-          <w:rFonts w:ascii="Times New Roman" w:hAnsi="Times New Roman" w:cs="Times New Roman"/>
-          <w:sz w:val="24"/>
-          <w:szCs w:val="24"/>
-          <w:lang w:val="en-US"/>
-        </w:rPr>
-        <w:t>ui</w:t>
-      </w:r>
-      <w:r>
-        <w:rPr>
-          <w:rFonts w:ascii="Times New Roman" w:hAnsi="Times New Roman" w:cs="Times New Roman"/>
-          <w:sz w:val="24"/>
-          <w:szCs w:val="24"/>
-          <w:lang w:val="en-US"/>
-        </w:rPr>
-        <w:t xml:space="preserve"> penggunaan komponen yang </w:t>
+        <w:t xml:space="preserve">Menghasilkan halaman-halaman yang telah terimplementasi dengan </w:t>
       </w:r>
       <w:r>
         <w:rPr>
@@ -3453,7 +3707,57 @@
           <w:szCs w:val="24"/>
           <w:lang w:val="en-US"/>
         </w:rPr>
-        <w:t>reusable</w:t>
+        <w:t>component</w:t>
+      </w:r>
+      <w:r>
+        <w:rPr>
+          <w:rFonts w:ascii="Times New Roman" w:hAnsi="Times New Roman" w:cs="Times New Roman"/>
+          <w:sz w:val="24"/>
+          <w:szCs w:val="24"/>
+          <w:lang w:val="en-US"/>
+        </w:rPr>
+        <w:t xml:space="preserve"> resmi </w:t>
+      </w:r>
+      <w:r>
+        <w:rPr>
+          <w:rFonts w:ascii="Times New Roman" w:hAnsi="Times New Roman" w:cs="Times New Roman"/>
+          <w:i/>
+          <w:iCs/>
+          <w:sz w:val="24"/>
+          <w:szCs w:val="24"/>
+          <w:lang w:val="en-US"/>
+        </w:rPr>
+        <w:t>Design System V2</w:t>
+      </w:r>
+      <w:r>
+        <w:rPr>
+          <w:rFonts w:ascii="Times New Roman" w:hAnsi="Times New Roman" w:cs="Times New Roman"/>
+          <w:sz w:val="24"/>
+          <w:szCs w:val="24"/>
+          <w:lang w:val="en-US"/>
+        </w:rPr>
+        <w:t xml:space="preserve">, sehingga siap </w:t>
+      </w:r>
+      <w:r>
+        <w:rPr>
+          <w:rFonts w:ascii="Times New Roman" w:hAnsi="Times New Roman" w:cs="Times New Roman"/>
+          <w:sz w:val="24"/>
+          <w:szCs w:val="24"/>
+          <w:lang w:val="en-US"/>
+        </w:rPr>
+        <w:lastRenderedPageBreak/>
+        <w:t xml:space="preserve">digunakan sebagai basis data yang akurat untuk proses otomatisasi </w:t>
+      </w:r>
+      <w:r>
+        <w:rPr>
+          <w:rFonts w:ascii="Times New Roman" w:hAnsi="Times New Roman" w:cs="Times New Roman"/>
+          <w:i/>
+          <w:iCs/>
+          <w:sz w:val="24"/>
+          <w:szCs w:val="24"/>
+          <w:lang w:val="en-US"/>
+        </w:rPr>
+        <w:t>prototype</w:t>
       </w:r>
       <w:r>
         <w:rPr>
@@ -3516,7 +3820,6 @@
           <w:szCs w:val="24"/>
           <w:lang w:val="en-US"/>
         </w:rPr>
-        <w:lastRenderedPageBreak/>
         <w:t>Bagi Penulis:</w:t>
       </w:r>
     </w:p>
@@ -3738,28 +4041,18 @@
     </w:p>
     <w:p>
       <w:pPr>
-        <w:pStyle w:val="ListParagraph"/>
+        <w:pStyle w:val="Heading2"/>
         <w:numPr>
           <w:ilvl w:val="0"/>
-          <w:numId w:val="15"/>
+          <w:numId w:val="19"/>
         </w:numPr>
-        <w:spacing w:after="120" w:line="360" w:lineRule="auto"/>
         <w:ind w:left="540" w:hanging="540"/>
-        <w:jc w:val="both"/>
-        <w:rPr>
-          <w:rFonts w:ascii="Times New Roman" w:hAnsi="Times New Roman" w:cs="Times New Roman"/>
-          <w:sz w:val="24"/>
-          <w:szCs w:val="24"/>
-          <w:lang w:val="en-US"/>
-        </w:rPr>
-      </w:pPr>
-      <w:r>
-        <w:rPr>
-          <w:rFonts w:ascii="Times New Roman" w:hAnsi="Times New Roman" w:cs="Times New Roman"/>
-          <w:b/>
-          <w:bCs/>
-          <w:sz w:val="24"/>
-          <w:szCs w:val="24"/>
+        <w:rPr>
+          <w:lang w:val="en-US"/>
+        </w:rPr>
+      </w:pPr>
+      <w:r>
+        <w:rPr>
           <w:lang w:val="en-US"/>
         </w:rPr>
         <w:t>Sistematika Penulisan</w:t>
@@ -3785,7 +4078,25 @@
           <w:szCs w:val="24"/>
           <w:lang w:val="en-US"/>
         </w:rPr>
-        <w:t>Laporan Kerja Praktek ini disusun secara sistematis agar memberikan gambaran yang jelas mengenai proses dan hasil pekerjaan yang dilakukan. Berikut adalah sistematika pembahasannya:</w:t>
+        <w:t>Laporan Kerja Prakt</w:t>
+      </w:r>
+      <w:r>
+        <w:rPr>
+          <w:rFonts w:ascii="Times New Roman" w:hAnsi="Times New Roman" w:cs="Times New Roman"/>
+          <w:sz w:val="24"/>
+          <w:szCs w:val="24"/>
+          <w:lang w:val="en-US"/>
+        </w:rPr>
+        <w:t>i</w:t>
+      </w:r>
+      <w:r>
+        <w:rPr>
+          <w:rFonts w:ascii="Times New Roman" w:hAnsi="Times New Roman" w:cs="Times New Roman"/>
+          <w:sz w:val="24"/>
+          <w:szCs w:val="24"/>
+          <w:lang w:val="en-US"/>
+        </w:rPr>
+        <w:t>k ini disusun secara sistematis agar memberikan gambaran yang jelas mengenai proses dan hasil pekerjaan yang dilakukan. Berikut adalah sistematika pembahasannya:</w:t>
       </w:r>
     </w:p>
     <w:p>
@@ -4034,7 +4345,29 @@
           <w:lang w:val="en-US"/>
         </w:rPr>
         <w:tab/>
-        <w:t>HASIL KEGIATAN KERJA PRAKTEK</w:t>
+        <w:t>HASIL KEGIATAN KERJA PRAKT</w:t>
+      </w:r>
+      <w:r>
+        <w:rPr>
+          <w:rFonts w:ascii="Times New Roman" w:hAnsi="Times New Roman" w:cs="Times New Roman"/>
+          <w:b/>
+          <w:bCs/>
+          <w:sz w:val="24"/>
+          <w:szCs w:val="24"/>
+          <w:lang w:val="en-US"/>
+        </w:rPr>
+        <w:t>I</w:t>
+      </w:r>
+      <w:r>
+        <w:rPr>
+          <w:rFonts w:ascii="Times New Roman" w:hAnsi="Times New Roman" w:cs="Times New Roman"/>
+          <w:b/>
+          <w:bCs/>
+          <w:sz w:val="24"/>
+          <w:szCs w:val="24"/>
+          <w:lang w:val="en-US"/>
+        </w:rPr>
+        <w:t>K</w:t>
       </w:r>
     </w:p>
     <w:p>
@@ -4057,7 +4390,34 @@
           <w:szCs w:val="24"/>
           <w:lang w:val="en-US"/>
         </w:rPr>
-        <w:t>Merupakan bab inti yang memaparkan rincian Waktu Pelaksanaan, Bidang Kegiatan Kerja Praktek (</w:t>
+        <w:t xml:space="preserve">Merupakan bab inti yang memaparkan rincian Waktu Pelaksanaan, Bidang Kegiatan Kerja </w:t>
+      </w:r>
+      <w:r>
+        <w:rPr>
+          <w:rFonts w:ascii="Times New Roman" w:hAnsi="Times New Roman" w:cs="Times New Roman"/>
+          <w:sz w:val="24"/>
+          <w:szCs w:val="24"/>
+          <w:lang w:val="en-US"/>
+        </w:rPr>
+        <w:t>Prakt</w:t>
+      </w:r>
+      <w:r>
+        <w:rPr>
+          <w:rFonts w:ascii="Times New Roman" w:hAnsi="Times New Roman" w:cs="Times New Roman"/>
+          <w:sz w:val="24"/>
+          <w:szCs w:val="24"/>
+          <w:lang w:val="en-US"/>
+        </w:rPr>
+        <w:t>i</w:t>
+      </w:r>
+      <w:r>
+        <w:rPr>
+          <w:rFonts w:ascii="Times New Roman" w:hAnsi="Times New Roman" w:cs="Times New Roman"/>
+          <w:sz w:val="24"/>
+          <w:szCs w:val="24"/>
+          <w:lang w:val="en-US"/>
+        </w:rPr>
+        <w:t>k (</w:t>
       </w:r>
       <w:r>
         <w:rPr>
@@ -4150,7 +4510,17 @@
           <w:szCs w:val="24"/>
           <w:lang w:val="en-US"/>
         </w:rPr>
-        <w:t xml:space="preserve">, serta rincian Tugas dan Tanggung Jawab penulis dalam mengimplementasikan </w:t>
+        <w:t xml:space="preserve">, serta rincian Tugas dan Tanggung Jawab penulis dalam </w:t>
+      </w:r>
+      <w:r>
+        <w:rPr>
+          <w:rFonts w:ascii="Times New Roman" w:hAnsi="Times New Roman" w:cs="Times New Roman"/>
+          <w:sz w:val="24"/>
+          <w:szCs w:val="24"/>
+          <w:lang w:val="en-US"/>
+        </w:rPr>
+        <w:lastRenderedPageBreak/>
+        <w:t xml:space="preserve">mengimplementasikan </w:t>
       </w:r>
       <w:r>
         <w:rPr>
@@ -4256,17 +4626,241 @@
           <w:szCs w:val="24"/>
           <w:lang w:val="en-US"/>
         </w:rPr>
-        <w:t xml:space="preserve">Berisi Kesimpulan yang ditarik dari seluruh kegiatan kerja praktek serta Saran-saran yang relevan baik bagi perusahaan </w:t>
-      </w:r>
-      <w:r>
-        <w:rPr>
-          <w:rFonts w:ascii="Times New Roman" w:hAnsi="Times New Roman" w:cs="Times New Roman"/>
-          <w:sz w:val="24"/>
-          <w:szCs w:val="24"/>
+        <w:t>Berisi Kesimpulan yang ditarik dari seluruh kegiatan kerja prakt</w:t>
+      </w:r>
+      <w:r>
+        <w:rPr>
+          <w:rFonts w:ascii="Times New Roman" w:hAnsi="Times New Roman" w:cs="Times New Roman"/>
+          <w:sz w:val="24"/>
+          <w:szCs w:val="24"/>
+          <w:lang w:val="en-US"/>
+        </w:rPr>
+        <w:t>i</w:t>
+      </w:r>
+      <w:r>
+        <w:rPr>
+          <w:rFonts w:ascii="Times New Roman" w:hAnsi="Times New Roman" w:cs="Times New Roman"/>
+          <w:sz w:val="24"/>
+          <w:szCs w:val="24"/>
+          <w:lang w:val="en-US"/>
+        </w:rPr>
+        <w:t>k serta Saran-saran yang relevan baik bagi perusahaan (terkait pengembangan platform Reusely) maupun bagi institusi pendidikan.</w:t>
+      </w:r>
+    </w:p>
+    <w:p>
+      <w:pPr>
+        <w:rPr>
+          <w:rFonts w:ascii="Times New Roman" w:hAnsi="Times New Roman" w:cs="Times New Roman"/>
+          <w:sz w:val="24"/>
+          <w:szCs w:val="24"/>
+          <w:lang w:val="en-US"/>
+        </w:rPr>
+      </w:pPr>
+      <w:r>
+        <w:rPr>
+          <w:rFonts w:ascii="Times New Roman" w:hAnsi="Times New Roman" w:cs="Times New Roman"/>
+          <w:sz w:val="24"/>
+          <w:szCs w:val="24"/>
+          <w:lang w:val="en-US"/>
+        </w:rPr>
+        <w:br w:type="page"/>
+      </w:r>
+    </w:p>
+    <w:p>
+      <w:pPr>
+        <w:pStyle w:val="Heading1"/>
+        <w:rPr>
+          <w:lang w:val="en-US"/>
+        </w:rPr>
+      </w:pPr>
+      <w:r>
+        <w:rPr>
           <w:lang w:val="en-US"/>
         </w:rPr>
         <w:lastRenderedPageBreak/>
-        <w:t>(terkait pengembangan platform Reusely) maupun bagi institusi pendidikan.</w:t>
+        <w:t>DAFTAR PUSTAKA</w:t>
+      </w:r>
+    </w:p>
+    <w:p>
+      <w:pPr>
+        <w:pStyle w:val="Bibliography"/>
+        <w:jc w:val="both"/>
+        <w:rPr>
+          <w:rFonts w:ascii="Times New Roman" w:hAnsi="Times New Roman" w:cs="Times New Roman"/>
+          <w:sz w:val="24"/>
+          <w:szCs w:val="24"/>
+        </w:rPr>
+      </w:pPr>
+      <w:r>
+        <w:rPr>
+          <w:lang w:val="en-US"/>
+        </w:rPr>
+        <w:fldChar w:fldCharType="begin"/>
+      </w:r>
+      <w:r>
+        <w:rPr>
+          <w:lang w:val="en-US"/>
+        </w:rPr>
+        <w:instrText xml:space="preserve"> ADDIN ZOTERO_BIBL {"uncited":[],"omitted":[],"custom":[]} CSL_BIBLIOGRAPHY </w:instrText>
+      </w:r>
+      <w:r>
+        <w:rPr>
+          <w:lang w:val="en-US"/>
+        </w:rPr>
+        <w:fldChar w:fldCharType="separate"/>
+      </w:r>
+      <w:r>
+        <w:rPr>
+          <w:rFonts w:ascii="Times New Roman" w:hAnsi="Times New Roman" w:cs="Times New Roman"/>
+          <w:sz w:val="24"/>
+          <w:szCs w:val="24"/>
+        </w:rPr>
+        <w:t xml:space="preserve">Kurniawan, R. A. (2024). Pembuatan Design System Menggunakan Pendekatan Atomic Design dan A/B Testing. </w:t>
+      </w:r>
+      <w:r>
+        <w:rPr>
+          <w:rFonts w:ascii="Times New Roman" w:hAnsi="Times New Roman" w:cs="Times New Roman"/>
+          <w:i/>
+          <w:iCs/>
+          <w:sz w:val="24"/>
+          <w:szCs w:val="24"/>
+        </w:rPr>
+        <w:t>Jurnal Teknologi  Dan Sistem Informasi Bisnis</w:t>
+      </w:r>
+      <w:r>
+        <w:rPr>
+          <w:rFonts w:ascii="Times New Roman" w:hAnsi="Times New Roman" w:cs="Times New Roman"/>
+          <w:sz w:val="24"/>
+          <w:szCs w:val="24"/>
+        </w:rPr>
+        <w:t xml:space="preserve">, </w:t>
+      </w:r>
+      <w:r>
+        <w:rPr>
+          <w:rFonts w:ascii="Times New Roman" w:hAnsi="Times New Roman" w:cs="Times New Roman"/>
+          <w:i/>
+          <w:iCs/>
+          <w:sz w:val="24"/>
+          <w:szCs w:val="24"/>
+        </w:rPr>
+        <w:t>6</w:t>
+      </w:r>
+      <w:r>
+        <w:rPr>
+          <w:rFonts w:ascii="Times New Roman" w:hAnsi="Times New Roman" w:cs="Times New Roman"/>
+          <w:sz w:val="24"/>
+          <w:szCs w:val="24"/>
+        </w:rPr>
+        <w:t>(3), 543–549. https://doi.org/10.47233/jteksis.v6i3.1346</w:t>
+      </w:r>
+    </w:p>
+    <w:p>
+      <w:pPr>
+        <w:pStyle w:val="Bibliography"/>
+        <w:jc w:val="both"/>
+        <w:rPr>
+          <w:rFonts w:ascii="Times New Roman" w:hAnsi="Times New Roman" w:cs="Times New Roman"/>
+          <w:sz w:val="24"/>
+          <w:szCs w:val="24"/>
+        </w:rPr>
+      </w:pPr>
+      <w:r>
+        <w:rPr>
+          <w:rFonts w:ascii="Times New Roman" w:hAnsi="Times New Roman" w:cs="Times New Roman"/>
+          <w:sz w:val="24"/>
+          <w:szCs w:val="24"/>
+        </w:rPr>
+        <w:t xml:space="preserve">Matra, M. Y., Kusumasari, T. F., &amp; Al-Anshary, F. M. (2023). REDESIGN USER INTERFACE WEBSITE PORTAL MENGGUNAKAN METODE ATOMIC DESIGN (STUDI KASUS: BADAN PENGAWAS OBAT DAN MAKANAN). </w:t>
+      </w:r>
+      <w:r>
+        <w:rPr>
+          <w:rFonts w:ascii="Times New Roman" w:hAnsi="Times New Roman" w:cs="Times New Roman"/>
+          <w:i/>
+          <w:iCs/>
+          <w:sz w:val="24"/>
+          <w:szCs w:val="24"/>
+        </w:rPr>
+        <w:t>JIPI (Jurnal Ilmiah Penelitian dan Pembelajaran Informatika)</w:t>
+      </w:r>
+      <w:r>
+        <w:rPr>
+          <w:rFonts w:ascii="Times New Roman" w:hAnsi="Times New Roman" w:cs="Times New Roman"/>
+          <w:sz w:val="24"/>
+          <w:szCs w:val="24"/>
+        </w:rPr>
+        <w:t xml:space="preserve">, </w:t>
+      </w:r>
+      <w:r>
+        <w:rPr>
+          <w:rFonts w:ascii="Times New Roman" w:hAnsi="Times New Roman" w:cs="Times New Roman"/>
+          <w:i/>
+          <w:iCs/>
+          <w:sz w:val="24"/>
+          <w:szCs w:val="24"/>
+        </w:rPr>
+        <w:t>8</w:t>
+      </w:r>
+      <w:r>
+        <w:rPr>
+          <w:rFonts w:ascii="Times New Roman" w:hAnsi="Times New Roman" w:cs="Times New Roman"/>
+          <w:sz w:val="24"/>
+          <w:szCs w:val="24"/>
+        </w:rPr>
+        <w:t>(2), 500–513. https://doi.org/10.29100/jipi.v8i2.3502</w:t>
+      </w:r>
+    </w:p>
+    <w:p>
+      <w:pPr>
+        <w:pStyle w:val="Bibliography"/>
+        <w:jc w:val="both"/>
+      </w:pPr>
+      <w:r>
+        <w:rPr>
+          <w:rFonts w:ascii="Times New Roman" w:hAnsi="Times New Roman" w:cs="Times New Roman"/>
+          <w:sz w:val="24"/>
+          <w:szCs w:val="24"/>
+        </w:rPr>
+        <w:t xml:space="preserve">Yablonski, J. (2020). </w:t>
+      </w:r>
+      <w:r>
+        <w:rPr>
+          <w:rFonts w:ascii="Times New Roman" w:hAnsi="Times New Roman" w:cs="Times New Roman"/>
+          <w:i/>
+          <w:iCs/>
+          <w:sz w:val="24"/>
+          <w:szCs w:val="24"/>
+        </w:rPr>
+        <w:t>Laws of UX: Using psychology to design better products &amp; services</w:t>
+      </w:r>
+      <w:r>
+        <w:rPr>
+          <w:rFonts w:ascii="Times New Roman" w:hAnsi="Times New Roman" w:cs="Times New Roman"/>
+          <w:sz w:val="24"/>
+          <w:szCs w:val="24"/>
+        </w:rPr>
+        <w:t>. O´Reilly.</w:t>
+      </w:r>
+    </w:p>
+    <w:p>
+      <w:pPr>
+        <w:spacing w:after="120" w:line="360" w:lineRule="auto"/>
+        <w:ind w:left="540" w:hanging="540"/>
+        <w:jc w:val="both"/>
+        <w:rPr>
+          <w:rFonts w:ascii="Times New Roman" w:hAnsi="Times New Roman" w:cs="Times New Roman"/>
+          <w:sz w:val="24"/>
+          <w:szCs w:val="24"/>
+          <w:lang w:val="en-US"/>
+        </w:rPr>
+      </w:pPr>
+      <w:r>
+        <w:rPr>
+          <w:rFonts w:ascii="Times New Roman" w:hAnsi="Times New Roman" w:cs="Times New Roman"/>
+          <w:sz w:val="24"/>
+          <w:szCs w:val="24"/>
+          <w:lang w:val="en-US"/>
+        </w:rPr>
+        <w:fldChar w:fldCharType="end"/>
       </w:r>
     </w:p>
     <w:sectPr>
@@ -4548,6 +5142,95 @@
     </w:lvl>
   </w:abstractNum>
   <w:abstractNum w:abstractNumId="3" w15:restartNumberingAfterBreak="0">
+    <w:nsid w:val="0DD9630E"/>
+    <w:multiLevelType w:val="hybridMultilevel"/>
+    <w:tmpl w:val="BD2CBE86"/>
+    <w:lvl w:ilvl="0" w:tplc="39002586">
+      <w:start w:val="1"/>
+      <w:numFmt w:val="decimal"/>
+      <w:lvlText w:val="1.%1"/>
+      <w:lvlJc w:val="left"/>
+      <w:pPr>
+        <w:ind w:left="720" w:hanging="360"/>
+      </w:pPr>
+      <w:rPr>
+        <w:rFonts w:hint="default"/>
+      </w:rPr>
+    </w:lvl>
+    <w:lvl w:ilvl="1" w:tplc="04090019" w:tentative="1">
+      <w:start w:val="1"/>
+      <w:numFmt w:val="lowerLetter"/>
+      <w:lvlText w:val="%2."/>
+      <w:lvlJc w:val="left"/>
+      <w:pPr>
+        <w:ind w:left="1440" w:hanging="360"/>
+      </w:pPr>
+    </w:lvl>
+    <w:lvl w:ilvl="2" w:tplc="0409001B" w:tentative="1">
+      <w:start w:val="1"/>
+      <w:numFmt w:val="lowerRoman"/>
+      <w:lvlText w:val="%3."/>
+      <w:lvlJc w:val="right"/>
+      <w:pPr>
+        <w:ind w:left="2160" w:hanging="180"/>
+      </w:pPr>
+    </w:lvl>
+    <w:lvl w:ilvl="3" w:tplc="0409000F" w:tentative="1">
+      <w:start w:val="1"/>
+      <w:numFmt w:val="decimal"/>
+      <w:lvlText w:val="%4."/>
+      <w:lvlJc w:val="left"/>
+      <w:pPr>
+        <w:ind w:left="2880" w:hanging="360"/>
+      </w:pPr>
+    </w:lvl>
+    <w:lvl w:ilvl="4" w:tplc="04090019" w:tentative="1">
+      <w:start w:val="1"/>
+      <w:numFmt w:val="lowerLetter"/>
+      <w:lvlText w:val="%5."/>
+      <w:lvlJc w:val="left"/>
+      <w:pPr>
+        <w:ind w:left="3600" w:hanging="360"/>
+      </w:pPr>
+    </w:lvl>
+    <w:lvl w:ilvl="5" w:tplc="0409001B" w:tentative="1">
+      <w:start w:val="1"/>
+      <w:numFmt w:val="lowerRoman"/>
+      <w:lvlText w:val="%6."/>
+      <w:lvlJc w:val="right"/>
+      <w:pPr>
+        <w:ind w:left="4320" w:hanging="180"/>
+      </w:pPr>
+    </w:lvl>
+    <w:lvl w:ilvl="6" w:tplc="0409000F" w:tentative="1">
+      <w:start w:val="1"/>
+      <w:numFmt w:val="decimal"/>
+      <w:lvlText w:val="%7."/>
+      <w:lvlJc w:val="left"/>
+      <w:pPr>
+        <w:ind w:left="5040" w:hanging="360"/>
+      </w:pPr>
+    </w:lvl>
+    <w:lvl w:ilvl="7" w:tplc="04090019" w:tentative="1">
+      <w:start w:val="1"/>
+      <w:numFmt w:val="lowerLetter"/>
+      <w:lvlText w:val="%8."/>
+      <w:lvlJc w:val="left"/>
+      <w:pPr>
+        <w:ind w:left="5760" w:hanging="360"/>
+      </w:pPr>
+    </w:lvl>
+    <w:lvl w:ilvl="8" w:tplc="0409001B" w:tentative="1">
+      <w:start w:val="1"/>
+      <w:numFmt w:val="lowerRoman"/>
+      <w:lvlText w:val="%9."/>
+      <w:lvlJc w:val="right"/>
+      <w:pPr>
+        <w:ind w:left="6480" w:hanging="180"/>
+      </w:pPr>
+    </w:lvl>
+  </w:abstractNum>
+  <w:abstractNum w:abstractNumId="4" w15:restartNumberingAfterBreak="0">
     <w:nsid w:val="0ECD105C"/>
     <w:multiLevelType w:val="hybridMultilevel"/>
     <w:tmpl w:val="144C2C7C"/>
@@ -4638,7 +5321,7 @@
       </w:pPr>
     </w:lvl>
   </w:abstractNum>
-  <w:abstractNum w:abstractNumId="4" w15:restartNumberingAfterBreak="0">
+  <w:abstractNum w:abstractNumId="5" w15:restartNumberingAfterBreak="0">
     <w:nsid w:val="149A0B3C"/>
     <w:multiLevelType w:val="hybridMultilevel"/>
     <w:tmpl w:val="660C58D2"/>
@@ -4727,7 +5410,7 @@
       </w:pPr>
     </w:lvl>
   </w:abstractNum>
-  <w:abstractNum w:abstractNumId="5" w15:restartNumberingAfterBreak="0">
+  <w:abstractNum w:abstractNumId="6" w15:restartNumberingAfterBreak="0">
     <w:nsid w:val="156D1CCF"/>
     <w:multiLevelType w:val="hybridMultilevel"/>
     <w:tmpl w:val="C9D6C662"/>
@@ -4816,7 +5499,7 @@
       </w:pPr>
     </w:lvl>
   </w:abstractNum>
-  <w:abstractNum w:abstractNumId="6" w15:restartNumberingAfterBreak="0">
+  <w:abstractNum w:abstractNumId="7" w15:restartNumberingAfterBreak="0">
     <w:nsid w:val="1BC87822"/>
     <w:multiLevelType w:val="hybridMultilevel"/>
     <w:tmpl w:val="EE20D2F4"/>
@@ -4905,7 +5588,7 @@
       </w:pPr>
     </w:lvl>
   </w:abstractNum>
-  <w:abstractNum w:abstractNumId="7" w15:restartNumberingAfterBreak="0">
+  <w:abstractNum w:abstractNumId="8" w15:restartNumberingAfterBreak="0">
     <w:nsid w:val="228033D7"/>
     <w:multiLevelType w:val="hybridMultilevel"/>
     <w:tmpl w:val="8F58BEB6"/>
@@ -4994,7 +5677,7 @@
       </w:pPr>
     </w:lvl>
   </w:abstractNum>
-  <w:abstractNum w:abstractNumId="8" w15:restartNumberingAfterBreak="0">
+  <w:abstractNum w:abstractNumId="9" w15:restartNumberingAfterBreak="0">
     <w:nsid w:val="26537972"/>
     <w:multiLevelType w:val="hybridMultilevel"/>
     <w:tmpl w:val="DDC0BD44"/>
@@ -5083,7 +5766,7 @@
       </w:pPr>
     </w:lvl>
   </w:abstractNum>
-  <w:abstractNum w:abstractNumId="9" w15:restartNumberingAfterBreak="0">
+  <w:abstractNum w:abstractNumId="10" w15:restartNumberingAfterBreak="0">
     <w:nsid w:val="2A5A063C"/>
     <w:multiLevelType w:val="hybridMultilevel"/>
     <w:tmpl w:val="D014092C"/>
@@ -5172,7 +5855,7 @@
       </w:pPr>
     </w:lvl>
   </w:abstractNum>
-  <w:abstractNum w:abstractNumId="10" w15:restartNumberingAfterBreak="0">
+  <w:abstractNum w:abstractNumId="11" w15:restartNumberingAfterBreak="0">
     <w:nsid w:val="2ADB5C47"/>
     <w:multiLevelType w:val="hybridMultilevel"/>
     <w:tmpl w:val="92E26774"/>
@@ -5261,10 +5944,10 @@
       </w:pPr>
     </w:lvl>
   </w:abstractNum>
-  <w:abstractNum w:abstractNumId="11" w15:restartNumberingAfterBreak="0">
-    <w:nsid w:val="38403F92"/>
+  <w:abstractNum w:abstractNumId="12" w15:restartNumberingAfterBreak="0">
+    <w:nsid w:val="35745131"/>
     <w:multiLevelType w:val="hybridMultilevel"/>
-    <w:tmpl w:val="F2AA22B8"/>
+    <w:tmpl w:val="011CD0CC"/>
     <w:lvl w:ilvl="0" w:tplc="39002586">
       <w:start w:val="1"/>
       <w:numFmt w:val="decimal"/>
@@ -5350,7 +6033,96 @@
       </w:pPr>
     </w:lvl>
   </w:abstractNum>
-  <w:abstractNum w:abstractNumId="12" w15:restartNumberingAfterBreak="0">
+  <w:abstractNum w:abstractNumId="13" w15:restartNumberingAfterBreak="0">
+    <w:nsid w:val="38403F92"/>
+    <w:multiLevelType w:val="hybridMultilevel"/>
+    <w:tmpl w:val="AAA62270"/>
+    <w:lvl w:ilvl="0" w:tplc="39002586">
+      <w:start w:val="1"/>
+      <w:numFmt w:val="decimal"/>
+      <w:lvlText w:val="1.%1"/>
+      <w:lvlJc w:val="left"/>
+      <w:pPr>
+        <w:ind w:left="720" w:hanging="360"/>
+      </w:pPr>
+      <w:rPr>
+        <w:rFonts w:hint="default"/>
+      </w:rPr>
+    </w:lvl>
+    <w:lvl w:ilvl="1" w:tplc="04090019" w:tentative="1">
+      <w:start w:val="1"/>
+      <w:numFmt w:val="lowerLetter"/>
+      <w:lvlText w:val="%2."/>
+      <w:lvlJc w:val="left"/>
+      <w:pPr>
+        <w:ind w:left="1440" w:hanging="360"/>
+      </w:pPr>
+    </w:lvl>
+    <w:lvl w:ilvl="2" w:tplc="0409001B" w:tentative="1">
+      <w:start w:val="1"/>
+      <w:numFmt w:val="lowerRoman"/>
+      <w:lvlText w:val="%3."/>
+      <w:lvlJc w:val="right"/>
+      <w:pPr>
+        <w:ind w:left="2160" w:hanging="180"/>
+      </w:pPr>
+    </w:lvl>
+    <w:lvl w:ilvl="3" w:tplc="0409000F" w:tentative="1">
+      <w:start w:val="1"/>
+      <w:numFmt w:val="decimal"/>
+      <w:lvlText w:val="%4."/>
+      <w:lvlJc w:val="left"/>
+      <w:pPr>
+        <w:ind w:left="2880" w:hanging="360"/>
+      </w:pPr>
+    </w:lvl>
+    <w:lvl w:ilvl="4" w:tplc="04090019" w:tentative="1">
+      <w:start w:val="1"/>
+      <w:numFmt w:val="lowerLetter"/>
+      <w:lvlText w:val="%5."/>
+      <w:lvlJc w:val="left"/>
+      <w:pPr>
+        <w:ind w:left="3600" w:hanging="360"/>
+      </w:pPr>
+    </w:lvl>
+    <w:lvl w:ilvl="5" w:tplc="0409001B" w:tentative="1">
+      <w:start w:val="1"/>
+      <w:numFmt w:val="lowerRoman"/>
+      <w:lvlText w:val="%6."/>
+      <w:lvlJc w:val="right"/>
+      <w:pPr>
+        <w:ind w:left="4320" w:hanging="180"/>
+      </w:pPr>
+    </w:lvl>
+    <w:lvl w:ilvl="6" w:tplc="0409000F" w:tentative="1">
+      <w:start w:val="1"/>
+      <w:numFmt w:val="decimal"/>
+      <w:lvlText w:val="%7."/>
+      <w:lvlJc w:val="left"/>
+      <w:pPr>
+        <w:ind w:left="5040" w:hanging="360"/>
+      </w:pPr>
+    </w:lvl>
+    <w:lvl w:ilvl="7" w:tplc="04090019" w:tentative="1">
+      <w:start w:val="1"/>
+      <w:numFmt w:val="lowerLetter"/>
+      <w:lvlText w:val="%8."/>
+      <w:lvlJc w:val="left"/>
+      <w:pPr>
+        <w:ind w:left="5760" w:hanging="360"/>
+      </w:pPr>
+    </w:lvl>
+    <w:lvl w:ilvl="8" w:tplc="0409001B" w:tentative="1">
+      <w:start w:val="1"/>
+      <w:numFmt w:val="lowerRoman"/>
+      <w:lvlText w:val="%9."/>
+      <w:lvlJc w:val="right"/>
+      <w:pPr>
+        <w:ind w:left="6480" w:hanging="180"/>
+      </w:pPr>
+    </w:lvl>
+  </w:abstractNum>
+  <w:abstractNum w:abstractNumId="14" w15:restartNumberingAfterBreak="0">
     <w:nsid w:val="38750F9A"/>
     <w:multiLevelType w:val="hybridMultilevel"/>
     <w:tmpl w:val="408477A6"/>
@@ -5439,7 +6211,7 @@
       </w:pPr>
     </w:lvl>
   </w:abstractNum>
-  <w:abstractNum w:abstractNumId="13" w15:restartNumberingAfterBreak="0">
+  <w:abstractNum w:abstractNumId="15" w15:restartNumberingAfterBreak="0">
     <w:nsid w:val="4A130A51"/>
     <w:multiLevelType w:val="hybridMultilevel"/>
     <w:tmpl w:val="682AAAE2"/>
@@ -5530,7 +6302,7 @@
       </w:pPr>
     </w:lvl>
   </w:abstractNum>
-  <w:abstractNum w:abstractNumId="14" w15:restartNumberingAfterBreak="0">
+  <w:abstractNum w:abstractNumId="16" w15:restartNumberingAfterBreak="0">
     <w:nsid w:val="4ABA10ED"/>
     <w:multiLevelType w:val="hybridMultilevel"/>
     <w:tmpl w:val="EB328EF2"/>
@@ -5619,7 +6391,96 @@
       </w:pPr>
     </w:lvl>
   </w:abstractNum>
-  <w:abstractNum w:abstractNumId="15" w15:restartNumberingAfterBreak="0">
+  <w:abstractNum w:abstractNumId="17" w15:restartNumberingAfterBreak="0">
+    <w:nsid w:val="4BB7614E"/>
+    <w:multiLevelType w:val="hybridMultilevel"/>
+    <w:tmpl w:val="6F20B608"/>
+    <w:lvl w:ilvl="0" w:tplc="39002586">
+      <w:start w:val="1"/>
+      <w:numFmt w:val="decimal"/>
+      <w:lvlText w:val="1.%1"/>
+      <w:lvlJc w:val="left"/>
+      <w:pPr>
+        <w:ind w:left="720" w:hanging="360"/>
+      </w:pPr>
+      <w:rPr>
+        <w:rFonts w:hint="default"/>
+      </w:rPr>
+    </w:lvl>
+    <w:lvl w:ilvl="1" w:tplc="04090019" w:tentative="1">
+      <w:start w:val="1"/>
+      <w:numFmt w:val="lowerLetter"/>
+      <w:lvlText w:val="%2."/>
+      <w:lvlJc w:val="left"/>
+      <w:pPr>
+        <w:ind w:left="1440" w:hanging="360"/>
+      </w:pPr>
+    </w:lvl>
+    <w:lvl w:ilvl="2" w:tplc="0409001B" w:tentative="1">
+      <w:start w:val="1"/>
+      <w:numFmt w:val="lowerRoman"/>
+      <w:lvlText w:val="%3."/>
+      <w:lvlJc w:val="right"/>
+      <w:pPr>
+        <w:ind w:left="2160" w:hanging="180"/>
+      </w:pPr>
+    </w:lvl>
+    <w:lvl w:ilvl="3" w:tplc="0409000F" w:tentative="1">
+      <w:start w:val="1"/>
+      <w:numFmt w:val="decimal"/>
+      <w:lvlText w:val="%4."/>
+      <w:lvlJc w:val="left"/>
+      <w:pPr>
+        <w:ind w:left="2880" w:hanging="360"/>
+      </w:pPr>
+    </w:lvl>
+    <w:lvl w:ilvl="4" w:tplc="04090019" w:tentative="1">
+      <w:start w:val="1"/>
+      <w:numFmt w:val="lowerLetter"/>
+      <w:lvlText w:val="%5."/>
+      <w:lvlJc w:val="left"/>
+      <w:pPr>
+        <w:ind w:left="3600" w:hanging="360"/>
+      </w:pPr>
+    </w:lvl>
+    <w:lvl w:ilvl="5" w:tplc="0409001B" w:tentative="1">
+      <w:start w:val="1"/>
+      <w:numFmt w:val="lowerRoman"/>
+      <w:lvlText w:val="%6."/>
+      <w:lvlJc w:val="right"/>
+      <w:pPr>
+        <w:ind w:left="4320" w:hanging="180"/>
+      </w:pPr>
+    </w:lvl>
+    <w:lvl w:ilvl="6" w:tplc="0409000F" w:tentative="1">
+      <w:start w:val="1"/>
+      <w:numFmt w:val="decimal"/>
+      <w:lvlText w:val="%7."/>
+      <w:lvlJc w:val="left"/>
+      <w:pPr>
+        <w:ind w:left="5040" w:hanging="360"/>
+      </w:pPr>
+    </w:lvl>
+    <w:lvl w:ilvl="7" w:tplc="04090019" w:tentative="1">
+      <w:start w:val="1"/>
+      <w:numFmt w:val="lowerLetter"/>
+      <w:lvlText w:val="%8."/>
+      <w:lvlJc w:val="left"/>
+      <w:pPr>
+        <w:ind w:left="5760" w:hanging="360"/>
+      </w:pPr>
+    </w:lvl>
+    <w:lvl w:ilvl="8" w:tplc="0409001B" w:tentative="1">
+      <w:start w:val="1"/>
+      <w:numFmt w:val="lowerRoman"/>
+      <w:lvlText w:val="%9."/>
+      <w:lvlJc w:val="right"/>
+      <w:pPr>
+        <w:ind w:left="6480" w:hanging="180"/>
+      </w:pPr>
+    </w:lvl>
+  </w:abstractNum>
+  <w:abstractNum w:abstractNumId="18" w15:restartNumberingAfterBreak="0">
     <w:nsid w:val="62BD333D"/>
     <w:multiLevelType w:val="hybridMultilevel"/>
     <w:tmpl w:val="BD1A07D2"/>
@@ -5708,7 +6569,7 @@
       </w:pPr>
     </w:lvl>
   </w:abstractNum>
-  <w:abstractNum w:abstractNumId="16" w15:restartNumberingAfterBreak="0">
+  <w:abstractNum w:abstractNumId="19" w15:restartNumberingAfterBreak="0">
     <w:nsid w:val="68B70247"/>
     <w:multiLevelType w:val="hybridMultilevel"/>
     <w:tmpl w:val="1910DCC8"/>
@@ -5797,7 +6658,7 @@
       </w:pPr>
     </w:lvl>
   </w:abstractNum>
-  <w:abstractNum w:abstractNumId="17" w15:restartNumberingAfterBreak="0">
+  <w:abstractNum w:abstractNumId="20" w15:restartNumberingAfterBreak="0">
     <w:nsid w:val="6A0E7424"/>
     <w:multiLevelType w:val="hybridMultilevel"/>
     <w:tmpl w:val="2C926970"/>
@@ -5886,7 +6747,7 @@
       </w:pPr>
     </w:lvl>
   </w:abstractNum>
-  <w:abstractNum w:abstractNumId="18" w15:restartNumberingAfterBreak="0">
+  <w:abstractNum w:abstractNumId="21" w15:restartNumberingAfterBreak="0">
     <w:nsid w:val="6FAE41C9"/>
     <w:multiLevelType w:val="multilevel"/>
     <w:tmpl w:val="E54AD4D0"/>
@@ -5999,7 +6860,96 @@
       </w:rPr>
     </w:lvl>
   </w:abstractNum>
-  <w:abstractNum w:abstractNumId="19" w15:restartNumberingAfterBreak="0">
+  <w:abstractNum w:abstractNumId="22" w15:restartNumberingAfterBreak="0">
+    <w:nsid w:val="6FF01191"/>
+    <w:multiLevelType w:val="hybridMultilevel"/>
+    <w:tmpl w:val="2020D4FC"/>
+    <w:lvl w:ilvl="0" w:tplc="39002586">
+      <w:start w:val="1"/>
+      <w:numFmt w:val="decimal"/>
+      <w:lvlText w:val="1.%1"/>
+      <w:lvlJc w:val="left"/>
+      <w:pPr>
+        <w:ind w:left="720" w:hanging="360"/>
+      </w:pPr>
+      <w:rPr>
+        <w:rFonts w:hint="default"/>
+      </w:rPr>
+    </w:lvl>
+    <w:lvl w:ilvl="1" w:tplc="04090019" w:tentative="1">
+      <w:start w:val="1"/>
+      <w:numFmt w:val="lowerLetter"/>
+      <w:lvlText w:val="%2."/>
+      <w:lvlJc w:val="left"/>
+      <w:pPr>
+        <w:ind w:left="1440" w:hanging="360"/>
+      </w:pPr>
+    </w:lvl>
+    <w:lvl w:ilvl="2" w:tplc="0409001B" w:tentative="1">
+      <w:start w:val="1"/>
+      <w:numFmt w:val="lowerRoman"/>
+      <w:lvlText w:val="%3."/>
+      <w:lvlJc w:val="right"/>
+      <w:pPr>
+        <w:ind w:left="2160" w:hanging="180"/>
+      </w:pPr>
+    </w:lvl>
+    <w:lvl w:ilvl="3" w:tplc="0409000F" w:tentative="1">
+      <w:start w:val="1"/>
+      <w:numFmt w:val="decimal"/>
+      <w:lvlText w:val="%4."/>
+      <w:lvlJc w:val="left"/>
+      <w:pPr>
+        <w:ind w:left="2880" w:hanging="360"/>
+      </w:pPr>
+    </w:lvl>
+    <w:lvl w:ilvl="4" w:tplc="04090019" w:tentative="1">
+      <w:start w:val="1"/>
+      <w:numFmt w:val="lowerLetter"/>
+      <w:lvlText w:val="%5."/>
+      <w:lvlJc w:val="left"/>
+      <w:pPr>
+        <w:ind w:left="3600" w:hanging="360"/>
+      </w:pPr>
+    </w:lvl>
+    <w:lvl w:ilvl="5" w:tplc="0409001B" w:tentative="1">
+      <w:start w:val="1"/>
+      <w:numFmt w:val="lowerRoman"/>
+      <w:lvlText w:val="%6."/>
+      <w:lvlJc w:val="right"/>
+      <w:pPr>
+        <w:ind w:left="4320" w:hanging="180"/>
+      </w:pPr>
+    </w:lvl>
+    <w:lvl w:ilvl="6" w:tplc="0409000F" w:tentative="1">
+      <w:start w:val="1"/>
+      <w:numFmt w:val="decimal"/>
+      <w:lvlText w:val="%7."/>
+      <w:lvlJc w:val="left"/>
+      <w:pPr>
+        <w:ind w:left="5040" w:hanging="360"/>
+      </w:pPr>
+    </w:lvl>
+    <w:lvl w:ilvl="7" w:tplc="04090019" w:tentative="1">
+      <w:start w:val="1"/>
+      <w:numFmt w:val="lowerLetter"/>
+      <w:lvlText w:val="%8."/>
+      <w:lvlJc w:val="left"/>
+      <w:pPr>
+        <w:ind w:left="5760" w:hanging="360"/>
+      </w:pPr>
+    </w:lvl>
+    <w:lvl w:ilvl="8" w:tplc="0409001B" w:tentative="1">
+      <w:start w:val="1"/>
+      <w:numFmt w:val="lowerRoman"/>
+      <w:lvlText w:val="%9."/>
+      <w:lvlJc w:val="right"/>
+      <w:pPr>
+        <w:ind w:left="6480" w:hanging="180"/>
+      </w:pPr>
+    </w:lvl>
+  </w:abstractNum>
+  <w:abstractNum w:abstractNumId="23" w15:restartNumberingAfterBreak="0">
     <w:nsid w:val="72404559"/>
     <w:multiLevelType w:val="multilevel"/>
     <w:tmpl w:val="D8AE1EE2"/>
@@ -6088,7 +7038,7 @@
       </w:pPr>
     </w:lvl>
   </w:abstractNum>
-  <w:abstractNum w:abstractNumId="20" w15:restartNumberingAfterBreak="0">
+  <w:abstractNum w:abstractNumId="24" w15:restartNumberingAfterBreak="0">
     <w:nsid w:val="727E2DF9"/>
     <w:multiLevelType w:val="hybridMultilevel"/>
     <w:tmpl w:val="EFE60872"/>
@@ -6177,7 +7127,96 @@
       </w:pPr>
     </w:lvl>
   </w:abstractNum>
-  <w:abstractNum w:abstractNumId="21" w15:restartNumberingAfterBreak="0">
+  <w:abstractNum w:abstractNumId="25" w15:restartNumberingAfterBreak="0">
+    <w:nsid w:val="74901908"/>
+    <w:multiLevelType w:val="hybridMultilevel"/>
+    <w:tmpl w:val="EA0C71B0"/>
+    <w:lvl w:ilvl="0" w:tplc="39002586">
+      <w:start w:val="1"/>
+      <w:numFmt w:val="decimal"/>
+      <w:lvlText w:val="1.%1"/>
+      <w:lvlJc w:val="left"/>
+      <w:pPr>
+        <w:ind w:left="720" w:hanging="360"/>
+      </w:pPr>
+      <w:rPr>
+        <w:rFonts w:hint="default"/>
+      </w:rPr>
+    </w:lvl>
+    <w:lvl w:ilvl="1" w:tplc="04090019" w:tentative="1">
+      <w:start w:val="1"/>
+      <w:numFmt w:val="lowerLetter"/>
+      <w:lvlText w:val="%2."/>
+      <w:lvlJc w:val="left"/>
+      <w:pPr>
+        <w:ind w:left="1440" w:hanging="360"/>
+      </w:pPr>
+    </w:lvl>
+    <w:lvl w:ilvl="2" w:tplc="0409001B" w:tentative="1">
+      <w:start w:val="1"/>
+      <w:numFmt w:val="lowerRoman"/>
+      <w:lvlText w:val="%3."/>
+      <w:lvlJc w:val="right"/>
+      <w:pPr>
+        <w:ind w:left="2160" w:hanging="180"/>
+      </w:pPr>
+    </w:lvl>
+    <w:lvl w:ilvl="3" w:tplc="0409000F" w:tentative="1">
+      <w:start w:val="1"/>
+      <w:numFmt w:val="decimal"/>
+      <w:lvlText w:val="%4."/>
+      <w:lvlJc w:val="left"/>
+      <w:pPr>
+        <w:ind w:left="2880" w:hanging="360"/>
+      </w:pPr>
+    </w:lvl>
+    <w:lvl w:ilvl="4" w:tplc="04090019" w:tentative="1">
+      <w:start w:val="1"/>
+      <w:numFmt w:val="lowerLetter"/>
+      <w:lvlText w:val="%5."/>
+      <w:lvlJc w:val="left"/>
+      <w:pPr>
+        <w:ind w:left="3600" w:hanging="360"/>
+      </w:pPr>
+    </w:lvl>
+    <w:lvl w:ilvl="5" w:tplc="0409001B" w:tentative="1">
+      <w:start w:val="1"/>
+      <w:numFmt w:val="lowerRoman"/>
+      <w:lvlText w:val="%6."/>
+      <w:lvlJc w:val="right"/>
+      <w:pPr>
+        <w:ind w:left="4320" w:hanging="180"/>
+      </w:pPr>
+    </w:lvl>
+    <w:lvl w:ilvl="6" w:tplc="0409000F" w:tentative="1">
+      <w:start w:val="1"/>
+      <w:numFmt w:val="decimal"/>
+      <w:lvlText w:val="%7."/>
+      <w:lvlJc w:val="left"/>
+      <w:pPr>
+        <w:ind w:left="5040" w:hanging="360"/>
+      </w:pPr>
+    </w:lvl>
+    <w:lvl w:ilvl="7" w:tplc="04090019" w:tentative="1">
+      <w:start w:val="1"/>
+      <w:numFmt w:val="lowerLetter"/>
+      <w:lvlText w:val="%8."/>
+      <w:lvlJc w:val="left"/>
+      <w:pPr>
+        <w:ind w:left="5760" w:hanging="360"/>
+      </w:pPr>
+    </w:lvl>
+    <w:lvl w:ilvl="8" w:tplc="0409001B" w:tentative="1">
+      <w:start w:val="1"/>
+      <w:numFmt w:val="lowerRoman"/>
+      <w:lvlText w:val="%9."/>
+      <w:lvlJc w:val="right"/>
+      <w:pPr>
+        <w:ind w:left="6480" w:hanging="180"/>
+      </w:pPr>
+    </w:lvl>
+  </w:abstractNum>
+  <w:abstractNum w:abstractNumId="26" w15:restartNumberingAfterBreak="0">
     <w:nsid w:val="77500AC5"/>
     <w:multiLevelType w:val="hybridMultilevel"/>
     <w:tmpl w:val="FC2E3392"/>
@@ -6280,67 +7319,82 @@
     <w:abstractNumId w:val="2"/>
   </w:num>
   <w:num w:numId="2">
+    <w:abstractNumId w:val="23"/>
+  </w:num>
+  <w:num w:numId="3">
+    <w:abstractNumId w:val="7"/>
+  </w:num>
+  <w:num w:numId="4">
+    <w:abstractNumId w:val="8"/>
+  </w:num>
+  <w:num w:numId="5">
+    <w:abstractNumId w:val="18"/>
+  </w:num>
+  <w:num w:numId="6">
+    <w:abstractNumId w:val="4"/>
+  </w:num>
+  <w:num w:numId="7">
+    <w:abstractNumId w:val="14"/>
+  </w:num>
+  <w:num w:numId="8">
+    <w:abstractNumId w:val="24"/>
+  </w:num>
+  <w:num w:numId="9">
+    <w:abstractNumId w:val="9"/>
+  </w:num>
+  <w:num w:numId="10">
     <w:abstractNumId w:val="19"/>
   </w:num>
-  <w:num w:numId="3">
+  <w:num w:numId="11">
     <w:abstractNumId w:val="6"/>
   </w:num>
-  <w:num w:numId="4">
-    <w:abstractNumId w:val="7"/>
-  </w:num>
-  <w:num w:numId="5">
+  <w:num w:numId="12">
     <w:abstractNumId w:val="15"/>
   </w:num>
-  <w:num w:numId="6">
-    <w:abstractNumId w:val="3"/>
-  </w:num>
-  <w:num w:numId="7">
-    <w:abstractNumId w:val="12"/>
-  </w:num>
-  <w:num w:numId="8">
-    <w:abstractNumId w:val="20"/>
-  </w:num>
-  <w:num w:numId="9">
-    <w:abstractNumId w:val="8"/>
-  </w:num>
-  <w:num w:numId="10">
-    <w:abstractNumId w:val="16"/>
-  </w:num>
-  <w:num w:numId="11">
+  <w:num w:numId="13">
     <w:abstractNumId w:val="5"/>
   </w:num>
-  <w:num w:numId="12">
-    <w:abstractNumId w:val="13"/>
-  </w:num>
-  <w:num w:numId="13">
-    <w:abstractNumId w:val="4"/>
-  </w:num>
   <w:num w:numId="14">
-    <w:abstractNumId w:val="14"/>
+    <w:abstractNumId w:val="16"/>
   </w:num>
   <w:num w:numId="15">
     <w:abstractNumId w:val="1"/>
   </w:num>
   <w:num w:numId="16">
-    <w:abstractNumId w:val="10"/>
+    <w:abstractNumId w:val="11"/>
   </w:num>
   <w:num w:numId="17">
-    <w:abstractNumId w:val="17"/>
+    <w:abstractNumId w:val="20"/>
   </w:num>
   <w:num w:numId="18">
-    <w:abstractNumId w:val="21"/>
+    <w:abstractNumId w:val="26"/>
   </w:num>
   <w:num w:numId="19">
-    <w:abstractNumId w:val="11"/>
+    <w:abstractNumId w:val="13"/>
   </w:num>
   <w:num w:numId="20">
     <w:abstractNumId w:val="0"/>
   </w:num>
   <w:num w:numId="21">
-    <w:abstractNumId w:val="18"/>
+    <w:abstractNumId w:val="21"/>
   </w:num>
   <w:num w:numId="22">
-    <w:abstractNumId w:val="9"/>
+    <w:abstractNumId w:val="10"/>
+  </w:num>
+  <w:num w:numId="23">
+    <w:abstractNumId w:val="12"/>
+  </w:num>
+  <w:num w:numId="24">
+    <w:abstractNumId w:val="22"/>
+  </w:num>
+  <w:num w:numId="25">
+    <w:abstractNumId w:val="25"/>
+  </w:num>
+  <w:num w:numId="26">
+    <w:abstractNumId w:val="17"/>
+  </w:num>
+  <w:num w:numId="27">
+    <w:abstractNumId w:val="3"/>
   </w:num>
 </w:numbering>
 </file>
@@ -6794,7 +7848,6 @@
   <w:style w:type="character" w:default="1" w:styleId="DefaultParagraphFont">
     <w:name w:val="Default Paragraph Font"/>
     <w:uiPriority w:val="1"/>
-    <w:semiHidden/>
     <w:unhideWhenUsed/>
   </w:style>
   <w:style w:type="table" w:default="1" w:styleId="TableNormal">
@@ -6897,6 +7950,18 @@
         <w:insideV w:val="single" w:sz="4" w:space="0" w:color="auto"/>
       </w:tblBorders>
     </w:tblPr>
+  </w:style>
+  <w:style w:type="paragraph" w:styleId="Bibliography">
+    <w:name w:val="Bibliography"/>
+    <w:basedOn w:val="Normal"/>
+    <w:next w:val="Normal"/>
+    <w:uiPriority w:val="37"/>
+    <w:unhideWhenUsed/>
+    <w:rsid w:val="00566AE3"/>
+    <w:pPr>
+      <w:spacing w:after="0" w:line="480" w:lineRule="auto"/>
+      <w:ind w:left="720" w:hanging="720"/>
+    </w:pPr>
   </w:style>
 </w:styles>
 </file>

--- a/Implementasi Design System V2 pada Perancangan Ulang Platform Reusely untuk Meningkatkan Konsistensi dan Efektivitas Prototipe.docx
+++ b/Implementasi Design System V2 pada Perancangan Ulang Platform Reusely untuk Meningkatkan Konsistensi dan Efektivitas Prototipe.docx
@@ -724,44 +724,6 @@
           <w:lang w:val="en-US"/>
         </w:rPr>
         <w:t>K</w:t>
-      </w:r>
-    </w:p>
-    <w:p>
-      <w:pPr>
-        <w:spacing w:after="240" w:line="360" w:lineRule="auto"/>
-        <w:rPr>
-          <w:rFonts w:ascii="Times New Roman" w:eastAsia="Times New Roman" w:hAnsi="Times New Roman" w:cs="Times New Roman"/>
-          <w:sz w:val="24"/>
-          <w:szCs w:val="24"/>
-          <w:lang w:val="en-US"/>
-        </w:rPr>
-      </w:pPr>
-      <w:r>
-        <w:rPr>
-          <w:rFonts w:ascii="Times New Roman" w:eastAsia="Times New Roman" w:hAnsi="Times New Roman" w:cs="Times New Roman"/>
-          <w:sz w:val="24"/>
-          <w:szCs w:val="24"/>
-          <w:lang w:val="en-US"/>
-        </w:rPr>
-        <w:br/>
-      </w:r>
-      <w:r>
-        <w:rPr>
-          <w:rFonts w:ascii="Times New Roman" w:eastAsia="Times New Roman" w:hAnsi="Times New Roman" w:cs="Times New Roman"/>
-          <w:sz w:val="24"/>
-          <w:szCs w:val="24"/>
-          <w:lang w:val="en-US"/>
-        </w:rPr>
-        <w:br/>
-      </w:r>
-      <w:r>
-        <w:rPr>
-          <w:rFonts w:ascii="Times New Roman" w:eastAsia="Times New Roman" w:hAnsi="Times New Roman" w:cs="Times New Roman"/>
-          <w:sz w:val="24"/>
-          <w:szCs w:val="24"/>
-          <w:lang w:val="en-US"/>
-        </w:rPr>
-        <w:br/>
       </w:r>
       <w:r>
         <w:rPr>
@@ -4649,8 +4611,357 @@
     </w:p>
     <w:p>
       <w:pPr>
-        <w:rPr>
-          <w:rFonts w:ascii="Times New Roman" w:hAnsi="Times New Roman" w:cs="Times New Roman"/>
+        <w:pStyle w:val="Heading1"/>
+        <w:spacing w:after="0"/>
+        <w:rPr>
+          <w:lang w:val="en-US"/>
+        </w:rPr>
+      </w:pPr>
+      <w:r>
+        <w:rPr>
+          <w:lang w:val="en-US"/>
+        </w:rPr>
+        <w:br w:type="page"/>
+      </w:r>
+      <w:r>
+        <w:rPr>
+          <w:lang w:val="en-US"/>
+        </w:rPr>
+        <w:lastRenderedPageBreak/>
+        <w:br w:type="page"/>
+      </w:r>
+      <w:r>
+        <w:rPr>
+          <w:lang w:val="en-US"/>
+        </w:rPr>
+        <w:lastRenderedPageBreak/>
+        <w:t>BAB II</w:t>
+      </w:r>
+    </w:p>
+    <w:p>
+      <w:pPr>
+        <w:pStyle w:val="Heading1"/>
+        <w:spacing w:before="0"/>
+        <w:rPr>
+          <w:lang w:val="en-US"/>
+        </w:rPr>
+      </w:pPr>
+      <w:r>
+        <w:rPr>
+          <w:lang w:val="en-US"/>
+        </w:rPr>
+        <w:t>GAMBARAN UMUM PERUSAHAAN</w:t>
+      </w:r>
+    </w:p>
+    <w:p>
+      <w:pPr>
+        <w:pStyle w:val="Heading2"/>
+        <w:numPr>
+          <w:ilvl w:val="0"/>
+          <w:numId w:val="29"/>
+        </w:numPr>
+        <w:spacing w:before="0" w:after="240"/>
+        <w:ind w:left="540" w:hanging="540"/>
+        <w:rPr>
+          <w:lang w:val="en-US"/>
+        </w:rPr>
+      </w:pPr>
+      <w:r>
+        <w:rPr>
+          <w:lang w:val="en-US"/>
+        </w:rPr>
+        <w:t>Sejarah Perusahaan</w:t>
+      </w:r>
+    </w:p>
+    <w:p>
+      <w:pPr>
+        <w:ind w:firstLine="540"/>
+        <w:jc w:val="both"/>
+        <w:rPr>
+          <w:rFonts w:ascii="Times New Roman" w:hAnsi="Times New Roman" w:cs="Times New Roman"/>
+          <w:sz w:val="24"/>
+          <w:szCs w:val="24"/>
+        </w:rPr>
+      </w:pPr>
+      <w:r>
+        <w:rPr>
+          <w:rFonts w:ascii="Times New Roman" w:hAnsi="Times New Roman" w:cs="Times New Roman"/>
+          <w:sz w:val="24"/>
+          <w:szCs w:val="24"/>
+        </w:rPr>
+        <w:t xml:space="preserve">Reusely merupakan perusahaan yang bergerak di bidang solusi digital untuk mendukung proses </w:t>
+      </w:r>
+      <w:r>
+        <w:rPr>
+          <w:rFonts w:ascii="Times New Roman" w:hAnsi="Times New Roman" w:cs="Times New Roman"/>
+          <w:i/>
+          <w:iCs/>
+          <w:sz w:val="24"/>
+          <w:szCs w:val="24"/>
+        </w:rPr>
+        <w:t>trade-in</w:t>
+      </w:r>
+      <w:r>
+        <w:rPr>
+          <w:rFonts w:ascii="Times New Roman" w:hAnsi="Times New Roman" w:cs="Times New Roman"/>
+          <w:sz w:val="24"/>
+          <w:szCs w:val="24"/>
+        </w:rPr>
+        <w:t xml:space="preserve"> dan </w:t>
+      </w:r>
+      <w:r>
+        <w:rPr>
+          <w:rFonts w:ascii="Times New Roman" w:hAnsi="Times New Roman" w:cs="Times New Roman"/>
+          <w:i/>
+          <w:iCs/>
+          <w:sz w:val="24"/>
+          <w:szCs w:val="24"/>
+        </w:rPr>
+        <w:t>buyback</w:t>
+      </w:r>
+      <w:r>
+        <w:rPr>
+          <w:rFonts w:ascii="Times New Roman" w:hAnsi="Times New Roman" w:cs="Times New Roman"/>
+          <w:sz w:val="24"/>
+          <w:szCs w:val="24"/>
+        </w:rPr>
+        <w:t xml:space="preserve"> secara terintegrasi. Perusahaan ini pertama kali didirikan pada tahun 2011 dengan fokus awal sebagai solusi internal yang dirancang untuk menyederhanakan proses logistik dan </w:t>
+      </w:r>
+      <w:r>
+        <w:rPr>
+          <w:rFonts w:ascii="Times New Roman" w:hAnsi="Times New Roman" w:cs="Times New Roman"/>
+          <w:i/>
+          <w:iCs/>
+          <w:sz w:val="24"/>
+          <w:szCs w:val="24"/>
+        </w:rPr>
+        <w:t>trade-in</w:t>
+      </w:r>
+      <w:r>
+        <w:rPr>
+          <w:rFonts w:ascii="Times New Roman" w:hAnsi="Times New Roman" w:cs="Times New Roman"/>
+          <w:sz w:val="24"/>
+          <w:szCs w:val="24"/>
+        </w:rPr>
+        <w:t xml:space="preserve"> pada satu perusahaan. Pada tahap awal pengembangannya, Reusely telah menghadirkan inovasi berupa integrasi label pengiriman otomatis yang bertujuan untuk mempercepat proses pengiriman serta mengurangi kesalahan dan pekerjaan manual.</w:t>
+      </w:r>
+    </w:p>
+    <w:p>
+      <w:pPr>
+        <w:ind w:firstLine="540"/>
+        <w:jc w:val="both"/>
+        <w:rPr>
+          <w:rFonts w:ascii="Times New Roman" w:hAnsi="Times New Roman" w:cs="Times New Roman"/>
+          <w:sz w:val="24"/>
+          <w:szCs w:val="24"/>
+          <w:lang w:val="en-US"/>
+        </w:rPr>
+      </w:pPr>
+      <w:r>
+        <w:rPr>
+          <w:rFonts w:ascii="Times New Roman" w:hAnsi="Times New Roman" w:cs="Times New Roman"/>
+          <w:sz w:val="24"/>
+          <w:szCs w:val="24"/>
+          <w:lang w:val="en-US"/>
+        </w:rPr>
+        <w:t>Seiring dengan perkembangan kebutuhan operasional, pada tahun 2016 Reusely mulai memperluas kegiatannya dengan membuka toko buyback fisik. Langkah ini dilakukan untuk memperoleh pemahaman yang lebih mendalam terkait proses trade-in secara langsung di lapangan. Dengan dimulainya operasional dua toko pertama, perusahaan mendapatkan berbagai pengalaman terkait penentuan harga, proses penerimaan barang, pengelolaan logistik, serta mekanisme pembayaran kepada pelanggan.</w:t>
+      </w:r>
+    </w:p>
+    <w:p>
+      <w:pPr>
+        <w:ind w:firstLine="540"/>
+        <w:jc w:val="both"/>
+        <w:rPr>
+          <w:rFonts w:ascii="Times New Roman" w:hAnsi="Times New Roman" w:cs="Times New Roman"/>
+          <w:sz w:val="24"/>
+          <w:szCs w:val="24"/>
+          <w:lang w:val="en-US"/>
+        </w:rPr>
+      </w:pPr>
+      <w:r>
+        <w:rPr>
+          <w:rFonts w:ascii="Times New Roman" w:hAnsi="Times New Roman" w:cs="Times New Roman"/>
+          <w:sz w:val="24"/>
+          <w:szCs w:val="24"/>
+          <w:lang w:val="en-US"/>
+        </w:rPr>
+        <w:t>Pada tahun 2020, Reusely berhasil memperluas operasionalnya dengan mengelola hingga tujuh toko trade-in dan buyback. Dalam tahap ini, perusahaan menemukan adanya kebutuhan akan sistem yang terintegrasi untuk mengelola berbagai aspek operasional seperti penentuan harga, pengiriman, pelacakan status, hingga proses pembayaran dalam satu platform yang saling terhubung.</w:t>
+      </w:r>
+    </w:p>
+    <w:p>
+      <w:pPr>
+        <w:ind w:firstLine="540"/>
+        <w:jc w:val="both"/>
+        <w:rPr>
+          <w:rFonts w:ascii="Times New Roman" w:hAnsi="Times New Roman" w:cs="Times New Roman"/>
+          <w:sz w:val="24"/>
+          <w:szCs w:val="24"/>
+          <w:lang w:val="en-US"/>
+        </w:rPr>
+      </w:pPr>
+      <w:r>
+        <w:rPr>
+          <w:rFonts w:ascii="Times New Roman" w:hAnsi="Times New Roman" w:cs="Times New Roman"/>
+          <w:sz w:val="24"/>
+          <w:szCs w:val="24"/>
+          <w:lang w:val="en-US"/>
+        </w:rPr>
+        <w:t>Perkembangan tersebut mendorong Reusely untuk melakukan transformasi pada tahun 2022, di mana sistem yang sebelumnya digunakan sebagai alat internal dikembangkan menjadi sebuah platform yang dapat dimanfaatkan oleh berbagai perusahaan. Reusely secara resmi menjadi platform trade-in dan buyback yang bertujuan untuk membantu pelaku bisnis dalam melakukan digitalisasi, standarisasi, serta pengembangan operasional tanpa harus membangun sistem dari awal.</w:t>
+      </w:r>
+    </w:p>
+    <w:p>
+      <w:pPr>
+        <w:ind w:firstLine="540"/>
+        <w:jc w:val="both"/>
+        <w:rPr>
+          <w:rFonts w:ascii="Times New Roman" w:hAnsi="Times New Roman" w:cs="Times New Roman"/>
+          <w:sz w:val="24"/>
+          <w:szCs w:val="24"/>
+          <w:lang w:val="en-US"/>
+        </w:rPr>
+      </w:pPr>
+      <w:r>
+        <w:rPr>
+          <w:rFonts w:ascii="Times New Roman" w:hAnsi="Times New Roman" w:cs="Times New Roman"/>
+          <w:sz w:val="24"/>
+          <w:szCs w:val="24"/>
+          <w:lang w:val="en-US"/>
+        </w:rPr>
+        <w:t>Pada tahun 2023, Reusely mulai menjalin kerja sama dengan berbagai penyedia layanan logistik global guna mendukung proses trade-in lintas negara. Kerja sama ini memungkinkan perusahaan untuk memperluas jangkauan layanan ke berbagai wilayah dengan tetap menjaga konsistensi dalam proses pengiriman dan pelacakan.</w:t>
+      </w:r>
+    </w:p>
+    <w:p>
+      <w:pPr>
+        <w:ind w:firstLine="540"/>
+        <w:jc w:val="both"/>
+        <w:rPr>
+          <w:rFonts w:ascii="Times New Roman" w:hAnsi="Times New Roman" w:cs="Times New Roman"/>
+          <w:sz w:val="24"/>
+          <w:szCs w:val="24"/>
+          <w:lang w:val="en-US"/>
+        </w:rPr>
+      </w:pPr>
+      <w:r>
+        <w:rPr>
+          <w:rFonts w:ascii="Times New Roman" w:hAnsi="Times New Roman" w:cs="Times New Roman"/>
+          <w:sz w:val="24"/>
+          <w:szCs w:val="24"/>
+          <w:lang w:val="en-US"/>
+        </w:rPr>
+        <w:t xml:space="preserve">Kemudian, pada tahun 2024 Reusely terus mengalami pertumbuhan dengan memperluas katalog produk yang didukung. Tidak hanya terbatas pada perangkat elektronik, jumlah item yang dapat diproses meningkat secara signifikan hingga </w:t>
+      </w:r>
+      <w:r>
+        <w:rPr>
+          <w:rFonts w:ascii="Times New Roman" w:hAnsi="Times New Roman" w:cs="Times New Roman"/>
+          <w:sz w:val="24"/>
+          <w:szCs w:val="24"/>
+          <w:lang w:val="en-US"/>
+        </w:rPr>
+        <w:lastRenderedPageBreak/>
+        <w:t>mencapai ratusan ribu SKU, sehingga memungkinkan perusahaan untuk melayani berbagai kategori produk.</w:t>
+      </w:r>
+    </w:p>
+    <w:p>
+      <w:pPr>
+        <w:ind w:firstLine="540"/>
+        <w:jc w:val="both"/>
+        <w:rPr>
+          <w:rFonts w:ascii="Times New Roman" w:hAnsi="Times New Roman" w:cs="Times New Roman"/>
+          <w:sz w:val="24"/>
+          <w:szCs w:val="24"/>
+          <w:lang w:val="en-US"/>
+        </w:rPr>
+      </w:pPr>
+      <w:r>
+        <w:rPr>
+          <w:rFonts w:ascii="Times New Roman" w:hAnsi="Times New Roman" w:cs="Times New Roman"/>
+          <w:sz w:val="24"/>
+          <w:szCs w:val="24"/>
+          <w:lang w:val="en-US"/>
+        </w:rPr>
+        <w:t>Memasuki tahun 2025, Reusely memperluas ekspansinya ke pasar internasional, khususnya di kawasan Eropa dan Asia Pasifik. Perusahaan mulai mendukung operasional multi-wilayah dengan penyesuaian terhadap alur kerja lokal, mata uang, serta regulasi yang berlaku di masing-masing negara.</w:t>
+      </w:r>
+    </w:p>
+    <w:p>
+      <w:pPr>
+        <w:ind w:firstLine="540"/>
+        <w:jc w:val="both"/>
+        <w:rPr>
+          <w:rFonts w:ascii="Times New Roman" w:hAnsi="Times New Roman" w:cs="Times New Roman"/>
+          <w:sz w:val="24"/>
+          <w:szCs w:val="24"/>
+          <w:lang w:val="en-US"/>
+        </w:rPr>
+      </w:pPr>
+      <w:r>
+        <w:rPr>
+          <w:rFonts w:ascii="Times New Roman" w:hAnsi="Times New Roman" w:cs="Times New Roman"/>
+          <w:sz w:val="24"/>
+          <w:szCs w:val="24"/>
+          <w:lang w:val="en-US"/>
+        </w:rPr>
+        <w:t>Pada tahun 2026, Reusely melakukan pembaruan terhadap identitas merek, visi, dan misi perusahaan sebagai bagian dari strategi penguatan posisi di pasar global. Hingga saat ini, Reusely terus berkembang sebagai platform yang mendukung operasional trade-in dan buyback modern dengan mengedepankan efisiensi, skalabilitas, dan keunggulan operasional.</w:t>
+      </w:r>
+    </w:p>
+    <w:p>
+      <w:pPr>
+        <w:pStyle w:val="Heading2"/>
+        <w:numPr>
+          <w:ilvl w:val="0"/>
+          <w:numId w:val="29"/>
+        </w:numPr>
+        <w:spacing w:before="0" w:after="240"/>
+        <w:ind w:left="540" w:hanging="540"/>
+        <w:rPr>
+          <w:lang w:val="en-US"/>
+        </w:rPr>
+      </w:pPr>
+      <w:r>
+        <w:rPr>
+          <w:lang w:val="en-US"/>
+        </w:rPr>
+        <w:t>Struktur Organisasi</w:t>
+      </w:r>
+    </w:p>
+    <w:p>
+      <w:pPr>
+        <w:ind w:firstLine="540"/>
+        <w:jc w:val="both"/>
+        <w:rPr>
+          <w:rFonts w:ascii="Times New Roman" w:hAnsi="Times New Roman" w:cs="Times New Roman"/>
+          <w:sz w:val="24"/>
+          <w:szCs w:val="24"/>
+          <w:lang w:val="en-US"/>
+        </w:rPr>
+      </w:pPr>
+      <w:r>
+        <w:rPr>
+          <w:rFonts w:ascii="Times New Roman" w:hAnsi="Times New Roman" w:cs="Times New Roman"/>
+          <w:sz w:val="24"/>
+          <w:szCs w:val="24"/>
+          <w:lang w:val="en-US"/>
+        </w:rPr>
+        <w:t>Struktur organisasi merupakan susunan yang menggambarkan pembagian tugas, wewenang, dan tanggung jawab dalam suatu perusahaan. Struktur ini berfungsi untuk memperjelas hubungan kerja serta mendukung kelancaran koordinasi dalam mencapai tujuan organisasi. Berikut merupakan struktur organisasi pada perusahaan Reusely:</w:t>
+      </w:r>
+    </w:p>
+    <w:p>
+      <w:pPr>
+        <w:ind w:firstLine="540"/>
+        <w:jc w:val="both"/>
+        <w:rPr>
+          <w:rFonts w:ascii="Times New Roman" w:hAnsi="Times New Roman" w:cs="Times New Roman"/>
+          <w:sz w:val="24"/>
+          <w:szCs w:val="24"/>
+          <w:lang w:val="en-US"/>
+        </w:rPr>
+      </w:pPr>
+    </w:p>
+    <w:p>
+      <w:pPr>
+        <w:ind w:firstLine="540"/>
+        <w:jc w:val="both"/>
+        <w:rPr>
+          <w:rFonts w:ascii="Times New Roman" w:eastAsiaTheme="majorEastAsia" w:hAnsi="Times New Roman" w:cs="Times New Roman"/>
           <w:sz w:val="24"/>
           <w:szCs w:val="24"/>
           <w:lang w:val="en-US"/>
@@ -5500,6 +5811,95 @@
     </w:lvl>
   </w:abstractNum>
   <w:abstractNum w:abstractNumId="7" w15:restartNumberingAfterBreak="0">
+    <w:nsid w:val="172F1A4F"/>
+    <w:multiLevelType w:val="hybridMultilevel"/>
+    <w:tmpl w:val="8012C736"/>
+    <w:lvl w:ilvl="0" w:tplc="A1782816">
+      <w:start w:val="1"/>
+      <w:numFmt w:val="decimal"/>
+      <w:lvlText w:val="2.%1"/>
+      <w:lvlJc w:val="left"/>
+      <w:pPr>
+        <w:ind w:left="720" w:hanging="360"/>
+      </w:pPr>
+      <w:rPr>
+        <w:rFonts w:hint="default"/>
+      </w:rPr>
+    </w:lvl>
+    <w:lvl w:ilvl="1" w:tplc="04090019" w:tentative="1">
+      <w:start w:val="1"/>
+      <w:numFmt w:val="lowerLetter"/>
+      <w:lvlText w:val="%2."/>
+      <w:lvlJc w:val="left"/>
+      <w:pPr>
+        <w:ind w:left="1440" w:hanging="360"/>
+      </w:pPr>
+    </w:lvl>
+    <w:lvl w:ilvl="2" w:tplc="0409001B" w:tentative="1">
+      <w:start w:val="1"/>
+      <w:numFmt w:val="lowerRoman"/>
+      <w:lvlText w:val="%3."/>
+      <w:lvlJc w:val="right"/>
+      <w:pPr>
+        <w:ind w:left="2160" w:hanging="180"/>
+      </w:pPr>
+    </w:lvl>
+    <w:lvl w:ilvl="3" w:tplc="0409000F" w:tentative="1">
+      <w:start w:val="1"/>
+      <w:numFmt w:val="decimal"/>
+      <w:lvlText w:val="%4."/>
+      <w:lvlJc w:val="left"/>
+      <w:pPr>
+        <w:ind w:left="2880" w:hanging="360"/>
+      </w:pPr>
+    </w:lvl>
+    <w:lvl w:ilvl="4" w:tplc="04090019" w:tentative="1">
+      <w:start w:val="1"/>
+      <w:numFmt w:val="lowerLetter"/>
+      <w:lvlText w:val="%5."/>
+      <w:lvlJc w:val="left"/>
+      <w:pPr>
+        <w:ind w:left="3600" w:hanging="360"/>
+      </w:pPr>
+    </w:lvl>
+    <w:lvl w:ilvl="5" w:tplc="0409001B" w:tentative="1">
+      <w:start w:val="1"/>
+      <w:numFmt w:val="lowerRoman"/>
+      <w:lvlText w:val="%6."/>
+      <w:lvlJc w:val="right"/>
+      <w:pPr>
+        <w:ind w:left="4320" w:hanging="180"/>
+      </w:pPr>
+    </w:lvl>
+    <w:lvl w:ilvl="6" w:tplc="0409000F" w:tentative="1">
+      <w:start w:val="1"/>
+      <w:numFmt w:val="decimal"/>
+      <w:lvlText w:val="%7."/>
+      <w:lvlJc w:val="left"/>
+      <w:pPr>
+        <w:ind w:left="5040" w:hanging="360"/>
+      </w:pPr>
+    </w:lvl>
+    <w:lvl w:ilvl="7" w:tplc="04090019" w:tentative="1">
+      <w:start w:val="1"/>
+      <w:numFmt w:val="lowerLetter"/>
+      <w:lvlText w:val="%8."/>
+      <w:lvlJc w:val="left"/>
+      <w:pPr>
+        <w:ind w:left="5760" w:hanging="360"/>
+      </w:pPr>
+    </w:lvl>
+    <w:lvl w:ilvl="8" w:tplc="0409001B" w:tentative="1">
+      <w:start w:val="1"/>
+      <w:numFmt w:val="lowerRoman"/>
+      <w:lvlText w:val="%9."/>
+      <w:lvlJc w:val="right"/>
+      <w:pPr>
+        <w:ind w:left="6480" w:hanging="180"/>
+      </w:pPr>
+    </w:lvl>
+  </w:abstractNum>
+  <w:abstractNum w:abstractNumId="8" w15:restartNumberingAfterBreak="0">
     <w:nsid w:val="1BC87822"/>
     <w:multiLevelType w:val="hybridMultilevel"/>
     <w:tmpl w:val="EE20D2F4"/>
@@ -5588,7 +5988,7 @@
       </w:pPr>
     </w:lvl>
   </w:abstractNum>
-  <w:abstractNum w:abstractNumId="8" w15:restartNumberingAfterBreak="0">
+  <w:abstractNum w:abstractNumId="9" w15:restartNumberingAfterBreak="0">
     <w:nsid w:val="228033D7"/>
     <w:multiLevelType w:val="hybridMultilevel"/>
     <w:tmpl w:val="8F58BEB6"/>
@@ -5677,7 +6077,7 @@
       </w:pPr>
     </w:lvl>
   </w:abstractNum>
-  <w:abstractNum w:abstractNumId="9" w15:restartNumberingAfterBreak="0">
+  <w:abstractNum w:abstractNumId="10" w15:restartNumberingAfterBreak="0">
     <w:nsid w:val="26537972"/>
     <w:multiLevelType w:val="hybridMultilevel"/>
     <w:tmpl w:val="DDC0BD44"/>
@@ -5766,7 +6166,7 @@
       </w:pPr>
     </w:lvl>
   </w:abstractNum>
-  <w:abstractNum w:abstractNumId="10" w15:restartNumberingAfterBreak="0">
+  <w:abstractNum w:abstractNumId="11" w15:restartNumberingAfterBreak="0">
     <w:nsid w:val="2A5A063C"/>
     <w:multiLevelType w:val="hybridMultilevel"/>
     <w:tmpl w:val="D014092C"/>
@@ -5855,7 +6255,7 @@
       </w:pPr>
     </w:lvl>
   </w:abstractNum>
-  <w:abstractNum w:abstractNumId="11" w15:restartNumberingAfterBreak="0">
+  <w:abstractNum w:abstractNumId="12" w15:restartNumberingAfterBreak="0">
     <w:nsid w:val="2ADB5C47"/>
     <w:multiLevelType w:val="hybridMultilevel"/>
     <w:tmpl w:val="92E26774"/>
@@ -5944,7 +6344,7 @@
       </w:pPr>
     </w:lvl>
   </w:abstractNum>
-  <w:abstractNum w:abstractNumId="12" w15:restartNumberingAfterBreak="0">
+  <w:abstractNum w:abstractNumId="13" w15:restartNumberingAfterBreak="0">
     <w:nsid w:val="35745131"/>
     <w:multiLevelType w:val="hybridMultilevel"/>
     <w:tmpl w:val="011CD0CC"/>
@@ -6033,7 +6433,7 @@
       </w:pPr>
     </w:lvl>
   </w:abstractNum>
-  <w:abstractNum w:abstractNumId="13" w15:restartNumberingAfterBreak="0">
+  <w:abstractNum w:abstractNumId="14" w15:restartNumberingAfterBreak="0">
     <w:nsid w:val="38403F92"/>
     <w:multiLevelType w:val="hybridMultilevel"/>
     <w:tmpl w:val="AAA62270"/>
@@ -6122,7 +6522,7 @@
       </w:pPr>
     </w:lvl>
   </w:abstractNum>
-  <w:abstractNum w:abstractNumId="14" w15:restartNumberingAfterBreak="0">
+  <w:abstractNum w:abstractNumId="15" w15:restartNumberingAfterBreak="0">
     <w:nsid w:val="38750F9A"/>
     <w:multiLevelType w:val="hybridMultilevel"/>
     <w:tmpl w:val="408477A6"/>
@@ -6211,7 +6611,7 @@
       </w:pPr>
     </w:lvl>
   </w:abstractNum>
-  <w:abstractNum w:abstractNumId="15" w15:restartNumberingAfterBreak="0">
+  <w:abstractNum w:abstractNumId="16" w15:restartNumberingAfterBreak="0">
     <w:nsid w:val="4A130A51"/>
     <w:multiLevelType w:val="hybridMultilevel"/>
     <w:tmpl w:val="682AAAE2"/>
@@ -6302,7 +6702,7 @@
       </w:pPr>
     </w:lvl>
   </w:abstractNum>
-  <w:abstractNum w:abstractNumId="16" w15:restartNumberingAfterBreak="0">
+  <w:abstractNum w:abstractNumId="17" w15:restartNumberingAfterBreak="0">
     <w:nsid w:val="4ABA10ED"/>
     <w:multiLevelType w:val="hybridMultilevel"/>
     <w:tmpl w:val="EB328EF2"/>
@@ -6391,7 +6791,7 @@
       </w:pPr>
     </w:lvl>
   </w:abstractNum>
-  <w:abstractNum w:abstractNumId="17" w15:restartNumberingAfterBreak="0">
+  <w:abstractNum w:abstractNumId="18" w15:restartNumberingAfterBreak="0">
     <w:nsid w:val="4BB7614E"/>
     <w:multiLevelType w:val="hybridMultilevel"/>
     <w:tmpl w:val="6F20B608"/>
@@ -6480,7 +6880,96 @@
       </w:pPr>
     </w:lvl>
   </w:abstractNum>
-  <w:abstractNum w:abstractNumId="18" w15:restartNumberingAfterBreak="0">
+  <w:abstractNum w:abstractNumId="19" w15:restartNumberingAfterBreak="0">
+    <w:nsid w:val="4F110EC1"/>
+    <w:multiLevelType w:val="hybridMultilevel"/>
+    <w:tmpl w:val="4C5A7E9E"/>
+    <w:lvl w:ilvl="0" w:tplc="0442959E">
+      <w:start w:val="1"/>
+      <w:numFmt w:val="decimal"/>
+      <w:lvlText w:val="2.%1."/>
+      <w:lvlJc w:val="left"/>
+      <w:pPr>
+        <w:ind w:left="720" w:hanging="360"/>
+      </w:pPr>
+      <w:rPr>
+        <w:rFonts w:hint="default"/>
+      </w:rPr>
+    </w:lvl>
+    <w:lvl w:ilvl="1" w:tplc="04090019" w:tentative="1">
+      <w:start w:val="1"/>
+      <w:numFmt w:val="lowerLetter"/>
+      <w:lvlText w:val="%2."/>
+      <w:lvlJc w:val="left"/>
+      <w:pPr>
+        <w:ind w:left="1440" w:hanging="360"/>
+      </w:pPr>
+    </w:lvl>
+    <w:lvl w:ilvl="2" w:tplc="0409001B" w:tentative="1">
+      <w:start w:val="1"/>
+      <w:numFmt w:val="lowerRoman"/>
+      <w:lvlText w:val="%3."/>
+      <w:lvlJc w:val="right"/>
+      <w:pPr>
+        <w:ind w:left="2160" w:hanging="180"/>
+      </w:pPr>
+    </w:lvl>
+    <w:lvl w:ilvl="3" w:tplc="0409000F" w:tentative="1">
+      <w:start w:val="1"/>
+      <w:numFmt w:val="decimal"/>
+      <w:lvlText w:val="%4."/>
+      <w:lvlJc w:val="left"/>
+      <w:pPr>
+        <w:ind w:left="2880" w:hanging="360"/>
+      </w:pPr>
+    </w:lvl>
+    <w:lvl w:ilvl="4" w:tplc="04090019" w:tentative="1">
+      <w:start w:val="1"/>
+      <w:numFmt w:val="lowerLetter"/>
+      <w:lvlText w:val="%5."/>
+      <w:lvlJc w:val="left"/>
+      <w:pPr>
+        <w:ind w:left="3600" w:hanging="360"/>
+      </w:pPr>
+    </w:lvl>
+    <w:lvl w:ilvl="5" w:tplc="0409001B" w:tentative="1">
+      <w:start w:val="1"/>
+      <w:numFmt w:val="lowerRoman"/>
+      <w:lvlText w:val="%6."/>
+      <w:lvlJc w:val="right"/>
+      <w:pPr>
+        <w:ind w:left="4320" w:hanging="180"/>
+      </w:pPr>
+    </w:lvl>
+    <w:lvl w:ilvl="6" w:tplc="0409000F" w:tentative="1">
+      <w:start w:val="1"/>
+      <w:numFmt w:val="decimal"/>
+      <w:lvlText w:val="%7."/>
+      <w:lvlJc w:val="left"/>
+      <w:pPr>
+        <w:ind w:left="5040" w:hanging="360"/>
+      </w:pPr>
+    </w:lvl>
+    <w:lvl w:ilvl="7" w:tplc="04090019" w:tentative="1">
+      <w:start w:val="1"/>
+      <w:numFmt w:val="lowerLetter"/>
+      <w:lvlText w:val="%8."/>
+      <w:lvlJc w:val="left"/>
+      <w:pPr>
+        <w:ind w:left="5760" w:hanging="360"/>
+      </w:pPr>
+    </w:lvl>
+    <w:lvl w:ilvl="8" w:tplc="0409001B" w:tentative="1">
+      <w:start w:val="1"/>
+      <w:numFmt w:val="lowerRoman"/>
+      <w:lvlText w:val="%9."/>
+      <w:lvlJc w:val="right"/>
+      <w:pPr>
+        <w:ind w:left="6480" w:hanging="180"/>
+      </w:pPr>
+    </w:lvl>
+  </w:abstractNum>
+  <w:abstractNum w:abstractNumId="20" w15:restartNumberingAfterBreak="0">
     <w:nsid w:val="62BD333D"/>
     <w:multiLevelType w:val="hybridMultilevel"/>
     <w:tmpl w:val="BD1A07D2"/>
@@ -6569,7 +7058,96 @@
       </w:pPr>
     </w:lvl>
   </w:abstractNum>
-  <w:abstractNum w:abstractNumId="19" w15:restartNumberingAfterBreak="0">
+  <w:abstractNum w:abstractNumId="21" w15:restartNumberingAfterBreak="0">
+    <w:nsid w:val="6584478F"/>
+    <w:multiLevelType w:val="hybridMultilevel"/>
+    <w:tmpl w:val="F6304F12"/>
+    <w:lvl w:ilvl="0" w:tplc="A1782816">
+      <w:start w:val="1"/>
+      <w:numFmt w:val="decimal"/>
+      <w:lvlText w:val="2.%1"/>
+      <w:lvlJc w:val="left"/>
+      <w:pPr>
+        <w:ind w:left="720" w:hanging="360"/>
+      </w:pPr>
+      <w:rPr>
+        <w:rFonts w:hint="default"/>
+      </w:rPr>
+    </w:lvl>
+    <w:lvl w:ilvl="1" w:tplc="04090019" w:tentative="1">
+      <w:start w:val="1"/>
+      <w:numFmt w:val="lowerLetter"/>
+      <w:lvlText w:val="%2."/>
+      <w:lvlJc w:val="left"/>
+      <w:pPr>
+        <w:ind w:left="1440" w:hanging="360"/>
+      </w:pPr>
+    </w:lvl>
+    <w:lvl w:ilvl="2" w:tplc="0409001B" w:tentative="1">
+      <w:start w:val="1"/>
+      <w:numFmt w:val="lowerRoman"/>
+      <w:lvlText w:val="%3."/>
+      <w:lvlJc w:val="right"/>
+      <w:pPr>
+        <w:ind w:left="2160" w:hanging="180"/>
+      </w:pPr>
+    </w:lvl>
+    <w:lvl w:ilvl="3" w:tplc="0409000F" w:tentative="1">
+      <w:start w:val="1"/>
+      <w:numFmt w:val="decimal"/>
+      <w:lvlText w:val="%4."/>
+      <w:lvlJc w:val="left"/>
+      <w:pPr>
+        <w:ind w:left="2880" w:hanging="360"/>
+      </w:pPr>
+    </w:lvl>
+    <w:lvl w:ilvl="4" w:tplc="04090019" w:tentative="1">
+      <w:start w:val="1"/>
+      <w:numFmt w:val="lowerLetter"/>
+      <w:lvlText w:val="%5."/>
+      <w:lvlJc w:val="left"/>
+      <w:pPr>
+        <w:ind w:left="3600" w:hanging="360"/>
+      </w:pPr>
+    </w:lvl>
+    <w:lvl w:ilvl="5" w:tplc="0409001B" w:tentative="1">
+      <w:start w:val="1"/>
+      <w:numFmt w:val="lowerRoman"/>
+      <w:lvlText w:val="%6."/>
+      <w:lvlJc w:val="right"/>
+      <w:pPr>
+        <w:ind w:left="4320" w:hanging="180"/>
+      </w:pPr>
+    </w:lvl>
+    <w:lvl w:ilvl="6" w:tplc="0409000F" w:tentative="1">
+      <w:start w:val="1"/>
+      <w:numFmt w:val="decimal"/>
+      <w:lvlText w:val="%7."/>
+      <w:lvlJc w:val="left"/>
+      <w:pPr>
+        <w:ind w:left="5040" w:hanging="360"/>
+      </w:pPr>
+    </w:lvl>
+    <w:lvl w:ilvl="7" w:tplc="04090019" w:tentative="1">
+      <w:start w:val="1"/>
+      <w:numFmt w:val="lowerLetter"/>
+      <w:lvlText w:val="%8."/>
+      <w:lvlJc w:val="left"/>
+      <w:pPr>
+        <w:ind w:left="5760" w:hanging="360"/>
+      </w:pPr>
+    </w:lvl>
+    <w:lvl w:ilvl="8" w:tplc="0409001B" w:tentative="1">
+      <w:start w:val="1"/>
+      <w:numFmt w:val="lowerRoman"/>
+      <w:lvlText w:val="%9."/>
+      <w:lvlJc w:val="right"/>
+      <w:pPr>
+        <w:ind w:left="6480" w:hanging="180"/>
+      </w:pPr>
+    </w:lvl>
+  </w:abstractNum>
+  <w:abstractNum w:abstractNumId="22" w15:restartNumberingAfterBreak="0">
     <w:nsid w:val="68B70247"/>
     <w:multiLevelType w:val="hybridMultilevel"/>
     <w:tmpl w:val="1910DCC8"/>
@@ -6658,7 +7236,7 @@
       </w:pPr>
     </w:lvl>
   </w:abstractNum>
-  <w:abstractNum w:abstractNumId="20" w15:restartNumberingAfterBreak="0">
+  <w:abstractNum w:abstractNumId="23" w15:restartNumberingAfterBreak="0">
     <w:nsid w:val="6A0E7424"/>
     <w:multiLevelType w:val="hybridMultilevel"/>
     <w:tmpl w:val="2C926970"/>
@@ -6747,7 +7325,7 @@
       </w:pPr>
     </w:lvl>
   </w:abstractNum>
-  <w:abstractNum w:abstractNumId="21" w15:restartNumberingAfterBreak="0">
+  <w:abstractNum w:abstractNumId="24" w15:restartNumberingAfterBreak="0">
     <w:nsid w:val="6FAE41C9"/>
     <w:multiLevelType w:val="multilevel"/>
     <w:tmpl w:val="E54AD4D0"/>
@@ -6860,7 +7438,7 @@
       </w:rPr>
     </w:lvl>
   </w:abstractNum>
-  <w:abstractNum w:abstractNumId="22" w15:restartNumberingAfterBreak="0">
+  <w:abstractNum w:abstractNumId="25" w15:restartNumberingAfterBreak="0">
     <w:nsid w:val="6FF01191"/>
     <w:multiLevelType w:val="hybridMultilevel"/>
     <w:tmpl w:val="2020D4FC"/>
@@ -6949,7 +7527,7 @@
       </w:pPr>
     </w:lvl>
   </w:abstractNum>
-  <w:abstractNum w:abstractNumId="23" w15:restartNumberingAfterBreak="0">
+  <w:abstractNum w:abstractNumId="26" w15:restartNumberingAfterBreak="0">
     <w:nsid w:val="72404559"/>
     <w:multiLevelType w:val="multilevel"/>
     <w:tmpl w:val="D8AE1EE2"/>
@@ -7038,7 +7616,7 @@
       </w:pPr>
     </w:lvl>
   </w:abstractNum>
-  <w:abstractNum w:abstractNumId="24" w15:restartNumberingAfterBreak="0">
+  <w:abstractNum w:abstractNumId="27" w15:restartNumberingAfterBreak="0">
     <w:nsid w:val="727E2DF9"/>
     <w:multiLevelType w:val="hybridMultilevel"/>
     <w:tmpl w:val="EFE60872"/>
@@ -7127,7 +7705,7 @@
       </w:pPr>
     </w:lvl>
   </w:abstractNum>
-  <w:abstractNum w:abstractNumId="25" w15:restartNumberingAfterBreak="0">
+  <w:abstractNum w:abstractNumId="28" w15:restartNumberingAfterBreak="0">
     <w:nsid w:val="74901908"/>
     <w:multiLevelType w:val="hybridMultilevel"/>
     <w:tmpl w:val="EA0C71B0"/>
@@ -7216,7 +7794,7 @@
       </w:pPr>
     </w:lvl>
   </w:abstractNum>
-  <w:abstractNum w:abstractNumId="26" w15:restartNumberingAfterBreak="0">
+  <w:abstractNum w:abstractNumId="29" w15:restartNumberingAfterBreak="0">
     <w:nsid w:val="77500AC5"/>
     <w:multiLevelType w:val="hybridMultilevel"/>
     <w:tmpl w:val="FC2E3392"/>
@@ -7319,82 +7897,91 @@
     <w:abstractNumId w:val="2"/>
   </w:num>
   <w:num w:numId="2">
-    <w:abstractNumId w:val="23"/>
+    <w:abstractNumId w:val="26"/>
   </w:num>
   <w:num w:numId="3">
-    <w:abstractNumId w:val="7"/>
+    <w:abstractNumId w:val="8"/>
   </w:num>
   <w:num w:numId="4">
-    <w:abstractNumId w:val="8"/>
+    <w:abstractNumId w:val="9"/>
   </w:num>
   <w:num w:numId="5">
-    <w:abstractNumId w:val="18"/>
+    <w:abstractNumId w:val="20"/>
   </w:num>
   <w:num w:numId="6">
     <w:abstractNumId w:val="4"/>
   </w:num>
   <w:num w:numId="7">
-    <w:abstractNumId w:val="14"/>
+    <w:abstractNumId w:val="15"/>
   </w:num>
   <w:num w:numId="8">
-    <w:abstractNumId w:val="24"/>
+    <w:abstractNumId w:val="27"/>
   </w:num>
   <w:num w:numId="9">
-    <w:abstractNumId w:val="9"/>
+    <w:abstractNumId w:val="10"/>
   </w:num>
   <w:num w:numId="10">
-    <w:abstractNumId w:val="19"/>
+    <w:abstractNumId w:val="22"/>
   </w:num>
   <w:num w:numId="11">
     <w:abstractNumId w:val="6"/>
   </w:num>
   <w:num w:numId="12">
-    <w:abstractNumId w:val="15"/>
+    <w:abstractNumId w:val="16"/>
   </w:num>
   <w:num w:numId="13">
     <w:abstractNumId w:val="5"/>
   </w:num>
   <w:num w:numId="14">
-    <w:abstractNumId w:val="16"/>
+    <w:abstractNumId w:val="17"/>
   </w:num>
   <w:num w:numId="15">
     <w:abstractNumId w:val="1"/>
   </w:num>
   <w:num w:numId="16">
-    <w:abstractNumId w:val="11"/>
+    <w:abstractNumId w:val="12"/>
   </w:num>
   <w:num w:numId="17">
-    <w:abstractNumId w:val="20"/>
+    <w:abstractNumId w:val="23"/>
   </w:num>
   <w:num w:numId="18">
-    <w:abstractNumId w:val="26"/>
+    <w:abstractNumId w:val="29"/>
   </w:num>
   <w:num w:numId="19">
-    <w:abstractNumId w:val="13"/>
+    <w:abstractNumId w:val="14"/>
   </w:num>
   <w:num w:numId="20">
     <w:abstractNumId w:val="0"/>
   </w:num>
   <w:num w:numId="21">
-    <w:abstractNumId w:val="21"/>
+    <w:abstractNumId w:val="24"/>
   </w:num>
   <w:num w:numId="22">
-    <w:abstractNumId w:val="10"/>
+    <w:abstractNumId w:val="11"/>
   </w:num>
   <w:num w:numId="23">
-    <w:abstractNumId w:val="12"/>
+    <w:abstractNumId w:val="13"/>
   </w:num>
   <w:num w:numId="24">
-    <w:abstractNumId w:val="22"/>
+    <w:abstractNumId w:val="25"/>
   </w:num>
   <w:num w:numId="25">
-    <w:abstractNumId w:val="25"/>
+    <w:abstractNumId w:val="28"/>
   </w:num>
   <w:num w:numId="26">
-    <w:abstractNumId w:val="17"/>
+    <w:abstractNumId w:val="18"/>
   </w:num>
   <w:num w:numId="27">
     <w:abstractNumId w:val="3"/>
+  </w:num>
+  <w:num w:numId="28">
+    <w:abstractNumId w:val="19"/>
+  </w:num>
+  <w:num w:numId="29">
+    <w:abstractNumId w:val="7"/>
+  </w:num>
+  <w:num w:numId="30">
+    <w:abstractNumId w:val="21"/>
   </w:num>
 </w:numbering>
 </file>
@@ -7848,6 +8435,7 @@
   <w:style w:type="character" w:default="1" w:styleId="DefaultParagraphFont">
     <w:name w:val="Default Paragraph Font"/>
     <w:uiPriority w:val="1"/>
+    <w:semiHidden/>
     <w:unhideWhenUsed/>
   </w:style>
   <w:style w:type="table" w:default="1" w:styleId="TableNormal">
@@ -7875,7 +8463,6 @@
     <w:name w:val="Normal (Web)"/>
     <w:basedOn w:val="Normal"/>
     <w:uiPriority w:val="99"/>
-    <w:semiHidden/>
     <w:unhideWhenUsed/>
     <w:rsid w:val="00850AD7"/>
     <w:pPr>

--- a/Implementasi Design System V2 pada Perancangan Ulang Platform Reusely untuk Meningkatkan Konsistensi dan Efektivitas Prototipe.docx
+++ b/Implementasi Design System V2 pada Perancangan Ulang Platform Reusely untuk Meningkatkan Konsistensi dan Efektivitas Prototipe.docx
@@ -2042,7 +2042,7 @@
           <w:szCs w:val="24"/>
           <w:lang w:val="en-US"/>
         </w:rPr>
-        <w:instrText xml:space="preserve"> ADDIN ZOTERO_ITEM CSL_CITATION {"citationID":"FVkJClrj","properties":{"unsorted":false,"formattedCitation":"(Kurniawan, 2024)","plainCitation":"(Kurniawan, 2024)","noteIndex":0},"citationItems":[{"id":12,"uris":["http://zotero.org/users/local/Tywae54I/items/IVASVFB2"],"itemData":{"id":12,"type":"article-journal","abstract":"Kehadiran produk digital telah menjadi bagian integral dari kehidupan sehari-hari manusia. Antarmuka pengguna (UI) memiliki peran sentral dalam menentukan keberhasilan dan adopsi produk. Konsistensi dan koherensi dalam desain UI menjadi kunci untuk memastikan pengguna dapat dengan mudah memahami dan menggunakan produk secara efisien. Meskipun demikian, menciptakan UI yang konsisten, terutama untuk produk digital yang kompleks, merupakan tantangan yang tidak ringan. Oleh karena itu, Design System muncul sebagai solusi inovatif. Dari perspektif pengalaman pengguna, konsistensi dianggap sebagai faktor krusial yang mempengaruhi kemudahan pengguna dalam berinteraksi dengan desain. Penelitian ini bertujuan untuk mengkaji penerapan pendekatan atomic design dan A/B testing dalam pembuatan Design System dengan studi kasus pada perusahaan Asuransi Astra Buana. Diharapkan temuan penelitian ini dapat memberikan kontribusi teoritis dan praktis dalam pengembangan Design System yang efektif dan efisien.","container-title":"Jurnal Teknologi  Dan Sistem Informasi Bisnis","DOI":"10.47233/jteksis.v6i3.1346","ISSN":"2655-8238, 2964-2132","issue":"3","journalAbbreviation":"JTEKSIS","license":"http://creativecommons.org/licenses/by/4.0","page":"543-549","source":"DOI.org (Crossref)","title":"Pembuatan Design System Menggunakan Pendekatan Atomic Design dan A/B Testing","volume":"6","author":[{"family":"Kurniawan","given":"Reyhan Adinata"}],"issued":{"date-parts":[["2024",7,10]]}}}],"schema":"https://github.com/citation-style-language/schema/raw/master/csl-citation.json"} </w:instrText>
+        <w:instrText xml:space="preserve"> ADDIN ZOTERO_ITEM CSL_CITATION {"citationID":"FVkJClrj","properties":{"unsorted":false,"formattedCitation":"(Kurniawan, 2024a)","plainCitation":"(Kurniawan, 2024a)","noteIndex":0},"citationItems":[{"id":"5vO0IZiP/sNZilBNO","uris":["http://zotero.org/users/local/Tywae54I/items/IVASVFB2"],"itemData":{"id":12,"type":"article-journal","abstract":"Kehadiran produk digital telah menjadi bagian integral dari kehidupan sehari-hari manusia. Antarmuka pengguna (UI) memiliki peran sentral dalam menentukan keberhasilan dan adopsi produk. Konsistensi dan koherensi dalam desain UI menjadi kunci untuk memastikan pengguna dapat dengan mudah memahami dan menggunakan produk secara efisien. Meskipun demikian, menciptakan UI yang konsisten, terutama untuk produk digital yang kompleks, merupakan tantangan yang tidak ringan. Oleh karena itu, Design System muncul sebagai solusi inovatif. Dari perspektif pengalaman pengguna, konsistensi dianggap sebagai faktor krusial yang mempengaruhi kemudahan pengguna dalam berinteraksi dengan desain. Penelitian ini bertujuan untuk mengkaji penerapan pendekatan atomic design dan A/B testing dalam pembuatan Design System dengan studi kasus pada perusahaan Asuransi Astra Buana. Diharapkan temuan penelitian ini dapat memberikan kontribusi teoritis dan praktis dalam pengembangan Design System yang efektif dan efisien.","container-title":"Jurnal Teknologi  Dan Sistem Informasi Bisnis","DOI":"10.47233/jteksis.v6i3.1346","ISSN":"2655-8238, 2964-2132","issue":"3","journalAbbreviation":"JTEKSIS","license":"http://creativecommons.org/licenses/by/4.0","page":"543-549","source":"DOI.org (Crossref)","title":"Pembuatan Design System Menggunakan Pendekatan Atomic Design dan A/B Testing","volume":"6","author":[{"family":"Kurniawan","given":"Reyhan Adinata"}],"issued":{"date-parts":[["2024",7,10]]}}}],"schema":"https://github.com/citation-style-language/schema/raw/master/csl-citation.json"} </w:instrText>
       </w:r>
       <w:r>
         <w:rPr>
@@ -2056,7 +2056,7 @@
         <w:rPr>
           <w:rFonts w:cs="Times New Roman"/>
         </w:rPr>
-        <w:t>(Kurniawan, 2024)</w:t>
+        <w:t>(Kurniawan, 2024a)</w:t>
       </w:r>
       <w:r>
         <w:rPr>
@@ -3239,6 +3239,28 @@
     </w:p>
     <w:p>
       <w:pPr>
+        <w:spacing w:after="120"/>
+        <w:ind w:left="1080"/>
+        <w:rPr>
+          <w:rFonts w:cs="Times New Roman"/>
+          <w:szCs w:val="24"/>
+          <w:lang w:val="en-US"/>
+        </w:rPr>
+      </w:pPr>
+    </w:p>
+    <w:p>
+      <w:pPr>
+        <w:spacing w:after="120"/>
+        <w:ind w:left="1080"/>
+        <w:rPr>
+          <w:rFonts w:cs="Times New Roman"/>
+          <w:szCs w:val="24"/>
+          <w:lang w:val="en-US"/>
+        </w:rPr>
+      </w:pPr>
+    </w:p>
+    <w:p>
+      <w:pPr>
         <w:pStyle w:val="ListParagraph"/>
         <w:numPr>
           <w:ilvl w:val="1"/>
@@ -3262,6 +3284,7 @@
           <w:szCs w:val="24"/>
           <w:lang w:val="en-US"/>
         </w:rPr>
+        <w:lastRenderedPageBreak/>
         <w:t>Manfaat Kerja Praktik</w:t>
       </w:r>
     </w:p>
@@ -3310,7 +3333,6 @@
           <w:szCs w:val="24"/>
           <w:lang w:val="en-US"/>
         </w:rPr>
-        <w:lastRenderedPageBreak/>
         <w:t xml:space="preserve">Menghasilkan halaman-halaman yang telah terimplementasi dengan </w:t>
       </w:r>
       <w:r>
@@ -3846,54 +3868,13 @@
       <w:pPr>
         <w:pStyle w:val="ListParagraph"/>
         <w:spacing w:after="120"/>
-        <w:ind w:left="1800" w:hanging="1260"/>
-        <w:rPr>
-          <w:rFonts w:cs="Times New Roman"/>
-          <w:szCs w:val="24"/>
-          <w:lang w:val="en-US"/>
-        </w:rPr>
-      </w:pPr>
-      <w:r>
-        <w:rPr>
-          <w:rFonts w:cs="Times New Roman"/>
-          <w:b/>
-          <w:bCs/>
-          <w:szCs w:val="24"/>
-          <w:lang w:val="en-US"/>
-        </w:rPr>
-        <w:t xml:space="preserve">BAB III </w:t>
-      </w:r>
-      <w:r>
-        <w:rPr>
-          <w:rFonts w:cs="Times New Roman"/>
-          <w:b/>
-          <w:bCs/>
-          <w:szCs w:val="24"/>
-          <w:lang w:val="en-US"/>
-        </w:rPr>
-        <w:tab/>
-        <w:t>HASIL KEGIATAN KERJA PRAKT</w:t>
-      </w:r>
-      <w:r>
-        <w:rPr>
-          <w:rFonts w:cs="Times New Roman"/>
-          <w:b/>
-          <w:bCs/>
-          <w:szCs w:val="24"/>
-          <w:lang w:val="en-US"/>
-        </w:rPr>
-        <w:t>I</w:t>
-      </w:r>
-      <w:r>
-        <w:rPr>
-          <w:rFonts w:cs="Times New Roman"/>
-          <w:b/>
-          <w:bCs/>
-          <w:szCs w:val="24"/>
-          <w:lang w:val="en-US"/>
-        </w:rPr>
-        <w:t>K</w:t>
-      </w:r>
+        <w:ind w:left="1800"/>
+        <w:rPr>
+          <w:rFonts w:cs="Times New Roman"/>
+          <w:szCs w:val="24"/>
+          <w:lang w:val="en-US"/>
+        </w:rPr>
+      </w:pPr>
     </w:p>
     <w:p>
       <w:pPr>
@@ -3906,6 +3887,72 @@
           <w:lang w:val="en-US"/>
         </w:rPr>
       </w:pPr>
+    </w:p>
+    <w:p>
+      <w:pPr>
+        <w:pStyle w:val="ListParagraph"/>
+        <w:spacing w:after="120"/>
+        <w:ind w:left="1800" w:hanging="1260"/>
+        <w:rPr>
+          <w:rFonts w:cs="Times New Roman"/>
+          <w:szCs w:val="24"/>
+          <w:lang w:val="en-US"/>
+        </w:rPr>
+      </w:pPr>
+      <w:r>
+        <w:rPr>
+          <w:rFonts w:cs="Times New Roman"/>
+          <w:b/>
+          <w:bCs/>
+          <w:szCs w:val="24"/>
+          <w:lang w:val="en-US"/>
+        </w:rPr>
+        <w:lastRenderedPageBreak/>
+        <w:t xml:space="preserve">BAB III </w:t>
+      </w:r>
+      <w:r>
+        <w:rPr>
+          <w:rFonts w:cs="Times New Roman"/>
+          <w:b/>
+          <w:bCs/>
+          <w:szCs w:val="24"/>
+          <w:lang w:val="en-US"/>
+        </w:rPr>
+        <w:tab/>
+        <w:t>HASIL KEGIATAN KERJA PRAKT</w:t>
+      </w:r>
+      <w:r>
+        <w:rPr>
+          <w:rFonts w:cs="Times New Roman"/>
+          <w:b/>
+          <w:bCs/>
+          <w:szCs w:val="24"/>
+          <w:lang w:val="en-US"/>
+        </w:rPr>
+        <w:t>I</w:t>
+      </w:r>
+      <w:r>
+        <w:rPr>
+          <w:rFonts w:cs="Times New Roman"/>
+          <w:b/>
+          <w:bCs/>
+          <w:szCs w:val="24"/>
+          <w:lang w:val="en-US"/>
+        </w:rPr>
+        <w:t>K</w:t>
+      </w:r>
+    </w:p>
+    <w:p>
+      <w:pPr>
+        <w:pStyle w:val="ListParagraph"/>
+        <w:spacing w:after="120"/>
+        <w:ind w:left="1800"/>
+        <w:rPr>
+          <w:rFonts w:cs="Times New Roman"/>
+          <w:szCs w:val="24"/>
+          <w:lang w:val="en-US"/>
+        </w:rPr>
+      </w:pPr>
       <w:r>
         <w:rPr>
           <w:rFonts w:cs="Times New Roman"/>
@@ -4020,16 +4067,7 @@
           <w:szCs w:val="24"/>
           <w:lang w:val="en-US"/>
         </w:rPr>
-        <w:t xml:space="preserve">, </w:t>
-      </w:r>
-      <w:r>
-        <w:rPr>
-          <w:rFonts w:cs="Times New Roman"/>
-          <w:szCs w:val="24"/>
-          <w:lang w:val="en-US"/>
-        </w:rPr>
-        <w:lastRenderedPageBreak/>
-        <w:t xml:space="preserve">serta rincian Tugas dan Tanggung Jawab penulis dalam mengimplementasikan </w:t>
+        <w:t xml:space="preserve">, serta rincian Tugas dan Tanggung Jawab penulis dalam mengimplementasikan </w:t>
       </w:r>
       <w:r>
         <w:rPr>
@@ -4837,26 +4875,33 @@
     </w:p>
     <w:p>
       <w:pPr>
+        <w:pStyle w:val="NormalWeb"/>
+        <w:spacing w:line="360" w:lineRule="auto"/>
+        <w:ind w:left="1620"/>
+      </w:pPr>
+    </w:p>
+    <w:p>
+      <w:pPr>
         <w:pStyle w:val="Heading3"/>
       </w:pPr>
       <w:bookmarkStart w:id="0" w:name="_Toc229390562"/>
       <w:r>
-        <w:t>Tech Lead</w:t>
-      </w:r>
-      <w:bookmarkEnd w:id="0"/>
-    </w:p>
-    <w:p>
-      <w:pPr>
-        <w:ind w:left="540" w:firstLine="720"/>
-      </w:pPr>
-      <w:r>
-        <w:rPr>
-          <w:i/>
-          <w:iCs/>
-        </w:rPr>
         <w:lastRenderedPageBreak/>
         <w:t>Tech Lead</w:t>
       </w:r>
+      <w:bookmarkEnd w:id="0"/>
+    </w:p>
+    <w:p>
+      <w:pPr>
+        <w:ind w:left="540" w:firstLine="720"/>
+      </w:pPr>
+      <w:r>
+        <w:rPr>
+          <w:i/>
+          <w:iCs/>
+        </w:rPr>
+        <w:t>Tech Lead</w:t>
+      </w:r>
       <w:r>
         <w:t xml:space="preserve"> memiliki tanggung jawab dalam memimpin dan mengawasi proses pengembangan teknis sistem pada platform Reusely. Posisi ini berperan dalam memastikan proses development berjalan dengan baik serta mendukung pengembangan fitur dan layanan digital perusahaan. Dalam menjalankan tanggung jawab tersebut, </w:t>
       </w:r>
@@ -5048,22 +5093,30 @@
           <w:rFonts w:eastAsia="Times New Roman" w:cs="Times New Roman"/>
           <w:lang w:eastAsia="en-ID"/>
         </w:rPr>
-        <w:t xml:space="preserve"> memiliki tanggung jawab dalam mengelola serta mengembangkan produk digital perusahaan agar sesuai dengan kebutuhan pengguna dan tujuan bisnis perusahaan. Posisi ini berperan dalam mengatur proses pengembangan fitur pada platform Reusely agar berjalan secara terarah dan sesuai target perusahaan. Dalam menjalankan tanggung jawab tersebut, </w:t>
-      </w:r>
-      <w:r>
-        <w:rPr>
-          <w:rFonts w:eastAsia="Times New Roman" w:cs="Times New Roman"/>
-          <w:i/>
-          <w:iCs/>
-          <w:lang w:eastAsia="en-ID"/>
-        </w:rPr>
-        <w:t>Product Manager</w:t>
+        <w:t xml:space="preserve"> memiliki tanggung jawab dalam mengelola serta mengembangkan produk digital perusahaan agar sesuai dengan kebutuhan pengguna dan tujuan bisnis perusahaan. Posisi ini berperan dalam mengatur proses pengembangan fitur pada platform Reusely agar berjalan secara terarah </w:t>
       </w:r>
       <w:r>
         <w:rPr>
           <w:rFonts w:eastAsia="Times New Roman" w:cs="Times New Roman"/>
           <w:lang w:eastAsia="en-ID"/>
         </w:rPr>
+        <w:lastRenderedPageBreak/>
+        <w:t xml:space="preserve">dan sesuai target perusahaan. Dalam menjalankan tanggung jawab tersebut, </w:t>
+      </w:r>
+      <w:r>
+        <w:rPr>
+          <w:rFonts w:eastAsia="Times New Roman" w:cs="Times New Roman"/>
+          <w:i/>
+          <w:iCs/>
+          <w:lang w:eastAsia="en-ID"/>
+        </w:rPr>
+        <w:t>Product Manager</w:t>
+      </w:r>
+      <w:r>
+        <w:rPr>
+          <w:rFonts w:eastAsia="Times New Roman" w:cs="Times New Roman"/>
+          <w:lang w:eastAsia="en-ID"/>
+        </w:rPr>
         <w:t xml:space="preserve"> memiliki beberapa tugas sebagai berikut:</w:t>
       </w:r>
     </w:p>
@@ -5086,7 +5139,6 @@
           <w:rFonts w:eastAsia="Times New Roman" w:cs="Times New Roman"/>
           <w:lang w:eastAsia="en-ID"/>
         </w:rPr>
-        <w:lastRenderedPageBreak/>
         <w:t>Menyusun perencanaan pengembangan produk dan fitur pada platform Reusely.</w:t>
       </w:r>
     </w:p>
@@ -5310,6 +5362,7 @@
         <w:ind w:left="1620"/>
       </w:pPr>
       <w:r>
+        <w:lastRenderedPageBreak/>
         <w:t>Melakukan analisis pasar dan kebutuhan pengguna sebagai bahan pengembangan strategi marketing perusahaan.</w:t>
       </w:r>
     </w:p>
@@ -5338,7 +5391,6 @@
         <w:ind w:left="1620"/>
       </w:pPr>
       <w:r>
-        <w:lastRenderedPageBreak/>
         <w:t xml:space="preserve">Berkoordinasi dengan tim </w:t>
       </w:r>
       <w:r>
@@ -5542,6 +5594,7 @@
         <w:ind w:left="1620"/>
       </w:pPr>
       <w:r>
+        <w:lastRenderedPageBreak/>
         <w:t>Melakukan evaluasi terhadap tampilan dan pengalaman pengguna pada platform perusahaan.</w:t>
       </w:r>
     </w:p>
@@ -5570,7 +5623,6 @@
         <w:ind w:left="1620"/>
       </w:pPr>
       <w:r>
-        <w:lastRenderedPageBreak/>
         <w:t>Menyesuaikan desain aplikasi dengan kebutuhan fitur yang sedang dikembangkan.</w:t>
       </w:r>
     </w:p>
@@ -5747,6 +5799,7 @@
         <w:ind w:left="1620"/>
       </w:pPr>
       <w:r>
+        <w:lastRenderedPageBreak/>
         <w:t xml:space="preserve">Mengumpulkan </w:t>
       </w:r>
       <w:r>
@@ -5782,7 +5835,6 @@
           <w:i/>
           <w:iCs/>
         </w:rPr>
-        <w:lastRenderedPageBreak/>
         <w:t>Backend Lead</w:t>
       </w:r>
       <w:r>
@@ -5926,6 +5978,7 @@
         <w:pStyle w:val="Heading3"/>
       </w:pPr>
       <w:r>
+        <w:lastRenderedPageBreak/>
         <w:t>Frontend Lead</w:t>
       </w:r>
       <w:bookmarkEnd w:id="6"/>
@@ -5944,11 +5997,7 @@
         <w:t>Frontend Lead</w:t>
       </w:r>
       <w:r>
-        <w:t xml:space="preserve"> memiliki tanggung jawab dalam memimpin dan mengawasi pengembangan frontend pada platform Reusely. Posisi ini </w:t>
-      </w:r>
-      <w:r>
-        <w:lastRenderedPageBreak/>
-        <w:t xml:space="preserve">berperan dalam menentukan arah teknis frontend, teknologi, framework, serta metode pengembangan tampilan sistem perusahaan. Selain itu, </w:t>
+        <w:t xml:space="preserve"> memiliki tanggung jawab dalam memimpin dan mengawasi pengembangan frontend pada platform Reusely. Posisi ini berperan dalam menentukan arah teknis frontend, teknologi, framework, serta metode pengembangan tampilan sistem perusahaan. Selain itu, </w:t>
       </w:r>
       <w:r>
         <w:rPr>
@@ -6154,7 +6203,11 @@
         <w:t>Developer</w:t>
       </w:r>
       <w:r>
-        <w:t xml:space="preserve"> memiliki tanggung jawab dalam melakukan pengembangan dan implementasi backend sistem pada platform Reusely sesuai dengan kebutuhan perusahaan dan arahan dari Backend Lead. Posisi ini juga berperan dalam membantu mengatur jalannya proses development </w:t>
+        <w:t xml:space="preserve"> memiliki tanggung jawab dalam melakukan pengembangan dan implementasi backend sistem pada platform Reusely sesuai dengan kebutuhan perusahaan dan arahan dari Backend Lead. </w:t>
+      </w:r>
+      <w:r>
+        <w:lastRenderedPageBreak/>
+        <w:t xml:space="preserve">Posisi ini juga berperan dalam membantu mengatur jalannya proses development </w:t>
       </w:r>
       <w:r>
         <w:rPr>
@@ -6198,7 +6251,6 @@
         <w:ind w:left="1620"/>
       </w:pPr>
       <w:r>
-        <w:lastRenderedPageBreak/>
         <w:t xml:space="preserve">Mengembangkan dan mengimplementasikan fitur </w:t>
       </w:r>
       <w:r>
@@ -6483,7 +6535,11 @@
         <w:t>frontend</w:t>
       </w:r>
       <w:r>
-        <w:t xml:space="preserve"> serta memastikan tampilan sistem dapat berjalan dengan baik dan nyaman digunakan oleh pengguna. Dalam menjalankan tanggung jawab tersebut, Senior </w:t>
+        <w:t xml:space="preserve"> </w:t>
+      </w:r>
+      <w:r>
+        <w:lastRenderedPageBreak/>
+        <w:t xml:space="preserve">serta memastikan tampilan sistem dapat berjalan dengan baik dan nyaman digunakan oleh pengguna. Dalam menjalankan tanggung jawab tersebut, Senior </w:t>
       </w:r>
       <w:r>
         <w:rPr>
@@ -6507,7 +6563,6 @@
         <w:ind w:left="1620"/>
       </w:pPr>
       <w:r>
-        <w:lastRenderedPageBreak/>
         <w:t xml:space="preserve">Mengembangkan dan mengimplementasikan tampilan </w:t>
       </w:r>
       <w:r>
@@ -6769,7 +6824,11 @@
         <w:t>Product Quality Assurance</w:t>
       </w:r>
       <w:r>
-        <w:t xml:space="preserve"> memiliki tanggung jawab dalam memastikan kualitas fitur dan sistem pada platform Reusely sebelum digunakan oleh pengguna. Posisi ini berperan dalam melakukan pengujian terhadap fitur yang dikembangkan agar dapat berjalan sesuai kebutuhan perusahaan dan meminimalisir terjadinya bug maupun error pada sistem. Dalam menjalankan tanggung jawab tersebut, </w:t>
+        <w:t xml:space="preserve"> memiliki tanggung jawab dalam memastikan kualitas fitur dan sistem pada platform Reusely sebelum digunakan oleh pengguna. Posisi ini berperan dalam melakukan pengujian terhadap fitur yang dikembangkan agar dapat berjalan sesuai kebutuhan perusahaan dan meminimalisir terjadinya bug maupun error pada sistem. </w:t>
+      </w:r>
+      <w:r>
+        <w:lastRenderedPageBreak/>
+        <w:t xml:space="preserve">Dalam menjalankan tanggung jawab tersebut, </w:t>
       </w:r>
       <w:r>
         <w:rPr>
@@ -6793,7 +6852,6 @@
         <w:ind w:left="1620"/>
       </w:pPr>
       <w:r>
-        <w:lastRenderedPageBreak/>
         <w:t>Melakukan pengujian terhadap fitur website dan sistem pada platform Reusely sebelum dan sesudah dirilis kepada pengguna.</w:t>
       </w:r>
     </w:p>
@@ -7005,6 +7063,7 @@
         <w:ind w:left="1620"/>
       </w:pPr>
       <w:r>
+        <w:lastRenderedPageBreak/>
         <w:t>Melakukan pengujian manual terhadap fitur aplikasi dan website pada platform Reusely.</w:t>
       </w:r>
     </w:p>
@@ -7019,7 +7078,6 @@
         <w:ind w:left="1620"/>
       </w:pPr>
       <w:r>
-        <w:lastRenderedPageBreak/>
         <w:t>Melakukan pengujian API untuk memastikan integrasi sistem berjalan dengan baik dan sesuai kebutuhan perusahaan.</w:t>
       </w:r>
     </w:p>
@@ -7228,6 +7286,7 @@
         <w:ind w:left="1620"/>
       </w:pPr>
       <w:r>
+        <w:lastRenderedPageBreak/>
         <w:t>Membantu proses pengolahan dan pembaruan data pada sistem perusahaan.</w:t>
       </w:r>
     </w:p>
@@ -7242,7 +7301,6 @@
         <w:ind w:left="1620"/>
       </w:pPr>
       <w:r>
-        <w:lastRenderedPageBreak/>
         <w:t>Membantu penyusunan laporan dan dokumentasi data perusahaan sesuai kebutuhan operasional.</w:t>
       </w:r>
     </w:p>
@@ -7511,20 +7569,6 @@
       <w:r>
         <w:t>Logo merupakan gambar atau simbol yang digunakan sebagai identitas perusahaan. Logo biasanya digunakan pada website, dokumen, media promosi, serta berbagai kebutuhan perusahaan lainnya. Selain sebagai identitas, logo juga menjadi bentuk representasi dari perusahaan dalam menunjukkan citra dan karakter perusahaan. Berikut merupakan logo dari Reusely:</w:t>
       </w:r>
-    </w:p>
-    <w:p>
-      <w:pPr>
-        <w:pStyle w:val="NormalWeb"/>
-        <w:spacing w:line="360" w:lineRule="auto"/>
-        <w:ind w:firstLine="567"/>
-      </w:pPr>
-    </w:p>
-    <w:p>
-      <w:pPr>
-        <w:pStyle w:val="NormalWeb"/>
-        <w:spacing w:line="360" w:lineRule="auto"/>
-        <w:ind w:firstLine="567"/>
-      </w:pPr>
     </w:p>
     <w:p>
       <w:pPr>
@@ -7593,7 +7637,6 @@
         <w:ind w:left="1418" w:firstLine="720"/>
       </w:pPr>
       <w:r>
-        <w:lastRenderedPageBreak/>
         <w:t>(Sumber: Linkedln Reusely.com)</w:t>
       </w:r>
     </w:p>
@@ -7612,6 +7655,7 @@
         <w:pStyle w:val="Heading2"/>
       </w:pPr>
       <w:r>
+        <w:lastRenderedPageBreak/>
         <w:t>Visi dan Misi Perusahaan</w:t>
       </w:r>
     </w:p>
@@ -7917,8 +7961,6 @@
       <w:pPr>
         <w:ind w:firstLine="540"/>
         <w:rPr>
-          <w:rFonts w:cs="Times New Roman"/>
-          <w:szCs w:val="24"/>
           <w:lang w:val="en-US"/>
         </w:rPr>
       </w:pPr>
@@ -8076,15 +8118,1605 @@
     </w:p>
     <w:p>
       <w:pPr>
+        <w:pStyle w:val="Heading1"/>
+        <w:numPr>
+          <w:ilvl w:val="0"/>
+          <w:numId w:val="33"/>
+        </w:numPr>
+        <w:ind w:left="540" w:hanging="540"/>
+        <w:jc w:val="both"/>
+        <w:rPr>
+          <w:rFonts w:cs="Times New Roman"/>
+          <w:sz w:val="24"/>
+          <w:szCs w:val="24"/>
+        </w:rPr>
+      </w:pPr>
+      <w:r>
+        <w:rPr>
+          <w:sz w:val="24"/>
+          <w:szCs w:val="24"/>
+        </w:rPr>
+        <w:t>Tugas dan Tanggung Jawab</w:t>
+      </w:r>
+    </w:p>
+    <w:p>
+      <w:pPr>
         <w:ind w:firstLine="540"/>
-        <w:rPr>
-          <w:szCs w:val="24"/>
-        </w:rPr>
-      </w:pPr>
-      <w:r>
-        <w:rPr>
-          <w:szCs w:val="24"/>
-        </w:rPr>
+      </w:pPr>
+      <w:r>
+        <w:t xml:space="preserve">Selama melaksanakan kegiatan Kerja Praktik di Reusely sebagai </w:t>
+      </w:r>
+      <w:r>
+        <w:rPr>
+          <w:i/>
+          <w:iCs/>
+        </w:rPr>
+        <w:t>User Interface Designer Intern</w:t>
+      </w:r>
+      <w:r>
+        <w:t xml:space="preserve">, penulis ditempatkan di dalam </w:t>
+      </w:r>
+      <w:r>
+        <w:rPr>
+          <w:i/>
+          <w:iCs/>
+        </w:rPr>
+        <w:t>Product Team</w:t>
+      </w:r>
+      <w:r>
+        <w:t xml:space="preserve"> dan berkoordinasi secara langsung di bawah arahan </w:t>
+      </w:r>
+      <w:r>
+        <w:rPr>
+          <w:i/>
+          <w:iCs/>
+        </w:rPr>
+        <w:t>Product Designer</w:t>
+      </w:r>
+      <w:r>
+        <w:t xml:space="preserve"> senior. Peran teknis penulis di dalam tim ini dibatasi sebagai eksekutor dalam proses perancangan ulang (</w:t>
+      </w:r>
+      <w:r>
+        <w:rPr>
+          <w:i/>
+          <w:iCs/>
+        </w:rPr>
+        <w:t>redesign</w:t>
+      </w:r>
+      <w:r>
+        <w:t xml:space="preserve">) halaman-halaman platform Reusely. Tanggung jawab utama penulis berfokus pada migrasi elemen visual dengan mengimplementasikan komponen-komponen resmi dari </w:t>
+      </w:r>
+      <w:r>
+        <w:rPr>
+          <w:i/>
+          <w:iCs/>
+        </w:rPr>
+        <w:t>Design System V2</w:t>
+      </w:r>
+      <w:r>
+        <w:t xml:space="preserve"> yang telah disediakan oleh perusahaan. Melalui batasan kerja tersebut, penulis bertugas untuk memastikan setiap modul halaman yang dikerjakan ulang dapat bertransisi menggunakan bahasa komponen terbaru yang terstandarisasi.</w:t>
+      </w:r>
+    </w:p>
+    <w:p>
+      <w:pPr>
+        <w:ind w:firstLine="540"/>
+      </w:pPr>
+      <w:r>
+        <w:lastRenderedPageBreak/>
+        <w:t xml:space="preserve">Dalam pelaksanaan tugas harian, penulis bertanggung jawab untuk melakukan audit dan analisis visual awal terhadap halaman lama yang masih berbasis </w:t>
+      </w:r>
+      <w:r>
+        <w:rPr>
+          <w:i/>
+          <w:iCs/>
+        </w:rPr>
+        <w:t>Design System V1</w:t>
+      </w:r>
+      <w:r>
+        <w:t xml:space="preserve">. Proses identifikasi ini dilakukan secara cermat untuk memeriksa letak ketidakkonsistenan visual dari elemen antarmuka yang ada pada platform. Setelah </w:t>
+      </w:r>
+      <w:r>
+        <w:rPr>
+          <w:lang w:val="en-US"/>
+        </w:rPr>
+        <w:t>mengidentifikasi</w:t>
+      </w:r>
+      <w:r>
+        <w:t xml:space="preserve"> komponen lama yang perlu diganti, penulis melakukan perancangan ulang tata letak halaman tersebut di aplikasi Figma dengan mengoptimalkan fitur </w:t>
+      </w:r>
+      <w:r>
+        <w:rPr>
+          <w:i/>
+          <w:iCs/>
+        </w:rPr>
+        <w:t>Auto Layout</w:t>
+      </w:r>
+      <w:r>
+        <w:t xml:space="preserve"> dan </w:t>
+      </w:r>
+      <w:r>
+        <w:rPr>
+          <w:i/>
+          <w:iCs/>
+        </w:rPr>
+        <w:t>Component Sets</w:t>
+      </w:r>
+      <w:r>
+        <w:t xml:space="preserve">. Langkah penerapan ini bertujuan untuk menghasilkan susunan tata letak komponen </w:t>
+      </w:r>
+      <w:r>
+        <w:rPr>
+          <w:i/>
+          <w:iCs/>
+        </w:rPr>
+        <w:t>Design System V2</w:t>
+      </w:r>
+      <w:r>
+        <w:t xml:space="preserve"> yang konsisten, rapi, dan sesuai dengan standar panduan desain yang berlaku di perusahaan.</w:t>
+      </w:r>
+    </w:p>
+    <w:p>
+      <w:pPr>
+        <w:ind w:firstLine="540"/>
+      </w:pPr>
+      <w:r>
+        <w:t xml:space="preserve">Selain melakukan pembenahan pada aspek visual, penulis mengemban tugas untuk menyusun </w:t>
+      </w:r>
+      <w:r>
+        <w:rPr>
+          <w:i/>
+          <w:iCs/>
+        </w:rPr>
+        <w:t>high-fidelity prototype</w:t>
+      </w:r>
+      <w:r>
+        <w:t xml:space="preserve"> yang interaktif. Pembuatan prototipe ini dikerjakan secara spesifik per halaman untuk setiap modul tugas yang diberikan selama periode Kerja Praktik. Dalam menyusun interaksi per halaman tersebut, penulis memanfaatkan fitur </w:t>
+      </w:r>
+      <w:r>
+        <w:rPr>
+          <w:i/>
+          <w:iCs/>
+        </w:rPr>
+        <w:t>Variables</w:t>
+      </w:r>
+      <w:r>
+        <w:t xml:space="preserve"> </w:t>
+      </w:r>
+      <w:r>
+        <w:rPr>
+          <w:lang w:val="en-US"/>
+        </w:rPr>
+        <w:t>untuk</w:t>
+      </w:r>
+      <w:r>
+        <w:t xml:space="preserve"> mengikat nilai elemen warna maupun spasi agar lebih </w:t>
+      </w:r>
+      <w:r>
+        <w:rPr>
+          <w:lang w:val="en-US"/>
+        </w:rPr>
+        <w:t>konsisten</w:t>
+      </w:r>
+      <w:r>
+        <w:t>. Proses perancangan interaksi ini dibatasi pada simulasi fungsi mandiri di masing-masing halaman dan tidak mencakup jalinan alur menyeluruh antar-modul platform secara luas.</w:t>
+      </w:r>
+    </w:p>
+    <w:p>
+      <w:pPr>
+        <w:ind w:firstLine="540"/>
+      </w:pPr>
+      <w:r>
+        <w:t xml:space="preserve">Sebagai tahap akhir dari siklus kerja harian, penulis bertanggung jawab penuh dalam fase validasi internal bersama tim produk. Penulis secara berkala mengikuti sesi asistensi dan </w:t>
+      </w:r>
+      <w:r>
+        <w:rPr>
+          <w:i/>
+          <w:iCs/>
+        </w:rPr>
+        <w:t>design review</w:t>
+      </w:r>
+      <w:r>
+        <w:t xml:space="preserve"> langsung dengan </w:t>
+      </w:r>
+      <w:r>
+        <w:rPr>
+          <w:i/>
+          <w:iCs/>
+        </w:rPr>
+        <w:t>Product Designer</w:t>
+      </w:r>
+      <w:r>
+        <w:t xml:space="preserve"> senior untuk memaparkan hasil implementasi komponen </w:t>
+      </w:r>
+      <w:r>
+        <w:rPr>
+          <w:i/>
+          <w:iCs/>
+        </w:rPr>
+        <w:t>Design System V2</w:t>
+      </w:r>
+      <w:r>
+        <w:t xml:space="preserve"> pada halaman yang telah selesai dirancang. Melalui evaluasi tersebut, penulis berkewajiban untuk menerima masukan teknis dan segera melakukan perbaikan desain sesuai dengan </w:t>
+      </w:r>
+      <w:r>
+        <w:rPr>
+          <w:i/>
+          <w:iCs/>
+        </w:rPr>
+        <w:t>feedback</w:t>
+      </w:r>
+      <w:r>
+        <w:t xml:space="preserve"> yang diberikan oleh pembimbing lapangan. Setelah rancangan halaman tersebut mendapatkan persetujuan (</w:t>
+      </w:r>
+      <w:r>
+        <w:rPr>
+          <w:i/>
+          <w:iCs/>
+        </w:rPr>
+        <w:t>approval</w:t>
+      </w:r>
+      <w:r>
+        <w:t>) dari desainer senior, maka seluruh rangkaian tugas penulis untuk halaman tersebut dinyatakan selesai.</w:t>
+      </w:r>
+    </w:p>
+    <w:p>
+      <w:pPr>
+        <w:pStyle w:val="Heading1"/>
+        <w:numPr>
+          <w:ilvl w:val="0"/>
+          <w:numId w:val="33"/>
+        </w:numPr>
+        <w:ind w:left="540" w:hanging="540"/>
+        <w:jc w:val="both"/>
+        <w:rPr>
+          <w:szCs w:val="24"/>
+        </w:rPr>
+      </w:pPr>
+      <w:r>
+        <w:rPr>
+          <w:sz w:val="24"/>
+          <w:szCs w:val="28"/>
+        </w:rPr>
+        <w:t>Landasan Teori</w:t>
+      </w:r>
+    </w:p>
+    <w:p>
+      <w:pPr>
+        <w:pStyle w:val="anaksub-bab"/>
+        <w:numPr>
+          <w:ilvl w:val="0"/>
+          <w:numId w:val="36"/>
+        </w:numPr>
+        <w:ind w:hanging="720"/>
+        <w:rPr>
+          <w:i/>
+          <w:iCs/>
+        </w:rPr>
+      </w:pPr>
+      <w:r>
+        <w:rPr>
+          <w:i/>
+          <w:iCs/>
+        </w:rPr>
+        <w:t>User Interface</w:t>
+      </w:r>
+    </w:p>
+    <w:p>
+      <w:pPr>
+        <w:pStyle w:val="isianaksub-bab"/>
+        <w:rPr>
+          <w:lang w:val="en-US"/>
+        </w:rPr>
+      </w:pPr>
+      <w:r>
+        <w:rPr>
+          <w:i/>
+          <w:iCs w:val="0"/>
+        </w:rPr>
+        <w:lastRenderedPageBreak/>
+        <w:t>User Interface</w:t>
+      </w:r>
+      <w:r>
+        <w:t xml:space="preserve"> (</w:t>
+      </w:r>
+      <w:r>
+        <w:rPr>
+          <w:i/>
+          <w:iCs w:val="0"/>
+        </w:rPr>
+        <w:t>UI</w:t>
+      </w:r>
+      <w:r>
+        <w:t xml:space="preserve">) merupakan aspek yang sangat penting dalam pengembangan sistem digital, aplikasi </w:t>
+      </w:r>
+      <w:r>
+        <w:rPr>
+          <w:i/>
+          <w:iCs w:val="0"/>
+        </w:rPr>
+        <w:t>mobile</w:t>
+      </w:r>
+      <w:r>
+        <w:t xml:space="preserve">, perangkat lunak </w:t>
+      </w:r>
+      <w:r>
+        <w:rPr>
+          <w:i/>
+          <w:iCs w:val="0"/>
+        </w:rPr>
+        <w:t>desktop</w:t>
+      </w:r>
+      <w:r>
+        <w:t xml:space="preserve">, maupun platform </w:t>
+      </w:r>
+      <w:r>
+        <w:rPr>
+          <w:lang w:val="en-US"/>
+        </w:rPr>
+        <w:t>website</w:t>
+      </w:r>
+      <w:r>
+        <w:t xml:space="preserve">. </w:t>
+      </w:r>
+      <w:r>
+        <w:rPr>
+          <w:i/>
+          <w:iCs w:val="0"/>
+        </w:rPr>
+        <w:t>UI</w:t>
+      </w:r>
+      <w:r>
+        <w:t xml:space="preserve"> berperan sebagai jembatan utama antara </w:t>
+      </w:r>
+      <w:r>
+        <w:rPr>
+          <w:i/>
+          <w:iCs w:val="0"/>
+          <w:lang w:val="en-US"/>
+        </w:rPr>
+        <w:t>user</w:t>
+      </w:r>
+      <w:r>
+        <w:t xml:space="preserve"> dengan</w:t>
+      </w:r>
+      <w:r>
+        <w:rPr>
+          <w:lang w:val="en-US"/>
+        </w:rPr>
+        <w:t xml:space="preserve"> </w:t>
+      </w:r>
+      <w:r>
+        <w:t xml:space="preserve">perangkat lunak. </w:t>
+      </w:r>
+      <w:r>
+        <w:rPr>
+          <w:i/>
+          <w:iCs w:val="0"/>
+        </w:rPr>
+        <w:t>User Interface</w:t>
+      </w:r>
+      <w:r>
+        <w:t xml:space="preserve"> adalah ilmu yang mempelajari tentang tata letak desain grafis pada tampilan sebuah </w:t>
+      </w:r>
+      <w:r>
+        <w:rPr>
+          <w:lang w:val="en-US"/>
+        </w:rPr>
+        <w:t>website</w:t>
+      </w:r>
+      <w:r>
+        <w:t xml:space="preserve"> atau aplikasi</w:t>
+      </w:r>
+      <w:r>
+        <w:rPr>
+          <w:lang w:val="en-US"/>
+        </w:rPr>
+        <w:t xml:space="preserve"> </w:t>
+      </w:r>
+      <w:r>
+        <w:rPr>
+          <w:lang w:val="en-US"/>
+        </w:rPr>
+        <w:fldChar w:fldCharType="begin"/>
+      </w:r>
+      <w:r>
+        <w:rPr>
+          <w:lang w:val="en-US"/>
+        </w:rPr>
+        <w:instrText xml:space="preserve"> ADDIN ZOTERO_ITEM CSL_CITATION {"citationID":"7mIwLRep","properties":{"unsorted":false,"formattedCitation":"(Jamilah &amp; Padmasari, 2022)","plainCitation":"(Jamilah &amp; Padmasari, 2022)","noteIndex":0},"citationItems":[{"id":67,"uris":["http://zotero.org/users/local/Tywae54I/items/P85AQUUT"],"itemData":{"id":67,"type":"article-journal","abstract":"Mental health has a very important influence in human life. If someone has a mental health disorder, then his life will also be disrupted. The rise of mental health cases that occur today is a problem that must be overcome. Say.co is a mental health application that can help people with mental health disorders to get direct treatment from experts. In this application, there are several features that can be useful for people with mental health, including consultations, chat bots, activity recommendations, song recommendations, food recommendations, mood boards, and information about mental health. The method used in designing this application is a literature study and pays attention to important aspects that must exist in the user interface and user experience. This design is useful for providing information about the features and appearance of the say.co application.","language":"id","source":"Zotero","title":"PERANCANGAN USER INTERFACE DAN USER EXPERIENCE APLIKASI SAY.CO","volume":"9","author":[{"family":"Jamilah","given":"Yulianti Siti"},{"family":"Padmasari","given":"Ayung Candra"}],"issued":{"date-parts":[["2022"]]}}}],"schema":"https://github.com/citation-style-language/schema/raw/master/csl-citation.json"} </w:instrText>
+      </w:r>
+      <w:r>
+        <w:rPr>
+          <w:lang w:val="en-US"/>
+        </w:rPr>
+        <w:fldChar w:fldCharType="separate"/>
+      </w:r>
+      <w:r>
+        <w:rPr>
+          <w:rFonts w:cs="Times New Roman"/>
+        </w:rPr>
+        <w:t>(Jamilah &amp; Padmasari, 2022)</w:t>
+      </w:r>
+      <w:r>
+        <w:rPr>
+          <w:lang w:val="en-US"/>
+        </w:rPr>
+        <w:fldChar w:fldCharType="end"/>
+      </w:r>
+      <w:r>
+        <w:t xml:space="preserve">. </w:t>
+      </w:r>
+      <w:r>
+        <w:rPr>
+          <w:i/>
+          <w:iCs w:val="0"/>
+        </w:rPr>
+        <w:t>UI</w:t>
+      </w:r>
+      <w:r>
+        <w:t xml:space="preserve"> lebih berfokus pada keindahan tampilan, </w:t>
+      </w:r>
+      <w:r>
+        <w:t>ni mencakup semua aspek grafis, mulai dari tata letak (</w:t>
+      </w:r>
+      <w:r>
+        <w:rPr>
+          <w:i/>
+          <w:iCs w:val="0"/>
+        </w:rPr>
+        <w:t>layout</w:t>
+      </w:r>
+      <w:r>
+        <w:t>), skema warna, tipografi, ikon, tombol, hingga animasi dan transisi antar  halaman</w:t>
+      </w:r>
+      <w:r>
+        <w:rPr>
+          <w:lang w:val="en-US"/>
+        </w:rPr>
+        <w:t xml:space="preserve"> </w:t>
+      </w:r>
+      <w:r>
+        <w:rPr>
+          <w:lang w:val="en-US"/>
+        </w:rPr>
+        <w:fldChar w:fldCharType="begin"/>
+      </w:r>
+      <w:r>
+        <w:rPr>
+          <w:lang w:val="en-US"/>
+        </w:rPr>
+        <w:instrText xml:space="preserve"> ADDIN ZOTERO_ITEM CSL_CITATION {"citationID":"T4ecob9E","properties":{"unsorted":false,"formattedCitation":"(Ayada &amp; Hammad, 2023)","plainCitation":"(Ayada &amp; Hammad, 2023)","noteIndex":0},"citationItems":[{"id":75,"uris":["http://zotero.org/users/local/Tywae54I/items/RXKRZ5PR"],"itemData":{"id":75,"type":"article-journal","container-title":"International Design Journal","DOI":"10.21608/idj.2023.305364","ISSN":"2090-9640","issue":"4","journalAbbreviation":"International Design Journal","language":"en","page":"339-354","source":"DOI.org (Crossref)","title":"Design Quality Criteria for Smartphone Applications Interface and its Impact on User Experience and Usability","volume":"13","author":[{"family":"Ayada","given":"Wesam"},{"family":"Hammad","given":"Maram"}],"issued":{"date-parts":[["2023",7,1]]}}}],"schema":"https://github.com/citation-style-language/schema/raw/master/csl-citation.json"} </w:instrText>
+      </w:r>
+      <w:r>
+        <w:rPr>
+          <w:lang w:val="en-US"/>
+        </w:rPr>
+        <w:fldChar w:fldCharType="separate"/>
+      </w:r>
+      <w:r>
+        <w:rPr>
+          <w:rFonts w:cs="Times New Roman"/>
+        </w:rPr>
+        <w:t>(Ayada &amp; Hammad, 2023)</w:t>
+      </w:r>
+      <w:r>
+        <w:rPr>
+          <w:lang w:val="en-US"/>
+        </w:rPr>
+        <w:fldChar w:fldCharType="end"/>
+      </w:r>
+      <w:r>
+        <w:rPr>
+          <w:lang w:val="en-US"/>
+        </w:rPr>
+        <w:t>.</w:t>
+      </w:r>
+    </w:p>
+    <w:p>
+      <w:pPr>
+        <w:pStyle w:val="anaksub-bab"/>
+        <w:numPr>
+          <w:ilvl w:val="0"/>
+          <w:numId w:val="36"/>
+        </w:numPr>
+        <w:ind w:hanging="720"/>
+        <w:rPr>
+          <w:i/>
+          <w:iCs/>
+        </w:rPr>
+      </w:pPr>
+      <w:r>
+        <w:rPr>
+          <w:i/>
+          <w:iCs/>
+        </w:rPr>
+        <w:t>Design System</w:t>
+      </w:r>
+    </w:p>
+    <w:p>
+      <w:pPr>
+        <w:pStyle w:val="isianaksub-bab"/>
+      </w:pPr>
+      <w:r>
+        <w:rPr>
+          <w:i/>
+        </w:rPr>
+        <w:t>Design system</w:t>
+      </w:r>
+      <w:r>
+        <w:t xml:space="preserve"> merupakan sebuah infrastruktur pengembangan produk digital yang mengintegrasikan sekumpulan standar, panduan gaya (</w:t>
+      </w:r>
+      <w:r>
+        <w:rPr>
+          <w:i/>
+        </w:rPr>
+        <w:t>style guides</w:t>
+      </w:r>
+      <w:r>
+        <w:t xml:space="preserve">), serta komponen </w:t>
+      </w:r>
+      <w:r>
+        <w:rPr>
+          <w:i/>
+        </w:rPr>
+        <w:t>User Interface</w:t>
+      </w:r>
+      <w:r>
+        <w:t xml:space="preserve"> (</w:t>
+      </w:r>
+      <w:r>
+        <w:rPr>
+          <w:i/>
+          <w:iCs w:val="0"/>
+        </w:rPr>
+        <w:t>UI</w:t>
+      </w:r>
+      <w:r>
+        <w:t xml:space="preserve">) </w:t>
+      </w:r>
+      <w:r>
+        <w:rPr>
+          <w:i/>
+        </w:rPr>
+        <w:t>reusable</w:t>
+      </w:r>
+      <w:r>
+        <w:t xml:space="preserve"> yang terperinci ke dalam satu dokumentasi terpusat. </w:t>
+      </w:r>
+      <w:r>
+        <w:rPr>
+          <w:i/>
+          <w:iCs w:val="0"/>
+          <w:lang w:val="en-US"/>
+        </w:rPr>
+        <w:t>D</w:t>
+      </w:r>
+      <w:r>
+        <w:rPr>
+          <w:i/>
+        </w:rPr>
+        <w:t>esign system</w:t>
+      </w:r>
+      <w:r>
+        <w:t xml:space="preserve"> bertindak sebagai sekumpulan pola teratur yang saling berhubungan untuk mempercepat dan mempermudah proses kolaborasi produk digital</w:t>
+      </w:r>
+      <w:r>
+        <w:rPr>
+          <w:lang w:val="en-US"/>
+        </w:rPr>
+        <w:t xml:space="preserve"> </w:t>
+      </w:r>
+      <w:r>
+        <w:rPr>
+          <w:lang w:val="en-US"/>
+        </w:rPr>
+        <w:fldChar w:fldCharType="begin"/>
+      </w:r>
+      <w:r>
+        <w:rPr>
+          <w:lang w:val="en-US"/>
+        </w:rPr>
+        <w:instrText xml:space="preserve"> ADDIN ZOTERO_ITEM CSL_CITATION {"citationID":"Bz0N6cvv","properties":{"unsorted":false,"formattedCitation":"(Kurniawan, 2024b)","plainCitation":"(Kurniawan, 2024b)","noteIndex":0},"citationItems":[{"id":5,"uris":["http://zotero.org/users/local/Tywae54I/items/6HNZEHRM"],"itemData":{"id":5,"type":"article-journal","abstract":"Kehadiran produk digital telah menjadi bagian integral dari kehidupan sehari-hari manusia. Antarmuka pengguna (UI) memiliki peran sentral dalam menentukan keberhasilan dan adopsi produk. Konsistensi dan koherensi dalam desain UI menjadi kunci untuk memastikan pengguna dapat dengan mudah memahami dan menggunakan produk secara efisien. Meskipun demikian, menciptakan UI yang konsisten, terutama untuk produk digital yang kompleks, merupakan tantangan yang tidak ringan. Oleh karena itu, Design System muncul sebagai solusi inovatif. Dari perspektif pengalaman pengguna, konsistensi dianggap sebagai faktor krusial yang mempengaruhi kemudahan pengguna dalam berinteraksi dengan desain. Penelitian ini bertujuan untuk mengkaji penerapan pendekatan atomic design dan A/B testing dalam pembuatan Design System dengan studi kasus pada perusahaan Asuransi Astra Buana. Diharapkan temuan penelitian ini dapat memberikan kontribusi teoritis dan praktis dalam pengembangan Design System yang efektif dan efisien.","container-title":"Jurnal Teknologi  Dan Sistem Informasi Bisnis","DOI":"10.47233/jteksis.v6i3.1346","ISSN":"2655-8238, 2964-2132","issue":"3","journalAbbreviation":"JTEKSIS","license":"http://creativecommons.org/licenses/by/4.0","page":"543-549","source":"DOI.org (Crossref)","title":"Pembuatan Design System Menggunakan Pendekatan Atomic Design dan A/B Testing","volume":"6","author":[{"family":"Kurniawan","given":"Reyhan Adinata"}],"issued":{"date-parts":[["2024",7,10]]}}}],"schema":"https://github.com/citation-style-language/schema/raw/master/csl-citation.json"} </w:instrText>
+      </w:r>
+      <w:r>
+        <w:rPr>
+          <w:lang w:val="en-US"/>
+        </w:rPr>
+        <w:fldChar w:fldCharType="separate"/>
+      </w:r>
+      <w:r>
+        <w:rPr>
+          <w:rFonts w:cs="Times New Roman"/>
+        </w:rPr>
+        <w:t>(Kurniawan, 2024b)</w:t>
+      </w:r>
+      <w:r>
+        <w:rPr>
+          <w:lang w:val="en-US"/>
+        </w:rPr>
+        <w:fldChar w:fldCharType="end"/>
+      </w:r>
+      <w:r>
+        <w:t xml:space="preserve">. Kehadiran </w:t>
+      </w:r>
+      <w:r>
+        <w:rPr>
+          <w:i/>
+        </w:rPr>
+        <w:t>design system</w:t>
+      </w:r>
+      <w:r>
+        <w:t xml:space="preserve"> ini krusial dalam memotong waktu pengerjaan visual antarmuka karena aset desain yang bersifat berulang dapat langsung digunakan kembali</w:t>
+      </w:r>
+      <w:r>
+        <w:rPr>
+          <w:lang w:val="en-US"/>
+        </w:rPr>
+        <w:t xml:space="preserve"> </w:t>
+      </w:r>
+      <w:r>
+        <w:rPr>
+          <w:lang w:val="en-US"/>
+        </w:rPr>
+        <w:fldChar w:fldCharType="begin"/>
+      </w:r>
+      <w:r>
+        <w:rPr>
+          <w:lang w:val="en-US"/>
+        </w:rPr>
+        <w:instrText xml:space="preserve"> ADDIN ZOTERO_ITEM CSL_CITATION {"citationID":"qKJhXlQl","properties":{"unsorted":false,"formattedCitation":"(Setiawan dkk., 2023)","plainCitation":"(Setiawan dkk., 2023)","noteIndex":0},"citationItems":[{"id":58,"uris":["http://zotero.org/users/local/Tywae54I/items/PPF7WAZ2"],"itemData":{"id":58,"type":"article-journal","abstract":"Dalam mengembangkan sistem perangkat lunak, selama ini belum ada aturan tentang pola standar interface pada perangkat lunak berbasis web. Masalah inkonsistensi pada gaya desain antar perangkat lunak dan waktu yang dibutuhkan dalam pengembangan desain interface cenderung menghabiskan waktu. Penelitian ini bertujuan untuk menghasilkan kerangka kerja desain bernama Akses Digital Design System. Pendekatan metode perancangan desain sistem yang digunakan dalam penelitian ini adalah Atomic Design. Pada penelitian ini design system yang dibangun dibatasi berupa elemen product yang terdiri dari functional pattern dan perceptual pattern. Adapun hasil atau artefak keluaran menghasilkan design system yang terdiri perceptual pattern dan functional pattern dalam bentuk pattern library, style guide dan code library. Dari hasil penelitian, design system dapat meningkatkan produktivitas dalam mendesain antarmuka pengguna sehingga waktu yang diperlukan dapat dikurangi. Hal ini dikarenakan adanya dokumentasi sebagai panduan terkait komponen-komponen yang akan digunakan sebagai elemen dasar standar. Selain itu, desain user interface yang dihasilkan lebih menyatu dan konsisten.","container-title":"Jurnal Teknologi Terpadu","DOI":"10.54914/jtt.v9i1.619","ISSN":"2460-7908, 2477-0043","issue":"1","journalAbbreviation":"j. teknologi terpadu","license":"https://creativecommons.org/licenses/by-nc-sa/4.0","page":"56-64","source":"DOI.org (Crossref)","title":"Design System pada Perancangan Antarmuka Perangkat Lunak Sistem Akses Digital","volume":"9","author":[{"family":"Setiawan","given":"Apriansyah Rizqi"},{"family":"Asfi","given":"Marsani"},{"family":"Sevtiana","given":"Agus"},{"family":"Pranata","given":"Sudadi"},{"family":"Septian","given":"Willy Eka"}],"issued":{"date-parts":[["2023",7,4]]}}}],"schema":"https://github.com/citation-style-language/schema/raw/master/csl-citation.json"} </w:instrText>
+      </w:r>
+      <w:r>
+        <w:rPr>
+          <w:lang w:val="en-US"/>
+        </w:rPr>
+        <w:fldChar w:fldCharType="separate"/>
+      </w:r>
+      <w:r>
+        <w:rPr>
+          <w:rFonts w:cs="Times New Roman"/>
+        </w:rPr>
+        <w:t>(Setiawan dkk., 2023)</w:t>
+      </w:r>
+      <w:r>
+        <w:rPr>
+          <w:lang w:val="en-US"/>
+        </w:rPr>
+        <w:fldChar w:fldCharType="end"/>
+      </w:r>
+      <w:r>
+        <w:t xml:space="preserve">. Dalam skala industri, penerapan </w:t>
+      </w:r>
+      <w:r>
+        <w:rPr>
+          <w:i/>
+        </w:rPr>
+        <w:t>design system</w:t>
+      </w:r>
+      <w:r>
+        <w:t xml:space="preserve"> yang konsisten terbukti efektif menjaga keseragaman elemen visual di seluruh halaman aplikasi sekaligus meningkatkan produktivitas antara tim desainer dan tim pengembang</w:t>
+      </w:r>
+      <w:r>
+        <w:rPr>
+          <w:lang w:val="en-US"/>
+        </w:rPr>
+        <w:t xml:space="preserve"> </w:t>
+      </w:r>
+      <w:r>
+        <w:rPr>
+          <w:lang w:val="en-US"/>
+        </w:rPr>
+        <w:fldChar w:fldCharType="begin"/>
+      </w:r>
+      <w:r>
+        <w:rPr>
+          <w:lang w:val="en-US"/>
+        </w:rPr>
+        <w:instrText xml:space="preserve"> ADDIN ZOTERO_ITEM CSL_CITATION {"citationID":"MGdRVV8e","properties":{"unsorted":false,"formattedCitation":"(Setiawan dkk., 2023)","plainCitation":"(Setiawan dkk., 2023)","noteIndex":0},"citationItems":[{"id":58,"uris":["http://zotero.org/users/local/Tywae54I/items/PPF7WAZ2"],"itemData":{"id":58,"type":"article-journal","abstract":"Dalam mengembangkan sistem perangkat lunak, selama ini belum ada aturan tentang pola standar interface pada perangkat lunak berbasis web. Masalah inkonsistensi pada gaya desain antar perangkat lunak dan waktu yang dibutuhkan dalam pengembangan desain interface cenderung menghabiskan waktu. Penelitian ini bertujuan untuk menghasilkan kerangka kerja desain bernama Akses Digital Design System. Pendekatan metode perancangan desain sistem yang digunakan dalam penelitian ini adalah Atomic Design. Pada penelitian ini design system yang dibangun dibatasi berupa elemen product yang terdiri dari functional pattern dan perceptual pattern. Adapun hasil atau artefak keluaran menghasilkan design system yang terdiri perceptual pattern dan functional pattern dalam bentuk pattern library, style guide dan code library. Dari hasil penelitian, design system dapat meningkatkan produktivitas dalam mendesain antarmuka pengguna sehingga waktu yang diperlukan dapat dikurangi. Hal ini dikarenakan adanya dokumentasi sebagai panduan terkait komponen-komponen yang akan digunakan sebagai elemen dasar standar. Selain itu, desain user interface yang dihasilkan lebih menyatu dan konsisten.","container-title":"Jurnal Teknologi Terpadu","DOI":"10.54914/jtt.v9i1.619","ISSN":"2460-7908, 2477-0043","issue":"1","journalAbbreviation":"j. teknologi terpadu","license":"https://creativecommons.org/licenses/by-nc-sa/4.0","page":"56-64","source":"DOI.org (Crossref)","title":"Design System pada Perancangan Antarmuka Perangkat Lunak Sistem Akses Digital","volume":"9","author":[{"family":"Setiawan","given":"Apriansyah Rizqi"},{"family":"Asfi","given":"Marsani"},{"family":"Sevtiana","given":"Agus"},{"family":"Pranata","given":"Sudadi"},{"family":"Septian","given":"Willy Eka"}],"issued":{"date-parts":[["2023",7,4]]}}}],"schema":"https://github.com/citation-style-language/schema/raw/master/csl-citation.json"} </w:instrText>
+      </w:r>
+      <w:r>
+        <w:rPr>
+          <w:lang w:val="en-US"/>
+        </w:rPr>
+        <w:fldChar w:fldCharType="separate"/>
+      </w:r>
+      <w:r>
+        <w:rPr>
+          <w:rFonts w:cs="Times New Roman"/>
+        </w:rPr>
+        <w:t>(Setiawan dkk., 2023)</w:t>
+      </w:r>
+      <w:r>
+        <w:rPr>
+          <w:lang w:val="en-US"/>
+        </w:rPr>
+        <w:fldChar w:fldCharType="end"/>
+      </w:r>
+      <w:r>
+        <w:t>.</w:t>
+      </w:r>
+    </w:p>
+    <w:p>
+      <w:pPr>
+        <w:pStyle w:val="anaksub-bab"/>
+        <w:numPr>
+          <w:ilvl w:val="0"/>
+          <w:numId w:val="36"/>
+        </w:numPr>
+        <w:ind w:hanging="720"/>
+      </w:pPr>
+      <w:r>
+        <w:rPr>
+          <w:iCs/>
+        </w:rPr>
+        <w:t>Figma</w:t>
+      </w:r>
+    </w:p>
+    <w:p>
+      <w:pPr>
+        <w:pStyle w:val="isianaksub-bab"/>
+      </w:pPr>
+      <w:r>
+        <w:t xml:space="preserve">Figma adalah sebuah perangkat lunak berbasis </w:t>
+      </w:r>
+      <w:r>
+        <w:rPr>
+          <w:i/>
+        </w:rPr>
+        <w:t>cloud</w:t>
+      </w:r>
+      <w:r>
+        <w:t xml:space="preserve"> yang digunakan untuk perancangan </w:t>
+      </w:r>
+      <w:r>
+        <w:rPr>
+          <w:i/>
+        </w:rPr>
+        <w:t>User Interface</w:t>
+      </w:r>
+      <w:r>
+        <w:t xml:space="preserve"> dan </w:t>
+      </w:r>
+      <w:r>
+        <w:rPr>
+          <w:i/>
+        </w:rPr>
+        <w:t>User Experience</w:t>
+      </w:r>
+      <w:r>
+        <w:t xml:space="preserve"> secara kolaboratif. Aplikasi ini mendukung ekosistem pembuatan produk berskala industri karena memungkinkan </w:t>
+      </w:r>
+      <w:r>
+        <w:rPr>
+          <w:i/>
+          <w:iCs w:val="0"/>
+        </w:rPr>
+        <w:t>UI/UX</w:t>
+      </w:r>
+      <w:r>
+        <w:rPr>
+          <w:i/>
+          <w:iCs w:val="0"/>
+          <w:lang w:val="en-US"/>
+        </w:rPr>
+        <w:t xml:space="preserve"> designer</w:t>
+      </w:r>
+      <w:r>
+        <w:t xml:space="preserve"> untuk bekerja di dalam satu </w:t>
+      </w:r>
+      <w:r>
+        <w:rPr>
+          <w:i/>
+        </w:rPr>
+        <w:t>file</w:t>
+      </w:r>
+      <w:r>
+        <w:t xml:space="preserve"> atau </w:t>
+      </w:r>
+      <w:r>
+        <w:rPr>
+          <w:i/>
+        </w:rPr>
+        <w:t>library</w:t>
+      </w:r>
+      <w:r>
+        <w:t xml:space="preserve"> komponen yang sama secara </w:t>
+      </w:r>
+      <w:r>
+        <w:rPr>
+          <w:i/>
+        </w:rPr>
+        <w:t>real-time</w:t>
+      </w:r>
+      <w:r>
+        <w:t>.</w:t>
+      </w:r>
+      <w:r>
+        <w:rPr>
+          <w:lang w:val="en-US"/>
+        </w:rPr>
+        <w:t xml:space="preserve"> </w:t>
+      </w:r>
+      <w:r>
+        <w:t xml:space="preserve">Figma memfasilitasi komunikasi yang adaptif dan sukses antar-anggota tim produk selama fase </w:t>
+      </w:r>
+      <w:r>
+        <w:lastRenderedPageBreak/>
+        <w:t>perancangan antarmuka</w:t>
+      </w:r>
+      <w:r>
+        <w:rPr>
+          <w:lang w:val="en-US"/>
+        </w:rPr>
+        <w:t xml:space="preserve"> </w:t>
+      </w:r>
+      <w:r>
+        <w:rPr>
+          <w:lang w:val="en-US"/>
+        </w:rPr>
+        <w:fldChar w:fldCharType="begin"/>
+      </w:r>
+      <w:r>
+        <w:rPr>
+          <w:lang w:val="en-US"/>
+        </w:rPr>
+        <w:instrText xml:space="preserve"> ADDIN ZOTERO_ITEM CSL_CITATION {"citationID":"eN6KoN31","properties":{"unsorted":false,"formattedCitation":"(Wijaya &amp; Testiana, 2026)","plainCitation":"(Wijaya &amp; Testiana, 2026)","noteIndex":0},"citationItems":[{"id":60,"uris":["http://zotero.org/users/local/Tywae54I/items/PMF66SPT"],"itemData":{"id":60,"type":"article-journal","abstract":"Perkembangan teknologi digital yang semakin pesat menuntut institusi pendidikan untuk menyediakan website yang informatif, mudah digunakan, dan memiliki tampilan visual yang menarik. Website Politeknik Pariwisata Palembang sebagai media utama penyampaian informasi dinilai belum sepenuhnya memenuhi prinsip User Interface (UI) dan User Experience (UX), khususnya pada aspek konsistensi visual, struktur navigasi, responsivitas, serta kenyamanan interaksi pengguna. Permasalahan tersebut berpotensi menghambat efektivitas penyampaian informasi dan menurunkan tingkat kepuasan pengguna. Penelitian ini bertujuan untuk merancang ulang UI/UX website Politeknik Pariwisata Palembang menggunakan aplikasi Figma dengan pendekatan user-centered design. Metode penelitian yang digunakan adalah Research and Development (R&amp;D) dengan model prototyping yang meliputi analisis kebutuhan pengguna, perancangan wireframe, pembuatan mockup, pengembangan prototipe interaktif, serta evaluasi desain berdasarkan umpan balik pengguna. Pengumpulan data dilakukan melalui observasi, wawancara, dan studi literatur guna memastikan desain yang dihasilkan sesuai dengan kebutuhan dan karakteristik pengguna. Hasil penelitian menunjukkan bahwa perancangan ulang UI/UX menghasilkan website yang lebih modern, responsif, dan terstruktur dengan baik. Peningkatan terlihat pada hierarki visual, kejelasan navigasi, keterbacaan konten, serta kenyamanan interaksi pengguna. Selain itu, desain baru mendukung konsistensi identitas visual institusi dan meningkatkan kemudahan akses informasi bagi mahasiswa, dosen, staf, maupun calon pengguna. Desain akhir diharapkan mampu meningkatkan pengalaman pengguna, memperkuat citra digital Politeknik Pariwisata Palembang sebagai institusi pendidikan pariwisata yang profesional, inovatif, dan adaptif terhadap perkembangan teknologi digital, serta dapat menjadi acuan bagi pengembangan website institusi pendidikan lainnya.","container-title":"RIGGS: Journal of Artificial Intelligence and Digital Business","DOI":"10.31004/riggs.v4i4.4737","ISSN":"2963-914X, 2963-9298","issue":"4","journalAbbreviation":"RIGGS","license":"https://creativecommons.org/licenses/by/4.0","page":"9981-9992","source":"DOI.org (Crossref)","title":"Perancangan UI/UX Website Menggunakan Figma di Politeknik Pariwisata Palembang","volume":"4","author":[{"family":"Wijaya","given":"Anton Sukma"},{"family":"Testiana","given":"Gusmelia"}],"issued":{"date-parts":[["2026",1,9]]}}}],"schema":"https://github.com/citation-style-language/schema/raw/master/csl-citation.json"} </w:instrText>
+      </w:r>
+      <w:r>
+        <w:rPr>
+          <w:lang w:val="en-US"/>
+        </w:rPr>
+        <w:fldChar w:fldCharType="separate"/>
+      </w:r>
+      <w:r>
+        <w:rPr>
+          <w:rFonts w:cs="Times New Roman"/>
+        </w:rPr>
+        <w:t>(Wijaya &amp; Testiana, 2026)</w:t>
+      </w:r>
+      <w:r>
+        <w:rPr>
+          <w:lang w:val="en-US"/>
+        </w:rPr>
+        <w:fldChar w:fldCharType="end"/>
+      </w:r>
+      <w:r>
+        <w:t xml:space="preserve">. Keunggulan kolaborasi </w:t>
+      </w:r>
+      <w:r>
+        <w:rPr>
+          <w:i/>
+        </w:rPr>
+        <w:t>real-time</w:t>
+      </w:r>
+      <w:r>
+        <w:t xml:space="preserve"> ini membuat Figma menjadi pilihan utama industri digital untuk mengelola aset-aset visual yang dinamis.</w:t>
+      </w:r>
+    </w:p>
+    <w:p>
+      <w:pPr>
+        <w:pStyle w:val="anaksub-bab"/>
+        <w:numPr>
+          <w:ilvl w:val="0"/>
+          <w:numId w:val="36"/>
+        </w:numPr>
+        <w:ind w:hanging="720"/>
+        <w:rPr>
+          <w:i/>
+        </w:rPr>
+      </w:pPr>
+      <w:r>
+        <w:rPr>
+          <w:i/>
+        </w:rPr>
+        <w:t>Auto Layout</w:t>
+      </w:r>
+    </w:p>
+    <w:p>
+      <w:pPr>
+        <w:pStyle w:val="isianaksub-bab"/>
+      </w:pPr>
+      <w:r>
+        <w:t>Fitur pengatur tata letak otomatis yang menyusun struktur komponen antarmuka secara responsif, di mana jarak antar-elemen dan ukuran bingkai (</w:t>
+      </w:r>
+      <w:r>
+        <w:rPr>
+          <w:i/>
+          <w:iCs w:val="0"/>
+        </w:rPr>
+        <w:t>frame</w:t>
+      </w:r>
+      <w:r>
+        <w:t xml:space="preserve">) akan menyesuaikan secara otomatis mengikuti konten di dalamnya. </w:t>
+      </w:r>
+      <w:r>
+        <w:rPr>
+          <w:lang w:val="en-US"/>
+        </w:rPr>
+        <w:t>P</w:t>
+      </w:r>
+      <w:r>
+        <w:t xml:space="preserve">enggunaan fitur </w:t>
+      </w:r>
+      <w:r>
+        <w:rPr>
+          <w:i/>
+          <w:iCs w:val="0"/>
+        </w:rPr>
+        <w:t>Auto Layout</w:t>
+      </w:r>
+      <w:r>
+        <w:t xml:space="preserve"> pada Figma sangat penting untuk membuat struktur desain halaman web menjadi lebih konsisten, fleksibel, serta adaptif terhadap perubahan konten.</w:t>
+      </w:r>
+    </w:p>
+    <w:p>
+      <w:pPr>
+        <w:pStyle w:val="anaksub-bab"/>
+        <w:numPr>
+          <w:ilvl w:val="0"/>
+          <w:numId w:val="36"/>
+        </w:numPr>
+        <w:ind w:hanging="720"/>
+        <w:rPr>
+          <w:i/>
+        </w:rPr>
+      </w:pPr>
+      <w:r>
+        <w:rPr>
+          <w:i/>
+        </w:rPr>
+        <w:t>Component Sets</w:t>
+      </w:r>
+    </w:p>
+    <w:p>
+      <w:pPr>
+        <w:pStyle w:val="isianaksub-bab"/>
+      </w:pPr>
+      <w:r>
+        <w:t xml:space="preserve">Fitur manajemen komponen yang berfungsi mengelompokkan variasi status dari satu komponen sejenis seperti status tombol </w:t>
+      </w:r>
+      <w:r>
+        <w:rPr>
+          <w:i/>
+          <w:iCs w:val="0"/>
+        </w:rPr>
+        <w:t>default, hover,</w:t>
+      </w:r>
+      <w:r>
+        <w:t xml:space="preserve"> dan </w:t>
+      </w:r>
+      <w:r>
+        <w:rPr>
+          <w:i/>
+          <w:iCs w:val="0"/>
+        </w:rPr>
+        <w:t>disabled</w:t>
+      </w:r>
+      <w:r>
+        <w:t xml:space="preserve"> ke dalam satu aset tunggal. </w:t>
+      </w:r>
+      <w:r>
+        <w:rPr>
+          <w:lang w:val="en-US"/>
+        </w:rPr>
+        <w:t>P</w:t>
+      </w:r>
+      <w:r>
+        <w:t>engelompokan komponen melalui aset terpadu di Figma terbukti mempermudah tim desainer dalam mengorganisasi aset visual secara rapi sehingga meminimalisir pengerjaan ulang (</w:t>
+      </w:r>
+      <w:r>
+        <w:rPr>
+          <w:i/>
+          <w:iCs w:val="0"/>
+        </w:rPr>
+        <w:t>rework</w:t>
+      </w:r>
+      <w:r>
+        <w:t>) yang tidak efisien.</w:t>
+      </w:r>
+    </w:p>
+    <w:p>
+      <w:pPr>
+        <w:pStyle w:val="anaksub-bab"/>
+        <w:numPr>
+          <w:ilvl w:val="0"/>
+          <w:numId w:val="36"/>
+        </w:numPr>
+        <w:ind w:hanging="720"/>
+        <w:rPr>
+          <w:i/>
+        </w:rPr>
+      </w:pPr>
+      <w:r>
+        <w:rPr>
+          <w:i/>
+        </w:rPr>
+        <w:t>Variables</w:t>
+      </w:r>
+      <w:r>
+        <w:rPr>
+          <w:iCs/>
+        </w:rPr>
+        <w:t>/</w:t>
+      </w:r>
+      <w:r>
+        <w:rPr>
+          <w:i/>
+        </w:rPr>
+        <w:t>Design Tokens</w:t>
+      </w:r>
+    </w:p>
+    <w:p>
+      <w:pPr>
+        <w:pStyle w:val="isianaksub-bab"/>
+      </w:pPr>
+      <w:r>
+        <w:t xml:space="preserve">Fitur penyimpanan nilai-nilai spesifik dari elemen desain seperti kode warna, ukuran spasi, atau teks ke dalam bentuk variabel terpusat. </w:t>
+      </w:r>
+      <w:r>
+        <w:rPr>
+          <w:lang w:val="en-US"/>
+        </w:rPr>
+        <w:t>P</w:t>
+      </w:r>
+      <w:r>
+        <w:t>enerapan variabel desain (</w:t>
+      </w:r>
+      <w:r>
+        <w:rPr>
+          <w:i/>
+          <w:iCs w:val="0"/>
+        </w:rPr>
+        <w:t>design tokens</w:t>
+      </w:r>
+      <w:r>
+        <w:t>) sangat krusial dalam mempercepat proses pembaruan tema visual secara terpusat, menghemat waktu produksi, serta menjaga konsistensi nilai visual sistem desain secara jangka panjang.</w:t>
+      </w:r>
+    </w:p>
+    <w:p>
+      <w:pPr>
+        <w:pStyle w:val="anaksub-bab"/>
+        <w:numPr>
+          <w:ilvl w:val="0"/>
+          <w:numId w:val="36"/>
+        </w:numPr>
+        <w:ind w:hanging="720"/>
+        <w:rPr>
+          <w:i/>
+          <w:iCs/>
+        </w:rPr>
+      </w:pPr>
+      <w:r>
+        <w:rPr>
+          <w:i/>
+          <w:iCs/>
+        </w:rPr>
+        <w:t>High-Fidelity Prototype</w:t>
+      </w:r>
+    </w:p>
+    <w:p>
+      <w:pPr>
+        <w:pStyle w:val="isianaksub-bab"/>
+      </w:pPr>
+      <w:r>
+        <w:rPr>
+          <w:i/>
+          <w:iCs w:val="0"/>
+        </w:rPr>
+        <w:t>High-fidelity prototype</w:t>
+      </w:r>
+      <w:r>
+        <w:t xml:space="preserve"> </w:t>
+      </w:r>
+      <w:r>
+        <w:t>adalah purwarupa dari rancangan awal tampilan yang akan dikembangkan</w:t>
+      </w:r>
+      <w:r>
+        <w:rPr>
+          <w:lang w:val="en-US"/>
+        </w:rPr>
+        <w:t xml:space="preserve"> </w:t>
+      </w:r>
+      <w:r>
+        <w:rPr>
+          <w:lang w:val="en-US"/>
+        </w:rPr>
+        <w:fldChar w:fldCharType="begin"/>
+      </w:r>
+      <w:r>
+        <w:rPr>
+          <w:lang w:val="en-US"/>
+        </w:rPr>
+        <w:instrText xml:space="preserve"> ADDIN ZOTERO_ITEM CSL_CITATION {"citationID":"Jh23hHfc","properties":{"unsorted":false,"formattedCitation":"(Arisa dkk., 2023)","plainCitation":"(Arisa dkk., 2023)","noteIndex":0},"citationItems":[{"id":76,"uris":["http://zotero.org/users/local/Tywae54I/items/KPSQG8T9"],"itemData":{"id":76,"type":"article-journal","abstract":"Berkembangnya teknologi di era digital saat ini sangat mempengaruhi berbagai sektor industri. Industri yang berdampak atas perkembangan teknologi informasi adalah sektor industri di bidang keuangan atau fintech (Financial Techology). CROWDE merupakan perusahaan yang bergerak di bidang usaha financial technology menghubungkan petani dan pengusaha tani dengan pemodal. Permasalahan yang sedang dihadapi oleh perusahaan CROWDE yakni target pasar yang dijangkau saat ini oleh website CROWDE hanya menjangkau 1 target saja yakni petani. Hal tersebut yang membuat CROWDE ingin merancang ulang tampilan antarmuka dan pengalaman pengguna terhadap website CROWDE. Adapun tujuan penelitian dilakukan untuk menjawab permasalahan yang sedang dihadapi oleh website CROWDE, menghasilkan rekomendasi berupa hasil solusi desain dan menghasilkan hasil analisis evaluasi terhadap solusi desain atau redesign website yang telah dibuat dari segi aspek kemudahan. Fokus penelitian ini yaitu melakukan perancangan ulang Platform Website CROWDE dari segi tampilan antar muka (User Interface) dan pengalaman pengguna (User Experience) dengan menggunakan metode desaign thinking. Tahapan penelitian yang dilakukan menggunakan pendekatan design thinking yang terdapat 5 tahapan seperti empathize, define, ideate, prototype, dan test. Hasil penelitian yang didapatkan yaitu kategori permasalahan website saat ini mulai dari segi copywriting, customer service, dan alur sistem. Kemudian untuk hasil solusi desain atau mockup yang dihasilkan sebanyak 12 menu. Tahapan pengujian terhadap 8 task dinyatakan berhasil dari segi aspek kemudahan terhadap solusi desain yang telah dibuat dengan nilai rata-rata lebih dari 5,5 untuk setiap task yang dikerjakan telah dikerjakan responden.","container-title":"Teknika","DOI":"10.34148/teknika.v12i1.549","ISSN":"2549-8045, 2549-8037","issue":"1","journalAbbreviation":"teknika","license":"https://creativecommons.org/licenses/by-sa/4.0","page":"18-26","source":"DOI.org (Crossref)","title":"Perancangan Prototipe UI/UX Website CROWDE Menggunakan Metode Design Thinking","volume":"12","author":[{"family":"Arisa","given":"Nursanti Novi"},{"family":"Fahri","given":"Muhammad"},{"family":"Putera","given":"M. Ihsan Alfani"},{"family":"Putra","given":"M. Gilvy Langgawan"}],"issued":{"date-parts":[["2023",2,16]]}}}],"schema":"https://github.com/citation-style-language/schema/raw/master/csl-citation.json"} </w:instrText>
+      </w:r>
+      <w:r>
+        <w:rPr>
+          <w:lang w:val="en-US"/>
+        </w:rPr>
+        <w:fldChar w:fldCharType="separate"/>
+      </w:r>
+      <w:r>
+        <w:rPr>
+          <w:rFonts w:cs="Times New Roman"/>
+        </w:rPr>
+        <w:t>(Arisa dkk., 2023)</w:t>
+      </w:r>
+      <w:r>
+        <w:rPr>
+          <w:lang w:val="en-US"/>
+        </w:rPr>
+        <w:fldChar w:fldCharType="end"/>
+      </w:r>
+      <w:r>
+        <w:rPr>
+          <w:lang w:val="en-US"/>
+        </w:rPr>
+        <w:t>.</w:t>
+      </w:r>
+      <w:r>
+        <w:t xml:space="preserve"> </w:t>
+      </w:r>
+      <w:r>
+        <w:rPr>
+          <w:lang w:val="en-US"/>
+        </w:rPr>
+        <w:t xml:space="preserve">Prototype merupakan </w:t>
+      </w:r>
+      <w:r>
+        <w:t xml:space="preserve">model simulasi interaktif dari produk digital yang memiliki tingkat presisi dan kemiripan sangat tinggi dengan produk aslinya, baik dari segi visual, tata </w:t>
+      </w:r>
+      <w:r>
+        <w:lastRenderedPageBreak/>
+        <w:t xml:space="preserve">letak, warna, tipografi, maupun detail interaksi antarmuka. </w:t>
+      </w:r>
+      <w:r>
+        <w:rPr>
+          <w:lang w:val="en-US"/>
+        </w:rPr>
+        <w:t>P</w:t>
+      </w:r>
+      <w:r>
+        <w:t xml:space="preserve">embuatan </w:t>
+      </w:r>
+      <w:r>
+        <w:rPr>
+          <w:i/>
+          <w:iCs w:val="0"/>
+        </w:rPr>
+        <w:t>high-fidelity prototype</w:t>
+      </w:r>
+      <w:r>
+        <w:t xml:space="preserve"> merupakan tahapan penting untuk mematangkan konsep antarmuka sebelum diserahkan kepada tim pengembang. Di dalam Figma, pembuatan </w:t>
+      </w:r>
+      <w:r>
+        <w:rPr>
+          <w:i/>
+          <w:iCs w:val="0"/>
+        </w:rPr>
+        <w:t>high-fidelity prototype</w:t>
+      </w:r>
+      <w:r>
+        <w:t xml:space="preserve"> dilakukan dengan menghubungkan </w:t>
+      </w:r>
+      <w:r>
+        <w:rPr>
+          <w:i/>
+          <w:iCs w:val="0"/>
+        </w:rPr>
+        <w:t>state</w:t>
+      </w:r>
+      <w:r>
+        <w:t xml:space="preserve"> atau interaksi spesifik pada komponen per halaman untuk menyimulasikan alur operasional aplikasi sebelum masuk ke tahap pengkodean, sehingga meminimalkan beban kognitif pengguna saat melakukan pengujian fungsional.</w:t>
+      </w:r>
+    </w:p>
+    <w:p>
+      <w:pPr>
+        <w:pStyle w:val="Heading1"/>
+        <w:numPr>
+          <w:ilvl w:val="0"/>
+          <w:numId w:val="33"/>
+        </w:numPr>
+        <w:ind w:left="540" w:hanging="540"/>
+        <w:jc w:val="both"/>
+        <w:rPr>
+          <w:sz w:val="24"/>
+          <w:szCs w:val="24"/>
+        </w:rPr>
+      </w:pPr>
+      <w:r>
+        <w:rPr>
+          <w:sz w:val="24"/>
+          <w:szCs w:val="24"/>
+        </w:rPr>
+        <w:t>Sistem dan Prosedur Kerja</w:t>
+      </w:r>
+    </w:p>
+    <w:p>
+      <w:pPr>
+        <w:pStyle w:val="isianaksub-bab"/>
+        <w:ind w:left="0" w:firstLine="540"/>
+      </w:pPr>
+      <w:r>
+        <w:t>Dalam</w:t>
+      </w:r>
+      <w:r>
+        <w:t xml:space="preserve"> melaksanakan perancangan ulang halaman platform Reusely, penulis mengikuti alur prosedur kerja (</w:t>
+      </w:r>
+      <w:r>
+        <w:rPr>
+          <w:i/>
+          <w:iCs w:val="0"/>
+        </w:rPr>
+        <w:t>workflow</w:t>
+      </w:r>
+      <w:r>
+        <w:t xml:space="preserve">) </w:t>
+      </w:r>
+      <w:r>
+        <w:rPr>
+          <w:i/>
+          <w:iCs w:val="0"/>
+        </w:rPr>
+        <w:t>Product Team</w:t>
+      </w:r>
+      <w:r>
+        <w:t xml:space="preserve"> Reusely. Sistem kerja ini dirancang untuk memastikan bahwa setiap elemen visual yang bermigrasi dari </w:t>
+      </w:r>
+      <w:r>
+        <w:rPr>
+          <w:i/>
+          <w:iCs w:val="0"/>
+        </w:rPr>
+        <w:t>Design System V1</w:t>
+      </w:r>
+      <w:r>
+        <w:t xml:space="preserve"> ke </w:t>
+      </w:r>
+      <w:r>
+        <w:rPr>
+          <w:i/>
+          <w:iCs w:val="0"/>
+        </w:rPr>
+        <w:t>Design System V2</w:t>
+      </w:r>
+      <w:r>
+        <w:t xml:space="preserve"> telah melalui tahap validasi yang terukur sebelum diserahkan kepada tim pengembang (</w:t>
+      </w:r>
+      <w:r>
+        <w:rPr>
+          <w:i/>
+          <w:iCs w:val="0"/>
+        </w:rPr>
+        <w:t>frontend developer</w:t>
+      </w:r>
+      <w:r>
+        <w:t>). Prosedur kerja harian penulis terbagi ke dalam empat tahapan utama sebagai berikut:</w:t>
+      </w:r>
+    </w:p>
+    <w:p>
+      <w:pPr>
+        <w:pStyle w:val="anaksub-bab"/>
+        <w:numPr>
+          <w:ilvl w:val="0"/>
+          <w:numId w:val="38"/>
+        </w:numPr>
+        <w:ind w:left="1260" w:hanging="720"/>
+      </w:pPr>
+      <w:r>
+        <w:t xml:space="preserve">Tahap Menerima </w:t>
+      </w:r>
+      <w:r>
+        <w:rPr>
+          <w:i/>
+          <w:iCs/>
+        </w:rPr>
+        <w:t>Brief</w:t>
+      </w:r>
+      <w:r>
+        <w:t xml:space="preserve"> dan Modul Tugas</w:t>
+      </w:r>
+    </w:p>
+    <w:p>
+      <w:pPr>
+        <w:pStyle w:val="isianaksub-bab"/>
+      </w:pPr>
+      <w:r>
+        <w:t xml:space="preserve">Penulis menerima penugasan modul halaman spesifik yang perlu dirancang ulang langsung dari </w:t>
+      </w:r>
+      <w:r>
+        <w:rPr>
+          <w:i/>
+          <w:iCs w:val="0"/>
+        </w:rPr>
+        <w:t>Product Designer</w:t>
+      </w:r>
+      <w:r>
+        <w:t xml:space="preserve"> senior atau melalui koordinasi di bawah </w:t>
+      </w:r>
+      <w:r>
+        <w:rPr>
+          <w:i/>
+          <w:iCs w:val="0"/>
+        </w:rPr>
+        <w:t>Product Manager</w:t>
+      </w:r>
+      <w:r>
+        <w:t>. Pada tahap ini, penulis mempelajari fungsi dari modul yang akan dikerjakan agar tidak mengubah esensi bisnis dari platform Reusely.</w:t>
+      </w:r>
+    </w:p>
+    <w:p>
+      <w:pPr>
+        <w:pStyle w:val="anaksub-bab"/>
+        <w:numPr>
+          <w:ilvl w:val="0"/>
+          <w:numId w:val="38"/>
+        </w:numPr>
+        <w:ind w:left="1260" w:hanging="720"/>
+      </w:pPr>
+      <w:r>
+        <w:t>Tahap Audit Komponen Lama (</w:t>
+      </w:r>
+      <w:r>
+        <w:rPr>
+          <w:i/>
+          <w:iCs/>
+        </w:rPr>
+        <w:t>UI Audit</w:t>
+      </w:r>
+      <w:r>
+        <w:t>)</w:t>
+      </w:r>
+    </w:p>
+    <w:p>
+      <w:pPr>
+        <w:pStyle w:val="isianaksub-bab"/>
+      </w:pPr>
+      <w:r>
+        <w:t xml:space="preserve">Penulis melakukan penelusuran terhadap halaman lama Reusely yang masih menggunakan komponen </w:t>
+      </w:r>
+      <w:r>
+        <w:rPr>
+          <w:i/>
+          <w:iCs w:val="0"/>
+        </w:rPr>
+        <w:t>Design System V1</w:t>
+      </w:r>
+      <w:r>
+        <w:t>. Penulis mengidentifikasi letak ketidakkonsistenan visual pada elemen seperti tombol, kolom input, ataupun tata letak spasi, lalu mencatat aset apa saja yang perlu diganti dengan</w:t>
+      </w:r>
+      <w:r>
+        <w:rPr>
+          <w:lang w:val="en-US"/>
+        </w:rPr>
+        <w:t xml:space="preserve"> </w:t>
+      </w:r>
+      <w:r>
+        <w:t xml:space="preserve">komponen </w:t>
+      </w:r>
+      <w:r>
+        <w:rPr>
+          <w:i/>
+          <w:iCs w:val="0"/>
+        </w:rPr>
+        <w:t>Design System V2</w:t>
+      </w:r>
+      <w:r>
+        <w:t>.</w:t>
+      </w:r>
+    </w:p>
+    <w:p>
+      <w:pPr>
+        <w:pStyle w:val="anaksub-bab"/>
+        <w:numPr>
+          <w:ilvl w:val="0"/>
+          <w:numId w:val="38"/>
+        </w:numPr>
+        <w:ind w:left="1260" w:hanging="720"/>
+      </w:pPr>
+      <w:r>
+        <w:t xml:space="preserve">Tahap Perancangan Ulang dan </w:t>
+      </w:r>
+      <w:r>
+        <w:rPr>
+          <w:i/>
+          <w:iCs/>
+        </w:rPr>
+        <w:t>Prototyping</w:t>
+      </w:r>
+    </w:p>
+    <w:p>
+      <w:pPr>
+        <w:pStyle w:val="isianaksub-bab"/>
+      </w:pPr>
+      <w:r>
+        <w:lastRenderedPageBreak/>
+        <w:t>Proses eksekusi dilakukan sepenuhnya menggunakan aplikasi Figma. Penulis menyusun kembali tata letak halaman dengan mengambil komponen resmi yang bersumber dari pustaka (</w:t>
+      </w:r>
+      <w:r>
+        <w:rPr>
+          <w:i/>
+          <w:iCs w:val="0"/>
+        </w:rPr>
+        <w:t>library</w:t>
+      </w:r>
+      <w:r>
+        <w:t xml:space="preserve">) </w:t>
+      </w:r>
+      <w:r>
+        <w:rPr>
+          <w:i/>
+          <w:iCs w:val="0"/>
+        </w:rPr>
+        <w:t>Design System V2</w:t>
+      </w:r>
+      <w:r>
+        <w:t xml:space="preserve"> perusahaan dengan mengoptimalkan fitur </w:t>
+      </w:r>
+      <w:r>
+        <w:rPr>
+          <w:i/>
+          <w:iCs w:val="0"/>
+        </w:rPr>
+        <w:t>Auto Layout</w:t>
+      </w:r>
+      <w:r>
+        <w:t xml:space="preserve"> dan </w:t>
+      </w:r>
+      <w:r>
+        <w:rPr>
+          <w:i/>
+          <w:iCs w:val="0"/>
+        </w:rPr>
+        <w:t>Component Sets</w:t>
+      </w:r>
+      <w:r>
+        <w:t xml:space="preserve">. Setelah visual halaman selesai, penulis menyusun interaksi per halaman menggunakan fitur </w:t>
+      </w:r>
+      <w:r>
+        <w:rPr>
+          <w:i/>
+          <w:iCs w:val="0"/>
+        </w:rPr>
+        <w:t>Variables</w:t>
+      </w:r>
+      <w:r>
+        <w:t xml:space="preserve"> untuk membentuk </w:t>
+      </w:r>
+      <w:r>
+        <w:rPr>
+          <w:i/>
+          <w:iCs w:val="0"/>
+        </w:rPr>
+        <w:t>high-fidelity prototype</w:t>
+      </w:r>
+      <w:r>
+        <w:t xml:space="preserve"> yang modular.</w:t>
+      </w:r>
+    </w:p>
+    <w:p>
+      <w:pPr>
+        <w:pStyle w:val="anaksub-bab"/>
+        <w:numPr>
+          <w:ilvl w:val="0"/>
+          <w:numId w:val="38"/>
+        </w:numPr>
+        <w:ind w:left="1260" w:hanging="720"/>
+      </w:pPr>
+      <w:r>
+        <w:t>Tahap Evaluasi dan Persetujuan (</w:t>
+      </w:r>
+      <w:r>
+        <w:rPr>
+          <w:i/>
+          <w:iCs/>
+        </w:rPr>
+        <w:t>Design Review &amp; Approval</w:t>
+      </w:r>
+      <w:r>
+        <w:t>)</w:t>
+      </w:r>
+    </w:p>
+    <w:p>
+      <w:pPr>
+        <w:pStyle w:val="isianaksub-bab"/>
+      </w:pPr>
+      <w:r>
+        <w:t xml:space="preserve">Hasil rancangan halaman dan </w:t>
+      </w:r>
+      <w:r>
+        <w:rPr>
+          <w:i/>
+          <w:iCs w:val="0"/>
+          <w:lang w:val="en-US"/>
+        </w:rPr>
+        <w:t>prototype</w:t>
+      </w:r>
+      <w:r>
+        <w:t xml:space="preserve"> interaktif </w:t>
+      </w:r>
+      <w:r>
+        <w:rPr>
+          <w:lang w:val="en-US"/>
+        </w:rPr>
+        <w:t xml:space="preserve">dilakukan </w:t>
+      </w:r>
+      <w:r>
+        <w:rPr>
+          <w:i/>
+          <w:iCs w:val="0"/>
+          <w:lang w:val="en-US"/>
+        </w:rPr>
+        <w:t>review</w:t>
+      </w:r>
+      <w:r>
+        <w:rPr>
+          <w:lang w:val="en-US"/>
+        </w:rPr>
+        <w:t xml:space="preserve"> </w:t>
+      </w:r>
+      <w:r>
+        <w:t xml:space="preserve">secara berkala kepada </w:t>
+      </w:r>
+      <w:r>
+        <w:rPr>
+          <w:i/>
+          <w:iCs w:val="0"/>
+        </w:rPr>
+        <w:t>Product Designer</w:t>
+      </w:r>
+      <w:r>
+        <w:t xml:space="preserve"> senior dalam sesi </w:t>
+      </w:r>
+      <w:r>
+        <w:rPr>
+          <w:i/>
+          <w:iCs w:val="0"/>
+        </w:rPr>
+        <w:t>design review</w:t>
+      </w:r>
+      <w:r>
+        <w:t xml:space="preserve"> internal. Penulis melakukan perbaikan atau revisi secara instan berdasarkan masukan (</w:t>
+      </w:r>
+      <w:r>
+        <w:rPr>
+          <w:i/>
+          <w:iCs w:val="0"/>
+        </w:rPr>
+        <w:t>feedback</w:t>
+      </w:r>
+      <w:r>
+        <w:t>) teknis yang diberikan. Setelah desain dinyatakan sesuai standar dan mendapat persetujuan (</w:t>
+      </w:r>
+      <w:r>
+        <w:rPr>
+          <w:i/>
+          <w:iCs w:val="0"/>
+        </w:rPr>
+        <w:t>approval</w:t>
+      </w:r>
+      <w:r>
+        <w:t xml:space="preserve">), </w:t>
+      </w:r>
+      <w:r>
+        <w:rPr>
+          <w:lang w:val="en-US"/>
+        </w:rPr>
+        <w:t>desain</w:t>
+      </w:r>
+      <w:r>
+        <w:t xml:space="preserve"> tersebut dinyatakan selesai dan siap masuk ke dalam antrean </w:t>
+      </w:r>
+      <w:r>
+        <w:rPr>
+          <w:i/>
+          <w:iCs w:val="0"/>
+        </w:rPr>
+        <w:t>handoff</w:t>
+      </w:r>
+      <w:r>
+        <w:t xml:space="preserve"> oleh desainer senior.</w:t>
+      </w:r>
+      <w:r>
         <w:br w:type="page"/>
       </w:r>
     </w:p>
@@ -8100,10 +9732,6 @@
     <w:p>
       <w:pPr>
         <w:pStyle w:val="Bibliography"/>
-        <w:rPr>
-          <w:rFonts w:cs="Times New Roman"/>
-          <w:szCs w:val="24"/>
-        </w:rPr>
       </w:pPr>
       <w:r>
         <w:rPr>
@@ -8128,90 +9756,166 @@
         <w:fldChar w:fldCharType="separate"/>
       </w:r>
       <w:r>
-        <w:rPr>
-          <w:rFonts w:cs="Times New Roman"/>
-          <w:szCs w:val="24"/>
-        </w:rPr>
-        <w:t xml:space="preserve">Kurniawan, R. A. (2024). Pembuatan Design System Menggunakan Pendekatan Atomic Design dan A/B Testing. </w:t>
-      </w:r>
-      <w:r>
-        <w:rPr>
-          <w:rFonts w:cs="Times New Roman"/>
-          <w:i/>
-          <w:iCs/>
-          <w:szCs w:val="24"/>
+        <w:t xml:space="preserve">Arisa, N. N., Fahri, M., Putera, M. I. A., &amp; Putra, M. G. L. (2023). Perancangan Prototipe UI/UX Website CROWDE Menggunakan Metode Design Thinking. </w:t>
+      </w:r>
+      <w:r>
+        <w:rPr>
+          <w:i/>
+          <w:iCs/>
+        </w:rPr>
+        <w:t>Teknika</w:t>
+      </w:r>
+      <w:r>
+        <w:t xml:space="preserve">, </w:t>
+      </w:r>
+      <w:r>
+        <w:rPr>
+          <w:i/>
+          <w:iCs/>
+        </w:rPr>
+        <w:t>12</w:t>
+      </w:r>
+      <w:r>
+        <w:t>(1), 18–26. https://doi.org/10.34148/teknika.v12i1.549</w:t>
+      </w:r>
+    </w:p>
+    <w:p>
+      <w:pPr>
+        <w:pStyle w:val="Bibliography"/>
+      </w:pPr>
+      <w:r>
+        <w:t xml:space="preserve">Ayada, W., &amp; Hammad, M. (2023). Design Quality Criteria for Smartphone Applications Interface and its Impact on User Experience and Usability. </w:t>
+      </w:r>
+      <w:r>
+        <w:rPr>
+          <w:i/>
+          <w:iCs/>
+        </w:rPr>
+        <w:t>International Design Journal</w:t>
+      </w:r>
+      <w:r>
+        <w:t xml:space="preserve">, </w:t>
+      </w:r>
+      <w:r>
+        <w:rPr>
+          <w:i/>
+          <w:iCs/>
+        </w:rPr>
+        <w:t>13</w:t>
+      </w:r>
+      <w:r>
+        <w:t>(4), 339–354. https://doi.org/10.21608/idj.2023.305364</w:t>
+      </w:r>
+    </w:p>
+    <w:p>
+      <w:pPr>
+        <w:pStyle w:val="Bibliography"/>
+      </w:pPr>
+      <w:r>
+        <w:t xml:space="preserve">Jamilah, Y. S., &amp; Padmasari, A. C. (2022). </w:t>
+      </w:r>
+      <w:r>
+        <w:rPr>
+          <w:i/>
+          <w:iCs/>
+        </w:rPr>
+        <w:t>PERANCANGAN USER INTERFACE DAN USER EXPERIENCE APLIKASI SAY.CO</w:t>
+      </w:r>
+      <w:r>
+        <w:t xml:space="preserve">. </w:t>
+      </w:r>
+      <w:r>
+        <w:rPr>
+          <w:i/>
+          <w:iCs/>
+        </w:rPr>
+        <w:t>9</w:t>
+      </w:r>
+      <w:r>
+        <w:t>.</w:t>
+      </w:r>
+    </w:p>
+    <w:p>
+      <w:pPr>
+        <w:pStyle w:val="Bibliography"/>
+      </w:pPr>
+      <w:r>
+        <w:t xml:space="preserve">Kurniawan, R. A. (2024a). Pembuatan Design System Menggunakan Pendekatan Atomic Design dan A/B Testing. </w:t>
+      </w:r>
+      <w:r>
+        <w:rPr>
+          <w:i/>
+          <w:iCs/>
         </w:rPr>
         <w:t>Jurnal Teknologi  Dan Sistem Informasi Bisnis</w:t>
       </w:r>
       <w:r>
-        <w:rPr>
-          <w:rFonts w:cs="Times New Roman"/>
-          <w:szCs w:val="24"/>
-        </w:rPr>
         <w:t xml:space="preserve">, </w:t>
       </w:r>
       <w:r>
         <w:rPr>
-          <w:rFonts w:cs="Times New Roman"/>
-          <w:i/>
-          <w:iCs/>
-          <w:szCs w:val="24"/>
+          <w:i/>
+          <w:iCs/>
         </w:rPr>
         <w:t>6</w:t>
       </w:r>
       <w:r>
-        <w:rPr>
-          <w:rFonts w:cs="Times New Roman"/>
-          <w:szCs w:val="24"/>
-        </w:rPr>
         <w:t>(3), 543–549. https://doi.org/10.47233/jteksis.v6i3.1346</w:t>
       </w:r>
     </w:p>
     <w:p>
       <w:pPr>
         <w:pStyle w:val="Bibliography"/>
-        <w:rPr>
-          <w:rFonts w:cs="Times New Roman"/>
-          <w:szCs w:val="24"/>
-        </w:rPr>
-      </w:pPr>
-      <w:r>
-        <w:rPr>
-          <w:rFonts w:cs="Times New Roman"/>
-          <w:szCs w:val="24"/>
-        </w:rPr>
+      </w:pPr>
+      <w:r>
+        <w:t xml:space="preserve">Kurniawan, R. A. (2024b). Pembuatan Design System Menggunakan Pendekatan Atomic Design dan A/B Testing. </w:t>
+      </w:r>
+      <w:r>
+        <w:rPr>
+          <w:i/>
+          <w:iCs/>
+        </w:rPr>
+        <w:t>Jurnal Teknologi  Dan Sistem Informasi Bisnis</w:t>
+      </w:r>
+      <w:r>
+        <w:t xml:space="preserve">, </w:t>
+      </w:r>
+      <w:r>
+        <w:rPr>
+          <w:i/>
+          <w:iCs/>
+        </w:rPr>
+        <w:t>6</w:t>
+      </w:r>
+      <w:r>
+        <w:t>(3), 543–549. https://doi.org/10.47233/jteksis.v6i3.1346</w:t>
+      </w:r>
+    </w:p>
+    <w:p>
+      <w:pPr>
+        <w:pStyle w:val="Bibliography"/>
+      </w:pPr>
+      <w:r>
         <w:t xml:space="preserve">Matra, M. Y., Kusumasari, T. F., &amp; Al-Anshary, F. M. (2023). REDESIGN USER INTERFACE WEBSITE PORTAL MENGGUNAKAN METODE ATOMIC DESIGN (STUDI KASUS: BADAN PENGAWAS OBAT DAN MAKANAN). </w:t>
       </w:r>
       <w:r>
         <w:rPr>
-          <w:rFonts w:cs="Times New Roman"/>
-          <w:i/>
-          <w:iCs/>
-          <w:szCs w:val="24"/>
+          <w:i/>
+          <w:iCs/>
         </w:rPr>
         <w:t>JIPI (Jurnal Ilmiah Penelitian dan Pembelajaran Informatika)</w:t>
       </w:r>
       <w:r>
-        <w:rPr>
-          <w:rFonts w:cs="Times New Roman"/>
-          <w:szCs w:val="24"/>
-        </w:rPr>
         <w:t xml:space="preserve">, </w:t>
       </w:r>
       <w:r>
         <w:rPr>
-          <w:rFonts w:cs="Times New Roman"/>
-          <w:i/>
-          <w:iCs/>
-          <w:szCs w:val="24"/>
+          <w:i/>
+          <w:iCs/>
         </w:rPr>
         <w:t>8</w:t>
       </w:r>
       <w:r>
-        <w:rPr>
-          <w:rFonts w:cs="Times New Roman"/>
-          <w:szCs w:val="24"/>
-        </w:rPr>
         <w:t>(2), 500–513. https://doi.org/10.29100/jipi.v8i2.3502</w:t>
       </w:r>
     </w:p>
@@ -8220,26 +9924,73 @@
         <w:pStyle w:val="Bibliography"/>
       </w:pPr>
       <w:r>
-        <w:rPr>
-          <w:rFonts w:cs="Times New Roman"/>
-          <w:szCs w:val="24"/>
-        </w:rPr>
+        <w:lastRenderedPageBreak/>
+        <w:t xml:space="preserve">Setiawan, A. R., Asfi, M., Sevtiana, A., Pranata, S., &amp; Septian, W. E. (2023). Design System pada Perancangan Antarmuka Perangkat Lunak Sistem Akses Digital. </w:t>
+      </w:r>
+      <w:r>
+        <w:rPr>
+          <w:i/>
+          <w:iCs/>
+        </w:rPr>
+        <w:t>Jurnal Teknologi Terpadu</w:t>
+      </w:r>
+      <w:r>
+        <w:t xml:space="preserve">, </w:t>
+      </w:r>
+      <w:r>
+        <w:rPr>
+          <w:i/>
+          <w:iCs/>
+        </w:rPr>
+        <w:t>9</w:t>
+      </w:r>
+      <w:r>
+        <w:t>(1), 56–64. https://doi.org/10.54914/jtt.v9i1.619</w:t>
+      </w:r>
+    </w:p>
+    <w:p>
+      <w:pPr>
+        <w:pStyle w:val="Bibliography"/>
+      </w:pPr>
+      <w:r>
+        <w:t xml:space="preserve">Wijaya, A. S., &amp; Testiana, G. (2026). Perancangan UI/UX Website Menggunakan Figma di Politeknik Pariwisata Palembang. </w:t>
+      </w:r>
+      <w:r>
+        <w:rPr>
+          <w:i/>
+          <w:iCs/>
+        </w:rPr>
+        <w:t>RIGGS: Journal of Artificial Intelligence and Digital Business</w:t>
+      </w:r>
+      <w:r>
+        <w:t xml:space="preserve">, </w:t>
+      </w:r>
+      <w:r>
+        <w:rPr>
+          <w:i/>
+          <w:iCs/>
+        </w:rPr>
+        <w:t>4</w:t>
+      </w:r>
+      <w:r>
+        <w:t>(4), 9981–9992. https://doi.org/10.31004/riggs.v4i4.4737</w:t>
+      </w:r>
+    </w:p>
+    <w:p>
+      <w:pPr>
+        <w:pStyle w:val="Bibliography"/>
+      </w:pPr>
+      <w:r>
         <w:t xml:space="preserve">Yablonski, J. (2020). </w:t>
       </w:r>
       <w:r>
         <w:rPr>
-          <w:rFonts w:cs="Times New Roman"/>
-          <w:i/>
-          <w:iCs/>
-          <w:szCs w:val="24"/>
+          <w:i/>
+          <w:iCs/>
         </w:rPr>
         <w:t>Laws of UX: Using psychology to design better products &amp; services</w:t>
       </w:r>
       <w:r>
-        <w:rPr>
-          <w:rFonts w:cs="Times New Roman"/>
-          <w:szCs w:val="24"/>
-        </w:rPr>
         <w:t>. O´Reilly.</w:t>
       </w:r>
     </w:p>
@@ -8364,6 +10115,97 @@
     </w:lvl>
   </w:abstractNum>
   <w:abstractNum w:abstractNumId="1" w15:restartNumberingAfterBreak="0">
+    <w:nsid w:val="01664914"/>
+    <w:multiLevelType w:val="hybridMultilevel"/>
+    <w:tmpl w:val="8A4ABAEE"/>
+    <w:lvl w:ilvl="0" w:tplc="B782ABC6">
+      <w:start w:val="1"/>
+      <w:numFmt w:val="decimal"/>
+      <w:lvlText w:val="3.4.%1"/>
+      <w:lvlJc w:val="left"/>
+      <w:pPr>
+        <w:ind w:left="1260" w:hanging="360"/>
+      </w:pPr>
+      <w:rPr>
+        <w:rFonts w:hint="default"/>
+        <w:i w:val="0"/>
+        <w:iCs w:val="0"/>
+      </w:rPr>
+    </w:lvl>
+    <w:lvl w:ilvl="1" w:tplc="04090019" w:tentative="1">
+      <w:start w:val="1"/>
+      <w:numFmt w:val="lowerLetter"/>
+      <w:lvlText w:val="%2."/>
+      <w:lvlJc w:val="left"/>
+      <w:pPr>
+        <w:ind w:left="1980" w:hanging="360"/>
+      </w:pPr>
+    </w:lvl>
+    <w:lvl w:ilvl="2" w:tplc="0409001B" w:tentative="1">
+      <w:start w:val="1"/>
+      <w:numFmt w:val="lowerRoman"/>
+      <w:lvlText w:val="%3."/>
+      <w:lvlJc w:val="right"/>
+      <w:pPr>
+        <w:ind w:left="2700" w:hanging="180"/>
+      </w:pPr>
+    </w:lvl>
+    <w:lvl w:ilvl="3" w:tplc="0409000F" w:tentative="1">
+      <w:start w:val="1"/>
+      <w:numFmt w:val="decimal"/>
+      <w:lvlText w:val="%4."/>
+      <w:lvlJc w:val="left"/>
+      <w:pPr>
+        <w:ind w:left="3420" w:hanging="360"/>
+      </w:pPr>
+    </w:lvl>
+    <w:lvl w:ilvl="4" w:tplc="04090019" w:tentative="1">
+      <w:start w:val="1"/>
+      <w:numFmt w:val="lowerLetter"/>
+      <w:lvlText w:val="%5."/>
+      <w:lvlJc w:val="left"/>
+      <w:pPr>
+        <w:ind w:left="4140" w:hanging="360"/>
+      </w:pPr>
+    </w:lvl>
+    <w:lvl w:ilvl="5" w:tplc="0409001B" w:tentative="1">
+      <w:start w:val="1"/>
+      <w:numFmt w:val="lowerRoman"/>
+      <w:lvlText w:val="%6."/>
+      <w:lvlJc w:val="right"/>
+      <w:pPr>
+        <w:ind w:left="4860" w:hanging="180"/>
+      </w:pPr>
+    </w:lvl>
+    <w:lvl w:ilvl="6" w:tplc="0409000F" w:tentative="1">
+      <w:start w:val="1"/>
+      <w:numFmt w:val="decimal"/>
+      <w:lvlText w:val="%7."/>
+      <w:lvlJc w:val="left"/>
+      <w:pPr>
+        <w:ind w:left="5580" w:hanging="360"/>
+      </w:pPr>
+    </w:lvl>
+    <w:lvl w:ilvl="7" w:tplc="04090019" w:tentative="1">
+      <w:start w:val="1"/>
+      <w:numFmt w:val="lowerLetter"/>
+      <w:lvlText w:val="%8."/>
+      <w:lvlJc w:val="left"/>
+      <w:pPr>
+        <w:ind w:left="6300" w:hanging="360"/>
+      </w:pPr>
+    </w:lvl>
+    <w:lvl w:ilvl="8" w:tplc="0409001B" w:tentative="1">
+      <w:start w:val="1"/>
+      <w:numFmt w:val="lowerRoman"/>
+      <w:lvlText w:val="%9."/>
+      <w:lvlJc w:val="right"/>
+      <w:pPr>
+        <w:ind w:left="7020" w:hanging="180"/>
+      </w:pPr>
+    </w:lvl>
+  </w:abstractNum>
+  <w:abstractNum w:abstractNumId="2" w15:restartNumberingAfterBreak="0">
     <w:nsid w:val="01AA14C9"/>
     <w:multiLevelType w:val="hybridMultilevel"/>
     <w:tmpl w:val="F0A8ECE0"/>
@@ -8452,7 +10294,7 @@
       </w:pPr>
     </w:lvl>
   </w:abstractNum>
-  <w:abstractNum w:abstractNumId="2" w15:restartNumberingAfterBreak="0">
+  <w:abstractNum w:abstractNumId="3" w15:restartNumberingAfterBreak="0">
     <w:nsid w:val="088D47BB"/>
     <w:multiLevelType w:val="hybridMultilevel"/>
     <w:tmpl w:val="454C0880"/>
@@ -8543,7 +10385,7 @@
       </w:pPr>
     </w:lvl>
   </w:abstractNum>
-  <w:abstractNum w:abstractNumId="3" w15:restartNumberingAfterBreak="0">
+  <w:abstractNum w:abstractNumId="4" w15:restartNumberingAfterBreak="0">
     <w:nsid w:val="08BD5B71"/>
     <w:multiLevelType w:val="hybridMultilevel"/>
     <w:tmpl w:val="AF6AF92A"/>
@@ -8629,7 +10471,96 @@
       </w:pPr>
     </w:lvl>
   </w:abstractNum>
-  <w:abstractNum w:abstractNumId="4" w15:restartNumberingAfterBreak="0">
+  <w:abstractNum w:abstractNumId="5" w15:restartNumberingAfterBreak="0">
+    <w:nsid w:val="0BFA3016"/>
+    <w:multiLevelType w:val="hybridMultilevel"/>
+    <w:tmpl w:val="F6C6B6DE"/>
+    <w:lvl w:ilvl="0" w:tplc="418ABE32">
+      <w:start w:val="1"/>
+      <w:numFmt w:val="decimal"/>
+      <w:lvlText w:val="3.5.%1"/>
+      <w:lvlJc w:val="left"/>
+      <w:pPr>
+        <w:ind w:left="720" w:hanging="360"/>
+      </w:pPr>
+      <w:rPr>
+        <w:rFonts w:hint="default"/>
+      </w:rPr>
+    </w:lvl>
+    <w:lvl w:ilvl="1" w:tplc="04090019" w:tentative="1">
+      <w:start w:val="1"/>
+      <w:numFmt w:val="lowerLetter"/>
+      <w:lvlText w:val="%2."/>
+      <w:lvlJc w:val="left"/>
+      <w:pPr>
+        <w:ind w:left="1440" w:hanging="360"/>
+      </w:pPr>
+    </w:lvl>
+    <w:lvl w:ilvl="2" w:tplc="0409001B" w:tentative="1">
+      <w:start w:val="1"/>
+      <w:numFmt w:val="lowerRoman"/>
+      <w:lvlText w:val="%3."/>
+      <w:lvlJc w:val="right"/>
+      <w:pPr>
+        <w:ind w:left="2160" w:hanging="180"/>
+      </w:pPr>
+    </w:lvl>
+    <w:lvl w:ilvl="3" w:tplc="0409000F" w:tentative="1">
+      <w:start w:val="1"/>
+      <w:numFmt w:val="decimal"/>
+      <w:lvlText w:val="%4."/>
+      <w:lvlJc w:val="left"/>
+      <w:pPr>
+        <w:ind w:left="2880" w:hanging="360"/>
+      </w:pPr>
+    </w:lvl>
+    <w:lvl w:ilvl="4" w:tplc="04090019" w:tentative="1">
+      <w:start w:val="1"/>
+      <w:numFmt w:val="lowerLetter"/>
+      <w:lvlText w:val="%5."/>
+      <w:lvlJc w:val="left"/>
+      <w:pPr>
+        <w:ind w:left="3600" w:hanging="360"/>
+      </w:pPr>
+    </w:lvl>
+    <w:lvl w:ilvl="5" w:tplc="0409001B" w:tentative="1">
+      <w:start w:val="1"/>
+      <w:numFmt w:val="lowerRoman"/>
+      <w:lvlText w:val="%6."/>
+      <w:lvlJc w:val="right"/>
+      <w:pPr>
+        <w:ind w:left="4320" w:hanging="180"/>
+      </w:pPr>
+    </w:lvl>
+    <w:lvl w:ilvl="6" w:tplc="0409000F" w:tentative="1">
+      <w:start w:val="1"/>
+      <w:numFmt w:val="decimal"/>
+      <w:lvlText w:val="%7."/>
+      <w:lvlJc w:val="left"/>
+      <w:pPr>
+        <w:ind w:left="5040" w:hanging="360"/>
+      </w:pPr>
+    </w:lvl>
+    <w:lvl w:ilvl="7" w:tplc="04090019" w:tentative="1">
+      <w:start w:val="1"/>
+      <w:numFmt w:val="lowerLetter"/>
+      <w:lvlText w:val="%8."/>
+      <w:lvlJc w:val="left"/>
+      <w:pPr>
+        <w:ind w:left="5760" w:hanging="360"/>
+      </w:pPr>
+    </w:lvl>
+    <w:lvl w:ilvl="8" w:tplc="0409001B" w:tentative="1">
+      <w:start w:val="1"/>
+      <w:numFmt w:val="lowerRoman"/>
+      <w:lvlText w:val="%9."/>
+      <w:lvlJc w:val="right"/>
+      <w:pPr>
+        <w:ind w:left="6480" w:hanging="180"/>
+      </w:pPr>
+    </w:lvl>
+  </w:abstractNum>
+  <w:abstractNum w:abstractNumId="6" w15:restartNumberingAfterBreak="0">
     <w:nsid w:val="0ECD105C"/>
     <w:multiLevelType w:val="hybridMultilevel"/>
     <w:tmpl w:val="144C2C7C"/>
@@ -8720,7 +10651,7 @@
       </w:pPr>
     </w:lvl>
   </w:abstractNum>
-  <w:abstractNum w:abstractNumId="5" w15:restartNumberingAfterBreak="0">
+  <w:abstractNum w:abstractNumId="7" w15:restartNumberingAfterBreak="0">
     <w:nsid w:val="1112021A"/>
     <w:multiLevelType w:val="hybridMultilevel"/>
     <w:tmpl w:val="8990BA74"/>
@@ -8806,7 +10737,7 @@
       </w:pPr>
     </w:lvl>
   </w:abstractNum>
-  <w:abstractNum w:abstractNumId="6" w15:restartNumberingAfterBreak="0">
+  <w:abstractNum w:abstractNumId="8" w15:restartNumberingAfterBreak="0">
     <w:nsid w:val="149A0B3C"/>
     <w:multiLevelType w:val="hybridMultilevel"/>
     <w:tmpl w:val="660C58D2"/>
@@ -8895,7 +10826,7 @@
       </w:pPr>
     </w:lvl>
   </w:abstractNum>
-  <w:abstractNum w:abstractNumId="7" w15:restartNumberingAfterBreak="0">
+  <w:abstractNum w:abstractNumId="9" w15:restartNumberingAfterBreak="0">
     <w:nsid w:val="172F1A4F"/>
     <w:multiLevelType w:val="hybridMultilevel"/>
     <w:tmpl w:val="344A72B8"/>
@@ -8985,7 +10916,7 @@
       </w:pPr>
     </w:lvl>
   </w:abstractNum>
-  <w:abstractNum w:abstractNumId="8" w15:restartNumberingAfterBreak="0">
+  <w:abstractNum w:abstractNumId="10" w15:restartNumberingAfterBreak="0">
     <w:nsid w:val="1B374B5C"/>
     <w:multiLevelType w:val="hybridMultilevel"/>
     <w:tmpl w:val="8BA26894"/>
@@ -9071,7 +11002,7 @@
       </w:pPr>
     </w:lvl>
   </w:abstractNum>
-  <w:abstractNum w:abstractNumId="9" w15:restartNumberingAfterBreak="0">
+  <w:abstractNum w:abstractNumId="11" w15:restartNumberingAfterBreak="0">
     <w:nsid w:val="1E381388"/>
     <w:multiLevelType w:val="hybridMultilevel"/>
     <w:tmpl w:val="EF926450"/>
@@ -9157,7 +11088,7 @@
       </w:pPr>
     </w:lvl>
   </w:abstractNum>
-  <w:abstractNum w:abstractNumId="10" w15:restartNumberingAfterBreak="0">
+  <w:abstractNum w:abstractNumId="12" w15:restartNumberingAfterBreak="0">
     <w:nsid w:val="211B4523"/>
     <w:multiLevelType w:val="hybridMultilevel"/>
     <w:tmpl w:val="233C19C0"/>
@@ -9246,7 +11177,7 @@
       </w:pPr>
     </w:lvl>
   </w:abstractNum>
-  <w:abstractNum w:abstractNumId="11" w15:restartNumberingAfterBreak="0">
+  <w:abstractNum w:abstractNumId="13" w15:restartNumberingAfterBreak="0">
     <w:nsid w:val="222C3BC4"/>
     <w:multiLevelType w:val="hybridMultilevel"/>
     <w:tmpl w:val="077EDB4C"/>
@@ -9337,7 +11268,7 @@
       </w:pPr>
     </w:lvl>
   </w:abstractNum>
-  <w:abstractNum w:abstractNumId="12" w15:restartNumberingAfterBreak="0">
+  <w:abstractNum w:abstractNumId="14" w15:restartNumberingAfterBreak="0">
     <w:nsid w:val="25486A79"/>
     <w:multiLevelType w:val="hybridMultilevel"/>
     <w:tmpl w:val="CB3C68D0"/>
@@ -9426,7 +11357,7 @@
       </w:pPr>
     </w:lvl>
   </w:abstractNum>
-  <w:abstractNum w:abstractNumId="13" w15:restartNumberingAfterBreak="0">
+  <w:abstractNum w:abstractNumId="15" w15:restartNumberingAfterBreak="0">
     <w:nsid w:val="258E79A0"/>
     <w:multiLevelType w:val="hybridMultilevel"/>
     <w:tmpl w:val="64BA99A4"/>
@@ -9512,7 +11443,7 @@
       </w:pPr>
     </w:lvl>
   </w:abstractNum>
-  <w:abstractNum w:abstractNumId="14" w15:restartNumberingAfterBreak="0">
+  <w:abstractNum w:abstractNumId="16" w15:restartNumberingAfterBreak="0">
     <w:nsid w:val="2995748F"/>
     <w:multiLevelType w:val="hybridMultilevel"/>
     <w:tmpl w:val="CE926724"/>
@@ -9601,7 +11532,7 @@
       </w:pPr>
     </w:lvl>
   </w:abstractNum>
-  <w:abstractNum w:abstractNumId="15" w15:restartNumberingAfterBreak="0">
+  <w:abstractNum w:abstractNumId="17" w15:restartNumberingAfterBreak="0">
     <w:nsid w:val="2A5A063C"/>
     <w:multiLevelType w:val="hybridMultilevel"/>
     <w:tmpl w:val="D014092C"/>
@@ -9690,7 +11621,7 @@
       </w:pPr>
     </w:lvl>
   </w:abstractNum>
-  <w:abstractNum w:abstractNumId="16" w15:restartNumberingAfterBreak="0">
+  <w:abstractNum w:abstractNumId="18" w15:restartNumberingAfterBreak="0">
     <w:nsid w:val="30EF7A66"/>
     <w:multiLevelType w:val="hybridMultilevel"/>
     <w:tmpl w:val="FD82109E"/>
@@ -9776,7 +11707,7 @@
       </w:pPr>
     </w:lvl>
   </w:abstractNum>
-  <w:abstractNum w:abstractNumId="17" w15:restartNumberingAfterBreak="0">
+  <w:abstractNum w:abstractNumId="19" w15:restartNumberingAfterBreak="0">
     <w:nsid w:val="38403F92"/>
     <w:multiLevelType w:val="hybridMultilevel"/>
     <w:tmpl w:val="DBF29710"/>
@@ -9866,7 +11797,7 @@
       </w:pPr>
     </w:lvl>
   </w:abstractNum>
-  <w:abstractNum w:abstractNumId="18" w15:restartNumberingAfterBreak="0">
+  <w:abstractNum w:abstractNumId="20" w15:restartNumberingAfterBreak="0">
     <w:nsid w:val="384B55EF"/>
     <w:multiLevelType w:val="hybridMultilevel"/>
     <w:tmpl w:val="ED2688D4"/>
@@ -9952,7 +11883,7 @@
       </w:pPr>
     </w:lvl>
   </w:abstractNum>
-  <w:abstractNum w:abstractNumId="19" w15:restartNumberingAfterBreak="0">
+  <w:abstractNum w:abstractNumId="21" w15:restartNumberingAfterBreak="0">
     <w:nsid w:val="38750F9A"/>
     <w:multiLevelType w:val="hybridMultilevel"/>
     <w:tmpl w:val="408477A6"/>
@@ -10041,7 +11972,7 @@
       </w:pPr>
     </w:lvl>
   </w:abstractNum>
-  <w:abstractNum w:abstractNumId="20" w15:restartNumberingAfterBreak="0">
+  <w:abstractNum w:abstractNumId="22" w15:restartNumberingAfterBreak="0">
     <w:nsid w:val="38E7224C"/>
     <w:multiLevelType w:val="hybridMultilevel"/>
     <w:tmpl w:val="03345B8C"/>
@@ -10130,7 +12061,7 @@
       </w:pPr>
     </w:lvl>
   </w:abstractNum>
-  <w:abstractNum w:abstractNumId="21" w15:restartNumberingAfterBreak="0">
+  <w:abstractNum w:abstractNumId="23" w15:restartNumberingAfterBreak="0">
     <w:nsid w:val="395647F2"/>
     <w:multiLevelType w:val="hybridMultilevel"/>
     <w:tmpl w:val="4886A96E"/>
@@ -10220,7 +12151,7 @@
       </w:pPr>
     </w:lvl>
   </w:abstractNum>
-  <w:abstractNum w:abstractNumId="22" w15:restartNumberingAfterBreak="0">
+  <w:abstractNum w:abstractNumId="24" w15:restartNumberingAfterBreak="0">
     <w:nsid w:val="428104BE"/>
     <w:multiLevelType w:val="hybridMultilevel"/>
     <w:tmpl w:val="1BB2F25E"/>
@@ -10306,7 +12237,7 @@
       </w:pPr>
     </w:lvl>
   </w:abstractNum>
-  <w:abstractNum w:abstractNumId="23" w15:restartNumberingAfterBreak="0">
+  <w:abstractNum w:abstractNumId="25" w15:restartNumberingAfterBreak="0">
     <w:nsid w:val="46236B73"/>
     <w:multiLevelType w:val="hybridMultilevel"/>
     <w:tmpl w:val="06B822A0"/>
@@ -10420,7 +12351,7 @@
       </w:rPr>
     </w:lvl>
   </w:abstractNum>
-  <w:abstractNum w:abstractNumId="24" w15:restartNumberingAfterBreak="0">
+  <w:abstractNum w:abstractNumId="26" w15:restartNumberingAfterBreak="0">
     <w:nsid w:val="47525A5A"/>
     <w:multiLevelType w:val="hybridMultilevel"/>
     <w:tmpl w:val="13A6480A"/>
@@ -10506,7 +12437,7 @@
       </w:pPr>
     </w:lvl>
   </w:abstractNum>
-  <w:abstractNum w:abstractNumId="25" w15:restartNumberingAfterBreak="0">
+  <w:abstractNum w:abstractNumId="27" w15:restartNumberingAfterBreak="0">
     <w:nsid w:val="4A130A51"/>
     <w:multiLevelType w:val="hybridMultilevel"/>
     <w:tmpl w:val="682AAAE2"/>
@@ -10597,7 +12528,7 @@
       </w:pPr>
     </w:lvl>
   </w:abstractNum>
-  <w:abstractNum w:abstractNumId="26" w15:restartNumberingAfterBreak="0">
+  <w:abstractNum w:abstractNumId="28" w15:restartNumberingAfterBreak="0">
     <w:nsid w:val="52ED1777"/>
     <w:multiLevelType w:val="hybridMultilevel"/>
     <w:tmpl w:val="B5E4677A"/>
@@ -10683,14 +12614,14 @@
       </w:pPr>
     </w:lvl>
   </w:abstractNum>
-  <w:abstractNum w:abstractNumId="27" w15:restartNumberingAfterBreak="0">
+  <w:abstractNum w:abstractNumId="29" w15:restartNumberingAfterBreak="0">
     <w:nsid w:val="60904BA0"/>
     <w:multiLevelType w:val="hybridMultilevel"/>
-    <w:tmpl w:val="DAFC6F6E"/>
-    <w:lvl w:ilvl="0" w:tplc="D4984C30">
+    <w:tmpl w:val="6E9E3BE4"/>
+    <w:lvl w:ilvl="0" w:tplc="C4A0D55A">
       <w:start w:val="1"/>
       <w:numFmt w:val="decimal"/>
-      <w:lvlText w:val="2.4.%1"/>
+      <w:lvlText w:val="3.4.%1"/>
       <w:lvlJc w:val="left"/>
       <w:pPr>
         <w:ind w:left="1260" w:hanging="360"/>
@@ -10772,7 +12703,7 @@
       </w:pPr>
     </w:lvl>
   </w:abstractNum>
-  <w:abstractNum w:abstractNumId="28" w15:restartNumberingAfterBreak="0">
+  <w:abstractNum w:abstractNumId="30" w15:restartNumberingAfterBreak="0">
     <w:nsid w:val="617A430E"/>
     <w:multiLevelType w:val="hybridMultilevel"/>
     <w:tmpl w:val="8502047E"/>
@@ -10885,7 +12816,7 @@
       </w:rPr>
     </w:lvl>
   </w:abstractNum>
-  <w:abstractNum w:abstractNumId="29" w15:restartNumberingAfterBreak="0">
+  <w:abstractNum w:abstractNumId="31" w15:restartNumberingAfterBreak="0">
     <w:nsid w:val="636B3C75"/>
     <w:multiLevelType w:val="hybridMultilevel"/>
     <w:tmpl w:val="C5585D58"/>
@@ -10971,7 +12902,7 @@
       </w:pPr>
     </w:lvl>
   </w:abstractNum>
-  <w:abstractNum w:abstractNumId="30" w15:restartNumberingAfterBreak="0">
+  <w:abstractNum w:abstractNumId="32" w15:restartNumberingAfterBreak="0">
     <w:nsid w:val="642072F1"/>
     <w:multiLevelType w:val="hybridMultilevel"/>
     <w:tmpl w:val="2E8E56C8"/>
@@ -11057,7 +12988,7 @@
       </w:pPr>
     </w:lvl>
   </w:abstractNum>
-  <w:abstractNum w:abstractNumId="31" w15:restartNumberingAfterBreak="0">
+  <w:abstractNum w:abstractNumId="33" w15:restartNumberingAfterBreak="0">
     <w:nsid w:val="6BFB3F79"/>
     <w:multiLevelType w:val="hybridMultilevel"/>
     <w:tmpl w:val="8B522A5C"/>
@@ -11143,7 +13074,7 @@
       </w:pPr>
     </w:lvl>
   </w:abstractNum>
-  <w:abstractNum w:abstractNumId="32" w15:restartNumberingAfterBreak="0">
+  <w:abstractNum w:abstractNumId="34" w15:restartNumberingAfterBreak="0">
     <w:nsid w:val="73821DC0"/>
     <w:multiLevelType w:val="hybridMultilevel"/>
     <w:tmpl w:val="93B63712"/>
@@ -11229,7 +13160,7 @@
       </w:pPr>
     </w:lvl>
   </w:abstractNum>
-  <w:abstractNum w:abstractNumId="33" w15:restartNumberingAfterBreak="0">
+  <w:abstractNum w:abstractNumId="35" w15:restartNumberingAfterBreak="0">
     <w:nsid w:val="77500AC5"/>
     <w:multiLevelType w:val="hybridMultilevel"/>
     <w:tmpl w:val="FC2E3392"/>
@@ -11328,7 +13259,7 @@
       </w:pPr>
     </w:lvl>
   </w:abstractNum>
-  <w:abstractNum w:abstractNumId="34" w15:restartNumberingAfterBreak="0">
+  <w:abstractNum w:abstractNumId="36" w15:restartNumberingAfterBreak="0">
     <w:nsid w:val="7E0D0855"/>
     <w:multiLevelType w:val="hybridMultilevel"/>
     <w:tmpl w:val="BF1C3876"/>
@@ -11415,43 +13346,43 @@
     </w:lvl>
   </w:abstractNum>
   <w:num w:numId="1">
-    <w:abstractNumId w:val="4"/>
+    <w:abstractNumId w:val="6"/>
   </w:num>
   <w:num w:numId="2">
+    <w:abstractNumId w:val="21"/>
+  </w:num>
+  <w:num w:numId="3">
+    <w:abstractNumId w:val="27"/>
+  </w:num>
+  <w:num w:numId="4">
+    <w:abstractNumId w:val="8"/>
+  </w:num>
+  <w:num w:numId="5">
+    <w:abstractNumId w:val="3"/>
+  </w:num>
+  <w:num w:numId="6">
+    <w:abstractNumId w:val="35"/>
+  </w:num>
+  <w:num w:numId="7">
     <w:abstractNumId w:val="19"/>
   </w:num>
-  <w:num w:numId="3">
-    <w:abstractNumId w:val="25"/>
-  </w:num>
-  <w:num w:numId="4">
-    <w:abstractNumId w:val="6"/>
-  </w:num>
-  <w:num w:numId="5">
+  <w:num w:numId="8">
     <w:abstractNumId w:val="2"/>
   </w:num>
-  <w:num w:numId="6">
-    <w:abstractNumId w:val="33"/>
-  </w:num>
-  <w:num w:numId="7">
+  <w:num w:numId="9">
     <w:abstractNumId w:val="17"/>
   </w:num>
-  <w:num w:numId="8">
-    <w:abstractNumId w:val="1"/>
-  </w:num>
-  <w:num w:numId="9">
-    <w:abstractNumId w:val="15"/>
-  </w:num>
   <w:num w:numId="10">
-    <w:abstractNumId w:val="7"/>
+    <w:abstractNumId w:val="9"/>
   </w:num>
   <w:num w:numId="11">
-    <w:abstractNumId w:val="21"/>
+    <w:abstractNumId w:val="23"/>
   </w:num>
   <w:num w:numId="12">
     <w:abstractNumId w:val="0"/>
   </w:num>
   <w:num w:numId="13">
-    <w:abstractNumId w:val="8"/>
+    <w:abstractNumId w:val="10"/>
     <w:lvlOverride w:ilvl="0">
       <w:startOverride w:val="1"/>
     </w:lvlOverride>
@@ -11481,6 +13412,66 @@
     </w:lvlOverride>
   </w:num>
   <w:num w:numId="14">
+    <w:abstractNumId w:val="33"/>
+    <w:lvlOverride w:ilvl="0">
+      <w:startOverride w:val="1"/>
+    </w:lvlOverride>
+    <w:lvlOverride w:ilvl="1">
+      <w:startOverride w:val="1"/>
+    </w:lvlOverride>
+    <w:lvlOverride w:ilvl="2">
+      <w:startOverride w:val="1"/>
+    </w:lvlOverride>
+    <w:lvlOverride w:ilvl="3">
+      <w:startOverride w:val="1"/>
+    </w:lvlOverride>
+    <w:lvlOverride w:ilvl="4">
+      <w:startOverride w:val="1"/>
+    </w:lvlOverride>
+    <w:lvlOverride w:ilvl="5">
+      <w:startOverride w:val="1"/>
+    </w:lvlOverride>
+    <w:lvlOverride w:ilvl="6">
+      <w:startOverride w:val="1"/>
+    </w:lvlOverride>
+    <w:lvlOverride w:ilvl="7">
+      <w:startOverride w:val="1"/>
+    </w:lvlOverride>
+    <w:lvlOverride w:ilvl="8">
+      <w:startOverride w:val="1"/>
+    </w:lvlOverride>
+  </w:num>
+  <w:num w:numId="15">
+    <w:abstractNumId w:val="34"/>
+    <w:lvlOverride w:ilvl="0">
+      <w:startOverride w:val="1"/>
+    </w:lvlOverride>
+    <w:lvlOverride w:ilvl="1">
+      <w:startOverride w:val="1"/>
+    </w:lvlOverride>
+    <w:lvlOverride w:ilvl="2">
+      <w:startOverride w:val="1"/>
+    </w:lvlOverride>
+    <w:lvlOverride w:ilvl="3">
+      <w:startOverride w:val="1"/>
+    </w:lvlOverride>
+    <w:lvlOverride w:ilvl="4">
+      <w:startOverride w:val="1"/>
+    </w:lvlOverride>
+    <w:lvlOverride w:ilvl="5">
+      <w:startOverride w:val="1"/>
+    </w:lvlOverride>
+    <w:lvlOverride w:ilvl="6">
+      <w:startOverride w:val="1"/>
+    </w:lvlOverride>
+    <w:lvlOverride w:ilvl="7">
+      <w:startOverride w:val="1"/>
+    </w:lvlOverride>
+    <w:lvlOverride w:ilvl="8">
+      <w:startOverride w:val="1"/>
+    </w:lvlOverride>
+  </w:num>
+  <w:num w:numId="16">
     <w:abstractNumId w:val="31"/>
     <w:lvlOverride w:ilvl="0">
       <w:startOverride w:val="1"/>
@@ -11510,7 +13501,7 @@
       <w:startOverride w:val="1"/>
     </w:lvlOverride>
   </w:num>
-  <w:num w:numId="15">
+  <w:num w:numId="17">
     <w:abstractNumId w:val="32"/>
     <w:lvlOverride w:ilvl="0">
       <w:startOverride w:val="1"/>
@@ -11540,68 +13531,8 @@
       <w:startOverride w:val="1"/>
     </w:lvlOverride>
   </w:num>
-  <w:num w:numId="16">
-    <w:abstractNumId w:val="29"/>
-    <w:lvlOverride w:ilvl="0">
-      <w:startOverride w:val="1"/>
-    </w:lvlOverride>
-    <w:lvlOverride w:ilvl="1">
-      <w:startOverride w:val="1"/>
-    </w:lvlOverride>
-    <w:lvlOverride w:ilvl="2">
-      <w:startOverride w:val="1"/>
-    </w:lvlOverride>
-    <w:lvlOverride w:ilvl="3">
-      <w:startOverride w:val="1"/>
-    </w:lvlOverride>
-    <w:lvlOverride w:ilvl="4">
-      <w:startOverride w:val="1"/>
-    </w:lvlOverride>
-    <w:lvlOverride w:ilvl="5">
-      <w:startOverride w:val="1"/>
-    </w:lvlOverride>
-    <w:lvlOverride w:ilvl="6">
-      <w:startOverride w:val="1"/>
-    </w:lvlOverride>
-    <w:lvlOverride w:ilvl="7">
-      <w:startOverride w:val="1"/>
-    </w:lvlOverride>
-    <w:lvlOverride w:ilvl="8">
-      <w:startOverride w:val="1"/>
-    </w:lvlOverride>
-  </w:num>
-  <w:num w:numId="17">
-    <w:abstractNumId w:val="30"/>
-    <w:lvlOverride w:ilvl="0">
-      <w:startOverride w:val="1"/>
-    </w:lvlOverride>
-    <w:lvlOverride w:ilvl="1">
-      <w:startOverride w:val="1"/>
-    </w:lvlOverride>
-    <w:lvlOverride w:ilvl="2">
-      <w:startOverride w:val="1"/>
-    </w:lvlOverride>
-    <w:lvlOverride w:ilvl="3">
-      <w:startOverride w:val="1"/>
-    </w:lvlOverride>
-    <w:lvlOverride w:ilvl="4">
-      <w:startOverride w:val="1"/>
-    </w:lvlOverride>
-    <w:lvlOverride w:ilvl="5">
-      <w:startOverride w:val="1"/>
-    </w:lvlOverride>
-    <w:lvlOverride w:ilvl="6">
-      <w:startOverride w:val="1"/>
-    </w:lvlOverride>
-    <w:lvlOverride w:ilvl="7">
-      <w:startOverride w:val="1"/>
-    </w:lvlOverride>
-    <w:lvlOverride w:ilvl="8">
-      <w:startOverride w:val="1"/>
-    </w:lvlOverride>
-  </w:num>
   <w:num w:numId="18">
-    <w:abstractNumId w:val="16"/>
+    <w:abstractNumId w:val="18"/>
     <w:lvlOverride w:ilvl="0">
       <w:startOverride w:val="1"/>
     </w:lvlOverride>
@@ -11631,6 +13562,126 @@
     </w:lvlOverride>
   </w:num>
   <w:num w:numId="19">
+    <w:abstractNumId w:val="26"/>
+    <w:lvlOverride w:ilvl="0">
+      <w:startOverride w:val="1"/>
+    </w:lvlOverride>
+    <w:lvlOverride w:ilvl="1">
+      <w:startOverride w:val="1"/>
+    </w:lvlOverride>
+    <w:lvlOverride w:ilvl="2">
+      <w:startOverride w:val="1"/>
+    </w:lvlOverride>
+    <w:lvlOverride w:ilvl="3">
+      <w:startOverride w:val="1"/>
+    </w:lvlOverride>
+    <w:lvlOverride w:ilvl="4">
+      <w:startOverride w:val="1"/>
+    </w:lvlOverride>
+    <w:lvlOverride w:ilvl="5">
+      <w:startOverride w:val="1"/>
+    </w:lvlOverride>
+    <w:lvlOverride w:ilvl="6">
+      <w:startOverride w:val="1"/>
+    </w:lvlOverride>
+    <w:lvlOverride w:ilvl="7">
+      <w:startOverride w:val="1"/>
+    </w:lvlOverride>
+    <w:lvlOverride w:ilvl="8">
+      <w:startOverride w:val="1"/>
+    </w:lvlOverride>
+  </w:num>
+  <w:num w:numId="20">
+    <w:abstractNumId w:val="11"/>
+    <w:lvlOverride w:ilvl="0">
+      <w:startOverride w:val="1"/>
+    </w:lvlOverride>
+    <w:lvlOverride w:ilvl="1">
+      <w:startOverride w:val="1"/>
+    </w:lvlOverride>
+    <w:lvlOverride w:ilvl="2">
+      <w:startOverride w:val="1"/>
+    </w:lvlOverride>
+    <w:lvlOverride w:ilvl="3">
+      <w:startOverride w:val="1"/>
+    </w:lvlOverride>
+    <w:lvlOverride w:ilvl="4">
+      <w:startOverride w:val="1"/>
+    </w:lvlOverride>
+    <w:lvlOverride w:ilvl="5">
+      <w:startOverride w:val="1"/>
+    </w:lvlOverride>
+    <w:lvlOverride w:ilvl="6">
+      <w:startOverride w:val="1"/>
+    </w:lvlOverride>
+    <w:lvlOverride w:ilvl="7">
+      <w:startOverride w:val="1"/>
+    </w:lvlOverride>
+    <w:lvlOverride w:ilvl="8">
+      <w:startOverride w:val="1"/>
+    </w:lvlOverride>
+  </w:num>
+  <w:num w:numId="21">
+    <w:abstractNumId w:val="7"/>
+    <w:lvlOverride w:ilvl="0">
+      <w:startOverride w:val="1"/>
+    </w:lvlOverride>
+    <w:lvlOverride w:ilvl="1">
+      <w:startOverride w:val="1"/>
+    </w:lvlOverride>
+    <w:lvlOverride w:ilvl="2">
+      <w:startOverride w:val="1"/>
+    </w:lvlOverride>
+    <w:lvlOverride w:ilvl="3">
+      <w:startOverride w:val="1"/>
+    </w:lvlOverride>
+    <w:lvlOverride w:ilvl="4">
+      <w:startOverride w:val="1"/>
+    </w:lvlOverride>
+    <w:lvlOverride w:ilvl="5">
+      <w:startOverride w:val="1"/>
+    </w:lvlOverride>
+    <w:lvlOverride w:ilvl="6">
+      <w:startOverride w:val="1"/>
+    </w:lvlOverride>
+    <w:lvlOverride w:ilvl="7">
+      <w:startOverride w:val="1"/>
+    </w:lvlOverride>
+    <w:lvlOverride w:ilvl="8">
+      <w:startOverride w:val="1"/>
+    </w:lvlOverride>
+  </w:num>
+  <w:num w:numId="22">
+    <w:abstractNumId w:val="15"/>
+    <w:lvlOverride w:ilvl="0">
+      <w:startOverride w:val="1"/>
+    </w:lvlOverride>
+    <w:lvlOverride w:ilvl="1">
+      <w:startOverride w:val="1"/>
+    </w:lvlOverride>
+    <w:lvlOverride w:ilvl="2">
+      <w:startOverride w:val="1"/>
+    </w:lvlOverride>
+    <w:lvlOverride w:ilvl="3">
+      <w:startOverride w:val="1"/>
+    </w:lvlOverride>
+    <w:lvlOverride w:ilvl="4">
+      <w:startOverride w:val="1"/>
+    </w:lvlOverride>
+    <w:lvlOverride w:ilvl="5">
+      <w:startOverride w:val="1"/>
+    </w:lvlOverride>
+    <w:lvlOverride w:ilvl="6">
+      <w:startOverride w:val="1"/>
+    </w:lvlOverride>
+    <w:lvlOverride w:ilvl="7">
+      <w:startOverride w:val="1"/>
+    </w:lvlOverride>
+    <w:lvlOverride w:ilvl="8">
+      <w:startOverride w:val="1"/>
+    </w:lvlOverride>
+  </w:num>
+  <w:num w:numId="23">
     <w:abstractNumId w:val="24"/>
     <w:lvlOverride w:ilvl="0">
       <w:startOverride w:val="1"/>
@@ -11660,128 +13711,8 @@
       <w:startOverride w:val="1"/>
     </w:lvlOverride>
   </w:num>
-  <w:num w:numId="20">
-    <w:abstractNumId w:val="9"/>
-    <w:lvlOverride w:ilvl="0">
-      <w:startOverride w:val="1"/>
-    </w:lvlOverride>
-    <w:lvlOverride w:ilvl="1">
-      <w:startOverride w:val="1"/>
-    </w:lvlOverride>
-    <w:lvlOverride w:ilvl="2">
-      <w:startOverride w:val="1"/>
-    </w:lvlOverride>
-    <w:lvlOverride w:ilvl="3">
-      <w:startOverride w:val="1"/>
-    </w:lvlOverride>
-    <w:lvlOverride w:ilvl="4">
-      <w:startOverride w:val="1"/>
-    </w:lvlOverride>
-    <w:lvlOverride w:ilvl="5">
-      <w:startOverride w:val="1"/>
-    </w:lvlOverride>
-    <w:lvlOverride w:ilvl="6">
-      <w:startOverride w:val="1"/>
-    </w:lvlOverride>
-    <w:lvlOverride w:ilvl="7">
-      <w:startOverride w:val="1"/>
-    </w:lvlOverride>
-    <w:lvlOverride w:ilvl="8">
-      <w:startOverride w:val="1"/>
-    </w:lvlOverride>
-  </w:num>
-  <w:num w:numId="21">
-    <w:abstractNumId w:val="5"/>
-    <w:lvlOverride w:ilvl="0">
-      <w:startOverride w:val="1"/>
-    </w:lvlOverride>
-    <w:lvlOverride w:ilvl="1">
-      <w:startOverride w:val="1"/>
-    </w:lvlOverride>
-    <w:lvlOverride w:ilvl="2">
-      <w:startOverride w:val="1"/>
-    </w:lvlOverride>
-    <w:lvlOverride w:ilvl="3">
-      <w:startOverride w:val="1"/>
-    </w:lvlOverride>
-    <w:lvlOverride w:ilvl="4">
-      <w:startOverride w:val="1"/>
-    </w:lvlOverride>
-    <w:lvlOverride w:ilvl="5">
-      <w:startOverride w:val="1"/>
-    </w:lvlOverride>
-    <w:lvlOverride w:ilvl="6">
-      <w:startOverride w:val="1"/>
-    </w:lvlOverride>
-    <w:lvlOverride w:ilvl="7">
-      <w:startOverride w:val="1"/>
-    </w:lvlOverride>
-    <w:lvlOverride w:ilvl="8">
-      <w:startOverride w:val="1"/>
-    </w:lvlOverride>
-  </w:num>
-  <w:num w:numId="22">
-    <w:abstractNumId w:val="13"/>
-    <w:lvlOverride w:ilvl="0">
-      <w:startOverride w:val="1"/>
-    </w:lvlOverride>
-    <w:lvlOverride w:ilvl="1">
-      <w:startOverride w:val="1"/>
-    </w:lvlOverride>
-    <w:lvlOverride w:ilvl="2">
-      <w:startOverride w:val="1"/>
-    </w:lvlOverride>
-    <w:lvlOverride w:ilvl="3">
-      <w:startOverride w:val="1"/>
-    </w:lvlOverride>
-    <w:lvlOverride w:ilvl="4">
-      <w:startOverride w:val="1"/>
-    </w:lvlOverride>
-    <w:lvlOverride w:ilvl="5">
-      <w:startOverride w:val="1"/>
-    </w:lvlOverride>
-    <w:lvlOverride w:ilvl="6">
-      <w:startOverride w:val="1"/>
-    </w:lvlOverride>
-    <w:lvlOverride w:ilvl="7">
-      <w:startOverride w:val="1"/>
-    </w:lvlOverride>
-    <w:lvlOverride w:ilvl="8">
-      <w:startOverride w:val="1"/>
-    </w:lvlOverride>
-  </w:num>
-  <w:num w:numId="23">
-    <w:abstractNumId w:val="22"/>
-    <w:lvlOverride w:ilvl="0">
-      <w:startOverride w:val="1"/>
-    </w:lvlOverride>
-    <w:lvlOverride w:ilvl="1">
-      <w:startOverride w:val="1"/>
-    </w:lvlOverride>
-    <w:lvlOverride w:ilvl="2">
-      <w:startOverride w:val="1"/>
-    </w:lvlOverride>
-    <w:lvlOverride w:ilvl="3">
-      <w:startOverride w:val="1"/>
-    </w:lvlOverride>
-    <w:lvlOverride w:ilvl="4">
-      <w:startOverride w:val="1"/>
-    </w:lvlOverride>
-    <w:lvlOverride w:ilvl="5">
-      <w:startOverride w:val="1"/>
-    </w:lvlOverride>
-    <w:lvlOverride w:ilvl="6">
-      <w:startOverride w:val="1"/>
-    </w:lvlOverride>
-    <w:lvlOverride w:ilvl="7">
-      <w:startOverride w:val="1"/>
-    </w:lvlOverride>
-    <w:lvlOverride w:ilvl="8">
-      <w:startOverride w:val="1"/>
-    </w:lvlOverride>
-  </w:num>
   <w:num w:numId="24">
-    <w:abstractNumId w:val="18"/>
+    <w:abstractNumId w:val="20"/>
     <w:lvlOverride w:ilvl="0">
       <w:startOverride w:val="1"/>
     </w:lvlOverride>
@@ -11811,7 +13742,7 @@
     </w:lvlOverride>
   </w:num>
   <w:num w:numId="25">
-    <w:abstractNumId w:val="34"/>
+    <w:abstractNumId w:val="36"/>
     <w:lvlOverride w:ilvl="0">
       <w:startOverride w:val="1"/>
     </w:lvlOverride>
@@ -11841,7 +13772,7 @@
     </w:lvlOverride>
   </w:num>
   <w:num w:numId="26">
-    <w:abstractNumId w:val="3"/>
+    <w:abstractNumId w:val="4"/>
     <w:lvlOverride w:ilvl="0">
       <w:startOverride w:val="1"/>
     </w:lvlOverride>
@@ -11871,7 +13802,7 @@
     </w:lvlOverride>
   </w:num>
   <w:num w:numId="27">
-    <w:abstractNumId w:val="26"/>
+    <w:abstractNumId w:val="28"/>
     <w:lvlOverride w:ilvl="0">
       <w:startOverride w:val="1"/>
     </w:lvlOverride>
@@ -11901,28 +13832,37 @@
     </w:lvlOverride>
   </w:num>
   <w:num w:numId="28">
-    <w:abstractNumId w:val="27"/>
+    <w:abstractNumId w:val="29"/>
   </w:num>
   <w:num w:numId="29">
-    <w:abstractNumId w:val="28"/>
+    <w:abstractNumId w:val="30"/>
   </w:num>
   <w:num w:numId="30">
-    <w:abstractNumId w:val="23"/>
+    <w:abstractNumId w:val="25"/>
   </w:num>
   <w:num w:numId="31">
+    <w:abstractNumId w:val="16"/>
+  </w:num>
+  <w:num w:numId="32">
+    <w:abstractNumId w:val="22"/>
+  </w:num>
+  <w:num w:numId="33">
+    <w:abstractNumId w:val="13"/>
+  </w:num>
+  <w:num w:numId="34">
+    <w:abstractNumId w:val="12"/>
+  </w:num>
+  <w:num w:numId="35">
     <w:abstractNumId w:val="14"/>
   </w:num>
-  <w:num w:numId="32">
-    <w:abstractNumId w:val="20"/>
+  <w:num w:numId="36">
+    <w:abstractNumId w:val="1"/>
   </w:num>
-  <w:num w:numId="33">
-    <w:abstractNumId w:val="11"/>
+  <w:num w:numId="37">
+    <w:abstractNumId w:val="4"/>
   </w:num>
-  <w:num w:numId="34">
-    <w:abstractNumId w:val="10"/>
-  </w:num>
-  <w:num w:numId="35">
-    <w:abstractNumId w:val="12"/>
+  <w:num w:numId="38">
+    <w:abstractNumId w:val="5"/>
   </w:num>
   <w:numIdMacAtCleanup w:val="30"/>
 </w:numbering>
@@ -12412,7 +14352,6 @@
   <w:style w:type="character" w:default="1" w:styleId="DefaultParagraphFont">
     <w:name w:val="Default Paragraph Font"/>
     <w:uiPriority w:val="1"/>
-    <w:semiHidden/>
     <w:unhideWhenUsed/>
   </w:style>
   <w:style w:type="table" w:default="1" w:styleId="TableNormal">
@@ -12633,6 +14572,31 @@
       <w:b/>
       <w:sz w:val="24"/>
       <w:szCs w:val="26"/>
+      <w:lang w:val="id-ID"/>
+    </w:rPr>
+  </w:style>
+  <w:style w:type="paragraph" w:customStyle="1" w:styleId="isianaksub-bab">
+    <w:name w:val="isi anak sub-bab"/>
+    <w:basedOn w:val="Normal"/>
+    <w:link w:val="isianaksub-babChar"/>
+    <w:qFormat/>
+    <w:rsid w:val="00290F7A"/>
+    <w:pPr>
+      <w:ind w:left="540" w:firstLine="720"/>
+    </w:pPr>
+    <w:rPr>
+      <w:iCs/>
+    </w:rPr>
+  </w:style>
+  <w:style w:type="character" w:customStyle="1" w:styleId="isianaksub-babChar">
+    <w:name w:val="isi anak sub-bab Char"/>
+    <w:basedOn w:val="DefaultParagraphFont"/>
+    <w:link w:val="isianaksub-bab"/>
+    <w:rsid w:val="00290F7A"/>
+    <w:rPr>
+      <w:rFonts w:ascii="Times New Roman" w:hAnsi="Times New Roman"/>
+      <w:iCs/>
+      <w:sz w:val="24"/>
       <w:lang w:val="id-ID"/>
     </w:rPr>
   </w:style>

--- a/Implementasi Design System V2 pada Perancangan Ulang Platform Reusely untuk Meningkatkan Konsistensi dan Efektivitas Prototipe.docx
+++ b/Implementasi Design System V2 pada Perancangan Ulang Platform Reusely untuk Meningkatkan Konsistensi dan Efektivitas Prototipe.docx
@@ -647,6 +647,4330 @@
           <w:lang w:val="en-US"/>
         </w:rPr>
         <w:t>6</w:t>
+      </w:r>
+    </w:p>
+    <w:p>
+      <w:pPr>
+        <w:pStyle w:val="Heading1"/>
+        <w:rPr>
+          <w:rFonts w:eastAsia="Times New Roman"/>
+        </w:rPr>
+      </w:pPr>
+      <w:bookmarkStart w:id="0" w:name="_Toc232416967"/>
+      <w:r>
+        <w:rPr>
+          <w:rFonts w:eastAsia="Times New Roman"/>
+        </w:rPr>
+        <w:lastRenderedPageBreak/>
+        <w:t>DAFTAR ISI</w:t>
+      </w:r>
+      <w:bookmarkEnd w:id="0"/>
+    </w:p>
+    <w:p>
+      <w:pPr>
+        <w:pStyle w:val="TOC1"/>
+        <w:tabs>
+          <w:tab w:val="right" w:leader="dot" w:pos="7927"/>
+        </w:tabs>
+        <w:rPr>
+          <w:noProof/>
+        </w:rPr>
+      </w:pPr>
+      <w:r>
+        <w:rPr>
+          <w:rFonts w:eastAsia="Times New Roman"/>
+        </w:rPr>
+        <w:fldChar w:fldCharType="begin"/>
+      </w:r>
+      <w:r>
+        <w:rPr>
+          <w:rFonts w:eastAsia="Times New Roman"/>
+        </w:rPr>
+        <w:instrText xml:space="preserve"> TOC \o "1-3" \h \z \u </w:instrText>
+      </w:r>
+      <w:r>
+        <w:rPr>
+          <w:rFonts w:eastAsia="Times New Roman"/>
+        </w:rPr>
+        <w:fldChar w:fldCharType="separate"/>
+      </w:r>
+      <w:hyperlink w:anchor="_Toc232416967" w:history="1">
+        <w:r>
+          <w:rPr>
+            <w:rStyle w:val="Hyperlink"/>
+            <w:rFonts w:eastAsia="Times New Roman"/>
+            <w:noProof/>
+          </w:rPr>
+          <w:t>DAFTAR ISI</w:t>
+        </w:r>
+        <w:r>
+          <w:rPr>
+            <w:noProof/>
+            <w:webHidden/>
+          </w:rPr>
+          <w:tab/>
+        </w:r>
+        <w:r>
+          <w:rPr>
+            <w:noProof/>
+            <w:webHidden/>
+          </w:rPr>
+          <w:fldChar w:fldCharType="begin"/>
+        </w:r>
+        <w:r>
+          <w:rPr>
+            <w:noProof/>
+            <w:webHidden/>
+          </w:rPr>
+          <w:instrText xml:space="preserve"> PAGEREF _Toc232416967 \h </w:instrText>
+        </w:r>
+        <w:r>
+          <w:rPr>
+            <w:noProof/>
+            <w:webHidden/>
+          </w:rPr>
+        </w:r>
+        <w:r>
+          <w:rPr>
+            <w:noProof/>
+            <w:webHidden/>
+          </w:rPr>
+          <w:fldChar w:fldCharType="separate"/>
+        </w:r>
+        <w:r>
+          <w:rPr>
+            <w:noProof/>
+            <w:webHidden/>
+          </w:rPr>
+          <w:t>2</w:t>
+        </w:r>
+        <w:r>
+          <w:rPr>
+            <w:noProof/>
+            <w:webHidden/>
+          </w:rPr>
+          <w:fldChar w:fldCharType="end"/>
+        </w:r>
+      </w:hyperlink>
+    </w:p>
+    <w:p>
+      <w:pPr>
+        <w:pStyle w:val="TOC1"/>
+        <w:tabs>
+          <w:tab w:val="right" w:leader="dot" w:pos="7927"/>
+        </w:tabs>
+        <w:rPr>
+          <w:noProof/>
+        </w:rPr>
+      </w:pPr>
+      <w:hyperlink w:anchor="_Toc232416968" w:history="1">
+        <w:r>
+          <w:rPr>
+            <w:rStyle w:val="Hyperlink"/>
+            <w:noProof/>
+          </w:rPr>
+          <w:t>BAB I PENDAHULUAN</w:t>
+        </w:r>
+        <w:r>
+          <w:rPr>
+            <w:noProof/>
+            <w:webHidden/>
+          </w:rPr>
+          <w:tab/>
+        </w:r>
+        <w:r>
+          <w:rPr>
+            <w:noProof/>
+            <w:webHidden/>
+          </w:rPr>
+          <w:fldChar w:fldCharType="begin"/>
+        </w:r>
+        <w:r>
+          <w:rPr>
+            <w:noProof/>
+            <w:webHidden/>
+          </w:rPr>
+          <w:instrText xml:space="preserve"> PAGEREF _Toc232416968 \h </w:instrText>
+        </w:r>
+        <w:r>
+          <w:rPr>
+            <w:noProof/>
+            <w:webHidden/>
+          </w:rPr>
+        </w:r>
+        <w:r>
+          <w:rPr>
+            <w:noProof/>
+            <w:webHidden/>
+          </w:rPr>
+          <w:fldChar w:fldCharType="separate"/>
+        </w:r>
+        <w:r>
+          <w:rPr>
+            <w:noProof/>
+            <w:webHidden/>
+          </w:rPr>
+          <w:t>6</w:t>
+        </w:r>
+        <w:r>
+          <w:rPr>
+            <w:noProof/>
+            <w:webHidden/>
+          </w:rPr>
+          <w:fldChar w:fldCharType="end"/>
+        </w:r>
+      </w:hyperlink>
+    </w:p>
+    <w:p>
+      <w:pPr>
+        <w:pStyle w:val="TOC2"/>
+        <w:tabs>
+          <w:tab w:val="left" w:pos="880"/>
+          <w:tab w:val="right" w:leader="dot" w:pos="7927"/>
+        </w:tabs>
+        <w:rPr>
+          <w:noProof/>
+        </w:rPr>
+      </w:pPr>
+      <w:hyperlink w:anchor="_Toc232416969" w:history="1">
+        <w:r>
+          <w:rPr>
+            <w:rStyle w:val="Hyperlink"/>
+            <w:noProof/>
+          </w:rPr>
+          <w:t>1.1</w:t>
+        </w:r>
+        <w:r>
+          <w:rPr>
+            <w:noProof/>
+          </w:rPr>
+          <w:tab/>
+        </w:r>
+        <w:r>
+          <w:rPr>
+            <w:rStyle w:val="Hyperlink"/>
+            <w:noProof/>
+          </w:rPr>
+          <w:t>Latar Belakang Masalah</w:t>
+        </w:r>
+        <w:r>
+          <w:rPr>
+            <w:noProof/>
+            <w:webHidden/>
+          </w:rPr>
+          <w:tab/>
+        </w:r>
+        <w:r>
+          <w:rPr>
+            <w:noProof/>
+            <w:webHidden/>
+          </w:rPr>
+          <w:fldChar w:fldCharType="begin"/>
+        </w:r>
+        <w:r>
+          <w:rPr>
+            <w:noProof/>
+            <w:webHidden/>
+          </w:rPr>
+          <w:instrText xml:space="preserve"> PAGEREF _Toc232416969 \h </w:instrText>
+        </w:r>
+        <w:r>
+          <w:rPr>
+            <w:noProof/>
+            <w:webHidden/>
+          </w:rPr>
+        </w:r>
+        <w:r>
+          <w:rPr>
+            <w:noProof/>
+            <w:webHidden/>
+          </w:rPr>
+          <w:fldChar w:fldCharType="separate"/>
+        </w:r>
+        <w:r>
+          <w:rPr>
+            <w:noProof/>
+            <w:webHidden/>
+          </w:rPr>
+          <w:t>6</w:t>
+        </w:r>
+        <w:r>
+          <w:rPr>
+            <w:noProof/>
+            <w:webHidden/>
+          </w:rPr>
+          <w:fldChar w:fldCharType="end"/>
+        </w:r>
+      </w:hyperlink>
+    </w:p>
+    <w:p>
+      <w:pPr>
+        <w:pStyle w:val="TOC2"/>
+        <w:tabs>
+          <w:tab w:val="left" w:pos="880"/>
+          <w:tab w:val="right" w:leader="dot" w:pos="7927"/>
+        </w:tabs>
+        <w:rPr>
+          <w:noProof/>
+        </w:rPr>
+      </w:pPr>
+      <w:hyperlink w:anchor="_Toc232416970" w:history="1">
+        <w:r>
+          <w:rPr>
+            <w:rStyle w:val="Hyperlink"/>
+            <w:noProof/>
+          </w:rPr>
+          <w:t>1.2</w:t>
+        </w:r>
+        <w:r>
+          <w:rPr>
+            <w:noProof/>
+          </w:rPr>
+          <w:tab/>
+        </w:r>
+        <w:r>
+          <w:rPr>
+            <w:rStyle w:val="Hyperlink"/>
+            <w:noProof/>
+          </w:rPr>
+          <w:t>Perumusan Masalah</w:t>
+        </w:r>
+        <w:r>
+          <w:rPr>
+            <w:noProof/>
+            <w:webHidden/>
+          </w:rPr>
+          <w:tab/>
+        </w:r>
+        <w:r>
+          <w:rPr>
+            <w:noProof/>
+            <w:webHidden/>
+          </w:rPr>
+          <w:fldChar w:fldCharType="begin"/>
+        </w:r>
+        <w:r>
+          <w:rPr>
+            <w:noProof/>
+            <w:webHidden/>
+          </w:rPr>
+          <w:instrText xml:space="preserve"> PAGEREF _Toc232416970 \h </w:instrText>
+        </w:r>
+        <w:r>
+          <w:rPr>
+            <w:noProof/>
+            <w:webHidden/>
+          </w:rPr>
+        </w:r>
+        <w:r>
+          <w:rPr>
+            <w:noProof/>
+            <w:webHidden/>
+          </w:rPr>
+          <w:fldChar w:fldCharType="separate"/>
+        </w:r>
+        <w:r>
+          <w:rPr>
+            <w:noProof/>
+            <w:webHidden/>
+          </w:rPr>
+          <w:t>7</w:t>
+        </w:r>
+        <w:r>
+          <w:rPr>
+            <w:noProof/>
+            <w:webHidden/>
+          </w:rPr>
+          <w:fldChar w:fldCharType="end"/>
+        </w:r>
+      </w:hyperlink>
+    </w:p>
+    <w:p>
+      <w:pPr>
+        <w:pStyle w:val="TOC2"/>
+        <w:tabs>
+          <w:tab w:val="left" w:pos="880"/>
+          <w:tab w:val="right" w:leader="dot" w:pos="7927"/>
+        </w:tabs>
+        <w:rPr>
+          <w:noProof/>
+        </w:rPr>
+      </w:pPr>
+      <w:hyperlink w:anchor="_Toc232416971" w:history="1">
+        <w:r>
+          <w:rPr>
+            <w:rStyle w:val="Hyperlink"/>
+            <w:noProof/>
+          </w:rPr>
+          <w:t>1.3</w:t>
+        </w:r>
+        <w:r>
+          <w:rPr>
+            <w:noProof/>
+          </w:rPr>
+          <w:tab/>
+        </w:r>
+        <w:r>
+          <w:rPr>
+            <w:rStyle w:val="Hyperlink"/>
+            <w:noProof/>
+          </w:rPr>
+          <w:t>Batasan Masalah</w:t>
+        </w:r>
+        <w:r>
+          <w:rPr>
+            <w:noProof/>
+            <w:webHidden/>
+          </w:rPr>
+          <w:tab/>
+        </w:r>
+        <w:r>
+          <w:rPr>
+            <w:noProof/>
+            <w:webHidden/>
+          </w:rPr>
+          <w:fldChar w:fldCharType="begin"/>
+        </w:r>
+        <w:r>
+          <w:rPr>
+            <w:noProof/>
+            <w:webHidden/>
+          </w:rPr>
+          <w:instrText xml:space="preserve"> PAGEREF _Toc232416971 \h </w:instrText>
+        </w:r>
+        <w:r>
+          <w:rPr>
+            <w:noProof/>
+            <w:webHidden/>
+          </w:rPr>
+        </w:r>
+        <w:r>
+          <w:rPr>
+            <w:noProof/>
+            <w:webHidden/>
+          </w:rPr>
+          <w:fldChar w:fldCharType="separate"/>
+        </w:r>
+        <w:r>
+          <w:rPr>
+            <w:noProof/>
+            <w:webHidden/>
+          </w:rPr>
+          <w:t>8</w:t>
+        </w:r>
+        <w:r>
+          <w:rPr>
+            <w:noProof/>
+            <w:webHidden/>
+          </w:rPr>
+          <w:fldChar w:fldCharType="end"/>
+        </w:r>
+      </w:hyperlink>
+    </w:p>
+    <w:p>
+      <w:pPr>
+        <w:pStyle w:val="TOC2"/>
+        <w:tabs>
+          <w:tab w:val="left" w:pos="880"/>
+          <w:tab w:val="right" w:leader="dot" w:pos="7927"/>
+        </w:tabs>
+        <w:rPr>
+          <w:noProof/>
+        </w:rPr>
+      </w:pPr>
+      <w:hyperlink w:anchor="_Toc232416972" w:history="1">
+        <w:r>
+          <w:rPr>
+            <w:rStyle w:val="Hyperlink"/>
+            <w:noProof/>
+          </w:rPr>
+          <w:t>1.4</w:t>
+        </w:r>
+        <w:r>
+          <w:rPr>
+            <w:noProof/>
+          </w:rPr>
+          <w:tab/>
+        </w:r>
+        <w:r>
+          <w:rPr>
+            <w:rStyle w:val="Hyperlink"/>
+            <w:noProof/>
+          </w:rPr>
+          <w:t>Waktu dan Tempat Pelaksanaan Kerja Praktik</w:t>
+        </w:r>
+        <w:r>
+          <w:rPr>
+            <w:noProof/>
+            <w:webHidden/>
+          </w:rPr>
+          <w:tab/>
+        </w:r>
+        <w:r>
+          <w:rPr>
+            <w:noProof/>
+            <w:webHidden/>
+          </w:rPr>
+          <w:fldChar w:fldCharType="begin"/>
+        </w:r>
+        <w:r>
+          <w:rPr>
+            <w:noProof/>
+            <w:webHidden/>
+          </w:rPr>
+          <w:instrText xml:space="preserve"> PAGEREF _Toc232416972 \h </w:instrText>
+        </w:r>
+        <w:r>
+          <w:rPr>
+            <w:noProof/>
+            <w:webHidden/>
+          </w:rPr>
+        </w:r>
+        <w:r>
+          <w:rPr>
+            <w:noProof/>
+            <w:webHidden/>
+          </w:rPr>
+          <w:fldChar w:fldCharType="separate"/>
+        </w:r>
+        <w:r>
+          <w:rPr>
+            <w:noProof/>
+            <w:webHidden/>
+          </w:rPr>
+          <w:t>8</w:t>
+        </w:r>
+        <w:r>
+          <w:rPr>
+            <w:noProof/>
+            <w:webHidden/>
+          </w:rPr>
+          <w:fldChar w:fldCharType="end"/>
+        </w:r>
+      </w:hyperlink>
+    </w:p>
+    <w:p>
+      <w:pPr>
+        <w:pStyle w:val="TOC2"/>
+        <w:tabs>
+          <w:tab w:val="left" w:pos="880"/>
+          <w:tab w:val="right" w:leader="dot" w:pos="7927"/>
+        </w:tabs>
+        <w:rPr>
+          <w:noProof/>
+        </w:rPr>
+      </w:pPr>
+      <w:hyperlink w:anchor="_Toc232416973" w:history="1">
+        <w:r>
+          <w:rPr>
+            <w:rStyle w:val="Hyperlink"/>
+            <w:noProof/>
+          </w:rPr>
+          <w:t>1.5</w:t>
+        </w:r>
+        <w:r>
+          <w:rPr>
+            <w:noProof/>
+          </w:rPr>
+          <w:tab/>
+        </w:r>
+        <w:r>
+          <w:rPr>
+            <w:rStyle w:val="Hyperlink"/>
+            <w:noProof/>
+          </w:rPr>
+          <w:t>Tujuan dan Manfaat</w:t>
+        </w:r>
+        <w:r>
+          <w:rPr>
+            <w:noProof/>
+            <w:webHidden/>
+          </w:rPr>
+          <w:tab/>
+        </w:r>
+        <w:r>
+          <w:rPr>
+            <w:noProof/>
+            <w:webHidden/>
+          </w:rPr>
+          <w:fldChar w:fldCharType="begin"/>
+        </w:r>
+        <w:r>
+          <w:rPr>
+            <w:noProof/>
+            <w:webHidden/>
+          </w:rPr>
+          <w:instrText xml:space="preserve"> PAGEREF _Toc232416973 \h </w:instrText>
+        </w:r>
+        <w:r>
+          <w:rPr>
+            <w:noProof/>
+            <w:webHidden/>
+          </w:rPr>
+        </w:r>
+        <w:r>
+          <w:rPr>
+            <w:noProof/>
+            <w:webHidden/>
+          </w:rPr>
+          <w:fldChar w:fldCharType="separate"/>
+        </w:r>
+        <w:r>
+          <w:rPr>
+            <w:noProof/>
+            <w:webHidden/>
+          </w:rPr>
+          <w:t>8</w:t>
+        </w:r>
+        <w:r>
+          <w:rPr>
+            <w:noProof/>
+            <w:webHidden/>
+          </w:rPr>
+          <w:fldChar w:fldCharType="end"/>
+        </w:r>
+      </w:hyperlink>
+    </w:p>
+    <w:p>
+      <w:pPr>
+        <w:pStyle w:val="TOC2"/>
+        <w:tabs>
+          <w:tab w:val="left" w:pos="880"/>
+          <w:tab w:val="right" w:leader="dot" w:pos="7927"/>
+        </w:tabs>
+        <w:rPr>
+          <w:noProof/>
+        </w:rPr>
+      </w:pPr>
+      <w:hyperlink w:anchor="_Toc232416974" w:history="1">
+        <w:r>
+          <w:rPr>
+            <w:rStyle w:val="Hyperlink"/>
+            <w:noProof/>
+          </w:rPr>
+          <w:t>1.6</w:t>
+        </w:r>
+        <w:r>
+          <w:rPr>
+            <w:noProof/>
+          </w:rPr>
+          <w:tab/>
+        </w:r>
+        <w:r>
+          <w:rPr>
+            <w:rStyle w:val="Hyperlink"/>
+            <w:noProof/>
+          </w:rPr>
+          <w:t>Sistematika Penulisan</w:t>
+        </w:r>
+        <w:r>
+          <w:rPr>
+            <w:noProof/>
+            <w:webHidden/>
+          </w:rPr>
+          <w:tab/>
+        </w:r>
+        <w:r>
+          <w:rPr>
+            <w:noProof/>
+            <w:webHidden/>
+          </w:rPr>
+          <w:fldChar w:fldCharType="begin"/>
+        </w:r>
+        <w:r>
+          <w:rPr>
+            <w:noProof/>
+            <w:webHidden/>
+          </w:rPr>
+          <w:instrText xml:space="preserve"> PAGEREF _Toc232416974 \h </w:instrText>
+        </w:r>
+        <w:r>
+          <w:rPr>
+            <w:noProof/>
+            <w:webHidden/>
+          </w:rPr>
+        </w:r>
+        <w:r>
+          <w:rPr>
+            <w:noProof/>
+            <w:webHidden/>
+          </w:rPr>
+          <w:fldChar w:fldCharType="separate"/>
+        </w:r>
+        <w:r>
+          <w:rPr>
+            <w:noProof/>
+            <w:webHidden/>
+          </w:rPr>
+          <w:t>9</w:t>
+        </w:r>
+        <w:r>
+          <w:rPr>
+            <w:noProof/>
+            <w:webHidden/>
+          </w:rPr>
+          <w:fldChar w:fldCharType="end"/>
+        </w:r>
+      </w:hyperlink>
+    </w:p>
+    <w:p>
+      <w:pPr>
+        <w:pStyle w:val="TOC1"/>
+        <w:tabs>
+          <w:tab w:val="right" w:leader="dot" w:pos="7927"/>
+        </w:tabs>
+        <w:rPr>
+          <w:noProof/>
+        </w:rPr>
+      </w:pPr>
+      <w:hyperlink w:anchor="_Toc232416975" w:history="1">
+        <w:r>
+          <w:rPr>
+            <w:rStyle w:val="Hyperlink"/>
+            <w:noProof/>
+          </w:rPr>
+          <w:t>BAB II GAMBARAN UMUM PERUSAHAAN</w:t>
+        </w:r>
+        <w:r>
+          <w:rPr>
+            <w:noProof/>
+            <w:webHidden/>
+          </w:rPr>
+          <w:tab/>
+        </w:r>
+        <w:r>
+          <w:rPr>
+            <w:noProof/>
+            <w:webHidden/>
+          </w:rPr>
+          <w:fldChar w:fldCharType="begin"/>
+        </w:r>
+        <w:r>
+          <w:rPr>
+            <w:noProof/>
+            <w:webHidden/>
+          </w:rPr>
+          <w:instrText xml:space="preserve"> PAGEREF _Toc232416975 \h </w:instrText>
+        </w:r>
+        <w:r>
+          <w:rPr>
+            <w:noProof/>
+            <w:webHidden/>
+          </w:rPr>
+        </w:r>
+        <w:r>
+          <w:rPr>
+            <w:noProof/>
+            <w:webHidden/>
+          </w:rPr>
+          <w:fldChar w:fldCharType="separate"/>
+        </w:r>
+        <w:r>
+          <w:rPr>
+            <w:noProof/>
+            <w:webHidden/>
+          </w:rPr>
+          <w:t>12</w:t>
+        </w:r>
+        <w:r>
+          <w:rPr>
+            <w:noProof/>
+            <w:webHidden/>
+          </w:rPr>
+          <w:fldChar w:fldCharType="end"/>
+        </w:r>
+      </w:hyperlink>
+    </w:p>
+    <w:p>
+      <w:pPr>
+        <w:pStyle w:val="TOC2"/>
+        <w:tabs>
+          <w:tab w:val="left" w:pos="880"/>
+          <w:tab w:val="right" w:leader="dot" w:pos="7927"/>
+        </w:tabs>
+        <w:rPr>
+          <w:noProof/>
+        </w:rPr>
+      </w:pPr>
+      <w:hyperlink w:anchor="_Toc232416976" w:history="1">
+        <w:r>
+          <w:rPr>
+            <w:rStyle w:val="Hyperlink"/>
+            <w:noProof/>
+            <w:lang w:val="en-US"/>
+          </w:rPr>
+          <w:t>2.1</w:t>
+        </w:r>
+        <w:r>
+          <w:rPr>
+            <w:noProof/>
+          </w:rPr>
+          <w:tab/>
+        </w:r>
+        <w:r>
+          <w:rPr>
+            <w:rStyle w:val="Hyperlink"/>
+            <w:noProof/>
+            <w:lang w:val="en-US"/>
+          </w:rPr>
+          <w:t>Sejarah Perusahaan</w:t>
+        </w:r>
+        <w:r>
+          <w:rPr>
+            <w:noProof/>
+            <w:webHidden/>
+          </w:rPr>
+          <w:tab/>
+        </w:r>
+        <w:r>
+          <w:rPr>
+            <w:noProof/>
+            <w:webHidden/>
+          </w:rPr>
+          <w:fldChar w:fldCharType="begin"/>
+        </w:r>
+        <w:r>
+          <w:rPr>
+            <w:noProof/>
+            <w:webHidden/>
+          </w:rPr>
+          <w:instrText xml:space="preserve"> PAGEREF _Toc232416976 \h </w:instrText>
+        </w:r>
+        <w:r>
+          <w:rPr>
+            <w:noProof/>
+            <w:webHidden/>
+          </w:rPr>
+        </w:r>
+        <w:r>
+          <w:rPr>
+            <w:noProof/>
+            <w:webHidden/>
+          </w:rPr>
+          <w:fldChar w:fldCharType="separate"/>
+        </w:r>
+        <w:r>
+          <w:rPr>
+            <w:noProof/>
+            <w:webHidden/>
+          </w:rPr>
+          <w:t>12</w:t>
+        </w:r>
+        <w:r>
+          <w:rPr>
+            <w:noProof/>
+            <w:webHidden/>
+          </w:rPr>
+          <w:fldChar w:fldCharType="end"/>
+        </w:r>
+      </w:hyperlink>
+    </w:p>
+    <w:p>
+      <w:pPr>
+        <w:pStyle w:val="TOC2"/>
+        <w:tabs>
+          <w:tab w:val="left" w:pos="880"/>
+          <w:tab w:val="right" w:leader="dot" w:pos="7927"/>
+        </w:tabs>
+        <w:rPr>
+          <w:noProof/>
+        </w:rPr>
+      </w:pPr>
+      <w:hyperlink w:anchor="_Toc232416977" w:history="1">
+        <w:r>
+          <w:rPr>
+            <w:rStyle w:val="Hyperlink"/>
+            <w:noProof/>
+            <w:lang w:val="en-US"/>
+          </w:rPr>
+          <w:t>2.2</w:t>
+        </w:r>
+        <w:r>
+          <w:rPr>
+            <w:noProof/>
+          </w:rPr>
+          <w:tab/>
+        </w:r>
+        <w:r>
+          <w:rPr>
+            <w:rStyle w:val="Hyperlink"/>
+            <w:noProof/>
+            <w:lang w:val="en-US"/>
+          </w:rPr>
+          <w:t>Struktur Organisasi</w:t>
+        </w:r>
+        <w:r>
+          <w:rPr>
+            <w:noProof/>
+            <w:webHidden/>
+          </w:rPr>
+          <w:tab/>
+        </w:r>
+        <w:r>
+          <w:rPr>
+            <w:noProof/>
+            <w:webHidden/>
+          </w:rPr>
+          <w:fldChar w:fldCharType="begin"/>
+        </w:r>
+        <w:r>
+          <w:rPr>
+            <w:noProof/>
+            <w:webHidden/>
+          </w:rPr>
+          <w:instrText xml:space="preserve"> PAGEREF _Toc232416977 \h </w:instrText>
+        </w:r>
+        <w:r>
+          <w:rPr>
+            <w:noProof/>
+            <w:webHidden/>
+          </w:rPr>
+        </w:r>
+        <w:r>
+          <w:rPr>
+            <w:noProof/>
+            <w:webHidden/>
+          </w:rPr>
+          <w:fldChar w:fldCharType="separate"/>
+        </w:r>
+        <w:r>
+          <w:rPr>
+            <w:noProof/>
+            <w:webHidden/>
+          </w:rPr>
+          <w:t>13</w:t>
+        </w:r>
+        <w:r>
+          <w:rPr>
+            <w:noProof/>
+            <w:webHidden/>
+          </w:rPr>
+          <w:fldChar w:fldCharType="end"/>
+        </w:r>
+      </w:hyperlink>
+    </w:p>
+    <w:p>
+      <w:pPr>
+        <w:pStyle w:val="TOC3"/>
+        <w:tabs>
+          <w:tab w:val="left" w:pos="1320"/>
+          <w:tab w:val="right" w:leader="dot" w:pos="7927"/>
+        </w:tabs>
+        <w:rPr>
+          <w:noProof/>
+        </w:rPr>
+      </w:pPr>
+      <w:hyperlink w:anchor="_Toc232416978" w:history="1">
+        <w:r>
+          <w:rPr>
+            <w:rStyle w:val="Hyperlink"/>
+            <w:noProof/>
+          </w:rPr>
+          <w:t>2.2.1</w:t>
+        </w:r>
+        <w:r>
+          <w:rPr>
+            <w:noProof/>
+          </w:rPr>
+          <w:tab/>
+        </w:r>
+        <w:r>
+          <w:rPr>
+            <w:rStyle w:val="Hyperlink"/>
+            <w:noProof/>
+          </w:rPr>
+          <w:t>CEO</w:t>
+        </w:r>
+        <w:r>
+          <w:rPr>
+            <w:noProof/>
+            <w:webHidden/>
+          </w:rPr>
+          <w:tab/>
+        </w:r>
+        <w:r>
+          <w:rPr>
+            <w:noProof/>
+            <w:webHidden/>
+          </w:rPr>
+          <w:fldChar w:fldCharType="begin"/>
+        </w:r>
+        <w:r>
+          <w:rPr>
+            <w:noProof/>
+            <w:webHidden/>
+          </w:rPr>
+          <w:instrText xml:space="preserve"> PAGEREF _Toc232416978 \h </w:instrText>
+        </w:r>
+        <w:r>
+          <w:rPr>
+            <w:noProof/>
+            <w:webHidden/>
+          </w:rPr>
+        </w:r>
+        <w:r>
+          <w:rPr>
+            <w:noProof/>
+            <w:webHidden/>
+          </w:rPr>
+          <w:fldChar w:fldCharType="separate"/>
+        </w:r>
+        <w:r>
+          <w:rPr>
+            <w:noProof/>
+            <w:webHidden/>
+          </w:rPr>
+          <w:t>14</w:t>
+        </w:r>
+        <w:r>
+          <w:rPr>
+            <w:noProof/>
+            <w:webHidden/>
+          </w:rPr>
+          <w:fldChar w:fldCharType="end"/>
+        </w:r>
+      </w:hyperlink>
+    </w:p>
+    <w:p>
+      <w:pPr>
+        <w:pStyle w:val="TOC3"/>
+        <w:tabs>
+          <w:tab w:val="left" w:pos="1320"/>
+          <w:tab w:val="right" w:leader="dot" w:pos="7927"/>
+        </w:tabs>
+        <w:rPr>
+          <w:noProof/>
+        </w:rPr>
+      </w:pPr>
+      <w:hyperlink w:anchor="_Toc232416979" w:history="1">
+        <w:r>
+          <w:rPr>
+            <w:rStyle w:val="Hyperlink"/>
+            <w:noProof/>
+          </w:rPr>
+          <w:t>2.2.2</w:t>
+        </w:r>
+        <w:r>
+          <w:rPr>
+            <w:noProof/>
+          </w:rPr>
+          <w:tab/>
+        </w:r>
+        <w:r>
+          <w:rPr>
+            <w:rStyle w:val="Hyperlink"/>
+            <w:noProof/>
+          </w:rPr>
+          <w:t>Head of Customer Experience</w:t>
+        </w:r>
+        <w:r>
+          <w:rPr>
+            <w:noProof/>
+            <w:webHidden/>
+          </w:rPr>
+          <w:tab/>
+        </w:r>
+        <w:r>
+          <w:rPr>
+            <w:noProof/>
+            <w:webHidden/>
+          </w:rPr>
+          <w:fldChar w:fldCharType="begin"/>
+        </w:r>
+        <w:r>
+          <w:rPr>
+            <w:noProof/>
+            <w:webHidden/>
+          </w:rPr>
+          <w:instrText xml:space="preserve"> PAGEREF _Toc232416979 \h </w:instrText>
+        </w:r>
+        <w:r>
+          <w:rPr>
+            <w:noProof/>
+            <w:webHidden/>
+          </w:rPr>
+        </w:r>
+        <w:r>
+          <w:rPr>
+            <w:noProof/>
+            <w:webHidden/>
+          </w:rPr>
+          <w:fldChar w:fldCharType="separate"/>
+        </w:r>
+        <w:r>
+          <w:rPr>
+            <w:noProof/>
+            <w:webHidden/>
+          </w:rPr>
+          <w:t>15</w:t>
+        </w:r>
+        <w:r>
+          <w:rPr>
+            <w:noProof/>
+            <w:webHidden/>
+          </w:rPr>
+          <w:fldChar w:fldCharType="end"/>
+        </w:r>
+      </w:hyperlink>
+    </w:p>
+    <w:p>
+      <w:pPr>
+        <w:pStyle w:val="TOC3"/>
+        <w:tabs>
+          <w:tab w:val="left" w:pos="1320"/>
+          <w:tab w:val="right" w:leader="dot" w:pos="7927"/>
+        </w:tabs>
+        <w:rPr>
+          <w:noProof/>
+        </w:rPr>
+      </w:pPr>
+      <w:hyperlink w:anchor="_Toc232416980" w:history="1">
+        <w:r>
+          <w:rPr>
+            <w:rStyle w:val="Hyperlink"/>
+            <w:noProof/>
+          </w:rPr>
+          <w:t>2.2.3</w:t>
+        </w:r>
+        <w:r>
+          <w:rPr>
+            <w:noProof/>
+          </w:rPr>
+          <w:tab/>
+        </w:r>
+        <w:r>
+          <w:rPr>
+            <w:rStyle w:val="Hyperlink"/>
+            <w:noProof/>
+          </w:rPr>
+          <w:t>Tech Lead</w:t>
+        </w:r>
+        <w:r>
+          <w:rPr>
+            <w:noProof/>
+            <w:webHidden/>
+          </w:rPr>
+          <w:tab/>
+        </w:r>
+        <w:r>
+          <w:rPr>
+            <w:noProof/>
+            <w:webHidden/>
+          </w:rPr>
+          <w:fldChar w:fldCharType="begin"/>
+        </w:r>
+        <w:r>
+          <w:rPr>
+            <w:noProof/>
+            <w:webHidden/>
+          </w:rPr>
+          <w:instrText xml:space="preserve"> PAGEREF _Toc232416980 \h </w:instrText>
+        </w:r>
+        <w:r>
+          <w:rPr>
+            <w:noProof/>
+            <w:webHidden/>
+          </w:rPr>
+        </w:r>
+        <w:r>
+          <w:rPr>
+            <w:noProof/>
+            <w:webHidden/>
+          </w:rPr>
+          <w:fldChar w:fldCharType="separate"/>
+        </w:r>
+        <w:r>
+          <w:rPr>
+            <w:noProof/>
+            <w:webHidden/>
+          </w:rPr>
+          <w:t>16</w:t>
+        </w:r>
+        <w:r>
+          <w:rPr>
+            <w:noProof/>
+            <w:webHidden/>
+          </w:rPr>
+          <w:fldChar w:fldCharType="end"/>
+        </w:r>
+      </w:hyperlink>
+    </w:p>
+    <w:p>
+      <w:pPr>
+        <w:pStyle w:val="TOC3"/>
+        <w:tabs>
+          <w:tab w:val="left" w:pos="1320"/>
+          <w:tab w:val="right" w:leader="dot" w:pos="7927"/>
+        </w:tabs>
+        <w:rPr>
+          <w:noProof/>
+        </w:rPr>
+      </w:pPr>
+      <w:hyperlink w:anchor="_Toc232416981" w:history="1">
+        <w:r>
+          <w:rPr>
+            <w:rStyle w:val="Hyperlink"/>
+            <w:noProof/>
+          </w:rPr>
+          <w:t>2.2.4</w:t>
+        </w:r>
+        <w:r>
+          <w:rPr>
+            <w:noProof/>
+          </w:rPr>
+          <w:tab/>
+        </w:r>
+        <w:r>
+          <w:rPr>
+            <w:rStyle w:val="Hyperlink"/>
+            <w:noProof/>
+          </w:rPr>
+          <w:t>Product Manager</w:t>
+        </w:r>
+        <w:r>
+          <w:rPr>
+            <w:noProof/>
+            <w:webHidden/>
+          </w:rPr>
+          <w:tab/>
+        </w:r>
+        <w:r>
+          <w:rPr>
+            <w:noProof/>
+            <w:webHidden/>
+          </w:rPr>
+          <w:fldChar w:fldCharType="begin"/>
+        </w:r>
+        <w:r>
+          <w:rPr>
+            <w:noProof/>
+            <w:webHidden/>
+          </w:rPr>
+          <w:instrText xml:space="preserve"> PAGEREF _Toc232416981 \h </w:instrText>
+        </w:r>
+        <w:r>
+          <w:rPr>
+            <w:noProof/>
+            <w:webHidden/>
+          </w:rPr>
+        </w:r>
+        <w:r>
+          <w:rPr>
+            <w:noProof/>
+            <w:webHidden/>
+          </w:rPr>
+          <w:fldChar w:fldCharType="separate"/>
+        </w:r>
+        <w:r>
+          <w:rPr>
+            <w:noProof/>
+            <w:webHidden/>
+          </w:rPr>
+          <w:t>16</w:t>
+        </w:r>
+        <w:r>
+          <w:rPr>
+            <w:noProof/>
+            <w:webHidden/>
+          </w:rPr>
+          <w:fldChar w:fldCharType="end"/>
+        </w:r>
+      </w:hyperlink>
+    </w:p>
+    <w:p>
+      <w:pPr>
+        <w:pStyle w:val="TOC3"/>
+        <w:tabs>
+          <w:tab w:val="left" w:pos="1320"/>
+          <w:tab w:val="right" w:leader="dot" w:pos="7927"/>
+        </w:tabs>
+        <w:rPr>
+          <w:noProof/>
+        </w:rPr>
+      </w:pPr>
+      <w:hyperlink w:anchor="_Toc232416982" w:history="1">
+        <w:r>
+          <w:rPr>
+            <w:rStyle w:val="Hyperlink"/>
+            <w:rFonts w:eastAsiaTheme="majorEastAsia" w:cstheme="majorBidi"/>
+            <w:noProof/>
+            <w:kern w:val="2"/>
+            <w:lang w:eastAsia="en-ID"/>
+            <w14:ligatures w14:val="standardContextual"/>
+          </w:rPr>
+          <w:t>2.2.5</w:t>
+        </w:r>
+        <w:r>
+          <w:rPr>
+            <w:noProof/>
+          </w:rPr>
+          <w:tab/>
+        </w:r>
+        <w:r>
+          <w:rPr>
+            <w:rStyle w:val="Hyperlink"/>
+            <w:noProof/>
+            <w:lang w:eastAsia="en-ID"/>
+          </w:rPr>
+          <w:t>Head of Marketing</w:t>
+        </w:r>
+        <w:r>
+          <w:rPr>
+            <w:noProof/>
+            <w:webHidden/>
+          </w:rPr>
+          <w:tab/>
+        </w:r>
+        <w:r>
+          <w:rPr>
+            <w:noProof/>
+            <w:webHidden/>
+          </w:rPr>
+          <w:fldChar w:fldCharType="begin"/>
+        </w:r>
+        <w:r>
+          <w:rPr>
+            <w:noProof/>
+            <w:webHidden/>
+          </w:rPr>
+          <w:instrText xml:space="preserve"> PAGEREF _Toc232416982 \h </w:instrText>
+        </w:r>
+        <w:r>
+          <w:rPr>
+            <w:noProof/>
+            <w:webHidden/>
+          </w:rPr>
+        </w:r>
+        <w:r>
+          <w:rPr>
+            <w:noProof/>
+            <w:webHidden/>
+          </w:rPr>
+          <w:fldChar w:fldCharType="separate"/>
+        </w:r>
+        <w:r>
+          <w:rPr>
+            <w:noProof/>
+            <w:webHidden/>
+          </w:rPr>
+          <w:t>17</w:t>
+        </w:r>
+        <w:r>
+          <w:rPr>
+            <w:noProof/>
+            <w:webHidden/>
+          </w:rPr>
+          <w:fldChar w:fldCharType="end"/>
+        </w:r>
+      </w:hyperlink>
+    </w:p>
+    <w:p>
+      <w:pPr>
+        <w:pStyle w:val="TOC3"/>
+        <w:tabs>
+          <w:tab w:val="left" w:pos="1320"/>
+          <w:tab w:val="right" w:leader="dot" w:pos="7927"/>
+        </w:tabs>
+        <w:rPr>
+          <w:noProof/>
+        </w:rPr>
+      </w:pPr>
+      <w:hyperlink w:anchor="_Toc232416983" w:history="1">
+        <w:r>
+          <w:rPr>
+            <w:rStyle w:val="Hyperlink"/>
+            <w:noProof/>
+          </w:rPr>
+          <w:t>2.2.6</w:t>
+        </w:r>
+        <w:r>
+          <w:rPr>
+            <w:noProof/>
+          </w:rPr>
+          <w:tab/>
+        </w:r>
+        <w:r>
+          <w:rPr>
+            <w:rStyle w:val="Hyperlink"/>
+            <w:noProof/>
+          </w:rPr>
+          <w:t>Product Designer</w:t>
+        </w:r>
+        <w:r>
+          <w:rPr>
+            <w:noProof/>
+            <w:webHidden/>
+          </w:rPr>
+          <w:tab/>
+        </w:r>
+        <w:r>
+          <w:rPr>
+            <w:noProof/>
+            <w:webHidden/>
+          </w:rPr>
+          <w:fldChar w:fldCharType="begin"/>
+        </w:r>
+        <w:r>
+          <w:rPr>
+            <w:noProof/>
+            <w:webHidden/>
+          </w:rPr>
+          <w:instrText xml:space="preserve"> PAGEREF _Toc232416983 \h </w:instrText>
+        </w:r>
+        <w:r>
+          <w:rPr>
+            <w:noProof/>
+            <w:webHidden/>
+          </w:rPr>
+        </w:r>
+        <w:r>
+          <w:rPr>
+            <w:noProof/>
+            <w:webHidden/>
+          </w:rPr>
+          <w:fldChar w:fldCharType="separate"/>
+        </w:r>
+        <w:r>
+          <w:rPr>
+            <w:noProof/>
+            <w:webHidden/>
+          </w:rPr>
+          <w:t>18</w:t>
+        </w:r>
+        <w:r>
+          <w:rPr>
+            <w:noProof/>
+            <w:webHidden/>
+          </w:rPr>
+          <w:fldChar w:fldCharType="end"/>
+        </w:r>
+      </w:hyperlink>
+    </w:p>
+    <w:p>
+      <w:pPr>
+        <w:pStyle w:val="TOC3"/>
+        <w:tabs>
+          <w:tab w:val="left" w:pos="1320"/>
+          <w:tab w:val="right" w:leader="dot" w:pos="7927"/>
+        </w:tabs>
+        <w:rPr>
+          <w:noProof/>
+        </w:rPr>
+      </w:pPr>
+      <w:hyperlink w:anchor="_Toc232416984" w:history="1">
+        <w:r>
+          <w:rPr>
+            <w:rStyle w:val="Hyperlink"/>
+            <w:noProof/>
+          </w:rPr>
+          <w:t>2.2.7</w:t>
+        </w:r>
+        <w:r>
+          <w:rPr>
+            <w:noProof/>
+          </w:rPr>
+          <w:tab/>
+        </w:r>
+        <w:r>
+          <w:rPr>
+            <w:rStyle w:val="Hyperlink"/>
+            <w:noProof/>
+          </w:rPr>
+          <w:t>Product Owner</w:t>
+        </w:r>
+        <w:r>
+          <w:rPr>
+            <w:noProof/>
+            <w:webHidden/>
+          </w:rPr>
+          <w:tab/>
+        </w:r>
+        <w:r>
+          <w:rPr>
+            <w:noProof/>
+            <w:webHidden/>
+          </w:rPr>
+          <w:fldChar w:fldCharType="begin"/>
+        </w:r>
+        <w:r>
+          <w:rPr>
+            <w:noProof/>
+            <w:webHidden/>
+          </w:rPr>
+          <w:instrText xml:space="preserve"> PAGEREF _Toc232416984 \h </w:instrText>
+        </w:r>
+        <w:r>
+          <w:rPr>
+            <w:noProof/>
+            <w:webHidden/>
+          </w:rPr>
+        </w:r>
+        <w:r>
+          <w:rPr>
+            <w:noProof/>
+            <w:webHidden/>
+          </w:rPr>
+          <w:fldChar w:fldCharType="separate"/>
+        </w:r>
+        <w:r>
+          <w:rPr>
+            <w:noProof/>
+            <w:webHidden/>
+          </w:rPr>
+          <w:t>19</w:t>
+        </w:r>
+        <w:r>
+          <w:rPr>
+            <w:noProof/>
+            <w:webHidden/>
+          </w:rPr>
+          <w:fldChar w:fldCharType="end"/>
+        </w:r>
+      </w:hyperlink>
+    </w:p>
+    <w:p>
+      <w:pPr>
+        <w:pStyle w:val="TOC3"/>
+        <w:tabs>
+          <w:tab w:val="left" w:pos="1320"/>
+          <w:tab w:val="right" w:leader="dot" w:pos="7927"/>
+        </w:tabs>
+        <w:rPr>
+          <w:noProof/>
+        </w:rPr>
+      </w:pPr>
+      <w:hyperlink w:anchor="_Toc232416985" w:history="1">
+        <w:r>
+          <w:rPr>
+            <w:rStyle w:val="Hyperlink"/>
+            <w:noProof/>
+          </w:rPr>
+          <w:t>2.2.8</w:t>
+        </w:r>
+        <w:r>
+          <w:rPr>
+            <w:noProof/>
+          </w:rPr>
+          <w:tab/>
+        </w:r>
+        <w:r>
+          <w:rPr>
+            <w:rStyle w:val="Hyperlink"/>
+            <w:noProof/>
+          </w:rPr>
+          <w:t>Backend Lead</w:t>
+        </w:r>
+        <w:r>
+          <w:rPr>
+            <w:noProof/>
+            <w:webHidden/>
+          </w:rPr>
+          <w:tab/>
+        </w:r>
+        <w:r>
+          <w:rPr>
+            <w:noProof/>
+            <w:webHidden/>
+          </w:rPr>
+          <w:fldChar w:fldCharType="begin"/>
+        </w:r>
+        <w:r>
+          <w:rPr>
+            <w:noProof/>
+            <w:webHidden/>
+          </w:rPr>
+          <w:instrText xml:space="preserve"> PAGEREF _Toc232416985 \h </w:instrText>
+        </w:r>
+        <w:r>
+          <w:rPr>
+            <w:noProof/>
+            <w:webHidden/>
+          </w:rPr>
+        </w:r>
+        <w:r>
+          <w:rPr>
+            <w:noProof/>
+            <w:webHidden/>
+          </w:rPr>
+          <w:fldChar w:fldCharType="separate"/>
+        </w:r>
+        <w:r>
+          <w:rPr>
+            <w:noProof/>
+            <w:webHidden/>
+          </w:rPr>
+          <w:t>20</w:t>
+        </w:r>
+        <w:r>
+          <w:rPr>
+            <w:noProof/>
+            <w:webHidden/>
+          </w:rPr>
+          <w:fldChar w:fldCharType="end"/>
+        </w:r>
+      </w:hyperlink>
+    </w:p>
+    <w:p>
+      <w:pPr>
+        <w:pStyle w:val="TOC3"/>
+        <w:tabs>
+          <w:tab w:val="left" w:pos="1320"/>
+          <w:tab w:val="right" w:leader="dot" w:pos="7927"/>
+        </w:tabs>
+        <w:rPr>
+          <w:noProof/>
+        </w:rPr>
+      </w:pPr>
+      <w:hyperlink w:anchor="_Toc232416986" w:history="1">
+        <w:r>
+          <w:rPr>
+            <w:rStyle w:val="Hyperlink"/>
+            <w:noProof/>
+          </w:rPr>
+          <w:t>2.2.9</w:t>
+        </w:r>
+        <w:r>
+          <w:rPr>
+            <w:noProof/>
+          </w:rPr>
+          <w:tab/>
+        </w:r>
+        <w:r>
+          <w:rPr>
+            <w:rStyle w:val="Hyperlink"/>
+            <w:noProof/>
+          </w:rPr>
+          <w:t>Frontend Lead</w:t>
+        </w:r>
+        <w:r>
+          <w:rPr>
+            <w:noProof/>
+            <w:webHidden/>
+          </w:rPr>
+          <w:tab/>
+        </w:r>
+        <w:r>
+          <w:rPr>
+            <w:noProof/>
+            <w:webHidden/>
+          </w:rPr>
+          <w:fldChar w:fldCharType="begin"/>
+        </w:r>
+        <w:r>
+          <w:rPr>
+            <w:noProof/>
+            <w:webHidden/>
+          </w:rPr>
+          <w:instrText xml:space="preserve"> PAGEREF _Toc232416986 \h </w:instrText>
+        </w:r>
+        <w:r>
+          <w:rPr>
+            <w:noProof/>
+            <w:webHidden/>
+          </w:rPr>
+        </w:r>
+        <w:r>
+          <w:rPr>
+            <w:noProof/>
+            <w:webHidden/>
+          </w:rPr>
+          <w:fldChar w:fldCharType="separate"/>
+        </w:r>
+        <w:r>
+          <w:rPr>
+            <w:noProof/>
+            <w:webHidden/>
+          </w:rPr>
+          <w:t>21</w:t>
+        </w:r>
+        <w:r>
+          <w:rPr>
+            <w:noProof/>
+            <w:webHidden/>
+          </w:rPr>
+          <w:fldChar w:fldCharType="end"/>
+        </w:r>
+      </w:hyperlink>
+    </w:p>
+    <w:p>
+      <w:pPr>
+        <w:pStyle w:val="TOC3"/>
+        <w:tabs>
+          <w:tab w:val="left" w:pos="1320"/>
+          <w:tab w:val="right" w:leader="dot" w:pos="7927"/>
+        </w:tabs>
+        <w:rPr>
+          <w:noProof/>
+        </w:rPr>
+      </w:pPr>
+      <w:hyperlink w:anchor="_Toc232416987" w:history="1">
+        <w:r>
+          <w:rPr>
+            <w:rStyle w:val="Hyperlink"/>
+            <w:noProof/>
+          </w:rPr>
+          <w:t>2.2.10</w:t>
+        </w:r>
+        <w:r>
+          <w:rPr>
+            <w:noProof/>
+          </w:rPr>
+          <w:tab/>
+        </w:r>
+        <w:r>
+          <w:rPr>
+            <w:rStyle w:val="Hyperlink"/>
+            <w:noProof/>
+          </w:rPr>
+          <w:t>Senior Backend</w:t>
+        </w:r>
+        <w:r>
+          <w:rPr>
+            <w:noProof/>
+            <w:webHidden/>
+          </w:rPr>
+          <w:tab/>
+        </w:r>
+        <w:r>
+          <w:rPr>
+            <w:noProof/>
+            <w:webHidden/>
+          </w:rPr>
+          <w:fldChar w:fldCharType="begin"/>
+        </w:r>
+        <w:r>
+          <w:rPr>
+            <w:noProof/>
+            <w:webHidden/>
+          </w:rPr>
+          <w:instrText xml:space="preserve"> PAGEREF _Toc232416987 \h </w:instrText>
+        </w:r>
+        <w:r>
+          <w:rPr>
+            <w:noProof/>
+            <w:webHidden/>
+          </w:rPr>
+        </w:r>
+        <w:r>
+          <w:rPr>
+            <w:noProof/>
+            <w:webHidden/>
+          </w:rPr>
+          <w:fldChar w:fldCharType="separate"/>
+        </w:r>
+        <w:r>
+          <w:rPr>
+            <w:noProof/>
+            <w:webHidden/>
+          </w:rPr>
+          <w:t>21</w:t>
+        </w:r>
+        <w:r>
+          <w:rPr>
+            <w:noProof/>
+            <w:webHidden/>
+          </w:rPr>
+          <w:fldChar w:fldCharType="end"/>
+        </w:r>
+      </w:hyperlink>
+    </w:p>
+    <w:p>
+      <w:pPr>
+        <w:pStyle w:val="TOC3"/>
+        <w:tabs>
+          <w:tab w:val="left" w:pos="1320"/>
+          <w:tab w:val="right" w:leader="dot" w:pos="7927"/>
+        </w:tabs>
+        <w:rPr>
+          <w:noProof/>
+        </w:rPr>
+      </w:pPr>
+      <w:hyperlink w:anchor="_Toc232416988" w:history="1">
+        <w:r>
+          <w:rPr>
+            <w:rStyle w:val="Hyperlink"/>
+            <w:noProof/>
+          </w:rPr>
+          <w:t>2.2.11</w:t>
+        </w:r>
+        <w:r>
+          <w:rPr>
+            <w:noProof/>
+          </w:rPr>
+          <w:tab/>
+        </w:r>
+        <w:r>
+          <w:rPr>
+            <w:rStyle w:val="Hyperlink"/>
+            <w:noProof/>
+          </w:rPr>
+          <w:t>Senior Frontend</w:t>
+        </w:r>
+        <w:r>
+          <w:rPr>
+            <w:noProof/>
+            <w:webHidden/>
+          </w:rPr>
+          <w:tab/>
+        </w:r>
+        <w:r>
+          <w:rPr>
+            <w:noProof/>
+            <w:webHidden/>
+          </w:rPr>
+          <w:fldChar w:fldCharType="begin"/>
+        </w:r>
+        <w:r>
+          <w:rPr>
+            <w:noProof/>
+            <w:webHidden/>
+          </w:rPr>
+          <w:instrText xml:space="preserve"> PAGEREF _Toc232416988 \h </w:instrText>
+        </w:r>
+        <w:r>
+          <w:rPr>
+            <w:noProof/>
+            <w:webHidden/>
+          </w:rPr>
+        </w:r>
+        <w:r>
+          <w:rPr>
+            <w:noProof/>
+            <w:webHidden/>
+          </w:rPr>
+          <w:fldChar w:fldCharType="separate"/>
+        </w:r>
+        <w:r>
+          <w:rPr>
+            <w:noProof/>
+            <w:webHidden/>
+          </w:rPr>
+          <w:t>22</w:t>
+        </w:r>
+        <w:r>
+          <w:rPr>
+            <w:noProof/>
+            <w:webHidden/>
+          </w:rPr>
+          <w:fldChar w:fldCharType="end"/>
+        </w:r>
+      </w:hyperlink>
+    </w:p>
+    <w:p>
+      <w:pPr>
+        <w:pStyle w:val="TOC3"/>
+        <w:tabs>
+          <w:tab w:val="left" w:pos="1320"/>
+          <w:tab w:val="right" w:leader="dot" w:pos="7927"/>
+        </w:tabs>
+        <w:rPr>
+          <w:noProof/>
+        </w:rPr>
+      </w:pPr>
+      <w:hyperlink w:anchor="_Toc232416989" w:history="1">
+        <w:r>
+          <w:rPr>
+            <w:rStyle w:val="Hyperlink"/>
+            <w:noProof/>
+          </w:rPr>
+          <w:t>2.2.12</w:t>
+        </w:r>
+        <w:r>
+          <w:rPr>
+            <w:noProof/>
+          </w:rPr>
+          <w:tab/>
+        </w:r>
+        <w:r>
+          <w:rPr>
+            <w:rStyle w:val="Hyperlink"/>
+            <w:noProof/>
+          </w:rPr>
+          <w:t>Product Quality Assurance</w:t>
+        </w:r>
+        <w:r>
+          <w:rPr>
+            <w:noProof/>
+            <w:webHidden/>
+          </w:rPr>
+          <w:tab/>
+        </w:r>
+        <w:r>
+          <w:rPr>
+            <w:noProof/>
+            <w:webHidden/>
+          </w:rPr>
+          <w:fldChar w:fldCharType="begin"/>
+        </w:r>
+        <w:r>
+          <w:rPr>
+            <w:noProof/>
+            <w:webHidden/>
+          </w:rPr>
+          <w:instrText xml:space="preserve"> PAGEREF _Toc232416989 \h </w:instrText>
+        </w:r>
+        <w:r>
+          <w:rPr>
+            <w:noProof/>
+            <w:webHidden/>
+          </w:rPr>
+        </w:r>
+        <w:r>
+          <w:rPr>
+            <w:noProof/>
+            <w:webHidden/>
+          </w:rPr>
+          <w:fldChar w:fldCharType="separate"/>
+        </w:r>
+        <w:r>
+          <w:rPr>
+            <w:noProof/>
+            <w:webHidden/>
+          </w:rPr>
+          <w:t>23</w:t>
+        </w:r>
+        <w:r>
+          <w:rPr>
+            <w:noProof/>
+            <w:webHidden/>
+          </w:rPr>
+          <w:fldChar w:fldCharType="end"/>
+        </w:r>
+      </w:hyperlink>
+    </w:p>
+    <w:p>
+      <w:pPr>
+        <w:pStyle w:val="TOC3"/>
+        <w:tabs>
+          <w:tab w:val="left" w:pos="1320"/>
+          <w:tab w:val="right" w:leader="dot" w:pos="7927"/>
+        </w:tabs>
+        <w:rPr>
+          <w:noProof/>
+        </w:rPr>
+      </w:pPr>
+      <w:hyperlink w:anchor="_Toc232416990" w:history="1">
+        <w:r>
+          <w:rPr>
+            <w:rStyle w:val="Hyperlink"/>
+            <w:noProof/>
+          </w:rPr>
+          <w:t>2.2.13</w:t>
+        </w:r>
+        <w:r>
+          <w:rPr>
+            <w:noProof/>
+          </w:rPr>
+          <w:tab/>
+        </w:r>
+        <w:r>
+          <w:rPr>
+            <w:rStyle w:val="Hyperlink"/>
+            <w:noProof/>
+          </w:rPr>
+          <w:t>Quality Assurance Engineer</w:t>
+        </w:r>
+        <w:r>
+          <w:rPr>
+            <w:noProof/>
+            <w:webHidden/>
+          </w:rPr>
+          <w:tab/>
+        </w:r>
+        <w:r>
+          <w:rPr>
+            <w:noProof/>
+            <w:webHidden/>
+          </w:rPr>
+          <w:fldChar w:fldCharType="begin"/>
+        </w:r>
+        <w:r>
+          <w:rPr>
+            <w:noProof/>
+            <w:webHidden/>
+          </w:rPr>
+          <w:instrText xml:space="preserve"> PAGEREF _Toc232416990 \h </w:instrText>
+        </w:r>
+        <w:r>
+          <w:rPr>
+            <w:noProof/>
+            <w:webHidden/>
+          </w:rPr>
+        </w:r>
+        <w:r>
+          <w:rPr>
+            <w:noProof/>
+            <w:webHidden/>
+          </w:rPr>
+          <w:fldChar w:fldCharType="separate"/>
+        </w:r>
+        <w:r>
+          <w:rPr>
+            <w:noProof/>
+            <w:webHidden/>
+          </w:rPr>
+          <w:t>24</w:t>
+        </w:r>
+        <w:r>
+          <w:rPr>
+            <w:noProof/>
+            <w:webHidden/>
+          </w:rPr>
+          <w:fldChar w:fldCharType="end"/>
+        </w:r>
+      </w:hyperlink>
+    </w:p>
+    <w:p>
+      <w:pPr>
+        <w:pStyle w:val="TOC3"/>
+        <w:tabs>
+          <w:tab w:val="left" w:pos="1320"/>
+          <w:tab w:val="right" w:leader="dot" w:pos="7927"/>
+        </w:tabs>
+        <w:rPr>
+          <w:noProof/>
+        </w:rPr>
+      </w:pPr>
+      <w:hyperlink w:anchor="_Toc232416991" w:history="1">
+        <w:r>
+          <w:rPr>
+            <w:rStyle w:val="Hyperlink"/>
+            <w:noProof/>
+          </w:rPr>
+          <w:t>2.2.14</w:t>
+        </w:r>
+        <w:r>
+          <w:rPr>
+            <w:noProof/>
+          </w:rPr>
+          <w:tab/>
+        </w:r>
+        <w:r>
+          <w:rPr>
+            <w:rStyle w:val="Hyperlink"/>
+            <w:noProof/>
+          </w:rPr>
+          <w:t>Data Management</w:t>
+        </w:r>
+        <w:r>
+          <w:rPr>
+            <w:noProof/>
+            <w:webHidden/>
+          </w:rPr>
+          <w:tab/>
+        </w:r>
+        <w:r>
+          <w:rPr>
+            <w:noProof/>
+            <w:webHidden/>
+          </w:rPr>
+          <w:fldChar w:fldCharType="begin"/>
+        </w:r>
+        <w:r>
+          <w:rPr>
+            <w:noProof/>
+            <w:webHidden/>
+          </w:rPr>
+          <w:instrText xml:space="preserve"> PAGEREF _Toc232416991 \h </w:instrText>
+        </w:r>
+        <w:r>
+          <w:rPr>
+            <w:noProof/>
+            <w:webHidden/>
+          </w:rPr>
+        </w:r>
+        <w:r>
+          <w:rPr>
+            <w:noProof/>
+            <w:webHidden/>
+          </w:rPr>
+          <w:fldChar w:fldCharType="separate"/>
+        </w:r>
+        <w:r>
+          <w:rPr>
+            <w:noProof/>
+            <w:webHidden/>
+          </w:rPr>
+          <w:t>25</w:t>
+        </w:r>
+        <w:r>
+          <w:rPr>
+            <w:noProof/>
+            <w:webHidden/>
+          </w:rPr>
+          <w:fldChar w:fldCharType="end"/>
+        </w:r>
+      </w:hyperlink>
+    </w:p>
+    <w:p>
+      <w:pPr>
+        <w:pStyle w:val="TOC3"/>
+        <w:tabs>
+          <w:tab w:val="left" w:pos="1320"/>
+          <w:tab w:val="right" w:leader="dot" w:pos="7927"/>
+        </w:tabs>
+        <w:rPr>
+          <w:noProof/>
+        </w:rPr>
+      </w:pPr>
+      <w:hyperlink w:anchor="_Toc232416992" w:history="1">
+        <w:r>
+          <w:rPr>
+            <w:rStyle w:val="Hyperlink"/>
+            <w:noProof/>
+          </w:rPr>
+          <w:t>2.2.15</w:t>
+        </w:r>
+        <w:r>
+          <w:rPr>
+            <w:noProof/>
+          </w:rPr>
+          <w:tab/>
+        </w:r>
+        <w:r>
+          <w:rPr>
+            <w:rStyle w:val="Hyperlink"/>
+            <w:noProof/>
+          </w:rPr>
+          <w:t>Sales Development</w:t>
+        </w:r>
+        <w:r>
+          <w:rPr>
+            <w:noProof/>
+            <w:webHidden/>
+          </w:rPr>
+          <w:tab/>
+        </w:r>
+        <w:r>
+          <w:rPr>
+            <w:noProof/>
+            <w:webHidden/>
+          </w:rPr>
+          <w:fldChar w:fldCharType="begin"/>
+        </w:r>
+        <w:r>
+          <w:rPr>
+            <w:noProof/>
+            <w:webHidden/>
+          </w:rPr>
+          <w:instrText xml:space="preserve"> PAGEREF _Toc232416992 \h </w:instrText>
+        </w:r>
+        <w:r>
+          <w:rPr>
+            <w:noProof/>
+            <w:webHidden/>
+          </w:rPr>
+        </w:r>
+        <w:r>
+          <w:rPr>
+            <w:noProof/>
+            <w:webHidden/>
+          </w:rPr>
+          <w:fldChar w:fldCharType="separate"/>
+        </w:r>
+        <w:r>
+          <w:rPr>
+            <w:noProof/>
+            <w:webHidden/>
+          </w:rPr>
+          <w:t>26</w:t>
+        </w:r>
+        <w:r>
+          <w:rPr>
+            <w:noProof/>
+            <w:webHidden/>
+          </w:rPr>
+          <w:fldChar w:fldCharType="end"/>
+        </w:r>
+      </w:hyperlink>
+    </w:p>
+    <w:p>
+      <w:pPr>
+        <w:pStyle w:val="TOC3"/>
+        <w:tabs>
+          <w:tab w:val="left" w:pos="1320"/>
+          <w:tab w:val="right" w:leader="dot" w:pos="7927"/>
+        </w:tabs>
+        <w:rPr>
+          <w:noProof/>
+        </w:rPr>
+      </w:pPr>
+      <w:hyperlink w:anchor="_Toc232416993" w:history="1">
+        <w:r>
+          <w:rPr>
+            <w:rStyle w:val="Hyperlink"/>
+            <w:noProof/>
+          </w:rPr>
+          <w:t>2.2.16</w:t>
+        </w:r>
+        <w:r>
+          <w:rPr>
+            <w:noProof/>
+          </w:rPr>
+          <w:tab/>
+        </w:r>
+        <w:r>
+          <w:rPr>
+            <w:rStyle w:val="Hyperlink"/>
+            <w:noProof/>
+          </w:rPr>
+          <w:t>Customer Support</w:t>
+        </w:r>
+        <w:r>
+          <w:rPr>
+            <w:noProof/>
+            <w:webHidden/>
+          </w:rPr>
+          <w:tab/>
+        </w:r>
+        <w:r>
+          <w:rPr>
+            <w:noProof/>
+            <w:webHidden/>
+          </w:rPr>
+          <w:fldChar w:fldCharType="begin"/>
+        </w:r>
+        <w:r>
+          <w:rPr>
+            <w:noProof/>
+            <w:webHidden/>
+          </w:rPr>
+          <w:instrText xml:space="preserve"> PAGEREF _Toc232416993 \h </w:instrText>
+        </w:r>
+        <w:r>
+          <w:rPr>
+            <w:noProof/>
+            <w:webHidden/>
+          </w:rPr>
+        </w:r>
+        <w:r>
+          <w:rPr>
+            <w:noProof/>
+            <w:webHidden/>
+          </w:rPr>
+          <w:fldChar w:fldCharType="separate"/>
+        </w:r>
+        <w:r>
+          <w:rPr>
+            <w:noProof/>
+            <w:webHidden/>
+          </w:rPr>
+          <w:t>26</w:t>
+        </w:r>
+        <w:r>
+          <w:rPr>
+            <w:noProof/>
+            <w:webHidden/>
+          </w:rPr>
+          <w:fldChar w:fldCharType="end"/>
+        </w:r>
+      </w:hyperlink>
+    </w:p>
+    <w:p>
+      <w:pPr>
+        <w:pStyle w:val="TOC2"/>
+        <w:tabs>
+          <w:tab w:val="left" w:pos="880"/>
+          <w:tab w:val="right" w:leader="dot" w:pos="7927"/>
+        </w:tabs>
+        <w:rPr>
+          <w:noProof/>
+        </w:rPr>
+      </w:pPr>
+      <w:hyperlink w:anchor="_Toc232416994" w:history="1">
+        <w:r>
+          <w:rPr>
+            <w:rStyle w:val="Hyperlink"/>
+            <w:noProof/>
+          </w:rPr>
+          <w:t>2.3</w:t>
+        </w:r>
+        <w:r>
+          <w:rPr>
+            <w:noProof/>
+          </w:rPr>
+          <w:tab/>
+        </w:r>
+        <w:r>
+          <w:rPr>
+            <w:rStyle w:val="Hyperlink"/>
+            <w:noProof/>
+          </w:rPr>
+          <w:t>Logo Reusely.Com</w:t>
+        </w:r>
+        <w:r>
+          <w:rPr>
+            <w:noProof/>
+            <w:webHidden/>
+          </w:rPr>
+          <w:tab/>
+        </w:r>
+        <w:r>
+          <w:rPr>
+            <w:noProof/>
+            <w:webHidden/>
+          </w:rPr>
+          <w:fldChar w:fldCharType="begin"/>
+        </w:r>
+        <w:r>
+          <w:rPr>
+            <w:noProof/>
+            <w:webHidden/>
+          </w:rPr>
+          <w:instrText xml:space="preserve"> PAGEREF _Toc232416994 \h </w:instrText>
+        </w:r>
+        <w:r>
+          <w:rPr>
+            <w:noProof/>
+            <w:webHidden/>
+          </w:rPr>
+        </w:r>
+        <w:r>
+          <w:rPr>
+            <w:noProof/>
+            <w:webHidden/>
+          </w:rPr>
+          <w:fldChar w:fldCharType="separate"/>
+        </w:r>
+        <w:r>
+          <w:rPr>
+            <w:noProof/>
+            <w:webHidden/>
+          </w:rPr>
+          <w:t>27</w:t>
+        </w:r>
+        <w:r>
+          <w:rPr>
+            <w:noProof/>
+            <w:webHidden/>
+          </w:rPr>
+          <w:fldChar w:fldCharType="end"/>
+        </w:r>
+      </w:hyperlink>
+    </w:p>
+    <w:p>
+      <w:pPr>
+        <w:pStyle w:val="TOC2"/>
+        <w:tabs>
+          <w:tab w:val="left" w:pos="880"/>
+          <w:tab w:val="right" w:leader="dot" w:pos="7927"/>
+        </w:tabs>
+        <w:rPr>
+          <w:noProof/>
+        </w:rPr>
+      </w:pPr>
+      <w:hyperlink w:anchor="_Toc232416995" w:history="1">
+        <w:r>
+          <w:rPr>
+            <w:rStyle w:val="Hyperlink"/>
+            <w:noProof/>
+          </w:rPr>
+          <w:t>2.4</w:t>
+        </w:r>
+        <w:r>
+          <w:rPr>
+            <w:noProof/>
+          </w:rPr>
+          <w:tab/>
+        </w:r>
+        <w:r>
+          <w:rPr>
+            <w:rStyle w:val="Hyperlink"/>
+            <w:noProof/>
+          </w:rPr>
+          <w:t>Visi dan Misi Perusahaan</w:t>
+        </w:r>
+        <w:r>
+          <w:rPr>
+            <w:noProof/>
+            <w:webHidden/>
+          </w:rPr>
+          <w:tab/>
+        </w:r>
+        <w:r>
+          <w:rPr>
+            <w:noProof/>
+            <w:webHidden/>
+          </w:rPr>
+          <w:fldChar w:fldCharType="begin"/>
+        </w:r>
+        <w:r>
+          <w:rPr>
+            <w:noProof/>
+            <w:webHidden/>
+          </w:rPr>
+          <w:instrText xml:space="preserve"> PAGEREF _Toc232416995 \h </w:instrText>
+        </w:r>
+        <w:r>
+          <w:rPr>
+            <w:noProof/>
+            <w:webHidden/>
+          </w:rPr>
+        </w:r>
+        <w:r>
+          <w:rPr>
+            <w:noProof/>
+            <w:webHidden/>
+          </w:rPr>
+          <w:fldChar w:fldCharType="separate"/>
+        </w:r>
+        <w:r>
+          <w:rPr>
+            <w:noProof/>
+            <w:webHidden/>
+          </w:rPr>
+          <w:t>28</w:t>
+        </w:r>
+        <w:r>
+          <w:rPr>
+            <w:noProof/>
+            <w:webHidden/>
+          </w:rPr>
+          <w:fldChar w:fldCharType="end"/>
+        </w:r>
+      </w:hyperlink>
+    </w:p>
+    <w:p>
+      <w:pPr>
+        <w:pStyle w:val="TOC3"/>
+        <w:tabs>
+          <w:tab w:val="left" w:pos="1320"/>
+          <w:tab w:val="right" w:leader="dot" w:pos="7927"/>
+        </w:tabs>
+        <w:rPr>
+          <w:noProof/>
+        </w:rPr>
+      </w:pPr>
+      <w:hyperlink w:anchor="_Toc232416996" w:history="1">
+        <w:r>
+          <w:rPr>
+            <w:rStyle w:val="Hyperlink"/>
+            <w:noProof/>
+          </w:rPr>
+          <w:t>3.4.1</w:t>
+        </w:r>
+        <w:r>
+          <w:rPr>
+            <w:noProof/>
+          </w:rPr>
+          <w:tab/>
+        </w:r>
+        <w:r>
+          <w:rPr>
+            <w:rStyle w:val="Hyperlink"/>
+            <w:noProof/>
+          </w:rPr>
+          <w:t>Visi</w:t>
+        </w:r>
+        <w:r>
+          <w:rPr>
+            <w:noProof/>
+            <w:webHidden/>
+          </w:rPr>
+          <w:tab/>
+        </w:r>
+        <w:r>
+          <w:rPr>
+            <w:noProof/>
+            <w:webHidden/>
+          </w:rPr>
+          <w:fldChar w:fldCharType="begin"/>
+        </w:r>
+        <w:r>
+          <w:rPr>
+            <w:noProof/>
+            <w:webHidden/>
+          </w:rPr>
+          <w:instrText xml:space="preserve"> PAGEREF _Toc232416996 \h </w:instrText>
+        </w:r>
+        <w:r>
+          <w:rPr>
+            <w:noProof/>
+            <w:webHidden/>
+          </w:rPr>
+        </w:r>
+        <w:r>
+          <w:rPr>
+            <w:noProof/>
+            <w:webHidden/>
+          </w:rPr>
+          <w:fldChar w:fldCharType="separate"/>
+        </w:r>
+        <w:r>
+          <w:rPr>
+            <w:noProof/>
+            <w:webHidden/>
+          </w:rPr>
+          <w:t>28</w:t>
+        </w:r>
+        <w:r>
+          <w:rPr>
+            <w:noProof/>
+            <w:webHidden/>
+          </w:rPr>
+          <w:fldChar w:fldCharType="end"/>
+        </w:r>
+      </w:hyperlink>
+    </w:p>
+    <w:p>
+      <w:pPr>
+        <w:pStyle w:val="TOC3"/>
+        <w:tabs>
+          <w:tab w:val="left" w:pos="1320"/>
+          <w:tab w:val="right" w:leader="dot" w:pos="7927"/>
+        </w:tabs>
+        <w:rPr>
+          <w:noProof/>
+        </w:rPr>
+      </w:pPr>
+      <w:hyperlink w:anchor="_Toc232416997" w:history="1">
+        <w:r>
+          <w:rPr>
+            <w:rStyle w:val="Hyperlink"/>
+            <w:rFonts w:eastAsiaTheme="majorEastAsia" w:cstheme="majorBidi"/>
+            <w:noProof/>
+            <w:kern w:val="2"/>
+            <w14:ligatures w14:val="standardContextual"/>
+          </w:rPr>
+          <w:t>3.4.2</w:t>
+        </w:r>
+        <w:r>
+          <w:rPr>
+            <w:noProof/>
+          </w:rPr>
+          <w:tab/>
+        </w:r>
+        <w:r>
+          <w:rPr>
+            <w:rStyle w:val="Hyperlink"/>
+            <w:noProof/>
+          </w:rPr>
+          <w:t>Misi</w:t>
+        </w:r>
+        <w:r>
+          <w:rPr>
+            <w:noProof/>
+            <w:webHidden/>
+          </w:rPr>
+          <w:tab/>
+        </w:r>
+        <w:r>
+          <w:rPr>
+            <w:noProof/>
+            <w:webHidden/>
+          </w:rPr>
+          <w:fldChar w:fldCharType="begin"/>
+        </w:r>
+        <w:r>
+          <w:rPr>
+            <w:noProof/>
+            <w:webHidden/>
+          </w:rPr>
+          <w:instrText xml:space="preserve"> PAGEREF _Toc232416997 \h </w:instrText>
+        </w:r>
+        <w:r>
+          <w:rPr>
+            <w:noProof/>
+            <w:webHidden/>
+          </w:rPr>
+        </w:r>
+        <w:r>
+          <w:rPr>
+            <w:noProof/>
+            <w:webHidden/>
+          </w:rPr>
+          <w:fldChar w:fldCharType="separate"/>
+        </w:r>
+        <w:r>
+          <w:rPr>
+            <w:noProof/>
+            <w:webHidden/>
+          </w:rPr>
+          <w:t>28</w:t>
+        </w:r>
+        <w:r>
+          <w:rPr>
+            <w:noProof/>
+            <w:webHidden/>
+          </w:rPr>
+          <w:fldChar w:fldCharType="end"/>
+        </w:r>
+      </w:hyperlink>
+    </w:p>
+    <w:p>
+      <w:pPr>
+        <w:pStyle w:val="TOC1"/>
+        <w:tabs>
+          <w:tab w:val="right" w:leader="dot" w:pos="7927"/>
+        </w:tabs>
+        <w:rPr>
+          <w:noProof/>
+        </w:rPr>
+      </w:pPr>
+      <w:hyperlink w:anchor="_Toc232416998" w:history="1">
+        <w:r>
+          <w:rPr>
+            <w:rStyle w:val="Hyperlink"/>
+            <w:noProof/>
+          </w:rPr>
+          <w:t>BAB III HASIL KEGIATAN KERJA PRAKTIK</w:t>
+        </w:r>
+        <w:r>
+          <w:rPr>
+            <w:noProof/>
+            <w:webHidden/>
+          </w:rPr>
+          <w:tab/>
+        </w:r>
+        <w:r>
+          <w:rPr>
+            <w:noProof/>
+            <w:webHidden/>
+          </w:rPr>
+          <w:fldChar w:fldCharType="begin"/>
+        </w:r>
+        <w:r>
+          <w:rPr>
+            <w:noProof/>
+            <w:webHidden/>
+          </w:rPr>
+          <w:instrText xml:space="preserve"> PAGEREF _Toc232416998 \h </w:instrText>
+        </w:r>
+        <w:r>
+          <w:rPr>
+            <w:noProof/>
+            <w:webHidden/>
+          </w:rPr>
+        </w:r>
+        <w:r>
+          <w:rPr>
+            <w:noProof/>
+            <w:webHidden/>
+          </w:rPr>
+          <w:fldChar w:fldCharType="separate"/>
+        </w:r>
+        <w:r>
+          <w:rPr>
+            <w:noProof/>
+            <w:webHidden/>
+          </w:rPr>
+          <w:t>29</w:t>
+        </w:r>
+        <w:r>
+          <w:rPr>
+            <w:noProof/>
+            <w:webHidden/>
+          </w:rPr>
+          <w:fldChar w:fldCharType="end"/>
+        </w:r>
+      </w:hyperlink>
+    </w:p>
+    <w:p>
+      <w:pPr>
+        <w:pStyle w:val="TOC1"/>
+        <w:tabs>
+          <w:tab w:val="left" w:pos="660"/>
+          <w:tab w:val="right" w:leader="dot" w:pos="7927"/>
+        </w:tabs>
+        <w:rPr>
+          <w:noProof/>
+        </w:rPr>
+      </w:pPr>
+      <w:hyperlink w:anchor="_Toc232416999" w:history="1">
+        <w:r>
+          <w:rPr>
+            <w:rStyle w:val="Hyperlink"/>
+            <w:noProof/>
+          </w:rPr>
+          <w:t>3.1</w:t>
+        </w:r>
+        <w:r>
+          <w:rPr>
+            <w:noProof/>
+          </w:rPr>
+          <w:tab/>
+        </w:r>
+        <w:r>
+          <w:rPr>
+            <w:rStyle w:val="Hyperlink"/>
+            <w:noProof/>
+          </w:rPr>
+          <w:t>Waktu Pelaksanaan Kerja Praktik</w:t>
+        </w:r>
+        <w:r>
+          <w:rPr>
+            <w:noProof/>
+            <w:webHidden/>
+          </w:rPr>
+          <w:tab/>
+        </w:r>
+        <w:r>
+          <w:rPr>
+            <w:noProof/>
+            <w:webHidden/>
+          </w:rPr>
+          <w:fldChar w:fldCharType="begin"/>
+        </w:r>
+        <w:r>
+          <w:rPr>
+            <w:noProof/>
+            <w:webHidden/>
+          </w:rPr>
+          <w:instrText xml:space="preserve"> PAGEREF _Toc232416999 \h </w:instrText>
+        </w:r>
+        <w:r>
+          <w:rPr>
+            <w:noProof/>
+            <w:webHidden/>
+          </w:rPr>
+        </w:r>
+        <w:r>
+          <w:rPr>
+            <w:noProof/>
+            <w:webHidden/>
+          </w:rPr>
+          <w:fldChar w:fldCharType="separate"/>
+        </w:r>
+        <w:r>
+          <w:rPr>
+            <w:noProof/>
+            <w:webHidden/>
+          </w:rPr>
+          <w:t>29</w:t>
+        </w:r>
+        <w:r>
+          <w:rPr>
+            <w:noProof/>
+            <w:webHidden/>
+          </w:rPr>
+          <w:fldChar w:fldCharType="end"/>
+        </w:r>
+      </w:hyperlink>
+    </w:p>
+    <w:p>
+      <w:pPr>
+        <w:pStyle w:val="TOC1"/>
+        <w:tabs>
+          <w:tab w:val="left" w:pos="660"/>
+          <w:tab w:val="right" w:leader="dot" w:pos="7927"/>
+        </w:tabs>
+        <w:rPr>
+          <w:noProof/>
+        </w:rPr>
+      </w:pPr>
+      <w:hyperlink w:anchor="_Toc232417000" w:history="1">
+        <w:r>
+          <w:rPr>
+            <w:rStyle w:val="Hyperlink"/>
+            <w:noProof/>
+          </w:rPr>
+          <w:t>3.2</w:t>
+        </w:r>
+        <w:r>
+          <w:rPr>
+            <w:noProof/>
+          </w:rPr>
+          <w:tab/>
+        </w:r>
+        <w:r>
+          <w:rPr>
+            <w:rStyle w:val="Hyperlink"/>
+            <w:noProof/>
+          </w:rPr>
+          <w:t>Bidang Kegiatan Kerja Praktik</w:t>
+        </w:r>
+        <w:r>
+          <w:rPr>
+            <w:noProof/>
+            <w:webHidden/>
+          </w:rPr>
+          <w:tab/>
+        </w:r>
+        <w:r>
+          <w:rPr>
+            <w:noProof/>
+            <w:webHidden/>
+          </w:rPr>
+          <w:fldChar w:fldCharType="begin"/>
+        </w:r>
+        <w:r>
+          <w:rPr>
+            <w:noProof/>
+            <w:webHidden/>
+          </w:rPr>
+          <w:instrText xml:space="preserve"> PAGEREF _Toc232417000 \h </w:instrText>
+        </w:r>
+        <w:r>
+          <w:rPr>
+            <w:noProof/>
+            <w:webHidden/>
+          </w:rPr>
+        </w:r>
+        <w:r>
+          <w:rPr>
+            <w:noProof/>
+            <w:webHidden/>
+          </w:rPr>
+          <w:fldChar w:fldCharType="separate"/>
+        </w:r>
+        <w:r>
+          <w:rPr>
+            <w:noProof/>
+            <w:webHidden/>
+          </w:rPr>
+          <w:t>29</w:t>
+        </w:r>
+        <w:r>
+          <w:rPr>
+            <w:noProof/>
+            <w:webHidden/>
+          </w:rPr>
+          <w:fldChar w:fldCharType="end"/>
+        </w:r>
+      </w:hyperlink>
+    </w:p>
+    <w:p>
+      <w:pPr>
+        <w:pStyle w:val="TOC1"/>
+        <w:tabs>
+          <w:tab w:val="left" w:pos="660"/>
+          <w:tab w:val="right" w:leader="dot" w:pos="7927"/>
+        </w:tabs>
+        <w:rPr>
+          <w:noProof/>
+        </w:rPr>
+      </w:pPr>
+      <w:hyperlink w:anchor="_Toc232417001" w:history="1">
+        <w:r>
+          <w:rPr>
+            <w:rStyle w:val="Hyperlink"/>
+            <w:rFonts w:cs="Times New Roman"/>
+            <w:noProof/>
+          </w:rPr>
+          <w:t>3.3</w:t>
+        </w:r>
+        <w:r>
+          <w:rPr>
+            <w:noProof/>
+          </w:rPr>
+          <w:tab/>
+        </w:r>
+        <w:r>
+          <w:rPr>
+            <w:rStyle w:val="Hyperlink"/>
+            <w:noProof/>
+          </w:rPr>
+          <w:t>Tugas dan Tanggung Jawab</w:t>
+        </w:r>
+        <w:r>
+          <w:rPr>
+            <w:noProof/>
+            <w:webHidden/>
+          </w:rPr>
+          <w:tab/>
+        </w:r>
+        <w:r>
+          <w:rPr>
+            <w:noProof/>
+            <w:webHidden/>
+          </w:rPr>
+          <w:fldChar w:fldCharType="begin"/>
+        </w:r>
+        <w:r>
+          <w:rPr>
+            <w:noProof/>
+            <w:webHidden/>
+          </w:rPr>
+          <w:instrText xml:space="preserve"> PAGEREF _Toc232417001 \h </w:instrText>
+        </w:r>
+        <w:r>
+          <w:rPr>
+            <w:noProof/>
+            <w:webHidden/>
+          </w:rPr>
+        </w:r>
+        <w:r>
+          <w:rPr>
+            <w:noProof/>
+            <w:webHidden/>
+          </w:rPr>
+          <w:fldChar w:fldCharType="separate"/>
+        </w:r>
+        <w:r>
+          <w:rPr>
+            <w:noProof/>
+            <w:webHidden/>
+          </w:rPr>
+          <w:t>29</w:t>
+        </w:r>
+        <w:r>
+          <w:rPr>
+            <w:noProof/>
+            <w:webHidden/>
+          </w:rPr>
+          <w:fldChar w:fldCharType="end"/>
+        </w:r>
+      </w:hyperlink>
+    </w:p>
+    <w:p>
+      <w:pPr>
+        <w:pStyle w:val="TOC1"/>
+        <w:tabs>
+          <w:tab w:val="left" w:pos="660"/>
+          <w:tab w:val="right" w:leader="dot" w:pos="7927"/>
+        </w:tabs>
+        <w:rPr>
+          <w:noProof/>
+        </w:rPr>
+      </w:pPr>
+      <w:hyperlink w:anchor="_Toc232417002" w:history="1">
+        <w:r>
+          <w:rPr>
+            <w:rStyle w:val="Hyperlink"/>
+            <w:noProof/>
+          </w:rPr>
+          <w:t>3.4</w:t>
+        </w:r>
+        <w:r>
+          <w:rPr>
+            <w:noProof/>
+          </w:rPr>
+          <w:tab/>
+        </w:r>
+        <w:r>
+          <w:rPr>
+            <w:rStyle w:val="Hyperlink"/>
+            <w:noProof/>
+          </w:rPr>
+          <w:t>Landasan Teori</w:t>
+        </w:r>
+        <w:r>
+          <w:rPr>
+            <w:noProof/>
+            <w:webHidden/>
+          </w:rPr>
+          <w:tab/>
+        </w:r>
+        <w:r>
+          <w:rPr>
+            <w:noProof/>
+            <w:webHidden/>
+          </w:rPr>
+          <w:fldChar w:fldCharType="begin"/>
+        </w:r>
+        <w:r>
+          <w:rPr>
+            <w:noProof/>
+            <w:webHidden/>
+          </w:rPr>
+          <w:instrText xml:space="preserve"> PAGEREF _Toc232417002 \h </w:instrText>
+        </w:r>
+        <w:r>
+          <w:rPr>
+            <w:noProof/>
+            <w:webHidden/>
+          </w:rPr>
+        </w:r>
+        <w:r>
+          <w:rPr>
+            <w:noProof/>
+            <w:webHidden/>
+          </w:rPr>
+          <w:fldChar w:fldCharType="separate"/>
+        </w:r>
+        <w:r>
+          <w:rPr>
+            <w:noProof/>
+            <w:webHidden/>
+          </w:rPr>
+          <w:t>30</w:t>
+        </w:r>
+        <w:r>
+          <w:rPr>
+            <w:noProof/>
+            <w:webHidden/>
+          </w:rPr>
+          <w:fldChar w:fldCharType="end"/>
+        </w:r>
+      </w:hyperlink>
+    </w:p>
+    <w:p>
+      <w:pPr>
+        <w:pStyle w:val="TOC3"/>
+        <w:tabs>
+          <w:tab w:val="left" w:pos="1320"/>
+          <w:tab w:val="right" w:leader="dot" w:pos="7927"/>
+        </w:tabs>
+        <w:rPr>
+          <w:noProof/>
+        </w:rPr>
+      </w:pPr>
+      <w:hyperlink w:anchor="_Toc232417003" w:history="1">
+        <w:r>
+          <w:rPr>
+            <w:rStyle w:val="Hyperlink"/>
+            <w:noProof/>
+          </w:rPr>
+          <w:t>3.4.1</w:t>
+        </w:r>
+        <w:r>
+          <w:rPr>
+            <w:noProof/>
+          </w:rPr>
+          <w:tab/>
+        </w:r>
+        <w:r>
+          <w:rPr>
+            <w:rStyle w:val="Hyperlink"/>
+            <w:i/>
+            <w:iCs/>
+            <w:noProof/>
+          </w:rPr>
+          <w:t>User Interface</w:t>
+        </w:r>
+        <w:r>
+          <w:rPr>
+            <w:noProof/>
+            <w:webHidden/>
+          </w:rPr>
+          <w:tab/>
+        </w:r>
+        <w:r>
+          <w:rPr>
+            <w:noProof/>
+            <w:webHidden/>
+          </w:rPr>
+          <w:fldChar w:fldCharType="begin"/>
+        </w:r>
+        <w:r>
+          <w:rPr>
+            <w:noProof/>
+            <w:webHidden/>
+          </w:rPr>
+          <w:instrText xml:space="preserve"> PAGEREF _Toc232417003 \h </w:instrText>
+        </w:r>
+        <w:r>
+          <w:rPr>
+            <w:noProof/>
+            <w:webHidden/>
+          </w:rPr>
+        </w:r>
+        <w:r>
+          <w:rPr>
+            <w:noProof/>
+            <w:webHidden/>
+          </w:rPr>
+          <w:fldChar w:fldCharType="separate"/>
+        </w:r>
+        <w:r>
+          <w:rPr>
+            <w:noProof/>
+            <w:webHidden/>
+          </w:rPr>
+          <w:t>30</w:t>
+        </w:r>
+        <w:r>
+          <w:rPr>
+            <w:noProof/>
+            <w:webHidden/>
+          </w:rPr>
+          <w:fldChar w:fldCharType="end"/>
+        </w:r>
+      </w:hyperlink>
+    </w:p>
+    <w:p>
+      <w:pPr>
+        <w:pStyle w:val="TOC3"/>
+        <w:tabs>
+          <w:tab w:val="left" w:pos="1320"/>
+          <w:tab w:val="right" w:leader="dot" w:pos="7927"/>
+        </w:tabs>
+        <w:rPr>
+          <w:noProof/>
+        </w:rPr>
+      </w:pPr>
+      <w:hyperlink w:anchor="_Toc232417004" w:history="1">
+        <w:r>
+          <w:rPr>
+            <w:rStyle w:val="Hyperlink"/>
+            <w:noProof/>
+          </w:rPr>
+          <w:t>3.4.2</w:t>
+        </w:r>
+        <w:r>
+          <w:rPr>
+            <w:noProof/>
+          </w:rPr>
+          <w:tab/>
+        </w:r>
+        <w:r>
+          <w:rPr>
+            <w:rStyle w:val="Hyperlink"/>
+            <w:i/>
+            <w:iCs/>
+            <w:noProof/>
+          </w:rPr>
+          <w:t>Design System</w:t>
+        </w:r>
+        <w:r>
+          <w:rPr>
+            <w:noProof/>
+            <w:webHidden/>
+          </w:rPr>
+          <w:tab/>
+        </w:r>
+        <w:r>
+          <w:rPr>
+            <w:noProof/>
+            <w:webHidden/>
+          </w:rPr>
+          <w:fldChar w:fldCharType="begin"/>
+        </w:r>
+        <w:r>
+          <w:rPr>
+            <w:noProof/>
+            <w:webHidden/>
+          </w:rPr>
+          <w:instrText xml:space="preserve"> PAGEREF _Toc232417004 \h </w:instrText>
+        </w:r>
+        <w:r>
+          <w:rPr>
+            <w:noProof/>
+            <w:webHidden/>
+          </w:rPr>
+        </w:r>
+        <w:r>
+          <w:rPr>
+            <w:noProof/>
+            <w:webHidden/>
+          </w:rPr>
+          <w:fldChar w:fldCharType="separate"/>
+        </w:r>
+        <w:r>
+          <w:rPr>
+            <w:noProof/>
+            <w:webHidden/>
+          </w:rPr>
+          <w:t>31</w:t>
+        </w:r>
+        <w:r>
+          <w:rPr>
+            <w:noProof/>
+            <w:webHidden/>
+          </w:rPr>
+          <w:fldChar w:fldCharType="end"/>
+        </w:r>
+      </w:hyperlink>
+    </w:p>
+    <w:p>
+      <w:pPr>
+        <w:pStyle w:val="TOC3"/>
+        <w:tabs>
+          <w:tab w:val="left" w:pos="1320"/>
+          <w:tab w:val="right" w:leader="dot" w:pos="7927"/>
+        </w:tabs>
+        <w:rPr>
+          <w:noProof/>
+        </w:rPr>
+      </w:pPr>
+      <w:hyperlink w:anchor="_Toc232417005" w:history="1">
+        <w:r>
+          <w:rPr>
+            <w:rStyle w:val="Hyperlink"/>
+            <w:noProof/>
+          </w:rPr>
+          <w:t>3.4.3</w:t>
+        </w:r>
+        <w:r>
+          <w:rPr>
+            <w:noProof/>
+          </w:rPr>
+          <w:tab/>
+        </w:r>
+        <w:r>
+          <w:rPr>
+            <w:rStyle w:val="Hyperlink"/>
+            <w:iCs/>
+            <w:noProof/>
+          </w:rPr>
+          <w:t>Figma</w:t>
+        </w:r>
+        <w:r>
+          <w:rPr>
+            <w:noProof/>
+            <w:webHidden/>
+          </w:rPr>
+          <w:tab/>
+        </w:r>
+        <w:r>
+          <w:rPr>
+            <w:noProof/>
+            <w:webHidden/>
+          </w:rPr>
+          <w:fldChar w:fldCharType="begin"/>
+        </w:r>
+        <w:r>
+          <w:rPr>
+            <w:noProof/>
+            <w:webHidden/>
+          </w:rPr>
+          <w:instrText xml:space="preserve"> PAGEREF _Toc232417005 \h </w:instrText>
+        </w:r>
+        <w:r>
+          <w:rPr>
+            <w:noProof/>
+            <w:webHidden/>
+          </w:rPr>
+        </w:r>
+        <w:r>
+          <w:rPr>
+            <w:noProof/>
+            <w:webHidden/>
+          </w:rPr>
+          <w:fldChar w:fldCharType="separate"/>
+        </w:r>
+        <w:r>
+          <w:rPr>
+            <w:noProof/>
+            <w:webHidden/>
+          </w:rPr>
+          <w:t>31</w:t>
+        </w:r>
+        <w:r>
+          <w:rPr>
+            <w:noProof/>
+            <w:webHidden/>
+          </w:rPr>
+          <w:fldChar w:fldCharType="end"/>
+        </w:r>
+      </w:hyperlink>
+    </w:p>
+    <w:p>
+      <w:pPr>
+        <w:pStyle w:val="TOC3"/>
+        <w:tabs>
+          <w:tab w:val="left" w:pos="1320"/>
+          <w:tab w:val="right" w:leader="dot" w:pos="7927"/>
+        </w:tabs>
+        <w:rPr>
+          <w:noProof/>
+        </w:rPr>
+      </w:pPr>
+      <w:hyperlink w:anchor="_Toc232417006" w:history="1">
+        <w:r>
+          <w:rPr>
+            <w:rStyle w:val="Hyperlink"/>
+            <w:noProof/>
+          </w:rPr>
+          <w:t>3.4.4</w:t>
+        </w:r>
+        <w:r>
+          <w:rPr>
+            <w:noProof/>
+          </w:rPr>
+          <w:tab/>
+        </w:r>
+        <w:r>
+          <w:rPr>
+            <w:rStyle w:val="Hyperlink"/>
+            <w:i/>
+            <w:noProof/>
+          </w:rPr>
+          <w:t>Auto Layout</w:t>
+        </w:r>
+        <w:r>
+          <w:rPr>
+            <w:noProof/>
+            <w:webHidden/>
+          </w:rPr>
+          <w:tab/>
+        </w:r>
+        <w:r>
+          <w:rPr>
+            <w:noProof/>
+            <w:webHidden/>
+          </w:rPr>
+          <w:fldChar w:fldCharType="begin"/>
+        </w:r>
+        <w:r>
+          <w:rPr>
+            <w:noProof/>
+            <w:webHidden/>
+          </w:rPr>
+          <w:instrText xml:space="preserve"> PAGEREF _Toc232417006 \h </w:instrText>
+        </w:r>
+        <w:r>
+          <w:rPr>
+            <w:noProof/>
+            <w:webHidden/>
+          </w:rPr>
+        </w:r>
+        <w:r>
+          <w:rPr>
+            <w:noProof/>
+            <w:webHidden/>
+          </w:rPr>
+          <w:fldChar w:fldCharType="separate"/>
+        </w:r>
+        <w:r>
+          <w:rPr>
+            <w:noProof/>
+            <w:webHidden/>
+          </w:rPr>
+          <w:t>32</w:t>
+        </w:r>
+        <w:r>
+          <w:rPr>
+            <w:noProof/>
+            <w:webHidden/>
+          </w:rPr>
+          <w:fldChar w:fldCharType="end"/>
+        </w:r>
+      </w:hyperlink>
+    </w:p>
+    <w:p>
+      <w:pPr>
+        <w:pStyle w:val="TOC3"/>
+        <w:tabs>
+          <w:tab w:val="left" w:pos="1320"/>
+          <w:tab w:val="right" w:leader="dot" w:pos="7927"/>
+        </w:tabs>
+        <w:rPr>
+          <w:noProof/>
+        </w:rPr>
+      </w:pPr>
+      <w:hyperlink w:anchor="_Toc232417007" w:history="1">
+        <w:r>
+          <w:rPr>
+            <w:rStyle w:val="Hyperlink"/>
+            <w:noProof/>
+          </w:rPr>
+          <w:t>3.4.5</w:t>
+        </w:r>
+        <w:r>
+          <w:rPr>
+            <w:noProof/>
+          </w:rPr>
+          <w:tab/>
+        </w:r>
+        <w:r>
+          <w:rPr>
+            <w:rStyle w:val="Hyperlink"/>
+            <w:i/>
+            <w:noProof/>
+          </w:rPr>
+          <w:t>Component Sets</w:t>
+        </w:r>
+        <w:r>
+          <w:rPr>
+            <w:noProof/>
+            <w:webHidden/>
+          </w:rPr>
+          <w:tab/>
+        </w:r>
+        <w:r>
+          <w:rPr>
+            <w:noProof/>
+            <w:webHidden/>
+          </w:rPr>
+          <w:fldChar w:fldCharType="begin"/>
+        </w:r>
+        <w:r>
+          <w:rPr>
+            <w:noProof/>
+            <w:webHidden/>
+          </w:rPr>
+          <w:instrText xml:space="preserve"> PAGEREF _Toc232417007 \h </w:instrText>
+        </w:r>
+        <w:r>
+          <w:rPr>
+            <w:noProof/>
+            <w:webHidden/>
+          </w:rPr>
+        </w:r>
+        <w:r>
+          <w:rPr>
+            <w:noProof/>
+            <w:webHidden/>
+          </w:rPr>
+          <w:fldChar w:fldCharType="separate"/>
+        </w:r>
+        <w:r>
+          <w:rPr>
+            <w:noProof/>
+            <w:webHidden/>
+          </w:rPr>
+          <w:t>32</w:t>
+        </w:r>
+        <w:r>
+          <w:rPr>
+            <w:noProof/>
+            <w:webHidden/>
+          </w:rPr>
+          <w:fldChar w:fldCharType="end"/>
+        </w:r>
+      </w:hyperlink>
+    </w:p>
+    <w:p>
+      <w:pPr>
+        <w:pStyle w:val="TOC3"/>
+        <w:tabs>
+          <w:tab w:val="left" w:pos="1320"/>
+          <w:tab w:val="right" w:leader="dot" w:pos="7927"/>
+        </w:tabs>
+        <w:rPr>
+          <w:noProof/>
+        </w:rPr>
+      </w:pPr>
+      <w:hyperlink w:anchor="_Toc232417008" w:history="1">
+        <w:r>
+          <w:rPr>
+            <w:rStyle w:val="Hyperlink"/>
+            <w:noProof/>
+          </w:rPr>
+          <w:t>3.4.6</w:t>
+        </w:r>
+        <w:r>
+          <w:rPr>
+            <w:noProof/>
+          </w:rPr>
+          <w:tab/>
+        </w:r>
+        <w:r>
+          <w:rPr>
+            <w:rStyle w:val="Hyperlink"/>
+            <w:i/>
+            <w:noProof/>
+          </w:rPr>
+          <w:t>Variables</w:t>
+        </w:r>
+        <w:r>
+          <w:rPr>
+            <w:rStyle w:val="Hyperlink"/>
+            <w:iCs/>
+            <w:noProof/>
+          </w:rPr>
+          <w:t>/</w:t>
+        </w:r>
+        <w:r>
+          <w:rPr>
+            <w:rStyle w:val="Hyperlink"/>
+            <w:i/>
+            <w:noProof/>
+          </w:rPr>
+          <w:t>Design Tokens</w:t>
+        </w:r>
+        <w:r>
+          <w:rPr>
+            <w:noProof/>
+            <w:webHidden/>
+          </w:rPr>
+          <w:tab/>
+        </w:r>
+        <w:r>
+          <w:rPr>
+            <w:noProof/>
+            <w:webHidden/>
+          </w:rPr>
+          <w:fldChar w:fldCharType="begin"/>
+        </w:r>
+        <w:r>
+          <w:rPr>
+            <w:noProof/>
+            <w:webHidden/>
+          </w:rPr>
+          <w:instrText xml:space="preserve"> PAGEREF _Toc232417008 \h </w:instrText>
+        </w:r>
+        <w:r>
+          <w:rPr>
+            <w:noProof/>
+            <w:webHidden/>
+          </w:rPr>
+        </w:r>
+        <w:r>
+          <w:rPr>
+            <w:noProof/>
+            <w:webHidden/>
+          </w:rPr>
+          <w:fldChar w:fldCharType="separate"/>
+        </w:r>
+        <w:r>
+          <w:rPr>
+            <w:noProof/>
+            <w:webHidden/>
+          </w:rPr>
+          <w:t>32</w:t>
+        </w:r>
+        <w:r>
+          <w:rPr>
+            <w:noProof/>
+            <w:webHidden/>
+          </w:rPr>
+          <w:fldChar w:fldCharType="end"/>
+        </w:r>
+      </w:hyperlink>
+    </w:p>
+    <w:p>
+      <w:pPr>
+        <w:pStyle w:val="TOC3"/>
+        <w:tabs>
+          <w:tab w:val="left" w:pos="1320"/>
+          <w:tab w:val="right" w:leader="dot" w:pos="7927"/>
+        </w:tabs>
+        <w:rPr>
+          <w:noProof/>
+        </w:rPr>
+      </w:pPr>
+      <w:hyperlink w:anchor="_Toc232417009" w:history="1">
+        <w:r>
+          <w:rPr>
+            <w:rStyle w:val="Hyperlink"/>
+            <w:noProof/>
+          </w:rPr>
+          <w:t>3.4.7</w:t>
+        </w:r>
+        <w:r>
+          <w:rPr>
+            <w:noProof/>
+          </w:rPr>
+          <w:tab/>
+        </w:r>
+        <w:r>
+          <w:rPr>
+            <w:rStyle w:val="Hyperlink"/>
+            <w:i/>
+            <w:iCs/>
+            <w:noProof/>
+          </w:rPr>
+          <w:t>High-Fidelity Prototype</w:t>
+        </w:r>
+        <w:r>
+          <w:rPr>
+            <w:noProof/>
+            <w:webHidden/>
+          </w:rPr>
+          <w:tab/>
+        </w:r>
+        <w:r>
+          <w:rPr>
+            <w:noProof/>
+            <w:webHidden/>
+          </w:rPr>
+          <w:fldChar w:fldCharType="begin"/>
+        </w:r>
+        <w:r>
+          <w:rPr>
+            <w:noProof/>
+            <w:webHidden/>
+          </w:rPr>
+          <w:instrText xml:space="preserve"> PAGEREF _Toc232417009 \h </w:instrText>
+        </w:r>
+        <w:r>
+          <w:rPr>
+            <w:noProof/>
+            <w:webHidden/>
+          </w:rPr>
+        </w:r>
+        <w:r>
+          <w:rPr>
+            <w:noProof/>
+            <w:webHidden/>
+          </w:rPr>
+          <w:fldChar w:fldCharType="separate"/>
+        </w:r>
+        <w:r>
+          <w:rPr>
+            <w:noProof/>
+            <w:webHidden/>
+          </w:rPr>
+          <w:t>32</w:t>
+        </w:r>
+        <w:r>
+          <w:rPr>
+            <w:noProof/>
+            <w:webHidden/>
+          </w:rPr>
+          <w:fldChar w:fldCharType="end"/>
+        </w:r>
+      </w:hyperlink>
+    </w:p>
+    <w:p>
+      <w:pPr>
+        <w:pStyle w:val="TOC1"/>
+        <w:tabs>
+          <w:tab w:val="left" w:pos="660"/>
+          <w:tab w:val="right" w:leader="dot" w:pos="7927"/>
+        </w:tabs>
+        <w:rPr>
+          <w:noProof/>
+        </w:rPr>
+      </w:pPr>
+      <w:hyperlink w:anchor="_Toc232417010" w:history="1">
+        <w:r>
+          <w:rPr>
+            <w:rStyle w:val="Hyperlink"/>
+            <w:noProof/>
+          </w:rPr>
+          <w:t>3.5</w:t>
+        </w:r>
+        <w:r>
+          <w:rPr>
+            <w:noProof/>
+          </w:rPr>
+          <w:tab/>
+        </w:r>
+        <w:r>
+          <w:rPr>
+            <w:rStyle w:val="Hyperlink"/>
+            <w:noProof/>
+          </w:rPr>
+          <w:t>Sistem dan Prosedur Kerja</w:t>
+        </w:r>
+        <w:r>
+          <w:rPr>
+            <w:noProof/>
+            <w:webHidden/>
+          </w:rPr>
+          <w:tab/>
+        </w:r>
+        <w:r>
+          <w:rPr>
+            <w:noProof/>
+            <w:webHidden/>
+          </w:rPr>
+          <w:fldChar w:fldCharType="begin"/>
+        </w:r>
+        <w:r>
+          <w:rPr>
+            <w:noProof/>
+            <w:webHidden/>
+          </w:rPr>
+          <w:instrText xml:space="preserve"> PAGEREF _Toc232417010 \h </w:instrText>
+        </w:r>
+        <w:r>
+          <w:rPr>
+            <w:noProof/>
+            <w:webHidden/>
+          </w:rPr>
+        </w:r>
+        <w:r>
+          <w:rPr>
+            <w:noProof/>
+            <w:webHidden/>
+          </w:rPr>
+          <w:fldChar w:fldCharType="separate"/>
+        </w:r>
+        <w:r>
+          <w:rPr>
+            <w:noProof/>
+            <w:webHidden/>
+          </w:rPr>
+          <w:t>33</w:t>
+        </w:r>
+        <w:r>
+          <w:rPr>
+            <w:noProof/>
+            <w:webHidden/>
+          </w:rPr>
+          <w:fldChar w:fldCharType="end"/>
+        </w:r>
+      </w:hyperlink>
+    </w:p>
+    <w:p>
+      <w:pPr>
+        <w:pStyle w:val="TOC3"/>
+        <w:tabs>
+          <w:tab w:val="left" w:pos="1320"/>
+          <w:tab w:val="right" w:leader="dot" w:pos="7927"/>
+        </w:tabs>
+        <w:rPr>
+          <w:noProof/>
+        </w:rPr>
+      </w:pPr>
+      <w:hyperlink w:anchor="_Toc232417011" w:history="1">
+        <w:r>
+          <w:rPr>
+            <w:rStyle w:val="Hyperlink"/>
+            <w:noProof/>
+          </w:rPr>
+          <w:t>3.6.1</w:t>
+        </w:r>
+        <w:r>
+          <w:rPr>
+            <w:noProof/>
+          </w:rPr>
+          <w:tab/>
+        </w:r>
+        <w:r>
+          <w:rPr>
+            <w:rStyle w:val="Hyperlink"/>
+            <w:noProof/>
+          </w:rPr>
+          <w:t xml:space="preserve">Tahap Menerima </w:t>
+        </w:r>
+        <w:r>
+          <w:rPr>
+            <w:rStyle w:val="Hyperlink"/>
+            <w:i/>
+            <w:iCs/>
+            <w:noProof/>
+          </w:rPr>
+          <w:t>Brief</w:t>
+        </w:r>
+        <w:r>
+          <w:rPr>
+            <w:rStyle w:val="Hyperlink"/>
+            <w:noProof/>
+          </w:rPr>
+          <w:t xml:space="preserve"> dan Modul Tugas</w:t>
+        </w:r>
+        <w:r>
+          <w:rPr>
+            <w:noProof/>
+            <w:webHidden/>
+          </w:rPr>
+          <w:tab/>
+        </w:r>
+        <w:r>
+          <w:rPr>
+            <w:noProof/>
+            <w:webHidden/>
+          </w:rPr>
+          <w:fldChar w:fldCharType="begin"/>
+        </w:r>
+        <w:r>
+          <w:rPr>
+            <w:noProof/>
+            <w:webHidden/>
+          </w:rPr>
+          <w:instrText xml:space="preserve"> PAGEREF _Toc232417011 \h </w:instrText>
+        </w:r>
+        <w:r>
+          <w:rPr>
+            <w:noProof/>
+            <w:webHidden/>
+          </w:rPr>
+        </w:r>
+        <w:r>
+          <w:rPr>
+            <w:noProof/>
+            <w:webHidden/>
+          </w:rPr>
+          <w:fldChar w:fldCharType="separate"/>
+        </w:r>
+        <w:r>
+          <w:rPr>
+            <w:noProof/>
+            <w:webHidden/>
+          </w:rPr>
+          <w:t>33</w:t>
+        </w:r>
+        <w:r>
+          <w:rPr>
+            <w:noProof/>
+            <w:webHidden/>
+          </w:rPr>
+          <w:fldChar w:fldCharType="end"/>
+        </w:r>
+      </w:hyperlink>
+    </w:p>
+    <w:p>
+      <w:pPr>
+        <w:pStyle w:val="TOC3"/>
+        <w:tabs>
+          <w:tab w:val="left" w:pos="1320"/>
+          <w:tab w:val="right" w:leader="dot" w:pos="7927"/>
+        </w:tabs>
+        <w:rPr>
+          <w:noProof/>
+        </w:rPr>
+      </w:pPr>
+      <w:hyperlink w:anchor="_Toc232417012" w:history="1">
+        <w:r>
+          <w:rPr>
+            <w:rStyle w:val="Hyperlink"/>
+            <w:noProof/>
+          </w:rPr>
+          <w:t>3.6.2</w:t>
+        </w:r>
+        <w:r>
+          <w:rPr>
+            <w:noProof/>
+          </w:rPr>
+          <w:tab/>
+        </w:r>
+        <w:r>
+          <w:rPr>
+            <w:rStyle w:val="Hyperlink"/>
+            <w:noProof/>
+          </w:rPr>
+          <w:t>Tahap Audit Komponen Lama (</w:t>
+        </w:r>
+        <w:r>
+          <w:rPr>
+            <w:rStyle w:val="Hyperlink"/>
+            <w:i/>
+            <w:iCs/>
+            <w:noProof/>
+          </w:rPr>
+          <w:t>UI Audit</w:t>
+        </w:r>
+        <w:r>
+          <w:rPr>
+            <w:rStyle w:val="Hyperlink"/>
+            <w:noProof/>
+          </w:rPr>
+          <w:t>)</w:t>
+        </w:r>
+        <w:r>
+          <w:rPr>
+            <w:noProof/>
+            <w:webHidden/>
+          </w:rPr>
+          <w:tab/>
+        </w:r>
+        <w:r>
+          <w:rPr>
+            <w:noProof/>
+            <w:webHidden/>
+          </w:rPr>
+          <w:fldChar w:fldCharType="begin"/>
+        </w:r>
+        <w:r>
+          <w:rPr>
+            <w:noProof/>
+            <w:webHidden/>
+          </w:rPr>
+          <w:instrText xml:space="preserve"> PAGEREF _Toc232417012 \h </w:instrText>
+        </w:r>
+        <w:r>
+          <w:rPr>
+            <w:noProof/>
+            <w:webHidden/>
+          </w:rPr>
+        </w:r>
+        <w:r>
+          <w:rPr>
+            <w:noProof/>
+            <w:webHidden/>
+          </w:rPr>
+          <w:fldChar w:fldCharType="separate"/>
+        </w:r>
+        <w:r>
+          <w:rPr>
+            <w:noProof/>
+            <w:webHidden/>
+          </w:rPr>
+          <w:t>33</w:t>
+        </w:r>
+        <w:r>
+          <w:rPr>
+            <w:noProof/>
+            <w:webHidden/>
+          </w:rPr>
+          <w:fldChar w:fldCharType="end"/>
+        </w:r>
+      </w:hyperlink>
+    </w:p>
+    <w:p>
+      <w:pPr>
+        <w:pStyle w:val="TOC3"/>
+        <w:tabs>
+          <w:tab w:val="left" w:pos="1320"/>
+          <w:tab w:val="right" w:leader="dot" w:pos="7927"/>
+        </w:tabs>
+        <w:rPr>
+          <w:noProof/>
+        </w:rPr>
+      </w:pPr>
+      <w:hyperlink w:anchor="_Toc232417013" w:history="1">
+        <w:r>
+          <w:rPr>
+            <w:rStyle w:val="Hyperlink"/>
+            <w:noProof/>
+          </w:rPr>
+          <w:t>3.6.3</w:t>
+        </w:r>
+        <w:r>
+          <w:rPr>
+            <w:noProof/>
+          </w:rPr>
+          <w:tab/>
+        </w:r>
+        <w:r>
+          <w:rPr>
+            <w:rStyle w:val="Hyperlink"/>
+            <w:noProof/>
+          </w:rPr>
+          <w:t xml:space="preserve">Tahap Perancangan Ulang dan </w:t>
+        </w:r>
+        <w:r>
+          <w:rPr>
+            <w:rStyle w:val="Hyperlink"/>
+            <w:i/>
+            <w:iCs/>
+            <w:noProof/>
+          </w:rPr>
+          <w:t>Prototyping</w:t>
+        </w:r>
+        <w:r>
+          <w:rPr>
+            <w:noProof/>
+            <w:webHidden/>
+          </w:rPr>
+          <w:tab/>
+        </w:r>
+        <w:r>
+          <w:rPr>
+            <w:noProof/>
+            <w:webHidden/>
+          </w:rPr>
+          <w:fldChar w:fldCharType="begin"/>
+        </w:r>
+        <w:r>
+          <w:rPr>
+            <w:noProof/>
+            <w:webHidden/>
+          </w:rPr>
+          <w:instrText xml:space="preserve"> PAGEREF _Toc232417013 \h </w:instrText>
+        </w:r>
+        <w:r>
+          <w:rPr>
+            <w:noProof/>
+            <w:webHidden/>
+          </w:rPr>
+        </w:r>
+        <w:r>
+          <w:rPr>
+            <w:noProof/>
+            <w:webHidden/>
+          </w:rPr>
+          <w:fldChar w:fldCharType="separate"/>
+        </w:r>
+        <w:r>
+          <w:rPr>
+            <w:noProof/>
+            <w:webHidden/>
+          </w:rPr>
+          <w:t>33</w:t>
+        </w:r>
+        <w:r>
+          <w:rPr>
+            <w:noProof/>
+            <w:webHidden/>
+          </w:rPr>
+          <w:fldChar w:fldCharType="end"/>
+        </w:r>
+      </w:hyperlink>
+    </w:p>
+    <w:p>
+      <w:pPr>
+        <w:pStyle w:val="TOC3"/>
+        <w:tabs>
+          <w:tab w:val="left" w:pos="1320"/>
+          <w:tab w:val="right" w:leader="dot" w:pos="7927"/>
+        </w:tabs>
+        <w:rPr>
+          <w:noProof/>
+        </w:rPr>
+      </w:pPr>
+      <w:hyperlink w:anchor="_Toc232417014" w:history="1">
+        <w:r>
+          <w:rPr>
+            <w:rStyle w:val="Hyperlink"/>
+            <w:noProof/>
+          </w:rPr>
+          <w:t>3.6.4</w:t>
+        </w:r>
+        <w:r>
+          <w:rPr>
+            <w:noProof/>
+          </w:rPr>
+          <w:tab/>
+        </w:r>
+        <w:r>
+          <w:rPr>
+            <w:rStyle w:val="Hyperlink"/>
+            <w:noProof/>
+          </w:rPr>
+          <w:t>Tahap Evaluasi dan Persetujuan (</w:t>
+        </w:r>
+        <w:r>
+          <w:rPr>
+            <w:rStyle w:val="Hyperlink"/>
+            <w:i/>
+            <w:iCs/>
+            <w:noProof/>
+          </w:rPr>
+          <w:t>Design Review &amp; Approval</w:t>
+        </w:r>
+        <w:r>
+          <w:rPr>
+            <w:rStyle w:val="Hyperlink"/>
+            <w:noProof/>
+          </w:rPr>
+          <w:t>)</w:t>
+        </w:r>
+        <w:r>
+          <w:rPr>
+            <w:noProof/>
+            <w:webHidden/>
+          </w:rPr>
+          <w:tab/>
+        </w:r>
+        <w:r>
+          <w:rPr>
+            <w:noProof/>
+            <w:webHidden/>
+          </w:rPr>
+          <w:fldChar w:fldCharType="begin"/>
+        </w:r>
+        <w:r>
+          <w:rPr>
+            <w:noProof/>
+            <w:webHidden/>
+          </w:rPr>
+          <w:instrText xml:space="preserve"> PAGEREF _Toc232417014 \h </w:instrText>
+        </w:r>
+        <w:r>
+          <w:rPr>
+            <w:noProof/>
+            <w:webHidden/>
+          </w:rPr>
+        </w:r>
+        <w:r>
+          <w:rPr>
+            <w:noProof/>
+            <w:webHidden/>
+          </w:rPr>
+          <w:fldChar w:fldCharType="separate"/>
+        </w:r>
+        <w:r>
+          <w:rPr>
+            <w:noProof/>
+            <w:webHidden/>
+          </w:rPr>
+          <w:t>34</w:t>
+        </w:r>
+        <w:r>
+          <w:rPr>
+            <w:noProof/>
+            <w:webHidden/>
+          </w:rPr>
+          <w:fldChar w:fldCharType="end"/>
+        </w:r>
+      </w:hyperlink>
+    </w:p>
+    <w:p>
+      <w:pPr>
+        <w:pStyle w:val="TOC1"/>
+        <w:tabs>
+          <w:tab w:val="left" w:pos="660"/>
+          <w:tab w:val="right" w:leader="dot" w:pos="7927"/>
+        </w:tabs>
+        <w:rPr>
+          <w:noProof/>
+        </w:rPr>
+      </w:pPr>
+      <w:hyperlink w:anchor="_Toc232417015" w:history="1">
+        <w:r>
+          <w:rPr>
+            <w:rStyle w:val="Hyperlink"/>
+            <w:noProof/>
+          </w:rPr>
+          <w:t>3.6</w:t>
+        </w:r>
+        <w:r>
+          <w:rPr>
+            <w:noProof/>
+          </w:rPr>
+          <w:tab/>
+        </w:r>
+        <w:r>
+          <w:rPr>
+            <w:rStyle w:val="Hyperlink"/>
+            <w:noProof/>
+          </w:rPr>
+          <w:t>Hasil dan Pembahasan</w:t>
+        </w:r>
+        <w:r>
+          <w:rPr>
+            <w:noProof/>
+            <w:webHidden/>
+          </w:rPr>
+          <w:tab/>
+        </w:r>
+        <w:r>
+          <w:rPr>
+            <w:noProof/>
+            <w:webHidden/>
+          </w:rPr>
+          <w:fldChar w:fldCharType="begin"/>
+        </w:r>
+        <w:r>
+          <w:rPr>
+            <w:noProof/>
+            <w:webHidden/>
+          </w:rPr>
+          <w:instrText xml:space="preserve"> PAGEREF _Toc232417015 \h </w:instrText>
+        </w:r>
+        <w:r>
+          <w:rPr>
+            <w:noProof/>
+            <w:webHidden/>
+          </w:rPr>
+        </w:r>
+        <w:r>
+          <w:rPr>
+            <w:noProof/>
+            <w:webHidden/>
+          </w:rPr>
+          <w:fldChar w:fldCharType="separate"/>
+        </w:r>
+        <w:r>
+          <w:rPr>
+            <w:noProof/>
+            <w:webHidden/>
+          </w:rPr>
+          <w:t>34</w:t>
+        </w:r>
+        <w:r>
+          <w:rPr>
+            <w:noProof/>
+            <w:webHidden/>
+          </w:rPr>
+          <w:fldChar w:fldCharType="end"/>
+        </w:r>
+      </w:hyperlink>
+    </w:p>
+    <w:p>
+      <w:pPr>
+        <w:pStyle w:val="TOC3"/>
+        <w:tabs>
+          <w:tab w:val="left" w:pos="1320"/>
+          <w:tab w:val="right" w:leader="dot" w:pos="7927"/>
+        </w:tabs>
+        <w:rPr>
+          <w:noProof/>
+        </w:rPr>
+      </w:pPr>
+      <w:hyperlink w:anchor="_Toc232417016" w:history="1">
+        <w:r>
+          <w:rPr>
+            <w:rStyle w:val="Hyperlink"/>
+            <w:noProof/>
+          </w:rPr>
+          <w:t>3.6.1</w:t>
+        </w:r>
+        <w:r>
+          <w:rPr>
+            <w:noProof/>
+          </w:rPr>
+          <w:tab/>
+        </w:r>
+        <w:r>
+          <w:rPr>
+            <w:rStyle w:val="Hyperlink"/>
+            <w:noProof/>
+          </w:rPr>
+          <w:t xml:space="preserve">Implementasi Desain </w:t>
+        </w:r>
+        <w:r>
+          <w:rPr>
+            <w:rStyle w:val="Hyperlink"/>
+            <w:i/>
+            <w:iCs/>
+            <w:noProof/>
+          </w:rPr>
+          <w:t>UI</w:t>
+        </w:r>
+        <w:r>
+          <w:rPr>
+            <w:rStyle w:val="Hyperlink"/>
+            <w:noProof/>
+          </w:rPr>
+          <w:t xml:space="preserve"> Halaman </w:t>
+        </w:r>
+        <w:r>
+          <w:rPr>
+            <w:rStyle w:val="Hyperlink"/>
+            <w:i/>
+            <w:iCs/>
+            <w:noProof/>
+          </w:rPr>
+          <w:t xml:space="preserve">Settings </w:t>
+        </w:r>
+        <w:r>
+          <w:rPr>
+            <w:rStyle w:val="Hyperlink"/>
+            <w:noProof/>
+          </w:rPr>
+          <w:t xml:space="preserve">– </w:t>
+        </w:r>
+        <w:r>
+          <w:rPr>
+            <w:rStyle w:val="Hyperlink"/>
+            <w:i/>
+            <w:iCs/>
+            <w:noProof/>
+          </w:rPr>
+          <w:t>Company Profile</w:t>
+        </w:r>
+        <w:r>
+          <w:rPr>
+            <w:noProof/>
+            <w:webHidden/>
+          </w:rPr>
+          <w:tab/>
+        </w:r>
+        <w:r>
+          <w:rPr>
+            <w:noProof/>
+            <w:webHidden/>
+          </w:rPr>
+          <w:fldChar w:fldCharType="begin"/>
+        </w:r>
+        <w:r>
+          <w:rPr>
+            <w:noProof/>
+            <w:webHidden/>
+          </w:rPr>
+          <w:instrText xml:space="preserve"> PAGEREF _Toc232417016 \h </w:instrText>
+        </w:r>
+        <w:r>
+          <w:rPr>
+            <w:noProof/>
+            <w:webHidden/>
+          </w:rPr>
+        </w:r>
+        <w:r>
+          <w:rPr>
+            <w:noProof/>
+            <w:webHidden/>
+          </w:rPr>
+          <w:fldChar w:fldCharType="separate"/>
+        </w:r>
+        <w:r>
+          <w:rPr>
+            <w:noProof/>
+            <w:webHidden/>
+          </w:rPr>
+          <w:t>34</w:t>
+        </w:r>
+        <w:r>
+          <w:rPr>
+            <w:noProof/>
+            <w:webHidden/>
+          </w:rPr>
+          <w:fldChar w:fldCharType="end"/>
+        </w:r>
+      </w:hyperlink>
+    </w:p>
+    <w:p>
+      <w:pPr>
+        <w:pStyle w:val="TOC1"/>
+        <w:tabs>
+          <w:tab w:val="right" w:leader="dot" w:pos="7927"/>
+        </w:tabs>
+        <w:rPr>
+          <w:noProof/>
+        </w:rPr>
+      </w:pPr>
+      <w:hyperlink w:anchor="_Toc232417017" w:history="1">
+        <w:r>
+          <w:rPr>
+            <w:rStyle w:val="Hyperlink"/>
+            <w:noProof/>
+          </w:rPr>
+          <w:t>DAFTAR PUSTAKA</w:t>
+        </w:r>
+        <w:r>
+          <w:rPr>
+            <w:noProof/>
+            <w:webHidden/>
+          </w:rPr>
+          <w:tab/>
+        </w:r>
+        <w:r>
+          <w:rPr>
+            <w:noProof/>
+            <w:webHidden/>
+          </w:rPr>
+          <w:fldChar w:fldCharType="begin"/>
+        </w:r>
+        <w:r>
+          <w:rPr>
+            <w:noProof/>
+            <w:webHidden/>
+          </w:rPr>
+          <w:instrText xml:space="preserve"> PAGEREF _Toc232417017 \h </w:instrText>
+        </w:r>
+        <w:r>
+          <w:rPr>
+            <w:noProof/>
+            <w:webHidden/>
+          </w:rPr>
+        </w:r>
+        <w:r>
+          <w:rPr>
+            <w:noProof/>
+            <w:webHidden/>
+          </w:rPr>
+          <w:fldChar w:fldCharType="separate"/>
+        </w:r>
+        <w:r>
+          <w:rPr>
+            <w:noProof/>
+            <w:webHidden/>
+          </w:rPr>
+          <w:t>35</w:t>
+        </w:r>
+        <w:r>
+          <w:rPr>
+            <w:noProof/>
+            <w:webHidden/>
+          </w:rPr>
+          <w:fldChar w:fldCharType="end"/>
+        </w:r>
+      </w:hyperlink>
+    </w:p>
+    <w:p>
+      <w:pPr>
+        <w:pStyle w:val="Heading1"/>
+        <w:jc w:val="both"/>
+        <w:rPr>
+          <w:rFonts w:eastAsia="Times New Roman"/>
+        </w:rPr>
+      </w:pPr>
+      <w:r>
+        <w:rPr>
+          <w:rFonts w:eastAsia="Times New Roman"/>
+        </w:rPr>
+        <w:fldChar w:fldCharType="end"/>
+      </w:r>
+      <w:r>
+        <w:rPr>
+          <w:rFonts w:eastAsia="Times New Roman"/>
+        </w:rPr>
+        <w:br w:type="page"/>
+      </w:r>
+    </w:p>
+    <w:p>
+      <w:pPr>
+        <w:pStyle w:val="Heading1"/>
+      </w:pPr>
+      <w:r>
+        <w:lastRenderedPageBreak/>
+        <w:t>DAFTAR GAMBAR</w:t>
+      </w:r>
+    </w:p>
+    <w:p>
+      <w:pPr>
+        <w:pStyle w:val="Heading1"/>
+        <w:jc w:val="both"/>
+      </w:pPr>
+      <w:r>
+        <w:br w:type="page"/>
       </w:r>
     </w:p>
     <w:p>
@@ -1291,17 +5615,6 @@
       <w:pPr>
         <w:pStyle w:val="Heading1"/>
       </w:pPr>
-    </w:p>
-    <w:p>
-      <w:pPr>
-        <w:rPr>
-          <w:rFonts w:eastAsiaTheme="majorEastAsia" w:cstheme="majorBidi"/>
-          <w:b/>
-          <w:sz w:val="28"/>
-          <w:szCs w:val="32"/>
-          <w:lang w:val="en-US"/>
-        </w:rPr>
-      </w:pPr>
       <w:r>
         <w:br w:type="page"/>
       </w:r>
@@ -1310,6 +5623,7 @@
       <w:pPr>
         <w:pStyle w:val="Heading1"/>
       </w:pPr>
+      <w:bookmarkStart w:id="1" w:name="_Toc232416968"/>
       <w:r>
         <w:lastRenderedPageBreak/>
         <w:t>BAB I</w:t>
@@ -1320,14 +5634,17 @@
       <w:r>
         <w:t>PENDAHULUAN</w:t>
       </w:r>
+      <w:bookmarkEnd w:id="1"/>
     </w:p>
     <w:p>
       <w:pPr>
         <w:pStyle w:val="sub-bab1"/>
       </w:pPr>
+      <w:bookmarkStart w:id="2" w:name="_Toc232416969"/>
       <w:r>
         <w:t>Latar Belakang Masalah</w:t>
       </w:r>
+      <w:bookmarkEnd w:id="2"/>
     </w:p>
     <w:p>
       <w:pPr>
@@ -2186,9 +6503,11 @@
       <w:pPr>
         <w:pStyle w:val="sub-bab1"/>
       </w:pPr>
+      <w:bookmarkStart w:id="3" w:name="_Toc232416970"/>
       <w:r>
         <w:t>Perumusan Masalah</w:t>
       </w:r>
+      <w:bookmarkEnd w:id="3"/>
     </w:p>
     <w:p>
       <w:pPr>
@@ -2412,9 +6731,11 @@
       <w:pPr>
         <w:pStyle w:val="sub-bab1"/>
       </w:pPr>
+      <w:bookmarkStart w:id="4" w:name="_Toc232416971"/>
       <w:r>
         <w:t>Batasan Masalah</w:t>
       </w:r>
+      <w:bookmarkEnd w:id="4"/>
     </w:p>
     <w:p>
       <w:pPr>
@@ -2632,6 +6953,7 @@
       <w:pPr>
         <w:pStyle w:val="sub-bab1"/>
       </w:pPr>
+      <w:bookmarkStart w:id="5" w:name="_Toc232416972"/>
       <w:r>
         <w:t>Waktu dan Tempat Pelaksanaan Kerja Prakt</w:t>
       </w:r>
@@ -2641,6 +6963,7 @@
       <w:r>
         <w:t>k</w:t>
       </w:r>
+      <w:bookmarkEnd w:id="5"/>
     </w:p>
     <w:p>
       <w:pPr>
@@ -3071,9 +7394,11 @@
       <w:pPr>
         <w:pStyle w:val="sub-bab1"/>
       </w:pPr>
+      <w:bookmarkStart w:id="6" w:name="_Toc232416973"/>
       <w:r>
         <w:t>Tujuan dan Manfaat</w:t>
       </w:r>
+      <w:bookmarkEnd w:id="6"/>
     </w:p>
     <w:p>
       <w:pPr>
@@ -3636,9 +7961,11 @@
       <w:pPr>
         <w:pStyle w:val="sub-bab1"/>
       </w:pPr>
+      <w:bookmarkStart w:id="7" w:name="_Toc232416974"/>
       <w:r>
         <w:t>Sistematika Penulisan</w:t>
       </w:r>
+      <w:bookmarkEnd w:id="7"/>
     </w:p>
     <w:p>
       <w:pPr>
@@ -4192,6 +8519,7 @@
         <w:lastRenderedPageBreak/>
         <w:br w:type="page"/>
       </w:r>
+      <w:bookmarkStart w:id="8" w:name="_Toc232416975"/>
       <w:r>
         <w:lastRenderedPageBreak/>
         <w:t>BAB I</w:t>
@@ -4205,6 +8533,7 @@
       <w:r>
         <w:t>GAMBARAN UMUM PERUSAHAAN</w:t>
       </w:r>
+      <w:bookmarkEnd w:id="8"/>
     </w:p>
     <w:p>
       <w:pPr>
@@ -4213,12 +8542,14 @@
           <w:lang w:val="en-US"/>
         </w:rPr>
       </w:pPr>
+      <w:bookmarkStart w:id="9" w:name="_Toc232416976"/>
       <w:r>
         <w:rPr>
           <w:lang w:val="en-US"/>
         </w:rPr>
         <w:t>Sejarah Perusahaan</w:t>
       </w:r>
+      <w:bookmarkEnd w:id="9"/>
     </w:p>
     <w:p>
       <w:pPr>
@@ -4426,12 +8757,14 @@
           <w:lang w:val="en-US"/>
         </w:rPr>
       </w:pPr>
+      <w:bookmarkStart w:id="10" w:name="_Toc232416977"/>
       <w:r>
         <w:rPr>
           <w:lang w:val="en-US"/>
         </w:rPr>
         <w:t>Struktur Organisasi</w:t>
       </w:r>
+      <w:bookmarkEnd w:id="10"/>
     </w:p>
     <w:p>
       <w:pPr>
@@ -4453,11 +8786,7 @@
     </w:p>
     <w:p>
       <w:pPr>
-        <w:rPr>
-          <w:rFonts w:cs="Times New Roman"/>
-          <w:szCs w:val="24"/>
-          <w:lang w:val="en-US"/>
-        </w:rPr>
+        <w:keepNext/>
       </w:pPr>
       <w:r>
         <w:rPr>
@@ -4512,33 +8841,147 @@
     </w:p>
     <w:p>
       <w:pPr>
+        <w:pStyle w:val="Caption"/>
         <w:jc w:val="center"/>
         <w:rPr>
-          <w:rFonts w:cs="Times New Roman"/>
-          <w:i/>
-          <w:iCs/>
-          <w:szCs w:val="24"/>
-          <w:lang w:val="en-US"/>
-        </w:rPr>
-      </w:pPr>
-      <w:r>
-        <w:rPr>
-          <w:rFonts w:cs="Times New Roman"/>
-          <w:i/>
-          <w:iCs/>
-          <w:szCs w:val="24"/>
-          <w:lang w:val="en-US"/>
-        </w:rPr>
-        <w:t>Gambar 2.1 Struktur Organisasi Reusely</w:t>
+          <w:i w:val="0"/>
+          <w:iCs w:val="0"/>
+          <w:color w:val="auto"/>
+          <w:sz w:val="24"/>
+          <w:szCs w:val="24"/>
+          <w:lang w:val="en-US"/>
+        </w:rPr>
+      </w:pPr>
+      <w:r>
+        <w:rPr>
+          <w:i w:val="0"/>
+          <w:iCs w:val="0"/>
+          <w:color w:val="auto"/>
+          <w:sz w:val="24"/>
+          <w:szCs w:val="24"/>
+          <w:lang w:val="en-US"/>
+        </w:rPr>
+        <w:t>(</w:t>
+      </w:r>
+      <w:r>
+        <w:rPr>
+          <w:i w:val="0"/>
+          <w:iCs w:val="0"/>
+          <w:color w:val="auto"/>
+          <w:sz w:val="24"/>
+          <w:szCs w:val="24"/>
+          <w:lang w:val="en-US"/>
+        </w:rPr>
+        <w:t>Sumber: Reusely</w:t>
+      </w:r>
+      <w:r>
+        <w:rPr>
+          <w:i w:val="0"/>
+          <w:iCs w:val="0"/>
+          <w:color w:val="auto"/>
+          <w:sz w:val="24"/>
+          <w:szCs w:val="24"/>
+          <w:lang w:val="en-US"/>
+        </w:rPr>
+        <w:t>)</w:t>
+      </w:r>
+    </w:p>
+    <w:p>
+      <w:pPr>
+        <w:pStyle w:val="Caption"/>
+        <w:jc w:val="center"/>
+        <w:rPr>
+          <w:rFonts w:cs="Times New Roman"/>
+          <w:i w:val="0"/>
+          <w:iCs w:val="0"/>
+          <w:color w:val="auto"/>
+          <w:sz w:val="24"/>
+          <w:szCs w:val="36"/>
+          <w:lang w:val="en-US"/>
+        </w:rPr>
+      </w:pPr>
+      <w:r>
+        <w:rPr>
+          <w:i w:val="0"/>
+          <w:iCs w:val="0"/>
+          <w:color w:val="auto"/>
+          <w:sz w:val="24"/>
+          <w:szCs w:val="24"/>
+        </w:rPr>
+        <w:t xml:space="preserve">Gambar 2. </w:t>
+      </w:r>
+      <w:r>
+        <w:rPr>
+          <w:i w:val="0"/>
+          <w:iCs w:val="0"/>
+          <w:color w:val="auto"/>
+          <w:sz w:val="24"/>
+          <w:szCs w:val="24"/>
+        </w:rPr>
+        <w:fldChar w:fldCharType="begin"/>
+      </w:r>
+      <w:r>
+        <w:rPr>
+          <w:i w:val="0"/>
+          <w:iCs w:val="0"/>
+          <w:color w:val="auto"/>
+          <w:sz w:val="24"/>
+          <w:szCs w:val="24"/>
+        </w:rPr>
+        <w:instrText xml:space="preserve"> SEQ Gambar_2. \* ARABIC </w:instrText>
+      </w:r>
+      <w:r>
+        <w:rPr>
+          <w:i w:val="0"/>
+          <w:iCs w:val="0"/>
+          <w:color w:val="auto"/>
+          <w:sz w:val="24"/>
+          <w:szCs w:val="24"/>
+        </w:rPr>
+        <w:fldChar w:fldCharType="separate"/>
+      </w:r>
+      <w:r>
+        <w:rPr>
+          <w:i w:val="0"/>
+          <w:iCs w:val="0"/>
+          <w:noProof/>
+          <w:color w:val="auto"/>
+          <w:sz w:val="24"/>
+          <w:szCs w:val="24"/>
+        </w:rPr>
+        <w:t>1</w:t>
+      </w:r>
+      <w:r>
+        <w:rPr>
+          <w:i w:val="0"/>
+          <w:iCs w:val="0"/>
+          <w:color w:val="auto"/>
+          <w:sz w:val="24"/>
+          <w:szCs w:val="24"/>
+        </w:rPr>
+        <w:fldChar w:fldCharType="end"/>
+      </w:r>
+      <w:r>
+        <w:rPr>
+          <w:i w:val="0"/>
+          <w:iCs w:val="0"/>
+          <w:color w:val="auto"/>
+          <w:sz w:val="24"/>
+          <w:szCs w:val="24"/>
+          <w:lang w:val="en-US"/>
+        </w:rPr>
+        <w:t xml:space="preserve"> Struktur Organisasi Reusely</w:t>
       </w:r>
     </w:p>
     <w:p>
       <w:pPr>
         <w:pStyle w:val="Heading3"/>
       </w:pPr>
+      <w:bookmarkStart w:id="11" w:name="_Toc232416978"/>
       <w:r>
         <w:t>CEO</w:t>
       </w:r>
+      <w:bookmarkEnd w:id="11"/>
     </w:p>
     <w:p>
       <w:pPr>
@@ -4747,9 +9190,11 @@
       <w:pPr>
         <w:pStyle w:val="Heading3"/>
       </w:pPr>
+      <w:bookmarkStart w:id="12" w:name="_Toc232416979"/>
       <w:r>
         <w:t>Head of Customer Experience</w:t>
       </w:r>
+      <w:bookmarkEnd w:id="12"/>
     </w:p>
     <w:p>
       <w:pPr>
@@ -4884,12 +9329,14 @@
       <w:pPr>
         <w:pStyle w:val="Heading3"/>
       </w:pPr>
-      <w:bookmarkStart w:id="0" w:name="_Toc229390562"/>
+      <w:bookmarkStart w:id="13" w:name="_Toc229390562"/>
+      <w:bookmarkStart w:id="14" w:name="_Toc232416980"/>
       <w:r>
         <w:lastRenderedPageBreak/>
         <w:t>Tech Lead</w:t>
       </w:r>
-      <w:bookmarkEnd w:id="0"/>
+      <w:bookmarkEnd w:id="13"/>
+      <w:bookmarkEnd w:id="14"/>
     </w:p>
     <w:p>
       <w:pPr>
@@ -5065,11 +9512,13 @@
       <w:pPr>
         <w:pStyle w:val="Heading3"/>
       </w:pPr>
-      <w:bookmarkStart w:id="1" w:name="_Toc229390563"/>
+      <w:bookmarkStart w:id="15" w:name="_Toc229390563"/>
+      <w:bookmarkStart w:id="16" w:name="_Toc232416981"/>
       <w:r>
         <w:t>Product Manager</w:t>
       </w:r>
-      <w:bookmarkEnd w:id="1"/>
+      <w:bookmarkEnd w:id="15"/>
+      <w:bookmarkEnd w:id="16"/>
     </w:p>
     <w:p>
       <w:pPr>
@@ -5284,14 +9733,16 @@
           <w14:ligatures w14:val="standardContextual"/>
         </w:rPr>
       </w:pPr>
-      <w:bookmarkStart w:id="2" w:name="_Toc229390564"/>
+      <w:bookmarkStart w:id="17" w:name="_Toc229390564"/>
+      <w:bookmarkStart w:id="18" w:name="_Toc232416982"/>
       <w:r>
         <w:rPr>
           <w:lang w:eastAsia="en-ID"/>
         </w:rPr>
         <w:t>Head of Marketing</w:t>
       </w:r>
-      <w:bookmarkEnd w:id="2"/>
+      <w:bookmarkEnd w:id="17"/>
+      <w:bookmarkEnd w:id="18"/>
     </w:p>
     <w:p>
       <w:pPr>
@@ -5464,11 +9915,13 @@
       <w:pPr>
         <w:pStyle w:val="Heading3"/>
       </w:pPr>
-      <w:bookmarkStart w:id="3" w:name="_Toc229390565"/>
+      <w:bookmarkStart w:id="19" w:name="_Toc229390565"/>
+      <w:bookmarkStart w:id="20" w:name="_Toc232416983"/>
       <w:r>
         <w:t>Product Designer</w:t>
       </w:r>
-      <w:bookmarkEnd w:id="3"/>
+      <w:bookmarkEnd w:id="19"/>
+      <w:bookmarkEnd w:id="20"/>
     </w:p>
     <w:p>
       <w:pPr>
@@ -5658,11 +10111,13 @@
       <w:pPr>
         <w:pStyle w:val="Heading3"/>
       </w:pPr>
-      <w:bookmarkStart w:id="4" w:name="_Toc229390566"/>
+      <w:bookmarkStart w:id="21" w:name="_Toc229390566"/>
+      <w:bookmarkStart w:id="22" w:name="_Toc232416984"/>
       <w:r>
         <w:t>Product Owner</w:t>
       </w:r>
-      <w:bookmarkEnd w:id="4"/>
+      <w:bookmarkEnd w:id="21"/>
+      <w:bookmarkEnd w:id="22"/>
       <w:r>
         <w:t xml:space="preserve"> </w:t>
       </w:r>
@@ -5817,11 +10272,13 @@
       <w:pPr>
         <w:pStyle w:val="Heading3"/>
       </w:pPr>
-      <w:bookmarkStart w:id="5" w:name="_Toc229390567"/>
+      <w:bookmarkStart w:id="23" w:name="_Toc229390567"/>
+      <w:bookmarkStart w:id="24" w:name="_Toc232416985"/>
       <w:r>
         <w:t>Backend Lead</w:t>
       </w:r>
-      <w:bookmarkEnd w:id="5"/>
+      <w:bookmarkEnd w:id="23"/>
+      <w:bookmarkEnd w:id="24"/>
     </w:p>
     <w:p>
       <w:pPr>
@@ -5829,7 +10286,7 @@
         <w:spacing w:line="360" w:lineRule="auto"/>
         <w:ind w:left="540" w:firstLine="720"/>
       </w:pPr>
-      <w:bookmarkStart w:id="6" w:name="_Toc229390568"/>
+      <w:bookmarkStart w:id="25" w:name="_Toc229390568"/>
       <w:r>
         <w:rPr>
           <w:i/>
@@ -5977,11 +10434,13 @@
       <w:pPr>
         <w:pStyle w:val="Heading3"/>
       </w:pPr>
+      <w:bookmarkStart w:id="26" w:name="_Toc232416986"/>
       <w:r>
         <w:lastRenderedPageBreak/>
         <w:t>Frontend Lead</w:t>
       </w:r>
-      <w:bookmarkEnd w:id="6"/>
+      <w:bookmarkEnd w:id="25"/>
+      <w:bookmarkEnd w:id="26"/>
     </w:p>
     <w:p>
       <w:pPr>
@@ -6172,9 +10631,11 @@
       <w:pPr>
         <w:pStyle w:val="Heading3"/>
       </w:pPr>
+      <w:bookmarkStart w:id="27" w:name="_Toc232416987"/>
       <w:r>
         <w:t>Senior Backend</w:t>
       </w:r>
+      <w:bookmarkEnd w:id="27"/>
     </w:p>
     <w:p>
       <w:pPr>
@@ -6454,9 +10915,11 @@
       <w:pPr>
         <w:pStyle w:val="Heading3"/>
       </w:pPr>
+      <w:bookmarkStart w:id="28" w:name="_Toc232416988"/>
       <w:r>
         <w:t>Senior Frontend</w:t>
       </w:r>
+      <w:bookmarkEnd w:id="28"/>
     </w:p>
     <w:p>
       <w:pPr>
@@ -6806,9 +11269,11 @@
       <w:pPr>
         <w:pStyle w:val="Heading3"/>
       </w:pPr>
+      <w:bookmarkStart w:id="29" w:name="_Toc232416989"/>
       <w:r>
         <w:t>Product Quality Assurance</w:t>
       </w:r>
+      <w:bookmarkEnd w:id="29"/>
     </w:p>
     <w:p>
       <w:pPr>
@@ -7011,9 +11476,11 @@
       <w:pPr>
         <w:pStyle w:val="Heading3"/>
       </w:pPr>
+      <w:bookmarkStart w:id="30" w:name="_Toc232416990"/>
       <w:r>
         <w:t>Quality Assurance Engineer</w:t>
       </w:r>
+      <w:bookmarkEnd w:id="30"/>
     </w:p>
     <w:p>
       <w:pPr>
@@ -7205,9 +11672,11 @@
       <w:pPr>
         <w:pStyle w:val="Heading3"/>
       </w:pPr>
+      <w:bookmarkStart w:id="31" w:name="_Toc232416991"/>
       <w:r>
         <w:t>Data Management</w:t>
       </w:r>
+      <w:bookmarkEnd w:id="31"/>
     </w:p>
     <w:p>
       <w:pPr>
@@ -7308,9 +11777,11 @@
       <w:pPr>
         <w:pStyle w:val="Heading3"/>
       </w:pPr>
+      <w:bookmarkStart w:id="32" w:name="_Toc232416992"/>
       <w:r>
         <w:t>Sales Development</w:t>
       </w:r>
+      <w:bookmarkEnd w:id="32"/>
     </w:p>
     <w:p>
       <w:pPr>
@@ -7426,9 +11897,11 @@
       <w:pPr>
         <w:pStyle w:val="Heading3"/>
       </w:pPr>
+      <w:bookmarkStart w:id="33" w:name="_Toc232416993"/>
       <w:r>
         <w:t>Customer Support</w:t>
       </w:r>
+      <w:bookmarkEnd w:id="33"/>
     </w:p>
     <w:p>
       <w:pPr>
@@ -7556,9 +12029,11 @@
       <w:pPr>
         <w:pStyle w:val="Heading2"/>
       </w:pPr>
+      <w:bookmarkStart w:id="34" w:name="_Toc232416994"/>
       <w:r>
         <w:t>Logo Reusely.Com</w:t>
       </w:r>
+      <w:bookmarkEnd w:id="34"/>
     </w:p>
     <w:p>
       <w:pPr>
@@ -7573,8 +12048,9 @@
     <w:p>
       <w:pPr>
         <w:pStyle w:val="NormalWeb"/>
+        <w:keepNext/>
         <w:spacing w:line="360" w:lineRule="auto"/>
-        <w:ind w:left="1843" w:firstLine="720"/>
+        <w:jc w:val="center"/>
       </w:pPr>
       <w:r>
         <w:rPr>
@@ -7632,32 +12108,125 @@
     </w:p>
     <w:p>
       <w:pPr>
-        <w:pStyle w:val="NormalWeb"/>
-        <w:spacing w:after="0" w:afterAutospacing="0" w:line="360" w:lineRule="auto"/>
-        <w:ind w:left="1418" w:firstLine="720"/>
-      </w:pPr>
-      <w:r>
-        <w:t>(Sumber: Linkedln Reusely.com)</w:t>
-      </w:r>
-    </w:p>
-    <w:p>
-      <w:pPr>
-        <w:pStyle w:val="NormalWeb"/>
-        <w:spacing w:before="0" w:beforeAutospacing="0" w:line="360" w:lineRule="auto"/>
-        <w:ind w:left="1985" w:firstLine="283"/>
-      </w:pPr>
-      <w:r>
-        <w:t>Gambar 2. 2 Logo Perusahaan</w:t>
+        <w:pStyle w:val="Caption"/>
+        <w:jc w:val="center"/>
+        <w:rPr>
+          <w:i w:val="0"/>
+          <w:iCs w:val="0"/>
+          <w:color w:val="auto"/>
+          <w:sz w:val="24"/>
+          <w:szCs w:val="24"/>
+          <w:lang w:val="en-US"/>
+        </w:rPr>
+      </w:pPr>
+      <w:r>
+        <w:rPr>
+          <w:i w:val="0"/>
+          <w:iCs w:val="0"/>
+          <w:color w:val="auto"/>
+          <w:sz w:val="24"/>
+          <w:szCs w:val="24"/>
+          <w:lang w:val="en-US"/>
+        </w:rPr>
+        <w:t>(Sumber: LinkedIn Reusely)</w:t>
+      </w:r>
+    </w:p>
+    <w:p>
+      <w:pPr>
+        <w:pStyle w:val="Caption"/>
+        <w:jc w:val="center"/>
+        <w:rPr>
+          <w:i w:val="0"/>
+          <w:iCs w:val="0"/>
+          <w:color w:val="auto"/>
+          <w:sz w:val="24"/>
+          <w:szCs w:val="24"/>
+          <w:lang w:val="en-US"/>
+        </w:rPr>
+      </w:pPr>
+      <w:r>
+        <w:rPr>
+          <w:i w:val="0"/>
+          <w:iCs w:val="0"/>
+          <w:color w:val="auto"/>
+          <w:sz w:val="24"/>
+          <w:szCs w:val="24"/>
+        </w:rPr>
+        <w:t xml:space="preserve">Gambar 2. </w:t>
+      </w:r>
+      <w:r>
+        <w:rPr>
+          <w:i w:val="0"/>
+          <w:iCs w:val="0"/>
+          <w:color w:val="auto"/>
+          <w:sz w:val="24"/>
+          <w:szCs w:val="24"/>
+        </w:rPr>
+        <w:fldChar w:fldCharType="begin"/>
+      </w:r>
+      <w:r>
+        <w:rPr>
+          <w:i w:val="0"/>
+          <w:iCs w:val="0"/>
+          <w:color w:val="auto"/>
+          <w:sz w:val="24"/>
+          <w:szCs w:val="24"/>
+        </w:rPr>
+        <w:instrText xml:space="preserve"> SEQ Gambar_2. \* ARABIC </w:instrText>
+      </w:r>
+      <w:r>
+        <w:rPr>
+          <w:i w:val="0"/>
+          <w:iCs w:val="0"/>
+          <w:color w:val="auto"/>
+          <w:sz w:val="24"/>
+          <w:szCs w:val="24"/>
+        </w:rPr>
+        <w:fldChar w:fldCharType="separate"/>
+      </w:r>
+      <w:r>
+        <w:rPr>
+          <w:i w:val="0"/>
+          <w:iCs w:val="0"/>
+          <w:noProof/>
+          <w:color w:val="auto"/>
+          <w:sz w:val="24"/>
+          <w:szCs w:val="24"/>
+        </w:rPr>
+        <w:t>2</w:t>
+      </w:r>
+      <w:r>
+        <w:rPr>
+          <w:i w:val="0"/>
+          <w:iCs w:val="0"/>
+          <w:color w:val="auto"/>
+          <w:sz w:val="24"/>
+          <w:szCs w:val="24"/>
+        </w:rPr>
+        <w:fldChar w:fldCharType="end"/>
+      </w:r>
+      <w:r>
+        <w:rPr>
+          <w:i w:val="0"/>
+          <w:iCs w:val="0"/>
+          <w:color w:val="auto"/>
+          <w:sz w:val="24"/>
+          <w:szCs w:val="24"/>
+          <w:lang w:val="en-US"/>
+        </w:rPr>
+        <w:t xml:space="preserve"> Logo Reusely</w:t>
       </w:r>
     </w:p>
     <w:p>
       <w:pPr>
         <w:pStyle w:val="Heading2"/>
       </w:pPr>
+      <w:bookmarkStart w:id="35" w:name="_Toc232416995"/>
       <w:r>
         <w:lastRenderedPageBreak/>
         <w:t>Visi dan Misi Perusahaan</w:t>
       </w:r>
+      <w:bookmarkEnd w:id="35"/>
     </w:p>
     <w:p>
       <w:pPr>
@@ -7668,9 +12237,11 @@
         </w:numPr>
         <w:ind w:hanging="720"/>
       </w:pPr>
+      <w:bookmarkStart w:id="36" w:name="_Toc232416996"/>
       <w:r>
         <w:t>Visi</w:t>
       </w:r>
+      <w:bookmarkEnd w:id="36"/>
     </w:p>
     <w:p>
       <w:pPr>
@@ -7796,9 +12367,11 @@
           <w14:ligatures w14:val="standardContextual"/>
         </w:rPr>
       </w:pPr>
+      <w:bookmarkStart w:id="37" w:name="_Toc232416997"/>
       <w:r>
         <w:t>Misi</w:t>
       </w:r>
+      <w:bookmarkEnd w:id="37"/>
     </w:p>
     <w:p>
       <w:pPr>
@@ -7857,6 +12430,7 @@
       <w:pPr>
         <w:pStyle w:val="Heading1"/>
       </w:pPr>
+      <w:bookmarkStart w:id="38" w:name="_Toc232416998"/>
       <w:r>
         <w:lastRenderedPageBreak/>
         <w:t>BAB I</w:t>
@@ -7870,6 +12444,7 @@
       <w:r>
         <w:t>HASIL KEGIATAN KERJA PRAKTIK</w:t>
       </w:r>
+      <w:bookmarkEnd w:id="38"/>
     </w:p>
     <w:p>
       <w:pPr>
@@ -7881,6 +12456,7 @@
         <w:ind w:left="540" w:hanging="540"/>
         <w:jc w:val="both"/>
       </w:pPr>
+      <w:bookmarkStart w:id="39" w:name="_Toc232416999"/>
       <w:r>
         <w:rPr>
           <w:sz w:val="24"/>
@@ -7888,6 +12464,7 @@
         </w:rPr>
         <w:t>Waktu Pelaksanaan Kerja Praktik</w:t>
       </w:r>
+      <w:bookmarkEnd w:id="39"/>
     </w:p>
     <w:p>
       <w:pPr>
@@ -7949,6 +12526,7 @@
           <w:szCs w:val="24"/>
         </w:rPr>
       </w:pPr>
+      <w:bookmarkStart w:id="40" w:name="_Toc232417000"/>
       <w:r>
         <w:rPr>
           <w:sz w:val="24"/>
@@ -7956,6 +12534,7 @@
         </w:rPr>
         <w:t>Bidang Kegiatan Kerja Praktik</w:t>
       </w:r>
+      <w:bookmarkEnd w:id="40"/>
     </w:p>
     <w:p>
       <w:pPr>
@@ -8131,6 +12710,7 @@
           <w:szCs w:val="24"/>
         </w:rPr>
       </w:pPr>
+      <w:bookmarkStart w:id="41" w:name="_Toc232417001"/>
       <w:r>
         <w:rPr>
           <w:sz w:val="24"/>
@@ -8138,6 +12718,7 @@
         </w:rPr>
         <w:t>Tugas dan Tanggung Jawab</w:t>
       </w:r>
+      <w:bookmarkEnd w:id="41"/>
     </w:p>
     <w:p>
       <w:pPr>
@@ -8372,6 +12953,7 @@
           <w:szCs w:val="24"/>
         </w:rPr>
       </w:pPr>
+      <w:bookmarkStart w:id="42" w:name="_Toc232417002"/>
       <w:r>
         <w:rPr>
           <w:sz w:val="24"/>
@@ -8379,6 +12961,7 @@
         </w:rPr>
         <w:t>Landasan Teori</w:t>
       </w:r>
+      <w:bookmarkEnd w:id="42"/>
     </w:p>
     <w:p>
       <w:pPr>
@@ -8393,6 +12976,7 @@
           <w:iCs/>
         </w:rPr>
       </w:pPr>
+      <w:bookmarkStart w:id="43" w:name="_Toc232417003"/>
       <w:r>
         <w:rPr>
           <w:i/>
@@ -8400,6 +12984,7 @@
         </w:rPr>
         <w:t>User Interface</w:t>
       </w:r>
+      <w:bookmarkEnd w:id="43"/>
     </w:p>
     <w:p>
       <w:pPr>
@@ -8625,6 +13210,7 @@
           <w:iCs/>
         </w:rPr>
       </w:pPr>
+      <w:bookmarkStart w:id="44" w:name="_Toc232417004"/>
       <w:r>
         <w:rPr>
           <w:i/>
@@ -8632,6 +13218,7 @@
         </w:rPr>
         <w:t>Design System</w:t>
       </w:r>
+      <w:bookmarkEnd w:id="44"/>
     </w:p>
     <w:p>
       <w:pPr>
@@ -8845,12 +13432,14 @@
         </w:numPr>
         <w:ind w:hanging="720"/>
       </w:pPr>
+      <w:bookmarkStart w:id="45" w:name="_Toc232417005"/>
       <w:r>
         <w:rPr>
           <w:iCs/>
         </w:rPr>
         <w:t>Figma</w:t>
       </w:r>
+      <w:bookmarkEnd w:id="45"/>
     </w:p>
     <w:p>
       <w:pPr>
@@ -9005,12 +13594,14 @@
           <w:i/>
         </w:rPr>
       </w:pPr>
+      <w:bookmarkStart w:id="46" w:name="_Toc232417006"/>
       <w:r>
         <w:rPr>
           <w:i/>
         </w:rPr>
         <w:t>Auto Layout</w:t>
       </w:r>
+      <w:bookmarkEnd w:id="46"/>
     </w:p>
     <w:p>
       <w:pPr>
@@ -9061,12 +13652,14 @@
           <w:i/>
         </w:rPr>
       </w:pPr>
+      <w:bookmarkStart w:id="47" w:name="_Toc232417007"/>
       <w:r>
         <w:rPr>
           <w:i/>
         </w:rPr>
         <w:t>Component Sets</w:t>
       </w:r>
+      <w:bookmarkEnd w:id="47"/>
     </w:p>
     <w:p>
       <w:pPr>
@@ -9127,6 +13720,7 @@
           <w:i/>
         </w:rPr>
       </w:pPr>
+      <w:bookmarkStart w:id="48" w:name="_Toc232417008"/>
       <w:r>
         <w:rPr>
           <w:i/>
@@ -9145,6 +13739,7 @@
         </w:rPr>
         <w:t>Design Tokens</w:t>
       </w:r>
+      <w:bookmarkEnd w:id="48"/>
     </w:p>
     <w:p>
       <w:pPr>
@@ -9186,6 +13781,7 @@
           <w:iCs/>
         </w:rPr>
       </w:pPr>
+      <w:bookmarkStart w:id="49" w:name="_Toc232417009"/>
       <w:r>
         <w:rPr>
           <w:i/>
@@ -9193,6 +13789,7 @@
         </w:rPr>
         <w:t>High-Fidelity Prototype</w:t>
       </w:r>
+      <w:bookmarkEnd w:id="49"/>
     </w:p>
     <w:p>
       <w:pPr>
@@ -9323,6 +13920,7 @@
           <w:szCs w:val="24"/>
         </w:rPr>
       </w:pPr>
+      <w:bookmarkStart w:id="50" w:name="_Toc232417010"/>
       <w:r>
         <w:rPr>
           <w:sz w:val="24"/>
@@ -9330,6 +13928,7 @@
         </w:rPr>
         <w:t>Sistem dan Prosedur Kerja</w:t>
       </w:r>
+      <w:bookmarkEnd w:id="50"/>
     </w:p>
     <w:p>
       <w:pPr>
@@ -9402,6 +14001,7 @@
         </w:numPr>
         <w:ind w:left="1260" w:hanging="720"/>
       </w:pPr>
+      <w:bookmarkStart w:id="51" w:name="_Toc232417011"/>
       <w:r>
         <w:t xml:space="preserve">Tahap Menerima </w:t>
       </w:r>
@@ -9415,6 +14015,7 @@
       <w:r>
         <w:t xml:space="preserve"> dan Modul Tugas</w:t>
       </w:r>
+      <w:bookmarkEnd w:id="51"/>
     </w:p>
     <w:p>
       <w:pPr>
@@ -9453,6 +14054,7 @@
         </w:numPr>
         <w:ind w:left="1260" w:hanging="720"/>
       </w:pPr>
+      <w:bookmarkStart w:id="52" w:name="_Toc232417012"/>
       <w:r>
         <w:t>Tahap Audit Komponen Lama (</w:t>
       </w:r>
@@ -9466,6 +14068,7 @@
       <w:r>
         <w:t>)</w:t>
       </w:r>
+      <w:bookmarkEnd w:id="52"/>
     </w:p>
     <w:p>
       <w:pPr>
@@ -9513,6 +14116,7 @@
         </w:numPr>
         <w:ind w:left="1260" w:hanging="720"/>
       </w:pPr>
+      <w:bookmarkStart w:id="53" w:name="_Toc232417013"/>
       <w:r>
         <w:t xml:space="preserve">Tahap Perancangan Ulang dan </w:t>
       </w:r>
@@ -9523,6 +14127,7 @@
         </w:rPr>
         <w:t>Prototyping</w:t>
       </w:r>
+      <w:bookmarkEnd w:id="53"/>
     </w:p>
     <w:p>
       <w:pPr>
@@ -9602,6 +14207,7 @@
         </w:numPr>
         <w:ind w:left="1260" w:hanging="720"/>
       </w:pPr>
+      <w:bookmarkStart w:id="54" w:name="_Toc232417014"/>
       <w:r>
         <w:t>Tahap Evaluasi dan Persetujuan (</w:t>
       </w:r>
@@ -9615,6 +14221,7 @@
       <w:r>
         <w:t>)</w:t>
       </w:r>
+      <w:bookmarkEnd w:id="54"/>
     </w:p>
     <w:p>
       <w:pPr>
@@ -9716,6 +14323,698 @@
       <w:r>
         <w:t xml:space="preserve"> oleh desainer senior.</w:t>
       </w:r>
+    </w:p>
+    <w:p>
+      <w:pPr>
+        <w:pStyle w:val="Heading1"/>
+        <w:numPr>
+          <w:ilvl w:val="0"/>
+          <w:numId w:val="33"/>
+        </w:numPr>
+        <w:ind w:left="540" w:hanging="540"/>
+        <w:jc w:val="both"/>
+        <w:rPr>
+          <w:sz w:val="24"/>
+          <w:szCs w:val="24"/>
+        </w:rPr>
+      </w:pPr>
+      <w:bookmarkStart w:id="55" w:name="_Toc232417015"/>
+      <w:r>
+        <w:rPr>
+          <w:sz w:val="24"/>
+          <w:szCs w:val="24"/>
+        </w:rPr>
+        <w:t>Hasil dan Pembahasan</w:t>
+      </w:r>
+      <w:bookmarkEnd w:id="55"/>
+    </w:p>
+    <w:p>
+      <w:pPr>
+        <w:pStyle w:val="anaksub-bab"/>
+        <w:numPr>
+          <w:ilvl w:val="0"/>
+          <w:numId w:val="39"/>
+        </w:numPr>
+        <w:ind w:left="1260" w:hanging="720"/>
+      </w:pPr>
+      <w:bookmarkStart w:id="56" w:name="_Toc232417016"/>
+      <w:r>
+        <w:t xml:space="preserve">Implementasi Desain </w:t>
+      </w:r>
+      <w:r>
+        <w:rPr>
+          <w:i/>
+          <w:iCs/>
+        </w:rPr>
+        <w:t>UI</w:t>
+      </w:r>
+      <w:r>
+        <w:t xml:space="preserve"> Halaman </w:t>
+      </w:r>
+      <w:r>
+        <w:rPr>
+          <w:i/>
+          <w:iCs/>
+        </w:rPr>
+        <w:t xml:space="preserve">Settings </w:t>
+      </w:r>
+      <w:r>
+        <w:t xml:space="preserve">– </w:t>
+      </w:r>
+      <w:r>
+        <w:rPr>
+          <w:i/>
+          <w:iCs/>
+        </w:rPr>
+        <w:t>Company Profile</w:t>
+      </w:r>
+      <w:bookmarkEnd w:id="56"/>
+    </w:p>
+    <w:p>
+      <w:pPr>
+        <w:pStyle w:val="isianaksub-bab"/>
+      </w:pPr>
+      <w:r>
+        <w:t xml:space="preserve">Halaman </w:t>
+      </w:r>
+      <w:r>
+        <w:rPr>
+          <w:i/>
+        </w:rPr>
+        <w:t>Settings – Company Profile</w:t>
+      </w:r>
+      <w:r>
+        <w:t xml:space="preserve"> merupakan salah satu modul krusial pada platform Reusely yang berfungsi bagi pengguna korporat untuk mengelola identitas dasar perusahaan, pengaturan mata uang, format waktu, hingga konfigurasi wilayah data. Pada awal pelaksanaan pengerjaan, penulis melakukan audit antarmuka terhadap desain lama yang berbasis </w:t>
+      </w:r>
+      <w:r>
+        <w:rPr>
+          <w:i/>
+        </w:rPr>
+        <w:t>Design System V1</w:t>
+      </w:r>
+      <w:r>
+        <w:t xml:space="preserve"> seperti yang tertera pada Gambar 3.1.</w:t>
+      </w:r>
+    </w:p>
+    <w:p>
+      <w:pPr>
+        <w:ind w:left="1260"/>
+        <w:jc w:val="center"/>
+      </w:pPr>
+      <w:r>
+        <w:rPr>
+          <w:noProof/>
+        </w:rPr>
+        <w:lastRenderedPageBreak/>
+        <w:drawing>
+          <wp:inline distT="0" distB="0" distL="0" distR="0" wp14:anchorId="453EA668" wp14:editId="3C8F5474">
+            <wp:extent cx="3590925" cy="2821796"/>
+            <wp:effectExtent l="0" t="0" r="0" b="0"/>
+            <wp:docPr id="3" name="Picture 3"/>
+            <wp:cNvGraphicFramePr>
+              <a:graphicFrameLocks xmlns:a="http://schemas.openxmlformats.org/drawingml/2006/main" noChangeAspect="1"/>
+            </wp:cNvGraphicFramePr>
+            <a:graphic xmlns:a="http://schemas.openxmlformats.org/drawingml/2006/main">
+              <a:graphicData uri="http://schemas.openxmlformats.org/drawingml/2006/picture">
+                <pic:pic xmlns:pic="http://schemas.openxmlformats.org/drawingml/2006/picture">
+                  <pic:nvPicPr>
+                    <pic:cNvPr id="3" name="Picture 3"/>
+                    <pic:cNvPicPr/>
+                  </pic:nvPicPr>
+                  <pic:blipFill>
+                    <a:blip r:embed="rId9" cstate="print">
+                      <a:extLst>
+                        <a:ext uri="{28A0092B-C50C-407E-A947-70E740481C1C}">
+                          <a14:useLocalDpi xmlns:a14="http://schemas.microsoft.com/office/drawing/2010/main" val="0"/>
+                        </a:ext>
+                      </a:extLst>
+                    </a:blip>
+                    <a:stretch>
+                      <a:fillRect/>
+                    </a:stretch>
+                  </pic:blipFill>
+                  <pic:spPr>
+                    <a:xfrm>
+                      <a:off x="0" y="0"/>
+                      <a:ext cx="3603529" cy="2831701"/>
+                    </a:xfrm>
+                    <a:prstGeom prst="rect">
+                      <a:avLst/>
+                    </a:prstGeom>
+                  </pic:spPr>
+                </pic:pic>
+              </a:graphicData>
+            </a:graphic>
+          </wp:inline>
+        </w:drawing>
+      </w:r>
+    </w:p>
+    <w:p>
+      <w:pPr>
+        <w:spacing w:after="0"/>
+        <w:ind w:left="1170"/>
+        <w:jc w:val="center"/>
+        <w:rPr>
+          <w:szCs w:val="24"/>
+          <w:lang w:val="en-US"/>
+        </w:rPr>
+      </w:pPr>
+      <w:r>
+        <w:rPr>
+          <w:szCs w:val="24"/>
+          <w:lang w:val="en-US"/>
+        </w:rPr>
+        <w:t>(</w:t>
+      </w:r>
+      <w:r>
+        <w:rPr>
+          <w:szCs w:val="24"/>
+          <w:lang w:val="en-US"/>
+        </w:rPr>
+        <w:t xml:space="preserve">Sumber: </w:t>
+      </w:r>
+      <w:r>
+        <w:rPr>
+          <w:szCs w:val="24"/>
+          <w:lang w:val="en-US"/>
+        </w:rPr>
+        <w:t xml:space="preserve">Arsip </w:t>
+      </w:r>
+      <w:r>
+        <w:rPr>
+          <w:i/>
+          <w:iCs/>
+          <w:szCs w:val="24"/>
+          <w:lang w:val="en-US"/>
+        </w:rPr>
+        <w:t>UI</w:t>
+      </w:r>
+      <w:r>
+        <w:rPr>
+          <w:szCs w:val="24"/>
+          <w:lang w:val="en-US"/>
+        </w:rPr>
+        <w:t xml:space="preserve"> Reusely Platform</w:t>
+      </w:r>
+      <w:r>
+        <w:rPr>
+          <w:szCs w:val="24"/>
+          <w:lang w:val="en-US"/>
+        </w:rPr>
+        <w:t xml:space="preserve"> </w:t>
+      </w:r>
+      <w:r>
+        <w:rPr>
+          <w:i/>
+          <w:iCs/>
+          <w:szCs w:val="24"/>
+          <w:lang w:val="en-US"/>
+        </w:rPr>
+        <w:t>V1</w:t>
+      </w:r>
+      <w:r>
+        <w:rPr>
+          <w:szCs w:val="24"/>
+          <w:lang w:val="en-US"/>
+        </w:rPr>
+        <w:t>)</w:t>
+      </w:r>
+    </w:p>
+    <w:p>
+      <w:pPr>
+        <w:ind w:left="1170"/>
+        <w:jc w:val="center"/>
+        <w:rPr>
+          <w:i/>
+          <w:iCs/>
+          <w:szCs w:val="24"/>
+          <w:lang w:val="en-US"/>
+        </w:rPr>
+      </w:pPr>
+      <w:r>
+        <w:rPr>
+          <w:szCs w:val="24"/>
+        </w:rPr>
+        <w:t xml:space="preserve">Gambar 3. </w:t>
+      </w:r>
+      <w:r>
+        <w:rPr>
+          <w:szCs w:val="24"/>
+        </w:rPr>
+        <w:fldChar w:fldCharType="begin"/>
+      </w:r>
+      <w:r>
+        <w:rPr>
+          <w:szCs w:val="24"/>
+        </w:rPr>
+        <w:instrText xml:space="preserve"> SEQ Gambar_3. \* ARABIC </w:instrText>
+      </w:r>
+      <w:r>
+        <w:rPr>
+          <w:szCs w:val="24"/>
+        </w:rPr>
+        <w:fldChar w:fldCharType="separate"/>
+      </w:r>
+      <w:r>
+        <w:rPr>
+          <w:noProof/>
+          <w:szCs w:val="24"/>
+        </w:rPr>
+        <w:t>1</w:t>
+      </w:r>
+      <w:r>
+        <w:rPr>
+          <w:szCs w:val="24"/>
+        </w:rPr>
+        <w:fldChar w:fldCharType="end"/>
+      </w:r>
+      <w:r>
+        <w:rPr>
+          <w:szCs w:val="24"/>
+          <w:lang w:val="en-US"/>
+        </w:rPr>
+        <w:t xml:space="preserve"> </w:t>
+      </w:r>
+      <w:r>
+        <w:rPr>
+          <w:szCs w:val="24"/>
+          <w:lang w:val="en-US"/>
+        </w:rPr>
+        <w:t xml:space="preserve">Reusely </w:t>
+      </w:r>
+      <w:r>
+        <w:rPr>
+          <w:i/>
+          <w:iCs/>
+          <w:szCs w:val="24"/>
+          <w:lang w:val="en-US"/>
+        </w:rPr>
+        <w:t>Settings - Company Profile</w:t>
+      </w:r>
+      <w:r>
+        <w:rPr>
+          <w:i/>
+          <w:iCs/>
+          <w:szCs w:val="24"/>
+          <w:lang w:val="en-US"/>
+        </w:rPr>
+        <w:t xml:space="preserve"> V1</w:t>
+      </w:r>
+    </w:p>
+    <w:p>
+      <w:pPr>
+        <w:pStyle w:val="isianaksub-bab"/>
+      </w:pPr>
+      <w:r>
+        <w:t>Berdasarkan hasil analisis visual pada rancangan versi V1 (Gambar 3.1), ditemukan beberapa kendala yang memicu ketidakkonsistenan visual serta menurunkan efisiensi manajemen komponen, antara lain:</w:t>
+      </w:r>
+    </w:p>
+    <w:p>
+      <w:pPr>
+        <w:pStyle w:val="isianaksub-bab"/>
+        <w:numPr>
+          <w:ilvl w:val="3"/>
+          <w:numId w:val="27"/>
+        </w:numPr>
+        <w:ind w:left="1620"/>
+        <w:rPr>
+          <w:lang w:val="en-US"/>
+        </w:rPr>
+      </w:pPr>
+      <w:r>
+        <w:t>Struktur Tata Letak (</w:t>
+      </w:r>
+      <w:r>
+        <w:rPr>
+          <w:i/>
+          <w:iCs w:val="0"/>
+        </w:rPr>
+        <w:t>Layouting</w:t>
+      </w:r>
+      <w:r>
+        <w:t>)</w:t>
+      </w:r>
+      <w:r>
+        <w:rPr>
+          <w:lang w:val="en-US"/>
+        </w:rPr>
+        <w:t xml:space="preserve"> pada</w:t>
+      </w:r>
+      <w:r>
+        <w:t xml:space="preserve"> kolom informasi pada versi </w:t>
+      </w:r>
+      <w:r>
+        <w:rPr>
+          <w:i/>
+          <w:iCs w:val="0"/>
+        </w:rPr>
+        <w:t>V1</w:t>
+      </w:r>
+      <w:r>
+        <w:t xml:space="preserve"> cenderung asimetris dan memakan ruang vertikal terlalu besar, sehingga memaksa pengguna melakukan </w:t>
+      </w:r>
+      <w:r>
+        <w:rPr>
+          <w:i/>
+          <w:iCs w:val="0"/>
+        </w:rPr>
+        <w:t>scanning</w:t>
+      </w:r>
+      <w:r>
+        <w:t xml:space="preserve"> halaman secara berulang akibat jarak </w:t>
+      </w:r>
+      <w:r>
+        <w:rPr>
+          <w:lang w:val="en-US"/>
+        </w:rPr>
+        <w:t>antar elemen</w:t>
+      </w:r>
+      <w:r>
+        <w:t xml:space="preserve"> informasi yang renggang.</w:t>
+      </w:r>
+    </w:p>
+    <w:p>
+      <w:pPr>
+        <w:pStyle w:val="isianaksub-bab"/>
+        <w:numPr>
+          <w:ilvl w:val="3"/>
+          <w:numId w:val="27"/>
+        </w:numPr>
+        <w:ind w:left="1620"/>
+        <w:rPr>
+          <w:lang w:val="en-US"/>
+        </w:rPr>
+      </w:pPr>
+      <w:r>
+        <w:t>Gaya Komponen (</w:t>
+      </w:r>
+      <w:r>
+        <w:rPr>
+          <w:i/>
+          <w:iCs w:val="0"/>
+        </w:rPr>
+        <w:t>Component Styling</w:t>
+      </w:r>
+      <w:r>
+        <w:t>)</w:t>
+      </w:r>
+      <w:r>
+        <w:rPr>
+          <w:lang w:val="en-US"/>
+        </w:rPr>
+        <w:t xml:space="preserve"> e</w:t>
+      </w:r>
+      <w:r>
+        <w:t xml:space="preserve">lemen kolom </w:t>
+      </w:r>
+      <w:r>
+        <w:rPr>
+          <w:i/>
+          <w:iCs w:val="0"/>
+        </w:rPr>
+        <w:t>text field</w:t>
+      </w:r>
+      <w:r>
+        <w:t xml:space="preserve">, </w:t>
+      </w:r>
+      <w:r>
+        <w:rPr>
+          <w:i/>
+          <w:iCs w:val="0"/>
+        </w:rPr>
+        <w:t>buttons</w:t>
+      </w:r>
+      <w:r>
+        <w:t xml:space="preserve">, serta ikon menu navigasi di sisi kiri masih menggunakan basis aset </w:t>
+      </w:r>
+      <w:r>
+        <w:rPr>
+          <w:i/>
+          <w:iCs w:val="0"/>
+        </w:rPr>
+        <w:t>Design System V1</w:t>
+      </w:r>
+      <w:r>
+        <w:t xml:space="preserve"> yang memiliki ukuran radius (</w:t>
+      </w:r>
+      <w:r>
+        <w:rPr>
+          <w:i/>
+          <w:iCs w:val="0"/>
+        </w:rPr>
+        <w:t>border-radius</w:t>
+      </w:r>
+      <w:r>
+        <w:t xml:space="preserve">) dan ketebalan garis yang belum terstandarisasi dengan </w:t>
+      </w:r>
+      <w:r>
+        <w:rPr>
+          <w:lang w:val="en-US"/>
+        </w:rPr>
+        <w:t>standar</w:t>
+      </w:r>
+      <w:r>
+        <w:t xml:space="preserve"> terbaru dari Reusely.</w:t>
+      </w:r>
+    </w:p>
+    <w:p>
+      <w:pPr>
+        <w:pStyle w:val="isianaksub-bab"/>
+      </w:pPr>
+      <w:r>
+        <w:t xml:space="preserve">Untuk mengatasi permasalahan tersebut, penulis melaksanakan perancangan ulang antarmuka secara menyeluruh menggunakan aset resmi dari </w:t>
+      </w:r>
+      <w:r>
+        <w:rPr>
+          <w:i/>
+          <w:iCs w:val="0"/>
+        </w:rPr>
+        <w:t>Design System V2</w:t>
+      </w:r>
+      <w:r>
+        <w:t xml:space="preserve"> perusahaan pada aplikasi Figma. Hasil perancangan ulang halaman tersebut ditunjukkan pada Gambar 3.2.</w:t>
+      </w:r>
+    </w:p>
+    <w:p>
+      <w:pPr>
+        <w:keepNext/>
+        <w:ind w:left="1260"/>
+        <w:jc w:val="center"/>
+      </w:pPr>
+      <w:r>
+        <w:rPr>
+          <w:noProof/>
+          <w:szCs w:val="24"/>
+        </w:rPr>
+        <w:lastRenderedPageBreak/>
+        <w:drawing>
+          <wp:inline distT="0" distB="0" distL="0" distR="0" wp14:anchorId="59616A7F" wp14:editId="2D5C2302">
+            <wp:extent cx="4152900" cy="2953127"/>
+            <wp:effectExtent l="0" t="0" r="0" b="0"/>
+            <wp:docPr id="4" name="Picture 4"/>
+            <wp:cNvGraphicFramePr>
+              <a:graphicFrameLocks xmlns:a="http://schemas.openxmlformats.org/drawingml/2006/main" noChangeAspect="1"/>
+            </wp:cNvGraphicFramePr>
+            <a:graphic xmlns:a="http://schemas.openxmlformats.org/drawingml/2006/main">
+              <a:graphicData uri="http://schemas.openxmlformats.org/drawingml/2006/picture">
+                <pic:pic xmlns:pic="http://schemas.openxmlformats.org/drawingml/2006/picture">
+                  <pic:nvPicPr>
+                    <pic:cNvPr id="4" name="Picture 4"/>
+                    <pic:cNvPicPr/>
+                  </pic:nvPicPr>
+                  <pic:blipFill>
+                    <a:blip r:embed="rId10" cstate="print">
+                      <a:extLst>
+                        <a:ext uri="{28A0092B-C50C-407E-A947-70E740481C1C}">
+                          <a14:useLocalDpi xmlns:a14="http://schemas.microsoft.com/office/drawing/2010/main" val="0"/>
+                        </a:ext>
+                      </a:extLst>
+                    </a:blip>
+                    <a:stretch>
+                      <a:fillRect/>
+                    </a:stretch>
+                  </pic:blipFill>
+                  <pic:spPr>
+                    <a:xfrm>
+                      <a:off x="0" y="0"/>
+                      <a:ext cx="4157607" cy="2956474"/>
+                    </a:xfrm>
+                    <a:prstGeom prst="rect">
+                      <a:avLst/>
+                    </a:prstGeom>
+                  </pic:spPr>
+                </pic:pic>
+              </a:graphicData>
+            </a:graphic>
+          </wp:inline>
+        </w:drawing>
+      </w:r>
+    </w:p>
+    <w:p>
+      <w:pPr>
+        <w:pStyle w:val="Caption"/>
+        <w:ind w:left="1260"/>
+        <w:jc w:val="center"/>
+        <w:rPr>
+          <w:i w:val="0"/>
+          <w:iCs w:val="0"/>
+          <w:color w:val="auto"/>
+          <w:sz w:val="24"/>
+          <w:szCs w:val="24"/>
+          <w:lang w:val="en-US"/>
+        </w:rPr>
+      </w:pPr>
+      <w:r>
+        <w:rPr>
+          <w:i w:val="0"/>
+          <w:iCs w:val="0"/>
+          <w:color w:val="auto"/>
+          <w:sz w:val="24"/>
+          <w:szCs w:val="24"/>
+          <w:lang w:val="en-US"/>
+        </w:rPr>
+        <w:t xml:space="preserve">(Sumber: Arsip </w:t>
+      </w:r>
+      <w:r>
+        <w:rPr>
+          <w:color w:val="auto"/>
+          <w:sz w:val="24"/>
+          <w:szCs w:val="24"/>
+          <w:lang w:val="en-US"/>
+        </w:rPr>
+        <w:t xml:space="preserve">UI </w:t>
+      </w:r>
+      <w:r>
+        <w:rPr>
+          <w:i w:val="0"/>
+          <w:iCs w:val="0"/>
+          <w:color w:val="auto"/>
+          <w:sz w:val="24"/>
+          <w:szCs w:val="24"/>
+          <w:lang w:val="en-US"/>
+        </w:rPr>
+        <w:t xml:space="preserve">Reusely Platform </w:t>
+      </w:r>
+      <w:r>
+        <w:rPr>
+          <w:color w:val="auto"/>
+          <w:sz w:val="24"/>
+          <w:szCs w:val="24"/>
+          <w:lang w:val="en-US"/>
+        </w:rPr>
+        <w:t>V2</w:t>
+      </w:r>
+      <w:r>
+        <w:rPr>
+          <w:i w:val="0"/>
+          <w:iCs w:val="0"/>
+          <w:color w:val="auto"/>
+          <w:sz w:val="24"/>
+          <w:szCs w:val="24"/>
+          <w:lang w:val="en-US"/>
+        </w:rPr>
+        <w:t>)</w:t>
+      </w:r>
+    </w:p>
+    <w:p>
+      <w:pPr>
+        <w:pStyle w:val="Caption"/>
+        <w:ind w:left="1260"/>
+        <w:jc w:val="center"/>
+        <w:rPr>
+          <w:color w:val="auto"/>
+          <w:sz w:val="24"/>
+          <w:szCs w:val="36"/>
+          <w:lang w:val="en-US"/>
+        </w:rPr>
+      </w:pPr>
+      <w:r>
+        <w:rPr>
+          <w:i w:val="0"/>
+          <w:iCs w:val="0"/>
+          <w:color w:val="auto"/>
+          <w:sz w:val="24"/>
+          <w:szCs w:val="24"/>
+        </w:rPr>
+        <w:t xml:space="preserve">Gambar 3. </w:t>
+      </w:r>
+      <w:r>
+        <w:rPr>
+          <w:i w:val="0"/>
+          <w:iCs w:val="0"/>
+          <w:color w:val="auto"/>
+          <w:sz w:val="24"/>
+          <w:szCs w:val="24"/>
+        </w:rPr>
+        <w:fldChar w:fldCharType="begin"/>
+      </w:r>
+      <w:r>
+        <w:rPr>
+          <w:i w:val="0"/>
+          <w:iCs w:val="0"/>
+          <w:color w:val="auto"/>
+          <w:sz w:val="24"/>
+          <w:szCs w:val="24"/>
+        </w:rPr>
+        <w:instrText xml:space="preserve"> SEQ Gambar_3. \* ARABIC </w:instrText>
+      </w:r>
+      <w:r>
+        <w:rPr>
+          <w:i w:val="0"/>
+          <w:iCs w:val="0"/>
+          <w:color w:val="auto"/>
+          <w:sz w:val="24"/>
+          <w:szCs w:val="24"/>
+        </w:rPr>
+        <w:fldChar w:fldCharType="separate"/>
+      </w:r>
+      <w:r>
+        <w:rPr>
+          <w:i w:val="0"/>
+          <w:iCs w:val="0"/>
+          <w:noProof/>
+          <w:color w:val="auto"/>
+          <w:sz w:val="24"/>
+          <w:szCs w:val="24"/>
+        </w:rPr>
+        <w:t>2</w:t>
+      </w:r>
+      <w:r>
+        <w:rPr>
+          <w:i w:val="0"/>
+          <w:iCs w:val="0"/>
+          <w:color w:val="auto"/>
+          <w:sz w:val="24"/>
+          <w:szCs w:val="24"/>
+        </w:rPr>
+        <w:fldChar w:fldCharType="end"/>
+      </w:r>
+      <w:r>
+        <w:rPr>
+          <w:i w:val="0"/>
+          <w:iCs w:val="0"/>
+          <w:color w:val="auto"/>
+          <w:sz w:val="24"/>
+          <w:szCs w:val="24"/>
+          <w:lang w:val="en-US"/>
+        </w:rPr>
+        <w:t xml:space="preserve"> Reusely </w:t>
+      </w:r>
+      <w:r>
+        <w:rPr>
+          <w:color w:val="auto"/>
+          <w:sz w:val="24"/>
+          <w:szCs w:val="24"/>
+          <w:lang w:val="en-US"/>
+        </w:rPr>
+        <w:t>Setiings – Company Profile V2</w:t>
+      </w:r>
+    </w:p>
+    <w:p>
+      <w:pPr>
+        <w:pStyle w:val="isianaksub-bab"/>
+      </w:pPr>
+      <w:bookmarkStart w:id="57" w:name="_Toc232417017"/>
       <w:r>
         <w:br w:type="page"/>
       </w:r>
@@ -9728,6 +15027,7 @@
         <w:lastRenderedPageBreak/>
         <w:t>DAFTAR PUSTAKA</w:t>
       </w:r>
+      <w:bookmarkEnd w:id="57"/>
     </w:p>
     <w:p>
       <w:pPr>
@@ -10474,11 +15774,11 @@
   <w:abstractNum w:abstractNumId="5" w15:restartNumberingAfterBreak="0">
     <w:nsid w:val="0BFA3016"/>
     <w:multiLevelType w:val="hybridMultilevel"/>
-    <w:tmpl w:val="F6C6B6DE"/>
-    <w:lvl w:ilvl="0" w:tplc="418ABE32">
+    <w:tmpl w:val="DCC28256"/>
+    <w:lvl w:ilvl="0" w:tplc="D79AB9BC">
       <w:start w:val="1"/>
       <w:numFmt w:val="decimal"/>
-      <w:lvlText w:val="3.5.%1"/>
+      <w:lvlText w:val="3.6.%1"/>
       <w:lvlJc w:val="left"/>
       <w:pPr>
         <w:ind w:left="720" w:hanging="360"/>
@@ -10738,6 +16038,95 @@
     </w:lvl>
   </w:abstractNum>
   <w:abstractNum w:abstractNumId="8" w15:restartNumberingAfterBreak="0">
+    <w:nsid w:val="131255C4"/>
+    <w:multiLevelType w:val="hybridMultilevel"/>
+    <w:tmpl w:val="DCC28256"/>
+    <w:lvl w:ilvl="0" w:tplc="D79AB9BC">
+      <w:start w:val="1"/>
+      <w:numFmt w:val="decimal"/>
+      <w:lvlText w:val="3.6.%1"/>
+      <w:lvlJc w:val="left"/>
+      <w:pPr>
+        <w:ind w:left="720" w:hanging="360"/>
+      </w:pPr>
+      <w:rPr>
+        <w:rFonts w:hint="default"/>
+      </w:rPr>
+    </w:lvl>
+    <w:lvl w:ilvl="1" w:tplc="04090019" w:tentative="1">
+      <w:start w:val="1"/>
+      <w:numFmt w:val="lowerLetter"/>
+      <w:lvlText w:val="%2."/>
+      <w:lvlJc w:val="left"/>
+      <w:pPr>
+        <w:ind w:left="1440" w:hanging="360"/>
+      </w:pPr>
+    </w:lvl>
+    <w:lvl w:ilvl="2" w:tplc="0409001B" w:tentative="1">
+      <w:start w:val="1"/>
+      <w:numFmt w:val="lowerRoman"/>
+      <w:lvlText w:val="%3."/>
+      <w:lvlJc w:val="right"/>
+      <w:pPr>
+        <w:ind w:left="2160" w:hanging="180"/>
+      </w:pPr>
+    </w:lvl>
+    <w:lvl w:ilvl="3" w:tplc="0409000F" w:tentative="1">
+      <w:start w:val="1"/>
+      <w:numFmt w:val="decimal"/>
+      <w:lvlText w:val="%4."/>
+      <w:lvlJc w:val="left"/>
+      <w:pPr>
+        <w:ind w:left="2880" w:hanging="360"/>
+      </w:pPr>
+    </w:lvl>
+    <w:lvl w:ilvl="4" w:tplc="04090019" w:tentative="1">
+      <w:start w:val="1"/>
+      <w:numFmt w:val="lowerLetter"/>
+      <w:lvlText w:val="%5."/>
+      <w:lvlJc w:val="left"/>
+      <w:pPr>
+        <w:ind w:left="3600" w:hanging="360"/>
+      </w:pPr>
+    </w:lvl>
+    <w:lvl w:ilvl="5" w:tplc="0409001B" w:tentative="1">
+      <w:start w:val="1"/>
+      <w:numFmt w:val="lowerRoman"/>
+      <w:lvlText w:val="%6."/>
+      <w:lvlJc w:val="right"/>
+      <w:pPr>
+        <w:ind w:left="4320" w:hanging="180"/>
+      </w:pPr>
+    </w:lvl>
+    <w:lvl w:ilvl="6" w:tplc="0409000F" w:tentative="1">
+      <w:start w:val="1"/>
+      <w:numFmt w:val="decimal"/>
+      <w:lvlText w:val="%7."/>
+      <w:lvlJc w:val="left"/>
+      <w:pPr>
+        <w:ind w:left="5040" w:hanging="360"/>
+      </w:pPr>
+    </w:lvl>
+    <w:lvl w:ilvl="7" w:tplc="04090019" w:tentative="1">
+      <w:start w:val="1"/>
+      <w:numFmt w:val="lowerLetter"/>
+      <w:lvlText w:val="%8."/>
+      <w:lvlJc w:val="left"/>
+      <w:pPr>
+        <w:ind w:left="5760" w:hanging="360"/>
+      </w:pPr>
+    </w:lvl>
+    <w:lvl w:ilvl="8" w:tplc="0409001B" w:tentative="1">
+      <w:start w:val="1"/>
+      <w:numFmt w:val="lowerRoman"/>
+      <w:lvlText w:val="%9."/>
+      <w:lvlJc w:val="right"/>
+      <w:pPr>
+        <w:ind w:left="6480" w:hanging="180"/>
+      </w:pPr>
+    </w:lvl>
+  </w:abstractNum>
+  <w:abstractNum w:abstractNumId="9" w15:restartNumberingAfterBreak="0">
     <w:nsid w:val="149A0B3C"/>
     <w:multiLevelType w:val="hybridMultilevel"/>
     <w:tmpl w:val="660C58D2"/>
@@ -10826,7 +16215,7 @@
       </w:pPr>
     </w:lvl>
   </w:abstractNum>
-  <w:abstractNum w:abstractNumId="9" w15:restartNumberingAfterBreak="0">
+  <w:abstractNum w:abstractNumId="10" w15:restartNumberingAfterBreak="0">
     <w:nsid w:val="172F1A4F"/>
     <w:multiLevelType w:val="hybridMultilevel"/>
     <w:tmpl w:val="344A72B8"/>
@@ -10916,7 +16305,7 @@
       </w:pPr>
     </w:lvl>
   </w:abstractNum>
-  <w:abstractNum w:abstractNumId="10" w15:restartNumberingAfterBreak="0">
+  <w:abstractNum w:abstractNumId="11" w15:restartNumberingAfterBreak="0">
     <w:nsid w:val="1B374B5C"/>
     <w:multiLevelType w:val="hybridMultilevel"/>
     <w:tmpl w:val="8BA26894"/>
@@ -11002,7 +16391,7 @@
       </w:pPr>
     </w:lvl>
   </w:abstractNum>
-  <w:abstractNum w:abstractNumId="11" w15:restartNumberingAfterBreak="0">
+  <w:abstractNum w:abstractNumId="12" w15:restartNumberingAfterBreak="0">
     <w:nsid w:val="1E381388"/>
     <w:multiLevelType w:val="hybridMultilevel"/>
     <w:tmpl w:val="EF926450"/>
@@ -11088,7 +16477,7 @@
       </w:pPr>
     </w:lvl>
   </w:abstractNum>
-  <w:abstractNum w:abstractNumId="12" w15:restartNumberingAfterBreak="0">
+  <w:abstractNum w:abstractNumId="13" w15:restartNumberingAfterBreak="0">
     <w:nsid w:val="211B4523"/>
     <w:multiLevelType w:val="hybridMultilevel"/>
     <w:tmpl w:val="233C19C0"/>
@@ -11177,7 +16566,7 @@
       </w:pPr>
     </w:lvl>
   </w:abstractNum>
-  <w:abstractNum w:abstractNumId="13" w15:restartNumberingAfterBreak="0">
+  <w:abstractNum w:abstractNumId="14" w15:restartNumberingAfterBreak="0">
     <w:nsid w:val="222C3BC4"/>
     <w:multiLevelType w:val="hybridMultilevel"/>
     <w:tmpl w:val="077EDB4C"/>
@@ -11268,7 +16657,7 @@
       </w:pPr>
     </w:lvl>
   </w:abstractNum>
-  <w:abstractNum w:abstractNumId="14" w15:restartNumberingAfterBreak="0">
+  <w:abstractNum w:abstractNumId="15" w15:restartNumberingAfterBreak="0">
     <w:nsid w:val="25486A79"/>
     <w:multiLevelType w:val="hybridMultilevel"/>
     <w:tmpl w:val="CB3C68D0"/>
@@ -11357,7 +16746,7 @@
       </w:pPr>
     </w:lvl>
   </w:abstractNum>
-  <w:abstractNum w:abstractNumId="15" w15:restartNumberingAfterBreak="0">
+  <w:abstractNum w:abstractNumId="16" w15:restartNumberingAfterBreak="0">
     <w:nsid w:val="258E79A0"/>
     <w:multiLevelType w:val="hybridMultilevel"/>
     <w:tmpl w:val="64BA99A4"/>
@@ -11443,7 +16832,7 @@
       </w:pPr>
     </w:lvl>
   </w:abstractNum>
-  <w:abstractNum w:abstractNumId="16" w15:restartNumberingAfterBreak="0">
+  <w:abstractNum w:abstractNumId="17" w15:restartNumberingAfterBreak="0">
     <w:nsid w:val="2995748F"/>
     <w:multiLevelType w:val="hybridMultilevel"/>
     <w:tmpl w:val="CE926724"/>
@@ -11532,7 +16921,7 @@
       </w:pPr>
     </w:lvl>
   </w:abstractNum>
-  <w:abstractNum w:abstractNumId="17" w15:restartNumberingAfterBreak="0">
+  <w:abstractNum w:abstractNumId="18" w15:restartNumberingAfterBreak="0">
     <w:nsid w:val="2A5A063C"/>
     <w:multiLevelType w:val="hybridMultilevel"/>
     <w:tmpl w:val="D014092C"/>
@@ -11621,7 +17010,7 @@
       </w:pPr>
     </w:lvl>
   </w:abstractNum>
-  <w:abstractNum w:abstractNumId="18" w15:restartNumberingAfterBreak="0">
+  <w:abstractNum w:abstractNumId="19" w15:restartNumberingAfterBreak="0">
     <w:nsid w:val="30EF7A66"/>
     <w:multiLevelType w:val="hybridMultilevel"/>
     <w:tmpl w:val="FD82109E"/>
@@ -11707,7 +17096,7 @@
       </w:pPr>
     </w:lvl>
   </w:abstractNum>
-  <w:abstractNum w:abstractNumId="19" w15:restartNumberingAfterBreak="0">
+  <w:abstractNum w:abstractNumId="20" w15:restartNumberingAfterBreak="0">
     <w:nsid w:val="38403F92"/>
     <w:multiLevelType w:val="hybridMultilevel"/>
     <w:tmpl w:val="DBF29710"/>
@@ -11797,7 +17186,7 @@
       </w:pPr>
     </w:lvl>
   </w:abstractNum>
-  <w:abstractNum w:abstractNumId="20" w15:restartNumberingAfterBreak="0">
+  <w:abstractNum w:abstractNumId="21" w15:restartNumberingAfterBreak="0">
     <w:nsid w:val="384B55EF"/>
     <w:multiLevelType w:val="hybridMultilevel"/>
     <w:tmpl w:val="ED2688D4"/>
@@ -11883,7 +17272,7 @@
       </w:pPr>
     </w:lvl>
   </w:abstractNum>
-  <w:abstractNum w:abstractNumId="21" w15:restartNumberingAfterBreak="0">
+  <w:abstractNum w:abstractNumId="22" w15:restartNumberingAfterBreak="0">
     <w:nsid w:val="38750F9A"/>
     <w:multiLevelType w:val="hybridMultilevel"/>
     <w:tmpl w:val="408477A6"/>
@@ -11972,7 +17361,7 @@
       </w:pPr>
     </w:lvl>
   </w:abstractNum>
-  <w:abstractNum w:abstractNumId="22" w15:restartNumberingAfterBreak="0">
+  <w:abstractNum w:abstractNumId="23" w15:restartNumberingAfterBreak="0">
     <w:nsid w:val="38E7224C"/>
     <w:multiLevelType w:val="hybridMultilevel"/>
     <w:tmpl w:val="03345B8C"/>
@@ -12061,7 +17450,7 @@
       </w:pPr>
     </w:lvl>
   </w:abstractNum>
-  <w:abstractNum w:abstractNumId="23" w15:restartNumberingAfterBreak="0">
+  <w:abstractNum w:abstractNumId="24" w15:restartNumberingAfterBreak="0">
     <w:nsid w:val="395647F2"/>
     <w:multiLevelType w:val="hybridMultilevel"/>
     <w:tmpl w:val="4886A96E"/>
@@ -12151,7 +17540,7 @@
       </w:pPr>
     </w:lvl>
   </w:abstractNum>
-  <w:abstractNum w:abstractNumId="24" w15:restartNumberingAfterBreak="0">
+  <w:abstractNum w:abstractNumId="25" w15:restartNumberingAfterBreak="0">
     <w:nsid w:val="428104BE"/>
     <w:multiLevelType w:val="hybridMultilevel"/>
     <w:tmpl w:val="1BB2F25E"/>
@@ -12237,7 +17626,7 @@
       </w:pPr>
     </w:lvl>
   </w:abstractNum>
-  <w:abstractNum w:abstractNumId="25" w15:restartNumberingAfterBreak="0">
+  <w:abstractNum w:abstractNumId="26" w15:restartNumberingAfterBreak="0">
     <w:nsid w:val="46236B73"/>
     <w:multiLevelType w:val="hybridMultilevel"/>
     <w:tmpl w:val="06B822A0"/>
@@ -12351,7 +17740,7 @@
       </w:rPr>
     </w:lvl>
   </w:abstractNum>
-  <w:abstractNum w:abstractNumId="26" w15:restartNumberingAfterBreak="0">
+  <w:abstractNum w:abstractNumId="27" w15:restartNumberingAfterBreak="0">
     <w:nsid w:val="47525A5A"/>
     <w:multiLevelType w:val="hybridMultilevel"/>
     <w:tmpl w:val="13A6480A"/>
@@ -12437,7 +17826,7 @@
       </w:pPr>
     </w:lvl>
   </w:abstractNum>
-  <w:abstractNum w:abstractNumId="27" w15:restartNumberingAfterBreak="0">
+  <w:abstractNum w:abstractNumId="28" w15:restartNumberingAfterBreak="0">
     <w:nsid w:val="4A130A51"/>
     <w:multiLevelType w:val="hybridMultilevel"/>
     <w:tmpl w:val="682AAAE2"/>
@@ -12528,7 +17917,7 @@
       </w:pPr>
     </w:lvl>
   </w:abstractNum>
-  <w:abstractNum w:abstractNumId="28" w15:restartNumberingAfterBreak="0">
+  <w:abstractNum w:abstractNumId="29" w15:restartNumberingAfterBreak="0">
     <w:nsid w:val="52ED1777"/>
     <w:multiLevelType w:val="hybridMultilevel"/>
     <w:tmpl w:val="B5E4677A"/>
@@ -12614,7 +18003,7 @@
       </w:pPr>
     </w:lvl>
   </w:abstractNum>
-  <w:abstractNum w:abstractNumId="29" w15:restartNumberingAfterBreak="0">
+  <w:abstractNum w:abstractNumId="30" w15:restartNumberingAfterBreak="0">
     <w:nsid w:val="60904BA0"/>
     <w:multiLevelType w:val="hybridMultilevel"/>
     <w:tmpl w:val="6E9E3BE4"/>
@@ -12703,7 +18092,7 @@
       </w:pPr>
     </w:lvl>
   </w:abstractNum>
-  <w:abstractNum w:abstractNumId="30" w15:restartNumberingAfterBreak="0">
+  <w:abstractNum w:abstractNumId="31" w15:restartNumberingAfterBreak="0">
     <w:nsid w:val="617A430E"/>
     <w:multiLevelType w:val="hybridMultilevel"/>
     <w:tmpl w:val="8502047E"/>
@@ -12816,7 +18205,7 @@
       </w:rPr>
     </w:lvl>
   </w:abstractNum>
-  <w:abstractNum w:abstractNumId="31" w15:restartNumberingAfterBreak="0">
+  <w:abstractNum w:abstractNumId="32" w15:restartNumberingAfterBreak="0">
     <w:nsid w:val="636B3C75"/>
     <w:multiLevelType w:val="hybridMultilevel"/>
     <w:tmpl w:val="C5585D58"/>
@@ -12902,7 +18291,7 @@
       </w:pPr>
     </w:lvl>
   </w:abstractNum>
-  <w:abstractNum w:abstractNumId="32" w15:restartNumberingAfterBreak="0">
+  <w:abstractNum w:abstractNumId="33" w15:restartNumberingAfterBreak="0">
     <w:nsid w:val="642072F1"/>
     <w:multiLevelType w:val="hybridMultilevel"/>
     <w:tmpl w:val="2E8E56C8"/>
@@ -12988,7 +18377,7 @@
       </w:pPr>
     </w:lvl>
   </w:abstractNum>
-  <w:abstractNum w:abstractNumId="33" w15:restartNumberingAfterBreak="0">
+  <w:abstractNum w:abstractNumId="34" w15:restartNumberingAfterBreak="0">
     <w:nsid w:val="6BFB3F79"/>
     <w:multiLevelType w:val="hybridMultilevel"/>
     <w:tmpl w:val="8B522A5C"/>
@@ -13074,7 +18463,7 @@
       </w:pPr>
     </w:lvl>
   </w:abstractNum>
-  <w:abstractNum w:abstractNumId="34" w15:restartNumberingAfterBreak="0">
+  <w:abstractNum w:abstractNumId="35" w15:restartNumberingAfterBreak="0">
     <w:nsid w:val="73821DC0"/>
     <w:multiLevelType w:val="hybridMultilevel"/>
     <w:tmpl w:val="93B63712"/>
@@ -13160,7 +18549,7 @@
       </w:pPr>
     </w:lvl>
   </w:abstractNum>
-  <w:abstractNum w:abstractNumId="35" w15:restartNumberingAfterBreak="0">
+  <w:abstractNum w:abstractNumId="36" w15:restartNumberingAfterBreak="0">
     <w:nsid w:val="77500AC5"/>
     <w:multiLevelType w:val="hybridMultilevel"/>
     <w:tmpl w:val="FC2E3392"/>
@@ -13259,7 +18648,7 @@
       </w:pPr>
     </w:lvl>
   </w:abstractNum>
-  <w:abstractNum w:abstractNumId="36" w15:restartNumberingAfterBreak="0">
+  <w:abstractNum w:abstractNumId="37" w15:restartNumberingAfterBreak="0">
     <w:nsid w:val="7E0D0855"/>
     <w:multiLevelType w:val="hybridMultilevel"/>
     <w:tmpl w:val="BF1C3876"/>
@@ -13349,40 +18738,40 @@
     <w:abstractNumId w:val="6"/>
   </w:num>
   <w:num w:numId="2">
-    <w:abstractNumId w:val="21"/>
+    <w:abstractNumId w:val="22"/>
   </w:num>
   <w:num w:numId="3">
-    <w:abstractNumId w:val="27"/>
+    <w:abstractNumId w:val="28"/>
   </w:num>
   <w:num w:numId="4">
-    <w:abstractNumId w:val="8"/>
+    <w:abstractNumId w:val="9"/>
   </w:num>
   <w:num w:numId="5">
     <w:abstractNumId w:val="3"/>
   </w:num>
   <w:num w:numId="6">
-    <w:abstractNumId w:val="35"/>
+    <w:abstractNumId w:val="36"/>
   </w:num>
   <w:num w:numId="7">
-    <w:abstractNumId w:val="19"/>
+    <w:abstractNumId w:val="20"/>
   </w:num>
   <w:num w:numId="8">
     <w:abstractNumId w:val="2"/>
   </w:num>
   <w:num w:numId="9">
-    <w:abstractNumId w:val="17"/>
+    <w:abstractNumId w:val="18"/>
   </w:num>
   <w:num w:numId="10">
-    <w:abstractNumId w:val="9"/>
+    <w:abstractNumId w:val="10"/>
   </w:num>
   <w:num w:numId="11">
-    <w:abstractNumId w:val="23"/>
+    <w:abstractNumId w:val="24"/>
   </w:num>
   <w:num w:numId="12">
     <w:abstractNumId w:val="0"/>
   </w:num>
   <w:num w:numId="13">
-    <w:abstractNumId w:val="10"/>
+    <w:abstractNumId w:val="11"/>
     <w:lvlOverride w:ilvl="0">
       <w:startOverride w:val="1"/>
     </w:lvlOverride>
@@ -13412,6 +18801,96 @@
     </w:lvlOverride>
   </w:num>
   <w:num w:numId="14">
+    <w:abstractNumId w:val="34"/>
+    <w:lvlOverride w:ilvl="0">
+      <w:startOverride w:val="1"/>
+    </w:lvlOverride>
+    <w:lvlOverride w:ilvl="1">
+      <w:startOverride w:val="1"/>
+    </w:lvlOverride>
+    <w:lvlOverride w:ilvl="2">
+      <w:startOverride w:val="1"/>
+    </w:lvlOverride>
+    <w:lvlOverride w:ilvl="3">
+      <w:startOverride w:val="1"/>
+    </w:lvlOverride>
+    <w:lvlOverride w:ilvl="4">
+      <w:startOverride w:val="1"/>
+    </w:lvlOverride>
+    <w:lvlOverride w:ilvl="5">
+      <w:startOverride w:val="1"/>
+    </w:lvlOverride>
+    <w:lvlOverride w:ilvl="6">
+      <w:startOverride w:val="1"/>
+    </w:lvlOverride>
+    <w:lvlOverride w:ilvl="7">
+      <w:startOverride w:val="1"/>
+    </w:lvlOverride>
+    <w:lvlOverride w:ilvl="8">
+      <w:startOverride w:val="1"/>
+    </w:lvlOverride>
+  </w:num>
+  <w:num w:numId="15">
+    <w:abstractNumId w:val="35"/>
+    <w:lvlOverride w:ilvl="0">
+      <w:startOverride w:val="1"/>
+    </w:lvlOverride>
+    <w:lvlOverride w:ilvl="1">
+      <w:startOverride w:val="1"/>
+    </w:lvlOverride>
+    <w:lvlOverride w:ilvl="2">
+      <w:startOverride w:val="1"/>
+    </w:lvlOverride>
+    <w:lvlOverride w:ilvl="3">
+      <w:startOverride w:val="1"/>
+    </w:lvlOverride>
+    <w:lvlOverride w:ilvl="4">
+      <w:startOverride w:val="1"/>
+    </w:lvlOverride>
+    <w:lvlOverride w:ilvl="5">
+      <w:startOverride w:val="1"/>
+    </w:lvlOverride>
+    <w:lvlOverride w:ilvl="6">
+      <w:startOverride w:val="1"/>
+    </w:lvlOverride>
+    <w:lvlOverride w:ilvl="7">
+      <w:startOverride w:val="1"/>
+    </w:lvlOverride>
+    <w:lvlOverride w:ilvl="8">
+      <w:startOverride w:val="1"/>
+    </w:lvlOverride>
+  </w:num>
+  <w:num w:numId="16">
+    <w:abstractNumId w:val="32"/>
+    <w:lvlOverride w:ilvl="0">
+      <w:startOverride w:val="1"/>
+    </w:lvlOverride>
+    <w:lvlOverride w:ilvl="1">
+      <w:startOverride w:val="1"/>
+    </w:lvlOverride>
+    <w:lvlOverride w:ilvl="2">
+      <w:startOverride w:val="1"/>
+    </w:lvlOverride>
+    <w:lvlOverride w:ilvl="3">
+      <w:startOverride w:val="1"/>
+    </w:lvlOverride>
+    <w:lvlOverride w:ilvl="4">
+      <w:startOverride w:val="1"/>
+    </w:lvlOverride>
+    <w:lvlOverride w:ilvl="5">
+      <w:startOverride w:val="1"/>
+    </w:lvlOverride>
+    <w:lvlOverride w:ilvl="6">
+      <w:startOverride w:val="1"/>
+    </w:lvlOverride>
+    <w:lvlOverride w:ilvl="7">
+      <w:startOverride w:val="1"/>
+    </w:lvlOverride>
+    <w:lvlOverride w:ilvl="8">
+      <w:startOverride w:val="1"/>
+    </w:lvlOverride>
+  </w:num>
+  <w:num w:numId="17">
     <w:abstractNumId w:val="33"/>
     <w:lvlOverride w:ilvl="0">
       <w:startOverride w:val="1"/>
@@ -13441,98 +18920,8 @@
       <w:startOverride w:val="1"/>
     </w:lvlOverride>
   </w:num>
-  <w:num w:numId="15">
-    <w:abstractNumId w:val="34"/>
-    <w:lvlOverride w:ilvl="0">
-      <w:startOverride w:val="1"/>
-    </w:lvlOverride>
-    <w:lvlOverride w:ilvl="1">
-      <w:startOverride w:val="1"/>
-    </w:lvlOverride>
-    <w:lvlOverride w:ilvl="2">
-      <w:startOverride w:val="1"/>
-    </w:lvlOverride>
-    <w:lvlOverride w:ilvl="3">
-      <w:startOverride w:val="1"/>
-    </w:lvlOverride>
-    <w:lvlOverride w:ilvl="4">
-      <w:startOverride w:val="1"/>
-    </w:lvlOverride>
-    <w:lvlOverride w:ilvl="5">
-      <w:startOverride w:val="1"/>
-    </w:lvlOverride>
-    <w:lvlOverride w:ilvl="6">
-      <w:startOverride w:val="1"/>
-    </w:lvlOverride>
-    <w:lvlOverride w:ilvl="7">
-      <w:startOverride w:val="1"/>
-    </w:lvlOverride>
-    <w:lvlOverride w:ilvl="8">
-      <w:startOverride w:val="1"/>
-    </w:lvlOverride>
-  </w:num>
-  <w:num w:numId="16">
-    <w:abstractNumId w:val="31"/>
-    <w:lvlOverride w:ilvl="0">
-      <w:startOverride w:val="1"/>
-    </w:lvlOverride>
-    <w:lvlOverride w:ilvl="1">
-      <w:startOverride w:val="1"/>
-    </w:lvlOverride>
-    <w:lvlOverride w:ilvl="2">
-      <w:startOverride w:val="1"/>
-    </w:lvlOverride>
-    <w:lvlOverride w:ilvl="3">
-      <w:startOverride w:val="1"/>
-    </w:lvlOverride>
-    <w:lvlOverride w:ilvl="4">
-      <w:startOverride w:val="1"/>
-    </w:lvlOverride>
-    <w:lvlOverride w:ilvl="5">
-      <w:startOverride w:val="1"/>
-    </w:lvlOverride>
-    <w:lvlOverride w:ilvl="6">
-      <w:startOverride w:val="1"/>
-    </w:lvlOverride>
-    <w:lvlOverride w:ilvl="7">
-      <w:startOverride w:val="1"/>
-    </w:lvlOverride>
-    <w:lvlOverride w:ilvl="8">
-      <w:startOverride w:val="1"/>
-    </w:lvlOverride>
-  </w:num>
-  <w:num w:numId="17">
-    <w:abstractNumId w:val="32"/>
-    <w:lvlOverride w:ilvl="0">
-      <w:startOverride w:val="1"/>
-    </w:lvlOverride>
-    <w:lvlOverride w:ilvl="1">
-      <w:startOverride w:val="1"/>
-    </w:lvlOverride>
-    <w:lvlOverride w:ilvl="2">
-      <w:startOverride w:val="1"/>
-    </w:lvlOverride>
-    <w:lvlOverride w:ilvl="3">
-      <w:startOverride w:val="1"/>
-    </w:lvlOverride>
-    <w:lvlOverride w:ilvl="4">
-      <w:startOverride w:val="1"/>
-    </w:lvlOverride>
-    <w:lvlOverride w:ilvl="5">
-      <w:startOverride w:val="1"/>
-    </w:lvlOverride>
-    <w:lvlOverride w:ilvl="6">
-      <w:startOverride w:val="1"/>
-    </w:lvlOverride>
-    <w:lvlOverride w:ilvl="7">
-      <w:startOverride w:val="1"/>
-    </w:lvlOverride>
-    <w:lvlOverride w:ilvl="8">
-      <w:startOverride w:val="1"/>
-    </w:lvlOverride>
-  </w:num>
   <w:num w:numId="18">
-    <w:abstractNumId w:val="18"/>
+    <w:abstractNumId w:val="19"/>
     <w:lvlOverride w:ilvl="0">
       <w:startOverride w:val="1"/>
     </w:lvlOverride>
@@ -13562,7 +18951,7 @@
     </w:lvlOverride>
   </w:num>
   <w:num w:numId="19">
-    <w:abstractNumId w:val="26"/>
+    <w:abstractNumId w:val="27"/>
     <w:lvlOverride w:ilvl="0">
       <w:startOverride w:val="1"/>
     </w:lvlOverride>
@@ -13592,7 +18981,7 @@
     </w:lvlOverride>
   </w:num>
   <w:num w:numId="20">
-    <w:abstractNumId w:val="11"/>
+    <w:abstractNumId w:val="12"/>
     <w:lvlOverride w:ilvl="0">
       <w:startOverride w:val="1"/>
     </w:lvlOverride>
@@ -13652,7 +19041,7 @@
     </w:lvlOverride>
   </w:num>
   <w:num w:numId="22">
-    <w:abstractNumId w:val="15"/>
+    <w:abstractNumId w:val="16"/>
     <w:lvlOverride w:ilvl="0">
       <w:startOverride w:val="1"/>
     </w:lvlOverride>
@@ -13682,7 +19071,7 @@
     </w:lvlOverride>
   </w:num>
   <w:num w:numId="23">
-    <w:abstractNumId w:val="24"/>
+    <w:abstractNumId w:val="25"/>
     <w:lvlOverride w:ilvl="0">
       <w:startOverride w:val="1"/>
     </w:lvlOverride>
@@ -13712,7 +19101,7 @@
     </w:lvlOverride>
   </w:num>
   <w:num w:numId="24">
-    <w:abstractNumId w:val="20"/>
+    <w:abstractNumId w:val="21"/>
     <w:lvlOverride w:ilvl="0">
       <w:startOverride w:val="1"/>
     </w:lvlOverride>
@@ -13742,7 +19131,7 @@
     </w:lvlOverride>
   </w:num>
   <w:num w:numId="25">
-    <w:abstractNumId w:val="36"/>
+    <w:abstractNumId w:val="37"/>
     <w:lvlOverride w:ilvl="0">
       <w:startOverride w:val="1"/>
     </w:lvlOverride>
@@ -13802,7 +19191,7 @@
     </w:lvlOverride>
   </w:num>
   <w:num w:numId="27">
-    <w:abstractNumId w:val="28"/>
+    <w:abstractNumId w:val="29"/>
     <w:lvlOverride w:ilvl="0">
       <w:startOverride w:val="1"/>
     </w:lvlOverride>
@@ -13832,28 +19221,28 @@
     </w:lvlOverride>
   </w:num>
   <w:num w:numId="28">
-    <w:abstractNumId w:val="29"/>
+    <w:abstractNumId w:val="30"/>
   </w:num>
   <w:num w:numId="29">
-    <w:abstractNumId w:val="30"/>
+    <w:abstractNumId w:val="31"/>
   </w:num>
   <w:num w:numId="30">
-    <w:abstractNumId w:val="25"/>
+    <w:abstractNumId w:val="26"/>
   </w:num>
   <w:num w:numId="31">
-    <w:abstractNumId w:val="16"/>
+    <w:abstractNumId w:val="17"/>
   </w:num>
   <w:num w:numId="32">
-    <w:abstractNumId w:val="22"/>
+    <w:abstractNumId w:val="23"/>
   </w:num>
   <w:num w:numId="33">
+    <w:abstractNumId w:val="14"/>
+  </w:num>
+  <w:num w:numId="34">
     <w:abstractNumId w:val="13"/>
   </w:num>
-  <w:num w:numId="34">
-    <w:abstractNumId w:val="12"/>
-  </w:num>
   <w:num w:numId="35">
-    <w:abstractNumId w:val="14"/>
+    <w:abstractNumId w:val="15"/>
   </w:num>
   <w:num w:numId="36">
     <w:abstractNumId w:val="1"/>
@@ -13863,6 +19252,9 @@
   </w:num>
   <w:num w:numId="38">
     <w:abstractNumId w:val="5"/>
+  </w:num>
+  <w:num w:numId="39">
+    <w:abstractNumId w:val="8"/>
   </w:num>
   <w:numIdMacAtCleanup w:val="30"/>
 </w:numbering>
@@ -14600,6 +19992,74 @@
       <w:lang w:val="id-ID"/>
     </w:rPr>
   </w:style>
+  <w:style w:type="paragraph" w:styleId="Caption">
+    <w:name w:val="caption"/>
+    <w:basedOn w:val="Normal"/>
+    <w:next w:val="Normal"/>
+    <w:uiPriority w:val="35"/>
+    <w:unhideWhenUsed/>
+    <w:qFormat/>
+    <w:rsid w:val="00072C3B"/>
+    <w:pPr>
+      <w:spacing w:after="200" w:line="240" w:lineRule="auto"/>
+    </w:pPr>
+    <w:rPr>
+      <w:i/>
+      <w:iCs/>
+      <w:color w:val="44546A" w:themeColor="text2"/>
+      <w:sz w:val="18"/>
+      <w:szCs w:val="18"/>
+    </w:rPr>
+  </w:style>
+  <w:style w:type="paragraph" w:styleId="TOC1">
+    <w:name w:val="toc 1"/>
+    <w:basedOn w:val="Normal"/>
+    <w:next w:val="Normal"/>
+    <w:autoRedefine/>
+    <w:uiPriority w:val="39"/>
+    <w:unhideWhenUsed/>
+    <w:rsid w:val="00590770"/>
+    <w:pPr>
+      <w:spacing w:after="100"/>
+    </w:pPr>
+  </w:style>
+  <w:style w:type="paragraph" w:styleId="TOC2">
+    <w:name w:val="toc 2"/>
+    <w:basedOn w:val="Normal"/>
+    <w:next w:val="Normal"/>
+    <w:autoRedefine/>
+    <w:uiPriority w:val="39"/>
+    <w:unhideWhenUsed/>
+    <w:rsid w:val="00590770"/>
+    <w:pPr>
+      <w:spacing w:after="100"/>
+      <w:ind w:left="240"/>
+    </w:pPr>
+  </w:style>
+  <w:style w:type="paragraph" w:styleId="TOC3">
+    <w:name w:val="toc 3"/>
+    <w:basedOn w:val="Normal"/>
+    <w:next w:val="Normal"/>
+    <w:autoRedefine/>
+    <w:uiPriority w:val="39"/>
+    <w:unhideWhenUsed/>
+    <w:rsid w:val="00590770"/>
+    <w:pPr>
+      <w:spacing w:after="100"/>
+      <w:ind w:left="480"/>
+    </w:pPr>
+  </w:style>
+  <w:style w:type="character" w:styleId="Hyperlink">
+    <w:name w:val="Hyperlink"/>
+    <w:basedOn w:val="DefaultParagraphFont"/>
+    <w:uiPriority w:val="99"/>
+    <w:unhideWhenUsed/>
+    <w:rsid w:val="00590770"/>
+    <w:rPr>
+      <w:color w:val="0563C1" w:themeColor="hyperlink"/>
+      <w:u w:val="single"/>
+    </w:rPr>
+  </w:style>
 </w:styles>
 </file>
 

--- a/Implementasi Design System V2 pada Perancangan Ulang Platform Reusely untuk Meningkatkan Konsistensi dan Efektivitas Prototipe.docx
+++ b/Implementasi Design System V2 pada Perancangan Ulang Platform Reusely untuk Meningkatkan Konsistensi dan Efektivitas Prototipe.docx
@@ -4,8 +4,8 @@
   <w:body>
     <w:p>
       <w:pPr>
-        <w:spacing w:after="0"/>
         <w:ind w:right="-42" w:hanging="2"/>
+        <w:contextualSpacing/>
         <w:jc w:val="center"/>
         <w:rPr>
           <w:rFonts w:eastAsia="Times New Roman" w:cs="Times New Roman"/>
@@ -51,12 +51,26 @@
           <w:szCs w:val="28"/>
           <w:lang w:val="en-US"/>
         </w:rPr>
-        <w:t xml:space="preserve">DESIGN SYSTEM </w:t>
+        <w:t>DESIGN SYSTEM</w:t>
       </w:r>
       <w:r>
         <w:rPr>
           <w:rFonts w:eastAsia="Times New Roman" w:cs="Times New Roman"/>
+          <w:b/>
           <w:bCs/>
+          <w:i/>
+          <w:iCs/>
+          <w:color w:val="000000"/>
+          <w:sz w:val="28"/>
+          <w:szCs w:val="28"/>
+          <w:lang w:val="en-US"/>
+        </w:rPr>
+        <w:t xml:space="preserve"> </w:t>
+      </w:r>
+      <w:r>
+        <w:rPr>
+          <w:rFonts w:eastAsia="Times New Roman" w:cs="Times New Roman"/>
+          <w:b/>
           <w:iCs/>
           <w:color w:val="000000"/>
           <w:sz w:val="28"/>
@@ -159,7 +173,7 @@
           <w:szCs w:val="28"/>
           <w:lang w:val="en-US"/>
         </w:rPr>
-        <w:t>PLATFORM REUSELY</w:t>
+        <w:t>PLATFORM REUSELY UNTUK MENINGKATKAN KONSISTENSI DAN EFEKTI</w:t>
       </w:r>
       <w:r>
         <w:rPr>
@@ -171,7 +185,7 @@
           <w:szCs w:val="28"/>
           <w:lang w:val="en-US"/>
         </w:rPr>
-        <w:t>.COM</w:t>
+        <w:t>V</w:t>
       </w:r>
       <w:r>
         <w:rPr>
@@ -183,7 +197,7 @@
           <w:szCs w:val="28"/>
           <w:lang w:val="en-US"/>
         </w:rPr>
-        <w:t xml:space="preserve"> UNTUK MENINGKATKAN KONSISTENSI DAN EFEKTI</w:t>
+        <w:t>I</w:t>
       </w:r>
       <w:r>
         <w:rPr>
@@ -195,19 +209,45 @@
           <w:szCs w:val="28"/>
           <w:lang w:val="en-US"/>
         </w:rPr>
-        <w:t>V</w:t>
-      </w:r>
+        <w:t xml:space="preserve">TAS </w:t>
+      </w:r>
+      <w:r>
+        <w:rPr>
+          <w:rFonts w:eastAsia="Times New Roman" w:cs="Times New Roman"/>
+          <w:b/>
+          <w:bCs/>
+          <w:i/>
+          <w:iCs/>
+          <w:color w:val="000000"/>
+          <w:sz w:val="28"/>
+          <w:szCs w:val="28"/>
+          <w:lang w:val="en-US"/>
+        </w:rPr>
+        <w:t>PROTOTYPE</w:t>
+      </w:r>
+    </w:p>
+    <w:p>
+      <w:pPr>
+        <w:spacing w:before="225"/>
+        <w:ind w:left="2" w:right="-42"/>
+        <w:contextualSpacing/>
+        <w:jc w:val="center"/>
+        <w:rPr>
+          <w:rFonts w:eastAsia="Times New Roman" w:cs="Times New Roman"/>
+          <w:szCs w:val="24"/>
+          <w:lang w:val="en-US"/>
+        </w:rPr>
+      </w:pPr>
       <w:r>
         <w:rPr>
           <w:rFonts w:eastAsia="Times New Roman" w:cs="Times New Roman"/>
           <w:b/>
           <w:bCs/>
           <w:color w:val="000000"/>
-          <w:sz w:val="28"/>
-          <w:szCs w:val="28"/>
-          <w:lang w:val="en-US"/>
-        </w:rPr>
-        <w:t>I</w:t>
+          <w:szCs w:val="24"/>
+          <w:lang w:val="en-US"/>
+        </w:rPr>
+        <w:t>LAPORAN KERJA PRAKT</w:t>
       </w:r>
       <w:r>
         <w:rPr>
@@ -215,38 +255,11 @@
           <w:b/>
           <w:bCs/>
           <w:color w:val="000000"/>
-          <w:sz w:val="28"/>
-          <w:szCs w:val="28"/>
-          <w:lang w:val="en-US"/>
-        </w:rPr>
-        <w:t xml:space="preserve">TAS </w:t>
-      </w:r>
-      <w:r>
-        <w:rPr>
-          <w:rFonts w:eastAsia="Times New Roman" w:cs="Times New Roman"/>
-          <w:b/>
-          <w:bCs/>
-          <w:i/>
-          <w:iCs/>
-          <w:color w:val="000000"/>
-          <w:sz w:val="28"/>
-          <w:szCs w:val="28"/>
-          <w:lang w:val="en-US"/>
-        </w:rPr>
-        <w:t>PROTOTYPE</w:t>
-      </w:r>
-    </w:p>
-    <w:p>
-      <w:pPr>
-        <w:spacing w:before="225" w:after="0"/>
-        <w:ind w:left="2" w:right="-42"/>
-        <w:jc w:val="center"/>
-        <w:rPr>
-          <w:rFonts w:eastAsia="Times New Roman" w:cs="Times New Roman"/>
-          <w:szCs w:val="24"/>
-          <w:lang w:val="en-US"/>
-        </w:rPr>
-      </w:pPr>
+          <w:szCs w:val="24"/>
+          <w:lang w:val="en-US"/>
+        </w:rPr>
+        <w:t>I</w:t>
+      </w:r>
       <w:r>
         <w:rPr>
           <w:rFonts w:eastAsia="Times New Roman" w:cs="Times New Roman"/>
@@ -256,8 +269,96 @@
           <w:szCs w:val="24"/>
           <w:lang w:val="en-US"/>
         </w:rPr>
-        <w:t>LAPORAN KERJA PRAKT</w:t>
-      </w:r>
+        <w:t>K</w:t>
+      </w:r>
+    </w:p>
+    <w:p>
+      <w:pPr>
+        <w:contextualSpacing/>
+        <w:rPr>
+          <w:rFonts w:eastAsia="Times New Roman" w:cs="Times New Roman"/>
+          <w:szCs w:val="24"/>
+          <w:lang w:val="en-US"/>
+        </w:rPr>
+      </w:pPr>
+    </w:p>
+    <w:p>
+      <w:pPr>
+        <w:ind w:right="-42" w:hanging="2"/>
+        <w:contextualSpacing/>
+        <w:jc w:val="center"/>
+        <w:rPr>
+          <w:rFonts w:eastAsia="Times New Roman" w:cs="Times New Roman"/>
+          <w:szCs w:val="24"/>
+          <w:lang w:val="en-US"/>
+        </w:rPr>
+      </w:pPr>
+      <w:r>
+        <w:rPr>
+          <w:rFonts w:eastAsia="Times New Roman" w:cs="Times New Roman"/>
+          <w:color w:val="000000"/>
+          <w:lang w:val="en-US"/>
+        </w:rPr>
+        <w:t>Diajukan Sebagai Salah Satu Syarat </w:t>
+      </w:r>
+    </w:p>
+    <w:p>
+      <w:pPr>
+        <w:ind w:right="-42" w:hanging="2"/>
+        <w:contextualSpacing/>
+        <w:jc w:val="center"/>
+        <w:rPr>
+          <w:rFonts w:eastAsia="Times New Roman" w:cs="Times New Roman"/>
+          <w:szCs w:val="24"/>
+          <w:lang w:val="en-US"/>
+        </w:rPr>
+      </w:pPr>
+      <w:r>
+        <w:rPr>
+          <w:rFonts w:eastAsia="Times New Roman" w:cs="Times New Roman"/>
+          <w:color w:val="000000"/>
+          <w:lang w:val="en-US"/>
+        </w:rPr>
+        <w:t>Untuk Memenuhi Mata Kuliah Kerja Prakt</w:t>
+      </w:r>
+      <w:r>
+        <w:rPr>
+          <w:rFonts w:eastAsia="Times New Roman" w:cs="Times New Roman"/>
+          <w:color w:val="000000"/>
+          <w:lang w:val="en-US"/>
+        </w:rPr>
+        <w:t>i</w:t>
+      </w:r>
+      <w:r>
+        <w:rPr>
+          <w:rFonts w:eastAsia="Times New Roman" w:cs="Times New Roman"/>
+          <w:color w:val="000000"/>
+          <w:lang w:val="en-US"/>
+        </w:rPr>
+        <w:t>k</w:t>
+      </w:r>
+    </w:p>
+    <w:p>
+      <w:pPr>
+        <w:contextualSpacing/>
+        <w:rPr>
+          <w:rFonts w:eastAsia="Times New Roman" w:cs="Times New Roman"/>
+          <w:szCs w:val="24"/>
+          <w:lang w:val="en-US"/>
+        </w:rPr>
+      </w:pPr>
+    </w:p>
+    <w:p>
+      <w:pPr>
+        <w:ind w:left="2" w:right="-42"/>
+        <w:contextualSpacing/>
+        <w:jc w:val="center"/>
+        <w:rPr>
+          <w:rFonts w:eastAsia="Times New Roman" w:cs="Times New Roman"/>
+          <w:szCs w:val="24"/>
+          <w:lang w:val="en-US"/>
+        </w:rPr>
+      </w:pPr>
       <w:r>
         <w:rPr>
           <w:rFonts w:eastAsia="Times New Roman" w:cs="Times New Roman"/>
@@ -267,8 +368,20 @@
           <w:szCs w:val="24"/>
           <w:lang w:val="en-US"/>
         </w:rPr>
-        <w:t>I</w:t>
-      </w:r>
+        <w:t>Program Studi Sistem Informasi</w:t>
+      </w:r>
+    </w:p>
+    <w:p>
+      <w:pPr>
+        <w:ind w:left="2" w:right="-42"/>
+        <w:contextualSpacing/>
+        <w:jc w:val="center"/>
+        <w:rPr>
+          <w:rFonts w:eastAsia="Times New Roman" w:cs="Times New Roman"/>
+          <w:szCs w:val="24"/>
+          <w:lang w:val="en-US"/>
+        </w:rPr>
+      </w:pPr>
       <w:r>
         <w:rPr>
           <w:rFonts w:eastAsia="Times New Roman" w:cs="Times New Roman"/>
@@ -278,89 +391,13 @@
           <w:szCs w:val="24"/>
           <w:lang w:val="en-US"/>
         </w:rPr>
-        <w:t>K</w:t>
-      </w:r>
-    </w:p>
-    <w:p>
-      <w:pPr>
-        <w:spacing w:after="0"/>
-        <w:rPr>
-          <w:rFonts w:eastAsia="Times New Roman" w:cs="Times New Roman"/>
-          <w:szCs w:val="24"/>
-          <w:lang w:val="en-US"/>
-        </w:rPr>
-      </w:pPr>
-    </w:p>
-    <w:p>
-      <w:pPr>
-        <w:spacing w:after="0"/>
-        <w:ind w:right="-42" w:hanging="2"/>
-        <w:jc w:val="center"/>
-        <w:rPr>
-          <w:rFonts w:eastAsia="Times New Roman" w:cs="Times New Roman"/>
-          <w:szCs w:val="24"/>
-          <w:lang w:val="en-US"/>
-        </w:rPr>
-      </w:pPr>
-      <w:r>
-        <w:rPr>
-          <w:rFonts w:eastAsia="Times New Roman" w:cs="Times New Roman"/>
-          <w:color w:val="000000"/>
-          <w:lang w:val="en-US"/>
-        </w:rPr>
-        <w:t>Diajukan Sebagai Salah Satu Syarat </w:t>
-      </w:r>
-    </w:p>
-    <w:p>
-      <w:pPr>
-        <w:spacing w:after="0"/>
-        <w:ind w:right="-42" w:hanging="2"/>
-        <w:jc w:val="center"/>
-        <w:rPr>
-          <w:rFonts w:eastAsia="Times New Roman" w:cs="Times New Roman"/>
-          <w:szCs w:val="24"/>
-          <w:lang w:val="en-US"/>
-        </w:rPr>
-      </w:pPr>
-      <w:r>
-        <w:rPr>
-          <w:rFonts w:eastAsia="Times New Roman" w:cs="Times New Roman"/>
-          <w:color w:val="000000"/>
-          <w:lang w:val="en-US"/>
-        </w:rPr>
-        <w:t>Untuk Memenuhi Mata Kuliah Kerja Prakt</w:t>
-      </w:r>
-      <w:r>
-        <w:rPr>
-          <w:rFonts w:eastAsia="Times New Roman" w:cs="Times New Roman"/>
-          <w:color w:val="000000"/>
-          <w:lang w:val="en-US"/>
-        </w:rPr>
-        <w:t>i</w:t>
-      </w:r>
-      <w:r>
-        <w:rPr>
-          <w:rFonts w:eastAsia="Times New Roman" w:cs="Times New Roman"/>
-          <w:color w:val="000000"/>
-          <w:lang w:val="en-US"/>
-        </w:rPr>
-        <w:t>k</w:t>
-      </w:r>
-    </w:p>
-    <w:p>
-      <w:pPr>
-        <w:spacing w:after="0"/>
-        <w:rPr>
-          <w:rFonts w:eastAsia="Times New Roman" w:cs="Times New Roman"/>
-          <w:szCs w:val="24"/>
-          <w:lang w:val="en-US"/>
-        </w:rPr>
-      </w:pPr>
-    </w:p>
-    <w:p>
-      <w:pPr>
-        <w:spacing w:after="0"/>
+        <w:t> Strata 1</w:t>
+      </w:r>
+    </w:p>
+    <w:p>
+      <w:pPr>
         <w:ind w:left="2" w:right="-42"/>
+        <w:contextualSpacing/>
         <w:jc w:val="center"/>
         <w:rPr>
           <w:rFonts w:eastAsia="Times New Roman" w:cs="Times New Roman"/>
@@ -377,13 +414,13 @@
           <w:szCs w:val="24"/>
           <w:lang w:val="en-US"/>
         </w:rPr>
-        <w:t>Program Studi Sistem Informasi</w:t>
-      </w:r>
-    </w:p>
-    <w:p>
-      <w:pPr>
-        <w:spacing w:after="0"/>
-        <w:ind w:left="2" w:right="-42"/>
+        <w:t>Disusun Oleh:</w:t>
+      </w:r>
+    </w:p>
+    <w:p>
+      <w:pPr>
+        <w:ind w:right="-42"/>
+        <w:contextualSpacing/>
         <w:jc w:val="center"/>
         <w:rPr>
           <w:rFonts w:eastAsia="Times New Roman" w:cs="Times New Roman"/>
@@ -400,13 +437,13 @@
           <w:szCs w:val="24"/>
           <w:lang w:val="en-US"/>
         </w:rPr>
-        <w:t> Strata 1</w:t>
-      </w:r>
-    </w:p>
-    <w:p>
-      <w:pPr>
-        <w:spacing w:after="0"/>
-        <w:ind w:left="2" w:right="-42"/>
+        <w:t>FIRDAUS HAQIQI</w:t>
+      </w:r>
+    </w:p>
+    <w:p>
+      <w:pPr>
+        <w:ind w:right="-42"/>
+        <w:contextualSpacing/>
         <w:jc w:val="center"/>
         <w:rPr>
           <w:rFonts w:eastAsia="Times New Roman" w:cs="Times New Roman"/>
@@ -423,20 +460,8 @@
           <w:szCs w:val="24"/>
           <w:lang w:val="en-US"/>
         </w:rPr>
-        <w:t>Disusun Oleh:</w:t>
-      </w:r>
-    </w:p>
-    <w:p>
-      <w:pPr>
-        <w:spacing w:after="0"/>
-        <w:ind w:right="-42"/>
-        <w:jc w:val="center"/>
-        <w:rPr>
-          <w:rFonts w:eastAsia="Times New Roman" w:cs="Times New Roman"/>
-          <w:szCs w:val="24"/>
-          <w:lang w:val="en-US"/>
-        </w:rPr>
-      </w:pPr>
+        <w:t>123</w:t>
+      </w:r>
       <w:r>
         <w:rPr>
           <w:rFonts w:eastAsia="Times New Roman" w:cs="Times New Roman"/>
@@ -446,13 +471,13 @@
           <w:szCs w:val="24"/>
           <w:lang w:val="en-US"/>
         </w:rPr>
-        <w:t>FIRDAUS HAQIQI</w:t>
-      </w:r>
-    </w:p>
-    <w:p>
-      <w:pPr>
-        <w:spacing w:after="0"/>
+        <w:t>121014</w:t>
+      </w:r>
+    </w:p>
+    <w:p>
+      <w:pPr>
         <w:ind w:right="-42"/>
+        <w:contextualSpacing/>
         <w:jc w:val="center"/>
         <w:rPr>
           <w:rFonts w:eastAsia="Times New Roman" w:cs="Times New Roman"/>
@@ -463,40 +488,6 @@
       <w:r>
         <w:rPr>
           <w:rFonts w:eastAsia="Times New Roman" w:cs="Times New Roman"/>
-          <w:b/>
-          <w:bCs/>
-          <w:color w:val="000000"/>
-          <w:szCs w:val="24"/>
-          <w:lang w:val="en-US"/>
-        </w:rPr>
-        <w:t>123</w:t>
-      </w:r>
-      <w:r>
-        <w:rPr>
-          <w:rFonts w:eastAsia="Times New Roman" w:cs="Times New Roman"/>
-          <w:b/>
-          <w:bCs/>
-          <w:color w:val="000000"/>
-          <w:szCs w:val="24"/>
-          <w:lang w:val="en-US"/>
-        </w:rPr>
-        <w:t>121014</w:t>
-      </w:r>
-    </w:p>
-    <w:p>
-      <w:pPr>
-        <w:spacing w:after="0"/>
-        <w:ind w:right="-42"/>
-        <w:jc w:val="center"/>
-        <w:rPr>
-          <w:rFonts w:eastAsia="Times New Roman" w:cs="Times New Roman"/>
-          <w:szCs w:val="24"/>
-          <w:lang w:val="en-US"/>
-        </w:rPr>
-      </w:pPr>
-      <w:r>
-        <w:rPr>
-          <w:rFonts w:eastAsia="Times New Roman" w:cs="Times New Roman"/>
           <w:szCs w:val="24"/>
           <w:lang w:val="en-US"/>
         </w:rPr>
@@ -505,7 +496,8 @@
     </w:p>
     <w:p>
       <w:pPr>
-        <w:spacing w:before="6" w:after="0"/>
+        <w:spacing w:before="6"/>
+        <w:contextualSpacing/>
         <w:jc w:val="center"/>
         <w:rPr>
           <w:rFonts w:eastAsia="Times New Roman" w:cs="Times New Roman"/>
@@ -571,7 +563,7 @@
     </w:p>
     <w:p>
       <w:pPr>
-        <w:spacing w:after="240"/>
+        <w:contextualSpacing/>
         <w:rPr>
           <w:rFonts w:eastAsia="Times New Roman" w:cs="Times New Roman"/>
           <w:szCs w:val="24"/>
@@ -581,7 +573,7 @@
     </w:p>
     <w:p>
       <w:pPr>
-        <w:spacing w:after="0"/>
+        <w:contextualSpacing/>
         <w:jc w:val="center"/>
         <w:rPr>
           <w:rFonts w:eastAsia="Times New Roman" w:cs="Times New Roman"/>
@@ -604,7 +596,7 @@
     </w:p>
     <w:p>
       <w:pPr>
-        <w:spacing w:after="0"/>
+        <w:contextualSpacing/>
         <w:jc w:val="center"/>
         <w:rPr>
           <w:rFonts w:eastAsia="Times New Roman" w:cs="Times New Roman"/>
@@ -627,7 +619,7 @@
     </w:p>
     <w:p>
       <w:pPr>
-        <w:spacing w:after="0"/>
+        <w:contextualSpacing/>
         <w:jc w:val="center"/>
         <w:rPr>
           <w:rFonts w:eastAsia="Times New Roman" w:cs="Times New Roman"/>
@@ -650,7 +642,7 @@
     </w:p>
     <w:p>
       <w:pPr>
-        <w:spacing w:after="0"/>
+        <w:contextualSpacing/>
         <w:jc w:val="center"/>
         <w:rPr>
           <w:rFonts w:eastAsia="Times New Roman" w:cs="Times New Roman"/>
@@ -690,6 +682,7 @@
     <w:p>
       <w:pPr>
         <w:pStyle w:val="Heading1"/>
+        <w:spacing w:after="160"/>
         <w:rPr>
           <w:rFonts w:eastAsia="Times New Roman"/>
         </w:rPr>
@@ -710,6 +703,7 @@
         <w:tabs>
           <w:tab w:val="right" w:leader="dot" w:pos="7927"/>
         </w:tabs>
+        <w:spacing w:after="160"/>
         <w:rPr>
           <w:noProof/>
         </w:rPr>
@@ -797,6 +791,7 @@
         <w:tabs>
           <w:tab w:val="right" w:leader="dot" w:pos="7927"/>
         </w:tabs>
+        <w:spacing w:after="160"/>
         <w:rPr>
           <w:noProof/>
         </w:rPr>
@@ -866,6 +861,7 @@
           <w:tab w:val="left" w:pos="880"/>
           <w:tab w:val="right" w:leader="dot" w:pos="7927"/>
         </w:tabs>
+        <w:spacing w:after="160"/>
         <w:rPr>
           <w:noProof/>
         </w:rPr>
@@ -948,6 +944,7 @@
           <w:tab w:val="left" w:pos="880"/>
           <w:tab w:val="right" w:leader="dot" w:pos="7927"/>
         </w:tabs>
+        <w:spacing w:after="160"/>
         <w:rPr>
           <w:noProof/>
         </w:rPr>
@@ -1030,6 +1027,7 @@
           <w:tab w:val="left" w:pos="880"/>
           <w:tab w:val="right" w:leader="dot" w:pos="7927"/>
         </w:tabs>
+        <w:spacing w:after="160"/>
         <w:rPr>
           <w:noProof/>
         </w:rPr>
@@ -1112,6 +1110,7 @@
           <w:tab w:val="left" w:pos="880"/>
           <w:tab w:val="right" w:leader="dot" w:pos="7927"/>
         </w:tabs>
+        <w:spacing w:after="160"/>
         <w:rPr>
           <w:noProof/>
         </w:rPr>
@@ -1194,6 +1193,7 @@
           <w:tab w:val="left" w:pos="880"/>
           <w:tab w:val="right" w:leader="dot" w:pos="7927"/>
         </w:tabs>
+        <w:spacing w:after="160"/>
         <w:rPr>
           <w:noProof/>
         </w:rPr>
@@ -1276,6 +1276,7 @@
           <w:tab w:val="left" w:pos="880"/>
           <w:tab w:val="right" w:leader="dot" w:pos="7927"/>
         </w:tabs>
+        <w:spacing w:after="160"/>
         <w:rPr>
           <w:noProof/>
         </w:rPr>
@@ -1357,6 +1358,7 @@
         <w:tabs>
           <w:tab w:val="right" w:leader="dot" w:pos="7927"/>
         </w:tabs>
+        <w:spacing w:after="160"/>
         <w:rPr>
           <w:noProof/>
         </w:rPr>
@@ -1426,6 +1428,7 @@
           <w:tab w:val="left" w:pos="880"/>
           <w:tab w:val="right" w:leader="dot" w:pos="7927"/>
         </w:tabs>
+        <w:spacing w:after="160"/>
         <w:rPr>
           <w:noProof/>
         </w:rPr>
@@ -1510,6 +1513,7 @@
           <w:tab w:val="left" w:pos="880"/>
           <w:tab w:val="right" w:leader="dot" w:pos="7927"/>
         </w:tabs>
+        <w:spacing w:after="160"/>
         <w:rPr>
           <w:noProof/>
         </w:rPr>
@@ -1594,6 +1598,7 @@
           <w:tab w:val="left" w:pos="1320"/>
           <w:tab w:val="right" w:leader="dot" w:pos="7927"/>
         </w:tabs>
+        <w:spacing w:after="160"/>
         <w:rPr>
           <w:noProof/>
         </w:rPr>
@@ -1676,6 +1681,7 @@
           <w:tab w:val="left" w:pos="1320"/>
           <w:tab w:val="right" w:leader="dot" w:pos="7927"/>
         </w:tabs>
+        <w:spacing w:after="160"/>
         <w:rPr>
           <w:noProof/>
         </w:rPr>
@@ -1758,6 +1764,7 @@
           <w:tab w:val="left" w:pos="1320"/>
           <w:tab w:val="right" w:leader="dot" w:pos="7927"/>
         </w:tabs>
+        <w:spacing w:after="160"/>
         <w:rPr>
           <w:noProof/>
         </w:rPr>
@@ -1840,6 +1847,7 @@
           <w:tab w:val="left" w:pos="1320"/>
           <w:tab w:val="right" w:leader="dot" w:pos="7927"/>
         </w:tabs>
+        <w:spacing w:after="160"/>
         <w:rPr>
           <w:noProof/>
         </w:rPr>
@@ -1922,6 +1930,7 @@
           <w:tab w:val="left" w:pos="1320"/>
           <w:tab w:val="right" w:leader="dot" w:pos="7927"/>
         </w:tabs>
+        <w:spacing w:after="160"/>
         <w:rPr>
           <w:noProof/>
         </w:rPr>
@@ -2009,6 +2018,7 @@
           <w:tab w:val="left" w:pos="1320"/>
           <w:tab w:val="right" w:leader="dot" w:pos="7927"/>
         </w:tabs>
+        <w:spacing w:after="160"/>
         <w:rPr>
           <w:noProof/>
         </w:rPr>
@@ -2091,6 +2101,7 @@
           <w:tab w:val="left" w:pos="1320"/>
           <w:tab w:val="right" w:leader="dot" w:pos="7927"/>
         </w:tabs>
+        <w:spacing w:after="160"/>
         <w:rPr>
           <w:noProof/>
         </w:rPr>
@@ -2173,6 +2184,7 @@
           <w:tab w:val="left" w:pos="1320"/>
           <w:tab w:val="right" w:leader="dot" w:pos="7927"/>
         </w:tabs>
+        <w:spacing w:after="160"/>
         <w:rPr>
           <w:noProof/>
         </w:rPr>
@@ -2255,6 +2267,7 @@
           <w:tab w:val="left" w:pos="1320"/>
           <w:tab w:val="right" w:leader="dot" w:pos="7927"/>
         </w:tabs>
+        <w:spacing w:after="160"/>
         <w:rPr>
           <w:noProof/>
         </w:rPr>
@@ -2337,6 +2350,7 @@
           <w:tab w:val="left" w:pos="1320"/>
           <w:tab w:val="right" w:leader="dot" w:pos="7927"/>
         </w:tabs>
+        <w:spacing w:after="160"/>
         <w:rPr>
           <w:noProof/>
         </w:rPr>
@@ -2419,6 +2433,7 @@
           <w:tab w:val="left" w:pos="1320"/>
           <w:tab w:val="right" w:leader="dot" w:pos="7927"/>
         </w:tabs>
+        <w:spacing w:after="160"/>
         <w:rPr>
           <w:noProof/>
         </w:rPr>
@@ -2501,6 +2516,7 @@
           <w:tab w:val="left" w:pos="1320"/>
           <w:tab w:val="right" w:leader="dot" w:pos="7927"/>
         </w:tabs>
+        <w:spacing w:after="160"/>
         <w:rPr>
           <w:noProof/>
         </w:rPr>
@@ -2583,6 +2599,7 @@
           <w:tab w:val="left" w:pos="1320"/>
           <w:tab w:val="right" w:leader="dot" w:pos="7927"/>
         </w:tabs>
+        <w:spacing w:after="160"/>
         <w:rPr>
           <w:noProof/>
         </w:rPr>
@@ -2665,6 +2682,7 @@
           <w:tab w:val="left" w:pos="1320"/>
           <w:tab w:val="right" w:leader="dot" w:pos="7927"/>
         </w:tabs>
+        <w:spacing w:after="160"/>
         <w:rPr>
           <w:noProof/>
         </w:rPr>
@@ -2747,6 +2765,7 @@
           <w:tab w:val="left" w:pos="1320"/>
           <w:tab w:val="right" w:leader="dot" w:pos="7927"/>
         </w:tabs>
+        <w:spacing w:after="160"/>
         <w:rPr>
           <w:noProof/>
         </w:rPr>
@@ -2829,6 +2848,7 @@
           <w:tab w:val="left" w:pos="1320"/>
           <w:tab w:val="right" w:leader="dot" w:pos="7927"/>
         </w:tabs>
+        <w:spacing w:after="160"/>
         <w:rPr>
           <w:noProof/>
         </w:rPr>
@@ -2911,6 +2931,7 @@
           <w:tab w:val="left" w:pos="880"/>
           <w:tab w:val="right" w:leader="dot" w:pos="7927"/>
         </w:tabs>
+        <w:spacing w:after="160"/>
         <w:rPr>
           <w:noProof/>
         </w:rPr>
@@ -2941,7 +2962,7 @@
             <w:rStyle w:val="Hyperlink"/>
             <w:noProof/>
           </w:rPr>
-          <w:t>Reusely.com</w:t>
+          <w:t>Reusely</w:t>
         </w:r>
         <w:r>
           <w:rPr>
@@ -3007,6 +3028,7 @@
           <w:tab w:val="left" w:pos="880"/>
           <w:tab w:val="right" w:leader="dot" w:pos="7927"/>
         </w:tabs>
+        <w:spacing w:after="160"/>
         <w:rPr>
           <w:noProof/>
         </w:rPr>
@@ -3089,6 +3111,7 @@
           <w:tab w:val="left" w:pos="1320"/>
           <w:tab w:val="right" w:leader="dot" w:pos="7927"/>
         </w:tabs>
+        <w:spacing w:after="160"/>
         <w:rPr>
           <w:noProof/>
         </w:rPr>
@@ -3171,6 +3194,7 @@
           <w:tab w:val="left" w:pos="1320"/>
           <w:tab w:val="right" w:leader="dot" w:pos="7927"/>
         </w:tabs>
+        <w:spacing w:after="160"/>
         <w:rPr>
           <w:noProof/>
         </w:rPr>
@@ -3255,6 +3279,7 @@
         <w:tabs>
           <w:tab w:val="right" w:leader="dot" w:pos="7927"/>
         </w:tabs>
+        <w:spacing w:after="160"/>
         <w:rPr>
           <w:noProof/>
         </w:rPr>
@@ -3324,6 +3349,7 @@
           <w:tab w:val="left" w:pos="660"/>
           <w:tab w:val="right" w:leader="dot" w:pos="7927"/>
         </w:tabs>
+        <w:spacing w:after="160"/>
         <w:rPr>
           <w:noProof/>
         </w:rPr>
@@ -3406,6 +3432,7 @@
           <w:tab w:val="left" w:pos="660"/>
           <w:tab w:val="right" w:leader="dot" w:pos="7927"/>
         </w:tabs>
+        <w:spacing w:after="160"/>
         <w:rPr>
           <w:noProof/>
         </w:rPr>
@@ -3488,6 +3515,7 @@
           <w:tab w:val="left" w:pos="660"/>
           <w:tab w:val="right" w:leader="dot" w:pos="7927"/>
         </w:tabs>
+        <w:spacing w:after="160"/>
         <w:rPr>
           <w:noProof/>
         </w:rPr>
@@ -3571,6 +3599,7 @@
           <w:tab w:val="left" w:pos="660"/>
           <w:tab w:val="right" w:leader="dot" w:pos="7927"/>
         </w:tabs>
+        <w:spacing w:after="160"/>
         <w:rPr>
           <w:noProof/>
         </w:rPr>
@@ -3653,6 +3682,7 @@
           <w:tab w:val="left" w:pos="1320"/>
           <w:tab w:val="right" w:leader="dot" w:pos="7927"/>
         </w:tabs>
+        <w:spacing w:after="160"/>
         <w:rPr>
           <w:noProof/>
         </w:rPr>
@@ -3737,6 +3767,7 @@
           <w:tab w:val="left" w:pos="1320"/>
           <w:tab w:val="right" w:leader="dot" w:pos="7927"/>
         </w:tabs>
+        <w:spacing w:after="160"/>
         <w:rPr>
           <w:noProof/>
         </w:rPr>
@@ -3821,6 +3852,7 @@
           <w:tab w:val="left" w:pos="1320"/>
           <w:tab w:val="right" w:leader="dot" w:pos="7927"/>
         </w:tabs>
+        <w:spacing w:after="160"/>
         <w:rPr>
           <w:noProof/>
         </w:rPr>
@@ -3904,6 +3936,7 @@
           <w:tab w:val="left" w:pos="1320"/>
           <w:tab w:val="right" w:leader="dot" w:pos="7927"/>
         </w:tabs>
+        <w:spacing w:after="160"/>
         <w:rPr>
           <w:noProof/>
         </w:rPr>
@@ -3987,6 +4020,7 @@
           <w:tab w:val="left" w:pos="1320"/>
           <w:tab w:val="right" w:leader="dot" w:pos="7927"/>
         </w:tabs>
+        <w:spacing w:after="160"/>
         <w:rPr>
           <w:noProof/>
         </w:rPr>
@@ -4070,6 +4104,7 @@
           <w:tab w:val="left" w:pos="1320"/>
           <w:tab w:val="right" w:leader="dot" w:pos="7927"/>
         </w:tabs>
+        <w:spacing w:after="160"/>
         <w:rPr>
           <w:noProof/>
         </w:rPr>
@@ -4169,6 +4204,7 @@
           <w:tab w:val="left" w:pos="1320"/>
           <w:tab w:val="right" w:leader="dot" w:pos="7927"/>
         </w:tabs>
+        <w:spacing w:after="160"/>
         <w:rPr>
           <w:noProof/>
         </w:rPr>
@@ -4253,6 +4289,7 @@
           <w:tab w:val="left" w:pos="660"/>
           <w:tab w:val="right" w:leader="dot" w:pos="7927"/>
         </w:tabs>
+        <w:spacing w:after="160"/>
         <w:rPr>
           <w:noProof/>
         </w:rPr>
@@ -4335,6 +4372,7 @@
           <w:tab w:val="left" w:pos="1320"/>
           <w:tab w:val="right" w:leader="dot" w:pos="7927"/>
         </w:tabs>
+        <w:spacing w:after="160"/>
         <w:rPr>
           <w:noProof/>
         </w:rPr>
@@ -4433,6 +4471,7 @@
           <w:tab w:val="left" w:pos="1320"/>
           <w:tab w:val="right" w:leader="dot" w:pos="7927"/>
         </w:tabs>
+        <w:spacing w:after="160"/>
         <w:rPr>
           <w:noProof/>
         </w:rPr>
@@ -4546,6 +4585,7 @@
           <w:tab w:val="left" w:pos="1320"/>
           <w:tab w:val="right" w:leader="dot" w:pos="7927"/>
         </w:tabs>
+        <w:spacing w:after="160"/>
         <w:rPr>
           <w:noProof/>
         </w:rPr>
@@ -4637,6 +4677,7 @@
           <w:tab w:val="left" w:pos="1320"/>
           <w:tab w:val="right" w:leader="dot" w:pos="7927"/>
         </w:tabs>
+        <w:spacing w:after="160"/>
         <w:rPr>
           <w:noProof/>
         </w:rPr>
@@ -4735,6 +4776,7 @@
           <w:tab w:val="left" w:pos="660"/>
           <w:tab w:val="right" w:leader="dot" w:pos="7927"/>
         </w:tabs>
+        <w:spacing w:after="160"/>
         <w:rPr>
           <w:noProof/>
         </w:rPr>
@@ -4817,6 +4859,7 @@
           <w:tab w:val="left" w:pos="1320"/>
           <w:tab w:val="right" w:leader="dot" w:pos="7927"/>
         </w:tabs>
+        <w:spacing w:after="160"/>
         <w:rPr>
           <w:noProof/>
         </w:rPr>
@@ -4939,6 +4982,7 @@
         <w:tabs>
           <w:tab w:val="right" w:leader="dot" w:pos="7927"/>
         </w:tabs>
+        <w:spacing w:after="160"/>
         <w:rPr>
           <w:noProof/>
         </w:rPr>
@@ -5004,6 +5048,7 @@
     <w:p>
       <w:pPr>
         <w:pStyle w:val="Heading1"/>
+        <w:spacing w:after="160"/>
         <w:jc w:val="both"/>
         <w:rPr>
           <w:rFonts w:eastAsia="Times New Roman"/>
@@ -5025,6 +5070,7 @@
     <w:p>
       <w:pPr>
         <w:pStyle w:val="Heading1"/>
+        <w:spacing w:after="160"/>
       </w:pPr>
       <w:r>
         <w:lastRenderedPageBreak/>
@@ -5034,6 +5080,7 @@
     <w:p>
       <w:pPr>
         <w:pStyle w:val="Heading1"/>
+        <w:spacing w:after="160"/>
         <w:jc w:val="both"/>
       </w:pPr>
       <w:r>
@@ -5042,7 +5089,6 @@
     </w:p>
     <w:p>
       <w:pPr>
-        <w:spacing w:after="0"/>
         <w:jc w:val="center"/>
         <w:rPr>
           <w:rFonts w:eastAsia="Times New Roman" w:cs="Times New Roman"/>
@@ -5387,7 +5433,18 @@
                 <w:szCs w:val="24"/>
                 <w:lang w:val="en-US"/>
               </w:rPr>
-              <w:t xml:space="preserve">Implementasi Design System V2 pada Perancangan Ulang Platform </w:t>
+              <w:t xml:space="preserve">Implementasi </w:t>
+            </w:r>
+            <w:r>
+              <w:rPr>
+                <w:rFonts w:eastAsia="Times New Roman" w:cs="Times New Roman"/>
+                <w:i/>
+                <w:iCs/>
+                <w:color w:val="000000"/>
+                <w:szCs w:val="24"/>
+                <w:lang w:val="en-US"/>
+              </w:rPr>
+              <w:t>Design System</w:t>
             </w:r>
             <w:r>
               <w:rPr>
@@ -5396,7 +5453,34 @@
                 <w:szCs w:val="24"/>
                 <w:lang w:val="en-US"/>
               </w:rPr>
-              <w:t>Reusely.com</w:t>
+              <w:t xml:space="preserve"> V2 </w:t>
+            </w:r>
+            <w:r>
+              <w:rPr>
+                <w:rFonts w:eastAsia="Times New Roman" w:cs="Times New Roman"/>
+                <w:color w:val="000000"/>
+                <w:szCs w:val="24"/>
+                <w:lang w:val="en-US"/>
+              </w:rPr>
+              <w:t>p</w:t>
+            </w:r>
+            <w:r>
+              <w:rPr>
+                <w:rFonts w:eastAsia="Times New Roman" w:cs="Times New Roman"/>
+                <w:color w:val="000000"/>
+                <w:szCs w:val="24"/>
+                <w:lang w:val="en-US"/>
+              </w:rPr>
+              <w:t xml:space="preserve">ada Perancangan Ulang Platform </w:t>
+            </w:r>
+            <w:r>
+              <w:rPr>
+                <w:rFonts w:eastAsia="Times New Roman" w:cs="Times New Roman"/>
+                <w:color w:val="000000"/>
+                <w:szCs w:val="24"/>
+                <w:lang w:val="en-US"/>
+              </w:rPr>
+              <w:t>Reusely</w:t>
             </w:r>
             <w:r>
               <w:rPr>
@@ -5424,7 +5508,6 @@
     </w:tbl>
     <w:p>
       <w:pPr>
-        <w:spacing w:after="0"/>
         <w:jc w:val="center"/>
         <w:rPr>
           <w:rFonts w:eastAsia="Times New Roman" w:cs="Times New Roman"/>
@@ -5586,7 +5669,6 @@
           </w:tcPr>
           <w:p>
             <w:pPr>
-              <w:spacing w:after="240"/>
               <w:rPr>
                 <w:rFonts w:eastAsia="Times New Roman" w:cs="Times New Roman"/>
                 <w:szCs w:val="24"/>
@@ -5601,7 +5683,6 @@
           </w:tcPr>
           <w:p>
             <w:pPr>
-              <w:spacing w:after="240"/>
               <w:rPr>
                 <w:rFonts w:eastAsia="Times New Roman" w:cs="Times New Roman"/>
                 <w:szCs w:val="24"/>
@@ -5699,6 +5780,7 @@
     <w:p>
       <w:pPr>
         <w:pStyle w:val="Heading1"/>
+        <w:spacing w:after="160"/>
       </w:pPr>
       <w:r>
         <w:br w:type="page"/>
@@ -5707,6 +5789,7 @@
     <w:p>
       <w:pPr>
         <w:pStyle w:val="Heading1"/>
+        <w:spacing w:after="160"/>
       </w:pPr>
       <w:bookmarkStart w:id="2" w:name="_Toc232416968"/>
       <w:r>
@@ -5724,6 +5807,7 @@
     <w:p>
       <w:pPr>
         <w:pStyle w:val="sub-bab1"/>
+        <w:spacing w:after="160"/>
       </w:pPr>
       <w:bookmarkStart w:id="3" w:name="_Toc232416969"/>
       <w:r>
@@ -5734,7 +5818,6 @@
     <w:p>
       <w:pPr>
         <w:pStyle w:val="ListParagraph"/>
-        <w:spacing w:after="120"/>
         <w:ind w:left="0" w:firstLine="547"/>
         <w:contextualSpacing w:val="0"/>
         <w:rPr>
@@ -5873,7 +5956,6 @@
     <w:p>
       <w:pPr>
         <w:pStyle w:val="ListParagraph"/>
-        <w:spacing w:after="120"/>
         <w:ind w:left="0" w:firstLine="547"/>
         <w:contextualSpacing w:val="0"/>
         <w:rPr>
@@ -5998,7 +6080,6 @@
     <w:p>
       <w:pPr>
         <w:pStyle w:val="ListParagraph"/>
-        <w:spacing w:after="120"/>
         <w:ind w:left="0" w:firstLine="547"/>
         <w:contextualSpacing w:val="0"/>
         <w:rPr>
@@ -6220,7 +6301,7 @@
           <w:szCs w:val="24"/>
           <w:lang w:val="en-US"/>
         </w:rPr>
-        <w:t xml:space="preserve">. Hal ini memastikan bahwa setiap perubahan yang dilakukan dapat terdistribusi secara otomatis dan </w:t>
+        <w:t xml:space="preserve">. Hal ini memastikan </w:t>
       </w:r>
       <w:r>
         <w:rPr>
@@ -6229,13 +6310,12 @@
           <w:lang w:val="en-US"/>
         </w:rPr>
         <w:lastRenderedPageBreak/>
-        <w:t>akurat, sehingga menyelaraskan persepsi antara desainer dan pengembang dalam satu bahasa teknis yang sama.</w:t>
+        <w:t>bahwa setiap perubahan yang dilakukan dapat terdistribusi secara otomatis dan akurat, sehingga menyelaraskan persepsi antara desainer dan pengembang dalam satu bahasa teknis yang sama.</w:t>
       </w:r>
     </w:p>
     <w:p>
       <w:pPr>
         <w:pStyle w:val="ListParagraph"/>
-        <w:spacing w:after="120"/>
         <w:ind w:left="0" w:firstLine="547"/>
         <w:contextualSpacing w:val="0"/>
         <w:rPr>
@@ -6258,7 +6338,7 @@
           <w:szCs w:val="24"/>
           <w:lang w:val="en-US"/>
         </w:rPr>
-        <w:t>Reusely.com</w:t>
+        <w:t>Reusely</w:t>
       </w:r>
       <w:r>
         <w:rPr>
@@ -6648,7 +6728,6 @@
     <w:p>
       <w:pPr>
         <w:pStyle w:val="ListParagraph"/>
-        <w:spacing w:after="120"/>
         <w:ind w:left="0" w:firstLine="547"/>
         <w:contextualSpacing w:val="0"/>
         <w:rPr>
@@ -6743,7 +6822,7 @@
           <w:ilvl w:val="0"/>
           <w:numId w:val="1"/>
         </w:numPr>
-        <w:spacing w:after="120"/>
+        <w:contextualSpacing w:val="0"/>
         <w:rPr>
           <w:rFonts w:cs="Times New Roman"/>
           <w:vanish/>
@@ -6755,6 +6834,7 @@
     <w:p>
       <w:pPr>
         <w:pStyle w:val="sub-bab1"/>
+        <w:spacing w:after="160"/>
       </w:pPr>
       <w:bookmarkStart w:id="4" w:name="_Toc232416970"/>
       <w:r>
@@ -6765,8 +6845,8 @@
     <w:p>
       <w:pPr>
         <w:pStyle w:val="ListParagraph"/>
-        <w:spacing w:after="120"/>
         <w:ind w:left="0" w:firstLine="540"/>
+        <w:contextualSpacing w:val="0"/>
         <w:rPr>
           <w:rFonts w:cs="Times New Roman"/>
           <w:szCs w:val="24"/>
@@ -6805,8 +6885,8 @@
           <w:ilvl w:val="0"/>
           <w:numId w:val="2"/>
         </w:numPr>
-        <w:spacing w:after="120"/>
         <w:ind w:left="900"/>
+        <w:contextualSpacing w:val="0"/>
         <w:rPr>
           <w:rFonts w:cs="Times New Roman"/>
           <w:szCs w:val="24"/>
@@ -6863,7 +6943,7 @@
           <w:szCs w:val="24"/>
           <w:lang w:val="en-US"/>
         </w:rPr>
-        <w:t>Reusely.com</w:t>
+        <w:t>Reusely</w:t>
       </w:r>
       <w:r>
         <w:rPr>
@@ -6881,8 +6961,8 @@
           <w:ilvl w:val="0"/>
           <w:numId w:val="2"/>
         </w:numPr>
-        <w:spacing w:after="120"/>
         <w:ind w:left="900"/>
+        <w:contextualSpacing w:val="0"/>
         <w:rPr>
           <w:rFonts w:cs="Times New Roman"/>
           <w:szCs w:val="24"/>
@@ -6985,7 +7065,7 @@
           <w:ilvl w:val="0"/>
           <w:numId w:val="3"/>
         </w:numPr>
-        <w:spacing w:after="120"/>
+        <w:contextualSpacing w:val="0"/>
         <w:rPr>
           <w:rFonts w:cs="Times New Roman"/>
           <w:b/>
@@ -7003,7 +7083,7 @@
           <w:ilvl w:val="0"/>
           <w:numId w:val="3"/>
         </w:numPr>
-        <w:spacing w:after="120"/>
+        <w:contextualSpacing w:val="0"/>
         <w:rPr>
           <w:rFonts w:cs="Times New Roman"/>
           <w:b/>
@@ -7017,6 +7097,7 @@
     <w:p>
       <w:pPr>
         <w:pStyle w:val="sub-bab1"/>
+        <w:spacing w:after="160"/>
       </w:pPr>
       <w:bookmarkStart w:id="5" w:name="_Toc232416971"/>
       <w:r>
@@ -7027,8 +7108,8 @@
     <w:p>
       <w:pPr>
         <w:pStyle w:val="ListParagraph"/>
-        <w:spacing w:after="120"/>
         <w:ind w:left="0" w:firstLine="540"/>
+        <w:contextualSpacing w:val="0"/>
         <w:rPr>
           <w:rFonts w:cs="Times New Roman"/>
           <w:szCs w:val="24"/>
@@ -7051,8 +7132,8 @@
           <w:ilvl w:val="0"/>
           <w:numId w:val="4"/>
         </w:numPr>
-        <w:spacing w:after="120"/>
         <w:ind w:left="900"/>
+        <w:contextualSpacing w:val="0"/>
         <w:rPr>
           <w:rFonts w:cs="Times New Roman"/>
           <w:szCs w:val="24"/>
@@ -7137,8 +7218,8 @@
           <w:ilvl w:val="0"/>
           <w:numId w:val="4"/>
         </w:numPr>
-        <w:spacing w:after="120"/>
         <w:ind w:left="900"/>
+        <w:contextualSpacing w:val="0"/>
         <w:rPr>
           <w:rFonts w:cs="Times New Roman"/>
           <w:szCs w:val="24"/>
@@ -7265,7 +7346,7 @@
           <w:ilvl w:val="0"/>
           <w:numId w:val="5"/>
         </w:numPr>
-        <w:spacing w:after="120"/>
+        <w:contextualSpacing w:val="0"/>
         <w:rPr>
           <w:rFonts w:cs="Times New Roman"/>
           <w:b/>
@@ -7283,7 +7364,7 @@
           <w:ilvl w:val="0"/>
           <w:numId w:val="5"/>
         </w:numPr>
-        <w:spacing w:after="120"/>
+        <w:contextualSpacing w:val="0"/>
         <w:rPr>
           <w:rFonts w:cs="Times New Roman"/>
           <w:b/>
@@ -7301,7 +7382,7 @@
           <w:ilvl w:val="0"/>
           <w:numId w:val="5"/>
         </w:numPr>
-        <w:spacing w:after="120"/>
+        <w:contextualSpacing w:val="0"/>
         <w:rPr>
           <w:rFonts w:cs="Times New Roman"/>
           <w:b/>
@@ -7315,6 +7396,7 @@
     <w:p>
       <w:pPr>
         <w:pStyle w:val="sub-bab1"/>
+        <w:spacing w:after="160"/>
       </w:pPr>
       <w:bookmarkStart w:id="6" w:name="_Toc232416972"/>
       <w:r>
@@ -7331,8 +7413,8 @@
     <w:p>
       <w:pPr>
         <w:pStyle w:val="ListParagraph"/>
-        <w:spacing w:after="120"/>
         <w:ind w:left="0" w:firstLine="540"/>
+        <w:contextualSpacing w:val="0"/>
         <w:rPr>
           <w:rFonts w:cs="Times New Roman"/>
           <w:szCs w:val="24"/>
@@ -7396,8 +7478,8 @@
                 <w:ilvl w:val="0"/>
                 <w:numId w:val="8"/>
               </w:numPr>
-              <w:spacing w:after="120"/>
               <w:ind w:left="345" w:hanging="450"/>
+              <w:contextualSpacing w:val="0"/>
               <w:rPr>
                 <w:rFonts w:cs="Times New Roman"/>
                 <w:szCs w:val="24"/>
@@ -7421,8 +7503,8 @@
           <w:p>
             <w:pPr>
               <w:pStyle w:val="ListParagraph"/>
-              <w:spacing w:after="120"/>
               <w:ind w:left="345" w:hanging="450"/>
+              <w:contextualSpacing w:val="0"/>
               <w:rPr>
                 <w:rFonts w:cs="Times New Roman"/>
                 <w:szCs w:val="24"/>
@@ -7446,8 +7528,8 @@
           <w:p>
             <w:pPr>
               <w:pStyle w:val="ListParagraph"/>
-              <w:spacing w:after="120"/>
               <w:ind w:left="345" w:hanging="450"/>
+              <w:contextualSpacing w:val="0"/>
               <w:rPr>
                 <w:rFonts w:cs="Times New Roman"/>
                 <w:szCs w:val="24"/>
@@ -7460,7 +7542,7 @@
                 <w:szCs w:val="24"/>
                 <w:lang w:val="en-US"/>
               </w:rPr>
-              <w:t>Reusely.com</w:t>
+              <w:t>Reusely</w:t>
             </w:r>
           </w:p>
         </w:tc>
@@ -7477,8 +7559,8 @@
                 <w:ilvl w:val="0"/>
                 <w:numId w:val="8"/>
               </w:numPr>
-              <w:spacing w:after="120"/>
               <w:ind w:left="345" w:hanging="450"/>
+              <w:contextualSpacing w:val="0"/>
               <w:rPr>
                 <w:rFonts w:cs="Times New Roman"/>
                 <w:szCs w:val="24"/>
@@ -7502,8 +7584,8 @@
           <w:p>
             <w:pPr>
               <w:pStyle w:val="ListParagraph"/>
-              <w:spacing w:after="120"/>
               <w:ind w:left="345" w:hanging="450"/>
+              <w:contextualSpacing w:val="0"/>
               <w:rPr>
                 <w:rFonts w:cs="Times New Roman"/>
                 <w:szCs w:val="24"/>
@@ -7527,8 +7609,8 @@
           <w:p>
             <w:pPr>
               <w:pStyle w:val="ListParagraph"/>
-              <w:spacing w:after="120"/>
               <w:ind w:left="-115" w:firstLine="10"/>
+              <w:contextualSpacing w:val="0"/>
               <w:rPr>
                 <w:rFonts w:cs="Times New Roman"/>
                 <w:szCs w:val="24"/>
@@ -7566,8 +7648,8 @@
                 <w:ilvl w:val="0"/>
                 <w:numId w:val="8"/>
               </w:numPr>
-              <w:spacing w:after="120"/>
               <w:ind w:left="345" w:hanging="450"/>
+              <w:contextualSpacing w:val="0"/>
               <w:rPr>
                 <w:rFonts w:cs="Times New Roman"/>
                 <w:szCs w:val="24"/>
@@ -7591,8 +7673,8 @@
           <w:p>
             <w:pPr>
               <w:pStyle w:val="ListParagraph"/>
-              <w:spacing w:after="120"/>
               <w:ind w:left="345" w:hanging="450"/>
+              <w:contextualSpacing w:val="0"/>
               <w:rPr>
                 <w:rFonts w:cs="Times New Roman"/>
                 <w:szCs w:val="24"/>
@@ -7616,8 +7698,8 @@
           <w:p>
             <w:pPr>
               <w:pStyle w:val="ListParagraph"/>
-              <w:spacing w:after="120"/>
               <w:ind w:left="-106" w:firstLine="1"/>
+              <w:contextualSpacing w:val="0"/>
               <w:rPr>
                 <w:rFonts w:cs="Times New Roman"/>
                 <w:szCs w:val="24"/>
@@ -7663,8 +7745,8 @@
                 <w:ilvl w:val="0"/>
                 <w:numId w:val="8"/>
               </w:numPr>
-              <w:spacing w:after="120"/>
               <w:ind w:left="345" w:hanging="450"/>
+              <w:contextualSpacing w:val="0"/>
               <w:rPr>
                 <w:rFonts w:cs="Times New Roman"/>
                 <w:szCs w:val="24"/>
@@ -7688,8 +7770,8 @@
           <w:p>
             <w:pPr>
               <w:pStyle w:val="ListParagraph"/>
-              <w:spacing w:after="120"/>
               <w:ind w:left="345" w:hanging="450"/>
+              <w:contextualSpacing w:val="0"/>
               <w:rPr>
                 <w:rFonts w:cs="Times New Roman"/>
                 <w:szCs w:val="24"/>
@@ -7713,8 +7795,8 @@
           <w:p>
             <w:pPr>
               <w:pStyle w:val="ListParagraph"/>
-              <w:spacing w:after="120"/>
               <w:ind w:left="345" w:hanging="450"/>
+              <w:contextualSpacing w:val="0"/>
               <w:rPr>
                 <w:rFonts w:cs="Times New Roman"/>
                 <w:szCs w:val="24"/>
@@ -7799,6 +7881,7 @@
     <w:p>
       <w:pPr>
         <w:pStyle w:val="sub-bab1"/>
+        <w:spacing w:after="160"/>
       </w:pPr>
       <w:r>
         <w:t>Tujuan dan Manfaat</w:t>
@@ -7812,8 +7895,8 @@
           <w:ilvl w:val="1"/>
           <w:numId w:val="6"/>
         </w:numPr>
-        <w:spacing w:after="120"/>
         <w:ind w:left="1080" w:hanging="540"/>
+        <w:contextualSpacing w:val="0"/>
         <w:rPr>
           <w:rFonts w:cs="Times New Roman"/>
           <w:b/>
@@ -7840,20 +7923,21 @@
           <w:ilvl w:val="2"/>
           <w:numId w:val="6"/>
         </w:numPr>
-        <w:spacing w:after="120"/>
         <w:ind w:left="1440"/>
-        <w:rPr>
-          <w:rFonts w:cs="Times New Roman"/>
-          <w:szCs w:val="24"/>
-          <w:lang w:val="en-US"/>
-        </w:rPr>
-      </w:pPr>
-      <w:r>
-        <w:rPr>
-          <w:rFonts w:cs="Times New Roman"/>
-          <w:szCs w:val="24"/>
-          <w:lang w:val="en-US"/>
-        </w:rPr>
+        <w:contextualSpacing w:val="0"/>
+        <w:rPr>
+          <w:rFonts w:cs="Times New Roman"/>
+          <w:szCs w:val="24"/>
+          <w:lang w:val="en-US"/>
+        </w:rPr>
+      </w:pPr>
+      <w:r>
+        <w:rPr>
+          <w:rFonts w:cs="Times New Roman"/>
+          <w:szCs w:val="24"/>
+          <w:lang w:val="en-US"/>
+        </w:rPr>
+        <w:lastRenderedPageBreak/>
         <w:t xml:space="preserve">Mengimplementasikan </w:t>
       </w:r>
       <w:r>
@@ -7908,21 +7992,20 @@
           <w:ilvl w:val="2"/>
           <w:numId w:val="6"/>
         </w:numPr>
-        <w:spacing w:after="120"/>
         <w:ind w:left="1440"/>
-        <w:rPr>
-          <w:rFonts w:cs="Times New Roman"/>
-          <w:szCs w:val="24"/>
-          <w:lang w:val="en-US"/>
-        </w:rPr>
-      </w:pPr>
-      <w:r>
-        <w:rPr>
-          <w:rFonts w:cs="Times New Roman"/>
-          <w:szCs w:val="24"/>
-          <w:lang w:val="en-US"/>
-        </w:rPr>
-        <w:lastRenderedPageBreak/>
+        <w:contextualSpacing w:val="0"/>
+        <w:rPr>
+          <w:rFonts w:cs="Times New Roman"/>
+          <w:szCs w:val="24"/>
+          <w:lang w:val="en-US"/>
+        </w:rPr>
+      </w:pPr>
+      <w:r>
+        <w:rPr>
+          <w:rFonts w:cs="Times New Roman"/>
+          <w:szCs w:val="24"/>
+          <w:lang w:val="en-US"/>
+        </w:rPr>
         <w:t xml:space="preserve">Menjamin konsistensi visual pada platform </w:t>
       </w:r>
       <w:r>
@@ -7931,7 +8014,7 @@
           <w:szCs w:val="24"/>
           <w:lang w:val="en-US"/>
         </w:rPr>
-        <w:t>Reusely.com</w:t>
+        <w:t>Reusely</w:t>
       </w:r>
       <w:r>
         <w:rPr>
@@ -7949,8 +8032,8 @@
           <w:ilvl w:val="2"/>
           <w:numId w:val="6"/>
         </w:numPr>
-        <w:spacing w:after="120"/>
         <w:ind w:left="1440"/>
+        <w:contextualSpacing w:val="0"/>
         <w:rPr>
           <w:rFonts w:cs="Times New Roman"/>
           <w:szCs w:val="24"/>
@@ -8014,7 +8097,6 @@
     </w:p>
     <w:p>
       <w:pPr>
-        <w:spacing w:after="120"/>
         <w:ind w:left="1080"/>
         <w:rPr>
           <w:rFonts w:cs="Times New Roman"/>
@@ -8025,7 +8107,6 @@
     </w:p>
     <w:p>
       <w:pPr>
-        <w:spacing w:after="120"/>
         <w:ind w:left="1080"/>
         <w:rPr>
           <w:rFonts w:cs="Times New Roman"/>
@@ -8041,8 +8122,8 @@
           <w:ilvl w:val="1"/>
           <w:numId w:val="6"/>
         </w:numPr>
-        <w:spacing w:after="120"/>
         <w:ind w:left="1080" w:hanging="540"/>
+        <w:contextualSpacing w:val="0"/>
         <w:rPr>
           <w:rFonts w:cs="Times New Roman"/>
           <w:b/>
@@ -8069,8 +8150,8 @@
           <w:ilvl w:val="2"/>
           <w:numId w:val="6"/>
         </w:numPr>
-        <w:spacing w:after="120"/>
         <w:ind w:left="1440"/>
+        <w:contextualSpacing w:val="0"/>
         <w:rPr>
           <w:rFonts w:cs="Times New Roman"/>
           <w:szCs w:val="24"/>
@@ -8093,8 +8174,8 @@
           <w:ilvl w:val="1"/>
           <w:numId w:val="3"/>
         </w:numPr>
-        <w:spacing w:after="120"/>
         <w:ind w:left="1800"/>
+        <w:contextualSpacing w:val="0"/>
         <w:rPr>
           <w:rFonts w:cs="Times New Roman"/>
           <w:szCs w:val="24"/>
@@ -8180,8 +8261,8 @@
           <w:ilvl w:val="1"/>
           <w:numId w:val="3"/>
         </w:numPr>
-        <w:spacing w:after="120"/>
         <w:ind w:left="1800"/>
+        <w:contextualSpacing w:val="0"/>
         <w:rPr>
           <w:rFonts w:cs="Times New Roman"/>
           <w:szCs w:val="24"/>
@@ -8202,7 +8283,7 @@
           <w:szCs w:val="24"/>
           <w:lang w:val="en-US"/>
         </w:rPr>
-        <w:t>Reusely.com</w:t>
+        <w:t>Reusely</w:t>
       </w:r>
       <w:r>
         <w:rPr>
@@ -8220,8 +8301,8 @@
           <w:ilvl w:val="2"/>
           <w:numId w:val="6"/>
         </w:numPr>
-        <w:spacing w:after="120"/>
         <w:ind w:left="1440"/>
+        <w:contextualSpacing w:val="0"/>
         <w:rPr>
           <w:rFonts w:cs="Times New Roman"/>
           <w:szCs w:val="24"/>
@@ -8244,8 +8325,8 @@
           <w:ilvl w:val="0"/>
           <w:numId w:val="9"/>
         </w:numPr>
-        <w:spacing w:after="120"/>
         <w:ind w:left="1800"/>
+        <w:contextualSpacing w:val="0"/>
         <w:rPr>
           <w:rFonts w:cs="Times New Roman"/>
           <w:szCs w:val="24"/>
@@ -8286,8 +8367,8 @@
           <w:ilvl w:val="0"/>
           <w:numId w:val="9"/>
         </w:numPr>
-        <w:spacing w:after="120"/>
         <w:ind w:left="1800"/>
+        <w:contextualSpacing w:val="0"/>
         <w:rPr>
           <w:rFonts w:cs="Times New Roman"/>
           <w:szCs w:val="24"/>
@@ -8490,8 +8571,8 @@
           <w:ilvl w:val="0"/>
           <w:numId w:val="5"/>
         </w:numPr>
-        <w:spacing w:after="120"/>
         <w:ind w:left="360"/>
+        <w:contextualSpacing w:val="0"/>
         <w:rPr>
           <w:rFonts w:cs="Times New Roman"/>
           <w:b/>
@@ -8509,8 +8590,8 @@
           <w:ilvl w:val="0"/>
           <w:numId w:val="5"/>
         </w:numPr>
-        <w:spacing w:after="120"/>
         <w:ind w:left="360"/>
+        <w:contextualSpacing w:val="0"/>
         <w:rPr>
           <w:rFonts w:cs="Times New Roman"/>
           <w:b/>
@@ -8524,6 +8605,7 @@
     <w:p>
       <w:pPr>
         <w:pStyle w:val="sub-bab1"/>
+        <w:spacing w:after="160"/>
       </w:pPr>
       <w:bookmarkStart w:id="8" w:name="_Toc232416974"/>
       <w:r>
@@ -8534,8 +8616,8 @@
     <w:p>
       <w:pPr>
         <w:pStyle w:val="ListParagraph"/>
-        <w:spacing w:after="120"/>
         <w:ind w:left="0" w:firstLine="540"/>
+        <w:contextualSpacing w:val="0"/>
         <w:rPr>
           <w:rFonts w:cs="Times New Roman"/>
           <w:szCs w:val="24"/>
@@ -8570,8 +8652,8 @@
     <w:p>
       <w:pPr>
         <w:pStyle w:val="ListParagraph"/>
-        <w:spacing w:after="120"/>
         <w:ind w:left="1800" w:hanging="1260"/>
+        <w:contextualSpacing w:val="0"/>
         <w:rPr>
           <w:rFonts w:cs="Times New Roman"/>
           <w:szCs w:val="24"/>
@@ -8612,21 +8694,20 @@
     <w:p>
       <w:pPr>
         <w:pStyle w:val="ListParagraph"/>
-        <w:spacing w:after="120"/>
         <w:ind w:left="1800"/>
-        <w:rPr>
-          <w:rFonts w:cs="Times New Roman"/>
-          <w:szCs w:val="24"/>
-          <w:lang w:val="en-US"/>
-        </w:rPr>
-      </w:pPr>
-      <w:r>
-        <w:rPr>
-          <w:rFonts w:cs="Times New Roman"/>
-          <w:szCs w:val="24"/>
-          <w:lang w:val="en-US"/>
-        </w:rPr>
-        <w:lastRenderedPageBreak/>
+        <w:contextualSpacing w:val="0"/>
+        <w:rPr>
+          <w:rFonts w:cs="Times New Roman"/>
+          <w:szCs w:val="24"/>
+          <w:lang w:val="en-US"/>
+        </w:rPr>
+      </w:pPr>
+      <w:r>
+        <w:rPr>
+          <w:rFonts w:cs="Times New Roman"/>
+          <w:szCs w:val="24"/>
+          <w:lang w:val="en-US"/>
+        </w:rPr>
         <w:t>Menguraikan alasan pemilihan topik melal</w:t>
       </w:r>
       <w:r>
@@ -8681,8 +8762,8 @@
     <w:p>
       <w:pPr>
         <w:pStyle w:val="ListParagraph"/>
-        <w:spacing w:after="120"/>
         <w:ind w:left="1800" w:hanging="1260"/>
+        <w:contextualSpacing w:val="0"/>
         <w:rPr>
           <w:rFonts w:cs="Times New Roman"/>
           <w:szCs w:val="24"/>
@@ -8723,8 +8804,8 @@
     <w:p>
       <w:pPr>
         <w:pStyle w:val="ListParagraph"/>
-        <w:spacing w:after="120"/>
         <w:ind w:left="1800"/>
+        <w:contextualSpacing w:val="0"/>
         <w:rPr>
           <w:rFonts w:cs="Times New Roman"/>
           <w:szCs w:val="24"/>
@@ -8745,7 +8826,7 @@
           <w:szCs w:val="24"/>
           <w:lang w:val="en-US"/>
         </w:rPr>
-        <w:t>Reusely.com</w:t>
+        <w:t>Reusely</w:t>
       </w:r>
       <w:r>
         <w:rPr>
@@ -8759,32 +8840,8 @@
     <w:p>
       <w:pPr>
         <w:pStyle w:val="ListParagraph"/>
-        <w:spacing w:after="120"/>
-        <w:ind w:left="1800"/>
-        <w:rPr>
-          <w:rFonts w:cs="Times New Roman"/>
-          <w:szCs w:val="24"/>
-          <w:lang w:val="en-US"/>
-        </w:rPr>
-      </w:pPr>
-    </w:p>
-    <w:p>
-      <w:pPr>
-        <w:pStyle w:val="ListParagraph"/>
-        <w:spacing w:after="120"/>
-        <w:ind w:left="1800"/>
-        <w:rPr>
-          <w:rFonts w:cs="Times New Roman"/>
-          <w:szCs w:val="24"/>
-          <w:lang w:val="en-US"/>
-        </w:rPr>
-      </w:pPr>
-    </w:p>
-    <w:p>
-      <w:pPr>
-        <w:pStyle w:val="ListParagraph"/>
-        <w:spacing w:after="120"/>
         <w:ind w:left="1800" w:hanging="1260"/>
+        <w:contextualSpacing w:val="0"/>
         <w:rPr>
           <w:rFonts w:cs="Times New Roman"/>
           <w:szCs w:val="24"/>
@@ -8836,8 +8893,8 @@
     <w:p>
       <w:pPr>
         <w:pStyle w:val="ListParagraph"/>
-        <w:spacing w:after="120"/>
         <w:ind w:left="1800"/>
+        <w:contextualSpacing w:val="0"/>
         <w:rPr>
           <w:rFonts w:cs="Times New Roman"/>
           <w:szCs w:val="24"/>
@@ -9002,7 +9059,7 @@
           <w:szCs w:val="24"/>
           <w:lang w:val="en-US"/>
         </w:rPr>
-        <w:t>Reusely.com</w:t>
+        <w:t>Reusely</w:t>
       </w:r>
       <w:r>
         <w:rPr>
@@ -9015,13 +9072,7 @@
     </w:p>
     <w:p>
       <w:pPr>
-        <w:spacing w:after="120"/>
         <w:ind w:left="1800" w:hanging="1260"/>
-        <w:rPr>
-          <w:rFonts w:cs="Times New Roman"/>
-          <w:szCs w:val="24"/>
-          <w:lang w:val="en-US"/>
-        </w:rPr>
       </w:pPr>
       <w:r>
         <w:rPr>
@@ -9093,7 +9144,7 @@
           <w:szCs w:val="24"/>
           <w:lang w:val="en-US"/>
         </w:rPr>
-        <w:t>Reusely.com</w:t>
+        <w:t>Reusely</w:t>
       </w:r>
       <w:r>
         <w:rPr>
@@ -9103,49 +9154,422 @@
         </w:rPr>
         <w:t>) maupun bagi institusi pendidikan.</w:t>
       </w:r>
+      <w:bookmarkStart w:id="9" w:name="_Toc232416975"/>
+      <w:r>
+        <w:br w:type="page"/>
+      </w:r>
     </w:p>
     <w:p>
       <w:pPr>
         <w:pStyle w:val="Heading1"/>
       </w:pPr>
       <w:r>
-        <w:br w:type="page"/>
-      </w:r>
-      <w:r>
         <w:lastRenderedPageBreak/>
-        <w:br w:type="page"/>
-      </w:r>
-      <w:bookmarkStart w:id="9" w:name="_Toc232416975"/>
-      <w:r>
+        <w:t>BAB II</w:t>
+      </w:r>
+      <w:r>
+        <w:br/>
+        <w:t>GAMBARAN UMUM PERUSAHAAN</w:t>
+      </w:r>
+      <w:bookmarkEnd w:id="9"/>
+    </w:p>
+    <w:p>
+      <w:pPr>
+        <w:pStyle w:val="Heading2"/>
+        <w:spacing w:after="160"/>
+        <w:rPr>
+          <w:lang w:val="en-US"/>
+        </w:rPr>
+      </w:pPr>
+      <w:bookmarkStart w:id="10" w:name="_Toc232416976"/>
+      <w:r>
+        <w:rPr>
+          <w:lang w:val="en-US"/>
+        </w:rPr>
+        <w:t>Sejarah Perusahaan</w:t>
+      </w:r>
+      <w:bookmarkEnd w:id="10"/>
+    </w:p>
+    <w:p>
+      <w:pPr>
+        <w:ind w:firstLine="540"/>
+        <w:rPr>
+          <w:rFonts w:cs="Times New Roman"/>
+          <w:szCs w:val="24"/>
+        </w:rPr>
+      </w:pPr>
+      <w:r>
+        <w:rPr>
+          <w:rFonts w:cs="Times New Roman"/>
+          <w:szCs w:val="24"/>
+        </w:rPr>
+        <w:t>Reusely</w:t>
+      </w:r>
+      <w:r>
+        <w:rPr>
+          <w:rFonts w:cs="Times New Roman"/>
+          <w:szCs w:val="24"/>
+        </w:rPr>
+        <w:t xml:space="preserve"> merupakan perusahaan yang bergerak di bidang solusi digital untuk mendukung proses </w:t>
+      </w:r>
+      <w:r>
+        <w:rPr>
+          <w:rFonts w:cs="Times New Roman"/>
+          <w:i/>
+          <w:iCs/>
+          <w:szCs w:val="24"/>
+        </w:rPr>
+        <w:t>trade-in</w:t>
+      </w:r>
+      <w:r>
+        <w:rPr>
+          <w:rFonts w:cs="Times New Roman"/>
+          <w:szCs w:val="24"/>
+        </w:rPr>
+        <w:t xml:space="preserve"> dan </w:t>
+      </w:r>
+      <w:r>
+        <w:rPr>
+          <w:rFonts w:cs="Times New Roman"/>
+          <w:i/>
+          <w:iCs/>
+          <w:szCs w:val="24"/>
+        </w:rPr>
+        <w:t>buyback</w:t>
+      </w:r>
+      <w:r>
+        <w:rPr>
+          <w:rFonts w:cs="Times New Roman"/>
+          <w:szCs w:val="24"/>
+        </w:rPr>
+        <w:t xml:space="preserve"> secara terintegrasi. Perusahaan ini pertama kali didirikan pada tahun 2011 dengan fokus awal sebagai solusi internal yang dirancang untuk menyederhanakan proses logistik dan </w:t>
+      </w:r>
+      <w:r>
+        <w:rPr>
+          <w:rFonts w:cs="Times New Roman"/>
+          <w:i/>
+          <w:iCs/>
+          <w:szCs w:val="24"/>
+        </w:rPr>
+        <w:t>trade-in</w:t>
+      </w:r>
+      <w:r>
+        <w:rPr>
+          <w:rFonts w:cs="Times New Roman"/>
+          <w:szCs w:val="24"/>
+        </w:rPr>
+        <w:t xml:space="preserve"> pada satu perusahaan. Pada tahap awal pengembangannya, </w:t>
+      </w:r>
+      <w:r>
+        <w:rPr>
+          <w:rFonts w:cs="Times New Roman"/>
+          <w:szCs w:val="24"/>
+        </w:rPr>
+        <w:t>Reusely</w:t>
+      </w:r>
+      <w:r>
+        <w:rPr>
+          <w:rFonts w:cs="Times New Roman"/>
+          <w:szCs w:val="24"/>
+        </w:rPr>
+        <w:t xml:space="preserve"> telah menghadirkan inovasi berupa integrasi label pengiriman otomatis yang bertujuan untuk mempercepat proses pengiriman serta mengurangi kesalahan dan pekerjaan manual.</w:t>
+      </w:r>
+    </w:p>
+    <w:p>
+      <w:pPr>
+        <w:ind w:firstLine="540"/>
+        <w:rPr>
+          <w:rFonts w:cs="Times New Roman"/>
+          <w:szCs w:val="24"/>
+          <w:lang w:val="en-US"/>
+        </w:rPr>
+      </w:pPr>
+      <w:r>
+        <w:rPr>
+          <w:rFonts w:cs="Times New Roman"/>
+          <w:szCs w:val="24"/>
+          <w:lang w:val="en-US"/>
+        </w:rPr>
+        <w:t xml:space="preserve">Seiring dengan perkembangan kebutuhan operasional, pada tahun 2016 </w:t>
+      </w:r>
+      <w:r>
+        <w:rPr>
+          <w:rFonts w:cs="Times New Roman"/>
+          <w:szCs w:val="24"/>
+          <w:lang w:val="en-US"/>
+        </w:rPr>
+        <w:t>Reusely</w:t>
+      </w:r>
+      <w:r>
+        <w:rPr>
+          <w:rFonts w:cs="Times New Roman"/>
+          <w:szCs w:val="24"/>
+          <w:lang w:val="en-US"/>
+        </w:rPr>
+        <w:t xml:space="preserve"> mulai memperluas kegiatannya dengan membuka toko buyback fisik. Langkah ini dilakukan untuk memperoleh pemahaman yang lebih mendalam terkait proses trade-in secara langsung di lapangan. Dengan dimulainya operasional dua toko pertama, perusahaan mendapatkan berbagai pengalaman terkait penentuan harga, proses penerimaan barang, pengelolaan logistik, serta mekanisme pembayaran kepada pelanggan.</w:t>
+      </w:r>
+    </w:p>
+    <w:p>
+      <w:pPr>
+        <w:ind w:firstLine="540"/>
+        <w:rPr>
+          <w:rFonts w:cs="Times New Roman"/>
+          <w:szCs w:val="24"/>
+          <w:lang w:val="en-US"/>
+        </w:rPr>
+      </w:pPr>
+      <w:r>
+        <w:rPr>
+          <w:rFonts w:cs="Times New Roman"/>
+          <w:szCs w:val="24"/>
+          <w:lang w:val="en-US"/>
+        </w:rPr>
+        <w:t xml:space="preserve">Pada tahun 2020, </w:t>
+      </w:r>
+      <w:r>
+        <w:rPr>
+          <w:rFonts w:cs="Times New Roman"/>
+          <w:szCs w:val="24"/>
+          <w:lang w:val="en-US"/>
+        </w:rPr>
+        <w:t>Reusely</w:t>
+      </w:r>
+      <w:r>
+        <w:rPr>
+          <w:rFonts w:cs="Times New Roman"/>
+          <w:szCs w:val="24"/>
+          <w:lang w:val="en-US"/>
+        </w:rPr>
+        <w:t xml:space="preserve"> berhasil memperluas operasionalnya dengan mengelola hingga tujuh toko trade-in dan buyback. Dalam tahap ini, perusahaan menemukan adanya kebutuhan akan sistem yang terintegrasi untuk mengelola berbagai aspek operasional seperti penentuan harga, pengiriman, pelacakan status, hingga proses pembayaran dalam satu platform yang saling terhubung.</w:t>
+      </w:r>
+    </w:p>
+    <w:p>
+      <w:pPr>
+        <w:ind w:firstLine="540"/>
+        <w:rPr>
+          <w:rFonts w:cs="Times New Roman"/>
+          <w:szCs w:val="24"/>
+          <w:lang w:val="en-US"/>
+        </w:rPr>
+      </w:pPr>
+      <w:r>
+        <w:rPr>
+          <w:rFonts w:cs="Times New Roman"/>
+          <w:szCs w:val="24"/>
+          <w:lang w:val="en-US"/>
+        </w:rPr>
+        <w:t xml:space="preserve">Perkembangan tersebut mendorong </w:t>
+      </w:r>
+      <w:r>
+        <w:rPr>
+          <w:rFonts w:cs="Times New Roman"/>
+          <w:szCs w:val="24"/>
+          <w:lang w:val="en-US"/>
+        </w:rPr>
+        <w:t>Reusely</w:t>
+      </w:r>
+      <w:r>
+        <w:rPr>
+          <w:rFonts w:cs="Times New Roman"/>
+          <w:szCs w:val="24"/>
+          <w:lang w:val="en-US"/>
+        </w:rPr>
+        <w:t xml:space="preserve"> untuk melakukan transformasi pada tahun 2022, di mana sistem yang sebelumnya digunakan sebagai alat internal dikembangkan menjadi sebuah platform yang dapat dimanfaatkan oleh berbagai perusahaan. </w:t>
+      </w:r>
+      <w:r>
+        <w:rPr>
+          <w:rFonts w:cs="Times New Roman"/>
+          <w:szCs w:val="24"/>
+          <w:lang w:val="en-US"/>
+        </w:rPr>
+        <w:t>Reusely</w:t>
+      </w:r>
+      <w:r>
+        <w:rPr>
+          <w:rFonts w:cs="Times New Roman"/>
+          <w:szCs w:val="24"/>
+          <w:lang w:val="en-US"/>
+        </w:rPr>
+        <w:t xml:space="preserve"> secara resmi menjadi platform trade-in dan buyback yang bertujuan untuk membantu pelaku bisnis dalam melakukan digitalisasi, </w:t>
+      </w:r>
+      <w:r>
+        <w:rPr>
+          <w:rFonts w:cs="Times New Roman"/>
+          <w:szCs w:val="24"/>
+          <w:lang w:val="en-US"/>
+        </w:rPr>
         <w:lastRenderedPageBreak/>
-        <w:t>BAB I</w:t>
-      </w:r>
-      <w:r>
-        <w:t>I</w:t>
-      </w:r>
-      <w:r>
-        <w:br/>
-      </w:r>
-      <w:r>
-        <w:t>GAMBARAN UMUM PERUSAHAAN</w:t>
-      </w:r>
-      <w:bookmarkEnd w:id="9"/>
+        <w:t>standarisasi, serta pengembangan operasional tanpa harus membangun sistem dari awal.</w:t>
+      </w:r>
+    </w:p>
+    <w:p>
+      <w:pPr>
+        <w:ind w:firstLine="540"/>
+        <w:rPr>
+          <w:rFonts w:cs="Times New Roman"/>
+          <w:szCs w:val="24"/>
+          <w:lang w:val="en-US"/>
+        </w:rPr>
+      </w:pPr>
+      <w:r>
+        <w:rPr>
+          <w:rFonts w:cs="Times New Roman"/>
+          <w:szCs w:val="24"/>
+          <w:lang w:val="en-US"/>
+        </w:rPr>
+        <w:t xml:space="preserve">Pada tahun 2023, </w:t>
+      </w:r>
+      <w:r>
+        <w:rPr>
+          <w:rFonts w:cs="Times New Roman"/>
+          <w:szCs w:val="24"/>
+          <w:lang w:val="en-US"/>
+        </w:rPr>
+        <w:t>Reusely</w:t>
+      </w:r>
+      <w:r>
+        <w:rPr>
+          <w:rFonts w:cs="Times New Roman"/>
+          <w:szCs w:val="24"/>
+          <w:lang w:val="en-US"/>
+        </w:rPr>
+        <w:t xml:space="preserve"> mulai menjalin kerja sama dengan berbagai penyedia layanan logistik global guna mendukung proses trade-in lintas negara. Kerja sama ini memungkinkan perusahaan untuk memperluas jangkauan layanan ke berbagai wilayah dengan tetap menjaga konsistensi dalam proses pengiriman dan pelacakan.</w:t>
+      </w:r>
+    </w:p>
+    <w:p>
+      <w:pPr>
+        <w:ind w:firstLine="540"/>
+        <w:rPr>
+          <w:rFonts w:cs="Times New Roman"/>
+          <w:szCs w:val="24"/>
+          <w:lang w:val="en-US"/>
+        </w:rPr>
+      </w:pPr>
+      <w:r>
+        <w:rPr>
+          <w:rFonts w:cs="Times New Roman"/>
+          <w:szCs w:val="24"/>
+          <w:lang w:val="en-US"/>
+        </w:rPr>
+        <w:t xml:space="preserve">Kemudian, pada tahun 2024 </w:t>
+      </w:r>
+      <w:r>
+        <w:rPr>
+          <w:rFonts w:cs="Times New Roman"/>
+          <w:szCs w:val="24"/>
+          <w:lang w:val="en-US"/>
+        </w:rPr>
+        <w:t>Reusely</w:t>
+      </w:r>
+      <w:r>
+        <w:rPr>
+          <w:rFonts w:cs="Times New Roman"/>
+          <w:szCs w:val="24"/>
+          <w:lang w:val="en-US"/>
+        </w:rPr>
+        <w:t xml:space="preserve"> terus mengalami pertumbuhan dengan memperluas katalog produk yang didukung. Tidak hanya terbatas pada perangkat elektronik, jumlah item yang dapat diproses meningkat secara signifikan hingga mencapai ratusan ribu SKU, sehingga memungkinkan perusahaan untuk melayani berbagai kategori produk.</w:t>
+      </w:r>
+    </w:p>
+    <w:p>
+      <w:pPr>
+        <w:ind w:firstLine="540"/>
+        <w:rPr>
+          <w:rFonts w:cs="Times New Roman"/>
+          <w:szCs w:val="24"/>
+          <w:lang w:val="en-US"/>
+        </w:rPr>
+      </w:pPr>
+      <w:r>
+        <w:rPr>
+          <w:rFonts w:cs="Times New Roman"/>
+          <w:szCs w:val="24"/>
+          <w:lang w:val="en-US"/>
+        </w:rPr>
+        <w:t xml:space="preserve">Memasuki tahun 2025, </w:t>
+      </w:r>
+      <w:r>
+        <w:rPr>
+          <w:rFonts w:cs="Times New Roman"/>
+          <w:szCs w:val="24"/>
+          <w:lang w:val="en-US"/>
+        </w:rPr>
+        <w:t>Reusely</w:t>
+      </w:r>
+      <w:r>
+        <w:rPr>
+          <w:rFonts w:cs="Times New Roman"/>
+          <w:szCs w:val="24"/>
+          <w:lang w:val="en-US"/>
+        </w:rPr>
+        <w:t xml:space="preserve"> memperluas ekspansinya ke pasar internasional, khususnya di kawasan Eropa dan Asia Pasifik. Perusahaan mulai mendukung operasional multi-wilayah dengan penyesuaian terhadap alur kerja lokal, mata uang, serta regulasi yang berlaku di masing-masing negara.</w:t>
+      </w:r>
+    </w:p>
+    <w:p>
+      <w:pPr>
+        <w:ind w:firstLine="540"/>
+        <w:rPr>
+          <w:rFonts w:cs="Times New Roman"/>
+          <w:szCs w:val="24"/>
+          <w:lang w:val="en-US"/>
+        </w:rPr>
+      </w:pPr>
+      <w:r>
+        <w:rPr>
+          <w:rFonts w:cs="Times New Roman"/>
+          <w:szCs w:val="24"/>
+          <w:lang w:val="en-US"/>
+        </w:rPr>
+        <w:t xml:space="preserve">Pada tahun 2026, </w:t>
+      </w:r>
+      <w:r>
+        <w:rPr>
+          <w:rFonts w:cs="Times New Roman"/>
+          <w:szCs w:val="24"/>
+          <w:lang w:val="en-US"/>
+        </w:rPr>
+        <w:t>Reusely</w:t>
+      </w:r>
+      <w:r>
+        <w:rPr>
+          <w:rFonts w:cs="Times New Roman"/>
+          <w:szCs w:val="24"/>
+          <w:lang w:val="en-US"/>
+        </w:rPr>
+        <w:t xml:space="preserve"> melakukan pembaruan terhadap identitas merek, visi, dan misi perusahaan sebagai bagian dari strategi penguatan posisi di pasar global. Hingga saat ini, </w:t>
+      </w:r>
+      <w:r>
+        <w:rPr>
+          <w:rFonts w:cs="Times New Roman"/>
+          <w:szCs w:val="24"/>
+          <w:lang w:val="en-US"/>
+        </w:rPr>
+        <w:t>Reusely</w:t>
+      </w:r>
+      <w:r>
+        <w:rPr>
+          <w:rFonts w:cs="Times New Roman"/>
+          <w:szCs w:val="24"/>
+          <w:lang w:val="en-US"/>
+        </w:rPr>
+        <w:t xml:space="preserve"> terus berkembang sebagai platform yang mendukung operasional trade-in dan buyback modern dengan mengedepankan efisiensi, skalabilitas, dan keunggulan operasional.</w:t>
+      </w:r>
     </w:p>
     <w:p>
       <w:pPr>
         <w:pStyle w:val="Heading2"/>
-        <w:rPr>
-          <w:lang w:val="en-US"/>
-        </w:rPr>
-      </w:pPr>
-      <w:bookmarkStart w:id="10" w:name="_Toc232416976"/>
-      <w:r>
-        <w:rPr>
-          <w:lang w:val="en-US"/>
-        </w:rPr>
-        <w:t>Sejarah Perusahaan</w:t>
-      </w:r>
-      <w:bookmarkEnd w:id="10"/>
+        <w:spacing w:after="160"/>
+        <w:rPr>
+          <w:lang w:val="en-US"/>
+        </w:rPr>
+      </w:pPr>
+      <w:bookmarkStart w:id="11" w:name="_Toc232416977"/>
+      <w:r>
+        <w:rPr>
+          <w:lang w:val="en-US"/>
+        </w:rPr>
+        <w:t>Struktur Organisasi</w:t>
+      </w:r>
+      <w:bookmarkEnd w:id="11"/>
     </w:p>
     <w:p>
       <w:pPr>
@@ -9153,386 +9577,6 @@
         <w:rPr>
           <w:rFonts w:cs="Times New Roman"/>
           <w:szCs w:val="24"/>
-        </w:rPr>
-      </w:pPr>
-      <w:r>
-        <w:rPr>
-          <w:rFonts w:cs="Times New Roman"/>
-          <w:szCs w:val="24"/>
-        </w:rPr>
-        <w:t>Reusely.com</w:t>
-      </w:r>
-      <w:r>
-        <w:rPr>
-          <w:rFonts w:cs="Times New Roman"/>
-          <w:szCs w:val="24"/>
-        </w:rPr>
-        <w:t xml:space="preserve"> merupakan perusahaan yang bergerak di bidang solusi digital untuk mendukung proses </w:t>
-      </w:r>
-      <w:r>
-        <w:rPr>
-          <w:rFonts w:cs="Times New Roman"/>
-          <w:i/>
-          <w:iCs/>
-          <w:szCs w:val="24"/>
-        </w:rPr>
-        <w:t>trade-in</w:t>
-      </w:r>
-      <w:r>
-        <w:rPr>
-          <w:rFonts w:cs="Times New Roman"/>
-          <w:szCs w:val="24"/>
-        </w:rPr>
-        <w:t xml:space="preserve"> dan </w:t>
-      </w:r>
-      <w:r>
-        <w:rPr>
-          <w:rFonts w:cs="Times New Roman"/>
-          <w:i/>
-          <w:iCs/>
-          <w:szCs w:val="24"/>
-        </w:rPr>
-        <w:t>buyback</w:t>
-      </w:r>
-      <w:r>
-        <w:rPr>
-          <w:rFonts w:cs="Times New Roman"/>
-          <w:szCs w:val="24"/>
-        </w:rPr>
-        <w:t xml:space="preserve"> secara terintegrasi. Perusahaan ini pertama kali didirikan pada tahun 2011 dengan fokus awal sebagai solusi internal yang dirancang untuk menyederhanakan proses logistik dan </w:t>
-      </w:r>
-      <w:r>
-        <w:rPr>
-          <w:rFonts w:cs="Times New Roman"/>
-          <w:i/>
-          <w:iCs/>
-          <w:szCs w:val="24"/>
-        </w:rPr>
-        <w:t>trade-in</w:t>
-      </w:r>
-      <w:r>
-        <w:rPr>
-          <w:rFonts w:cs="Times New Roman"/>
-          <w:szCs w:val="24"/>
-        </w:rPr>
-        <w:t xml:space="preserve"> pada satu perusahaan. Pada tahap awal pengembangannya, </w:t>
-      </w:r>
-      <w:r>
-        <w:rPr>
-          <w:rFonts w:cs="Times New Roman"/>
-          <w:szCs w:val="24"/>
-        </w:rPr>
-        <w:t>Reusely.com</w:t>
-      </w:r>
-      <w:r>
-        <w:rPr>
-          <w:rFonts w:cs="Times New Roman"/>
-          <w:szCs w:val="24"/>
-        </w:rPr>
-        <w:t xml:space="preserve"> telah menghadirkan inovasi berupa integrasi label pengiriman otomatis yang bertujuan untuk mempercepat proses pengiriman serta mengurangi kesalahan dan pekerjaan manual.</w:t>
-      </w:r>
-    </w:p>
-    <w:p>
-      <w:pPr>
-        <w:ind w:firstLine="540"/>
-        <w:rPr>
-          <w:rFonts w:cs="Times New Roman"/>
-          <w:szCs w:val="24"/>
-          <w:lang w:val="en-US"/>
-        </w:rPr>
-      </w:pPr>
-      <w:r>
-        <w:rPr>
-          <w:rFonts w:cs="Times New Roman"/>
-          <w:szCs w:val="24"/>
-          <w:lang w:val="en-US"/>
-        </w:rPr>
-        <w:t xml:space="preserve">Seiring dengan perkembangan kebutuhan operasional, pada tahun 2016 </w:t>
-      </w:r>
-      <w:r>
-        <w:rPr>
-          <w:rFonts w:cs="Times New Roman"/>
-          <w:szCs w:val="24"/>
-          <w:lang w:val="en-US"/>
-        </w:rPr>
-        <w:t>Reusely.com</w:t>
-      </w:r>
-      <w:r>
-        <w:rPr>
-          <w:rFonts w:cs="Times New Roman"/>
-          <w:szCs w:val="24"/>
-          <w:lang w:val="en-US"/>
-        </w:rPr>
-        <w:t xml:space="preserve"> mulai memperluas kegiatannya dengan membuka toko buyback fisik. Langkah ini dilakukan untuk memperoleh pemahaman yang lebih mendalam terkait proses trade-in secara langsung di lapangan. Dengan dimulainya operasional dua toko pertama, perusahaan mendapatkan berbagai pengalaman terkait penentuan harga, proses penerimaan barang, pengelolaan logistik, serta mekanisme pembayaran kepada pelanggan.</w:t>
-      </w:r>
-    </w:p>
-    <w:p>
-      <w:pPr>
-        <w:ind w:firstLine="540"/>
-        <w:rPr>
-          <w:rFonts w:cs="Times New Roman"/>
-          <w:szCs w:val="24"/>
-          <w:lang w:val="en-US"/>
-        </w:rPr>
-      </w:pPr>
-      <w:r>
-        <w:rPr>
-          <w:rFonts w:cs="Times New Roman"/>
-          <w:szCs w:val="24"/>
-          <w:lang w:val="en-US"/>
-        </w:rPr>
-        <w:t xml:space="preserve">Pada tahun 2020, </w:t>
-      </w:r>
-      <w:r>
-        <w:rPr>
-          <w:rFonts w:cs="Times New Roman"/>
-          <w:szCs w:val="24"/>
-          <w:lang w:val="en-US"/>
-        </w:rPr>
-        <w:t>Reusely.com</w:t>
-      </w:r>
-      <w:r>
-        <w:rPr>
-          <w:rFonts w:cs="Times New Roman"/>
-          <w:szCs w:val="24"/>
-          <w:lang w:val="en-US"/>
-        </w:rPr>
-        <w:t xml:space="preserve"> berhasil memperluas operasionalnya dengan mengelola hingga tujuh toko trade-in dan buyback. Dalam tahap ini, perusahaan menemukan adanya kebutuhan akan sistem yang terintegrasi untuk mengelola berbagai aspek operasional seperti penentuan harga, pengiriman, pelacakan status, hingga proses pembayaran dalam satu platform yang saling terhubung.</w:t>
-      </w:r>
-    </w:p>
-    <w:p>
-      <w:pPr>
-        <w:ind w:firstLine="540"/>
-        <w:rPr>
-          <w:rFonts w:cs="Times New Roman"/>
-          <w:szCs w:val="24"/>
-          <w:lang w:val="en-US"/>
-        </w:rPr>
-      </w:pPr>
-      <w:r>
-        <w:rPr>
-          <w:rFonts w:cs="Times New Roman"/>
-          <w:szCs w:val="24"/>
-          <w:lang w:val="en-US"/>
-        </w:rPr>
-        <w:t xml:space="preserve">Perkembangan tersebut mendorong </w:t>
-      </w:r>
-      <w:r>
-        <w:rPr>
-          <w:rFonts w:cs="Times New Roman"/>
-          <w:szCs w:val="24"/>
-          <w:lang w:val="en-US"/>
-        </w:rPr>
-        <w:t>Reusely.com</w:t>
-      </w:r>
-      <w:r>
-        <w:rPr>
-          <w:rFonts w:cs="Times New Roman"/>
-          <w:szCs w:val="24"/>
-          <w:lang w:val="en-US"/>
-        </w:rPr>
-        <w:t xml:space="preserve"> untuk melakukan transformasi pada tahun 2022, di mana sistem yang sebelumnya digunakan sebagai alat internal dikembangkan menjadi sebuah platform yang dapat dimanfaatkan oleh berbagai perusahaan. </w:t>
-      </w:r>
-      <w:r>
-        <w:rPr>
-          <w:rFonts w:cs="Times New Roman"/>
-          <w:szCs w:val="24"/>
-          <w:lang w:val="en-US"/>
-        </w:rPr>
-        <w:t>Reusely.com</w:t>
-      </w:r>
-      <w:r>
-        <w:rPr>
-          <w:rFonts w:cs="Times New Roman"/>
-          <w:szCs w:val="24"/>
-          <w:lang w:val="en-US"/>
-        </w:rPr>
-        <w:t xml:space="preserve"> secara resmi menjadi platform trade-in dan buyback yang bertujuan untuk membantu pelaku bisnis dalam melakukan </w:t>
-      </w:r>
-      <w:r>
-        <w:rPr>
-          <w:rFonts w:cs="Times New Roman"/>
-          <w:szCs w:val="24"/>
-          <w:lang w:val="en-US"/>
-        </w:rPr>
-        <w:lastRenderedPageBreak/>
-        <w:t>digitalisasi, standarisasi, serta pengembangan operasional tanpa harus membangun sistem dari awal.</w:t>
-      </w:r>
-    </w:p>
-    <w:p>
-      <w:pPr>
-        <w:ind w:firstLine="540"/>
-        <w:rPr>
-          <w:rFonts w:cs="Times New Roman"/>
-          <w:szCs w:val="24"/>
-          <w:lang w:val="en-US"/>
-        </w:rPr>
-      </w:pPr>
-      <w:r>
-        <w:rPr>
-          <w:rFonts w:cs="Times New Roman"/>
-          <w:szCs w:val="24"/>
-          <w:lang w:val="en-US"/>
-        </w:rPr>
-        <w:t xml:space="preserve">Pada tahun 2023, </w:t>
-      </w:r>
-      <w:r>
-        <w:rPr>
-          <w:rFonts w:cs="Times New Roman"/>
-          <w:szCs w:val="24"/>
-          <w:lang w:val="en-US"/>
-        </w:rPr>
-        <w:t>Reusely.com</w:t>
-      </w:r>
-      <w:r>
-        <w:rPr>
-          <w:rFonts w:cs="Times New Roman"/>
-          <w:szCs w:val="24"/>
-          <w:lang w:val="en-US"/>
-        </w:rPr>
-        <w:t xml:space="preserve"> mulai menjalin kerja sama dengan berbagai penyedia layanan logistik global guna mendukung proses trade-in lintas negara. Kerja sama ini memungkinkan perusahaan untuk memperluas jangkauan layanan ke berbagai wilayah dengan tetap menjaga konsistensi dalam proses pengiriman dan pelacakan.</w:t>
-      </w:r>
-    </w:p>
-    <w:p>
-      <w:pPr>
-        <w:ind w:firstLine="540"/>
-        <w:rPr>
-          <w:rFonts w:cs="Times New Roman"/>
-          <w:szCs w:val="24"/>
-          <w:lang w:val="en-US"/>
-        </w:rPr>
-      </w:pPr>
-      <w:r>
-        <w:rPr>
-          <w:rFonts w:cs="Times New Roman"/>
-          <w:szCs w:val="24"/>
-          <w:lang w:val="en-US"/>
-        </w:rPr>
-        <w:t xml:space="preserve">Kemudian, pada tahun 2024 </w:t>
-      </w:r>
-      <w:r>
-        <w:rPr>
-          <w:rFonts w:cs="Times New Roman"/>
-          <w:szCs w:val="24"/>
-          <w:lang w:val="en-US"/>
-        </w:rPr>
-        <w:t>Reusely.com</w:t>
-      </w:r>
-      <w:r>
-        <w:rPr>
-          <w:rFonts w:cs="Times New Roman"/>
-          <w:szCs w:val="24"/>
-          <w:lang w:val="en-US"/>
-        </w:rPr>
-        <w:t xml:space="preserve"> terus mengalami pertumbuhan dengan memperluas katalog produk yang didukung. Tidak hanya terbatas pada perangkat elektronik, jumlah item yang dapat diproses meningkat secara signifikan hingga mencapai ratusan ribu SKU, sehingga memungkinkan perusahaan untuk melayani berbagai kategori produk.</w:t>
-      </w:r>
-    </w:p>
-    <w:p>
-      <w:pPr>
-        <w:ind w:firstLine="540"/>
-        <w:rPr>
-          <w:rFonts w:cs="Times New Roman"/>
-          <w:szCs w:val="24"/>
-          <w:lang w:val="en-US"/>
-        </w:rPr>
-      </w:pPr>
-      <w:r>
-        <w:rPr>
-          <w:rFonts w:cs="Times New Roman"/>
-          <w:szCs w:val="24"/>
-          <w:lang w:val="en-US"/>
-        </w:rPr>
-        <w:t xml:space="preserve">Memasuki tahun 2025, </w:t>
-      </w:r>
-      <w:r>
-        <w:rPr>
-          <w:rFonts w:cs="Times New Roman"/>
-          <w:szCs w:val="24"/>
-          <w:lang w:val="en-US"/>
-        </w:rPr>
-        <w:t>Reusely.com</w:t>
-      </w:r>
-      <w:r>
-        <w:rPr>
-          <w:rFonts w:cs="Times New Roman"/>
-          <w:szCs w:val="24"/>
-          <w:lang w:val="en-US"/>
-        </w:rPr>
-        <w:t xml:space="preserve"> memperluas ekspansinya ke pasar internasional, khususnya di kawasan Eropa dan Asia Pasifik. Perusahaan mulai mendukung operasional multi-wilayah dengan penyesuaian terhadap alur kerja lokal, mata uang, serta regulasi yang berlaku di masing-masing negara.</w:t>
-      </w:r>
-    </w:p>
-    <w:p>
-      <w:pPr>
-        <w:ind w:firstLine="540"/>
-        <w:rPr>
-          <w:rFonts w:cs="Times New Roman"/>
-          <w:szCs w:val="24"/>
-          <w:lang w:val="en-US"/>
-        </w:rPr>
-      </w:pPr>
-      <w:r>
-        <w:rPr>
-          <w:rFonts w:cs="Times New Roman"/>
-          <w:szCs w:val="24"/>
-          <w:lang w:val="en-US"/>
-        </w:rPr>
-        <w:t xml:space="preserve">Pada tahun 2026, </w:t>
-      </w:r>
-      <w:r>
-        <w:rPr>
-          <w:rFonts w:cs="Times New Roman"/>
-          <w:szCs w:val="24"/>
-          <w:lang w:val="en-US"/>
-        </w:rPr>
-        <w:t>Reusely.com</w:t>
-      </w:r>
-      <w:r>
-        <w:rPr>
-          <w:rFonts w:cs="Times New Roman"/>
-          <w:szCs w:val="24"/>
-          <w:lang w:val="en-US"/>
-        </w:rPr>
-        <w:t xml:space="preserve"> melakukan pembaruan terhadap identitas merek, visi, dan misi perusahaan sebagai bagian dari strategi penguatan posisi di pasar global. Hingga saat ini, </w:t>
-      </w:r>
-      <w:r>
-        <w:rPr>
-          <w:rFonts w:cs="Times New Roman"/>
-          <w:szCs w:val="24"/>
-          <w:lang w:val="en-US"/>
-        </w:rPr>
-        <w:t>Reusely.com</w:t>
-      </w:r>
-      <w:r>
-        <w:rPr>
-          <w:rFonts w:cs="Times New Roman"/>
-          <w:szCs w:val="24"/>
-          <w:lang w:val="en-US"/>
-        </w:rPr>
-        <w:t xml:space="preserve"> terus berkembang sebagai platform yang mendukung operasional trade-in dan buyback modern dengan mengedepankan efisiensi, skalabilitas, dan keunggulan operasional.</w:t>
-      </w:r>
-    </w:p>
-    <w:p>
-      <w:pPr>
-        <w:pStyle w:val="Heading2"/>
-        <w:rPr>
-          <w:lang w:val="en-US"/>
-        </w:rPr>
-      </w:pPr>
-      <w:bookmarkStart w:id="11" w:name="_Toc232416977"/>
-      <w:r>
-        <w:rPr>
-          <w:lang w:val="en-US"/>
-        </w:rPr>
-        <w:t>Struktur Organisasi</w:t>
-      </w:r>
-      <w:bookmarkEnd w:id="11"/>
-    </w:p>
-    <w:p>
-      <w:pPr>
-        <w:ind w:firstLine="540"/>
-        <w:rPr>
-          <w:rFonts w:cs="Times New Roman"/>
-          <w:szCs w:val="24"/>
           <w:lang w:val="en-US"/>
         </w:rPr>
       </w:pPr>
@@ -9550,7 +9594,7 @@
           <w:szCs w:val="24"/>
           <w:lang w:val="en-US"/>
         </w:rPr>
-        <w:t>Reusely.com</w:t>
+        <w:t>Reusely</w:t>
       </w:r>
       <w:r>
         <w:rPr>
@@ -9619,6 +9663,7 @@
     <w:p>
       <w:pPr>
         <w:pStyle w:val="Caption"/>
+        <w:spacing w:after="160" w:line="360" w:lineRule="auto"/>
       </w:pPr>
       <w:r>
         <w:rPr>
@@ -9636,7 +9681,7 @@
         <w:rPr>
           <w:lang w:val="en-US"/>
         </w:rPr>
-        <w:t>Reusely.com</w:t>
+        <w:t>Reusely</w:t>
       </w:r>
       <w:r>
         <w:rPr>
@@ -9651,6 +9696,7 @@
     <w:p>
       <w:pPr>
         <w:pStyle w:val="Caption"/>
+        <w:spacing w:after="160" w:line="360" w:lineRule="auto"/>
         <w:rPr>
           <w:lang w:val="en-US"/>
         </w:rPr>
@@ -9680,12 +9726,13 @@
         <w:t xml:space="preserve"> Struktur Organisasi </w:t>
       </w:r>
       <w:r>
-        <w:t>Reusely.com</w:t>
+        <w:t>Reusely</w:t>
       </w:r>
     </w:p>
     <w:p>
       <w:pPr>
         <w:pStyle w:val="Heading3"/>
+        <w:contextualSpacing w:val="0"/>
       </w:pPr>
       <w:bookmarkStart w:id="12" w:name="_Toc232416978"/>
       <w:r>
@@ -9716,7 +9763,7 @@
           <w:szCs w:val="24"/>
           <w:lang w:val="en-US"/>
         </w:rPr>
-        <w:t>Reusely.com</w:t>
+        <w:t>Reusely</w:t>
       </w:r>
       <w:r>
         <w:rPr>
@@ -9735,6 +9782,7 @@
           <w:numId w:val="12"/>
         </w:numPr>
         <w:ind w:left="1620"/>
+        <w:contextualSpacing w:val="0"/>
         <w:rPr>
           <w:rFonts w:cs="Times New Roman"/>
           <w:szCs w:val="24"/>
@@ -9755,7 +9803,7 @@
           <w:szCs w:val="24"/>
           <w:lang w:val="en-US"/>
         </w:rPr>
-        <w:t>Reusely.com</w:t>
+        <w:t>Reusely</w:t>
       </w:r>
       <w:r>
         <w:rPr>
@@ -9774,6 +9822,7 @@
           <w:numId w:val="12"/>
         </w:numPr>
         <w:ind w:left="1620"/>
+        <w:contextualSpacing w:val="0"/>
         <w:rPr>
           <w:rFonts w:cs="Times New Roman"/>
           <w:szCs w:val="24"/>
@@ -9797,6 +9846,7 @@
           <w:numId w:val="12"/>
         </w:numPr>
         <w:ind w:left="1620"/>
+        <w:contextualSpacing w:val="0"/>
         <w:rPr>
           <w:rFonts w:cs="Times New Roman"/>
           <w:szCs w:val="24"/>
@@ -9820,18 +9870,20 @@
           <w:numId w:val="12"/>
         </w:numPr>
         <w:ind w:left="1620"/>
-        <w:rPr>
-          <w:rFonts w:cs="Times New Roman"/>
-          <w:szCs w:val="24"/>
-          <w:lang w:val="en-US"/>
-        </w:rPr>
-      </w:pPr>
-      <w:r>
-        <w:rPr>
-          <w:rFonts w:cs="Times New Roman"/>
-          <w:szCs w:val="24"/>
-          <w:lang w:val="en-US"/>
-        </w:rPr>
+        <w:contextualSpacing w:val="0"/>
+        <w:rPr>
+          <w:rFonts w:cs="Times New Roman"/>
+          <w:szCs w:val="24"/>
+          <w:lang w:val="en-US"/>
+        </w:rPr>
+      </w:pPr>
+      <w:r>
+        <w:rPr>
+          <w:rFonts w:cs="Times New Roman"/>
+          <w:szCs w:val="24"/>
+          <w:lang w:val="en-US"/>
+        </w:rPr>
+        <w:lastRenderedPageBreak/>
         <w:t>Memastikan pengembangan sistem dan layanan perusahaan berjalan sesuai dengan target bisnis yang telah ditentukan.</w:t>
       </w:r>
     </w:p>
@@ -9843,19 +9895,19 @@
           <w:numId w:val="12"/>
         </w:numPr>
         <w:ind w:left="1620"/>
-        <w:rPr>
-          <w:rFonts w:cs="Times New Roman"/>
-          <w:szCs w:val="24"/>
-          <w:lang w:val="en-US"/>
-        </w:rPr>
-      </w:pPr>
-      <w:r>
-        <w:rPr>
-          <w:rFonts w:cs="Times New Roman"/>
-          <w:szCs w:val="24"/>
-          <w:lang w:val="en-US"/>
-        </w:rPr>
-        <w:lastRenderedPageBreak/>
+        <w:contextualSpacing w:val="0"/>
+        <w:rPr>
+          <w:rFonts w:cs="Times New Roman"/>
+          <w:szCs w:val="24"/>
+          <w:lang w:val="en-US"/>
+        </w:rPr>
+      </w:pPr>
+      <w:r>
+        <w:rPr>
+          <w:rFonts w:cs="Times New Roman"/>
+          <w:szCs w:val="24"/>
+          <w:lang w:val="en-US"/>
+        </w:rPr>
         <w:t>Mengawasi perkembangan performa perusahaan, baik dari sisi produk maupun pelayanan kepada pengguna.</w:t>
       </w:r>
     </w:p>
@@ -9867,6 +9919,7 @@
           <w:numId w:val="12"/>
         </w:numPr>
         <w:ind w:left="1620"/>
+        <w:contextualSpacing w:val="0"/>
         <w:rPr>
           <w:rFonts w:cs="Times New Roman"/>
           <w:szCs w:val="24"/>
@@ -9890,6 +9943,7 @@
           <w:numId w:val="12"/>
         </w:numPr>
         <w:ind w:left="1620"/>
+        <w:contextualSpacing w:val="0"/>
         <w:rPr>
           <w:rFonts w:cs="Times New Roman"/>
           <w:szCs w:val="24"/>
@@ -9913,6 +9967,7 @@
           <w:numId w:val="12"/>
         </w:numPr>
         <w:ind w:left="1620"/>
+        <w:contextualSpacing w:val="0"/>
         <w:rPr>
           <w:rFonts w:cs="Times New Roman"/>
           <w:szCs w:val="24"/>
@@ -9931,6 +9986,7 @@
     <w:p>
       <w:pPr>
         <w:pStyle w:val="Heading3"/>
+        <w:contextualSpacing w:val="0"/>
       </w:pPr>
       <w:bookmarkStart w:id="13" w:name="_Toc232416979"/>
       <w:r>
@@ -9953,7 +10009,7 @@
         <w:t xml:space="preserve"> memiliki tanggung jawab dalam menjaga serta meningkatkan kualitas pelayanan dan pengalaman pengguna terhadap platform </w:t>
       </w:r>
       <w:r>
-        <w:t>Reusely.com</w:t>
+        <w:t>Reusely</w:t>
       </w:r>
       <w:r>
         <w:t xml:space="preserve">. Posisi ini berperan penting dalam memastikan setiap pengguna dapat menggunakan layanan perusahaan dengan baik, nyaman, dan sesuai dengan kebutuhan mereka. Dalam menjalankan tanggung jawab tersebut, </w:t>
@@ -9976,7 +10032,7 @@
           <w:ilvl w:val="0"/>
           <w:numId w:val="13"/>
         </w:numPr>
-        <w:spacing w:before="0" w:beforeAutospacing="0" w:line="360" w:lineRule="auto"/>
+        <w:spacing w:before="0" w:beforeAutospacing="0" w:after="160" w:afterAutospacing="0" w:line="360" w:lineRule="auto"/>
         <w:ind w:left="1620"/>
         <w:rPr>
           <w:lang w:val="id-ID"/>
@@ -9986,7 +10042,7 @@
         <w:t xml:space="preserve">Mengawasi kualitas pelayanan kepada pengguna platform </w:t>
       </w:r>
       <w:r>
-        <w:t>Reusely.com</w:t>
+        <w:t>Reusely</w:t>
       </w:r>
       <w:r>
         <w:t>.</w:t>
@@ -9999,7 +10055,7 @@
           <w:ilvl w:val="0"/>
           <w:numId w:val="13"/>
         </w:numPr>
-        <w:spacing w:line="360" w:lineRule="auto"/>
+        <w:spacing w:after="160" w:afterAutospacing="0" w:line="360" w:lineRule="auto"/>
         <w:ind w:left="1620"/>
       </w:pPr>
       <w:r>
@@ -10013,7 +10069,7 @@
           <w:ilvl w:val="0"/>
           <w:numId w:val="13"/>
         </w:numPr>
-        <w:spacing w:line="360" w:lineRule="auto"/>
+        <w:spacing w:after="160" w:afterAutospacing="0" w:line="360" w:lineRule="auto"/>
         <w:ind w:left="1620"/>
       </w:pPr>
       <w:r>
@@ -10027,7 +10083,7 @@
           <w:ilvl w:val="0"/>
           <w:numId w:val="13"/>
         </w:numPr>
-        <w:spacing w:line="360" w:lineRule="auto"/>
+        <w:spacing w:after="160" w:afterAutospacing="0" w:line="360" w:lineRule="auto"/>
         <w:ind w:left="1620"/>
       </w:pPr>
       <w:r>
@@ -10041,10 +10097,11 @@
           <w:ilvl w:val="0"/>
           <w:numId w:val="13"/>
         </w:numPr>
-        <w:spacing w:line="360" w:lineRule="auto"/>
+        <w:spacing w:after="160" w:afterAutospacing="0" w:line="360" w:lineRule="auto"/>
         <w:ind w:left="1620"/>
       </w:pPr>
       <w:r>
+        <w:lastRenderedPageBreak/>
         <w:t xml:space="preserve">Berkoordinasi dengan tim product, developer, dan </w:t>
       </w:r>
       <w:r>
@@ -10065,7 +10122,7 @@
           <w:ilvl w:val="0"/>
           <w:numId w:val="13"/>
         </w:numPr>
-        <w:spacing w:line="360" w:lineRule="auto"/>
+        <w:spacing w:after="160" w:afterAutospacing="0" w:line="360" w:lineRule="auto"/>
         <w:ind w:left="1620"/>
       </w:pPr>
       <w:r>
@@ -10075,18 +10132,18 @@
     <w:p>
       <w:pPr>
         <w:pStyle w:val="NormalWeb"/>
-        <w:spacing w:line="360" w:lineRule="auto"/>
+        <w:spacing w:after="160" w:afterAutospacing="0" w:line="360" w:lineRule="auto"/>
         <w:ind w:left="1620"/>
       </w:pPr>
     </w:p>
     <w:p>
       <w:pPr>
         <w:pStyle w:val="Heading3"/>
+        <w:contextualSpacing w:val="0"/>
       </w:pPr>
       <w:bookmarkStart w:id="14" w:name="_Toc229390562"/>
       <w:bookmarkStart w:id="15" w:name="_Toc232416980"/>
       <w:r>
-        <w:lastRenderedPageBreak/>
         <w:t>Tech Lead</w:t>
       </w:r>
       <w:bookmarkEnd w:id="14"/>
@@ -10107,7 +10164,7 @@
         <w:t xml:space="preserve"> memiliki tanggung jawab dalam memimpin dan mengawasi proses pengembangan teknis sistem pada platform </w:t>
       </w:r>
       <w:r>
-        <w:t>Reusely.com</w:t>
+        <w:t>Reusely</w:t>
       </w:r>
       <w:r>
         <w:t xml:space="preserve">. Posisi ini berperan dalam memastikan proses development berjalan dengan baik serta mendukung pengembangan fitur dan layanan digital perusahaan. Dalam menjalankan tanggung jawab tersebut, </w:t>
@@ -10130,7 +10187,7 @@
           <w:ilvl w:val="0"/>
           <w:numId w:val="14"/>
         </w:numPr>
-        <w:spacing w:line="360" w:lineRule="auto"/>
+        <w:spacing w:after="160" w:afterAutospacing="0" w:line="360" w:lineRule="auto"/>
         <w:ind w:left="1620"/>
         <w:rPr>
           <w:lang w:val="id-ID"/>
@@ -10140,7 +10197,7 @@
         <w:t xml:space="preserve">Mengatur dan mengawasi proses pengembangan sistem pada platform </w:t>
       </w:r>
       <w:r>
-        <w:t>Reusely.com</w:t>
+        <w:t>Reusely</w:t>
       </w:r>
       <w:r>
         <w:t>.</w:t>
@@ -10153,7 +10210,7 @@
           <w:ilvl w:val="0"/>
           <w:numId w:val="14"/>
         </w:numPr>
-        <w:spacing w:line="360" w:lineRule="auto"/>
+        <w:spacing w:after="160" w:afterAutospacing="0" w:line="360" w:lineRule="auto"/>
         <w:ind w:left="1620"/>
       </w:pPr>
       <w:r>
@@ -10167,7 +10224,7 @@
           <w:ilvl w:val="0"/>
           <w:numId w:val="14"/>
         </w:numPr>
-        <w:spacing w:line="360" w:lineRule="auto"/>
+        <w:spacing w:after="160" w:afterAutospacing="0" w:line="360" w:lineRule="auto"/>
         <w:ind w:left="1620"/>
       </w:pPr>
       <w:r>
@@ -10181,7 +10238,7 @@
           <w:ilvl w:val="0"/>
           <w:numId w:val="14"/>
         </w:numPr>
-        <w:spacing w:line="360" w:lineRule="auto"/>
+        <w:spacing w:after="160" w:afterAutospacing="0" w:line="360" w:lineRule="auto"/>
         <w:ind w:left="1620"/>
       </w:pPr>
       <w:r>
@@ -10205,7 +10262,7 @@
           <w:ilvl w:val="0"/>
           <w:numId w:val="14"/>
         </w:numPr>
-        <w:spacing w:line="360" w:lineRule="auto"/>
+        <w:spacing w:after="160" w:afterAutospacing="0" w:line="360" w:lineRule="auto"/>
         <w:ind w:left="1620"/>
       </w:pPr>
       <w:r>
@@ -10239,7 +10296,7 @@
           <w:ilvl w:val="0"/>
           <w:numId w:val="14"/>
         </w:numPr>
-        <w:spacing w:line="360" w:lineRule="auto"/>
+        <w:spacing w:after="160" w:afterAutospacing="0" w:line="360" w:lineRule="auto"/>
         <w:ind w:left="1620"/>
       </w:pPr>
       <w:r>
@@ -10253,7 +10310,7 @@
           <w:ilvl w:val="0"/>
           <w:numId w:val="14"/>
         </w:numPr>
-        <w:spacing w:line="360" w:lineRule="auto"/>
+        <w:spacing w:after="160" w:afterAutospacing="0" w:line="360" w:lineRule="auto"/>
         <w:ind w:left="1620"/>
       </w:pPr>
       <w:r>
@@ -10267,16 +10324,18 @@
           <w:ilvl w:val="0"/>
           <w:numId w:val="14"/>
         </w:numPr>
-        <w:spacing w:line="360" w:lineRule="auto"/>
+        <w:spacing w:after="160" w:afterAutospacing="0" w:line="360" w:lineRule="auto"/>
         <w:ind w:left="1620"/>
       </w:pPr>
       <w:r>
+        <w:lastRenderedPageBreak/>
         <w:t>Melakukan evaluasi terhadap performa sistem untuk mendukung peningkatan kualitas platform perusahaan.</w:t>
       </w:r>
     </w:p>
     <w:p>
       <w:pPr>
         <w:pStyle w:val="Heading3"/>
+        <w:contextualSpacing w:val="0"/>
       </w:pPr>
       <w:bookmarkStart w:id="16" w:name="_Toc229390563"/>
       <w:bookmarkStart w:id="17" w:name="_Toc232416981"/>
@@ -10315,22 +10374,14 @@
           <w:rFonts w:eastAsia="Times New Roman" w:cs="Times New Roman"/>
           <w:lang w:eastAsia="en-ID"/>
         </w:rPr>
-        <w:t>Reusely.com</w:t>
+        <w:t>Reusely</w:t>
       </w:r>
       <w:r>
         <w:rPr>
           <w:rFonts w:eastAsia="Times New Roman" w:cs="Times New Roman"/>
           <w:lang w:eastAsia="en-ID"/>
         </w:rPr>
-        <w:t xml:space="preserve"> agar berjalan secara </w:t>
-      </w:r>
-      <w:r>
-        <w:rPr>
-          <w:rFonts w:eastAsia="Times New Roman" w:cs="Times New Roman"/>
-          <w:lang w:eastAsia="en-ID"/>
-        </w:rPr>
-        <w:lastRenderedPageBreak/>
-        <w:t xml:space="preserve">terarah dan sesuai target perusahaan. Dalam menjalankan tanggung jawab tersebut, </w:t>
+        <w:t xml:space="preserve"> agar berjalan secara terarah dan sesuai target perusahaan. Dalam menjalankan tanggung jawab tersebut, </w:t>
       </w:r>
       <w:r>
         <w:rPr>
@@ -10356,8 +10407,9 @@
           <w:ilvl w:val="0"/>
           <w:numId w:val="15"/>
         </w:numPr>
-        <w:spacing w:before="100" w:beforeAutospacing="1" w:after="100" w:afterAutospacing="1"/>
+        <w:spacing w:before="100" w:beforeAutospacing="1"/>
         <w:ind w:left="1620"/>
+        <w:contextualSpacing w:val="0"/>
         <w:rPr>
           <w:rFonts w:eastAsia="Times New Roman" w:cs="Times New Roman"/>
           <w:lang w:eastAsia="en-ID"/>
@@ -10375,7 +10427,7 @@
           <w:rFonts w:eastAsia="Times New Roman" w:cs="Times New Roman"/>
           <w:lang w:eastAsia="en-ID"/>
         </w:rPr>
-        <w:t>Reusely.com</w:t>
+        <w:t>Reusely</w:t>
       </w:r>
       <w:r>
         <w:rPr>
@@ -10392,8 +10444,9 @@
           <w:ilvl w:val="0"/>
           <w:numId w:val="15"/>
         </w:numPr>
-        <w:spacing w:before="100" w:beforeAutospacing="1" w:after="100" w:afterAutospacing="1"/>
+        <w:spacing w:before="100" w:beforeAutospacing="1"/>
         <w:ind w:left="1620"/>
+        <w:contextualSpacing w:val="0"/>
         <w:rPr>
           <w:rFonts w:eastAsia="Times New Roman" w:cs="Times New Roman"/>
           <w:lang w:eastAsia="en-ID"/>
@@ -10414,8 +10467,9 @@
           <w:ilvl w:val="0"/>
           <w:numId w:val="15"/>
         </w:numPr>
-        <w:spacing w:before="100" w:beforeAutospacing="1" w:after="100" w:afterAutospacing="1"/>
+        <w:spacing w:before="100" w:beforeAutospacing="1"/>
         <w:ind w:left="1620"/>
+        <w:contextualSpacing w:val="0"/>
         <w:rPr>
           <w:rFonts w:eastAsia="Times New Roman" w:cs="Times New Roman"/>
           <w:lang w:eastAsia="en-ID"/>
@@ -10436,8 +10490,9 @@
           <w:ilvl w:val="0"/>
           <w:numId w:val="15"/>
         </w:numPr>
-        <w:spacing w:before="100" w:beforeAutospacing="1" w:after="100" w:afterAutospacing="1"/>
+        <w:spacing w:before="100" w:beforeAutospacing="1"/>
         <w:ind w:left="1620"/>
+        <w:contextualSpacing w:val="0"/>
         <w:rPr>
           <w:rFonts w:eastAsia="Times New Roman" w:cs="Times New Roman"/>
           <w:lang w:eastAsia="en-ID"/>
@@ -10458,8 +10513,9 @@
           <w:ilvl w:val="0"/>
           <w:numId w:val="15"/>
         </w:numPr>
-        <w:spacing w:before="100" w:beforeAutospacing="1" w:after="100" w:afterAutospacing="1"/>
+        <w:spacing w:before="100" w:beforeAutospacing="1"/>
         <w:ind w:left="1620"/>
+        <w:contextualSpacing w:val="0"/>
         <w:rPr>
           <w:rFonts w:eastAsia="Times New Roman" w:cs="Times New Roman"/>
           <w:lang w:eastAsia="en-ID"/>
@@ -10480,8 +10536,9 @@
           <w:ilvl w:val="0"/>
           <w:numId w:val="15"/>
         </w:numPr>
-        <w:spacing w:before="100" w:beforeAutospacing="1" w:after="100" w:afterAutospacing="1"/>
+        <w:spacing w:before="100" w:beforeAutospacing="1"/>
         <w:ind w:left="1620"/>
+        <w:contextualSpacing w:val="0"/>
         <w:rPr>
           <w:rFonts w:eastAsia="Times New Roman" w:cs="Times New Roman"/>
           <w:lang w:eastAsia="en-ID"/>
@@ -10502,8 +10559,9 @@
           <w:ilvl w:val="0"/>
           <w:numId w:val="15"/>
         </w:numPr>
-        <w:spacing w:before="100" w:beforeAutospacing="1" w:after="100" w:afterAutospacing="1"/>
+        <w:spacing w:before="100" w:beforeAutospacing="1"/>
         <w:ind w:left="1620"/>
+        <w:contextualSpacing w:val="0"/>
         <w:rPr>
           <w:rFonts w:eastAsia="Times New Roman" w:cs="Times New Roman"/>
           <w:lang w:eastAsia="en-ID"/>
@@ -10520,6 +10578,7 @@
     <w:p>
       <w:pPr>
         <w:pStyle w:val="Heading3"/>
+        <w:contextualSpacing w:val="0"/>
         <w:rPr>
           <w:rFonts w:eastAsiaTheme="majorEastAsia" w:cstheme="majorBidi"/>
           <w:kern w:val="2"/>
@@ -10541,7 +10600,7 @@
     <w:p>
       <w:pPr>
         <w:pStyle w:val="NormalWeb"/>
-        <w:spacing w:line="360" w:lineRule="auto"/>
+        <w:spacing w:after="160" w:afterAutospacing="0" w:line="360" w:lineRule="auto"/>
         <w:ind w:left="540" w:firstLine="720"/>
         <w:rPr>
           <w:lang w:eastAsia="id-ID"/>
@@ -10555,10 +10614,14 @@
         <w:t>Head of Marketing</w:t>
       </w:r>
       <w:r>
-        <w:t xml:space="preserve"> memiliki tanggung jawab dalam mengelola serta mengembangkan strategi pemasaran perusahaan guna meningkatkan branding dan penggunaan platform </w:t>
-      </w:r>
-      <w:r>
-        <w:t>Reusely.com</w:t>
+        <w:t xml:space="preserve"> memiliki tanggung jawab dalam mengelola serta mengembangkan strategi pemasaran perusahaan guna meningkatkan </w:t>
+      </w:r>
+      <w:r>
+        <w:lastRenderedPageBreak/>
+        <w:t xml:space="preserve">branding dan penggunaan platform </w:t>
+      </w:r>
+      <w:r>
+        <w:t>Reusely</w:t>
       </w:r>
       <w:r>
         <w:t xml:space="preserve">. Posisi ini berperan penting dalam memperkenalkan layanan perusahaan kepada pengguna serta mendukung perkembangan bisnis perusahaan. Dalam menjalankan tanggung jawab tersebut, </w:t>
@@ -10581,7 +10644,7 @@
           <w:ilvl w:val="0"/>
           <w:numId w:val="16"/>
         </w:numPr>
-        <w:spacing w:line="360" w:lineRule="auto"/>
+        <w:spacing w:after="160" w:afterAutospacing="0" w:line="360" w:lineRule="auto"/>
         <w:ind w:left="1620"/>
       </w:pPr>
       <w:r>
@@ -10595,14 +10658,14 @@
           <w:ilvl w:val="0"/>
           <w:numId w:val="16"/>
         </w:numPr>
-        <w:spacing w:line="360" w:lineRule="auto"/>
+        <w:spacing w:after="160" w:afterAutospacing="0" w:line="360" w:lineRule="auto"/>
         <w:ind w:left="1620"/>
       </w:pPr>
       <w:r>
         <w:t xml:space="preserve"> Mengelola kegiatan promosi dan pemasaran layanan platform </w:t>
       </w:r>
       <w:r>
-        <w:t>Reusely.com</w:t>
+        <w:t>Reusely</w:t>
       </w:r>
       <w:r>
         <w:t>.</w:t>
@@ -10615,11 +10678,10 @@
           <w:ilvl w:val="0"/>
           <w:numId w:val="16"/>
         </w:numPr>
-        <w:spacing w:line="360" w:lineRule="auto"/>
+        <w:spacing w:after="160" w:afterAutospacing="0" w:line="360" w:lineRule="auto"/>
         <w:ind w:left="1620"/>
       </w:pPr>
       <w:r>
-        <w:lastRenderedPageBreak/>
         <w:t>Melakukan analisis pasar dan kebutuhan pengguna sebagai bahan pengembangan strategi marketing perusahaan.</w:t>
       </w:r>
     </w:p>
@@ -10630,7 +10692,7 @@
           <w:ilvl w:val="0"/>
           <w:numId w:val="16"/>
         </w:numPr>
-        <w:spacing w:line="360" w:lineRule="auto"/>
+        <w:spacing w:after="160" w:afterAutospacing="0" w:line="360" w:lineRule="auto"/>
         <w:ind w:left="1620"/>
       </w:pPr>
       <w:r>
@@ -10644,7 +10706,7 @@
           <w:ilvl w:val="0"/>
           <w:numId w:val="16"/>
         </w:numPr>
-        <w:spacing w:line="360" w:lineRule="auto"/>
+        <w:spacing w:after="160" w:afterAutospacing="0" w:line="360" w:lineRule="auto"/>
         <w:ind w:left="1620"/>
       </w:pPr>
       <w:r>
@@ -10668,7 +10730,7 @@
           <w:ilvl w:val="0"/>
           <w:numId w:val="16"/>
         </w:numPr>
-        <w:spacing w:line="360" w:lineRule="auto"/>
+        <w:spacing w:after="160" w:afterAutospacing="0" w:line="360" w:lineRule="auto"/>
         <w:ind w:left="1620"/>
       </w:pPr>
       <w:r>
@@ -10682,7 +10744,7 @@
           <w:ilvl w:val="0"/>
           <w:numId w:val="16"/>
         </w:numPr>
-        <w:spacing w:line="360" w:lineRule="auto"/>
+        <w:spacing w:after="160" w:afterAutospacing="0" w:line="360" w:lineRule="auto"/>
         <w:ind w:left="1620"/>
       </w:pPr>
       <w:r>
@@ -10696,7 +10758,7 @@
           <w:ilvl w:val="0"/>
           <w:numId w:val="16"/>
         </w:numPr>
-        <w:spacing w:line="360" w:lineRule="auto"/>
+        <w:spacing w:after="160" w:afterAutospacing="0" w:line="360" w:lineRule="auto"/>
         <w:ind w:left="1620"/>
       </w:pPr>
       <w:r>
@@ -10710,7 +10772,7 @@
           <w:ilvl w:val="0"/>
           <w:numId w:val="16"/>
         </w:numPr>
-        <w:spacing w:line="360" w:lineRule="auto"/>
+        <w:spacing w:after="160" w:afterAutospacing="0" w:line="360" w:lineRule="auto"/>
         <w:ind w:left="1620"/>
       </w:pPr>
       <w:r>
@@ -10720,6 +10782,7 @@
     <w:p>
       <w:pPr>
         <w:pStyle w:val="Heading3"/>
+        <w:contextualSpacing w:val="0"/>
       </w:pPr>
       <w:bookmarkStart w:id="20" w:name="_Toc229390565"/>
       <w:bookmarkStart w:id="21" w:name="_Toc232416983"/>
@@ -10732,7 +10795,7 @@
     <w:p>
       <w:pPr>
         <w:pStyle w:val="NormalWeb"/>
-        <w:spacing w:line="360" w:lineRule="auto"/>
+        <w:spacing w:after="160" w:afterAutospacing="0" w:line="360" w:lineRule="auto"/>
         <w:ind w:left="540" w:firstLine="720"/>
       </w:pPr>
       <w:r>
@@ -10746,10 +10809,14 @@
         <w:t xml:space="preserve"> memiliki tanggung jawab dalam merancang tampilan serta pengalaman pengguna pada platform </w:t>
       </w:r>
       <w:r>
-        <w:t>Reusely.com</w:t>
-      </w:r>
-      <w:r>
-        <w:t xml:space="preserve"> agar mudah digunakan dan sesuai dengan kebutuhan pengguna. Posisi ini berperan dalam membuat desain </w:t>
+        <w:t>Reusely</w:t>
+      </w:r>
+      <w:r>
+        <w:t xml:space="preserve"> agar mudah digunakan dan sesuai dengan kebutuhan pengguna. Posisi ini berperan dalam </w:t>
+      </w:r>
+      <w:r>
+        <w:lastRenderedPageBreak/>
+        <w:t xml:space="preserve">membuat desain </w:t>
       </w:r>
       <w:r>
         <w:rPr>
@@ -10789,7 +10856,7 @@
           <w:ilvl w:val="0"/>
           <w:numId w:val="17"/>
         </w:numPr>
-        <w:spacing w:line="360" w:lineRule="auto"/>
+        <w:spacing w:after="160" w:afterAutospacing="0" w:line="360" w:lineRule="auto"/>
         <w:ind w:left="1620"/>
       </w:pPr>
       <w:r>
@@ -10816,7 +10883,7 @@
         <w:t xml:space="preserve"> pada platform </w:t>
       </w:r>
       <w:r>
-        <w:t>Reusely.com</w:t>
+        <w:t>Reusely</w:t>
       </w:r>
       <w:r>
         <w:t>.</w:t>
@@ -10829,7 +10896,7 @@
           <w:ilvl w:val="0"/>
           <w:numId w:val="17"/>
         </w:numPr>
-        <w:spacing w:line="360" w:lineRule="auto"/>
+        <w:spacing w:after="160" w:afterAutospacing="0" w:line="360" w:lineRule="auto"/>
         <w:ind w:left="1620"/>
       </w:pPr>
       <w:r>
@@ -10853,7 +10920,7 @@
           <w:ilvl w:val="0"/>
           <w:numId w:val="17"/>
         </w:numPr>
-        <w:spacing w:line="360" w:lineRule="auto"/>
+        <w:spacing w:after="160" w:afterAutospacing="0" w:line="360" w:lineRule="auto"/>
         <w:ind w:left="1620"/>
       </w:pPr>
       <w:r>
@@ -10867,7 +10934,7 @@
           <w:ilvl w:val="0"/>
           <w:numId w:val="17"/>
         </w:numPr>
-        <w:spacing w:line="360" w:lineRule="auto"/>
+        <w:spacing w:after="160" w:afterAutospacing="0" w:line="360" w:lineRule="auto"/>
         <w:ind w:left="1620"/>
       </w:pPr>
       <w:r>
@@ -10901,11 +10968,10 @@
           <w:ilvl w:val="0"/>
           <w:numId w:val="17"/>
         </w:numPr>
-        <w:spacing w:line="360" w:lineRule="auto"/>
+        <w:spacing w:after="160" w:afterAutospacing="0" w:line="360" w:lineRule="auto"/>
         <w:ind w:left="1620"/>
       </w:pPr>
       <w:r>
-        <w:lastRenderedPageBreak/>
         <w:t>Melakukan evaluasi terhadap tampilan dan pengalaman pengguna pada platform perusahaan.</w:t>
       </w:r>
     </w:p>
@@ -10916,7 +10982,7 @@
           <w:ilvl w:val="0"/>
           <w:numId w:val="17"/>
         </w:numPr>
-        <w:spacing w:line="360" w:lineRule="auto"/>
+        <w:spacing w:after="160" w:afterAutospacing="0" w:line="360" w:lineRule="auto"/>
         <w:ind w:left="1620"/>
       </w:pPr>
       <w:r>
@@ -10940,7 +11006,7 @@
           <w:ilvl w:val="0"/>
           <w:numId w:val="17"/>
         </w:numPr>
-        <w:spacing w:line="360" w:lineRule="auto"/>
+        <w:spacing w:after="160" w:afterAutospacing="0" w:line="360" w:lineRule="auto"/>
         <w:ind w:left="1620"/>
       </w:pPr>
       <w:r>
@@ -10954,7 +11020,7 @@
           <w:ilvl w:val="0"/>
           <w:numId w:val="17"/>
         </w:numPr>
-        <w:spacing w:line="360" w:lineRule="auto"/>
+        <w:spacing w:after="160" w:afterAutospacing="0" w:line="360" w:lineRule="auto"/>
         <w:ind w:left="1620"/>
       </w:pPr>
       <w:r>
@@ -10968,7 +11034,7 @@
           <w:ilvl w:val="0"/>
           <w:numId w:val="17"/>
         </w:numPr>
-        <w:spacing w:line="360" w:lineRule="auto"/>
+        <w:spacing w:after="160" w:afterAutospacing="0" w:line="360" w:lineRule="auto"/>
         <w:ind w:left="1620"/>
       </w:pPr>
       <w:r>
@@ -10978,6 +11044,7 @@
     <w:p>
       <w:pPr>
         <w:pStyle w:val="Heading3"/>
+        <w:contextualSpacing w:val="0"/>
       </w:pPr>
       <w:bookmarkStart w:id="22" w:name="_Toc229390566"/>
       <w:bookmarkStart w:id="23" w:name="_Toc232416984"/>
@@ -10993,7 +11060,7 @@
     <w:p>
       <w:pPr>
         <w:pStyle w:val="NormalWeb"/>
-        <w:spacing w:line="360" w:lineRule="auto"/>
+        <w:spacing w:after="160" w:afterAutospacing="0" w:line="360" w:lineRule="auto"/>
         <w:ind w:left="540" w:firstLine="720"/>
       </w:pPr>
       <w:r>
@@ -11007,10 +11074,14 @@
         <w:t xml:space="preserve"> memiliki tanggung jawab dalam mengelola kebutuhan produk dan memastikan pengembangan fitur pada platform </w:t>
       </w:r>
       <w:r>
-        <w:t>Reusely.com</w:t>
-      </w:r>
-      <w:r>
-        <w:t xml:space="preserve"> berjalan sesuai dengan tujuan perusahaan dan kebutuhan pengguna. Posisi ini berperan sebagai penghubung antara kebutuhan bisnis dengan proses pengembangan sistem. Dalam menjalankan tanggung jawab tersebut, Product Owner memiliki beberapa tugas sebagai berikut:</w:t>
+        <w:t>Reusely</w:t>
+      </w:r>
+      <w:r>
+        <w:t xml:space="preserve"> berjalan sesuai dengan tujuan perusahaan dan kebutuhan pengguna. Posisi ini berperan sebagai penghubung antara kebutuhan bisnis dengan proses pengembangan </w:t>
+      </w:r>
+      <w:r>
+        <w:lastRenderedPageBreak/>
+        <w:t>sistem. Dalam menjalankan tanggung jawab tersebut, Product Owner memiliki beberapa tugas sebagai berikut:</w:t>
       </w:r>
     </w:p>
     <w:p>
@@ -11020,14 +11091,14 @@
           <w:ilvl w:val="0"/>
           <w:numId w:val="18"/>
         </w:numPr>
-        <w:spacing w:line="360" w:lineRule="auto"/>
+        <w:spacing w:after="160" w:afterAutospacing="0" w:line="360" w:lineRule="auto"/>
         <w:ind w:left="1620"/>
       </w:pPr>
       <w:r>
         <w:t xml:space="preserve">Mengelola dan menentukan kebutuhan fitur pada platform </w:t>
       </w:r>
       <w:r>
-        <w:t>Reusely.com</w:t>
+        <w:t>Reusely</w:t>
       </w:r>
       <w:r>
         <w:t>.</w:t>
@@ -11040,7 +11111,7 @@
           <w:ilvl w:val="0"/>
           <w:numId w:val="18"/>
         </w:numPr>
-        <w:spacing w:line="360" w:lineRule="auto"/>
+        <w:spacing w:after="160" w:afterAutospacing="0" w:line="360" w:lineRule="auto"/>
         <w:ind w:left="1620"/>
       </w:pPr>
       <w:r>
@@ -11054,7 +11125,7 @@
           <w:ilvl w:val="0"/>
           <w:numId w:val="18"/>
         </w:numPr>
-        <w:spacing w:line="360" w:lineRule="auto"/>
+        <w:spacing w:after="160" w:afterAutospacing="0" w:line="360" w:lineRule="auto"/>
         <w:ind w:left="1620"/>
       </w:pPr>
       <w:r>
@@ -11088,7 +11159,7 @@
           <w:ilvl w:val="0"/>
           <w:numId w:val="18"/>
         </w:numPr>
-        <w:spacing w:line="360" w:lineRule="auto"/>
+        <w:spacing w:after="160" w:afterAutospacing="0" w:line="360" w:lineRule="auto"/>
         <w:ind w:left="1620"/>
       </w:pPr>
       <w:r>
@@ -11102,7 +11173,7 @@
           <w:ilvl w:val="0"/>
           <w:numId w:val="18"/>
         </w:numPr>
-        <w:spacing w:line="360" w:lineRule="auto"/>
+        <w:spacing w:after="160" w:afterAutospacing="0" w:line="360" w:lineRule="auto"/>
         <w:ind w:left="1620"/>
       </w:pPr>
       <w:r>
@@ -11116,7 +11187,7 @@
           <w:ilvl w:val="0"/>
           <w:numId w:val="18"/>
         </w:numPr>
-        <w:spacing w:line="360" w:lineRule="auto"/>
+        <w:spacing w:after="160" w:afterAutospacing="0" w:line="360" w:lineRule="auto"/>
         <w:ind w:left="1620"/>
       </w:pPr>
       <w:r>
@@ -11130,11 +11201,10 @@
           <w:ilvl w:val="0"/>
           <w:numId w:val="18"/>
         </w:numPr>
-        <w:spacing w:line="360" w:lineRule="auto"/>
+        <w:spacing w:after="160" w:afterAutospacing="0" w:line="360" w:lineRule="auto"/>
         <w:ind w:left="1620"/>
       </w:pPr>
       <w:r>
-        <w:lastRenderedPageBreak/>
         <w:t xml:space="preserve">Mengumpulkan </w:t>
       </w:r>
       <w:r>
@@ -11151,6 +11221,7 @@
     <w:p>
       <w:pPr>
         <w:pStyle w:val="Heading3"/>
+        <w:contextualSpacing w:val="0"/>
       </w:pPr>
       <w:bookmarkStart w:id="24" w:name="_Toc229390567"/>
       <w:bookmarkStart w:id="25" w:name="_Toc232416985"/>
@@ -11163,7 +11234,7 @@
     <w:p>
       <w:pPr>
         <w:pStyle w:val="NormalWeb"/>
-        <w:spacing w:line="360" w:lineRule="auto"/>
+        <w:spacing w:after="160" w:afterAutospacing="0" w:line="360" w:lineRule="auto"/>
         <w:ind w:left="540" w:firstLine="720"/>
       </w:pPr>
       <w:bookmarkStart w:id="26" w:name="_Toc229390568"/>
@@ -11178,7 +11249,7 @@
         <w:t xml:space="preserve"> memiliki tanggung jawab dalam memimpin dan mengawasi pengembangan backend sistem pada platform </w:t>
       </w:r>
       <w:r>
-        <w:t>Reusely.com</w:t>
+        <w:t>Reusely</w:t>
       </w:r>
       <w:r>
         <w:t xml:space="preserve">. Posisi ini berperan dalam menentukan arah teknis, teknologi, serta bahasa pemrograman yang digunakan dalam pengembangan sistem backend perusahaan. Selain itu, </w:t>
@@ -11211,14 +11282,15 @@
           <w:ilvl w:val="0"/>
           <w:numId w:val="19"/>
         </w:numPr>
-        <w:spacing w:line="360" w:lineRule="auto"/>
+        <w:spacing w:after="160" w:afterAutospacing="0" w:line="360" w:lineRule="auto"/>
         <w:ind w:left="1620"/>
       </w:pPr>
       <w:r>
+        <w:lastRenderedPageBreak/>
         <w:t xml:space="preserve">Mengatur dan mengawasi proses pengembangan backend pada platform </w:t>
       </w:r>
       <w:r>
-        <w:t>Reusely.com</w:t>
+        <w:t>Reusely</w:t>
       </w:r>
       <w:r>
         <w:t>.</w:t>
@@ -11231,7 +11303,7 @@
           <w:ilvl w:val="0"/>
           <w:numId w:val="19"/>
         </w:numPr>
-        <w:spacing w:line="360" w:lineRule="auto"/>
+        <w:spacing w:after="160" w:afterAutospacing="0" w:line="360" w:lineRule="auto"/>
         <w:ind w:left="1620"/>
       </w:pPr>
       <w:r>
@@ -11245,7 +11317,7 @@
           <w:ilvl w:val="0"/>
           <w:numId w:val="19"/>
         </w:numPr>
-        <w:spacing w:line="360" w:lineRule="auto"/>
+        <w:spacing w:after="160" w:afterAutospacing="0" w:line="360" w:lineRule="auto"/>
         <w:ind w:left="1620"/>
       </w:pPr>
       <w:r>
@@ -11259,7 +11331,7 @@
           <w:ilvl w:val="0"/>
           <w:numId w:val="19"/>
         </w:numPr>
-        <w:spacing w:line="360" w:lineRule="auto"/>
+        <w:spacing w:after="160" w:afterAutospacing="0" w:line="360" w:lineRule="auto"/>
         <w:ind w:left="1620"/>
       </w:pPr>
       <w:r>
@@ -11273,7 +11345,7 @@
           <w:ilvl w:val="0"/>
           <w:numId w:val="19"/>
         </w:numPr>
-        <w:spacing w:line="360" w:lineRule="auto"/>
+        <w:spacing w:after="160" w:afterAutospacing="0" w:line="360" w:lineRule="auto"/>
         <w:ind w:left="1620"/>
       </w:pPr>
       <w:r>
@@ -11287,7 +11359,7 @@
           <w:ilvl w:val="0"/>
           <w:numId w:val="19"/>
         </w:numPr>
-        <w:spacing w:line="360" w:lineRule="auto"/>
+        <w:spacing w:after="160" w:afterAutospacing="0" w:line="360" w:lineRule="auto"/>
         <w:ind w:left="1620"/>
       </w:pPr>
       <w:r>
@@ -11301,7 +11373,7 @@
           <w:ilvl w:val="0"/>
           <w:numId w:val="19"/>
         </w:numPr>
-        <w:spacing w:line="360" w:lineRule="auto"/>
+        <w:spacing w:after="160" w:afterAutospacing="0" w:line="360" w:lineRule="auto"/>
         <w:ind w:left="1620"/>
       </w:pPr>
       <w:r>
@@ -11315,7 +11387,7 @@
           <w:ilvl w:val="0"/>
           <w:numId w:val="19"/>
         </w:numPr>
-        <w:spacing w:line="360" w:lineRule="auto"/>
+        <w:spacing w:after="160" w:afterAutospacing="0" w:line="360" w:lineRule="auto"/>
         <w:ind w:left="1620"/>
       </w:pPr>
       <w:r>
@@ -11325,10 +11397,10 @@
     <w:p>
       <w:pPr>
         <w:pStyle w:val="Heading3"/>
+        <w:contextualSpacing w:val="0"/>
       </w:pPr>
       <w:bookmarkStart w:id="27" w:name="_Toc232416986"/>
       <w:r>
-        <w:lastRenderedPageBreak/>
         <w:t>Frontend Lead</w:t>
       </w:r>
       <w:bookmarkEnd w:id="26"/>
@@ -11337,7 +11409,7 @@
     <w:p>
       <w:pPr>
         <w:pStyle w:val="NormalWeb"/>
-        <w:spacing w:line="360" w:lineRule="auto"/>
+        <w:spacing w:after="160" w:afterAutospacing="0" w:line="360" w:lineRule="auto"/>
         <w:ind w:left="540" w:firstLine="720"/>
       </w:pPr>
       <w:r>
@@ -11351,7 +11423,7 @@
         <w:t xml:space="preserve"> memiliki tanggung jawab dalam memimpin dan mengawasi pengembangan frontend pada platform </w:t>
       </w:r>
       <w:r>
-        <w:t>Reusely.com</w:t>
+        <w:t>Reusely</w:t>
       </w:r>
       <w:r>
         <w:t xml:space="preserve">. Posisi ini berperan dalam menentukan arah teknis frontend, teknologi, framework, serta metode pengembangan tampilan sistem perusahaan. Selain itu, </w:t>
@@ -11394,10 +11466,11 @@
           <w:ilvl w:val="0"/>
           <w:numId w:val="20"/>
         </w:numPr>
-        <w:spacing w:line="360" w:lineRule="auto"/>
+        <w:spacing w:after="160" w:afterAutospacing="0" w:line="360" w:lineRule="auto"/>
         <w:ind w:left="1620"/>
       </w:pPr>
       <w:r>
+        <w:lastRenderedPageBreak/>
         <w:t xml:space="preserve">Mengatur dan mengawasi proses pengembangan </w:t>
       </w:r>
       <w:r>
@@ -11411,7 +11484,7 @@
         <w:t xml:space="preserve"> pada platform </w:t>
       </w:r>
       <w:r>
-        <w:t>Reusely.com</w:t>
+        <w:t>Reusely</w:t>
       </w:r>
       <w:r>
         <w:t>.</w:t>
@@ -11424,7 +11497,7 @@
           <w:ilvl w:val="0"/>
           <w:numId w:val="20"/>
         </w:numPr>
-        <w:spacing w:line="360" w:lineRule="auto"/>
+        <w:spacing w:after="160" w:afterAutospacing="0" w:line="360" w:lineRule="auto"/>
         <w:ind w:left="1620"/>
       </w:pPr>
       <w:r>
@@ -11438,7 +11511,7 @@
           <w:ilvl w:val="0"/>
           <w:numId w:val="20"/>
         </w:numPr>
-        <w:spacing w:line="360" w:lineRule="auto"/>
+        <w:spacing w:after="160" w:afterAutospacing="0" w:line="360" w:lineRule="auto"/>
         <w:ind w:left="1620"/>
       </w:pPr>
       <w:r>
@@ -11462,7 +11535,7 @@
           <w:ilvl w:val="0"/>
           <w:numId w:val="20"/>
         </w:numPr>
-        <w:spacing w:line="360" w:lineRule="auto"/>
+        <w:spacing w:after="160" w:afterAutospacing="0" w:line="360" w:lineRule="auto"/>
         <w:ind w:left="1620"/>
       </w:pPr>
       <w:r>
@@ -11486,7 +11559,7 @@
           <w:ilvl w:val="0"/>
           <w:numId w:val="20"/>
         </w:numPr>
-        <w:spacing w:line="360" w:lineRule="auto"/>
+        <w:spacing w:after="160" w:afterAutospacing="0" w:line="360" w:lineRule="auto"/>
         <w:ind w:left="1620"/>
       </w:pPr>
       <w:r>
@@ -11510,7 +11583,7 @@
           <w:ilvl w:val="0"/>
           <w:numId w:val="20"/>
         </w:numPr>
-        <w:spacing w:line="360" w:lineRule="auto"/>
+        <w:spacing w:after="160" w:afterAutospacing="0" w:line="360" w:lineRule="auto"/>
         <w:ind w:left="1620"/>
       </w:pPr>
       <w:r>
@@ -11524,7 +11597,7 @@
           <w:ilvl w:val="0"/>
           <w:numId w:val="20"/>
         </w:numPr>
-        <w:spacing w:line="360" w:lineRule="auto"/>
+        <w:spacing w:after="160" w:afterAutospacing="0" w:line="360" w:lineRule="auto"/>
         <w:ind w:left="1620"/>
       </w:pPr>
       <w:r>
@@ -11534,6 +11607,7 @@
     <w:p>
       <w:pPr>
         <w:pStyle w:val="Heading3"/>
+        <w:contextualSpacing w:val="0"/>
       </w:pPr>
       <w:bookmarkStart w:id="28" w:name="_Toc232416987"/>
       <w:r>
@@ -11544,7 +11618,7 @@
     <w:p>
       <w:pPr>
         <w:pStyle w:val="NormalWeb"/>
-        <w:spacing w:line="360" w:lineRule="auto"/>
+        <w:spacing w:after="160" w:afterAutospacing="0" w:line="360" w:lineRule="auto"/>
         <w:ind w:left="540" w:firstLine="720"/>
       </w:pPr>
       <w:r>
@@ -11571,14 +11645,10 @@
         <w:t xml:space="preserve"> memiliki tanggung jawab dalam melakukan pengembangan dan implementasi backend sistem pada platform </w:t>
       </w:r>
       <w:r>
-        <w:t>Reusely.com</w:t>
-      </w:r>
-      <w:r>
-        <w:t xml:space="preserve"> sesuai dengan kebutuhan perusahaan dan arahan dari Backend </w:t>
-      </w:r>
-      <w:r>
-        <w:lastRenderedPageBreak/>
-        <w:t xml:space="preserve">Lead. Posisi ini juga berperan dalam membantu mengatur jalannya proses development </w:t>
+        <w:t>Reusely</w:t>
+      </w:r>
+      <w:r>
+        <w:t xml:space="preserve"> sesuai dengan kebutuhan perusahaan dan arahan dari Backend Lead. Posisi ini juga berperan dalam membantu mengatur jalannya proses development </w:t>
       </w:r>
       <w:r>
         <w:rPr>
@@ -11618,7 +11688,7 @@
           <w:ilvl w:val="0"/>
           <w:numId w:val="21"/>
         </w:numPr>
-        <w:spacing w:line="360" w:lineRule="auto"/>
+        <w:spacing w:after="160" w:afterAutospacing="0" w:line="360" w:lineRule="auto"/>
         <w:ind w:left="1620"/>
       </w:pPr>
       <w:r>
@@ -11642,14 +11712,15 @@
           <w:ilvl w:val="0"/>
           <w:numId w:val="21"/>
         </w:numPr>
-        <w:spacing w:line="360" w:lineRule="auto"/>
+        <w:spacing w:after="160" w:afterAutospacing="0" w:line="360" w:lineRule="auto"/>
         <w:ind w:left="1620"/>
       </w:pPr>
       <w:r>
+        <w:lastRenderedPageBreak/>
         <w:t xml:space="preserve">Membuat dan mengelola API yang digunakan pada platform </w:t>
       </w:r>
       <w:r>
-        <w:t>Reusely.com</w:t>
+        <w:t>Reusely</w:t>
       </w:r>
       <w:r>
         <w:t>.</w:t>
@@ -11662,7 +11733,7 @@
           <w:ilvl w:val="0"/>
           <w:numId w:val="21"/>
         </w:numPr>
-        <w:spacing w:line="360" w:lineRule="auto"/>
+        <w:spacing w:after="160" w:afterAutospacing="0" w:line="360" w:lineRule="auto"/>
         <w:ind w:left="1620"/>
       </w:pPr>
       <w:r>
@@ -11676,7 +11747,7 @@
           <w:ilvl w:val="0"/>
           <w:numId w:val="21"/>
         </w:numPr>
-        <w:spacing w:line="360" w:lineRule="auto"/>
+        <w:spacing w:after="160" w:afterAutospacing="0" w:line="360" w:lineRule="auto"/>
         <w:ind w:left="1620"/>
       </w:pPr>
       <w:r>
@@ -11700,7 +11771,7 @@
           <w:ilvl w:val="0"/>
           <w:numId w:val="21"/>
         </w:numPr>
-        <w:spacing w:line="360" w:lineRule="auto"/>
+        <w:spacing w:after="160" w:afterAutospacing="0" w:line="360" w:lineRule="auto"/>
         <w:ind w:left="1620"/>
       </w:pPr>
       <w:r>
@@ -11714,7 +11785,7 @@
           <w:ilvl w:val="0"/>
           <w:numId w:val="21"/>
         </w:numPr>
-        <w:spacing w:line="360" w:lineRule="auto"/>
+        <w:spacing w:after="160" w:afterAutospacing="0" w:line="360" w:lineRule="auto"/>
         <w:ind w:left="1620"/>
       </w:pPr>
       <w:r>
@@ -11748,7 +11819,7 @@
           <w:ilvl w:val="0"/>
           <w:numId w:val="21"/>
         </w:numPr>
-        <w:spacing w:line="360" w:lineRule="auto"/>
+        <w:spacing w:after="160" w:afterAutospacing="0" w:line="360" w:lineRule="auto"/>
         <w:ind w:left="1620"/>
       </w:pPr>
       <w:r>
@@ -11782,7 +11853,7 @@
           <w:ilvl w:val="0"/>
           <w:numId w:val="21"/>
         </w:numPr>
-        <w:spacing w:line="360" w:lineRule="auto"/>
+        <w:spacing w:after="160" w:afterAutospacing="0" w:line="360" w:lineRule="auto"/>
         <w:ind w:left="1620"/>
       </w:pPr>
       <w:r>
@@ -11806,7 +11877,7 @@
           <w:ilvl w:val="0"/>
           <w:numId w:val="21"/>
         </w:numPr>
-        <w:spacing w:line="360" w:lineRule="auto"/>
+        <w:spacing w:after="160" w:afterAutospacing="0" w:line="360" w:lineRule="auto"/>
         <w:ind w:left="1620"/>
       </w:pPr>
       <w:r>
@@ -11820,7 +11891,7 @@
           <w:ilvl w:val="0"/>
           <w:numId w:val="21"/>
         </w:numPr>
-        <w:spacing w:line="360" w:lineRule="auto"/>
+        <w:spacing w:after="160" w:afterAutospacing="0" w:line="360" w:lineRule="auto"/>
         <w:ind w:left="1620"/>
       </w:pPr>
       <w:r>
@@ -11830,6 +11901,7 @@
     <w:p>
       <w:pPr>
         <w:pStyle w:val="Heading3"/>
+        <w:contextualSpacing w:val="0"/>
       </w:pPr>
       <w:bookmarkStart w:id="29" w:name="_Toc232416988"/>
       <w:r>
@@ -11840,7 +11912,7 @@
     <w:p>
       <w:pPr>
         <w:pStyle w:val="NormalWeb"/>
-        <w:spacing w:line="360" w:lineRule="auto"/>
+        <w:spacing w:after="160" w:afterAutospacing="0" w:line="360" w:lineRule="auto"/>
         <w:ind w:left="540" w:firstLine="720"/>
       </w:pPr>
       <w:r>
@@ -11877,7 +11949,7 @@
         <w:t xml:space="preserve"> sistem pada platform </w:t>
       </w:r>
       <w:r>
-        <w:t>Reusely.com</w:t>
+        <w:t>Reusely</w:t>
       </w:r>
       <w:r>
         <w:t xml:space="preserve"> sesuai dengan kebutuhan perusahaan dan arahan dari </w:t>
@@ -11917,7 +11989,6 @@
           <w:i/>
           <w:iCs/>
         </w:rPr>
-        <w:lastRenderedPageBreak/>
         <w:t>frontend</w:t>
       </w:r>
       <w:r>
@@ -11941,10 +12012,11 @@
           <w:ilvl w:val="0"/>
           <w:numId w:val="22"/>
         </w:numPr>
-        <w:spacing w:line="360" w:lineRule="auto"/>
+        <w:spacing w:after="160" w:afterAutospacing="0" w:line="360" w:lineRule="auto"/>
         <w:ind w:left="1620"/>
       </w:pPr>
       <w:r>
+        <w:lastRenderedPageBreak/>
         <w:t xml:space="preserve">Mengembangkan dan mengimplementasikan tampilan </w:t>
       </w:r>
       <w:r>
@@ -11965,7 +12037,7 @@
           <w:ilvl w:val="0"/>
           <w:numId w:val="22"/>
         </w:numPr>
-        <w:spacing w:line="360" w:lineRule="auto"/>
+        <w:spacing w:after="160" w:afterAutospacing="0" w:line="360" w:lineRule="auto"/>
         <w:ind w:left="1620"/>
       </w:pPr>
       <w:r>
@@ -11979,7 +12051,7 @@
           <w:ilvl w:val="0"/>
           <w:numId w:val="22"/>
         </w:numPr>
-        <w:spacing w:line="360" w:lineRule="auto"/>
+        <w:spacing w:after="160" w:afterAutospacing="0" w:line="360" w:lineRule="auto"/>
         <w:ind w:left="1620"/>
       </w:pPr>
       <w:r>
@@ -12013,7 +12085,7 @@
           <w:ilvl w:val="0"/>
           <w:numId w:val="22"/>
         </w:numPr>
-        <w:spacing w:line="360" w:lineRule="auto"/>
+        <w:spacing w:after="160" w:afterAutospacing="0" w:line="360" w:lineRule="auto"/>
         <w:ind w:left="1620"/>
       </w:pPr>
       <w:r>
@@ -12057,7 +12129,7 @@
           <w:ilvl w:val="0"/>
           <w:numId w:val="22"/>
         </w:numPr>
-        <w:spacing w:line="360" w:lineRule="auto"/>
+        <w:spacing w:after="160" w:afterAutospacing="0" w:line="360" w:lineRule="auto"/>
         <w:ind w:left="1620"/>
       </w:pPr>
       <w:r>
@@ -12091,7 +12163,7 @@
           <w:ilvl w:val="0"/>
           <w:numId w:val="22"/>
         </w:numPr>
-        <w:spacing w:line="360" w:lineRule="auto"/>
+        <w:spacing w:after="160" w:afterAutospacing="0" w:line="360" w:lineRule="auto"/>
         <w:ind w:left="1620"/>
       </w:pPr>
       <w:r>
@@ -12115,7 +12187,7 @@
           <w:ilvl w:val="0"/>
           <w:numId w:val="22"/>
         </w:numPr>
-        <w:spacing w:line="360" w:lineRule="auto"/>
+        <w:spacing w:after="160" w:afterAutospacing="0" w:line="360" w:lineRule="auto"/>
         <w:ind w:left="1620"/>
       </w:pPr>
       <w:r>
@@ -12139,7 +12211,7 @@
           <w:ilvl w:val="0"/>
           <w:numId w:val="22"/>
         </w:numPr>
-        <w:spacing w:line="360" w:lineRule="auto"/>
+        <w:spacing w:after="160" w:afterAutospacing="0" w:line="360" w:lineRule="auto"/>
         <w:ind w:left="1620"/>
       </w:pPr>
       <w:r>
@@ -12163,7 +12235,7 @@
           <w:ilvl w:val="0"/>
           <w:numId w:val="22"/>
         </w:numPr>
-        <w:spacing w:line="360" w:lineRule="auto"/>
+        <w:spacing w:after="160" w:afterAutospacing="0" w:line="360" w:lineRule="auto"/>
         <w:ind w:left="1620"/>
       </w:pPr>
       <w:r>
@@ -12187,7 +12259,7 @@
           <w:ilvl w:val="0"/>
           <w:numId w:val="22"/>
         </w:numPr>
-        <w:spacing w:line="360" w:lineRule="auto"/>
+        <w:spacing w:after="160" w:afterAutospacing="0" w:line="360" w:lineRule="auto"/>
         <w:ind w:left="1620"/>
       </w:pPr>
       <w:r>
@@ -12197,6 +12269,7 @@
     <w:p>
       <w:pPr>
         <w:pStyle w:val="Heading3"/>
+        <w:contextualSpacing w:val="0"/>
       </w:pPr>
       <w:bookmarkStart w:id="30" w:name="_Toc232416989"/>
       <w:r>
@@ -12207,7 +12280,7 @@
     <w:p>
       <w:pPr>
         <w:pStyle w:val="NormalWeb"/>
-        <w:spacing w:line="360" w:lineRule="auto"/>
+        <w:spacing w:after="160" w:afterAutospacing="0" w:line="360" w:lineRule="auto"/>
         <w:ind w:left="540" w:firstLine="720"/>
       </w:pPr>
       <w:r>
@@ -12221,14 +12294,14 @@
         <w:t xml:space="preserve"> memiliki tanggung jawab dalam memastikan kualitas fitur dan sistem pada platform </w:t>
       </w:r>
       <w:r>
-        <w:t>Reusely.com</w:t>
-      </w:r>
-      <w:r>
-        <w:t xml:space="preserve"> sebelum digunakan oleh pengguna. Posisi ini berperan dalam melakukan pengujian terhadap fitur yang dikembangkan agar dapat berjalan sesuai kebutuhan </w:t>
+        <w:t>Reusely</w:t>
+      </w:r>
+      <w:r>
+        <w:t xml:space="preserve"> sebelum digunakan oleh pengguna. Posisi ini berperan dalam melakukan pengujian terhadap fitur yang dikembangkan agar dapat berjalan sesuai kebutuhan perusahaan dan meminimalisir terjadinya bug maupun error pada sistem. </w:t>
       </w:r>
       <w:r>
         <w:lastRenderedPageBreak/>
-        <w:t xml:space="preserve">perusahaan dan meminimalisir terjadinya bug maupun error pada sistem. Dalam menjalankan tanggung jawab tersebut, </w:t>
+        <w:t xml:space="preserve">Dalam menjalankan tanggung jawab tersebut, </w:t>
       </w:r>
       <w:r>
         <w:rPr>
@@ -12248,14 +12321,14 @@
           <w:ilvl w:val="0"/>
           <w:numId w:val="23"/>
         </w:numPr>
-        <w:spacing w:line="360" w:lineRule="auto"/>
+        <w:spacing w:after="160" w:afterAutospacing="0" w:line="360" w:lineRule="auto"/>
         <w:ind w:left="1620"/>
       </w:pPr>
       <w:r>
         <w:t xml:space="preserve">Melakukan pengujian terhadap fitur website dan sistem pada platform </w:t>
       </w:r>
       <w:r>
-        <w:t>Reusely.com</w:t>
+        <w:t>Reusely</w:t>
       </w:r>
       <w:r>
         <w:t xml:space="preserve"> sebelum dan sesudah dirilis kepada pengguna.</w:t>
@@ -12268,7 +12341,7 @@
           <w:ilvl w:val="0"/>
           <w:numId w:val="23"/>
         </w:numPr>
-        <w:spacing w:line="360" w:lineRule="auto"/>
+        <w:spacing w:after="160" w:afterAutospacing="0" w:line="360" w:lineRule="auto"/>
         <w:ind w:left="1620"/>
       </w:pPr>
       <w:r>
@@ -12282,7 +12355,7 @@
           <w:ilvl w:val="0"/>
           <w:numId w:val="23"/>
         </w:numPr>
-        <w:spacing w:line="360" w:lineRule="auto"/>
+        <w:spacing w:after="160" w:afterAutospacing="0" w:line="360" w:lineRule="auto"/>
         <w:ind w:left="1620"/>
       </w:pPr>
       <w:r>
@@ -12306,7 +12379,7 @@
           <w:ilvl w:val="0"/>
           <w:numId w:val="23"/>
         </w:numPr>
-        <w:spacing w:line="360" w:lineRule="auto"/>
+        <w:spacing w:after="160" w:afterAutospacing="0" w:line="360" w:lineRule="auto"/>
         <w:ind w:left="1620"/>
       </w:pPr>
       <w:r>
@@ -12330,7 +12403,7 @@
           <w:ilvl w:val="0"/>
           <w:numId w:val="23"/>
         </w:numPr>
-        <w:spacing w:line="360" w:lineRule="auto"/>
+        <w:spacing w:after="160" w:afterAutospacing="0" w:line="360" w:lineRule="auto"/>
         <w:ind w:left="1620"/>
       </w:pPr>
       <w:r>
@@ -12354,7 +12427,7 @@
           <w:ilvl w:val="0"/>
           <w:numId w:val="23"/>
         </w:numPr>
-        <w:spacing w:line="360" w:lineRule="auto"/>
+        <w:spacing w:after="160" w:afterAutospacing="0" w:line="360" w:lineRule="auto"/>
         <w:ind w:left="1620"/>
       </w:pPr>
       <w:r>
@@ -12398,7 +12471,7 @@
           <w:ilvl w:val="0"/>
           <w:numId w:val="23"/>
         </w:numPr>
-        <w:spacing w:line="360" w:lineRule="auto"/>
+        <w:spacing w:after="160" w:afterAutospacing="0" w:line="360" w:lineRule="auto"/>
         <w:ind w:left="1620"/>
       </w:pPr>
       <w:r>
@@ -12412,7 +12485,7 @@
           <w:ilvl w:val="0"/>
           <w:numId w:val="23"/>
         </w:numPr>
-        <w:spacing w:line="360" w:lineRule="auto"/>
+        <w:spacing w:after="160" w:afterAutospacing="0" w:line="360" w:lineRule="auto"/>
         <w:ind w:left="1620"/>
       </w:pPr>
       <w:r>
@@ -12436,7 +12509,7 @@
           <w:ilvl w:val="0"/>
           <w:numId w:val="23"/>
         </w:numPr>
-        <w:spacing w:line="360" w:lineRule="auto"/>
+        <w:spacing w:after="160" w:afterAutospacing="0" w:line="360" w:lineRule="auto"/>
         <w:ind w:left="1620"/>
       </w:pPr>
       <w:r>
@@ -12446,6 +12519,7 @@
     <w:p>
       <w:pPr>
         <w:pStyle w:val="Heading3"/>
+        <w:contextualSpacing w:val="0"/>
       </w:pPr>
       <w:bookmarkStart w:id="31" w:name="_Toc232416990"/>
       <w:r>
@@ -12456,7 +12530,7 @@
     <w:p>
       <w:pPr>
         <w:pStyle w:val="NormalWeb"/>
-        <w:spacing w:line="360" w:lineRule="auto"/>
+        <w:spacing w:after="160" w:afterAutospacing="0" w:line="360" w:lineRule="auto"/>
         <w:ind w:left="540" w:firstLine="720"/>
       </w:pPr>
       <w:r>
@@ -12470,7 +12544,7 @@
         <w:t xml:space="preserve"> memiliki tanggung jawab dalam melakukan pengujian teknis pada sistem dan layanan platform </w:t>
       </w:r>
       <w:r>
-        <w:t>Reusely.com</w:t>
+        <w:t>Reusely</w:t>
       </w:r>
       <w:r>
         <w:t xml:space="preserve"> untuk memastikan aplikasi dapat berjalan dengan baik, stabil, dan sesuai dengan kebutuhan perusahaan. Posisi ini juga berperan dalam mendukung proses </w:t>
@@ -12480,14 +12554,11 @@
           <w:i/>
           <w:iCs/>
         </w:rPr>
+        <w:lastRenderedPageBreak/>
         <w:t>quality assurance</w:t>
       </w:r>
       <w:r>
-        <w:t xml:space="preserve"> selama pengembangan sistem berlangsung. Dalam </w:t>
-      </w:r>
-      <w:r>
-        <w:lastRenderedPageBreak/>
-        <w:t>menjalankan tanggung jawab tersebut</w:t>
+        <w:t xml:space="preserve"> selama pengembangan sistem berlangsung. Dalam menjalankan tanggung jawab tersebut</w:t>
       </w:r>
       <w:r>
         <w:rPr>
@@ -12507,14 +12578,14 @@
           <w:ilvl w:val="0"/>
           <w:numId w:val="24"/>
         </w:numPr>
-        <w:spacing w:line="360" w:lineRule="auto"/>
+        <w:spacing w:after="160" w:afterAutospacing="0" w:line="360" w:lineRule="auto"/>
         <w:ind w:left="1620"/>
       </w:pPr>
       <w:r>
         <w:t xml:space="preserve">Melakukan pengujian manual terhadap fitur aplikasi dan website pada platform </w:t>
       </w:r>
       <w:r>
-        <w:t>Reusely.com</w:t>
+        <w:t>Reusely</w:t>
       </w:r>
       <w:r>
         <w:t>.</w:t>
@@ -12527,7 +12598,7 @@
           <w:ilvl w:val="0"/>
           <w:numId w:val="24"/>
         </w:numPr>
-        <w:spacing w:line="360" w:lineRule="auto"/>
+        <w:spacing w:after="160" w:afterAutospacing="0" w:line="360" w:lineRule="auto"/>
         <w:ind w:left="1620"/>
       </w:pPr>
       <w:r>
@@ -12541,7 +12612,7 @@
           <w:ilvl w:val="0"/>
           <w:numId w:val="24"/>
         </w:numPr>
-        <w:spacing w:line="360" w:lineRule="auto"/>
+        <w:spacing w:after="160" w:afterAutospacing="0" w:line="360" w:lineRule="auto"/>
         <w:ind w:left="1620"/>
       </w:pPr>
       <w:r>
@@ -12565,7 +12636,7 @@
           <w:ilvl w:val="0"/>
           <w:numId w:val="24"/>
         </w:numPr>
-        <w:spacing w:line="360" w:lineRule="auto"/>
+        <w:spacing w:after="160" w:afterAutospacing="0" w:line="360" w:lineRule="auto"/>
         <w:ind w:left="1620"/>
       </w:pPr>
       <w:r>
@@ -12589,7 +12660,7 @@
           <w:ilvl w:val="0"/>
           <w:numId w:val="24"/>
         </w:numPr>
-        <w:spacing w:line="360" w:lineRule="auto"/>
+        <w:spacing w:after="160" w:afterAutospacing="0" w:line="360" w:lineRule="auto"/>
         <w:ind w:left="1620"/>
       </w:pPr>
       <w:r>
@@ -12633,7 +12704,7 @@
           <w:ilvl w:val="0"/>
           <w:numId w:val="24"/>
         </w:numPr>
-        <w:spacing w:line="360" w:lineRule="auto"/>
+        <w:spacing w:after="160" w:afterAutospacing="0" w:line="360" w:lineRule="auto"/>
         <w:ind w:left="1620"/>
       </w:pPr>
       <w:r>
@@ -12647,7 +12718,7 @@
           <w:ilvl w:val="0"/>
           <w:numId w:val="24"/>
         </w:numPr>
-        <w:spacing w:line="360" w:lineRule="auto"/>
+        <w:spacing w:after="160" w:afterAutospacing="0" w:line="360" w:lineRule="auto"/>
         <w:ind w:left="1620"/>
       </w:pPr>
       <w:r>
@@ -12657,6 +12728,7 @@
     <w:p>
       <w:pPr>
         <w:pStyle w:val="Heading3"/>
+        <w:contextualSpacing w:val="0"/>
       </w:pPr>
       <w:bookmarkStart w:id="32" w:name="_Toc232416991"/>
       <w:r>
@@ -12667,14 +12739,14 @@
     <w:p>
       <w:pPr>
         <w:pStyle w:val="NormalWeb"/>
-        <w:spacing w:line="360" w:lineRule="auto"/>
+        <w:spacing w:after="160" w:afterAutospacing="0" w:line="360" w:lineRule="auto"/>
         <w:ind w:left="540" w:firstLine="720"/>
       </w:pPr>
       <w:r>
         <w:t xml:space="preserve">Data Management memiliki tanggung jawab dalam mengelola, memantau, dan memastikan data pada platform </w:t>
       </w:r>
       <w:r>
-        <w:t>Reusely.com</w:t>
+        <w:t>Reusely</w:t>
       </w:r>
       <w:r>
         <w:t xml:space="preserve"> dapat tersimpan serta digunakan dengan baik sesuai kebutuhan perusahaan. Posisi ini berperan penting dalam menjaga kualitas, konsistensi, dan keamanan data yang digunakan pada sistem perusahaan. Dalam menjalankan tanggung jawab tersebut, Data Management memiliki beberapa tugas sebagai berikut:</w:t>
@@ -12687,14 +12759,14 @@
           <w:ilvl w:val="0"/>
           <w:numId w:val="25"/>
         </w:numPr>
-        <w:spacing w:line="360" w:lineRule="auto"/>
+        <w:spacing w:after="160" w:afterAutospacing="0" w:line="360" w:lineRule="auto"/>
         <w:ind w:left="1620"/>
       </w:pPr>
       <w:r>
         <w:t xml:space="preserve">Mengelola data yang digunakan pada platform </w:t>
       </w:r>
       <w:r>
-        <w:t>Reusely.com</w:t>
+        <w:t>Reusely</w:t>
       </w:r>
       <w:r>
         <w:t xml:space="preserve"> agar tersusun dengan baik dan terorganisir.</w:t>
@@ -12707,10 +12779,11 @@
           <w:ilvl w:val="0"/>
           <w:numId w:val="25"/>
         </w:numPr>
-        <w:spacing w:line="360" w:lineRule="auto"/>
+        <w:spacing w:after="160" w:afterAutospacing="0" w:line="360" w:lineRule="auto"/>
         <w:ind w:left="1620"/>
       </w:pPr>
       <w:r>
+        <w:lastRenderedPageBreak/>
         <w:t>Memastikan data pada sistem perusahaan tersimpan dengan aman dan dapat diakses sesuai kebutuhan.</w:t>
       </w:r>
     </w:p>
@@ -12721,7 +12794,7 @@
           <w:ilvl w:val="0"/>
           <w:numId w:val="25"/>
         </w:numPr>
-        <w:spacing w:line="360" w:lineRule="auto"/>
+        <w:spacing w:after="160" w:afterAutospacing="0" w:line="360" w:lineRule="auto"/>
         <w:ind w:left="1620"/>
       </w:pPr>
       <w:r>
@@ -12735,11 +12808,10 @@
           <w:ilvl w:val="0"/>
           <w:numId w:val="25"/>
         </w:numPr>
-        <w:spacing w:line="360" w:lineRule="auto"/>
+        <w:spacing w:after="160" w:afterAutospacing="0" w:line="360" w:lineRule="auto"/>
         <w:ind w:left="1620"/>
       </w:pPr>
       <w:r>
-        <w:lastRenderedPageBreak/>
         <w:t>Membantu memastikan konsistensi dan keakuratan data yang digunakan pada platform perusahaan.</w:t>
       </w:r>
     </w:p>
@@ -12750,7 +12822,7 @@
           <w:ilvl w:val="0"/>
           <w:numId w:val="25"/>
         </w:numPr>
-        <w:spacing w:line="360" w:lineRule="auto"/>
+        <w:spacing w:after="160" w:afterAutospacing="0" w:line="360" w:lineRule="auto"/>
         <w:ind w:left="1620"/>
       </w:pPr>
       <w:r>
@@ -12764,7 +12836,7 @@
           <w:ilvl w:val="0"/>
           <w:numId w:val="25"/>
         </w:numPr>
-        <w:spacing w:line="360" w:lineRule="auto"/>
+        <w:spacing w:after="160" w:afterAutospacing="0" w:line="360" w:lineRule="auto"/>
         <w:ind w:left="1620"/>
       </w:pPr>
       <w:r>
@@ -12774,6 +12846,7 @@
     <w:p>
       <w:pPr>
         <w:pStyle w:val="Heading3"/>
+        <w:contextualSpacing w:val="0"/>
       </w:pPr>
       <w:bookmarkStart w:id="33" w:name="_Toc232416992"/>
       <w:r>
@@ -12784,7 +12857,7 @@
     <w:p>
       <w:pPr>
         <w:pStyle w:val="NormalWeb"/>
-        <w:spacing w:line="360" w:lineRule="auto"/>
+        <w:spacing w:after="160" w:afterAutospacing="0" w:line="360" w:lineRule="auto"/>
         <w:ind w:left="540" w:firstLine="720"/>
       </w:pPr>
       <w:r>
@@ -12801,7 +12874,7 @@
         <w:t xml:space="preserve"> memiliki tanggung jawab dalam membantu proses pengembangan penjualan dan peningkatan penggunaan layanan pada platform </w:t>
       </w:r>
       <w:r>
-        <w:t>Reusely.com</w:t>
+        <w:t>Reusely</w:t>
       </w:r>
       <w:r>
         <w:t xml:space="preserve">. Posisi ini berperan dalam mencari peluang pengguna baru, membangun komunikasi dengan calon pelanggan, serta mendukung pertumbuhan bisnis perusahaan. Dalam menjalankan tanggung jawab tersebut, Sales </w:t>
@@ -12824,14 +12897,14 @@
           <w:ilvl w:val="0"/>
           <w:numId w:val="26"/>
         </w:numPr>
-        <w:spacing w:line="360" w:lineRule="auto"/>
+        <w:spacing w:after="160" w:afterAutospacing="0" w:line="360" w:lineRule="auto"/>
         <w:ind w:left="1620"/>
       </w:pPr>
       <w:r>
         <w:t xml:space="preserve">Mencari dan menghubungi calon pengguna atau calon mitra yang berpotensi menggunakan layanan </w:t>
       </w:r>
       <w:r>
-        <w:t>Reusely.com</w:t>
+        <w:t>Reusely</w:t>
       </w:r>
       <w:r>
         <w:t>.</w:t>
@@ -12844,7 +12917,7 @@
           <w:ilvl w:val="0"/>
           <w:numId w:val="26"/>
         </w:numPr>
-        <w:spacing w:line="360" w:lineRule="auto"/>
+        <w:spacing w:after="160" w:afterAutospacing="0" w:line="360" w:lineRule="auto"/>
         <w:ind w:left="1620"/>
       </w:pPr>
       <w:r>
@@ -12858,7 +12931,7 @@
           <w:ilvl w:val="0"/>
           <w:numId w:val="26"/>
         </w:numPr>
-        <w:spacing w:line="360" w:lineRule="auto"/>
+        <w:spacing w:after="160" w:afterAutospacing="0" w:line="360" w:lineRule="auto"/>
         <w:ind w:left="1620"/>
       </w:pPr>
       <w:r>
@@ -12882,7 +12955,7 @@
           <w:ilvl w:val="0"/>
           <w:numId w:val="26"/>
         </w:numPr>
-        <w:spacing w:line="360" w:lineRule="auto"/>
+        <w:spacing w:after="160" w:afterAutospacing="0" w:line="360" w:lineRule="auto"/>
         <w:ind w:left="1620"/>
       </w:pPr>
       <w:r>
@@ -12896,14 +12969,14 @@
           <w:ilvl w:val="0"/>
           <w:numId w:val="26"/>
         </w:numPr>
-        <w:spacing w:line="360" w:lineRule="auto"/>
+        <w:spacing w:after="160" w:afterAutospacing="0" w:line="360" w:lineRule="auto"/>
         <w:ind w:left="1620"/>
       </w:pPr>
       <w:r>
         <w:t xml:space="preserve">Membantu meningkatkan penggunaan layanan platform </w:t>
       </w:r>
       <w:r>
-        <w:t>Reusely.com</w:t>
+        <w:t>Reusely</w:t>
       </w:r>
       <w:r>
         <w:t xml:space="preserve"> melalui aktivitas penjualan dan promosi.</w:t>
@@ -12912,9 +12985,11 @@
     <w:p>
       <w:pPr>
         <w:pStyle w:val="Heading3"/>
+        <w:contextualSpacing w:val="0"/>
       </w:pPr>
       <w:bookmarkStart w:id="34" w:name="_Toc232416993"/>
       <w:r>
+        <w:lastRenderedPageBreak/>
         <w:t>Customer Support</w:t>
       </w:r>
       <w:bookmarkEnd w:id="34"/>
@@ -12922,7 +12997,7 @@
     <w:p>
       <w:pPr>
         <w:pStyle w:val="NormalWeb"/>
-        <w:spacing w:line="360" w:lineRule="auto"/>
+        <w:spacing w:after="160" w:afterAutospacing="0" w:line="360" w:lineRule="auto"/>
         <w:ind w:left="540" w:firstLine="720"/>
       </w:pPr>
       <w:r>
@@ -12936,14 +13011,10 @@
         <w:t xml:space="preserve"> memiliki tanggung jawab dalam memberikan bantuan dan pelayanan kepada pengguna platform </w:t>
       </w:r>
       <w:r>
-        <w:t>Reusely.com</w:t>
-      </w:r>
-      <w:r>
-        <w:t xml:space="preserve"> terkait penggunaan sistem dan layanan perusahaan. Posisi ini berperan dalam membantu menyelesaikan kendala pengguna serta menjaga kualitas </w:t>
-      </w:r>
-      <w:r>
-        <w:lastRenderedPageBreak/>
-        <w:t xml:space="preserve">pelayanan perusahaan kepada pelanggan. Dalam menjalankan tanggung jawab tersebut, </w:t>
+        <w:t>Reusely</w:t>
+      </w:r>
+      <w:r>
+        <w:t xml:space="preserve"> terkait penggunaan sistem dan layanan perusahaan. Posisi ini berperan dalam membantu menyelesaikan kendala pengguna serta menjaga kualitas pelayanan perusahaan kepada pelanggan. Dalam menjalankan tanggung jawab tersebut, </w:t>
       </w:r>
       <w:r>
         <w:rPr>
@@ -12963,14 +13034,14 @@
           <w:ilvl w:val="0"/>
           <w:numId w:val="27"/>
         </w:numPr>
-        <w:spacing w:line="360" w:lineRule="auto"/>
+        <w:spacing w:after="160" w:afterAutospacing="0" w:line="360" w:lineRule="auto"/>
         <w:ind w:left="1620"/>
       </w:pPr>
       <w:r>
         <w:t xml:space="preserve">Memberikan bantuan kepada pengguna terkait penggunaan platform dan layanan </w:t>
       </w:r>
       <w:r>
-        <w:t>Reusely.com</w:t>
+        <w:t>Reusely</w:t>
       </w:r>
       <w:r>
         <w:t>.</w:t>
@@ -12983,7 +13054,7 @@
           <w:ilvl w:val="0"/>
           <w:numId w:val="27"/>
         </w:numPr>
-        <w:spacing w:line="360" w:lineRule="auto"/>
+        <w:spacing w:after="160" w:afterAutospacing="0" w:line="360" w:lineRule="auto"/>
         <w:ind w:left="1620"/>
       </w:pPr>
       <w:r>
@@ -12997,7 +13068,7 @@
           <w:ilvl w:val="0"/>
           <w:numId w:val="27"/>
         </w:numPr>
-        <w:spacing w:line="360" w:lineRule="auto"/>
+        <w:spacing w:after="160" w:afterAutospacing="0" w:line="360" w:lineRule="auto"/>
         <w:ind w:left="1620"/>
       </w:pPr>
       <w:r>
@@ -13011,7 +13082,7 @@
           <w:ilvl w:val="0"/>
           <w:numId w:val="27"/>
         </w:numPr>
-        <w:spacing w:line="360" w:lineRule="auto"/>
+        <w:spacing w:after="160" w:afterAutospacing="0" w:line="360" w:lineRule="auto"/>
         <w:ind w:left="1620"/>
       </w:pPr>
       <w:r>
@@ -13025,7 +13096,7 @@
           <w:ilvl w:val="0"/>
           <w:numId w:val="27"/>
         </w:numPr>
-        <w:spacing w:line="360" w:lineRule="auto"/>
+        <w:spacing w:after="160" w:afterAutospacing="0" w:line="360" w:lineRule="auto"/>
         <w:ind w:left="1620"/>
       </w:pPr>
       <w:r>
@@ -13039,7 +13110,7 @@
           <w:ilvl w:val="0"/>
           <w:numId w:val="27"/>
         </w:numPr>
-        <w:spacing w:line="360" w:lineRule="auto"/>
+        <w:spacing w:after="160" w:afterAutospacing="0" w:line="360" w:lineRule="auto"/>
         <w:ind w:left="1620"/>
       </w:pPr>
       <w:r>
@@ -13059,27 +13130,28 @@
     <w:p>
       <w:pPr>
         <w:pStyle w:val="Heading2"/>
+        <w:spacing w:after="160"/>
       </w:pPr>
       <w:bookmarkStart w:id="35" w:name="_Toc232416994"/>
       <w:r>
         <w:t xml:space="preserve">Logo </w:t>
       </w:r>
       <w:r>
-        <w:t>Reusely.com</w:t>
+        <w:t>Reusely</w:t>
       </w:r>
       <w:bookmarkEnd w:id="35"/>
     </w:p>
     <w:p>
       <w:pPr>
         <w:pStyle w:val="NormalWeb"/>
-        <w:spacing w:line="360" w:lineRule="auto"/>
+        <w:spacing w:after="160" w:afterAutospacing="0" w:line="360" w:lineRule="auto"/>
         <w:ind w:firstLine="567"/>
       </w:pPr>
       <w:r>
         <w:t xml:space="preserve">Logo merupakan gambar atau simbol yang digunakan sebagai identitas perusahaan. Logo biasanya digunakan pada website, dokumen, media promosi, serta berbagai kebutuhan perusahaan lainnya. Selain sebagai identitas, logo juga menjadi bentuk representasi dari perusahaan dalam menunjukkan citra dan karakter perusahaan. Berikut merupakan logo dari </w:t>
       </w:r>
       <w:r>
-        <w:t>Reusely.com</w:t>
+        <w:t>Reusely</w:t>
       </w:r>
       <w:r>
         <w:t>:</w:t>
@@ -13089,13 +13161,14 @@
       <w:pPr>
         <w:pStyle w:val="NormalWeb"/>
         <w:keepNext/>
-        <w:spacing w:line="360" w:lineRule="auto"/>
+        <w:spacing w:after="160" w:afterAutospacing="0" w:line="360" w:lineRule="auto"/>
         <w:ind w:firstLine="567"/>
       </w:pPr>
       <w:r>
         <w:rPr>
           <w:noProof/>
         </w:rPr>
+        <w:lastRenderedPageBreak/>
         <w:drawing>
           <wp:inline distT="0" distB="0" distL="0" distR="0" wp14:anchorId="75D8E1A3" wp14:editId="0E10B486">
             <wp:extent cx="4648200" cy="1408457"/>
@@ -13145,7 +13218,7 @@
     <w:p>
       <w:pPr>
         <w:pStyle w:val="Caption"/>
-        <w:spacing w:after="0" w:line="360" w:lineRule="auto"/>
+        <w:spacing w:after="160" w:line="360" w:lineRule="auto"/>
         <w:rPr>
           <w:b/>
           <w:bCs/>
@@ -13161,7 +13234,7 @@
         <w:rPr>
           <w:lang w:val="en-US"/>
         </w:rPr>
-        <w:t>Reusely.com</w:t>
+        <w:t>Reusely</w:t>
       </w:r>
       <w:r>
         <w:rPr>
@@ -13173,6 +13246,7 @@
     <w:p>
       <w:pPr>
         <w:pStyle w:val="Caption"/>
+        <w:spacing w:after="160" w:line="360" w:lineRule="auto"/>
       </w:pPr>
       <w:r>
         <w:rPr>
@@ -13229,16 +13303,16 @@
           <w:noProof/>
           <w:lang w:val="en-US"/>
         </w:rPr>
-        <w:t>Reusely.com</w:t>
+        <w:t>Reusely</w:t>
       </w:r>
     </w:p>
     <w:p>
       <w:pPr>
         <w:pStyle w:val="Heading2"/>
+        <w:spacing w:after="160"/>
       </w:pPr>
       <w:bookmarkStart w:id="36" w:name="_Toc232416995"/>
       <w:r>
-        <w:lastRenderedPageBreak/>
         <w:t>Visi dan Misi Perusahaan</w:t>
       </w:r>
       <w:bookmarkEnd w:id="36"/>
@@ -13251,6 +13325,7 @@
           <w:numId w:val="41"/>
         </w:numPr>
         <w:ind w:left="1260" w:hanging="720"/>
+        <w:contextualSpacing w:val="0"/>
       </w:pPr>
       <w:bookmarkStart w:id="37" w:name="_Toc232416996"/>
       <w:r>
@@ -13265,8 +13340,8 @@
           <w:ilvl w:val="0"/>
           <w:numId w:val="29"/>
         </w:numPr>
-        <w:spacing w:after="0"/>
         <w:ind w:left="1620"/>
+        <w:contextualSpacing w:val="0"/>
         <w:rPr>
           <w:rFonts w:eastAsia="Times New Roman" w:cs="Times New Roman"/>
           <w:lang w:eastAsia="en-ID"/>
@@ -13287,8 +13362,8 @@
           <w:ilvl w:val="0"/>
           <w:numId w:val="29"/>
         </w:numPr>
-        <w:spacing w:after="0"/>
         <w:ind w:left="1620"/>
+        <w:contextualSpacing w:val="0"/>
         <w:rPr>
           <w:rFonts w:eastAsia="Times New Roman" w:cs="Times New Roman"/>
           <w:lang w:eastAsia="en-ID"/>
@@ -13309,8 +13384,8 @@
           <w:ilvl w:val="0"/>
           <w:numId w:val="29"/>
         </w:numPr>
-        <w:spacing w:after="0"/>
         <w:ind w:left="1620"/>
+        <w:contextualSpacing w:val="0"/>
         <w:rPr>
           <w:rFonts w:eastAsia="Times New Roman" w:cs="Times New Roman"/>
           <w:lang w:eastAsia="en-ID"/>
@@ -13331,8 +13406,8 @@
           <w:ilvl w:val="0"/>
           <w:numId w:val="29"/>
         </w:numPr>
-        <w:spacing w:after="0"/>
         <w:ind w:left="1620"/>
+        <w:contextualSpacing w:val="0"/>
         <w:rPr>
           <w:rFonts w:eastAsia="Times New Roman" w:cs="Times New Roman"/>
           <w:lang w:eastAsia="en-ID"/>
@@ -13353,8 +13428,8 @@
           <w:ilvl w:val="0"/>
           <w:numId w:val="29"/>
         </w:numPr>
-        <w:spacing w:after="0"/>
         <w:ind w:left="1620"/>
+        <w:contextualSpacing w:val="0"/>
         <w:rPr>
           <w:rFonts w:eastAsia="Times New Roman" w:cs="Times New Roman"/>
           <w:lang w:eastAsia="en-ID"/>
@@ -13376,6 +13451,7 @@
           <w:numId w:val="41"/>
         </w:numPr>
         <w:ind w:left="1260" w:hanging="720"/>
+        <w:contextualSpacing w:val="0"/>
         <w:rPr>
           <w:rFonts w:eastAsiaTheme="majorEastAsia" w:cstheme="majorBidi"/>
           <w:kern w:val="2"/>
@@ -13391,12 +13467,14 @@
     <w:p>
       <w:pPr>
         <w:pStyle w:val="cucusub-bab"/>
+        <w:spacing w:after="160"/>
+        <w:contextualSpacing w:val="0"/>
       </w:pPr>
       <w:r>
         <w:t xml:space="preserve">Bab berikutnya dari </w:t>
       </w:r>
       <w:r>
-        <w:t>Reusely.com</w:t>
+        <w:t>Reusely</w:t>
       </w:r>
       <w:r>
         <w:t xml:space="preserve"> tidak ditentukan oleh rencana semata, tetapi oleh kecepatan dan kemampuan kami dalam mengeksekusi. </w:t>
@@ -13405,6 +13483,8 @@
     <w:p>
       <w:pPr>
         <w:pStyle w:val="cucusub-bab"/>
+        <w:spacing w:after="160"/>
+        <w:contextualSpacing w:val="0"/>
       </w:pPr>
       <w:r>
         <w:t xml:space="preserve">Setiap sprint, setiap keputusan, dan setiap bentuk tanggung jawab menentukan perusahaan seperti apa yang sedang kami bangun. </w:t>
@@ -13413,6 +13493,8 @@
     <w:p>
       <w:pPr>
         <w:pStyle w:val="cucusub-bab"/>
+        <w:spacing w:after="160"/>
+        <w:contextualSpacing w:val="0"/>
       </w:pPr>
       <w:r>
         <w:t xml:space="preserve">Kami bukan hanya membangun perangkat lunak; kami membuktikan bahwa </w:t>
@@ -13431,18 +13513,12 @@
     <w:p>
       <w:pPr>
         <w:pStyle w:val="cucusub-bab"/>
+        <w:spacing w:after="160"/>
+        <w:contextualSpacing w:val="0"/>
       </w:pPr>
       <w:r>
         <w:t>Dan lima tahun dari sekarang, ketika dunia bertanya siapa yang mewujudkan itu semua… jawabannya adalah kami.</w:t>
       </w:r>
-    </w:p>
-    <w:p>
-      <w:pPr>
-        <w:rPr>
-          <w:rFonts w:eastAsia="Times New Roman" w:cs="Times New Roman"/>
-          <w:lang w:eastAsia="en-ID"/>
-        </w:rPr>
-      </w:pPr>
       <w:r>
         <w:br w:type="page"/>
       </w:r>
@@ -13450,6 +13526,7 @@
     <w:p>
       <w:pPr>
         <w:pStyle w:val="Heading1"/>
+        <w:spacing w:after="160"/>
       </w:pPr>
       <w:bookmarkStart w:id="39" w:name="_Toc232416998"/>
       <w:r>
@@ -13474,6 +13551,7 @@
           <w:ilvl w:val="0"/>
           <w:numId w:val="33"/>
         </w:numPr>
+        <w:spacing w:after="160"/>
         <w:ind w:left="540" w:hanging="540"/>
         <w:jc w:val="both"/>
         <w:rPr>
@@ -13566,7 +13644,7 @@
           <w:szCs w:val="24"/>
           <w:lang w:val="en-US"/>
         </w:rPr>
-        <w:t>Reusely.com</w:t>
+        <w:t>Reusely</w:t>
       </w:r>
       <w:r>
         <w:rPr>
@@ -13622,7 +13700,7 @@
           <w:szCs w:val="24"/>
           <w:lang w:val="en-US"/>
         </w:rPr>
-        <w:t>Reusely.com</w:t>
+        <w:t>Reusely</w:t>
       </w:r>
       <w:r>
         <w:rPr>
@@ -13704,6 +13782,7 @@
           <w:ilvl w:val="0"/>
           <w:numId w:val="33"/>
         </w:numPr>
+        <w:spacing w:after="160"/>
         <w:ind w:left="540" w:hanging="540"/>
         <w:jc w:val="both"/>
         <w:rPr>
@@ -13730,7 +13809,7 @@
         <w:t xml:space="preserve">Selama melaksanakan kegiatan Kerja Praktik di </w:t>
       </w:r>
       <w:r>
-        <w:t>Reusely.com</w:t>
+        <w:t>Reusely</w:t>
       </w:r>
       <w:r>
         <w:t xml:space="preserve"> sebagai </w:t>
@@ -13776,7 +13855,7 @@
         <w:t xml:space="preserve">) halaman-halaman platform </w:t>
       </w:r>
       <w:r>
-        <w:t>Reusely.com</w:t>
+        <w:t>Reusely</w:t>
       </w:r>
       <w:r>
         <w:t xml:space="preserve">. Tanggung jawab utama penulis berfokus pada migrasi elemen visual dengan mengimplementasikan </w:t>
@@ -14141,6 +14220,7 @@
           <w:ilvl w:val="0"/>
           <w:numId w:val="33"/>
         </w:numPr>
+        <w:spacing w:after="160"/>
         <w:ind w:left="540" w:hanging="540"/>
         <w:jc w:val="both"/>
         <w:rPr>
@@ -14165,6 +14245,7 @@
           <w:numId w:val="36"/>
         </w:numPr>
         <w:ind w:hanging="720"/>
+        <w:contextualSpacing w:val="0"/>
         <w:rPr>
           <w:i/>
           <w:iCs/>
@@ -14407,6 +14488,7 @@
           <w:numId w:val="36"/>
         </w:numPr>
         <w:ind w:hanging="720"/>
+        <w:contextualSpacing w:val="0"/>
         <w:rPr>
           <w:i/>
           <w:iCs/>
@@ -14642,6 +14724,7 @@
           <w:numId w:val="36"/>
         </w:numPr>
         <w:ind w:hanging="720"/>
+        <w:contextualSpacing w:val="0"/>
       </w:pPr>
       <w:bookmarkStart w:id="45" w:name="_Toc232417005"/>
       <w:r>
@@ -14840,6 +14923,7 @@
           <w:numId w:val="36"/>
         </w:numPr>
         <w:ind w:hanging="720"/>
+        <w:contextualSpacing w:val="0"/>
         <w:rPr>
           <w:i/>
         </w:rPr>
@@ -14947,6 +15031,7 @@
           <w:numId w:val="36"/>
         </w:numPr>
         <w:ind w:hanging="720"/>
+        <w:contextualSpacing w:val="0"/>
         <w:rPr>
           <w:i/>
         </w:rPr>
@@ -15048,6 +15133,7 @@
           <w:numId w:val="36"/>
         </w:numPr>
         <w:ind w:hanging="720"/>
+        <w:contextualSpacing w:val="0"/>
         <w:rPr>
           <w:i/>
         </w:rPr>
@@ -15150,6 +15236,7 @@
           <w:numId w:val="36"/>
         </w:numPr>
         <w:ind w:hanging="720"/>
+        <w:contextualSpacing w:val="0"/>
         <w:rPr>
           <w:i/>
           <w:iCs/>
@@ -15180,7 +15267,16 @@
         <w:t xml:space="preserve"> </w:t>
       </w:r>
       <w:r>
-        <w:t>adalah purwarupa dari rancangan awal tampilan yang akan dikembangkan</w:t>
+        <w:t>adalah purwarupa</w:t>
+      </w:r>
+      <w:r>
+        <w:rPr>
+          <w:lang w:val="en-US"/>
+        </w:rPr>
+        <w:t xml:space="preserve"> atau sampel</w:t>
+      </w:r>
+      <w:r>
+        <w:t xml:space="preserve"> dari rancangan awal tampilan yang akan dikembangkan</w:t>
       </w:r>
       <w:r>
         <w:rPr>
@@ -15316,6 +15412,7 @@
           <w:ilvl w:val="0"/>
           <w:numId w:val="33"/>
         </w:numPr>
+        <w:spacing w:after="160"/>
         <w:ind w:left="540" w:hanging="540"/>
         <w:jc w:val="both"/>
         <w:rPr>
@@ -15346,7 +15443,7 @@
         <w:t xml:space="preserve"> melaksanakan perancangan ulang halaman platform </w:t>
       </w:r>
       <w:r>
-        <w:t>Reusely.com</w:t>
+        <w:t>Reusely</w:t>
       </w:r>
       <w:r>
         <w:t>, penulis mengikuti alur prosedur kerja (</w:t>
@@ -15372,7 +15469,7 @@
         <w:t xml:space="preserve"> </w:t>
       </w:r>
       <w:r>
-        <w:t>Reusely.com</w:t>
+        <w:t>Reusely</w:t>
       </w:r>
       <w:r>
         <w:t xml:space="preserve">. Sistem kerja ini dirancang untuk memastikan bahwa setiap elemen visual yang bermigrasi dari </w:t>
@@ -15428,6 +15525,7 @@
           <w:numId w:val="38"/>
         </w:numPr>
         <w:ind w:left="1260" w:hanging="720"/>
+        <w:contextualSpacing w:val="0"/>
       </w:pPr>
       <w:bookmarkStart w:id="51" w:name="_Toc232417011"/>
       <w:r>
@@ -15473,7 +15571,7 @@
         <w:t xml:space="preserve">. Pada tahap ini, penulis mempelajari fungsi dari modul yang akan dikerjakan agar tidak mengubah esensi bisnis dari platform </w:t>
       </w:r>
       <w:r>
-        <w:t>Reusely.com</w:t>
+        <w:t>Reusely</w:t>
       </w:r>
       <w:r>
         <w:t>.</w:t>
@@ -15487,6 +15585,7 @@
           <w:numId w:val="38"/>
         </w:numPr>
         <w:ind w:left="1260" w:hanging="720"/>
+        <w:contextualSpacing w:val="0"/>
       </w:pPr>
       <w:bookmarkStart w:id="52" w:name="_Toc232417012"/>
       <w:r>
@@ -15550,7 +15649,7 @@
         <w:t xml:space="preserve">Penulis melakukan penelusuran terhadap halaman lama </w:t>
       </w:r>
       <w:r>
-        <w:t>Reusely.com</w:t>
+        <w:t>Reusely</w:t>
       </w:r>
       <w:r>
         <w:t xml:space="preserve"> yang masih menggunakan </w:t>
@@ -15624,6 +15723,7 @@
           <w:numId w:val="38"/>
         </w:numPr>
         <w:ind w:left="1260" w:hanging="720"/>
+        <w:contextualSpacing w:val="0"/>
       </w:pPr>
       <w:bookmarkStart w:id="53" w:name="_Toc232417013"/>
       <w:r>
@@ -15794,6 +15894,7 @@
           <w:numId w:val="38"/>
         </w:numPr>
         <w:ind w:left="1260" w:hanging="720"/>
+        <w:contextualSpacing w:val="0"/>
       </w:pPr>
       <w:r>
         <w:t>Tahap Evaluasi dan Persetujuan (</w:t>
@@ -15919,6 +16020,7 @@
           <w:ilvl w:val="0"/>
           <w:numId w:val="33"/>
         </w:numPr>
+        <w:spacing w:after="160"/>
         <w:ind w:left="540" w:hanging="540"/>
         <w:jc w:val="both"/>
         <w:rPr>
@@ -15944,6 +16046,7 @@
           <w:numId w:val="39"/>
         </w:numPr>
         <w:ind w:left="1260" w:hanging="720"/>
+        <w:contextualSpacing w:val="0"/>
       </w:pPr>
       <w:bookmarkStart w:id="56" w:name="_Toc232417016"/>
       <w:r>
@@ -16022,7 +16125,7 @@
         <w:t xml:space="preserve"> merupakan salah satu modul krusial pada platform </w:t>
       </w:r>
       <w:r>
-        <w:t>Reusely.com</w:t>
+        <w:t>Reusely</w:t>
       </w:r>
       <w:r>
         <w:t xml:space="preserve"> yang berfungsi bagi pengguna korporat untuk mengelola identitas dasar perusahaan, pengaturan mata uang, format waktu, hingga konfigurasi wilayah data. Pada awal pelaksanaan pengerjaan, penulis melakukan audit </w:t>
@@ -16125,7 +16228,7 @@
     <w:p>
       <w:pPr>
         <w:pStyle w:val="Caption"/>
-        <w:spacing w:after="0" w:line="360" w:lineRule="auto"/>
+        <w:spacing w:after="160" w:line="360" w:lineRule="auto"/>
         <w:ind w:left="540"/>
         <w:rPr>
           <w:szCs w:val="24"/>
@@ -16169,7 +16272,7 @@
           <w:szCs w:val="24"/>
           <w:lang w:val="en-US"/>
         </w:rPr>
-        <w:t>Reusely.com</w:t>
+        <w:t>Reusely</w:t>
       </w:r>
       <w:r>
         <w:rPr>
@@ -16182,7 +16285,7 @@
     <w:p>
       <w:pPr>
         <w:pStyle w:val="Caption"/>
-        <w:spacing w:line="360" w:lineRule="auto"/>
+        <w:spacing w:after="160" w:line="360" w:lineRule="auto"/>
         <w:ind w:left="540"/>
       </w:pPr>
       <w:r>
@@ -16235,7 +16338,7 @@
         <w:t xml:space="preserve"> </w:t>
       </w:r>
       <w:r>
-        <w:t>Reusely.com</w:t>
+        <w:t>Reusely</w:t>
       </w:r>
       <w:r>
         <w:t xml:space="preserve"> </w:t>
@@ -16408,7 +16511,7 @@
         <w:t xml:space="preserve"> terbaru dari </w:t>
       </w:r>
       <w:r>
-        <w:t>Reusely.com</w:t>
+        <w:t>Reusely</w:t>
       </w:r>
       <w:r>
         <w:t>.</w:t>
@@ -16517,6 +16620,7 @@
     <w:p>
       <w:pPr>
         <w:pStyle w:val="Caption"/>
+        <w:spacing w:after="160" w:line="360" w:lineRule="auto"/>
         <w:ind w:left="540"/>
         <w:rPr>
           <w:lang w:val="en-US"/>
@@ -16575,7 +16679,7 @@
         <w:rPr>
           <w:noProof/>
         </w:rPr>
-        <w:t>Reusely.com</w:t>
+        <w:t>Reusely</w:t>
       </w:r>
       <w:r>
         <w:rPr>
@@ -16970,7 +17074,7 @@
         <w:t xml:space="preserve"> sistem desain V2 </w:t>
       </w:r>
       <w:r>
-        <w:t>Reusely.com</w:t>
+        <w:t>Reusely</w:t>
       </w:r>
       <w:r>
         <w:t>. Pengikatan ini memastikan bahwa jika di kemudian hari terjadi perubahan skema warna korporat secara global, nilai visual halaman ini akan ikut terbarui secara otomatis tanpa perlu modifikasi manual satu per satu.</w:t>
@@ -16984,6 +17088,7 @@
           <w:numId w:val="39"/>
         </w:numPr>
         <w:ind w:left="1260" w:hanging="720"/>
+        <w:contextualSpacing w:val="0"/>
       </w:pPr>
       <w:r>
         <w:t xml:space="preserve">Implementasi Desain </w:t>
@@ -17024,7 +17129,7 @@
         <w:t xml:space="preserve"> merupakan bagian dari pengaturan operasional pada platform </w:t>
       </w:r>
       <w:r>
-        <w:t>Reusely.com</w:t>
+        <w:t>Reusely</w:t>
       </w:r>
       <w:r>
         <w:t xml:space="preserve"> yang berfungsi bagi mitra bisnis untuk melakukan kustomisasi format nota atau tanda terima digital transaksi </w:t>
@@ -17073,7 +17178,6 @@
     <w:p>
       <w:pPr>
         <w:pStyle w:val="isianaksub-bab"/>
-        <w:spacing w:after="0"/>
         <w:ind w:firstLine="0"/>
         <w:jc w:val="center"/>
       </w:pPr>
@@ -17128,7 +17232,7 @@
     <w:p>
       <w:pPr>
         <w:pStyle w:val="Caption"/>
-        <w:spacing w:after="0" w:line="360" w:lineRule="auto"/>
+        <w:spacing w:after="160" w:line="360" w:lineRule="auto"/>
         <w:ind w:left="540"/>
       </w:pPr>
       <w:r>
@@ -17159,7 +17263,7 @@
           <w:szCs w:val="24"/>
           <w:lang w:val="en-US"/>
         </w:rPr>
-        <w:t>Reusely.com</w:t>
+        <w:t>Reusely</w:t>
       </w:r>
       <w:r>
         <w:rPr>
@@ -17172,7 +17276,7 @@
     <w:p>
       <w:pPr>
         <w:pStyle w:val="Caption"/>
-        <w:spacing w:line="360" w:lineRule="auto"/>
+        <w:spacing w:after="160" w:line="360" w:lineRule="auto"/>
         <w:ind w:left="540"/>
         <w:rPr>
           <w:noProof/>
@@ -17232,7 +17336,7 @@
         <w:rPr>
           <w:noProof/>
         </w:rPr>
-        <w:t>Reusely.com</w:t>
+        <w:t>Reusely</w:t>
       </w:r>
       <w:r>
         <w:rPr>
@@ -17825,7 +17929,7 @@
         <w:t xml:space="preserve"> V2 </w:t>
       </w:r>
       <w:r>
-        <w:t>Reusely.com</w:t>
+        <w:t>Reusely</w:t>
       </w:r>
       <w:r>
         <w:t xml:space="preserve">. Pengikatan variabel ini menjamin jika terjadi pergantian tema visual korporat (misalnya perubahan tingkat kegelapan warna abu-abu atau kebulatan sudut kartu), seluruh </w:t>
@@ -17909,7 +18013,7 @@
         <w:t xml:space="preserve"> platform </w:t>
       </w:r>
       <w:r>
-        <w:t>Reusely.com</w:t>
+        <w:t>Reusely</w:t>
       </w:r>
       <w:r>
         <w:t xml:space="preserve"> tidak hanya mengalami </w:t>
@@ -17941,6 +18045,7 @@
           <w:numId w:val="39"/>
         </w:numPr>
         <w:ind w:left="1260" w:hanging="720"/>
+        <w:contextualSpacing w:val="0"/>
       </w:pPr>
       <w:r>
         <w:t xml:space="preserve">Implementasi Desain </w:t>
@@ -17998,7 +18103,7 @@
         <w:t xml:space="preserve"> merupakan salah satu modul operasional penting pada platform </w:t>
       </w:r>
       <w:r>
-        <w:t>Reusely.com</w:t>
+        <w:t>Reusely</w:t>
       </w:r>
       <w:r>
         <w:t xml:space="preserve"> yang berfungsi bagi mitra bisnis untuk memantau, menambah, serta mengonfigurasi seluruh titik lokasi fisik gudang atau toko yang terdaftar dalam sistem </w:t>
@@ -18284,7 +18389,18 @@
         <w:pStyle w:val="isianaksub-bab"/>
       </w:pPr>
       <w:r>
-        <w:t xml:space="preserve">Perubahan signifikan serta penerapan fitur pengoptimalan tingkat lanjut Figma pada rancangan versi V2 ini membawa dampak besar pada efektivitas purwarupa. Penulis melakukan restrukturisasi </w:t>
+        <w:t xml:space="preserve">Perubahan signifikan serta penerapan fitur pengoptimalan tingkat lanjut Figma pada rancangan versi V2 ini membawa dampak besar pada efektivitas </w:t>
+      </w:r>
+      <w:r>
+        <w:rPr>
+          <w:i/>
+          <w:iCs w:val="0"/>
+          <w:lang w:val="en-US"/>
+        </w:rPr>
+        <w:t>prototype</w:t>
+      </w:r>
+      <w:r>
+        <w:t xml:space="preserve">. Penulis melakukan restrukturisasi </w:t>
       </w:r>
       <w:r>
         <w:rPr>
@@ -18525,7 +18641,7 @@
         <w:t xml:space="preserve"> V2 </w:t>
       </w:r>
       <w:r>
-        <w:t>Reusely.com</w:t>
+        <w:t>Reusely</w:t>
       </w:r>
       <w:r>
         <w:t xml:space="preserve">. Melalui pengikatan variabel terpusat ini, visualisasi data lokasi yang kompleks berhasil ditransformasikan menjadi tampilan </w:t>
@@ -18562,6 +18678,7 @@
           <w:numId w:val="39"/>
         </w:numPr>
         <w:ind w:left="1260" w:hanging="720"/>
+        <w:contextualSpacing w:val="0"/>
       </w:pPr>
       <w:r>
         <w:t xml:space="preserve">Implementasi Desain </w:t>
@@ -18622,7 +18739,7 @@
         <w:t xml:space="preserve"> merupakan salah satu modul logistik inti pada platform </w:t>
       </w:r>
       <w:r>
-        <w:t>Reusely.com</w:t>
+        <w:t>Reusely</w:t>
       </w:r>
       <w:r>
         <w:t xml:space="preserve"> yang berfungsi untuk memantau, mendokumentasikan, dan mengelola seluruh informasi pengiriman barang dari transaksi </w:t>
@@ -19286,7 +19403,7 @@
         <w:t xml:space="preserve"> V2 </w:t>
       </w:r>
       <w:r>
-        <w:t>Reusely.com</w:t>
+        <w:t>Reusely</w:t>
       </w:r>
       <w:r>
         <w:t xml:space="preserve">. Melalui pengikatan variabel terpusat ini, visualisasi data logistik yang kompleks berhasil ditransisikan menjadi tampilan yang jauh lebih bersih, responsif, mudah dipindai, serta memiliki efektivitas interaksi </w:t>
@@ -19325,6 +19442,7 @@
           <w:numId w:val="39"/>
         </w:numPr>
         <w:ind w:left="1260" w:hanging="720"/>
+        <w:contextualSpacing w:val="0"/>
       </w:pPr>
       <w:r>
         <w:t xml:space="preserve">Implementasi Desain </w:t>
@@ -19385,7 +19503,7 @@
         <w:t xml:space="preserve"> merupakan modul manajemen keuangan inti pada platform </w:t>
       </w:r>
       <w:r>
-        <w:t>Reusely.com</w:t>
+        <w:t>Reusely</w:t>
       </w:r>
       <w:r>
         <w:t xml:space="preserve"> yang berfungsi untuk mendokumentasikan, melacak, serta mengelola seluruh rekaman faktur tagihan dari transaksi </w:t>
@@ -20039,7 +20157,7 @@
         <w:t xml:space="preserve"> V2 </w:t>
       </w:r>
       <w:r>
-        <w:t>Reusely.com</w:t>
+        <w:t>Reusely</w:t>
       </w:r>
       <w:r>
         <w:t xml:space="preserve">. Pengikatan variabel terpusat ini menjamin visualisasi data finansial yang kompleks menjadi jauh lebih bersih, rapi, serta memiliki fleksibilitas tinggi saat diimplementasikan ke dalam kode program maupun saat simulasi interaksi </w:t>
@@ -20063,8 +20181,8 @@
           <w:ilvl w:val="0"/>
           <w:numId w:val="39"/>
         </w:numPr>
-        <w:spacing w:after="0"/>
         <w:ind w:left="1260" w:hanging="720"/>
+        <w:contextualSpacing w:val="0"/>
       </w:pPr>
       <w:r>
         <w:t xml:space="preserve">Implementasi Desain </w:t>
@@ -20128,7 +20246,7 @@
         <w:t xml:space="preserve"> merupakan modul manajemen data pelanggan pada platform </w:t>
       </w:r>
       <w:r>
-        <w:t>Reusely.com</w:t>
+        <w:t>Reusely</w:t>
       </w:r>
       <w:r>
         <w:t xml:space="preserve"> yang berfungsi untuk menyimpan, mengorganisasikan, serta memantau seluruh profil pengguna atau entitas bisnis yang melakukan interaksi transaksi </w:t>
@@ -20709,7 +20827,7 @@
         <w:t xml:space="preserve"> V2 </w:t>
       </w:r>
       <w:r>
-        <w:t>Reusely.com</w:t>
+        <w:t>Reusely</w:t>
       </w:r>
       <w:r>
         <w:t>. Pengikatan variabel terpusat ini memastikan halaman manajemen pelanggan memiliki konsistensi visual tingkat tinggi, tampilan yang adaptif, serta kemudahan pengembangan kode program di masa mendatang.</w:t>
@@ -20722,8 +20840,8 @@
           <w:ilvl w:val="0"/>
           <w:numId w:val="39"/>
         </w:numPr>
-        <w:spacing w:after="0"/>
         <w:ind w:left="1260" w:hanging="720"/>
+        <w:contextualSpacing w:val="0"/>
       </w:pPr>
       <w:r>
         <w:t xml:space="preserve">Implementasi Desain </w:t>
@@ -20784,7 +20902,7 @@
         <w:t xml:space="preserve"> merupakan salah satu modul pusat data pada platform </w:t>
       </w:r>
       <w:r>
-        <w:t>Reusely.com</w:t>
+        <w:t>Reusely</w:t>
       </w:r>
       <w:r>
         <w:t xml:space="preserve"> yang berfungsi untuk menyajikan pintu akses pintas bagi administrator dalam memantau, mengunduh, dan menganalisis berbagai metrik operasional serta performa bisnis perusahaan. Melalui halaman ini, pengguna dapat memilih berbagai sub-kategori laporan yang spesifik guna mendukung proses pengambilan keputusan strategis. Penulis mengawali tahapan perancangan ulang modul ini dengan melakukan </w:t>
@@ -21366,15 +21484,6 @@
       <w:r>
         <w:t>) berwarna biru terang yang seragam untuk memperkuat kesan interaktif.</w:t>
       </w:r>
-    </w:p>
-    <w:p>
-      <w:pPr>
-        <w:spacing w:line="259" w:lineRule="auto"/>
-        <w:jc w:val="left"/>
-        <w:rPr>
-          <w:iCs/>
-        </w:rPr>
-      </w:pPr>
       <w:r>
         <w:br w:type="page"/>
       </w:r>
@@ -21382,33 +21491,445 @@
     <w:p>
       <w:pPr>
         <w:pStyle w:val="Heading1"/>
-        <w:spacing w:after="0"/>
+        <w:spacing w:after="160"/>
       </w:pPr>
       <w:r>
         <w:lastRenderedPageBreak/>
-        <w:t>BAB IV</w:t>
+        <w:t>BAB I</w:t>
+      </w:r>
+      <w:r>
+        <w:t>V</w:t>
+      </w:r>
+      <w:r>
+        <w:br/>
+      </w:r>
+      <w:r>
+        <w:t>KESIMPULAN DAN SARAN</w:t>
+      </w:r>
+    </w:p>
+    <w:p>
+      <w:pPr>
+        <w:pStyle w:val="sub-bab1"/>
+        <w:numPr>
+          <w:ilvl w:val="0"/>
+          <w:numId w:val="43"/>
+        </w:numPr>
+        <w:spacing w:after="160"/>
+        <w:ind w:left="540" w:hanging="540"/>
+        <w:rPr>
+          <w:sz w:val="28"/>
+          <w:szCs w:val="32"/>
+        </w:rPr>
+      </w:pPr>
+      <w:r>
+        <w:t>Kesimpulan</w:t>
+      </w:r>
+    </w:p>
+    <w:p>
+      <w:pPr>
+        <w:ind w:firstLine="540"/>
+      </w:pPr>
+      <w:r>
+        <w:t xml:space="preserve">Berdasarkan seluruh rangkaian kegiatan Kerja Praktik yang telah dilaksanakan di Reusely dalam proyek perancangan ulang </w:t>
+      </w:r>
+      <w:r>
+        <w:rPr>
+          <w:i/>
+          <w:iCs/>
+          <w:lang w:val="en-US"/>
+        </w:rPr>
+        <w:t>user interface</w:t>
+      </w:r>
+      <w:r>
+        <w:t xml:space="preserve"> platform Reusely, terdapat dua kesimpulan utama yang dirumuskan untuk menjawab permasalahan yang diangkat dalam laporan ini:</w:t>
+      </w:r>
+    </w:p>
+    <w:p>
+      <w:pPr>
+        <w:pStyle w:val="ListParagraph"/>
+        <w:numPr>
+          <w:ilvl w:val="0"/>
+          <w:numId w:val="44"/>
+        </w:numPr>
+        <w:ind w:left="900"/>
+        <w:contextualSpacing w:val="0"/>
+      </w:pPr>
+      <w:r>
+        <w:t xml:space="preserve">Langkah-langkah implementasi komponen </w:t>
+      </w:r>
+      <w:r>
+        <w:rPr>
+          <w:i/>
+          <w:iCs/>
+        </w:rPr>
+        <w:t>Design System</w:t>
+      </w:r>
+      <w:r>
+        <w:t xml:space="preserve"> V2 yang terstandarisasi pada perancangan ulang platform Reusely berhasil dieksekusi secara sistematis melalui empat tahapan prosedur kerja utama, yaitu diawali dari tahap menerima </w:t>
+      </w:r>
+      <w:r>
+        <w:rPr>
+          <w:i/>
+          <w:iCs/>
+        </w:rPr>
+        <w:t>brief</w:t>
+      </w:r>
+      <w:r>
+        <w:t xml:space="preserve"> dan modul tugas, dilanjutkan dengan tahap audit </w:t>
+      </w:r>
+      <w:r>
+        <w:rPr>
+          <w:i/>
+          <w:iCs/>
+          <w:lang w:val="en-US"/>
+        </w:rPr>
+        <w:t>component</w:t>
+      </w:r>
+      <w:r>
+        <w:t xml:space="preserve"> lama (</w:t>
+      </w:r>
+      <w:r>
+        <w:rPr>
+          <w:i/>
+          <w:iCs/>
+          <w:lang w:val="en-US"/>
+        </w:rPr>
+        <w:t>user interface</w:t>
+      </w:r>
+      <w:r>
+        <w:rPr>
+          <w:i/>
+          <w:iCs/>
+        </w:rPr>
+        <w:t xml:space="preserve"> audit</w:t>
+      </w:r>
+      <w:r>
+        <w:t xml:space="preserve">) untuk memetakan ketidakkonsistenan visual elemen versi V1, kemudian tahap perancangan ulang dan </w:t>
+      </w:r>
+      <w:r>
+        <w:rPr>
+          <w:i/>
+          <w:iCs/>
+        </w:rPr>
+        <w:t>prototyping</w:t>
+      </w:r>
+      <w:r>
+        <w:t xml:space="preserve"> menggunakan aplikasi Figma dengan mengoptimalkan fitur </w:t>
+      </w:r>
+      <w:r>
+        <w:rPr>
+          <w:i/>
+          <w:iCs/>
+        </w:rPr>
+        <w:t>auto layout</w:t>
+      </w:r>
+      <w:r>
+        <w:t xml:space="preserve">, </w:t>
+      </w:r>
+      <w:r>
+        <w:rPr>
+          <w:i/>
+          <w:iCs/>
+        </w:rPr>
+        <w:t>component sets</w:t>
+      </w:r>
+      <w:r>
+        <w:t xml:space="preserve">, serta </w:t>
+      </w:r>
+      <w:r>
+        <w:rPr>
+          <w:i/>
+          <w:iCs/>
+        </w:rPr>
+        <w:t>variables</w:t>
+      </w:r>
+      <w:r>
+        <w:rPr>
+          <w:i/>
+          <w:iCs/>
+          <w:lang w:val="en-US"/>
+        </w:rPr>
+        <w:t xml:space="preserve"> (design tokens)</w:t>
+      </w:r>
+      <w:r>
+        <w:t>, dan diakhiri dengan tahap evaluasi serta persetujuan (</w:t>
+      </w:r>
+      <w:r>
+        <w:rPr>
+          <w:i/>
+          <w:iCs/>
+        </w:rPr>
+        <w:t>design review &amp; approval</w:t>
+      </w:r>
+      <w:r>
+        <w:t>) bersama desainer senior sebelum masuk ke dalam antrean serah terima desain (</w:t>
+      </w:r>
+      <w:r>
+        <w:rPr>
+          <w:i/>
+          <w:iCs/>
+        </w:rPr>
+        <w:t>handoff</w:t>
+      </w:r>
+      <w:r>
+        <w:t>).</w:t>
+      </w:r>
+    </w:p>
+    <w:p>
+      <w:pPr>
+        <w:pStyle w:val="ListParagraph"/>
+        <w:numPr>
+          <w:ilvl w:val="0"/>
+          <w:numId w:val="44"/>
+        </w:numPr>
+        <w:ind w:left="900"/>
+        <w:contextualSpacing w:val="0"/>
+      </w:pPr>
+      <w:r>
+        <w:t xml:space="preserve">Penggunaan </w:t>
+      </w:r>
+      <w:r>
+        <w:rPr>
+          <w:i/>
+          <w:iCs/>
+        </w:rPr>
+        <w:t>Design System</w:t>
+      </w:r>
+      <w:r>
+        <w:t xml:space="preserve"> V2 terbukti secara nyata mampu meningkatkan konsistensi visual di seluruh modul halaman yang diperbarui dan mempercepat efektivitas pembuatan </w:t>
+      </w:r>
+      <w:r>
+        <w:rPr>
+          <w:i/>
+          <w:iCs/>
+        </w:rPr>
+        <w:t>high-fidelity prototype</w:t>
+      </w:r>
+      <w:r>
+        <w:t xml:space="preserve"> secara instan. Peningkatan konsistensi visual dicapai melalui pengikatan elemen grafis seperti kode warna, tipografi, dan ukuran spasi menggunakan fitur </w:t>
+      </w:r>
+      <w:r>
+        <w:rPr>
+          <w:i/>
+          <w:iCs/>
+        </w:rPr>
+        <w:t>variables (design tokens)</w:t>
+      </w:r>
+      <w:r>
+        <w:t xml:space="preserve"> secara terpusat, sementara efektivitas </w:t>
+      </w:r>
+      <w:r>
+        <w:rPr>
+          <w:i/>
+          <w:iCs/>
+          <w:lang w:val="en-US"/>
+        </w:rPr>
+        <w:t>prototype</w:t>
+      </w:r>
+      <w:r>
+        <w:t xml:space="preserve"> dipercepat berkat pemanfaatan fitur </w:t>
+      </w:r>
+      <w:r>
+        <w:rPr>
+          <w:i/>
+          <w:iCs/>
+        </w:rPr>
+        <w:t>component sets</w:t>
+      </w:r>
+      <w:r>
+        <w:t xml:space="preserve"> untuk manajemen variasi status komponen serta fitur </w:t>
+      </w:r>
+      <w:r>
+        <w:rPr>
+          <w:i/>
+          <w:iCs/>
+        </w:rPr>
+        <w:t>auto layout</w:t>
+      </w:r>
+      <w:r>
+        <w:t xml:space="preserve"> tingkat lanjut yang memberikan sifat responsif dinamis pada bingkai desain, sehingga desainer tidak perlu membangun elemen dari awal (</w:t>
+      </w:r>
+      <w:r>
+        <w:rPr>
+          <w:i/>
+          <w:iCs/>
+        </w:rPr>
+        <w:t>reinventing the wheel</w:t>
+      </w:r>
+      <w:r>
+        <w:t xml:space="preserve">) dan dapat menyimulasikan interaksi mandiri per halaman </w:t>
+      </w:r>
+      <w:r>
+        <w:lastRenderedPageBreak/>
+        <w:t>dengan lebih cepat serta presisi sebelum diserahkan kepada tim pengembang.</w:t>
+      </w:r>
+      <w:r>
+        <w:t xml:space="preserve"> </w:t>
+      </w:r>
+    </w:p>
+    <w:p>
+      <w:pPr>
+        <w:pStyle w:val="sub-bab1"/>
+        <w:numPr>
+          <w:ilvl w:val="0"/>
+          <w:numId w:val="43"/>
+        </w:numPr>
+        <w:spacing w:after="160"/>
+        <w:ind w:left="540" w:hanging="540"/>
+      </w:pPr>
+      <w:r>
+        <w:t>Saran</w:t>
+      </w:r>
+    </w:p>
+    <w:p>
+      <w:pPr>
+        <w:ind w:firstLine="540"/>
+      </w:pPr>
+      <w:r>
+        <w:t>Guna mendukung keberlanjutan pengembangan platform Reusely ke depan, perusahaan disarankan untuk melangkah ke tahap penyusunan jalinan alur interaksi (</w:t>
+      </w:r>
+      <w:r>
+        <w:rPr>
+          <w:i/>
+          <w:iCs/>
+        </w:rPr>
+        <w:t>user flow</w:t>
+      </w:r>
+      <w:r>
+        <w:t>) yang menyeluruh antar-modul secara luas, mengingat purwarupa pada proyek Kerja Praktik ini masih dibatasi pada simulasi fungsi mandiri di masing-masing halaman. Selain itu, pelaksanaan pengujian pengguna (</w:t>
+      </w:r>
+      <w:r>
+        <w:rPr>
+          <w:i/>
+          <w:iCs/>
+        </w:rPr>
+        <w:t>usability testing</w:t>
+      </w:r>
+      <w:r>
+        <w:t xml:space="preserve">) skala luas kepada pengguna akhir korporat sangat direkomendasikan untuk mengukur tingkat penurunan beban kognitif secara valid setelah implementasi </w:t>
+      </w:r>
+      <w:r>
+        <w:rPr>
+          <w:i/>
+          <w:iCs/>
+        </w:rPr>
+        <w:t>Design System</w:t>
+      </w:r>
+      <w:r>
+        <w:t xml:space="preserve"> V2 ini berjalan. Tim produk juga sebaiknya menyelaraskan bahasa teknis dokumentasi </w:t>
+      </w:r>
+      <w:r>
+        <w:rPr>
+          <w:i/>
+          <w:iCs/>
+        </w:rPr>
+        <w:t>variables</w:t>
+      </w:r>
+      <w:r>
+        <w:t xml:space="preserve"> dari Figma langsung ke dalam kerangka kode tim </w:t>
+      </w:r>
+      <w:r>
+        <w:rPr>
+          <w:i/>
+          <w:iCs/>
+        </w:rPr>
+        <w:t>frontend developer</w:t>
+      </w:r>
+      <w:r>
+        <w:t xml:space="preserve"> (seperti format JSON atau CSS </w:t>
+      </w:r>
+      <w:r>
+        <w:rPr>
+          <w:i/>
+          <w:iCs/>
+        </w:rPr>
+        <w:t>variables</w:t>
+      </w:r>
+      <w:r>
+        <w:t>) guna mengeliminasi celah komunikasi (</w:t>
+      </w:r>
+      <w:r>
+        <w:rPr>
+          <w:i/>
+          <w:iCs/>
+        </w:rPr>
+        <w:t>communication gap</w:t>
+      </w:r>
+      <w:r>
+        <w:t xml:space="preserve">) secara total pada saat fase </w:t>
+      </w:r>
+      <w:r>
+        <w:rPr>
+          <w:i/>
+          <w:iCs/>
+        </w:rPr>
+        <w:t>handoff</w:t>
+      </w:r>
+      <w:r>
+        <w:t>.</w:t>
+      </w:r>
+    </w:p>
+    <w:p>
+      <w:pPr>
+        <w:ind w:firstLine="540"/>
+      </w:pPr>
+      <w:r>
+        <w:t xml:space="preserve">Sementara itu, bagi institusi pendidikan khususnya Program Studi Sistem Informasi UNIBI, disarankan untuk terus melakukan penyelarasan kurikulum praktis industri dengan memperbarui materi perkuliahan Desain UI/UX agar mencakup pemanfaatan teknologi mutakhir seperti manajemen </w:t>
+      </w:r>
+      <w:r>
+        <w:rPr>
+          <w:i/>
+          <w:iCs/>
+        </w:rPr>
+        <w:t>design system</w:t>
+      </w:r>
+      <w:r>
+        <w:t xml:space="preserve">, metodologi </w:t>
+      </w:r>
+      <w:r>
+        <w:rPr>
+          <w:i/>
+          <w:iCs/>
+        </w:rPr>
+        <w:t>atomic design</w:t>
+      </w:r>
+      <w:r>
+        <w:t xml:space="preserve">, serta fitur </w:t>
+      </w:r>
+      <w:r>
+        <w:rPr>
+          <w:i/>
+          <w:iCs/>
+        </w:rPr>
+        <w:t>advanced prototyping</w:t>
+      </w:r>
+      <w:r>
+        <w:t xml:space="preserve"> di Figma yang relevan dengan kebutuhan industri digital saat ini. Institusi juga perlu memperluas jaringan kerja sama strategis dengan perusahaan teknologi atau penyedia layanan </w:t>
+      </w:r>
+      <w:r>
+        <w:rPr>
+          <w:i/>
+          <w:iCs/>
+        </w:rPr>
+        <w:t>Software as a Service (SaaS)</w:t>
+      </w:r>
+      <w:r>
+        <w:t xml:space="preserve"> berskala industri nyata seperti Reusely agar mahasiswa mendapatkan lebih banyak akses dan kesempatan magang yang berkualitas</w:t>
+      </w:r>
+      <w:r>
+        <w:rPr>
+          <w:lang w:val="en-US"/>
+        </w:rPr>
+        <w:t>.</w:t>
+      </w:r>
+      <w:r>
+        <w:br w:type="page"/>
       </w:r>
     </w:p>
     <w:p>
       <w:pPr>
         <w:pStyle w:val="Heading1"/>
-      </w:pPr>
-      <w:r>
-        <w:t>PENUTUP</w:t>
-      </w:r>
-    </w:p>
-    <w:p>
-      <w:pPr>
-        <w:pStyle w:val="Heading1"/>
-        <w:jc w:val="both"/>
-      </w:pPr>
-      <w:r>
-        <w:br w:type="page"/>
-      </w:r>
-    </w:p>
-    <w:p>
-      <w:pPr>
-        <w:pStyle w:val="Heading1"/>
+        <w:spacing w:after="160"/>
       </w:pPr>
       <w:r>
         <w:lastRenderedPageBreak/>
@@ -21419,6 +21940,7 @@
     <w:p>
       <w:pPr>
         <w:pStyle w:val="Bibliography"/>
+        <w:spacing w:after="160" w:line="360" w:lineRule="auto"/>
       </w:pPr>
       <w:r>
         <w:rPr>
@@ -21469,6 +21991,7 @@
     <w:p>
       <w:pPr>
         <w:pStyle w:val="Bibliography"/>
+        <w:spacing w:after="160" w:line="360" w:lineRule="auto"/>
       </w:pPr>
       <w:r>
         <w:t xml:space="preserve">Ayada, W., &amp; Hammad, M. (2023). Design Quality Criteria for Smartphone Applications Interface and its Impact on User Experience and Usability. </w:t>
@@ -21497,6 +22020,7 @@
     <w:p>
       <w:pPr>
         <w:pStyle w:val="Bibliography"/>
+        <w:spacing w:after="160" w:line="360" w:lineRule="auto"/>
       </w:pPr>
       <w:r>
         <w:t xml:space="preserve">Jamilah, Y. S., &amp; Padmasari, A. C. (2022). </w:t>
@@ -21525,6 +22049,7 @@
     <w:p>
       <w:pPr>
         <w:pStyle w:val="Bibliography"/>
+        <w:spacing w:after="160" w:line="360" w:lineRule="auto"/>
       </w:pPr>
       <w:r>
         <w:t xml:space="preserve">Kurniawan, R. A. (2024). Pembuatan Design System Menggunakan Pendekatan Atomic Design dan A/B Testing. </w:t>
@@ -21553,6 +22078,7 @@
     <w:p>
       <w:pPr>
         <w:pStyle w:val="Bibliography"/>
+        <w:spacing w:after="160" w:line="360" w:lineRule="auto"/>
       </w:pPr>
       <w:r>
         <w:t xml:space="preserve">Matra, M. Y., Kusumasari, T. F., &amp; Al-Anshary, F. M. (2023). REDESIGN USER INTERFACE WEBSITE PORTAL MENGGUNAKAN METODE ATOMIC DESIGN (STUDI KASUS: BADAN PENGAWAS OBAT DAN MAKANAN). </w:t>
@@ -21581,6 +22107,7 @@
     <w:p>
       <w:pPr>
         <w:pStyle w:val="Bibliography"/>
+        <w:spacing w:after="160" w:line="360" w:lineRule="auto"/>
       </w:pPr>
       <w:r>
         <w:t xml:space="preserve">Setiawan, A. R., Asfi, M., Sevtiana, A., Pranata, S., &amp; Septian, W. E. (2023). Design System pada Perancangan Antarmuka Perangkat Lunak Sistem Akses Digital. </w:t>
@@ -21609,37 +22136,39 @@
     <w:p>
       <w:pPr>
         <w:pStyle w:val="Bibliography"/>
+        <w:spacing w:after="160" w:line="360" w:lineRule="auto"/>
+      </w:pPr>
+      <w:r>
+        <w:t xml:space="preserve">Wijaya, A. S., &amp; Testiana, G. (2026). Perancangan UI/UX Website Menggunakan Figma di Politeknik Pariwisata Palembang. </w:t>
+      </w:r>
+      <w:r>
+        <w:rPr>
+          <w:i/>
+          <w:iCs/>
+        </w:rPr>
+        <w:t>RIGGS: Journal of Artificial Intelligence and Digital Business</w:t>
+      </w:r>
+      <w:r>
+        <w:t xml:space="preserve">, </w:t>
+      </w:r>
+      <w:r>
+        <w:rPr>
+          <w:i/>
+          <w:iCs/>
+        </w:rPr>
+        <w:t>4</w:t>
+      </w:r>
+      <w:r>
+        <w:t>(4), 9981–9992. https://doi.org/10.31004/riggs.v4i4.4737</w:t>
+      </w:r>
+    </w:p>
+    <w:p>
+      <w:pPr>
+        <w:pStyle w:val="Bibliography"/>
+        <w:spacing w:after="160" w:line="360" w:lineRule="auto"/>
       </w:pPr>
       <w:r>
         <w:lastRenderedPageBreak/>
-        <w:t xml:space="preserve">Wijaya, A. S., &amp; Testiana, G. (2026). Perancangan UI/UX Website Menggunakan Figma di Politeknik Pariwisata Palembang. </w:t>
-      </w:r>
-      <w:r>
-        <w:rPr>
-          <w:i/>
-          <w:iCs/>
-        </w:rPr>
-        <w:t>RIGGS: Journal of Artificial Intelligence and Digital Business</w:t>
-      </w:r>
-      <w:r>
-        <w:t xml:space="preserve">, </w:t>
-      </w:r>
-      <w:r>
-        <w:rPr>
-          <w:i/>
-          <w:iCs/>
-        </w:rPr>
-        <w:t>4</w:t>
-      </w:r>
-      <w:r>
-        <w:t>(4), 9981–9992. https://doi.org/10.31004/riggs.v4i4.4737</w:t>
-      </w:r>
-    </w:p>
-    <w:p>
-      <w:pPr>
-        <w:pStyle w:val="Bibliography"/>
-      </w:pPr>
-      <w:r>
         <w:t xml:space="preserve">Yablonski, J. (2020). </w:t>
       </w:r>
       <w:r>
@@ -21655,7 +22184,6 @@
     </w:p>
     <w:p>
       <w:pPr>
-        <w:spacing w:after="120"/>
         <w:ind w:left="540" w:hanging="540"/>
         <w:rPr>
           <w:rFonts w:cs="Times New Roman"/>
@@ -22930,6 +23458,95 @@
     </w:lvl>
   </w:abstractNum>
   <w:abstractNum w:abstractNumId="12" w15:restartNumberingAfterBreak="0">
+    <w:nsid w:val="18802193"/>
+    <w:multiLevelType w:val="hybridMultilevel"/>
+    <w:tmpl w:val="780E1692"/>
+    <w:lvl w:ilvl="0" w:tplc="B6080892">
+      <w:start w:val="1"/>
+      <w:numFmt w:val="decimal"/>
+      <w:lvlText w:val="%1"/>
+      <w:lvlJc w:val="left"/>
+      <w:pPr>
+        <w:ind w:left="1260" w:hanging="360"/>
+      </w:pPr>
+      <w:rPr>
+        <w:rFonts w:hint="default"/>
+      </w:rPr>
+    </w:lvl>
+    <w:lvl w:ilvl="1" w:tplc="04090019" w:tentative="1">
+      <w:start w:val="1"/>
+      <w:numFmt w:val="lowerLetter"/>
+      <w:lvlText w:val="%2."/>
+      <w:lvlJc w:val="left"/>
+      <w:pPr>
+        <w:ind w:left="1440" w:hanging="360"/>
+      </w:pPr>
+    </w:lvl>
+    <w:lvl w:ilvl="2" w:tplc="0409001B" w:tentative="1">
+      <w:start w:val="1"/>
+      <w:numFmt w:val="lowerRoman"/>
+      <w:lvlText w:val="%3."/>
+      <w:lvlJc w:val="right"/>
+      <w:pPr>
+        <w:ind w:left="2160" w:hanging="180"/>
+      </w:pPr>
+    </w:lvl>
+    <w:lvl w:ilvl="3" w:tplc="0409000F" w:tentative="1">
+      <w:start w:val="1"/>
+      <w:numFmt w:val="decimal"/>
+      <w:lvlText w:val="%4."/>
+      <w:lvlJc w:val="left"/>
+      <w:pPr>
+        <w:ind w:left="2880" w:hanging="360"/>
+      </w:pPr>
+    </w:lvl>
+    <w:lvl w:ilvl="4" w:tplc="04090019" w:tentative="1">
+      <w:start w:val="1"/>
+      <w:numFmt w:val="lowerLetter"/>
+      <w:lvlText w:val="%5."/>
+      <w:lvlJc w:val="left"/>
+      <w:pPr>
+        <w:ind w:left="3600" w:hanging="360"/>
+      </w:pPr>
+    </w:lvl>
+    <w:lvl w:ilvl="5" w:tplc="0409001B" w:tentative="1">
+      <w:start w:val="1"/>
+      <w:numFmt w:val="lowerRoman"/>
+      <w:lvlText w:val="%6."/>
+      <w:lvlJc w:val="right"/>
+      <w:pPr>
+        <w:ind w:left="4320" w:hanging="180"/>
+      </w:pPr>
+    </w:lvl>
+    <w:lvl w:ilvl="6" w:tplc="0409000F" w:tentative="1">
+      <w:start w:val="1"/>
+      <w:numFmt w:val="decimal"/>
+      <w:lvlText w:val="%7."/>
+      <w:lvlJc w:val="left"/>
+      <w:pPr>
+        <w:ind w:left="5040" w:hanging="360"/>
+      </w:pPr>
+    </w:lvl>
+    <w:lvl w:ilvl="7" w:tplc="04090019" w:tentative="1">
+      <w:start w:val="1"/>
+      <w:numFmt w:val="lowerLetter"/>
+      <w:lvlText w:val="%8."/>
+      <w:lvlJc w:val="left"/>
+      <w:pPr>
+        <w:ind w:left="5760" w:hanging="360"/>
+      </w:pPr>
+    </w:lvl>
+    <w:lvl w:ilvl="8" w:tplc="0409001B" w:tentative="1">
+      <w:start w:val="1"/>
+      <w:numFmt w:val="lowerRoman"/>
+      <w:lvlText w:val="%9."/>
+      <w:lvlJc w:val="right"/>
+      <w:pPr>
+        <w:ind w:left="6480" w:hanging="180"/>
+      </w:pPr>
+    </w:lvl>
+  </w:abstractNum>
+  <w:abstractNum w:abstractNumId="13" w15:restartNumberingAfterBreak="0">
     <w:nsid w:val="1B374B5C"/>
     <w:multiLevelType w:val="hybridMultilevel"/>
     <w:tmpl w:val="8BA26894"/>
@@ -23015,7 +23632,7 @@
       </w:pPr>
     </w:lvl>
   </w:abstractNum>
-  <w:abstractNum w:abstractNumId="13" w15:restartNumberingAfterBreak="0">
+  <w:abstractNum w:abstractNumId="14" w15:restartNumberingAfterBreak="0">
     <w:nsid w:val="1E381388"/>
     <w:multiLevelType w:val="hybridMultilevel"/>
     <w:tmpl w:val="EF926450"/>
@@ -23101,7 +23718,7 @@
       </w:pPr>
     </w:lvl>
   </w:abstractNum>
-  <w:abstractNum w:abstractNumId="14" w15:restartNumberingAfterBreak="0">
+  <w:abstractNum w:abstractNumId="15" w15:restartNumberingAfterBreak="0">
     <w:nsid w:val="211B4523"/>
     <w:multiLevelType w:val="hybridMultilevel"/>
     <w:tmpl w:val="233C19C0"/>
@@ -23190,7 +23807,7 @@
       </w:pPr>
     </w:lvl>
   </w:abstractNum>
-  <w:abstractNum w:abstractNumId="15" w15:restartNumberingAfterBreak="0">
+  <w:abstractNum w:abstractNumId="16" w15:restartNumberingAfterBreak="0">
     <w:nsid w:val="222C3BC4"/>
     <w:multiLevelType w:val="hybridMultilevel"/>
     <w:tmpl w:val="077EDB4C"/>
@@ -23281,7 +23898,7 @@
       </w:pPr>
     </w:lvl>
   </w:abstractNum>
-  <w:abstractNum w:abstractNumId="16" w15:restartNumberingAfterBreak="0">
+  <w:abstractNum w:abstractNumId="17" w15:restartNumberingAfterBreak="0">
     <w:nsid w:val="25486A79"/>
     <w:multiLevelType w:val="hybridMultilevel"/>
     <w:tmpl w:val="CB3C68D0"/>
@@ -23370,7 +23987,7 @@
       </w:pPr>
     </w:lvl>
   </w:abstractNum>
-  <w:abstractNum w:abstractNumId="17" w15:restartNumberingAfterBreak="0">
+  <w:abstractNum w:abstractNumId="18" w15:restartNumberingAfterBreak="0">
     <w:nsid w:val="258E79A0"/>
     <w:multiLevelType w:val="hybridMultilevel"/>
     <w:tmpl w:val="64BA99A4"/>
@@ -23456,7 +24073,7 @@
       </w:pPr>
     </w:lvl>
   </w:abstractNum>
-  <w:abstractNum w:abstractNumId="18" w15:restartNumberingAfterBreak="0">
+  <w:abstractNum w:abstractNumId="19" w15:restartNumberingAfterBreak="0">
     <w:nsid w:val="2995748F"/>
     <w:multiLevelType w:val="hybridMultilevel"/>
     <w:tmpl w:val="CE926724"/>
@@ -23545,7 +24162,7 @@
       </w:pPr>
     </w:lvl>
   </w:abstractNum>
-  <w:abstractNum w:abstractNumId="19" w15:restartNumberingAfterBreak="0">
+  <w:abstractNum w:abstractNumId="20" w15:restartNumberingAfterBreak="0">
     <w:nsid w:val="2A5A063C"/>
     <w:multiLevelType w:val="hybridMultilevel"/>
     <w:tmpl w:val="D014092C"/>
@@ -23634,7 +24251,7 @@
       </w:pPr>
     </w:lvl>
   </w:abstractNum>
-  <w:abstractNum w:abstractNumId="20" w15:restartNumberingAfterBreak="0">
+  <w:abstractNum w:abstractNumId="21" w15:restartNumberingAfterBreak="0">
     <w:nsid w:val="30EF7A66"/>
     <w:multiLevelType w:val="hybridMultilevel"/>
     <w:tmpl w:val="FD82109E"/>
@@ -23720,14 +24337,13 @@
       </w:pPr>
     </w:lvl>
   </w:abstractNum>
-  <w:abstractNum w:abstractNumId="21" w15:restartNumberingAfterBreak="0">
+  <w:abstractNum w:abstractNumId="22" w15:restartNumberingAfterBreak="0">
     <w:nsid w:val="38403F92"/>
     <w:multiLevelType w:val="hybridMultilevel"/>
-    <w:tmpl w:val="DBF29710"/>
+    <w:tmpl w:val="E326A4F2"/>
     <w:lvl w:ilvl="0" w:tplc="B4D85C2E">
       <w:start w:val="1"/>
       <w:numFmt w:val="decimal"/>
-      <w:pStyle w:val="sub-bab1"/>
       <w:lvlText w:val="1.%1"/>
       <w:lvlJc w:val="left"/>
       <w:pPr>
@@ -23810,7 +24426,7 @@
       </w:pPr>
     </w:lvl>
   </w:abstractNum>
-  <w:abstractNum w:abstractNumId="22" w15:restartNumberingAfterBreak="0">
+  <w:abstractNum w:abstractNumId="23" w15:restartNumberingAfterBreak="0">
     <w:nsid w:val="384B55EF"/>
     <w:multiLevelType w:val="hybridMultilevel"/>
     <w:tmpl w:val="ED2688D4"/>
@@ -23896,7 +24512,7 @@
       </w:pPr>
     </w:lvl>
   </w:abstractNum>
-  <w:abstractNum w:abstractNumId="23" w15:restartNumberingAfterBreak="0">
+  <w:abstractNum w:abstractNumId="24" w15:restartNumberingAfterBreak="0">
     <w:nsid w:val="38750F9A"/>
     <w:multiLevelType w:val="hybridMultilevel"/>
     <w:tmpl w:val="408477A6"/>
@@ -23985,7 +24601,7 @@
       </w:pPr>
     </w:lvl>
   </w:abstractNum>
-  <w:abstractNum w:abstractNumId="24" w15:restartNumberingAfterBreak="0">
+  <w:abstractNum w:abstractNumId="25" w15:restartNumberingAfterBreak="0">
     <w:nsid w:val="38E7224C"/>
     <w:multiLevelType w:val="hybridMultilevel"/>
     <w:tmpl w:val="03345B8C"/>
@@ -24074,7 +24690,7 @@
       </w:pPr>
     </w:lvl>
   </w:abstractNum>
-  <w:abstractNum w:abstractNumId="25" w15:restartNumberingAfterBreak="0">
+  <w:abstractNum w:abstractNumId="26" w15:restartNumberingAfterBreak="0">
     <w:nsid w:val="395647F2"/>
     <w:multiLevelType w:val="hybridMultilevel"/>
     <w:tmpl w:val="4886A96E"/>
@@ -24164,7 +24780,7 @@
       </w:pPr>
     </w:lvl>
   </w:abstractNum>
-  <w:abstractNum w:abstractNumId="26" w15:restartNumberingAfterBreak="0">
+  <w:abstractNum w:abstractNumId="27" w15:restartNumberingAfterBreak="0">
     <w:nsid w:val="3AFC0666"/>
     <w:multiLevelType w:val="hybridMultilevel"/>
     <w:tmpl w:val="4B989826"/>
@@ -24253,7 +24869,7 @@
       </w:pPr>
     </w:lvl>
   </w:abstractNum>
-  <w:abstractNum w:abstractNumId="27" w15:restartNumberingAfterBreak="0">
+  <w:abstractNum w:abstractNumId="28" w15:restartNumberingAfterBreak="0">
     <w:nsid w:val="428104BE"/>
     <w:multiLevelType w:val="hybridMultilevel"/>
     <w:tmpl w:val="1BB2F25E"/>
@@ -24339,7 +24955,7 @@
       </w:pPr>
     </w:lvl>
   </w:abstractNum>
-  <w:abstractNum w:abstractNumId="28" w15:restartNumberingAfterBreak="0">
+  <w:abstractNum w:abstractNumId="29" w15:restartNumberingAfterBreak="0">
     <w:nsid w:val="46236B73"/>
     <w:multiLevelType w:val="hybridMultilevel"/>
     <w:tmpl w:val="06B822A0"/>
@@ -24453,7 +25069,7 @@
       </w:rPr>
     </w:lvl>
   </w:abstractNum>
-  <w:abstractNum w:abstractNumId="29" w15:restartNumberingAfterBreak="0">
+  <w:abstractNum w:abstractNumId="30" w15:restartNumberingAfterBreak="0">
     <w:nsid w:val="47525A5A"/>
     <w:multiLevelType w:val="hybridMultilevel"/>
     <w:tmpl w:val="13A6480A"/>
@@ -24539,7 +25155,7 @@
       </w:pPr>
     </w:lvl>
   </w:abstractNum>
-  <w:abstractNum w:abstractNumId="30" w15:restartNumberingAfterBreak="0">
+  <w:abstractNum w:abstractNumId="31" w15:restartNumberingAfterBreak="0">
     <w:nsid w:val="4A130A51"/>
     <w:multiLevelType w:val="hybridMultilevel"/>
     <w:tmpl w:val="682AAAE2"/>
@@ -24630,7 +25246,7 @@
       </w:pPr>
     </w:lvl>
   </w:abstractNum>
-  <w:abstractNum w:abstractNumId="31" w15:restartNumberingAfterBreak="0">
+  <w:abstractNum w:abstractNumId="32" w15:restartNumberingAfterBreak="0">
     <w:nsid w:val="52ED1777"/>
     <w:multiLevelType w:val="hybridMultilevel"/>
     <w:tmpl w:val="B5E4677A"/>
@@ -24716,7 +25332,7 @@
       </w:pPr>
     </w:lvl>
   </w:abstractNum>
-  <w:abstractNum w:abstractNumId="32" w15:restartNumberingAfterBreak="0">
+  <w:abstractNum w:abstractNumId="33" w15:restartNumberingAfterBreak="0">
     <w:nsid w:val="60904BA0"/>
     <w:multiLevelType w:val="hybridMultilevel"/>
     <w:tmpl w:val="6E9E3BE4"/>
@@ -24805,7 +25421,7 @@
       </w:pPr>
     </w:lvl>
   </w:abstractNum>
-  <w:abstractNum w:abstractNumId="33" w15:restartNumberingAfterBreak="0">
+  <w:abstractNum w:abstractNumId="34" w15:restartNumberingAfterBreak="0">
     <w:nsid w:val="617A430E"/>
     <w:multiLevelType w:val="hybridMultilevel"/>
     <w:tmpl w:val="8502047E"/>
@@ -24918,7 +25534,7 @@
       </w:rPr>
     </w:lvl>
   </w:abstractNum>
-  <w:abstractNum w:abstractNumId="34" w15:restartNumberingAfterBreak="0">
+  <w:abstractNum w:abstractNumId="35" w15:restartNumberingAfterBreak="0">
     <w:nsid w:val="636B3C75"/>
     <w:multiLevelType w:val="hybridMultilevel"/>
     <w:tmpl w:val="C5585D58"/>
@@ -25004,7 +25620,7 @@
       </w:pPr>
     </w:lvl>
   </w:abstractNum>
-  <w:abstractNum w:abstractNumId="35" w15:restartNumberingAfterBreak="0">
+  <w:abstractNum w:abstractNumId="36" w15:restartNumberingAfterBreak="0">
     <w:nsid w:val="642072F1"/>
     <w:multiLevelType w:val="hybridMultilevel"/>
     <w:tmpl w:val="2E8E56C8"/>
@@ -25090,7 +25706,7 @@
       </w:pPr>
     </w:lvl>
   </w:abstractNum>
-  <w:abstractNum w:abstractNumId="36" w15:restartNumberingAfterBreak="0">
+  <w:abstractNum w:abstractNumId="37" w15:restartNumberingAfterBreak="0">
     <w:nsid w:val="6BFB3F79"/>
     <w:multiLevelType w:val="hybridMultilevel"/>
     <w:tmpl w:val="8B522A5C"/>
@@ -25176,7 +25792,7 @@
       </w:pPr>
     </w:lvl>
   </w:abstractNum>
-  <w:abstractNum w:abstractNumId="37" w15:restartNumberingAfterBreak="0">
+  <w:abstractNum w:abstractNumId="38" w15:restartNumberingAfterBreak="0">
     <w:nsid w:val="73821DC0"/>
     <w:multiLevelType w:val="hybridMultilevel"/>
     <w:tmpl w:val="93B63712"/>
@@ -25262,7 +25878,7 @@
       </w:pPr>
     </w:lvl>
   </w:abstractNum>
-  <w:abstractNum w:abstractNumId="38" w15:restartNumberingAfterBreak="0">
+  <w:abstractNum w:abstractNumId="39" w15:restartNumberingAfterBreak="0">
     <w:nsid w:val="77500AC5"/>
     <w:multiLevelType w:val="hybridMultilevel"/>
     <w:tmpl w:val="FC2E3392"/>
@@ -25361,7 +25977,99 @@
       </w:pPr>
     </w:lvl>
   </w:abstractNum>
-  <w:abstractNum w:abstractNumId="39" w15:restartNumberingAfterBreak="0">
+  <w:abstractNum w:abstractNumId="40" w15:restartNumberingAfterBreak="0">
+    <w:nsid w:val="7B484188"/>
+    <w:multiLevelType w:val="hybridMultilevel"/>
+    <w:tmpl w:val="2BB2B580"/>
+    <w:lvl w:ilvl="0" w:tplc="91364970">
+      <w:start w:val="1"/>
+      <w:numFmt w:val="decimal"/>
+      <w:pStyle w:val="sub-bab1"/>
+      <w:lvlText w:val="4.%1"/>
+      <w:lvlJc w:val="left"/>
+      <w:pPr>
+        <w:ind w:left="720" w:hanging="360"/>
+      </w:pPr>
+      <w:rPr>
+        <w:rFonts w:hint="default"/>
+        <w:sz w:val="24"/>
+        <w:szCs w:val="28"/>
+      </w:rPr>
+    </w:lvl>
+    <w:lvl w:ilvl="1" w:tplc="04090019" w:tentative="1">
+      <w:start w:val="1"/>
+      <w:numFmt w:val="lowerLetter"/>
+      <w:lvlText w:val="%2."/>
+      <w:lvlJc w:val="left"/>
+      <w:pPr>
+        <w:ind w:left="1440" w:hanging="360"/>
+      </w:pPr>
+    </w:lvl>
+    <w:lvl w:ilvl="2" w:tplc="0409001B" w:tentative="1">
+      <w:start w:val="1"/>
+      <w:numFmt w:val="lowerRoman"/>
+      <w:lvlText w:val="%3."/>
+      <w:lvlJc w:val="right"/>
+      <w:pPr>
+        <w:ind w:left="2160" w:hanging="180"/>
+      </w:pPr>
+    </w:lvl>
+    <w:lvl w:ilvl="3" w:tplc="0409000F" w:tentative="1">
+      <w:start w:val="1"/>
+      <w:numFmt w:val="decimal"/>
+      <w:lvlText w:val="%4."/>
+      <w:lvlJc w:val="left"/>
+      <w:pPr>
+        <w:ind w:left="2880" w:hanging="360"/>
+      </w:pPr>
+    </w:lvl>
+    <w:lvl w:ilvl="4" w:tplc="04090019" w:tentative="1">
+      <w:start w:val="1"/>
+      <w:numFmt w:val="lowerLetter"/>
+      <w:lvlText w:val="%5."/>
+      <w:lvlJc w:val="left"/>
+      <w:pPr>
+        <w:ind w:left="3600" w:hanging="360"/>
+      </w:pPr>
+    </w:lvl>
+    <w:lvl w:ilvl="5" w:tplc="0409001B" w:tentative="1">
+      <w:start w:val="1"/>
+      <w:numFmt w:val="lowerRoman"/>
+      <w:lvlText w:val="%6."/>
+      <w:lvlJc w:val="right"/>
+      <w:pPr>
+        <w:ind w:left="4320" w:hanging="180"/>
+      </w:pPr>
+    </w:lvl>
+    <w:lvl w:ilvl="6" w:tplc="0409000F" w:tentative="1">
+      <w:start w:val="1"/>
+      <w:numFmt w:val="decimal"/>
+      <w:lvlText w:val="%7."/>
+      <w:lvlJc w:val="left"/>
+      <w:pPr>
+        <w:ind w:left="5040" w:hanging="360"/>
+      </w:pPr>
+    </w:lvl>
+    <w:lvl w:ilvl="7" w:tplc="04090019" w:tentative="1">
+      <w:start w:val="1"/>
+      <w:numFmt w:val="lowerLetter"/>
+      <w:lvlText w:val="%8."/>
+      <w:lvlJc w:val="left"/>
+      <w:pPr>
+        <w:ind w:left="5760" w:hanging="360"/>
+      </w:pPr>
+    </w:lvl>
+    <w:lvl w:ilvl="8" w:tplc="0409001B" w:tentative="1">
+      <w:start w:val="1"/>
+      <w:numFmt w:val="lowerRoman"/>
+      <w:lvlText w:val="%9."/>
+      <w:lvlJc w:val="right"/>
+      <w:pPr>
+        <w:ind w:left="6480" w:hanging="180"/>
+      </w:pPr>
+    </w:lvl>
+  </w:abstractNum>
+  <w:abstractNum w:abstractNumId="41" w15:restartNumberingAfterBreak="0">
     <w:nsid w:val="7E0D0855"/>
     <w:multiLevelType w:val="hybridMultilevel"/>
     <w:tmpl w:val="BF1C3876"/>
@@ -25451,10 +26159,10 @@
     <w:abstractNumId w:val="7"/>
   </w:num>
   <w:num w:numId="2">
-    <w:abstractNumId w:val="23"/>
+    <w:abstractNumId w:val="24"/>
   </w:num>
   <w:num w:numId="3">
-    <w:abstractNumId w:val="30"/>
+    <w:abstractNumId w:val="31"/>
   </w:num>
   <w:num w:numId="4">
     <w:abstractNumId w:val="10"/>
@@ -25463,28 +26171,28 @@
     <w:abstractNumId w:val="3"/>
   </w:num>
   <w:num w:numId="6">
-    <w:abstractNumId w:val="38"/>
+    <w:abstractNumId w:val="39"/>
   </w:num>
   <w:num w:numId="7">
-    <w:abstractNumId w:val="21"/>
+    <w:abstractNumId w:val="22"/>
   </w:num>
   <w:num w:numId="8">
     <w:abstractNumId w:val="2"/>
   </w:num>
   <w:num w:numId="9">
-    <w:abstractNumId w:val="19"/>
+    <w:abstractNumId w:val="20"/>
   </w:num>
   <w:num w:numId="10">
     <w:abstractNumId w:val="11"/>
   </w:num>
   <w:num w:numId="11">
-    <w:abstractNumId w:val="25"/>
+    <w:abstractNumId w:val="26"/>
   </w:num>
   <w:num w:numId="12">
     <w:abstractNumId w:val="0"/>
   </w:num>
   <w:num w:numId="13">
-    <w:abstractNumId w:val="12"/>
+    <w:abstractNumId w:val="13"/>
     <w:lvlOverride w:ilvl="0">
       <w:startOverride w:val="1"/>
     </w:lvlOverride>
@@ -25514,6 +26222,96 @@
     </w:lvlOverride>
   </w:num>
   <w:num w:numId="14">
+    <w:abstractNumId w:val="37"/>
+    <w:lvlOverride w:ilvl="0">
+      <w:startOverride w:val="1"/>
+    </w:lvlOverride>
+    <w:lvlOverride w:ilvl="1">
+      <w:startOverride w:val="1"/>
+    </w:lvlOverride>
+    <w:lvlOverride w:ilvl="2">
+      <w:startOverride w:val="1"/>
+    </w:lvlOverride>
+    <w:lvlOverride w:ilvl="3">
+      <w:startOverride w:val="1"/>
+    </w:lvlOverride>
+    <w:lvlOverride w:ilvl="4">
+      <w:startOverride w:val="1"/>
+    </w:lvlOverride>
+    <w:lvlOverride w:ilvl="5">
+      <w:startOverride w:val="1"/>
+    </w:lvlOverride>
+    <w:lvlOverride w:ilvl="6">
+      <w:startOverride w:val="1"/>
+    </w:lvlOverride>
+    <w:lvlOverride w:ilvl="7">
+      <w:startOverride w:val="1"/>
+    </w:lvlOverride>
+    <w:lvlOverride w:ilvl="8">
+      <w:startOverride w:val="1"/>
+    </w:lvlOverride>
+  </w:num>
+  <w:num w:numId="15">
+    <w:abstractNumId w:val="38"/>
+    <w:lvlOverride w:ilvl="0">
+      <w:startOverride w:val="1"/>
+    </w:lvlOverride>
+    <w:lvlOverride w:ilvl="1">
+      <w:startOverride w:val="1"/>
+    </w:lvlOverride>
+    <w:lvlOverride w:ilvl="2">
+      <w:startOverride w:val="1"/>
+    </w:lvlOverride>
+    <w:lvlOverride w:ilvl="3">
+      <w:startOverride w:val="1"/>
+    </w:lvlOverride>
+    <w:lvlOverride w:ilvl="4">
+      <w:startOverride w:val="1"/>
+    </w:lvlOverride>
+    <w:lvlOverride w:ilvl="5">
+      <w:startOverride w:val="1"/>
+    </w:lvlOverride>
+    <w:lvlOverride w:ilvl="6">
+      <w:startOverride w:val="1"/>
+    </w:lvlOverride>
+    <w:lvlOverride w:ilvl="7">
+      <w:startOverride w:val="1"/>
+    </w:lvlOverride>
+    <w:lvlOverride w:ilvl="8">
+      <w:startOverride w:val="1"/>
+    </w:lvlOverride>
+  </w:num>
+  <w:num w:numId="16">
+    <w:abstractNumId w:val="35"/>
+    <w:lvlOverride w:ilvl="0">
+      <w:startOverride w:val="1"/>
+    </w:lvlOverride>
+    <w:lvlOverride w:ilvl="1">
+      <w:startOverride w:val="1"/>
+    </w:lvlOverride>
+    <w:lvlOverride w:ilvl="2">
+      <w:startOverride w:val="1"/>
+    </w:lvlOverride>
+    <w:lvlOverride w:ilvl="3">
+      <w:startOverride w:val="1"/>
+    </w:lvlOverride>
+    <w:lvlOverride w:ilvl="4">
+      <w:startOverride w:val="1"/>
+    </w:lvlOverride>
+    <w:lvlOverride w:ilvl="5">
+      <w:startOverride w:val="1"/>
+    </w:lvlOverride>
+    <w:lvlOverride w:ilvl="6">
+      <w:startOverride w:val="1"/>
+    </w:lvlOverride>
+    <w:lvlOverride w:ilvl="7">
+      <w:startOverride w:val="1"/>
+    </w:lvlOverride>
+    <w:lvlOverride w:ilvl="8">
+      <w:startOverride w:val="1"/>
+    </w:lvlOverride>
+  </w:num>
+  <w:num w:numId="17">
     <w:abstractNumId w:val="36"/>
     <w:lvlOverride w:ilvl="0">
       <w:startOverride w:val="1"/>
@@ -25543,98 +26341,8 @@
       <w:startOverride w:val="1"/>
     </w:lvlOverride>
   </w:num>
-  <w:num w:numId="15">
-    <w:abstractNumId w:val="37"/>
-    <w:lvlOverride w:ilvl="0">
-      <w:startOverride w:val="1"/>
-    </w:lvlOverride>
-    <w:lvlOverride w:ilvl="1">
-      <w:startOverride w:val="1"/>
-    </w:lvlOverride>
-    <w:lvlOverride w:ilvl="2">
-      <w:startOverride w:val="1"/>
-    </w:lvlOverride>
-    <w:lvlOverride w:ilvl="3">
-      <w:startOverride w:val="1"/>
-    </w:lvlOverride>
-    <w:lvlOverride w:ilvl="4">
-      <w:startOverride w:val="1"/>
-    </w:lvlOverride>
-    <w:lvlOverride w:ilvl="5">
-      <w:startOverride w:val="1"/>
-    </w:lvlOverride>
-    <w:lvlOverride w:ilvl="6">
-      <w:startOverride w:val="1"/>
-    </w:lvlOverride>
-    <w:lvlOverride w:ilvl="7">
-      <w:startOverride w:val="1"/>
-    </w:lvlOverride>
-    <w:lvlOverride w:ilvl="8">
-      <w:startOverride w:val="1"/>
-    </w:lvlOverride>
-  </w:num>
-  <w:num w:numId="16">
-    <w:abstractNumId w:val="34"/>
-    <w:lvlOverride w:ilvl="0">
-      <w:startOverride w:val="1"/>
-    </w:lvlOverride>
-    <w:lvlOverride w:ilvl="1">
-      <w:startOverride w:val="1"/>
-    </w:lvlOverride>
-    <w:lvlOverride w:ilvl="2">
-      <w:startOverride w:val="1"/>
-    </w:lvlOverride>
-    <w:lvlOverride w:ilvl="3">
-      <w:startOverride w:val="1"/>
-    </w:lvlOverride>
-    <w:lvlOverride w:ilvl="4">
-      <w:startOverride w:val="1"/>
-    </w:lvlOverride>
-    <w:lvlOverride w:ilvl="5">
-      <w:startOverride w:val="1"/>
-    </w:lvlOverride>
-    <w:lvlOverride w:ilvl="6">
-      <w:startOverride w:val="1"/>
-    </w:lvlOverride>
-    <w:lvlOverride w:ilvl="7">
-      <w:startOverride w:val="1"/>
-    </w:lvlOverride>
-    <w:lvlOverride w:ilvl="8">
-      <w:startOverride w:val="1"/>
-    </w:lvlOverride>
-  </w:num>
-  <w:num w:numId="17">
-    <w:abstractNumId w:val="35"/>
-    <w:lvlOverride w:ilvl="0">
-      <w:startOverride w:val="1"/>
-    </w:lvlOverride>
-    <w:lvlOverride w:ilvl="1">
-      <w:startOverride w:val="1"/>
-    </w:lvlOverride>
-    <w:lvlOverride w:ilvl="2">
-      <w:startOverride w:val="1"/>
-    </w:lvlOverride>
-    <w:lvlOverride w:ilvl="3">
-      <w:startOverride w:val="1"/>
-    </w:lvlOverride>
-    <w:lvlOverride w:ilvl="4">
-      <w:startOverride w:val="1"/>
-    </w:lvlOverride>
-    <w:lvlOverride w:ilvl="5">
-      <w:startOverride w:val="1"/>
-    </w:lvlOverride>
-    <w:lvlOverride w:ilvl="6">
-      <w:startOverride w:val="1"/>
-    </w:lvlOverride>
-    <w:lvlOverride w:ilvl="7">
-      <w:startOverride w:val="1"/>
-    </w:lvlOverride>
-    <w:lvlOverride w:ilvl="8">
-      <w:startOverride w:val="1"/>
-    </w:lvlOverride>
-  </w:num>
   <w:num w:numId="18">
-    <w:abstractNumId w:val="20"/>
+    <w:abstractNumId w:val="21"/>
     <w:lvlOverride w:ilvl="0">
       <w:startOverride w:val="1"/>
     </w:lvlOverride>
@@ -25664,7 +26372,7 @@
     </w:lvlOverride>
   </w:num>
   <w:num w:numId="19">
-    <w:abstractNumId w:val="29"/>
+    <w:abstractNumId w:val="30"/>
     <w:lvlOverride w:ilvl="0">
       <w:startOverride w:val="1"/>
     </w:lvlOverride>
@@ -25694,7 +26402,7 @@
     </w:lvlOverride>
   </w:num>
   <w:num w:numId="20">
-    <w:abstractNumId w:val="13"/>
+    <w:abstractNumId w:val="14"/>
     <w:lvlOverride w:ilvl="0">
       <w:startOverride w:val="1"/>
     </w:lvlOverride>
@@ -25754,7 +26462,7 @@
     </w:lvlOverride>
   </w:num>
   <w:num w:numId="22">
-    <w:abstractNumId w:val="17"/>
+    <w:abstractNumId w:val="18"/>
     <w:lvlOverride w:ilvl="0">
       <w:startOverride w:val="1"/>
     </w:lvlOverride>
@@ -25784,7 +26492,7 @@
     </w:lvlOverride>
   </w:num>
   <w:num w:numId="23">
-    <w:abstractNumId w:val="27"/>
+    <w:abstractNumId w:val="28"/>
     <w:lvlOverride w:ilvl="0">
       <w:startOverride w:val="1"/>
     </w:lvlOverride>
@@ -25814,7 +26522,7 @@
     </w:lvlOverride>
   </w:num>
   <w:num w:numId="24">
-    <w:abstractNumId w:val="22"/>
+    <w:abstractNumId w:val="23"/>
     <w:lvlOverride w:ilvl="0">
       <w:startOverride w:val="1"/>
     </w:lvlOverride>
@@ -25844,7 +26552,7 @@
     </w:lvlOverride>
   </w:num>
   <w:num w:numId="25">
-    <w:abstractNumId w:val="39"/>
+    <w:abstractNumId w:val="41"/>
     <w:lvlOverride w:ilvl="0">
       <w:startOverride w:val="1"/>
     </w:lvlOverride>
@@ -25904,7 +26612,7 @@
     </w:lvlOverride>
   </w:num>
   <w:num w:numId="27">
-    <w:abstractNumId w:val="31"/>
+    <w:abstractNumId w:val="32"/>
     <w:lvlOverride w:ilvl="0">
       <w:startOverride w:val="1"/>
     </w:lvlOverride>
@@ -25934,28 +26642,28 @@
     </w:lvlOverride>
   </w:num>
   <w:num w:numId="28">
-    <w:abstractNumId w:val="32"/>
+    <w:abstractNumId w:val="33"/>
   </w:num>
   <w:num w:numId="29">
-    <w:abstractNumId w:val="33"/>
+    <w:abstractNumId w:val="34"/>
   </w:num>
   <w:num w:numId="30">
-    <w:abstractNumId w:val="28"/>
+    <w:abstractNumId w:val="29"/>
   </w:num>
   <w:num w:numId="31">
-    <w:abstractNumId w:val="18"/>
+    <w:abstractNumId w:val="19"/>
   </w:num>
   <w:num w:numId="32">
-    <w:abstractNumId w:val="24"/>
+    <w:abstractNumId w:val="25"/>
   </w:num>
   <w:num w:numId="33">
+    <w:abstractNumId w:val="16"/>
+  </w:num>
+  <w:num w:numId="34">
     <w:abstractNumId w:val="15"/>
   </w:num>
-  <w:num w:numId="34">
-    <w:abstractNumId w:val="14"/>
-  </w:num>
   <w:num w:numId="35">
-    <w:abstractNumId w:val="16"/>
+    <w:abstractNumId w:val="17"/>
   </w:num>
   <w:num w:numId="36">
     <w:abstractNumId w:val="1"/>
@@ -25973,7 +26681,22 @@
     <w:abstractNumId w:val="5"/>
   </w:num>
   <w:num w:numId="41">
-    <w:abstractNumId w:val="26"/>
+    <w:abstractNumId w:val="27"/>
+  </w:num>
+  <w:num w:numId="42">
+    <w:abstractNumId w:val="40"/>
+  </w:num>
+  <w:num w:numId="43">
+    <w:abstractNumId w:val="40"/>
+    <w:lvlOverride w:ilvl="0">
+      <w:startOverride w:val="1"/>
+    </w:lvlOverride>
+  </w:num>
+  <w:num w:numId="44">
+    <w:abstractNumId w:val="12"/>
+  </w:num>
+  <w:num w:numId="45">
+    <w:abstractNumId w:val="40"/>
   </w:num>
   <w:numIdMacAtCleanup w:val="30"/>
 </w:numbering>
@@ -26643,9 +27366,8 @@
     <w:rsid w:val="002E2973"/>
     <w:pPr>
       <w:numPr>
-        <w:numId w:val="7"/>
+        <w:numId w:val="42"/>
       </w:numPr>
-      <w:ind w:left="540" w:hanging="540"/>
     </w:pPr>
     <w:rPr>
       <w:lang w:val="en-US"/>

--- a/Implementasi Design System V2 pada Perancangan Ulang Platform Reusely untuk Meningkatkan Konsistensi dan Efektivitas Prototipe.docx
+++ b/Implementasi Design System V2 pada Perancangan Ulang Platform Reusely untuk Meningkatkan Konsistensi dan Efektivitas Prototipe.docx
@@ -703,6 +703,7 @@
           <w:rFonts w:eastAsia="Times New Roman"/>
         </w:rPr>
       </w:pPr>
+      <w:bookmarkStart w:id="1" w:name="_Toc232684380"/>
       <w:r>
         <w:rPr>
           <w:rFonts w:eastAsia="Times New Roman"/>
@@ -722,6 +723,7 @@
         </w:rPr>
         <w:t>K</w:t>
       </w:r>
+      <w:bookmarkEnd w:id="1"/>
       <w:r>
         <w:rPr>
           <w:rFonts w:eastAsia="Times New Roman"/>
@@ -1388,10 +1390,12 @@
         <w:pStyle w:val="Heading1"/>
         <w:spacing w:after="160"/>
       </w:pPr>
+      <w:bookmarkStart w:id="2" w:name="_Toc232684381"/>
       <w:r>
         <w:lastRenderedPageBreak/>
         <w:t>KATA PENGANTAR</w:t>
       </w:r>
+      <w:bookmarkEnd w:id="2"/>
     </w:p>
     <w:p>
       <w:pPr>
@@ -1637,38 +1641,7373 @@
         <w:pStyle w:val="Heading1"/>
         <w:spacing w:after="160"/>
       </w:pPr>
+      <w:bookmarkStart w:id="3" w:name="_Toc232684382"/>
       <w:r>
         <w:lastRenderedPageBreak/>
         <w:t>DAFTAR ISI</w:t>
       </w:r>
-    </w:p>
-    <w:p>
-      <w:pPr>
-        <w:spacing w:line="259" w:lineRule="auto"/>
-        <w:jc w:val="left"/>
-        <w:rPr>
-          <w:rFonts w:eastAsiaTheme="majorEastAsia" w:cstheme="majorBidi"/>
-          <w:b/>
-          <w:sz w:val="28"/>
-          <w:szCs w:val="32"/>
-          <w:lang w:val="en-US"/>
-        </w:rPr>
-      </w:pPr>
-      <w:r>
-        <w:br w:type="page"/>
-      </w:r>
+      <w:bookmarkEnd w:id="3"/>
+    </w:p>
+    <w:p>
+      <w:pPr>
+        <w:pStyle w:val="TOC1"/>
+        <w:tabs>
+          <w:tab w:val="right" w:leader="dot" w:pos="7927"/>
+        </w:tabs>
+        <w:rPr>
+          <w:rFonts w:asciiTheme="minorHAnsi" w:eastAsiaTheme="minorEastAsia" w:hAnsiTheme="minorHAnsi"/>
+          <w:noProof/>
+          <w:sz w:val="22"/>
+          <w:lang w:val="en-US"/>
+        </w:rPr>
+      </w:pPr>
+      <w:r>
+        <w:fldChar w:fldCharType="begin"/>
+      </w:r>
+      <w:r>
+        <w:instrText xml:space="preserve"> TOC \o "1-3" \h \z \u </w:instrText>
+      </w:r>
+      <w:r>
+        <w:fldChar w:fldCharType="separate"/>
+      </w:r>
+      <w:hyperlink w:anchor="_Toc232684380" w:history="1">
+        <w:r>
+          <w:rPr>
+            <w:rStyle w:val="Hyperlink"/>
+            <w:rFonts w:eastAsia="Times New Roman"/>
+            <w:noProof/>
+          </w:rPr>
+          <w:t>LEMBAR PENGESAHAN KERJA PRAKTIK</w:t>
+        </w:r>
+        <w:r>
+          <w:rPr>
+            <w:noProof/>
+            <w:webHidden/>
+          </w:rPr>
+          <w:tab/>
+        </w:r>
+        <w:r>
+          <w:rPr>
+            <w:noProof/>
+            <w:webHidden/>
+          </w:rPr>
+          <w:fldChar w:fldCharType="begin"/>
+        </w:r>
+        <w:r>
+          <w:rPr>
+            <w:noProof/>
+            <w:webHidden/>
+          </w:rPr>
+          <w:instrText xml:space="preserve"> PAGEREF _Toc232684380 \h </w:instrText>
+        </w:r>
+        <w:r>
+          <w:rPr>
+            <w:noProof/>
+            <w:webHidden/>
+          </w:rPr>
+        </w:r>
+        <w:r>
+          <w:rPr>
+            <w:noProof/>
+            <w:webHidden/>
+          </w:rPr>
+          <w:fldChar w:fldCharType="separate"/>
+        </w:r>
+        <w:r>
+          <w:rPr>
+            <w:noProof/>
+            <w:webHidden/>
+          </w:rPr>
+          <w:t>ii</w:t>
+        </w:r>
+        <w:r>
+          <w:rPr>
+            <w:noProof/>
+            <w:webHidden/>
+          </w:rPr>
+          <w:fldChar w:fldCharType="end"/>
+        </w:r>
+      </w:hyperlink>
+    </w:p>
+    <w:p>
+      <w:pPr>
+        <w:pStyle w:val="TOC1"/>
+        <w:tabs>
+          <w:tab w:val="right" w:leader="dot" w:pos="7927"/>
+        </w:tabs>
+        <w:rPr>
+          <w:rFonts w:asciiTheme="minorHAnsi" w:eastAsiaTheme="minorEastAsia" w:hAnsiTheme="minorHAnsi"/>
+          <w:noProof/>
+          <w:sz w:val="22"/>
+          <w:lang w:val="en-US"/>
+        </w:rPr>
+      </w:pPr>
+      <w:hyperlink w:anchor="_Toc232684381" w:history="1">
+        <w:r>
+          <w:rPr>
+            <w:rStyle w:val="Hyperlink"/>
+            <w:noProof/>
+          </w:rPr>
+          <w:t>KATA PENGANTAR</w:t>
+        </w:r>
+        <w:r>
+          <w:rPr>
+            <w:noProof/>
+            <w:webHidden/>
+          </w:rPr>
+          <w:tab/>
+        </w:r>
+        <w:r>
+          <w:rPr>
+            <w:noProof/>
+            <w:webHidden/>
+          </w:rPr>
+          <w:fldChar w:fldCharType="begin"/>
+        </w:r>
+        <w:r>
+          <w:rPr>
+            <w:noProof/>
+            <w:webHidden/>
+          </w:rPr>
+          <w:instrText xml:space="preserve"> PAGEREF _Toc232684381 \h </w:instrText>
+        </w:r>
+        <w:r>
+          <w:rPr>
+            <w:noProof/>
+            <w:webHidden/>
+          </w:rPr>
+        </w:r>
+        <w:r>
+          <w:rPr>
+            <w:noProof/>
+            <w:webHidden/>
+          </w:rPr>
+          <w:fldChar w:fldCharType="separate"/>
+        </w:r>
+        <w:r>
+          <w:rPr>
+            <w:noProof/>
+            <w:webHidden/>
+          </w:rPr>
+          <w:t>iii</w:t>
+        </w:r>
+        <w:r>
+          <w:rPr>
+            <w:noProof/>
+            <w:webHidden/>
+          </w:rPr>
+          <w:fldChar w:fldCharType="end"/>
+        </w:r>
+      </w:hyperlink>
+    </w:p>
+    <w:p>
+      <w:pPr>
+        <w:pStyle w:val="TOC1"/>
+        <w:tabs>
+          <w:tab w:val="right" w:leader="dot" w:pos="7927"/>
+        </w:tabs>
+        <w:rPr>
+          <w:rFonts w:asciiTheme="minorHAnsi" w:eastAsiaTheme="minorEastAsia" w:hAnsiTheme="minorHAnsi"/>
+          <w:noProof/>
+          <w:sz w:val="22"/>
+          <w:lang w:val="en-US"/>
+        </w:rPr>
+      </w:pPr>
+      <w:hyperlink w:anchor="_Toc232684382" w:history="1">
+        <w:r>
+          <w:rPr>
+            <w:rStyle w:val="Hyperlink"/>
+            <w:noProof/>
+          </w:rPr>
+          <w:t>DAFTAR ISI</w:t>
+        </w:r>
+        <w:r>
+          <w:rPr>
+            <w:noProof/>
+            <w:webHidden/>
+          </w:rPr>
+          <w:tab/>
+        </w:r>
+        <w:r>
+          <w:rPr>
+            <w:noProof/>
+            <w:webHidden/>
+          </w:rPr>
+          <w:fldChar w:fldCharType="begin"/>
+        </w:r>
+        <w:r>
+          <w:rPr>
+            <w:noProof/>
+            <w:webHidden/>
+          </w:rPr>
+          <w:instrText xml:space="preserve"> PAGEREF _Toc232684382 \h </w:instrText>
+        </w:r>
+        <w:r>
+          <w:rPr>
+            <w:noProof/>
+            <w:webHidden/>
+          </w:rPr>
+        </w:r>
+        <w:r>
+          <w:rPr>
+            <w:noProof/>
+            <w:webHidden/>
+          </w:rPr>
+          <w:fldChar w:fldCharType="separate"/>
+        </w:r>
+        <w:r>
+          <w:rPr>
+            <w:noProof/>
+            <w:webHidden/>
+          </w:rPr>
+          <w:t>v</w:t>
+        </w:r>
+        <w:r>
+          <w:rPr>
+            <w:noProof/>
+            <w:webHidden/>
+          </w:rPr>
+          <w:fldChar w:fldCharType="end"/>
+        </w:r>
+      </w:hyperlink>
+    </w:p>
+    <w:p>
+      <w:pPr>
+        <w:pStyle w:val="TOC1"/>
+        <w:tabs>
+          <w:tab w:val="right" w:leader="dot" w:pos="7927"/>
+        </w:tabs>
+        <w:rPr>
+          <w:rFonts w:asciiTheme="minorHAnsi" w:eastAsiaTheme="minorEastAsia" w:hAnsiTheme="minorHAnsi"/>
+          <w:noProof/>
+          <w:sz w:val="22"/>
+          <w:lang w:val="en-US"/>
+        </w:rPr>
+      </w:pPr>
+      <w:hyperlink w:anchor="_Toc232684383" w:history="1">
+        <w:r>
+          <w:rPr>
+            <w:rStyle w:val="Hyperlink"/>
+            <w:noProof/>
+          </w:rPr>
+          <w:t>DAFTAR GAMBAR</w:t>
+        </w:r>
+        <w:r>
+          <w:rPr>
+            <w:noProof/>
+            <w:webHidden/>
+          </w:rPr>
+          <w:tab/>
+        </w:r>
+        <w:r>
+          <w:rPr>
+            <w:noProof/>
+            <w:webHidden/>
+          </w:rPr>
+          <w:fldChar w:fldCharType="begin"/>
+        </w:r>
+        <w:r>
+          <w:rPr>
+            <w:noProof/>
+            <w:webHidden/>
+          </w:rPr>
+          <w:instrText xml:space="preserve"> PAGEREF _Toc232684383 \h </w:instrText>
+        </w:r>
+        <w:r>
+          <w:rPr>
+            <w:noProof/>
+            <w:webHidden/>
+          </w:rPr>
+        </w:r>
+        <w:r>
+          <w:rPr>
+            <w:noProof/>
+            <w:webHidden/>
+          </w:rPr>
+          <w:fldChar w:fldCharType="separate"/>
+        </w:r>
+        <w:r>
+          <w:rPr>
+            <w:noProof/>
+            <w:webHidden/>
+          </w:rPr>
+          <w:t>viii</w:t>
+        </w:r>
+        <w:r>
+          <w:rPr>
+            <w:noProof/>
+            <w:webHidden/>
+          </w:rPr>
+          <w:fldChar w:fldCharType="end"/>
+        </w:r>
+      </w:hyperlink>
+    </w:p>
+    <w:p>
+      <w:pPr>
+        <w:pStyle w:val="TOC1"/>
+        <w:tabs>
+          <w:tab w:val="right" w:leader="dot" w:pos="7927"/>
+        </w:tabs>
+        <w:rPr>
+          <w:rFonts w:asciiTheme="minorHAnsi" w:eastAsiaTheme="minorEastAsia" w:hAnsiTheme="minorHAnsi"/>
+          <w:noProof/>
+          <w:sz w:val="22"/>
+          <w:lang w:val="en-US"/>
+        </w:rPr>
+      </w:pPr>
+      <w:hyperlink w:anchor="_Toc232684384" w:history="1">
+        <w:r>
+          <w:rPr>
+            <w:rStyle w:val="Hyperlink"/>
+            <w:noProof/>
+          </w:rPr>
+          <w:t>BAB I PENDAHULUAN</w:t>
+        </w:r>
+        <w:r>
+          <w:rPr>
+            <w:noProof/>
+            <w:webHidden/>
+          </w:rPr>
+          <w:tab/>
+        </w:r>
+        <w:r>
+          <w:rPr>
+            <w:noProof/>
+            <w:webHidden/>
+          </w:rPr>
+          <w:fldChar w:fldCharType="begin"/>
+        </w:r>
+        <w:r>
+          <w:rPr>
+            <w:noProof/>
+            <w:webHidden/>
+          </w:rPr>
+          <w:instrText xml:space="preserve"> PAGEREF _Toc232684384 \h </w:instrText>
+        </w:r>
+        <w:r>
+          <w:rPr>
+            <w:noProof/>
+            <w:webHidden/>
+          </w:rPr>
+        </w:r>
+        <w:r>
+          <w:rPr>
+            <w:noProof/>
+            <w:webHidden/>
+          </w:rPr>
+          <w:fldChar w:fldCharType="separate"/>
+        </w:r>
+        <w:r>
+          <w:rPr>
+            <w:noProof/>
+            <w:webHidden/>
+          </w:rPr>
+          <w:t>1</w:t>
+        </w:r>
+        <w:r>
+          <w:rPr>
+            <w:noProof/>
+            <w:webHidden/>
+          </w:rPr>
+          <w:fldChar w:fldCharType="end"/>
+        </w:r>
+      </w:hyperlink>
+    </w:p>
+    <w:p>
+      <w:pPr>
+        <w:pStyle w:val="TOC2"/>
+        <w:tabs>
+          <w:tab w:val="left" w:pos="880"/>
+          <w:tab w:val="right" w:leader="dot" w:pos="7927"/>
+        </w:tabs>
+        <w:rPr>
+          <w:rFonts w:asciiTheme="minorHAnsi" w:eastAsiaTheme="minorEastAsia" w:hAnsiTheme="minorHAnsi"/>
+          <w:noProof/>
+          <w:sz w:val="22"/>
+          <w:lang w:val="en-US"/>
+        </w:rPr>
+      </w:pPr>
+      <w:hyperlink w:anchor="_Toc232684385" w:history="1">
+        <w:r>
+          <w:rPr>
+            <w:rStyle w:val="Hyperlink"/>
+            <w:noProof/>
+          </w:rPr>
+          <w:t>1.1</w:t>
+        </w:r>
+        <w:r>
+          <w:rPr>
+            <w:rFonts w:asciiTheme="minorHAnsi" w:eastAsiaTheme="minorEastAsia" w:hAnsiTheme="minorHAnsi"/>
+            <w:noProof/>
+            <w:sz w:val="22"/>
+            <w:lang w:val="en-US"/>
+          </w:rPr>
+          <w:tab/>
+        </w:r>
+        <w:r>
+          <w:rPr>
+            <w:rStyle w:val="Hyperlink"/>
+            <w:noProof/>
+          </w:rPr>
+          <w:t>Latar Belakang Masalah</w:t>
+        </w:r>
+        <w:r>
+          <w:rPr>
+            <w:noProof/>
+            <w:webHidden/>
+          </w:rPr>
+          <w:tab/>
+        </w:r>
+        <w:r>
+          <w:rPr>
+            <w:noProof/>
+            <w:webHidden/>
+          </w:rPr>
+          <w:fldChar w:fldCharType="begin"/>
+        </w:r>
+        <w:r>
+          <w:rPr>
+            <w:noProof/>
+            <w:webHidden/>
+          </w:rPr>
+          <w:instrText xml:space="preserve"> PAGEREF _Toc232684385 \h </w:instrText>
+        </w:r>
+        <w:r>
+          <w:rPr>
+            <w:noProof/>
+            <w:webHidden/>
+          </w:rPr>
+        </w:r>
+        <w:r>
+          <w:rPr>
+            <w:noProof/>
+            <w:webHidden/>
+          </w:rPr>
+          <w:fldChar w:fldCharType="separate"/>
+        </w:r>
+        <w:r>
+          <w:rPr>
+            <w:noProof/>
+            <w:webHidden/>
+          </w:rPr>
+          <w:t>1</w:t>
+        </w:r>
+        <w:r>
+          <w:rPr>
+            <w:noProof/>
+            <w:webHidden/>
+          </w:rPr>
+          <w:fldChar w:fldCharType="end"/>
+        </w:r>
+      </w:hyperlink>
+    </w:p>
+    <w:p>
+      <w:pPr>
+        <w:pStyle w:val="TOC2"/>
+        <w:tabs>
+          <w:tab w:val="left" w:pos="880"/>
+          <w:tab w:val="right" w:leader="dot" w:pos="7927"/>
+        </w:tabs>
+        <w:rPr>
+          <w:rFonts w:asciiTheme="minorHAnsi" w:eastAsiaTheme="minorEastAsia" w:hAnsiTheme="minorHAnsi"/>
+          <w:noProof/>
+          <w:sz w:val="22"/>
+          <w:lang w:val="en-US"/>
+        </w:rPr>
+      </w:pPr>
+      <w:hyperlink w:anchor="_Toc232684386" w:history="1">
+        <w:r>
+          <w:rPr>
+            <w:rStyle w:val="Hyperlink"/>
+            <w:noProof/>
+          </w:rPr>
+          <w:t>1.2</w:t>
+        </w:r>
+        <w:r>
+          <w:rPr>
+            <w:rFonts w:asciiTheme="minorHAnsi" w:eastAsiaTheme="minorEastAsia" w:hAnsiTheme="minorHAnsi"/>
+            <w:noProof/>
+            <w:sz w:val="22"/>
+            <w:lang w:val="en-US"/>
+          </w:rPr>
+          <w:tab/>
+        </w:r>
+        <w:r>
+          <w:rPr>
+            <w:rStyle w:val="Hyperlink"/>
+            <w:noProof/>
+          </w:rPr>
+          <w:t>Perumusan Masalah</w:t>
+        </w:r>
+        <w:r>
+          <w:rPr>
+            <w:noProof/>
+            <w:webHidden/>
+          </w:rPr>
+          <w:tab/>
+        </w:r>
+        <w:r>
+          <w:rPr>
+            <w:noProof/>
+            <w:webHidden/>
+          </w:rPr>
+          <w:fldChar w:fldCharType="begin"/>
+        </w:r>
+        <w:r>
+          <w:rPr>
+            <w:noProof/>
+            <w:webHidden/>
+          </w:rPr>
+          <w:instrText xml:space="preserve"> PAGEREF _Toc232684386 \h </w:instrText>
+        </w:r>
+        <w:r>
+          <w:rPr>
+            <w:noProof/>
+            <w:webHidden/>
+          </w:rPr>
+        </w:r>
+        <w:r>
+          <w:rPr>
+            <w:noProof/>
+            <w:webHidden/>
+          </w:rPr>
+          <w:fldChar w:fldCharType="separate"/>
+        </w:r>
+        <w:r>
+          <w:rPr>
+            <w:noProof/>
+            <w:webHidden/>
+          </w:rPr>
+          <w:t>2</w:t>
+        </w:r>
+        <w:r>
+          <w:rPr>
+            <w:noProof/>
+            <w:webHidden/>
+          </w:rPr>
+          <w:fldChar w:fldCharType="end"/>
+        </w:r>
+      </w:hyperlink>
+    </w:p>
+    <w:p>
+      <w:pPr>
+        <w:pStyle w:val="TOC2"/>
+        <w:tabs>
+          <w:tab w:val="left" w:pos="880"/>
+          <w:tab w:val="right" w:leader="dot" w:pos="7927"/>
+        </w:tabs>
+        <w:rPr>
+          <w:rFonts w:asciiTheme="minorHAnsi" w:eastAsiaTheme="minorEastAsia" w:hAnsiTheme="minorHAnsi"/>
+          <w:noProof/>
+          <w:sz w:val="22"/>
+          <w:lang w:val="en-US"/>
+        </w:rPr>
+      </w:pPr>
+      <w:hyperlink w:anchor="_Toc232684387" w:history="1">
+        <w:r>
+          <w:rPr>
+            <w:rStyle w:val="Hyperlink"/>
+            <w:noProof/>
+          </w:rPr>
+          <w:t>1.3</w:t>
+        </w:r>
+        <w:r>
+          <w:rPr>
+            <w:rFonts w:asciiTheme="minorHAnsi" w:eastAsiaTheme="minorEastAsia" w:hAnsiTheme="minorHAnsi"/>
+            <w:noProof/>
+            <w:sz w:val="22"/>
+            <w:lang w:val="en-US"/>
+          </w:rPr>
+          <w:tab/>
+        </w:r>
+        <w:r>
+          <w:rPr>
+            <w:rStyle w:val="Hyperlink"/>
+            <w:noProof/>
+          </w:rPr>
+          <w:t>Batasan Masalah</w:t>
+        </w:r>
+        <w:r>
+          <w:rPr>
+            <w:noProof/>
+            <w:webHidden/>
+          </w:rPr>
+          <w:tab/>
+        </w:r>
+        <w:r>
+          <w:rPr>
+            <w:noProof/>
+            <w:webHidden/>
+          </w:rPr>
+          <w:fldChar w:fldCharType="begin"/>
+        </w:r>
+        <w:r>
+          <w:rPr>
+            <w:noProof/>
+            <w:webHidden/>
+          </w:rPr>
+          <w:instrText xml:space="preserve"> PAGEREF _Toc232684387 \h </w:instrText>
+        </w:r>
+        <w:r>
+          <w:rPr>
+            <w:noProof/>
+            <w:webHidden/>
+          </w:rPr>
+        </w:r>
+        <w:r>
+          <w:rPr>
+            <w:noProof/>
+            <w:webHidden/>
+          </w:rPr>
+          <w:fldChar w:fldCharType="separate"/>
+        </w:r>
+        <w:r>
+          <w:rPr>
+            <w:noProof/>
+            <w:webHidden/>
+          </w:rPr>
+          <w:t>3</w:t>
+        </w:r>
+        <w:r>
+          <w:rPr>
+            <w:noProof/>
+            <w:webHidden/>
+          </w:rPr>
+          <w:fldChar w:fldCharType="end"/>
+        </w:r>
+      </w:hyperlink>
+    </w:p>
+    <w:p>
+      <w:pPr>
+        <w:pStyle w:val="TOC2"/>
+        <w:tabs>
+          <w:tab w:val="left" w:pos="880"/>
+          <w:tab w:val="right" w:leader="dot" w:pos="7927"/>
+        </w:tabs>
+        <w:rPr>
+          <w:rFonts w:asciiTheme="minorHAnsi" w:eastAsiaTheme="minorEastAsia" w:hAnsiTheme="minorHAnsi"/>
+          <w:noProof/>
+          <w:sz w:val="22"/>
+          <w:lang w:val="en-US"/>
+        </w:rPr>
+      </w:pPr>
+      <w:hyperlink w:anchor="_Toc232684388" w:history="1">
+        <w:r>
+          <w:rPr>
+            <w:rStyle w:val="Hyperlink"/>
+            <w:noProof/>
+          </w:rPr>
+          <w:t>1.4</w:t>
+        </w:r>
+        <w:r>
+          <w:rPr>
+            <w:rFonts w:asciiTheme="minorHAnsi" w:eastAsiaTheme="minorEastAsia" w:hAnsiTheme="minorHAnsi"/>
+            <w:noProof/>
+            <w:sz w:val="22"/>
+            <w:lang w:val="en-US"/>
+          </w:rPr>
+          <w:tab/>
+        </w:r>
+        <w:r>
+          <w:rPr>
+            <w:rStyle w:val="Hyperlink"/>
+            <w:noProof/>
+          </w:rPr>
+          <w:t>Waktu dan Tempat Pelaksanaan Kerja Praktik</w:t>
+        </w:r>
+        <w:r>
+          <w:rPr>
+            <w:noProof/>
+            <w:webHidden/>
+          </w:rPr>
+          <w:tab/>
+        </w:r>
+        <w:r>
+          <w:rPr>
+            <w:noProof/>
+            <w:webHidden/>
+          </w:rPr>
+          <w:fldChar w:fldCharType="begin"/>
+        </w:r>
+        <w:r>
+          <w:rPr>
+            <w:noProof/>
+            <w:webHidden/>
+          </w:rPr>
+          <w:instrText xml:space="preserve"> PAGEREF _Toc232684388 \h </w:instrText>
+        </w:r>
+        <w:r>
+          <w:rPr>
+            <w:noProof/>
+            <w:webHidden/>
+          </w:rPr>
+        </w:r>
+        <w:r>
+          <w:rPr>
+            <w:noProof/>
+            <w:webHidden/>
+          </w:rPr>
+          <w:fldChar w:fldCharType="separate"/>
+        </w:r>
+        <w:r>
+          <w:rPr>
+            <w:noProof/>
+            <w:webHidden/>
+          </w:rPr>
+          <w:t>3</w:t>
+        </w:r>
+        <w:r>
+          <w:rPr>
+            <w:noProof/>
+            <w:webHidden/>
+          </w:rPr>
+          <w:fldChar w:fldCharType="end"/>
+        </w:r>
+      </w:hyperlink>
+    </w:p>
+    <w:p>
+      <w:pPr>
+        <w:pStyle w:val="TOC2"/>
+        <w:tabs>
+          <w:tab w:val="left" w:pos="880"/>
+          <w:tab w:val="right" w:leader="dot" w:pos="7927"/>
+        </w:tabs>
+        <w:rPr>
+          <w:rFonts w:asciiTheme="minorHAnsi" w:eastAsiaTheme="minorEastAsia" w:hAnsiTheme="minorHAnsi"/>
+          <w:noProof/>
+          <w:sz w:val="22"/>
+          <w:lang w:val="en-US"/>
+        </w:rPr>
+      </w:pPr>
+      <w:hyperlink w:anchor="_Toc232684389" w:history="1">
+        <w:r>
+          <w:rPr>
+            <w:rStyle w:val="Hyperlink"/>
+            <w:noProof/>
+          </w:rPr>
+          <w:t>1.5</w:t>
+        </w:r>
+        <w:r>
+          <w:rPr>
+            <w:rFonts w:asciiTheme="minorHAnsi" w:eastAsiaTheme="minorEastAsia" w:hAnsiTheme="minorHAnsi"/>
+            <w:noProof/>
+            <w:sz w:val="22"/>
+            <w:lang w:val="en-US"/>
+          </w:rPr>
+          <w:tab/>
+        </w:r>
+        <w:r>
+          <w:rPr>
+            <w:rStyle w:val="Hyperlink"/>
+            <w:noProof/>
+          </w:rPr>
+          <w:t>Tujuan dan Manfaat</w:t>
+        </w:r>
+        <w:r>
+          <w:rPr>
+            <w:noProof/>
+            <w:webHidden/>
+          </w:rPr>
+          <w:tab/>
+        </w:r>
+        <w:r>
+          <w:rPr>
+            <w:noProof/>
+            <w:webHidden/>
+          </w:rPr>
+          <w:fldChar w:fldCharType="begin"/>
+        </w:r>
+        <w:r>
+          <w:rPr>
+            <w:noProof/>
+            <w:webHidden/>
+          </w:rPr>
+          <w:instrText xml:space="preserve"> PAGEREF _Toc232684389 \h </w:instrText>
+        </w:r>
+        <w:r>
+          <w:rPr>
+            <w:noProof/>
+            <w:webHidden/>
+          </w:rPr>
+        </w:r>
+        <w:r>
+          <w:rPr>
+            <w:noProof/>
+            <w:webHidden/>
+          </w:rPr>
+          <w:fldChar w:fldCharType="separate"/>
+        </w:r>
+        <w:r>
+          <w:rPr>
+            <w:noProof/>
+            <w:webHidden/>
+          </w:rPr>
+          <w:t>4</w:t>
+        </w:r>
+        <w:r>
+          <w:rPr>
+            <w:noProof/>
+            <w:webHidden/>
+          </w:rPr>
+          <w:fldChar w:fldCharType="end"/>
+        </w:r>
+      </w:hyperlink>
+    </w:p>
+    <w:p>
+      <w:pPr>
+        <w:pStyle w:val="TOC2"/>
+        <w:tabs>
+          <w:tab w:val="left" w:pos="880"/>
+          <w:tab w:val="right" w:leader="dot" w:pos="7927"/>
+        </w:tabs>
+        <w:rPr>
+          <w:rFonts w:asciiTheme="minorHAnsi" w:eastAsiaTheme="minorEastAsia" w:hAnsiTheme="minorHAnsi"/>
+          <w:noProof/>
+          <w:sz w:val="22"/>
+          <w:lang w:val="en-US"/>
+        </w:rPr>
+      </w:pPr>
+      <w:hyperlink w:anchor="_Toc232684390" w:history="1">
+        <w:r>
+          <w:rPr>
+            <w:rStyle w:val="Hyperlink"/>
+            <w:noProof/>
+          </w:rPr>
+          <w:t>1.6</w:t>
+        </w:r>
+        <w:r>
+          <w:rPr>
+            <w:rFonts w:asciiTheme="minorHAnsi" w:eastAsiaTheme="minorEastAsia" w:hAnsiTheme="minorHAnsi"/>
+            <w:noProof/>
+            <w:sz w:val="22"/>
+            <w:lang w:val="en-US"/>
+          </w:rPr>
+          <w:tab/>
+        </w:r>
+        <w:r>
+          <w:rPr>
+            <w:rStyle w:val="Hyperlink"/>
+            <w:noProof/>
+          </w:rPr>
+          <w:t>Sistematika Penulisan</w:t>
+        </w:r>
+        <w:r>
+          <w:rPr>
+            <w:noProof/>
+            <w:webHidden/>
+          </w:rPr>
+          <w:tab/>
+        </w:r>
+        <w:r>
+          <w:rPr>
+            <w:noProof/>
+            <w:webHidden/>
+          </w:rPr>
+          <w:fldChar w:fldCharType="begin"/>
+        </w:r>
+        <w:r>
+          <w:rPr>
+            <w:noProof/>
+            <w:webHidden/>
+          </w:rPr>
+          <w:instrText xml:space="preserve"> PAGEREF _Toc232684390 \h </w:instrText>
+        </w:r>
+        <w:r>
+          <w:rPr>
+            <w:noProof/>
+            <w:webHidden/>
+          </w:rPr>
+        </w:r>
+        <w:r>
+          <w:rPr>
+            <w:noProof/>
+            <w:webHidden/>
+          </w:rPr>
+          <w:fldChar w:fldCharType="separate"/>
+        </w:r>
+        <w:r>
+          <w:rPr>
+            <w:noProof/>
+            <w:webHidden/>
+          </w:rPr>
+          <w:t>5</w:t>
+        </w:r>
+        <w:r>
+          <w:rPr>
+            <w:noProof/>
+            <w:webHidden/>
+          </w:rPr>
+          <w:fldChar w:fldCharType="end"/>
+        </w:r>
+      </w:hyperlink>
+    </w:p>
+    <w:p>
+      <w:pPr>
+        <w:pStyle w:val="TOC1"/>
+        <w:tabs>
+          <w:tab w:val="right" w:leader="dot" w:pos="7927"/>
+        </w:tabs>
+        <w:rPr>
+          <w:rFonts w:asciiTheme="minorHAnsi" w:eastAsiaTheme="minorEastAsia" w:hAnsiTheme="minorHAnsi"/>
+          <w:noProof/>
+          <w:sz w:val="22"/>
+          <w:lang w:val="en-US"/>
+        </w:rPr>
+      </w:pPr>
+      <w:hyperlink w:anchor="_Toc232684391" w:history="1">
+        <w:r>
+          <w:rPr>
+            <w:rStyle w:val="Hyperlink"/>
+            <w:noProof/>
+          </w:rPr>
+          <w:t>BAB II GAMBARAN UMUM PERUSAHAAN</w:t>
+        </w:r>
+        <w:r>
+          <w:rPr>
+            <w:noProof/>
+            <w:webHidden/>
+          </w:rPr>
+          <w:tab/>
+        </w:r>
+        <w:r>
+          <w:rPr>
+            <w:noProof/>
+            <w:webHidden/>
+          </w:rPr>
+          <w:fldChar w:fldCharType="begin"/>
+        </w:r>
+        <w:r>
+          <w:rPr>
+            <w:noProof/>
+            <w:webHidden/>
+          </w:rPr>
+          <w:instrText xml:space="preserve"> PAGEREF _Toc232684391 \h </w:instrText>
+        </w:r>
+        <w:r>
+          <w:rPr>
+            <w:noProof/>
+            <w:webHidden/>
+          </w:rPr>
+        </w:r>
+        <w:r>
+          <w:rPr>
+            <w:noProof/>
+            <w:webHidden/>
+          </w:rPr>
+          <w:fldChar w:fldCharType="separate"/>
+        </w:r>
+        <w:r>
+          <w:rPr>
+            <w:noProof/>
+            <w:webHidden/>
+          </w:rPr>
+          <w:t>6</w:t>
+        </w:r>
+        <w:r>
+          <w:rPr>
+            <w:noProof/>
+            <w:webHidden/>
+          </w:rPr>
+          <w:fldChar w:fldCharType="end"/>
+        </w:r>
+      </w:hyperlink>
+    </w:p>
+    <w:p>
+      <w:pPr>
+        <w:pStyle w:val="TOC2"/>
+        <w:tabs>
+          <w:tab w:val="left" w:pos="880"/>
+          <w:tab w:val="right" w:leader="dot" w:pos="7927"/>
+        </w:tabs>
+        <w:rPr>
+          <w:rFonts w:asciiTheme="minorHAnsi" w:eastAsiaTheme="minorEastAsia" w:hAnsiTheme="minorHAnsi"/>
+          <w:noProof/>
+          <w:sz w:val="22"/>
+          <w:lang w:val="en-US"/>
+        </w:rPr>
+      </w:pPr>
+      <w:hyperlink w:anchor="_Toc232684392" w:history="1">
+        <w:r>
+          <w:rPr>
+            <w:rStyle w:val="Hyperlink"/>
+            <w:noProof/>
+            <w:lang w:val="en-US"/>
+          </w:rPr>
+          <w:t>2.1</w:t>
+        </w:r>
+        <w:r>
+          <w:rPr>
+            <w:rFonts w:asciiTheme="minorHAnsi" w:eastAsiaTheme="minorEastAsia" w:hAnsiTheme="minorHAnsi"/>
+            <w:noProof/>
+            <w:sz w:val="22"/>
+            <w:lang w:val="en-US"/>
+          </w:rPr>
+          <w:tab/>
+        </w:r>
+        <w:r>
+          <w:rPr>
+            <w:rStyle w:val="Hyperlink"/>
+            <w:noProof/>
+            <w:lang w:val="en-US"/>
+          </w:rPr>
+          <w:t>Sejarah Perusahaan</w:t>
+        </w:r>
+        <w:r>
+          <w:rPr>
+            <w:noProof/>
+            <w:webHidden/>
+          </w:rPr>
+          <w:tab/>
+        </w:r>
+        <w:r>
+          <w:rPr>
+            <w:noProof/>
+            <w:webHidden/>
+          </w:rPr>
+          <w:fldChar w:fldCharType="begin"/>
+        </w:r>
+        <w:r>
+          <w:rPr>
+            <w:noProof/>
+            <w:webHidden/>
+          </w:rPr>
+          <w:instrText xml:space="preserve"> PAGEREF _Toc232684392 \h </w:instrText>
+        </w:r>
+        <w:r>
+          <w:rPr>
+            <w:noProof/>
+            <w:webHidden/>
+          </w:rPr>
+        </w:r>
+        <w:r>
+          <w:rPr>
+            <w:noProof/>
+            <w:webHidden/>
+          </w:rPr>
+          <w:fldChar w:fldCharType="separate"/>
+        </w:r>
+        <w:r>
+          <w:rPr>
+            <w:noProof/>
+            <w:webHidden/>
+          </w:rPr>
+          <w:t>6</w:t>
+        </w:r>
+        <w:r>
+          <w:rPr>
+            <w:noProof/>
+            <w:webHidden/>
+          </w:rPr>
+          <w:fldChar w:fldCharType="end"/>
+        </w:r>
+      </w:hyperlink>
+    </w:p>
+    <w:p>
+      <w:pPr>
+        <w:pStyle w:val="TOC2"/>
+        <w:tabs>
+          <w:tab w:val="left" w:pos="880"/>
+          <w:tab w:val="right" w:leader="dot" w:pos="7927"/>
+        </w:tabs>
+        <w:rPr>
+          <w:rFonts w:asciiTheme="minorHAnsi" w:eastAsiaTheme="minorEastAsia" w:hAnsiTheme="minorHAnsi"/>
+          <w:noProof/>
+          <w:sz w:val="22"/>
+          <w:lang w:val="en-US"/>
+        </w:rPr>
+      </w:pPr>
+      <w:hyperlink w:anchor="_Toc232684393" w:history="1">
+        <w:r>
+          <w:rPr>
+            <w:rStyle w:val="Hyperlink"/>
+            <w:noProof/>
+            <w:lang w:val="en-US"/>
+          </w:rPr>
+          <w:t>2.2</w:t>
+        </w:r>
+        <w:r>
+          <w:rPr>
+            <w:rFonts w:asciiTheme="minorHAnsi" w:eastAsiaTheme="minorEastAsia" w:hAnsiTheme="minorHAnsi"/>
+            <w:noProof/>
+            <w:sz w:val="22"/>
+            <w:lang w:val="en-US"/>
+          </w:rPr>
+          <w:tab/>
+        </w:r>
+        <w:r>
+          <w:rPr>
+            <w:rStyle w:val="Hyperlink"/>
+            <w:noProof/>
+            <w:lang w:val="en-US"/>
+          </w:rPr>
+          <w:t>Struktur Organisasi</w:t>
+        </w:r>
+        <w:r>
+          <w:rPr>
+            <w:noProof/>
+            <w:webHidden/>
+          </w:rPr>
+          <w:tab/>
+        </w:r>
+        <w:r>
+          <w:rPr>
+            <w:noProof/>
+            <w:webHidden/>
+          </w:rPr>
+          <w:fldChar w:fldCharType="begin"/>
+        </w:r>
+        <w:r>
+          <w:rPr>
+            <w:noProof/>
+            <w:webHidden/>
+          </w:rPr>
+          <w:instrText xml:space="preserve"> PAGEREF _Toc232684393 \h </w:instrText>
+        </w:r>
+        <w:r>
+          <w:rPr>
+            <w:noProof/>
+            <w:webHidden/>
+          </w:rPr>
+        </w:r>
+        <w:r>
+          <w:rPr>
+            <w:noProof/>
+            <w:webHidden/>
+          </w:rPr>
+          <w:fldChar w:fldCharType="separate"/>
+        </w:r>
+        <w:r>
+          <w:rPr>
+            <w:noProof/>
+            <w:webHidden/>
+          </w:rPr>
+          <w:t>7</w:t>
+        </w:r>
+        <w:r>
+          <w:rPr>
+            <w:noProof/>
+            <w:webHidden/>
+          </w:rPr>
+          <w:fldChar w:fldCharType="end"/>
+        </w:r>
+      </w:hyperlink>
+    </w:p>
+    <w:p>
+      <w:pPr>
+        <w:pStyle w:val="TOC3"/>
+        <w:tabs>
+          <w:tab w:val="left" w:pos="1320"/>
+          <w:tab w:val="right" w:leader="dot" w:pos="7927"/>
+        </w:tabs>
+        <w:rPr>
+          <w:rFonts w:asciiTheme="minorHAnsi" w:eastAsiaTheme="minorEastAsia" w:hAnsiTheme="minorHAnsi"/>
+          <w:noProof/>
+          <w:sz w:val="22"/>
+          <w:lang w:val="en-US"/>
+        </w:rPr>
+      </w:pPr>
+      <w:hyperlink w:anchor="_Toc232684394" w:history="1">
+        <w:r>
+          <w:rPr>
+            <w:rStyle w:val="Hyperlink"/>
+            <w:noProof/>
+          </w:rPr>
+          <w:t>2.2.1</w:t>
+        </w:r>
+        <w:r>
+          <w:rPr>
+            <w:rFonts w:asciiTheme="minorHAnsi" w:eastAsiaTheme="minorEastAsia" w:hAnsiTheme="minorHAnsi"/>
+            <w:noProof/>
+            <w:sz w:val="22"/>
+            <w:lang w:val="en-US"/>
+          </w:rPr>
+          <w:tab/>
+        </w:r>
+        <w:r>
+          <w:rPr>
+            <w:rStyle w:val="Hyperlink"/>
+            <w:noProof/>
+          </w:rPr>
+          <w:t>CEO</w:t>
+        </w:r>
+        <w:r>
+          <w:rPr>
+            <w:noProof/>
+            <w:webHidden/>
+          </w:rPr>
+          <w:tab/>
+        </w:r>
+        <w:r>
+          <w:rPr>
+            <w:noProof/>
+            <w:webHidden/>
+          </w:rPr>
+          <w:fldChar w:fldCharType="begin"/>
+        </w:r>
+        <w:r>
+          <w:rPr>
+            <w:noProof/>
+            <w:webHidden/>
+          </w:rPr>
+          <w:instrText xml:space="preserve"> PAGEREF _Toc232684394 \h </w:instrText>
+        </w:r>
+        <w:r>
+          <w:rPr>
+            <w:noProof/>
+            <w:webHidden/>
+          </w:rPr>
+        </w:r>
+        <w:r>
+          <w:rPr>
+            <w:noProof/>
+            <w:webHidden/>
+          </w:rPr>
+          <w:fldChar w:fldCharType="separate"/>
+        </w:r>
+        <w:r>
+          <w:rPr>
+            <w:noProof/>
+            <w:webHidden/>
+          </w:rPr>
+          <w:t>8</w:t>
+        </w:r>
+        <w:r>
+          <w:rPr>
+            <w:noProof/>
+            <w:webHidden/>
+          </w:rPr>
+          <w:fldChar w:fldCharType="end"/>
+        </w:r>
+      </w:hyperlink>
+    </w:p>
+    <w:p>
+      <w:pPr>
+        <w:pStyle w:val="TOC3"/>
+        <w:tabs>
+          <w:tab w:val="left" w:pos="1320"/>
+          <w:tab w:val="right" w:leader="dot" w:pos="7927"/>
+        </w:tabs>
+        <w:rPr>
+          <w:rFonts w:asciiTheme="minorHAnsi" w:eastAsiaTheme="minorEastAsia" w:hAnsiTheme="minorHAnsi"/>
+          <w:noProof/>
+          <w:sz w:val="22"/>
+          <w:lang w:val="en-US"/>
+        </w:rPr>
+      </w:pPr>
+      <w:hyperlink w:anchor="_Toc232684395" w:history="1">
+        <w:r>
+          <w:rPr>
+            <w:rStyle w:val="Hyperlink"/>
+            <w:noProof/>
+          </w:rPr>
+          <w:t>2.2.2</w:t>
+        </w:r>
+        <w:r>
+          <w:rPr>
+            <w:rFonts w:asciiTheme="minorHAnsi" w:eastAsiaTheme="minorEastAsia" w:hAnsiTheme="minorHAnsi"/>
+            <w:noProof/>
+            <w:sz w:val="22"/>
+            <w:lang w:val="en-US"/>
+          </w:rPr>
+          <w:tab/>
+        </w:r>
+        <w:r>
+          <w:rPr>
+            <w:rStyle w:val="Hyperlink"/>
+            <w:noProof/>
+          </w:rPr>
+          <w:t>Head of Customer Experience</w:t>
+        </w:r>
+        <w:r>
+          <w:rPr>
+            <w:noProof/>
+            <w:webHidden/>
+          </w:rPr>
+          <w:tab/>
+        </w:r>
+        <w:r>
+          <w:rPr>
+            <w:noProof/>
+            <w:webHidden/>
+          </w:rPr>
+          <w:fldChar w:fldCharType="begin"/>
+        </w:r>
+        <w:r>
+          <w:rPr>
+            <w:noProof/>
+            <w:webHidden/>
+          </w:rPr>
+          <w:instrText xml:space="preserve"> PAGEREF _Toc232684395 \h </w:instrText>
+        </w:r>
+        <w:r>
+          <w:rPr>
+            <w:noProof/>
+            <w:webHidden/>
+          </w:rPr>
+        </w:r>
+        <w:r>
+          <w:rPr>
+            <w:noProof/>
+            <w:webHidden/>
+          </w:rPr>
+          <w:fldChar w:fldCharType="separate"/>
+        </w:r>
+        <w:r>
+          <w:rPr>
+            <w:noProof/>
+            <w:webHidden/>
+          </w:rPr>
+          <w:t>9</w:t>
+        </w:r>
+        <w:r>
+          <w:rPr>
+            <w:noProof/>
+            <w:webHidden/>
+          </w:rPr>
+          <w:fldChar w:fldCharType="end"/>
+        </w:r>
+      </w:hyperlink>
+    </w:p>
+    <w:p>
+      <w:pPr>
+        <w:pStyle w:val="TOC3"/>
+        <w:tabs>
+          <w:tab w:val="left" w:pos="1320"/>
+          <w:tab w:val="right" w:leader="dot" w:pos="7927"/>
+        </w:tabs>
+        <w:rPr>
+          <w:rFonts w:asciiTheme="minorHAnsi" w:eastAsiaTheme="minorEastAsia" w:hAnsiTheme="minorHAnsi"/>
+          <w:noProof/>
+          <w:sz w:val="22"/>
+          <w:lang w:val="en-US"/>
+        </w:rPr>
+      </w:pPr>
+      <w:hyperlink w:anchor="_Toc232684396" w:history="1">
+        <w:r>
+          <w:rPr>
+            <w:rStyle w:val="Hyperlink"/>
+            <w:noProof/>
+          </w:rPr>
+          <w:t>2.2.3</w:t>
+        </w:r>
+        <w:r>
+          <w:rPr>
+            <w:rFonts w:asciiTheme="minorHAnsi" w:eastAsiaTheme="minorEastAsia" w:hAnsiTheme="minorHAnsi"/>
+            <w:noProof/>
+            <w:sz w:val="22"/>
+            <w:lang w:val="en-US"/>
+          </w:rPr>
+          <w:tab/>
+        </w:r>
+        <w:r>
+          <w:rPr>
+            <w:rStyle w:val="Hyperlink"/>
+            <w:noProof/>
+          </w:rPr>
+          <w:t>Tech Lead</w:t>
+        </w:r>
+        <w:r>
+          <w:rPr>
+            <w:noProof/>
+            <w:webHidden/>
+          </w:rPr>
+          <w:tab/>
+        </w:r>
+        <w:r>
+          <w:rPr>
+            <w:noProof/>
+            <w:webHidden/>
+          </w:rPr>
+          <w:fldChar w:fldCharType="begin"/>
+        </w:r>
+        <w:r>
+          <w:rPr>
+            <w:noProof/>
+            <w:webHidden/>
+          </w:rPr>
+          <w:instrText xml:space="preserve"> PAGEREF _Toc232684396 \h </w:instrText>
+        </w:r>
+        <w:r>
+          <w:rPr>
+            <w:noProof/>
+            <w:webHidden/>
+          </w:rPr>
+        </w:r>
+        <w:r>
+          <w:rPr>
+            <w:noProof/>
+            <w:webHidden/>
+          </w:rPr>
+          <w:fldChar w:fldCharType="separate"/>
+        </w:r>
+        <w:r>
+          <w:rPr>
+            <w:noProof/>
+            <w:webHidden/>
+          </w:rPr>
+          <w:t>10</w:t>
+        </w:r>
+        <w:r>
+          <w:rPr>
+            <w:noProof/>
+            <w:webHidden/>
+          </w:rPr>
+          <w:fldChar w:fldCharType="end"/>
+        </w:r>
+      </w:hyperlink>
+    </w:p>
+    <w:p>
+      <w:pPr>
+        <w:pStyle w:val="TOC3"/>
+        <w:tabs>
+          <w:tab w:val="left" w:pos="1320"/>
+          <w:tab w:val="right" w:leader="dot" w:pos="7927"/>
+        </w:tabs>
+        <w:rPr>
+          <w:rFonts w:asciiTheme="minorHAnsi" w:eastAsiaTheme="minorEastAsia" w:hAnsiTheme="minorHAnsi"/>
+          <w:noProof/>
+          <w:sz w:val="22"/>
+          <w:lang w:val="en-US"/>
+        </w:rPr>
+      </w:pPr>
+      <w:hyperlink w:anchor="_Toc232684397" w:history="1">
+        <w:r>
+          <w:rPr>
+            <w:rStyle w:val="Hyperlink"/>
+            <w:noProof/>
+          </w:rPr>
+          <w:t>2.2.4</w:t>
+        </w:r>
+        <w:r>
+          <w:rPr>
+            <w:rFonts w:asciiTheme="minorHAnsi" w:eastAsiaTheme="minorEastAsia" w:hAnsiTheme="minorHAnsi"/>
+            <w:noProof/>
+            <w:sz w:val="22"/>
+            <w:lang w:val="en-US"/>
+          </w:rPr>
+          <w:tab/>
+        </w:r>
+        <w:r>
+          <w:rPr>
+            <w:rStyle w:val="Hyperlink"/>
+            <w:noProof/>
+          </w:rPr>
+          <w:t>Product Manager</w:t>
+        </w:r>
+        <w:r>
+          <w:rPr>
+            <w:noProof/>
+            <w:webHidden/>
+          </w:rPr>
+          <w:tab/>
+        </w:r>
+        <w:r>
+          <w:rPr>
+            <w:noProof/>
+            <w:webHidden/>
+          </w:rPr>
+          <w:fldChar w:fldCharType="begin"/>
+        </w:r>
+        <w:r>
+          <w:rPr>
+            <w:noProof/>
+            <w:webHidden/>
+          </w:rPr>
+          <w:instrText xml:space="preserve"> PAGEREF _Toc232684397 \h </w:instrText>
+        </w:r>
+        <w:r>
+          <w:rPr>
+            <w:noProof/>
+            <w:webHidden/>
+          </w:rPr>
+        </w:r>
+        <w:r>
+          <w:rPr>
+            <w:noProof/>
+            <w:webHidden/>
+          </w:rPr>
+          <w:fldChar w:fldCharType="separate"/>
+        </w:r>
+        <w:r>
+          <w:rPr>
+            <w:noProof/>
+            <w:webHidden/>
+          </w:rPr>
+          <w:t>11</w:t>
+        </w:r>
+        <w:r>
+          <w:rPr>
+            <w:noProof/>
+            <w:webHidden/>
+          </w:rPr>
+          <w:fldChar w:fldCharType="end"/>
+        </w:r>
+      </w:hyperlink>
+    </w:p>
+    <w:p>
+      <w:pPr>
+        <w:pStyle w:val="TOC3"/>
+        <w:tabs>
+          <w:tab w:val="left" w:pos="1320"/>
+          <w:tab w:val="right" w:leader="dot" w:pos="7927"/>
+        </w:tabs>
+        <w:rPr>
+          <w:rFonts w:asciiTheme="minorHAnsi" w:eastAsiaTheme="minorEastAsia" w:hAnsiTheme="minorHAnsi"/>
+          <w:noProof/>
+          <w:sz w:val="22"/>
+          <w:lang w:val="en-US"/>
+        </w:rPr>
+      </w:pPr>
+      <w:hyperlink w:anchor="_Toc232684398" w:history="1">
+        <w:r>
+          <w:rPr>
+            <w:rStyle w:val="Hyperlink"/>
+            <w:rFonts w:eastAsiaTheme="majorEastAsia" w:cstheme="majorBidi"/>
+            <w:noProof/>
+            <w:kern w:val="2"/>
+            <w:lang w:eastAsia="en-ID"/>
+            <w14:ligatures w14:val="standardContextual"/>
+          </w:rPr>
+          <w:t>2.2.5</w:t>
+        </w:r>
+        <w:r>
+          <w:rPr>
+            <w:rFonts w:asciiTheme="minorHAnsi" w:eastAsiaTheme="minorEastAsia" w:hAnsiTheme="minorHAnsi"/>
+            <w:noProof/>
+            <w:sz w:val="22"/>
+            <w:lang w:val="en-US"/>
+          </w:rPr>
+          <w:tab/>
+        </w:r>
+        <w:r>
+          <w:rPr>
+            <w:rStyle w:val="Hyperlink"/>
+            <w:noProof/>
+            <w:lang w:eastAsia="en-ID"/>
+          </w:rPr>
+          <w:t>Head of Marketing</w:t>
+        </w:r>
+        <w:r>
+          <w:rPr>
+            <w:noProof/>
+            <w:webHidden/>
+          </w:rPr>
+          <w:tab/>
+        </w:r>
+        <w:r>
+          <w:rPr>
+            <w:noProof/>
+            <w:webHidden/>
+          </w:rPr>
+          <w:fldChar w:fldCharType="begin"/>
+        </w:r>
+        <w:r>
+          <w:rPr>
+            <w:noProof/>
+            <w:webHidden/>
+          </w:rPr>
+          <w:instrText xml:space="preserve"> PAGEREF _Toc232684398 \h </w:instrText>
+        </w:r>
+        <w:r>
+          <w:rPr>
+            <w:noProof/>
+            <w:webHidden/>
+          </w:rPr>
+        </w:r>
+        <w:r>
+          <w:rPr>
+            <w:noProof/>
+            <w:webHidden/>
+          </w:rPr>
+          <w:fldChar w:fldCharType="separate"/>
+        </w:r>
+        <w:r>
+          <w:rPr>
+            <w:noProof/>
+            <w:webHidden/>
+          </w:rPr>
+          <w:t>11</w:t>
+        </w:r>
+        <w:r>
+          <w:rPr>
+            <w:noProof/>
+            <w:webHidden/>
+          </w:rPr>
+          <w:fldChar w:fldCharType="end"/>
+        </w:r>
+      </w:hyperlink>
+    </w:p>
+    <w:p>
+      <w:pPr>
+        <w:pStyle w:val="TOC3"/>
+        <w:tabs>
+          <w:tab w:val="left" w:pos="1320"/>
+          <w:tab w:val="right" w:leader="dot" w:pos="7927"/>
+        </w:tabs>
+        <w:rPr>
+          <w:rFonts w:asciiTheme="minorHAnsi" w:eastAsiaTheme="minorEastAsia" w:hAnsiTheme="minorHAnsi"/>
+          <w:noProof/>
+          <w:sz w:val="22"/>
+          <w:lang w:val="en-US"/>
+        </w:rPr>
+      </w:pPr>
+      <w:hyperlink w:anchor="_Toc232684399" w:history="1">
+        <w:r>
+          <w:rPr>
+            <w:rStyle w:val="Hyperlink"/>
+            <w:noProof/>
+          </w:rPr>
+          <w:t>2.2.6</w:t>
+        </w:r>
+        <w:r>
+          <w:rPr>
+            <w:rFonts w:asciiTheme="minorHAnsi" w:eastAsiaTheme="minorEastAsia" w:hAnsiTheme="minorHAnsi"/>
+            <w:noProof/>
+            <w:sz w:val="22"/>
+            <w:lang w:val="en-US"/>
+          </w:rPr>
+          <w:tab/>
+        </w:r>
+        <w:r>
+          <w:rPr>
+            <w:rStyle w:val="Hyperlink"/>
+            <w:noProof/>
+          </w:rPr>
+          <w:t>Product Designer</w:t>
+        </w:r>
+        <w:r>
+          <w:rPr>
+            <w:noProof/>
+            <w:webHidden/>
+          </w:rPr>
+          <w:tab/>
+        </w:r>
+        <w:r>
+          <w:rPr>
+            <w:noProof/>
+            <w:webHidden/>
+          </w:rPr>
+          <w:fldChar w:fldCharType="begin"/>
+        </w:r>
+        <w:r>
+          <w:rPr>
+            <w:noProof/>
+            <w:webHidden/>
+          </w:rPr>
+          <w:instrText xml:space="preserve"> PAGEREF _Toc232684399 \h </w:instrText>
+        </w:r>
+        <w:r>
+          <w:rPr>
+            <w:noProof/>
+            <w:webHidden/>
+          </w:rPr>
+        </w:r>
+        <w:r>
+          <w:rPr>
+            <w:noProof/>
+            <w:webHidden/>
+          </w:rPr>
+          <w:fldChar w:fldCharType="separate"/>
+        </w:r>
+        <w:r>
+          <w:rPr>
+            <w:noProof/>
+            <w:webHidden/>
+          </w:rPr>
+          <w:t>12</w:t>
+        </w:r>
+        <w:r>
+          <w:rPr>
+            <w:noProof/>
+            <w:webHidden/>
+          </w:rPr>
+          <w:fldChar w:fldCharType="end"/>
+        </w:r>
+      </w:hyperlink>
+    </w:p>
+    <w:p>
+      <w:pPr>
+        <w:pStyle w:val="TOC3"/>
+        <w:tabs>
+          <w:tab w:val="left" w:pos="1320"/>
+          <w:tab w:val="right" w:leader="dot" w:pos="7927"/>
+        </w:tabs>
+        <w:rPr>
+          <w:rFonts w:asciiTheme="minorHAnsi" w:eastAsiaTheme="minorEastAsia" w:hAnsiTheme="minorHAnsi"/>
+          <w:noProof/>
+          <w:sz w:val="22"/>
+          <w:lang w:val="en-US"/>
+        </w:rPr>
+      </w:pPr>
+      <w:hyperlink w:anchor="_Toc232684400" w:history="1">
+        <w:r>
+          <w:rPr>
+            <w:rStyle w:val="Hyperlink"/>
+            <w:noProof/>
+          </w:rPr>
+          <w:t>2.2.7</w:t>
+        </w:r>
+        <w:r>
+          <w:rPr>
+            <w:rFonts w:asciiTheme="minorHAnsi" w:eastAsiaTheme="minorEastAsia" w:hAnsiTheme="minorHAnsi"/>
+            <w:noProof/>
+            <w:sz w:val="22"/>
+            <w:lang w:val="en-US"/>
+          </w:rPr>
+          <w:tab/>
+        </w:r>
+        <w:r>
+          <w:rPr>
+            <w:rStyle w:val="Hyperlink"/>
+            <w:noProof/>
+          </w:rPr>
+          <w:t>Product Owner</w:t>
+        </w:r>
+        <w:r>
+          <w:rPr>
+            <w:noProof/>
+            <w:webHidden/>
+          </w:rPr>
+          <w:tab/>
+        </w:r>
+        <w:r>
+          <w:rPr>
+            <w:noProof/>
+            <w:webHidden/>
+          </w:rPr>
+          <w:fldChar w:fldCharType="begin"/>
+        </w:r>
+        <w:r>
+          <w:rPr>
+            <w:noProof/>
+            <w:webHidden/>
+          </w:rPr>
+          <w:instrText xml:space="preserve"> PAGEREF _Toc232684400 \h </w:instrText>
+        </w:r>
+        <w:r>
+          <w:rPr>
+            <w:noProof/>
+            <w:webHidden/>
+          </w:rPr>
+        </w:r>
+        <w:r>
+          <w:rPr>
+            <w:noProof/>
+            <w:webHidden/>
+          </w:rPr>
+          <w:fldChar w:fldCharType="separate"/>
+        </w:r>
+        <w:r>
+          <w:rPr>
+            <w:noProof/>
+            <w:webHidden/>
+          </w:rPr>
+          <w:t>13</w:t>
+        </w:r>
+        <w:r>
+          <w:rPr>
+            <w:noProof/>
+            <w:webHidden/>
+          </w:rPr>
+          <w:fldChar w:fldCharType="end"/>
+        </w:r>
+      </w:hyperlink>
+    </w:p>
+    <w:p>
+      <w:pPr>
+        <w:pStyle w:val="TOC3"/>
+        <w:tabs>
+          <w:tab w:val="left" w:pos="1320"/>
+          <w:tab w:val="right" w:leader="dot" w:pos="7927"/>
+        </w:tabs>
+        <w:rPr>
+          <w:rFonts w:asciiTheme="minorHAnsi" w:eastAsiaTheme="minorEastAsia" w:hAnsiTheme="minorHAnsi"/>
+          <w:noProof/>
+          <w:sz w:val="22"/>
+          <w:lang w:val="en-US"/>
+        </w:rPr>
+      </w:pPr>
+      <w:hyperlink w:anchor="_Toc232684401" w:history="1">
+        <w:r>
+          <w:rPr>
+            <w:rStyle w:val="Hyperlink"/>
+            <w:noProof/>
+          </w:rPr>
+          <w:t>2.2.8</w:t>
+        </w:r>
+        <w:r>
+          <w:rPr>
+            <w:rFonts w:asciiTheme="minorHAnsi" w:eastAsiaTheme="minorEastAsia" w:hAnsiTheme="minorHAnsi"/>
+            <w:noProof/>
+            <w:sz w:val="22"/>
+            <w:lang w:val="en-US"/>
+          </w:rPr>
+          <w:tab/>
+        </w:r>
+        <w:r>
+          <w:rPr>
+            <w:rStyle w:val="Hyperlink"/>
+            <w:noProof/>
+          </w:rPr>
+          <w:t>Backend Lead</w:t>
+        </w:r>
+        <w:r>
+          <w:rPr>
+            <w:noProof/>
+            <w:webHidden/>
+          </w:rPr>
+          <w:tab/>
+        </w:r>
+        <w:r>
+          <w:rPr>
+            <w:noProof/>
+            <w:webHidden/>
+          </w:rPr>
+          <w:fldChar w:fldCharType="begin"/>
+        </w:r>
+        <w:r>
+          <w:rPr>
+            <w:noProof/>
+            <w:webHidden/>
+          </w:rPr>
+          <w:instrText xml:space="preserve"> PAGEREF _Toc232684401 \h </w:instrText>
+        </w:r>
+        <w:r>
+          <w:rPr>
+            <w:noProof/>
+            <w:webHidden/>
+          </w:rPr>
+        </w:r>
+        <w:r>
+          <w:rPr>
+            <w:noProof/>
+            <w:webHidden/>
+          </w:rPr>
+          <w:fldChar w:fldCharType="separate"/>
+        </w:r>
+        <w:r>
+          <w:rPr>
+            <w:noProof/>
+            <w:webHidden/>
+          </w:rPr>
+          <w:t>14</w:t>
+        </w:r>
+        <w:r>
+          <w:rPr>
+            <w:noProof/>
+            <w:webHidden/>
+          </w:rPr>
+          <w:fldChar w:fldCharType="end"/>
+        </w:r>
+      </w:hyperlink>
+    </w:p>
+    <w:p>
+      <w:pPr>
+        <w:pStyle w:val="TOC3"/>
+        <w:tabs>
+          <w:tab w:val="left" w:pos="1320"/>
+          <w:tab w:val="right" w:leader="dot" w:pos="7927"/>
+        </w:tabs>
+        <w:rPr>
+          <w:rFonts w:asciiTheme="minorHAnsi" w:eastAsiaTheme="minorEastAsia" w:hAnsiTheme="minorHAnsi"/>
+          <w:noProof/>
+          <w:sz w:val="22"/>
+          <w:lang w:val="en-US"/>
+        </w:rPr>
+      </w:pPr>
+      <w:hyperlink w:anchor="_Toc232684402" w:history="1">
+        <w:r>
+          <w:rPr>
+            <w:rStyle w:val="Hyperlink"/>
+            <w:noProof/>
+          </w:rPr>
+          <w:t>2.2.9</w:t>
+        </w:r>
+        <w:r>
+          <w:rPr>
+            <w:rFonts w:asciiTheme="minorHAnsi" w:eastAsiaTheme="minorEastAsia" w:hAnsiTheme="minorHAnsi"/>
+            <w:noProof/>
+            <w:sz w:val="22"/>
+            <w:lang w:val="en-US"/>
+          </w:rPr>
+          <w:tab/>
+        </w:r>
+        <w:r>
+          <w:rPr>
+            <w:rStyle w:val="Hyperlink"/>
+            <w:noProof/>
+          </w:rPr>
+          <w:t>Frontend Lead</w:t>
+        </w:r>
+        <w:r>
+          <w:rPr>
+            <w:noProof/>
+            <w:webHidden/>
+          </w:rPr>
+          <w:tab/>
+        </w:r>
+        <w:r>
+          <w:rPr>
+            <w:noProof/>
+            <w:webHidden/>
+          </w:rPr>
+          <w:fldChar w:fldCharType="begin"/>
+        </w:r>
+        <w:r>
+          <w:rPr>
+            <w:noProof/>
+            <w:webHidden/>
+          </w:rPr>
+          <w:instrText xml:space="preserve"> PAGEREF _Toc232684402 \h </w:instrText>
+        </w:r>
+        <w:r>
+          <w:rPr>
+            <w:noProof/>
+            <w:webHidden/>
+          </w:rPr>
+        </w:r>
+        <w:r>
+          <w:rPr>
+            <w:noProof/>
+            <w:webHidden/>
+          </w:rPr>
+          <w:fldChar w:fldCharType="separate"/>
+        </w:r>
+        <w:r>
+          <w:rPr>
+            <w:noProof/>
+            <w:webHidden/>
+          </w:rPr>
+          <w:t>15</w:t>
+        </w:r>
+        <w:r>
+          <w:rPr>
+            <w:noProof/>
+            <w:webHidden/>
+          </w:rPr>
+          <w:fldChar w:fldCharType="end"/>
+        </w:r>
+      </w:hyperlink>
+    </w:p>
+    <w:p>
+      <w:pPr>
+        <w:pStyle w:val="TOC3"/>
+        <w:tabs>
+          <w:tab w:val="left" w:pos="1320"/>
+          <w:tab w:val="right" w:leader="dot" w:pos="7927"/>
+        </w:tabs>
+        <w:rPr>
+          <w:rFonts w:asciiTheme="minorHAnsi" w:eastAsiaTheme="minorEastAsia" w:hAnsiTheme="minorHAnsi"/>
+          <w:noProof/>
+          <w:sz w:val="22"/>
+          <w:lang w:val="en-US"/>
+        </w:rPr>
+      </w:pPr>
+      <w:hyperlink w:anchor="_Toc232684403" w:history="1">
+        <w:r>
+          <w:rPr>
+            <w:rStyle w:val="Hyperlink"/>
+            <w:noProof/>
+          </w:rPr>
+          <w:t>2.2.10</w:t>
+        </w:r>
+        <w:r>
+          <w:rPr>
+            <w:rFonts w:asciiTheme="minorHAnsi" w:eastAsiaTheme="minorEastAsia" w:hAnsiTheme="minorHAnsi"/>
+            <w:noProof/>
+            <w:sz w:val="22"/>
+            <w:lang w:val="en-US"/>
+          </w:rPr>
+          <w:tab/>
+        </w:r>
+        <w:r>
+          <w:rPr>
+            <w:rStyle w:val="Hyperlink"/>
+            <w:noProof/>
+          </w:rPr>
+          <w:t>Senior Backend</w:t>
+        </w:r>
+        <w:r>
+          <w:rPr>
+            <w:noProof/>
+            <w:webHidden/>
+          </w:rPr>
+          <w:tab/>
+        </w:r>
+        <w:r>
+          <w:rPr>
+            <w:noProof/>
+            <w:webHidden/>
+          </w:rPr>
+          <w:fldChar w:fldCharType="begin"/>
+        </w:r>
+        <w:r>
+          <w:rPr>
+            <w:noProof/>
+            <w:webHidden/>
+          </w:rPr>
+          <w:instrText xml:space="preserve"> PAGEREF _Toc232684403 \h </w:instrText>
+        </w:r>
+        <w:r>
+          <w:rPr>
+            <w:noProof/>
+            <w:webHidden/>
+          </w:rPr>
+        </w:r>
+        <w:r>
+          <w:rPr>
+            <w:noProof/>
+            <w:webHidden/>
+          </w:rPr>
+          <w:fldChar w:fldCharType="separate"/>
+        </w:r>
+        <w:r>
+          <w:rPr>
+            <w:noProof/>
+            <w:webHidden/>
+          </w:rPr>
+          <w:t>16</w:t>
+        </w:r>
+        <w:r>
+          <w:rPr>
+            <w:noProof/>
+            <w:webHidden/>
+          </w:rPr>
+          <w:fldChar w:fldCharType="end"/>
+        </w:r>
+      </w:hyperlink>
+    </w:p>
+    <w:p>
+      <w:pPr>
+        <w:pStyle w:val="TOC3"/>
+        <w:tabs>
+          <w:tab w:val="left" w:pos="1320"/>
+          <w:tab w:val="right" w:leader="dot" w:pos="7927"/>
+        </w:tabs>
+        <w:rPr>
+          <w:rFonts w:asciiTheme="minorHAnsi" w:eastAsiaTheme="minorEastAsia" w:hAnsiTheme="minorHAnsi"/>
+          <w:noProof/>
+          <w:sz w:val="22"/>
+          <w:lang w:val="en-US"/>
+        </w:rPr>
+      </w:pPr>
+      <w:hyperlink w:anchor="_Toc232684404" w:history="1">
+        <w:r>
+          <w:rPr>
+            <w:rStyle w:val="Hyperlink"/>
+            <w:noProof/>
+          </w:rPr>
+          <w:t>2.2.11</w:t>
+        </w:r>
+        <w:r>
+          <w:rPr>
+            <w:rFonts w:asciiTheme="minorHAnsi" w:eastAsiaTheme="minorEastAsia" w:hAnsiTheme="minorHAnsi"/>
+            <w:noProof/>
+            <w:sz w:val="22"/>
+            <w:lang w:val="en-US"/>
+          </w:rPr>
+          <w:tab/>
+        </w:r>
+        <w:r>
+          <w:rPr>
+            <w:rStyle w:val="Hyperlink"/>
+            <w:noProof/>
+          </w:rPr>
+          <w:t>Senior Frontend</w:t>
+        </w:r>
+        <w:r>
+          <w:rPr>
+            <w:noProof/>
+            <w:webHidden/>
+          </w:rPr>
+          <w:tab/>
+        </w:r>
+        <w:r>
+          <w:rPr>
+            <w:noProof/>
+            <w:webHidden/>
+          </w:rPr>
+          <w:fldChar w:fldCharType="begin"/>
+        </w:r>
+        <w:r>
+          <w:rPr>
+            <w:noProof/>
+            <w:webHidden/>
+          </w:rPr>
+          <w:instrText xml:space="preserve"> PAGEREF _Toc232684404 \h </w:instrText>
+        </w:r>
+        <w:r>
+          <w:rPr>
+            <w:noProof/>
+            <w:webHidden/>
+          </w:rPr>
+        </w:r>
+        <w:r>
+          <w:rPr>
+            <w:noProof/>
+            <w:webHidden/>
+          </w:rPr>
+          <w:fldChar w:fldCharType="separate"/>
+        </w:r>
+        <w:r>
+          <w:rPr>
+            <w:noProof/>
+            <w:webHidden/>
+          </w:rPr>
+          <w:t>17</w:t>
+        </w:r>
+        <w:r>
+          <w:rPr>
+            <w:noProof/>
+            <w:webHidden/>
+          </w:rPr>
+          <w:fldChar w:fldCharType="end"/>
+        </w:r>
+      </w:hyperlink>
+    </w:p>
+    <w:p>
+      <w:pPr>
+        <w:pStyle w:val="TOC3"/>
+        <w:tabs>
+          <w:tab w:val="left" w:pos="1320"/>
+          <w:tab w:val="right" w:leader="dot" w:pos="7927"/>
+        </w:tabs>
+        <w:rPr>
+          <w:rFonts w:asciiTheme="minorHAnsi" w:eastAsiaTheme="minorEastAsia" w:hAnsiTheme="minorHAnsi"/>
+          <w:noProof/>
+          <w:sz w:val="22"/>
+          <w:lang w:val="en-US"/>
+        </w:rPr>
+      </w:pPr>
+      <w:hyperlink w:anchor="_Toc232684405" w:history="1">
+        <w:r>
+          <w:rPr>
+            <w:rStyle w:val="Hyperlink"/>
+            <w:noProof/>
+          </w:rPr>
+          <w:t>2.2.12</w:t>
+        </w:r>
+        <w:r>
+          <w:rPr>
+            <w:rFonts w:asciiTheme="minorHAnsi" w:eastAsiaTheme="minorEastAsia" w:hAnsiTheme="minorHAnsi"/>
+            <w:noProof/>
+            <w:sz w:val="22"/>
+            <w:lang w:val="en-US"/>
+          </w:rPr>
+          <w:tab/>
+        </w:r>
+        <w:r>
+          <w:rPr>
+            <w:rStyle w:val="Hyperlink"/>
+            <w:noProof/>
+          </w:rPr>
+          <w:t>Product Quality Assurance</w:t>
+        </w:r>
+        <w:r>
+          <w:rPr>
+            <w:noProof/>
+            <w:webHidden/>
+          </w:rPr>
+          <w:tab/>
+        </w:r>
+        <w:r>
+          <w:rPr>
+            <w:noProof/>
+            <w:webHidden/>
+          </w:rPr>
+          <w:fldChar w:fldCharType="begin"/>
+        </w:r>
+        <w:r>
+          <w:rPr>
+            <w:noProof/>
+            <w:webHidden/>
+          </w:rPr>
+          <w:instrText xml:space="preserve"> PAGEREF _Toc232684405 \h </w:instrText>
+        </w:r>
+        <w:r>
+          <w:rPr>
+            <w:noProof/>
+            <w:webHidden/>
+          </w:rPr>
+        </w:r>
+        <w:r>
+          <w:rPr>
+            <w:noProof/>
+            <w:webHidden/>
+          </w:rPr>
+          <w:fldChar w:fldCharType="separate"/>
+        </w:r>
+        <w:r>
+          <w:rPr>
+            <w:noProof/>
+            <w:webHidden/>
+          </w:rPr>
+          <w:t>18</w:t>
+        </w:r>
+        <w:r>
+          <w:rPr>
+            <w:noProof/>
+            <w:webHidden/>
+          </w:rPr>
+          <w:fldChar w:fldCharType="end"/>
+        </w:r>
+      </w:hyperlink>
+    </w:p>
+    <w:p>
+      <w:pPr>
+        <w:pStyle w:val="TOC3"/>
+        <w:tabs>
+          <w:tab w:val="left" w:pos="1320"/>
+          <w:tab w:val="right" w:leader="dot" w:pos="7927"/>
+        </w:tabs>
+        <w:rPr>
+          <w:rFonts w:asciiTheme="minorHAnsi" w:eastAsiaTheme="minorEastAsia" w:hAnsiTheme="minorHAnsi"/>
+          <w:noProof/>
+          <w:sz w:val="22"/>
+          <w:lang w:val="en-US"/>
+        </w:rPr>
+      </w:pPr>
+      <w:hyperlink w:anchor="_Toc232684406" w:history="1">
+        <w:r>
+          <w:rPr>
+            <w:rStyle w:val="Hyperlink"/>
+            <w:noProof/>
+          </w:rPr>
+          <w:t>2.2.13</w:t>
+        </w:r>
+        <w:r>
+          <w:rPr>
+            <w:rFonts w:asciiTheme="minorHAnsi" w:eastAsiaTheme="minorEastAsia" w:hAnsiTheme="minorHAnsi"/>
+            <w:noProof/>
+            <w:sz w:val="22"/>
+            <w:lang w:val="en-US"/>
+          </w:rPr>
+          <w:tab/>
+        </w:r>
+        <w:r>
+          <w:rPr>
+            <w:rStyle w:val="Hyperlink"/>
+            <w:noProof/>
+          </w:rPr>
+          <w:t>Quality Assurance Engineer</w:t>
+        </w:r>
+        <w:r>
+          <w:rPr>
+            <w:noProof/>
+            <w:webHidden/>
+          </w:rPr>
+          <w:tab/>
+        </w:r>
+        <w:r>
+          <w:rPr>
+            <w:noProof/>
+            <w:webHidden/>
+          </w:rPr>
+          <w:fldChar w:fldCharType="begin"/>
+        </w:r>
+        <w:r>
+          <w:rPr>
+            <w:noProof/>
+            <w:webHidden/>
+          </w:rPr>
+          <w:instrText xml:space="preserve"> PAGEREF _Toc232684406 \h </w:instrText>
+        </w:r>
+        <w:r>
+          <w:rPr>
+            <w:noProof/>
+            <w:webHidden/>
+          </w:rPr>
+        </w:r>
+        <w:r>
+          <w:rPr>
+            <w:noProof/>
+            <w:webHidden/>
+          </w:rPr>
+          <w:fldChar w:fldCharType="separate"/>
+        </w:r>
+        <w:r>
+          <w:rPr>
+            <w:noProof/>
+            <w:webHidden/>
+          </w:rPr>
+          <w:t>19</w:t>
+        </w:r>
+        <w:r>
+          <w:rPr>
+            <w:noProof/>
+            <w:webHidden/>
+          </w:rPr>
+          <w:fldChar w:fldCharType="end"/>
+        </w:r>
+      </w:hyperlink>
+    </w:p>
+    <w:p>
+      <w:pPr>
+        <w:pStyle w:val="TOC3"/>
+        <w:tabs>
+          <w:tab w:val="left" w:pos="1320"/>
+          <w:tab w:val="right" w:leader="dot" w:pos="7927"/>
+        </w:tabs>
+        <w:rPr>
+          <w:rFonts w:asciiTheme="minorHAnsi" w:eastAsiaTheme="minorEastAsia" w:hAnsiTheme="minorHAnsi"/>
+          <w:noProof/>
+          <w:sz w:val="22"/>
+          <w:lang w:val="en-US"/>
+        </w:rPr>
+      </w:pPr>
+      <w:hyperlink w:anchor="_Toc232684407" w:history="1">
+        <w:r>
+          <w:rPr>
+            <w:rStyle w:val="Hyperlink"/>
+            <w:noProof/>
+          </w:rPr>
+          <w:t>2.2.14</w:t>
+        </w:r>
+        <w:r>
+          <w:rPr>
+            <w:rFonts w:asciiTheme="minorHAnsi" w:eastAsiaTheme="minorEastAsia" w:hAnsiTheme="minorHAnsi"/>
+            <w:noProof/>
+            <w:sz w:val="22"/>
+            <w:lang w:val="en-US"/>
+          </w:rPr>
+          <w:tab/>
+        </w:r>
+        <w:r>
+          <w:rPr>
+            <w:rStyle w:val="Hyperlink"/>
+            <w:noProof/>
+          </w:rPr>
+          <w:t>Data Management</w:t>
+        </w:r>
+        <w:r>
+          <w:rPr>
+            <w:noProof/>
+            <w:webHidden/>
+          </w:rPr>
+          <w:tab/>
+        </w:r>
+        <w:r>
+          <w:rPr>
+            <w:noProof/>
+            <w:webHidden/>
+          </w:rPr>
+          <w:fldChar w:fldCharType="begin"/>
+        </w:r>
+        <w:r>
+          <w:rPr>
+            <w:noProof/>
+            <w:webHidden/>
+          </w:rPr>
+          <w:instrText xml:space="preserve"> PAGEREF _Toc232684407 \h </w:instrText>
+        </w:r>
+        <w:r>
+          <w:rPr>
+            <w:noProof/>
+            <w:webHidden/>
+          </w:rPr>
+        </w:r>
+        <w:r>
+          <w:rPr>
+            <w:noProof/>
+            <w:webHidden/>
+          </w:rPr>
+          <w:fldChar w:fldCharType="separate"/>
+        </w:r>
+        <w:r>
+          <w:rPr>
+            <w:noProof/>
+            <w:webHidden/>
+          </w:rPr>
+          <w:t>20</w:t>
+        </w:r>
+        <w:r>
+          <w:rPr>
+            <w:noProof/>
+            <w:webHidden/>
+          </w:rPr>
+          <w:fldChar w:fldCharType="end"/>
+        </w:r>
+      </w:hyperlink>
+    </w:p>
+    <w:p>
+      <w:pPr>
+        <w:pStyle w:val="TOC3"/>
+        <w:tabs>
+          <w:tab w:val="left" w:pos="1320"/>
+          <w:tab w:val="right" w:leader="dot" w:pos="7927"/>
+        </w:tabs>
+        <w:rPr>
+          <w:rFonts w:asciiTheme="minorHAnsi" w:eastAsiaTheme="minorEastAsia" w:hAnsiTheme="minorHAnsi"/>
+          <w:noProof/>
+          <w:sz w:val="22"/>
+          <w:lang w:val="en-US"/>
+        </w:rPr>
+      </w:pPr>
+      <w:hyperlink w:anchor="_Toc232684408" w:history="1">
+        <w:r>
+          <w:rPr>
+            <w:rStyle w:val="Hyperlink"/>
+            <w:noProof/>
+          </w:rPr>
+          <w:t>2.2.15</w:t>
+        </w:r>
+        <w:r>
+          <w:rPr>
+            <w:rFonts w:asciiTheme="minorHAnsi" w:eastAsiaTheme="minorEastAsia" w:hAnsiTheme="minorHAnsi"/>
+            <w:noProof/>
+            <w:sz w:val="22"/>
+            <w:lang w:val="en-US"/>
+          </w:rPr>
+          <w:tab/>
+        </w:r>
+        <w:r>
+          <w:rPr>
+            <w:rStyle w:val="Hyperlink"/>
+            <w:noProof/>
+          </w:rPr>
+          <w:t>Sales Development</w:t>
+        </w:r>
+        <w:r>
+          <w:rPr>
+            <w:noProof/>
+            <w:webHidden/>
+          </w:rPr>
+          <w:tab/>
+        </w:r>
+        <w:r>
+          <w:rPr>
+            <w:noProof/>
+            <w:webHidden/>
+          </w:rPr>
+          <w:fldChar w:fldCharType="begin"/>
+        </w:r>
+        <w:r>
+          <w:rPr>
+            <w:noProof/>
+            <w:webHidden/>
+          </w:rPr>
+          <w:instrText xml:space="preserve"> PAGEREF _Toc232684408 \h </w:instrText>
+        </w:r>
+        <w:r>
+          <w:rPr>
+            <w:noProof/>
+            <w:webHidden/>
+          </w:rPr>
+        </w:r>
+        <w:r>
+          <w:rPr>
+            <w:noProof/>
+            <w:webHidden/>
+          </w:rPr>
+          <w:fldChar w:fldCharType="separate"/>
+        </w:r>
+        <w:r>
+          <w:rPr>
+            <w:noProof/>
+            <w:webHidden/>
+          </w:rPr>
+          <w:t>21</w:t>
+        </w:r>
+        <w:r>
+          <w:rPr>
+            <w:noProof/>
+            <w:webHidden/>
+          </w:rPr>
+          <w:fldChar w:fldCharType="end"/>
+        </w:r>
+      </w:hyperlink>
+    </w:p>
+    <w:p>
+      <w:pPr>
+        <w:pStyle w:val="TOC3"/>
+        <w:tabs>
+          <w:tab w:val="left" w:pos="1320"/>
+          <w:tab w:val="right" w:leader="dot" w:pos="7927"/>
+        </w:tabs>
+        <w:rPr>
+          <w:rFonts w:asciiTheme="minorHAnsi" w:eastAsiaTheme="minorEastAsia" w:hAnsiTheme="minorHAnsi"/>
+          <w:noProof/>
+          <w:sz w:val="22"/>
+          <w:lang w:val="en-US"/>
+        </w:rPr>
+      </w:pPr>
+      <w:hyperlink w:anchor="_Toc232684409" w:history="1">
+        <w:r>
+          <w:rPr>
+            <w:rStyle w:val="Hyperlink"/>
+            <w:noProof/>
+          </w:rPr>
+          <w:t>2.2.16</w:t>
+        </w:r>
+        <w:r>
+          <w:rPr>
+            <w:rFonts w:asciiTheme="minorHAnsi" w:eastAsiaTheme="minorEastAsia" w:hAnsiTheme="minorHAnsi"/>
+            <w:noProof/>
+            <w:sz w:val="22"/>
+            <w:lang w:val="en-US"/>
+          </w:rPr>
+          <w:tab/>
+        </w:r>
+        <w:r>
+          <w:rPr>
+            <w:rStyle w:val="Hyperlink"/>
+            <w:noProof/>
+          </w:rPr>
+          <w:t>Customer Support</w:t>
+        </w:r>
+        <w:r>
+          <w:rPr>
+            <w:noProof/>
+            <w:webHidden/>
+          </w:rPr>
+          <w:tab/>
+        </w:r>
+        <w:r>
+          <w:rPr>
+            <w:noProof/>
+            <w:webHidden/>
+          </w:rPr>
+          <w:fldChar w:fldCharType="begin"/>
+        </w:r>
+        <w:r>
+          <w:rPr>
+            <w:noProof/>
+            <w:webHidden/>
+          </w:rPr>
+          <w:instrText xml:space="preserve"> PAGEREF _Toc232684409 \h </w:instrText>
+        </w:r>
+        <w:r>
+          <w:rPr>
+            <w:noProof/>
+            <w:webHidden/>
+          </w:rPr>
+        </w:r>
+        <w:r>
+          <w:rPr>
+            <w:noProof/>
+            <w:webHidden/>
+          </w:rPr>
+          <w:fldChar w:fldCharType="separate"/>
+        </w:r>
+        <w:r>
+          <w:rPr>
+            <w:noProof/>
+            <w:webHidden/>
+          </w:rPr>
+          <w:t>22</w:t>
+        </w:r>
+        <w:r>
+          <w:rPr>
+            <w:noProof/>
+            <w:webHidden/>
+          </w:rPr>
+          <w:fldChar w:fldCharType="end"/>
+        </w:r>
+      </w:hyperlink>
+    </w:p>
+    <w:p>
+      <w:pPr>
+        <w:pStyle w:val="TOC2"/>
+        <w:tabs>
+          <w:tab w:val="left" w:pos="880"/>
+          <w:tab w:val="right" w:leader="dot" w:pos="7927"/>
+        </w:tabs>
+        <w:rPr>
+          <w:rFonts w:asciiTheme="minorHAnsi" w:eastAsiaTheme="minorEastAsia" w:hAnsiTheme="minorHAnsi"/>
+          <w:noProof/>
+          <w:sz w:val="22"/>
+          <w:lang w:val="en-US"/>
+        </w:rPr>
+      </w:pPr>
+      <w:hyperlink w:anchor="_Toc232684410" w:history="1">
+        <w:r>
+          <w:rPr>
+            <w:rStyle w:val="Hyperlink"/>
+            <w:noProof/>
+          </w:rPr>
+          <w:t>2.3</w:t>
+        </w:r>
+        <w:r>
+          <w:rPr>
+            <w:rFonts w:asciiTheme="minorHAnsi" w:eastAsiaTheme="minorEastAsia" w:hAnsiTheme="minorHAnsi"/>
+            <w:noProof/>
+            <w:sz w:val="22"/>
+            <w:lang w:val="en-US"/>
+          </w:rPr>
+          <w:tab/>
+        </w:r>
+        <w:r>
+          <w:rPr>
+            <w:rStyle w:val="Hyperlink"/>
+            <w:noProof/>
+          </w:rPr>
+          <w:t>Logo Reusely</w:t>
+        </w:r>
+        <w:r>
+          <w:rPr>
+            <w:noProof/>
+            <w:webHidden/>
+          </w:rPr>
+          <w:tab/>
+        </w:r>
+        <w:r>
+          <w:rPr>
+            <w:noProof/>
+            <w:webHidden/>
+          </w:rPr>
+          <w:fldChar w:fldCharType="begin"/>
+        </w:r>
+        <w:r>
+          <w:rPr>
+            <w:noProof/>
+            <w:webHidden/>
+          </w:rPr>
+          <w:instrText xml:space="preserve"> PAGEREF _Toc232684410 \h </w:instrText>
+        </w:r>
+        <w:r>
+          <w:rPr>
+            <w:noProof/>
+            <w:webHidden/>
+          </w:rPr>
+        </w:r>
+        <w:r>
+          <w:rPr>
+            <w:noProof/>
+            <w:webHidden/>
+          </w:rPr>
+          <w:fldChar w:fldCharType="separate"/>
+        </w:r>
+        <w:r>
+          <w:rPr>
+            <w:noProof/>
+            <w:webHidden/>
+          </w:rPr>
+          <w:t>22</w:t>
+        </w:r>
+        <w:r>
+          <w:rPr>
+            <w:noProof/>
+            <w:webHidden/>
+          </w:rPr>
+          <w:fldChar w:fldCharType="end"/>
+        </w:r>
+      </w:hyperlink>
+    </w:p>
+    <w:p>
+      <w:pPr>
+        <w:pStyle w:val="TOC2"/>
+        <w:tabs>
+          <w:tab w:val="left" w:pos="880"/>
+          <w:tab w:val="right" w:leader="dot" w:pos="7927"/>
+        </w:tabs>
+        <w:rPr>
+          <w:rFonts w:asciiTheme="minorHAnsi" w:eastAsiaTheme="minorEastAsia" w:hAnsiTheme="minorHAnsi"/>
+          <w:noProof/>
+          <w:sz w:val="22"/>
+          <w:lang w:val="en-US"/>
+        </w:rPr>
+      </w:pPr>
+      <w:hyperlink w:anchor="_Toc232684411" w:history="1">
+        <w:r>
+          <w:rPr>
+            <w:rStyle w:val="Hyperlink"/>
+            <w:noProof/>
+          </w:rPr>
+          <w:t>2.4</w:t>
+        </w:r>
+        <w:r>
+          <w:rPr>
+            <w:rFonts w:asciiTheme="minorHAnsi" w:eastAsiaTheme="minorEastAsia" w:hAnsiTheme="minorHAnsi"/>
+            <w:noProof/>
+            <w:sz w:val="22"/>
+            <w:lang w:val="en-US"/>
+          </w:rPr>
+          <w:tab/>
+        </w:r>
+        <w:r>
+          <w:rPr>
+            <w:rStyle w:val="Hyperlink"/>
+            <w:noProof/>
+          </w:rPr>
+          <w:t>Visi dan Misi Perusahaan</w:t>
+        </w:r>
+        <w:r>
+          <w:rPr>
+            <w:noProof/>
+            <w:webHidden/>
+          </w:rPr>
+          <w:tab/>
+        </w:r>
+        <w:r>
+          <w:rPr>
+            <w:noProof/>
+            <w:webHidden/>
+          </w:rPr>
+          <w:fldChar w:fldCharType="begin"/>
+        </w:r>
+        <w:r>
+          <w:rPr>
+            <w:noProof/>
+            <w:webHidden/>
+          </w:rPr>
+          <w:instrText xml:space="preserve"> PAGEREF _Toc232684411 \h </w:instrText>
+        </w:r>
+        <w:r>
+          <w:rPr>
+            <w:noProof/>
+            <w:webHidden/>
+          </w:rPr>
+        </w:r>
+        <w:r>
+          <w:rPr>
+            <w:noProof/>
+            <w:webHidden/>
+          </w:rPr>
+          <w:fldChar w:fldCharType="separate"/>
+        </w:r>
+        <w:r>
+          <w:rPr>
+            <w:noProof/>
+            <w:webHidden/>
+          </w:rPr>
+          <w:t>23</w:t>
+        </w:r>
+        <w:r>
+          <w:rPr>
+            <w:noProof/>
+            <w:webHidden/>
+          </w:rPr>
+          <w:fldChar w:fldCharType="end"/>
+        </w:r>
+      </w:hyperlink>
+    </w:p>
+    <w:p>
+      <w:pPr>
+        <w:pStyle w:val="TOC3"/>
+        <w:tabs>
+          <w:tab w:val="left" w:pos="1320"/>
+          <w:tab w:val="right" w:leader="dot" w:pos="7927"/>
+        </w:tabs>
+        <w:rPr>
+          <w:rFonts w:asciiTheme="minorHAnsi" w:eastAsiaTheme="minorEastAsia" w:hAnsiTheme="minorHAnsi"/>
+          <w:noProof/>
+          <w:sz w:val="22"/>
+          <w:lang w:val="en-US"/>
+        </w:rPr>
+      </w:pPr>
+      <w:hyperlink w:anchor="_Toc232684412" w:history="1">
+        <w:r>
+          <w:rPr>
+            <w:rStyle w:val="Hyperlink"/>
+            <w:noProof/>
+          </w:rPr>
+          <w:t>2.4.1</w:t>
+        </w:r>
+        <w:r>
+          <w:rPr>
+            <w:rFonts w:asciiTheme="minorHAnsi" w:eastAsiaTheme="minorEastAsia" w:hAnsiTheme="minorHAnsi"/>
+            <w:noProof/>
+            <w:sz w:val="22"/>
+            <w:lang w:val="en-US"/>
+          </w:rPr>
+          <w:tab/>
+        </w:r>
+        <w:r>
+          <w:rPr>
+            <w:rStyle w:val="Hyperlink"/>
+            <w:noProof/>
+          </w:rPr>
+          <w:t>Visi</w:t>
+        </w:r>
+        <w:r>
+          <w:rPr>
+            <w:noProof/>
+            <w:webHidden/>
+          </w:rPr>
+          <w:tab/>
+        </w:r>
+        <w:r>
+          <w:rPr>
+            <w:noProof/>
+            <w:webHidden/>
+          </w:rPr>
+          <w:fldChar w:fldCharType="begin"/>
+        </w:r>
+        <w:r>
+          <w:rPr>
+            <w:noProof/>
+            <w:webHidden/>
+          </w:rPr>
+          <w:instrText xml:space="preserve"> PAGEREF _Toc232684412 \h </w:instrText>
+        </w:r>
+        <w:r>
+          <w:rPr>
+            <w:noProof/>
+            <w:webHidden/>
+          </w:rPr>
+        </w:r>
+        <w:r>
+          <w:rPr>
+            <w:noProof/>
+            <w:webHidden/>
+          </w:rPr>
+          <w:fldChar w:fldCharType="separate"/>
+        </w:r>
+        <w:r>
+          <w:rPr>
+            <w:noProof/>
+            <w:webHidden/>
+          </w:rPr>
+          <w:t>23</w:t>
+        </w:r>
+        <w:r>
+          <w:rPr>
+            <w:noProof/>
+            <w:webHidden/>
+          </w:rPr>
+          <w:fldChar w:fldCharType="end"/>
+        </w:r>
+      </w:hyperlink>
+    </w:p>
+    <w:p>
+      <w:pPr>
+        <w:pStyle w:val="TOC3"/>
+        <w:tabs>
+          <w:tab w:val="left" w:pos="1320"/>
+          <w:tab w:val="right" w:leader="dot" w:pos="7927"/>
+        </w:tabs>
+        <w:rPr>
+          <w:rFonts w:asciiTheme="minorHAnsi" w:eastAsiaTheme="minorEastAsia" w:hAnsiTheme="minorHAnsi"/>
+          <w:noProof/>
+          <w:sz w:val="22"/>
+          <w:lang w:val="en-US"/>
+        </w:rPr>
+      </w:pPr>
+      <w:hyperlink w:anchor="_Toc232684413" w:history="1">
+        <w:r>
+          <w:rPr>
+            <w:rStyle w:val="Hyperlink"/>
+            <w:rFonts w:eastAsiaTheme="majorEastAsia" w:cstheme="majorBidi"/>
+            <w:noProof/>
+            <w:kern w:val="2"/>
+            <w14:ligatures w14:val="standardContextual"/>
+          </w:rPr>
+          <w:t>2.4.2</w:t>
+        </w:r>
+        <w:r>
+          <w:rPr>
+            <w:rFonts w:asciiTheme="minorHAnsi" w:eastAsiaTheme="minorEastAsia" w:hAnsiTheme="minorHAnsi"/>
+            <w:noProof/>
+            <w:sz w:val="22"/>
+            <w:lang w:val="en-US"/>
+          </w:rPr>
+          <w:tab/>
+        </w:r>
+        <w:r>
+          <w:rPr>
+            <w:rStyle w:val="Hyperlink"/>
+            <w:noProof/>
+          </w:rPr>
+          <w:t>Misi</w:t>
+        </w:r>
+        <w:r>
+          <w:rPr>
+            <w:noProof/>
+            <w:webHidden/>
+          </w:rPr>
+          <w:tab/>
+        </w:r>
+        <w:r>
+          <w:rPr>
+            <w:noProof/>
+            <w:webHidden/>
+          </w:rPr>
+          <w:fldChar w:fldCharType="begin"/>
+        </w:r>
+        <w:r>
+          <w:rPr>
+            <w:noProof/>
+            <w:webHidden/>
+          </w:rPr>
+          <w:instrText xml:space="preserve"> PAGEREF _Toc232684413 \h </w:instrText>
+        </w:r>
+        <w:r>
+          <w:rPr>
+            <w:noProof/>
+            <w:webHidden/>
+          </w:rPr>
+        </w:r>
+        <w:r>
+          <w:rPr>
+            <w:noProof/>
+            <w:webHidden/>
+          </w:rPr>
+          <w:fldChar w:fldCharType="separate"/>
+        </w:r>
+        <w:r>
+          <w:rPr>
+            <w:noProof/>
+            <w:webHidden/>
+          </w:rPr>
+          <w:t>23</w:t>
+        </w:r>
+        <w:r>
+          <w:rPr>
+            <w:noProof/>
+            <w:webHidden/>
+          </w:rPr>
+          <w:fldChar w:fldCharType="end"/>
+        </w:r>
+      </w:hyperlink>
+    </w:p>
+    <w:p>
+      <w:pPr>
+        <w:pStyle w:val="TOC1"/>
+        <w:tabs>
+          <w:tab w:val="right" w:leader="dot" w:pos="7927"/>
+        </w:tabs>
+        <w:rPr>
+          <w:rFonts w:asciiTheme="minorHAnsi" w:eastAsiaTheme="minorEastAsia" w:hAnsiTheme="minorHAnsi"/>
+          <w:noProof/>
+          <w:sz w:val="22"/>
+          <w:lang w:val="en-US"/>
+        </w:rPr>
+      </w:pPr>
+      <w:hyperlink w:anchor="_Toc232684414" w:history="1">
+        <w:r>
+          <w:rPr>
+            <w:rStyle w:val="Hyperlink"/>
+            <w:noProof/>
+          </w:rPr>
+          <w:t>BAB III HASIL KEGIATAN KERJA PRAKTIK</w:t>
+        </w:r>
+        <w:r>
+          <w:rPr>
+            <w:noProof/>
+            <w:webHidden/>
+          </w:rPr>
+          <w:tab/>
+        </w:r>
+        <w:r>
+          <w:rPr>
+            <w:noProof/>
+            <w:webHidden/>
+          </w:rPr>
+          <w:fldChar w:fldCharType="begin"/>
+        </w:r>
+        <w:r>
+          <w:rPr>
+            <w:noProof/>
+            <w:webHidden/>
+          </w:rPr>
+          <w:instrText xml:space="preserve"> PAGEREF _Toc232684414 \h </w:instrText>
+        </w:r>
+        <w:r>
+          <w:rPr>
+            <w:noProof/>
+            <w:webHidden/>
+          </w:rPr>
+        </w:r>
+        <w:r>
+          <w:rPr>
+            <w:noProof/>
+            <w:webHidden/>
+          </w:rPr>
+          <w:fldChar w:fldCharType="separate"/>
+        </w:r>
+        <w:r>
+          <w:rPr>
+            <w:noProof/>
+            <w:webHidden/>
+          </w:rPr>
+          <w:t>24</w:t>
+        </w:r>
+        <w:r>
+          <w:rPr>
+            <w:noProof/>
+            <w:webHidden/>
+          </w:rPr>
+          <w:fldChar w:fldCharType="end"/>
+        </w:r>
+      </w:hyperlink>
+    </w:p>
+    <w:p>
+      <w:pPr>
+        <w:pStyle w:val="TOC2"/>
+        <w:tabs>
+          <w:tab w:val="left" w:pos="880"/>
+          <w:tab w:val="right" w:leader="dot" w:pos="7927"/>
+        </w:tabs>
+        <w:rPr>
+          <w:rFonts w:asciiTheme="minorHAnsi" w:eastAsiaTheme="minorEastAsia" w:hAnsiTheme="minorHAnsi"/>
+          <w:noProof/>
+          <w:sz w:val="22"/>
+          <w:lang w:val="en-US"/>
+        </w:rPr>
+      </w:pPr>
+      <w:hyperlink w:anchor="_Toc232684415" w:history="1">
+        <w:r>
+          <w:rPr>
+            <w:rStyle w:val="Hyperlink"/>
+            <w:noProof/>
+          </w:rPr>
+          <w:t>3.1</w:t>
+        </w:r>
+        <w:r>
+          <w:rPr>
+            <w:rFonts w:asciiTheme="minorHAnsi" w:eastAsiaTheme="minorEastAsia" w:hAnsiTheme="minorHAnsi"/>
+            <w:noProof/>
+            <w:sz w:val="22"/>
+            <w:lang w:val="en-US"/>
+          </w:rPr>
+          <w:tab/>
+        </w:r>
+        <w:r>
+          <w:rPr>
+            <w:rStyle w:val="Hyperlink"/>
+            <w:noProof/>
+          </w:rPr>
+          <w:t>Bidang Kegiatan Kerja Praktik</w:t>
+        </w:r>
+        <w:r>
+          <w:rPr>
+            <w:noProof/>
+            <w:webHidden/>
+          </w:rPr>
+          <w:tab/>
+        </w:r>
+        <w:r>
+          <w:rPr>
+            <w:noProof/>
+            <w:webHidden/>
+          </w:rPr>
+          <w:fldChar w:fldCharType="begin"/>
+        </w:r>
+        <w:r>
+          <w:rPr>
+            <w:noProof/>
+            <w:webHidden/>
+          </w:rPr>
+          <w:instrText xml:space="preserve"> PAGEREF _Toc232684415 \h </w:instrText>
+        </w:r>
+        <w:r>
+          <w:rPr>
+            <w:noProof/>
+            <w:webHidden/>
+          </w:rPr>
+        </w:r>
+        <w:r>
+          <w:rPr>
+            <w:noProof/>
+            <w:webHidden/>
+          </w:rPr>
+          <w:fldChar w:fldCharType="separate"/>
+        </w:r>
+        <w:r>
+          <w:rPr>
+            <w:noProof/>
+            <w:webHidden/>
+          </w:rPr>
+          <w:t>24</w:t>
+        </w:r>
+        <w:r>
+          <w:rPr>
+            <w:noProof/>
+            <w:webHidden/>
+          </w:rPr>
+          <w:fldChar w:fldCharType="end"/>
+        </w:r>
+      </w:hyperlink>
+    </w:p>
+    <w:p>
+      <w:pPr>
+        <w:pStyle w:val="TOC2"/>
+        <w:tabs>
+          <w:tab w:val="left" w:pos="880"/>
+          <w:tab w:val="right" w:leader="dot" w:pos="7927"/>
+        </w:tabs>
+        <w:rPr>
+          <w:rFonts w:asciiTheme="minorHAnsi" w:eastAsiaTheme="minorEastAsia" w:hAnsiTheme="minorHAnsi"/>
+          <w:noProof/>
+          <w:sz w:val="22"/>
+          <w:lang w:val="en-US"/>
+        </w:rPr>
+      </w:pPr>
+      <w:hyperlink w:anchor="_Toc232684416" w:history="1">
+        <w:r>
+          <w:rPr>
+            <w:rStyle w:val="Hyperlink"/>
+            <w:rFonts w:cs="Times New Roman"/>
+            <w:noProof/>
+          </w:rPr>
+          <w:t>3.2</w:t>
+        </w:r>
+        <w:r>
+          <w:rPr>
+            <w:rFonts w:asciiTheme="minorHAnsi" w:eastAsiaTheme="minorEastAsia" w:hAnsiTheme="minorHAnsi"/>
+            <w:noProof/>
+            <w:sz w:val="22"/>
+            <w:lang w:val="en-US"/>
+          </w:rPr>
+          <w:tab/>
+        </w:r>
+        <w:r>
+          <w:rPr>
+            <w:rStyle w:val="Hyperlink"/>
+            <w:noProof/>
+          </w:rPr>
+          <w:t>Tugas dan Tanggung Jawab</w:t>
+        </w:r>
+        <w:r>
+          <w:rPr>
+            <w:noProof/>
+            <w:webHidden/>
+          </w:rPr>
+          <w:tab/>
+        </w:r>
+        <w:r>
+          <w:rPr>
+            <w:noProof/>
+            <w:webHidden/>
+          </w:rPr>
+          <w:fldChar w:fldCharType="begin"/>
+        </w:r>
+        <w:r>
+          <w:rPr>
+            <w:noProof/>
+            <w:webHidden/>
+          </w:rPr>
+          <w:instrText xml:space="preserve"> PAGEREF _Toc232684416 \h </w:instrText>
+        </w:r>
+        <w:r>
+          <w:rPr>
+            <w:noProof/>
+            <w:webHidden/>
+          </w:rPr>
+        </w:r>
+        <w:r>
+          <w:rPr>
+            <w:noProof/>
+            <w:webHidden/>
+          </w:rPr>
+          <w:fldChar w:fldCharType="separate"/>
+        </w:r>
+        <w:r>
+          <w:rPr>
+            <w:noProof/>
+            <w:webHidden/>
+          </w:rPr>
+          <w:t>24</w:t>
+        </w:r>
+        <w:r>
+          <w:rPr>
+            <w:noProof/>
+            <w:webHidden/>
+          </w:rPr>
+          <w:fldChar w:fldCharType="end"/>
+        </w:r>
+      </w:hyperlink>
+    </w:p>
+    <w:p>
+      <w:pPr>
+        <w:pStyle w:val="TOC2"/>
+        <w:tabs>
+          <w:tab w:val="left" w:pos="880"/>
+          <w:tab w:val="right" w:leader="dot" w:pos="7927"/>
+        </w:tabs>
+        <w:rPr>
+          <w:rFonts w:asciiTheme="minorHAnsi" w:eastAsiaTheme="minorEastAsia" w:hAnsiTheme="minorHAnsi"/>
+          <w:noProof/>
+          <w:sz w:val="22"/>
+          <w:lang w:val="en-US"/>
+        </w:rPr>
+      </w:pPr>
+      <w:hyperlink w:anchor="_Toc232684417" w:history="1">
+        <w:r>
+          <w:rPr>
+            <w:rStyle w:val="Hyperlink"/>
+            <w:noProof/>
+          </w:rPr>
+          <w:t>3.3</w:t>
+        </w:r>
+        <w:r>
+          <w:rPr>
+            <w:rFonts w:asciiTheme="minorHAnsi" w:eastAsiaTheme="minorEastAsia" w:hAnsiTheme="minorHAnsi"/>
+            <w:noProof/>
+            <w:sz w:val="22"/>
+            <w:lang w:val="en-US"/>
+          </w:rPr>
+          <w:tab/>
+        </w:r>
+        <w:r>
+          <w:rPr>
+            <w:rStyle w:val="Hyperlink"/>
+            <w:noProof/>
+          </w:rPr>
+          <w:t>Landasan Teori</w:t>
+        </w:r>
+        <w:r>
+          <w:rPr>
+            <w:noProof/>
+            <w:webHidden/>
+          </w:rPr>
+          <w:tab/>
+        </w:r>
+        <w:r>
+          <w:rPr>
+            <w:noProof/>
+            <w:webHidden/>
+          </w:rPr>
+          <w:fldChar w:fldCharType="begin"/>
+        </w:r>
+        <w:r>
+          <w:rPr>
+            <w:noProof/>
+            <w:webHidden/>
+          </w:rPr>
+          <w:instrText xml:space="preserve"> PAGEREF _Toc232684417 \h </w:instrText>
+        </w:r>
+        <w:r>
+          <w:rPr>
+            <w:noProof/>
+            <w:webHidden/>
+          </w:rPr>
+        </w:r>
+        <w:r>
+          <w:rPr>
+            <w:noProof/>
+            <w:webHidden/>
+          </w:rPr>
+          <w:fldChar w:fldCharType="separate"/>
+        </w:r>
+        <w:r>
+          <w:rPr>
+            <w:noProof/>
+            <w:webHidden/>
+          </w:rPr>
+          <w:t>25</w:t>
+        </w:r>
+        <w:r>
+          <w:rPr>
+            <w:noProof/>
+            <w:webHidden/>
+          </w:rPr>
+          <w:fldChar w:fldCharType="end"/>
+        </w:r>
+      </w:hyperlink>
+    </w:p>
+    <w:p>
+      <w:pPr>
+        <w:pStyle w:val="TOC3"/>
+        <w:tabs>
+          <w:tab w:val="left" w:pos="1320"/>
+          <w:tab w:val="right" w:leader="dot" w:pos="7927"/>
+        </w:tabs>
+        <w:rPr>
+          <w:rFonts w:asciiTheme="minorHAnsi" w:eastAsiaTheme="minorEastAsia" w:hAnsiTheme="minorHAnsi"/>
+          <w:noProof/>
+          <w:sz w:val="22"/>
+          <w:lang w:val="en-US"/>
+        </w:rPr>
+      </w:pPr>
+      <w:hyperlink w:anchor="_Toc232684418" w:history="1">
+        <w:r>
+          <w:rPr>
+            <w:rStyle w:val="Hyperlink"/>
+            <w:noProof/>
+          </w:rPr>
+          <w:t>3.3.1</w:t>
+        </w:r>
+        <w:r>
+          <w:rPr>
+            <w:rFonts w:asciiTheme="minorHAnsi" w:eastAsiaTheme="minorEastAsia" w:hAnsiTheme="minorHAnsi"/>
+            <w:noProof/>
+            <w:sz w:val="22"/>
+            <w:lang w:val="en-US"/>
+          </w:rPr>
+          <w:tab/>
+        </w:r>
+        <w:r>
+          <w:rPr>
+            <w:rStyle w:val="Hyperlink"/>
+            <w:i/>
+            <w:iCs/>
+            <w:noProof/>
+          </w:rPr>
+          <w:t>User Interface</w:t>
+        </w:r>
+        <w:r>
+          <w:rPr>
+            <w:noProof/>
+            <w:webHidden/>
+          </w:rPr>
+          <w:tab/>
+        </w:r>
+        <w:r>
+          <w:rPr>
+            <w:noProof/>
+            <w:webHidden/>
+          </w:rPr>
+          <w:fldChar w:fldCharType="begin"/>
+        </w:r>
+        <w:r>
+          <w:rPr>
+            <w:noProof/>
+            <w:webHidden/>
+          </w:rPr>
+          <w:instrText xml:space="preserve"> PAGEREF _Toc232684418 \h </w:instrText>
+        </w:r>
+        <w:r>
+          <w:rPr>
+            <w:noProof/>
+            <w:webHidden/>
+          </w:rPr>
+        </w:r>
+        <w:r>
+          <w:rPr>
+            <w:noProof/>
+            <w:webHidden/>
+          </w:rPr>
+          <w:fldChar w:fldCharType="separate"/>
+        </w:r>
+        <w:r>
+          <w:rPr>
+            <w:noProof/>
+            <w:webHidden/>
+          </w:rPr>
+          <w:t>25</w:t>
+        </w:r>
+        <w:r>
+          <w:rPr>
+            <w:noProof/>
+            <w:webHidden/>
+          </w:rPr>
+          <w:fldChar w:fldCharType="end"/>
+        </w:r>
+      </w:hyperlink>
+    </w:p>
+    <w:p>
+      <w:pPr>
+        <w:pStyle w:val="TOC3"/>
+        <w:tabs>
+          <w:tab w:val="left" w:pos="1320"/>
+          <w:tab w:val="right" w:leader="dot" w:pos="7927"/>
+        </w:tabs>
+        <w:rPr>
+          <w:rFonts w:asciiTheme="minorHAnsi" w:eastAsiaTheme="minorEastAsia" w:hAnsiTheme="minorHAnsi"/>
+          <w:noProof/>
+          <w:sz w:val="22"/>
+          <w:lang w:val="en-US"/>
+        </w:rPr>
+      </w:pPr>
+      <w:hyperlink w:anchor="_Toc232684419" w:history="1">
+        <w:r>
+          <w:rPr>
+            <w:rStyle w:val="Hyperlink"/>
+            <w:noProof/>
+          </w:rPr>
+          <w:t>3.3.2</w:t>
+        </w:r>
+        <w:r>
+          <w:rPr>
+            <w:rFonts w:asciiTheme="minorHAnsi" w:eastAsiaTheme="minorEastAsia" w:hAnsiTheme="minorHAnsi"/>
+            <w:noProof/>
+            <w:sz w:val="22"/>
+            <w:lang w:val="en-US"/>
+          </w:rPr>
+          <w:tab/>
+        </w:r>
+        <w:r>
+          <w:rPr>
+            <w:rStyle w:val="Hyperlink"/>
+            <w:i/>
+            <w:iCs/>
+            <w:noProof/>
+          </w:rPr>
+          <w:t>Design System</w:t>
+        </w:r>
+        <w:r>
+          <w:rPr>
+            <w:noProof/>
+            <w:webHidden/>
+          </w:rPr>
+          <w:tab/>
+        </w:r>
+        <w:r>
+          <w:rPr>
+            <w:noProof/>
+            <w:webHidden/>
+          </w:rPr>
+          <w:fldChar w:fldCharType="begin"/>
+        </w:r>
+        <w:r>
+          <w:rPr>
+            <w:noProof/>
+            <w:webHidden/>
+          </w:rPr>
+          <w:instrText xml:space="preserve"> PAGEREF _Toc232684419 \h </w:instrText>
+        </w:r>
+        <w:r>
+          <w:rPr>
+            <w:noProof/>
+            <w:webHidden/>
+          </w:rPr>
+        </w:r>
+        <w:r>
+          <w:rPr>
+            <w:noProof/>
+            <w:webHidden/>
+          </w:rPr>
+          <w:fldChar w:fldCharType="separate"/>
+        </w:r>
+        <w:r>
+          <w:rPr>
+            <w:noProof/>
+            <w:webHidden/>
+          </w:rPr>
+          <w:t>26</w:t>
+        </w:r>
+        <w:r>
+          <w:rPr>
+            <w:noProof/>
+            <w:webHidden/>
+          </w:rPr>
+          <w:fldChar w:fldCharType="end"/>
+        </w:r>
+      </w:hyperlink>
+    </w:p>
+    <w:p>
+      <w:pPr>
+        <w:pStyle w:val="TOC3"/>
+        <w:tabs>
+          <w:tab w:val="left" w:pos="1320"/>
+          <w:tab w:val="right" w:leader="dot" w:pos="7927"/>
+        </w:tabs>
+        <w:rPr>
+          <w:rFonts w:asciiTheme="minorHAnsi" w:eastAsiaTheme="minorEastAsia" w:hAnsiTheme="minorHAnsi"/>
+          <w:noProof/>
+          <w:sz w:val="22"/>
+          <w:lang w:val="en-US"/>
+        </w:rPr>
+      </w:pPr>
+      <w:hyperlink w:anchor="_Toc232684420" w:history="1">
+        <w:r>
+          <w:rPr>
+            <w:rStyle w:val="Hyperlink"/>
+            <w:noProof/>
+          </w:rPr>
+          <w:t>3.3.3</w:t>
+        </w:r>
+        <w:r>
+          <w:rPr>
+            <w:rFonts w:asciiTheme="minorHAnsi" w:eastAsiaTheme="minorEastAsia" w:hAnsiTheme="minorHAnsi"/>
+            <w:noProof/>
+            <w:sz w:val="22"/>
+            <w:lang w:val="en-US"/>
+          </w:rPr>
+          <w:tab/>
+        </w:r>
+        <w:r>
+          <w:rPr>
+            <w:rStyle w:val="Hyperlink"/>
+            <w:iCs/>
+            <w:noProof/>
+          </w:rPr>
+          <w:t>Figma</w:t>
+        </w:r>
+        <w:r>
+          <w:rPr>
+            <w:noProof/>
+            <w:webHidden/>
+          </w:rPr>
+          <w:tab/>
+        </w:r>
+        <w:r>
+          <w:rPr>
+            <w:noProof/>
+            <w:webHidden/>
+          </w:rPr>
+          <w:fldChar w:fldCharType="begin"/>
+        </w:r>
+        <w:r>
+          <w:rPr>
+            <w:noProof/>
+            <w:webHidden/>
+          </w:rPr>
+          <w:instrText xml:space="preserve"> PAGEREF _Toc232684420 \h </w:instrText>
+        </w:r>
+        <w:r>
+          <w:rPr>
+            <w:noProof/>
+            <w:webHidden/>
+          </w:rPr>
+        </w:r>
+        <w:r>
+          <w:rPr>
+            <w:noProof/>
+            <w:webHidden/>
+          </w:rPr>
+          <w:fldChar w:fldCharType="separate"/>
+        </w:r>
+        <w:r>
+          <w:rPr>
+            <w:noProof/>
+            <w:webHidden/>
+          </w:rPr>
+          <w:t>26</w:t>
+        </w:r>
+        <w:r>
+          <w:rPr>
+            <w:noProof/>
+            <w:webHidden/>
+          </w:rPr>
+          <w:fldChar w:fldCharType="end"/>
+        </w:r>
+      </w:hyperlink>
+    </w:p>
+    <w:p>
+      <w:pPr>
+        <w:pStyle w:val="TOC3"/>
+        <w:tabs>
+          <w:tab w:val="left" w:pos="1320"/>
+          <w:tab w:val="right" w:leader="dot" w:pos="7927"/>
+        </w:tabs>
+        <w:rPr>
+          <w:rFonts w:asciiTheme="minorHAnsi" w:eastAsiaTheme="minorEastAsia" w:hAnsiTheme="minorHAnsi"/>
+          <w:noProof/>
+          <w:sz w:val="22"/>
+          <w:lang w:val="en-US"/>
+        </w:rPr>
+      </w:pPr>
+      <w:hyperlink w:anchor="_Toc232684421" w:history="1">
+        <w:r>
+          <w:rPr>
+            <w:rStyle w:val="Hyperlink"/>
+            <w:noProof/>
+          </w:rPr>
+          <w:t>3.3.4</w:t>
+        </w:r>
+        <w:r>
+          <w:rPr>
+            <w:rFonts w:asciiTheme="minorHAnsi" w:eastAsiaTheme="minorEastAsia" w:hAnsiTheme="minorHAnsi"/>
+            <w:noProof/>
+            <w:sz w:val="22"/>
+            <w:lang w:val="en-US"/>
+          </w:rPr>
+          <w:tab/>
+        </w:r>
+        <w:r>
+          <w:rPr>
+            <w:rStyle w:val="Hyperlink"/>
+            <w:i/>
+            <w:noProof/>
+          </w:rPr>
+          <w:t>Auto Layout</w:t>
+        </w:r>
+        <w:r>
+          <w:rPr>
+            <w:noProof/>
+            <w:webHidden/>
+          </w:rPr>
+          <w:tab/>
+        </w:r>
+        <w:r>
+          <w:rPr>
+            <w:noProof/>
+            <w:webHidden/>
+          </w:rPr>
+          <w:fldChar w:fldCharType="begin"/>
+        </w:r>
+        <w:r>
+          <w:rPr>
+            <w:noProof/>
+            <w:webHidden/>
+          </w:rPr>
+          <w:instrText xml:space="preserve"> PAGEREF _Toc232684421 \h </w:instrText>
+        </w:r>
+        <w:r>
+          <w:rPr>
+            <w:noProof/>
+            <w:webHidden/>
+          </w:rPr>
+        </w:r>
+        <w:r>
+          <w:rPr>
+            <w:noProof/>
+            <w:webHidden/>
+          </w:rPr>
+          <w:fldChar w:fldCharType="separate"/>
+        </w:r>
+        <w:r>
+          <w:rPr>
+            <w:noProof/>
+            <w:webHidden/>
+          </w:rPr>
+          <w:t>26</w:t>
+        </w:r>
+        <w:r>
+          <w:rPr>
+            <w:noProof/>
+            <w:webHidden/>
+          </w:rPr>
+          <w:fldChar w:fldCharType="end"/>
+        </w:r>
+      </w:hyperlink>
+    </w:p>
+    <w:p>
+      <w:pPr>
+        <w:pStyle w:val="TOC3"/>
+        <w:tabs>
+          <w:tab w:val="left" w:pos="1320"/>
+          <w:tab w:val="right" w:leader="dot" w:pos="7927"/>
+        </w:tabs>
+        <w:rPr>
+          <w:rFonts w:asciiTheme="minorHAnsi" w:eastAsiaTheme="minorEastAsia" w:hAnsiTheme="minorHAnsi"/>
+          <w:noProof/>
+          <w:sz w:val="22"/>
+          <w:lang w:val="en-US"/>
+        </w:rPr>
+      </w:pPr>
+      <w:hyperlink w:anchor="_Toc232684422" w:history="1">
+        <w:r>
+          <w:rPr>
+            <w:rStyle w:val="Hyperlink"/>
+            <w:noProof/>
+          </w:rPr>
+          <w:t>3.3.5</w:t>
+        </w:r>
+        <w:r>
+          <w:rPr>
+            <w:rFonts w:asciiTheme="minorHAnsi" w:eastAsiaTheme="minorEastAsia" w:hAnsiTheme="minorHAnsi"/>
+            <w:noProof/>
+            <w:sz w:val="22"/>
+            <w:lang w:val="en-US"/>
+          </w:rPr>
+          <w:tab/>
+        </w:r>
+        <w:r>
+          <w:rPr>
+            <w:rStyle w:val="Hyperlink"/>
+            <w:i/>
+            <w:noProof/>
+          </w:rPr>
+          <w:t>Component Sets</w:t>
+        </w:r>
+        <w:r>
+          <w:rPr>
+            <w:noProof/>
+            <w:webHidden/>
+          </w:rPr>
+          <w:tab/>
+        </w:r>
+        <w:r>
+          <w:rPr>
+            <w:noProof/>
+            <w:webHidden/>
+          </w:rPr>
+          <w:fldChar w:fldCharType="begin"/>
+        </w:r>
+        <w:r>
+          <w:rPr>
+            <w:noProof/>
+            <w:webHidden/>
+          </w:rPr>
+          <w:instrText xml:space="preserve"> PAGEREF _Toc232684422 \h </w:instrText>
+        </w:r>
+        <w:r>
+          <w:rPr>
+            <w:noProof/>
+            <w:webHidden/>
+          </w:rPr>
+        </w:r>
+        <w:r>
+          <w:rPr>
+            <w:noProof/>
+            <w:webHidden/>
+          </w:rPr>
+          <w:fldChar w:fldCharType="separate"/>
+        </w:r>
+        <w:r>
+          <w:rPr>
+            <w:noProof/>
+            <w:webHidden/>
+          </w:rPr>
+          <w:t>27</w:t>
+        </w:r>
+        <w:r>
+          <w:rPr>
+            <w:noProof/>
+            <w:webHidden/>
+          </w:rPr>
+          <w:fldChar w:fldCharType="end"/>
+        </w:r>
+      </w:hyperlink>
+    </w:p>
+    <w:p>
+      <w:pPr>
+        <w:pStyle w:val="TOC3"/>
+        <w:tabs>
+          <w:tab w:val="left" w:pos="1320"/>
+          <w:tab w:val="right" w:leader="dot" w:pos="7927"/>
+        </w:tabs>
+        <w:rPr>
+          <w:rFonts w:asciiTheme="minorHAnsi" w:eastAsiaTheme="minorEastAsia" w:hAnsiTheme="minorHAnsi"/>
+          <w:noProof/>
+          <w:sz w:val="22"/>
+          <w:lang w:val="en-US"/>
+        </w:rPr>
+      </w:pPr>
+      <w:hyperlink w:anchor="_Toc232684423" w:history="1">
+        <w:r>
+          <w:rPr>
+            <w:rStyle w:val="Hyperlink"/>
+            <w:noProof/>
+          </w:rPr>
+          <w:t>3.3.6</w:t>
+        </w:r>
+        <w:r>
+          <w:rPr>
+            <w:rFonts w:asciiTheme="minorHAnsi" w:eastAsiaTheme="minorEastAsia" w:hAnsiTheme="minorHAnsi"/>
+            <w:noProof/>
+            <w:sz w:val="22"/>
+            <w:lang w:val="en-US"/>
+          </w:rPr>
+          <w:tab/>
+        </w:r>
+        <w:r>
+          <w:rPr>
+            <w:rStyle w:val="Hyperlink"/>
+            <w:i/>
+            <w:noProof/>
+          </w:rPr>
+          <w:t>Variables</w:t>
+        </w:r>
+        <w:r>
+          <w:rPr>
+            <w:rStyle w:val="Hyperlink"/>
+            <w:iCs/>
+            <w:noProof/>
+          </w:rPr>
+          <w:t>/</w:t>
+        </w:r>
+        <w:r>
+          <w:rPr>
+            <w:rStyle w:val="Hyperlink"/>
+            <w:i/>
+            <w:noProof/>
+          </w:rPr>
+          <w:t>Design Tokens</w:t>
+        </w:r>
+        <w:r>
+          <w:rPr>
+            <w:noProof/>
+            <w:webHidden/>
+          </w:rPr>
+          <w:tab/>
+        </w:r>
+        <w:r>
+          <w:rPr>
+            <w:noProof/>
+            <w:webHidden/>
+          </w:rPr>
+          <w:fldChar w:fldCharType="begin"/>
+        </w:r>
+        <w:r>
+          <w:rPr>
+            <w:noProof/>
+            <w:webHidden/>
+          </w:rPr>
+          <w:instrText xml:space="preserve"> PAGEREF _Toc232684423 \h </w:instrText>
+        </w:r>
+        <w:r>
+          <w:rPr>
+            <w:noProof/>
+            <w:webHidden/>
+          </w:rPr>
+        </w:r>
+        <w:r>
+          <w:rPr>
+            <w:noProof/>
+            <w:webHidden/>
+          </w:rPr>
+          <w:fldChar w:fldCharType="separate"/>
+        </w:r>
+        <w:r>
+          <w:rPr>
+            <w:noProof/>
+            <w:webHidden/>
+          </w:rPr>
+          <w:t>27</w:t>
+        </w:r>
+        <w:r>
+          <w:rPr>
+            <w:noProof/>
+            <w:webHidden/>
+          </w:rPr>
+          <w:fldChar w:fldCharType="end"/>
+        </w:r>
+      </w:hyperlink>
+    </w:p>
+    <w:p>
+      <w:pPr>
+        <w:pStyle w:val="TOC3"/>
+        <w:tabs>
+          <w:tab w:val="left" w:pos="1320"/>
+          <w:tab w:val="right" w:leader="dot" w:pos="7927"/>
+        </w:tabs>
+        <w:rPr>
+          <w:rFonts w:asciiTheme="minorHAnsi" w:eastAsiaTheme="minorEastAsia" w:hAnsiTheme="minorHAnsi"/>
+          <w:noProof/>
+          <w:sz w:val="22"/>
+          <w:lang w:val="en-US"/>
+        </w:rPr>
+      </w:pPr>
+      <w:hyperlink w:anchor="_Toc232684424" w:history="1">
+        <w:r>
+          <w:rPr>
+            <w:rStyle w:val="Hyperlink"/>
+            <w:noProof/>
+          </w:rPr>
+          <w:t>3.3.7</w:t>
+        </w:r>
+        <w:r>
+          <w:rPr>
+            <w:rFonts w:asciiTheme="minorHAnsi" w:eastAsiaTheme="minorEastAsia" w:hAnsiTheme="minorHAnsi"/>
+            <w:noProof/>
+            <w:sz w:val="22"/>
+            <w:lang w:val="en-US"/>
+          </w:rPr>
+          <w:tab/>
+        </w:r>
+        <w:r>
+          <w:rPr>
+            <w:rStyle w:val="Hyperlink"/>
+            <w:i/>
+            <w:iCs/>
+            <w:noProof/>
+          </w:rPr>
+          <w:t>High-Fidelity Prototype</w:t>
+        </w:r>
+        <w:r>
+          <w:rPr>
+            <w:noProof/>
+            <w:webHidden/>
+          </w:rPr>
+          <w:tab/>
+        </w:r>
+        <w:r>
+          <w:rPr>
+            <w:noProof/>
+            <w:webHidden/>
+          </w:rPr>
+          <w:fldChar w:fldCharType="begin"/>
+        </w:r>
+        <w:r>
+          <w:rPr>
+            <w:noProof/>
+            <w:webHidden/>
+          </w:rPr>
+          <w:instrText xml:space="preserve"> PAGEREF _Toc232684424 \h </w:instrText>
+        </w:r>
+        <w:r>
+          <w:rPr>
+            <w:noProof/>
+            <w:webHidden/>
+          </w:rPr>
+        </w:r>
+        <w:r>
+          <w:rPr>
+            <w:noProof/>
+            <w:webHidden/>
+          </w:rPr>
+          <w:fldChar w:fldCharType="separate"/>
+        </w:r>
+        <w:r>
+          <w:rPr>
+            <w:noProof/>
+            <w:webHidden/>
+          </w:rPr>
+          <w:t>27</w:t>
+        </w:r>
+        <w:r>
+          <w:rPr>
+            <w:noProof/>
+            <w:webHidden/>
+          </w:rPr>
+          <w:fldChar w:fldCharType="end"/>
+        </w:r>
+      </w:hyperlink>
+    </w:p>
+    <w:p>
+      <w:pPr>
+        <w:pStyle w:val="TOC2"/>
+        <w:tabs>
+          <w:tab w:val="left" w:pos="880"/>
+          <w:tab w:val="right" w:leader="dot" w:pos="7927"/>
+        </w:tabs>
+        <w:rPr>
+          <w:rFonts w:asciiTheme="minorHAnsi" w:eastAsiaTheme="minorEastAsia" w:hAnsiTheme="minorHAnsi"/>
+          <w:noProof/>
+          <w:sz w:val="22"/>
+          <w:lang w:val="en-US"/>
+        </w:rPr>
+      </w:pPr>
+      <w:hyperlink w:anchor="_Toc232684425" w:history="1">
+        <w:r>
+          <w:rPr>
+            <w:rStyle w:val="Hyperlink"/>
+            <w:noProof/>
+          </w:rPr>
+          <w:t>3.4</w:t>
+        </w:r>
+        <w:r>
+          <w:rPr>
+            <w:rFonts w:asciiTheme="minorHAnsi" w:eastAsiaTheme="minorEastAsia" w:hAnsiTheme="minorHAnsi"/>
+            <w:noProof/>
+            <w:sz w:val="22"/>
+            <w:lang w:val="en-US"/>
+          </w:rPr>
+          <w:tab/>
+        </w:r>
+        <w:r>
+          <w:rPr>
+            <w:rStyle w:val="Hyperlink"/>
+            <w:noProof/>
+          </w:rPr>
+          <w:t>Sistem dan Prosedur Kerja</w:t>
+        </w:r>
+        <w:r>
+          <w:rPr>
+            <w:noProof/>
+            <w:webHidden/>
+          </w:rPr>
+          <w:tab/>
+        </w:r>
+        <w:r>
+          <w:rPr>
+            <w:noProof/>
+            <w:webHidden/>
+          </w:rPr>
+          <w:fldChar w:fldCharType="begin"/>
+        </w:r>
+        <w:r>
+          <w:rPr>
+            <w:noProof/>
+            <w:webHidden/>
+          </w:rPr>
+          <w:instrText xml:space="preserve"> PAGEREF _Toc232684425 \h </w:instrText>
+        </w:r>
+        <w:r>
+          <w:rPr>
+            <w:noProof/>
+            <w:webHidden/>
+          </w:rPr>
+        </w:r>
+        <w:r>
+          <w:rPr>
+            <w:noProof/>
+            <w:webHidden/>
+          </w:rPr>
+          <w:fldChar w:fldCharType="separate"/>
+        </w:r>
+        <w:r>
+          <w:rPr>
+            <w:noProof/>
+            <w:webHidden/>
+          </w:rPr>
+          <w:t>28</w:t>
+        </w:r>
+        <w:r>
+          <w:rPr>
+            <w:noProof/>
+            <w:webHidden/>
+          </w:rPr>
+          <w:fldChar w:fldCharType="end"/>
+        </w:r>
+      </w:hyperlink>
+    </w:p>
+    <w:p>
+      <w:pPr>
+        <w:pStyle w:val="TOC3"/>
+        <w:tabs>
+          <w:tab w:val="left" w:pos="1320"/>
+          <w:tab w:val="right" w:leader="dot" w:pos="7927"/>
+        </w:tabs>
+        <w:rPr>
+          <w:rFonts w:asciiTheme="minorHAnsi" w:eastAsiaTheme="minorEastAsia" w:hAnsiTheme="minorHAnsi"/>
+          <w:noProof/>
+          <w:sz w:val="22"/>
+          <w:lang w:val="en-US"/>
+        </w:rPr>
+      </w:pPr>
+      <w:hyperlink w:anchor="_Toc232684426" w:history="1">
+        <w:r>
+          <w:rPr>
+            <w:rStyle w:val="Hyperlink"/>
+            <w:noProof/>
+          </w:rPr>
+          <w:t>3.4.1</w:t>
+        </w:r>
+        <w:r>
+          <w:rPr>
+            <w:rFonts w:asciiTheme="minorHAnsi" w:eastAsiaTheme="minorEastAsia" w:hAnsiTheme="minorHAnsi"/>
+            <w:noProof/>
+            <w:sz w:val="22"/>
+            <w:lang w:val="en-US"/>
+          </w:rPr>
+          <w:tab/>
+        </w:r>
+        <w:r>
+          <w:rPr>
+            <w:rStyle w:val="Hyperlink"/>
+            <w:noProof/>
+          </w:rPr>
+          <w:t xml:space="preserve">Tahap Menerima </w:t>
+        </w:r>
+        <w:r>
+          <w:rPr>
+            <w:rStyle w:val="Hyperlink"/>
+            <w:i/>
+            <w:iCs/>
+            <w:noProof/>
+          </w:rPr>
+          <w:t>Brief</w:t>
+        </w:r>
+        <w:r>
+          <w:rPr>
+            <w:rStyle w:val="Hyperlink"/>
+            <w:noProof/>
+          </w:rPr>
+          <w:t xml:space="preserve"> dan Modul Tugas</w:t>
+        </w:r>
+        <w:r>
+          <w:rPr>
+            <w:noProof/>
+            <w:webHidden/>
+          </w:rPr>
+          <w:tab/>
+        </w:r>
+        <w:r>
+          <w:rPr>
+            <w:noProof/>
+            <w:webHidden/>
+          </w:rPr>
+          <w:fldChar w:fldCharType="begin"/>
+        </w:r>
+        <w:r>
+          <w:rPr>
+            <w:noProof/>
+            <w:webHidden/>
+          </w:rPr>
+          <w:instrText xml:space="preserve"> PAGEREF _Toc232684426 \h </w:instrText>
+        </w:r>
+        <w:r>
+          <w:rPr>
+            <w:noProof/>
+            <w:webHidden/>
+          </w:rPr>
+        </w:r>
+        <w:r>
+          <w:rPr>
+            <w:noProof/>
+            <w:webHidden/>
+          </w:rPr>
+          <w:fldChar w:fldCharType="separate"/>
+        </w:r>
+        <w:r>
+          <w:rPr>
+            <w:noProof/>
+            <w:webHidden/>
+          </w:rPr>
+          <w:t>28</w:t>
+        </w:r>
+        <w:r>
+          <w:rPr>
+            <w:noProof/>
+            <w:webHidden/>
+          </w:rPr>
+          <w:fldChar w:fldCharType="end"/>
+        </w:r>
+      </w:hyperlink>
+    </w:p>
+    <w:p>
+      <w:pPr>
+        <w:pStyle w:val="TOC3"/>
+        <w:tabs>
+          <w:tab w:val="left" w:pos="1320"/>
+          <w:tab w:val="right" w:leader="dot" w:pos="7927"/>
+        </w:tabs>
+        <w:rPr>
+          <w:rFonts w:asciiTheme="minorHAnsi" w:eastAsiaTheme="minorEastAsia" w:hAnsiTheme="minorHAnsi"/>
+          <w:noProof/>
+          <w:sz w:val="22"/>
+          <w:lang w:val="en-US"/>
+        </w:rPr>
+      </w:pPr>
+      <w:hyperlink w:anchor="_Toc232684427" w:history="1">
+        <w:r>
+          <w:rPr>
+            <w:rStyle w:val="Hyperlink"/>
+            <w:noProof/>
+          </w:rPr>
+          <w:t>3.4.2</w:t>
+        </w:r>
+        <w:r>
+          <w:rPr>
+            <w:rFonts w:asciiTheme="minorHAnsi" w:eastAsiaTheme="minorEastAsia" w:hAnsiTheme="minorHAnsi"/>
+            <w:noProof/>
+            <w:sz w:val="22"/>
+            <w:lang w:val="en-US"/>
+          </w:rPr>
+          <w:tab/>
+        </w:r>
+        <w:r>
+          <w:rPr>
+            <w:rStyle w:val="Hyperlink"/>
+            <w:noProof/>
+          </w:rPr>
+          <w:t xml:space="preserve">Tahap Audit </w:t>
+        </w:r>
+        <w:r>
+          <w:rPr>
+            <w:rStyle w:val="Hyperlink"/>
+            <w:i/>
+            <w:iCs/>
+            <w:noProof/>
+          </w:rPr>
+          <w:t>Component</w:t>
+        </w:r>
+        <w:r>
+          <w:rPr>
+            <w:rStyle w:val="Hyperlink"/>
+            <w:noProof/>
+          </w:rPr>
+          <w:t xml:space="preserve"> Lama (</w:t>
+        </w:r>
+        <w:r>
+          <w:rPr>
+            <w:rStyle w:val="Hyperlink"/>
+            <w:i/>
+            <w:iCs/>
+            <w:noProof/>
+          </w:rPr>
+          <w:t>User Interface Audit</w:t>
+        </w:r>
+        <w:r>
+          <w:rPr>
+            <w:rStyle w:val="Hyperlink"/>
+            <w:noProof/>
+          </w:rPr>
+          <w:t>)</w:t>
+        </w:r>
+        <w:r>
+          <w:rPr>
+            <w:noProof/>
+            <w:webHidden/>
+          </w:rPr>
+          <w:tab/>
+        </w:r>
+        <w:r>
+          <w:rPr>
+            <w:noProof/>
+            <w:webHidden/>
+          </w:rPr>
+          <w:fldChar w:fldCharType="begin"/>
+        </w:r>
+        <w:r>
+          <w:rPr>
+            <w:noProof/>
+            <w:webHidden/>
+          </w:rPr>
+          <w:instrText xml:space="preserve"> PAGEREF _Toc232684427 \h </w:instrText>
+        </w:r>
+        <w:r>
+          <w:rPr>
+            <w:noProof/>
+            <w:webHidden/>
+          </w:rPr>
+        </w:r>
+        <w:r>
+          <w:rPr>
+            <w:noProof/>
+            <w:webHidden/>
+          </w:rPr>
+          <w:fldChar w:fldCharType="separate"/>
+        </w:r>
+        <w:r>
+          <w:rPr>
+            <w:noProof/>
+            <w:webHidden/>
+          </w:rPr>
+          <w:t>28</w:t>
+        </w:r>
+        <w:r>
+          <w:rPr>
+            <w:noProof/>
+            <w:webHidden/>
+          </w:rPr>
+          <w:fldChar w:fldCharType="end"/>
+        </w:r>
+      </w:hyperlink>
+    </w:p>
+    <w:p>
+      <w:pPr>
+        <w:pStyle w:val="TOC3"/>
+        <w:tabs>
+          <w:tab w:val="left" w:pos="1320"/>
+          <w:tab w:val="right" w:leader="dot" w:pos="7927"/>
+        </w:tabs>
+        <w:rPr>
+          <w:rFonts w:asciiTheme="minorHAnsi" w:eastAsiaTheme="minorEastAsia" w:hAnsiTheme="minorHAnsi"/>
+          <w:noProof/>
+          <w:sz w:val="22"/>
+          <w:lang w:val="en-US"/>
+        </w:rPr>
+      </w:pPr>
+      <w:hyperlink w:anchor="_Toc232684428" w:history="1">
+        <w:r>
+          <w:rPr>
+            <w:rStyle w:val="Hyperlink"/>
+            <w:noProof/>
+          </w:rPr>
+          <w:t>3.4.3</w:t>
+        </w:r>
+        <w:r>
+          <w:rPr>
+            <w:rFonts w:asciiTheme="minorHAnsi" w:eastAsiaTheme="minorEastAsia" w:hAnsiTheme="minorHAnsi"/>
+            <w:noProof/>
+            <w:sz w:val="22"/>
+            <w:lang w:val="en-US"/>
+          </w:rPr>
+          <w:tab/>
+        </w:r>
+        <w:r>
+          <w:rPr>
+            <w:rStyle w:val="Hyperlink"/>
+            <w:noProof/>
+          </w:rPr>
+          <w:t xml:space="preserve">Tahap Perancangan Ulang dan </w:t>
+        </w:r>
+        <w:r>
+          <w:rPr>
+            <w:rStyle w:val="Hyperlink"/>
+            <w:i/>
+            <w:iCs/>
+            <w:noProof/>
+          </w:rPr>
+          <w:t>Prototyping</w:t>
+        </w:r>
+        <w:r>
+          <w:rPr>
+            <w:noProof/>
+            <w:webHidden/>
+          </w:rPr>
+          <w:tab/>
+        </w:r>
+        <w:r>
+          <w:rPr>
+            <w:noProof/>
+            <w:webHidden/>
+          </w:rPr>
+          <w:fldChar w:fldCharType="begin"/>
+        </w:r>
+        <w:r>
+          <w:rPr>
+            <w:noProof/>
+            <w:webHidden/>
+          </w:rPr>
+          <w:instrText xml:space="preserve"> PAGEREF _Toc232684428 \h </w:instrText>
+        </w:r>
+        <w:r>
+          <w:rPr>
+            <w:noProof/>
+            <w:webHidden/>
+          </w:rPr>
+        </w:r>
+        <w:r>
+          <w:rPr>
+            <w:noProof/>
+            <w:webHidden/>
+          </w:rPr>
+          <w:fldChar w:fldCharType="separate"/>
+        </w:r>
+        <w:r>
+          <w:rPr>
+            <w:noProof/>
+            <w:webHidden/>
+          </w:rPr>
+          <w:t>28</w:t>
+        </w:r>
+        <w:r>
+          <w:rPr>
+            <w:noProof/>
+            <w:webHidden/>
+          </w:rPr>
+          <w:fldChar w:fldCharType="end"/>
+        </w:r>
+      </w:hyperlink>
+    </w:p>
+    <w:p>
+      <w:pPr>
+        <w:pStyle w:val="TOC3"/>
+        <w:tabs>
+          <w:tab w:val="left" w:pos="1320"/>
+          <w:tab w:val="right" w:leader="dot" w:pos="7927"/>
+        </w:tabs>
+        <w:rPr>
+          <w:rFonts w:asciiTheme="minorHAnsi" w:eastAsiaTheme="minorEastAsia" w:hAnsiTheme="minorHAnsi"/>
+          <w:noProof/>
+          <w:sz w:val="22"/>
+          <w:lang w:val="en-US"/>
+        </w:rPr>
+      </w:pPr>
+      <w:hyperlink w:anchor="_Toc232684429" w:history="1">
+        <w:r>
+          <w:rPr>
+            <w:rStyle w:val="Hyperlink"/>
+            <w:noProof/>
+          </w:rPr>
+          <w:t>3.4.4</w:t>
+        </w:r>
+        <w:r>
+          <w:rPr>
+            <w:rFonts w:asciiTheme="minorHAnsi" w:eastAsiaTheme="minorEastAsia" w:hAnsiTheme="minorHAnsi"/>
+            <w:noProof/>
+            <w:sz w:val="22"/>
+            <w:lang w:val="en-US"/>
+          </w:rPr>
+          <w:tab/>
+        </w:r>
+        <w:r>
+          <w:rPr>
+            <w:rStyle w:val="Hyperlink"/>
+            <w:noProof/>
+          </w:rPr>
+          <w:t>Tahap Evaluasi dan Persetujuan (</w:t>
+        </w:r>
+        <w:r>
+          <w:rPr>
+            <w:rStyle w:val="Hyperlink"/>
+            <w:i/>
+            <w:iCs/>
+            <w:noProof/>
+          </w:rPr>
+          <w:t>Design Review &amp; Approval</w:t>
+        </w:r>
+        <w:r>
+          <w:rPr>
+            <w:rStyle w:val="Hyperlink"/>
+            <w:noProof/>
+          </w:rPr>
+          <w:t>)</w:t>
+        </w:r>
+        <w:r>
+          <w:rPr>
+            <w:noProof/>
+            <w:webHidden/>
+          </w:rPr>
+          <w:tab/>
+        </w:r>
+        <w:r>
+          <w:rPr>
+            <w:noProof/>
+            <w:webHidden/>
+          </w:rPr>
+          <w:fldChar w:fldCharType="begin"/>
+        </w:r>
+        <w:r>
+          <w:rPr>
+            <w:noProof/>
+            <w:webHidden/>
+          </w:rPr>
+          <w:instrText xml:space="preserve"> PAGEREF _Toc232684429 \h </w:instrText>
+        </w:r>
+        <w:r>
+          <w:rPr>
+            <w:noProof/>
+            <w:webHidden/>
+          </w:rPr>
+        </w:r>
+        <w:r>
+          <w:rPr>
+            <w:noProof/>
+            <w:webHidden/>
+          </w:rPr>
+          <w:fldChar w:fldCharType="separate"/>
+        </w:r>
+        <w:r>
+          <w:rPr>
+            <w:noProof/>
+            <w:webHidden/>
+          </w:rPr>
+          <w:t>28</w:t>
+        </w:r>
+        <w:r>
+          <w:rPr>
+            <w:noProof/>
+            <w:webHidden/>
+          </w:rPr>
+          <w:fldChar w:fldCharType="end"/>
+        </w:r>
+      </w:hyperlink>
+    </w:p>
+    <w:p>
+      <w:pPr>
+        <w:pStyle w:val="TOC2"/>
+        <w:tabs>
+          <w:tab w:val="left" w:pos="880"/>
+          <w:tab w:val="right" w:leader="dot" w:pos="7927"/>
+        </w:tabs>
+        <w:rPr>
+          <w:rFonts w:asciiTheme="minorHAnsi" w:eastAsiaTheme="minorEastAsia" w:hAnsiTheme="minorHAnsi"/>
+          <w:noProof/>
+          <w:sz w:val="22"/>
+          <w:lang w:val="en-US"/>
+        </w:rPr>
+      </w:pPr>
+      <w:hyperlink w:anchor="_Toc232684430" w:history="1">
+        <w:r>
+          <w:rPr>
+            <w:rStyle w:val="Hyperlink"/>
+            <w:noProof/>
+          </w:rPr>
+          <w:t>3.5</w:t>
+        </w:r>
+        <w:r>
+          <w:rPr>
+            <w:rFonts w:asciiTheme="minorHAnsi" w:eastAsiaTheme="minorEastAsia" w:hAnsiTheme="minorHAnsi"/>
+            <w:noProof/>
+            <w:sz w:val="22"/>
+            <w:lang w:val="en-US"/>
+          </w:rPr>
+          <w:tab/>
+        </w:r>
+        <w:r>
+          <w:rPr>
+            <w:rStyle w:val="Hyperlink"/>
+            <w:noProof/>
+          </w:rPr>
+          <w:t>Hasil dan Pembahasan</w:t>
+        </w:r>
+        <w:r>
+          <w:rPr>
+            <w:noProof/>
+            <w:webHidden/>
+          </w:rPr>
+          <w:tab/>
+        </w:r>
+        <w:r>
+          <w:rPr>
+            <w:noProof/>
+            <w:webHidden/>
+          </w:rPr>
+          <w:fldChar w:fldCharType="begin"/>
+        </w:r>
+        <w:r>
+          <w:rPr>
+            <w:noProof/>
+            <w:webHidden/>
+          </w:rPr>
+          <w:instrText xml:space="preserve"> PAGEREF _Toc232684430 \h </w:instrText>
+        </w:r>
+        <w:r>
+          <w:rPr>
+            <w:noProof/>
+            <w:webHidden/>
+          </w:rPr>
+        </w:r>
+        <w:r>
+          <w:rPr>
+            <w:noProof/>
+            <w:webHidden/>
+          </w:rPr>
+          <w:fldChar w:fldCharType="separate"/>
+        </w:r>
+        <w:r>
+          <w:rPr>
+            <w:noProof/>
+            <w:webHidden/>
+          </w:rPr>
+          <w:t>29</w:t>
+        </w:r>
+        <w:r>
+          <w:rPr>
+            <w:noProof/>
+            <w:webHidden/>
+          </w:rPr>
+          <w:fldChar w:fldCharType="end"/>
+        </w:r>
+      </w:hyperlink>
+    </w:p>
+    <w:p>
+      <w:pPr>
+        <w:pStyle w:val="TOC3"/>
+        <w:tabs>
+          <w:tab w:val="left" w:pos="1320"/>
+          <w:tab w:val="right" w:leader="dot" w:pos="7927"/>
+        </w:tabs>
+        <w:rPr>
+          <w:rFonts w:asciiTheme="minorHAnsi" w:eastAsiaTheme="minorEastAsia" w:hAnsiTheme="minorHAnsi"/>
+          <w:noProof/>
+          <w:sz w:val="22"/>
+          <w:lang w:val="en-US"/>
+        </w:rPr>
+      </w:pPr>
+      <w:hyperlink w:anchor="_Toc232684431" w:history="1">
+        <w:r>
+          <w:rPr>
+            <w:rStyle w:val="Hyperlink"/>
+            <w:noProof/>
+          </w:rPr>
+          <w:t>3.5.1</w:t>
+        </w:r>
+        <w:r>
+          <w:rPr>
+            <w:rFonts w:asciiTheme="minorHAnsi" w:eastAsiaTheme="minorEastAsia" w:hAnsiTheme="minorHAnsi"/>
+            <w:noProof/>
+            <w:sz w:val="22"/>
+            <w:lang w:val="en-US"/>
+          </w:rPr>
+          <w:tab/>
+        </w:r>
+        <w:r>
+          <w:rPr>
+            <w:rStyle w:val="Hyperlink"/>
+            <w:noProof/>
+          </w:rPr>
+          <w:t xml:space="preserve">Implementasi Desain </w:t>
+        </w:r>
+        <w:r>
+          <w:rPr>
+            <w:rStyle w:val="Hyperlink"/>
+            <w:i/>
+            <w:iCs/>
+            <w:noProof/>
+          </w:rPr>
+          <w:t>User Interface</w:t>
+        </w:r>
+        <w:r>
+          <w:rPr>
+            <w:rStyle w:val="Hyperlink"/>
+            <w:noProof/>
+          </w:rPr>
+          <w:t xml:space="preserve"> Halaman </w:t>
+        </w:r>
+        <w:r>
+          <w:rPr>
+            <w:rStyle w:val="Hyperlink"/>
+            <w:i/>
+            <w:iCs/>
+            <w:noProof/>
+          </w:rPr>
+          <w:t xml:space="preserve">Settings </w:t>
+        </w:r>
+        <w:r>
+          <w:rPr>
+            <w:rStyle w:val="Hyperlink"/>
+            <w:noProof/>
+          </w:rPr>
+          <w:t xml:space="preserve">– </w:t>
+        </w:r>
+        <w:r>
+          <w:rPr>
+            <w:rStyle w:val="Hyperlink"/>
+            <w:i/>
+            <w:iCs/>
+            <w:noProof/>
+          </w:rPr>
+          <w:t>Company Profile</w:t>
+        </w:r>
+        <w:r>
+          <w:rPr>
+            <w:noProof/>
+            <w:webHidden/>
+          </w:rPr>
+          <w:tab/>
+        </w:r>
+        <w:r>
+          <w:rPr>
+            <w:noProof/>
+            <w:webHidden/>
+          </w:rPr>
+          <w:fldChar w:fldCharType="begin"/>
+        </w:r>
+        <w:r>
+          <w:rPr>
+            <w:noProof/>
+            <w:webHidden/>
+          </w:rPr>
+          <w:instrText xml:space="preserve"> PAGEREF _Toc232684431 \h </w:instrText>
+        </w:r>
+        <w:r>
+          <w:rPr>
+            <w:noProof/>
+            <w:webHidden/>
+          </w:rPr>
+        </w:r>
+        <w:r>
+          <w:rPr>
+            <w:noProof/>
+            <w:webHidden/>
+          </w:rPr>
+          <w:fldChar w:fldCharType="separate"/>
+        </w:r>
+        <w:r>
+          <w:rPr>
+            <w:noProof/>
+            <w:webHidden/>
+          </w:rPr>
+          <w:t>29</w:t>
+        </w:r>
+        <w:r>
+          <w:rPr>
+            <w:noProof/>
+            <w:webHidden/>
+          </w:rPr>
+          <w:fldChar w:fldCharType="end"/>
+        </w:r>
+      </w:hyperlink>
+    </w:p>
+    <w:p>
+      <w:pPr>
+        <w:pStyle w:val="TOC3"/>
+        <w:tabs>
+          <w:tab w:val="left" w:pos="1320"/>
+          <w:tab w:val="right" w:leader="dot" w:pos="7927"/>
+        </w:tabs>
+        <w:rPr>
+          <w:rFonts w:asciiTheme="minorHAnsi" w:eastAsiaTheme="minorEastAsia" w:hAnsiTheme="minorHAnsi"/>
+          <w:noProof/>
+          <w:sz w:val="22"/>
+          <w:lang w:val="en-US"/>
+        </w:rPr>
+      </w:pPr>
+      <w:hyperlink w:anchor="_Toc232684432" w:history="1">
+        <w:r>
+          <w:rPr>
+            <w:rStyle w:val="Hyperlink"/>
+            <w:noProof/>
+          </w:rPr>
+          <w:t>3.5.2</w:t>
+        </w:r>
+        <w:r>
+          <w:rPr>
+            <w:rFonts w:asciiTheme="minorHAnsi" w:eastAsiaTheme="minorEastAsia" w:hAnsiTheme="minorHAnsi"/>
+            <w:noProof/>
+            <w:sz w:val="22"/>
+            <w:lang w:val="en-US"/>
+          </w:rPr>
+          <w:tab/>
+        </w:r>
+        <w:r>
+          <w:rPr>
+            <w:rStyle w:val="Hyperlink"/>
+            <w:noProof/>
+          </w:rPr>
+          <w:t xml:space="preserve">Implementasi Desain </w:t>
+        </w:r>
+        <w:r>
+          <w:rPr>
+            <w:rStyle w:val="Hyperlink"/>
+            <w:i/>
+            <w:iCs/>
+            <w:noProof/>
+          </w:rPr>
+          <w:t>User Interface</w:t>
+        </w:r>
+        <w:r>
+          <w:rPr>
+            <w:rStyle w:val="Hyperlink"/>
+            <w:noProof/>
+          </w:rPr>
+          <w:t xml:space="preserve"> Halaman </w:t>
+        </w:r>
+        <w:r>
+          <w:rPr>
+            <w:rStyle w:val="Hyperlink"/>
+            <w:i/>
+            <w:iCs/>
+            <w:noProof/>
+          </w:rPr>
+          <w:t>Settings – Receipts</w:t>
+        </w:r>
+        <w:r>
+          <w:rPr>
+            <w:noProof/>
+            <w:webHidden/>
+          </w:rPr>
+          <w:tab/>
+        </w:r>
+        <w:r>
+          <w:rPr>
+            <w:noProof/>
+            <w:webHidden/>
+          </w:rPr>
+          <w:fldChar w:fldCharType="begin"/>
+        </w:r>
+        <w:r>
+          <w:rPr>
+            <w:noProof/>
+            <w:webHidden/>
+          </w:rPr>
+          <w:instrText xml:space="preserve"> PAGEREF _Toc232684432 \h </w:instrText>
+        </w:r>
+        <w:r>
+          <w:rPr>
+            <w:noProof/>
+            <w:webHidden/>
+          </w:rPr>
+        </w:r>
+        <w:r>
+          <w:rPr>
+            <w:noProof/>
+            <w:webHidden/>
+          </w:rPr>
+          <w:fldChar w:fldCharType="separate"/>
+        </w:r>
+        <w:r>
+          <w:rPr>
+            <w:noProof/>
+            <w:webHidden/>
+          </w:rPr>
+          <w:t>31</w:t>
+        </w:r>
+        <w:r>
+          <w:rPr>
+            <w:noProof/>
+            <w:webHidden/>
+          </w:rPr>
+          <w:fldChar w:fldCharType="end"/>
+        </w:r>
+      </w:hyperlink>
+    </w:p>
+    <w:p>
+      <w:pPr>
+        <w:pStyle w:val="TOC3"/>
+        <w:tabs>
+          <w:tab w:val="left" w:pos="1320"/>
+          <w:tab w:val="right" w:leader="dot" w:pos="7927"/>
+        </w:tabs>
+        <w:rPr>
+          <w:rFonts w:asciiTheme="minorHAnsi" w:eastAsiaTheme="minorEastAsia" w:hAnsiTheme="minorHAnsi"/>
+          <w:noProof/>
+          <w:sz w:val="22"/>
+          <w:lang w:val="en-US"/>
+        </w:rPr>
+      </w:pPr>
+      <w:hyperlink w:anchor="_Toc232684433" w:history="1">
+        <w:r>
+          <w:rPr>
+            <w:rStyle w:val="Hyperlink"/>
+            <w:noProof/>
+          </w:rPr>
+          <w:t>3.5.3</w:t>
+        </w:r>
+        <w:r>
+          <w:rPr>
+            <w:rFonts w:asciiTheme="minorHAnsi" w:eastAsiaTheme="minorEastAsia" w:hAnsiTheme="minorHAnsi"/>
+            <w:noProof/>
+            <w:sz w:val="22"/>
+            <w:lang w:val="en-US"/>
+          </w:rPr>
+          <w:tab/>
+        </w:r>
+        <w:r>
+          <w:rPr>
+            <w:rStyle w:val="Hyperlink"/>
+            <w:noProof/>
+          </w:rPr>
+          <w:t xml:space="preserve">Implementasi Desain </w:t>
+        </w:r>
+        <w:r>
+          <w:rPr>
+            <w:rStyle w:val="Hyperlink"/>
+            <w:i/>
+            <w:iCs/>
+            <w:noProof/>
+          </w:rPr>
+          <w:t>User Interface</w:t>
+        </w:r>
+        <w:r>
+          <w:rPr>
+            <w:rStyle w:val="Hyperlink"/>
+            <w:noProof/>
+          </w:rPr>
+          <w:t xml:space="preserve"> Halaman </w:t>
+        </w:r>
+        <w:r>
+          <w:rPr>
+            <w:rStyle w:val="Hyperlink"/>
+            <w:i/>
+            <w:iCs/>
+            <w:noProof/>
+          </w:rPr>
+          <w:t>Settings – Location</w:t>
+        </w:r>
+        <w:r>
+          <w:rPr>
+            <w:noProof/>
+            <w:webHidden/>
+          </w:rPr>
+          <w:tab/>
+        </w:r>
+        <w:r>
+          <w:rPr>
+            <w:noProof/>
+            <w:webHidden/>
+          </w:rPr>
+          <w:fldChar w:fldCharType="begin"/>
+        </w:r>
+        <w:r>
+          <w:rPr>
+            <w:noProof/>
+            <w:webHidden/>
+          </w:rPr>
+          <w:instrText xml:space="preserve"> PAGEREF _Toc232684433 \h </w:instrText>
+        </w:r>
+        <w:r>
+          <w:rPr>
+            <w:noProof/>
+            <w:webHidden/>
+          </w:rPr>
+        </w:r>
+        <w:r>
+          <w:rPr>
+            <w:noProof/>
+            <w:webHidden/>
+          </w:rPr>
+          <w:fldChar w:fldCharType="separate"/>
+        </w:r>
+        <w:r>
+          <w:rPr>
+            <w:noProof/>
+            <w:webHidden/>
+          </w:rPr>
+          <w:t>34</w:t>
+        </w:r>
+        <w:r>
+          <w:rPr>
+            <w:noProof/>
+            <w:webHidden/>
+          </w:rPr>
+          <w:fldChar w:fldCharType="end"/>
+        </w:r>
+      </w:hyperlink>
+    </w:p>
+    <w:p>
+      <w:pPr>
+        <w:pStyle w:val="TOC3"/>
+        <w:tabs>
+          <w:tab w:val="left" w:pos="1320"/>
+          <w:tab w:val="right" w:leader="dot" w:pos="7927"/>
+        </w:tabs>
+        <w:rPr>
+          <w:rFonts w:asciiTheme="minorHAnsi" w:eastAsiaTheme="minorEastAsia" w:hAnsiTheme="minorHAnsi"/>
+          <w:noProof/>
+          <w:sz w:val="22"/>
+          <w:lang w:val="en-US"/>
+        </w:rPr>
+      </w:pPr>
+      <w:hyperlink w:anchor="_Toc232684434" w:history="1">
+        <w:r>
+          <w:rPr>
+            <w:rStyle w:val="Hyperlink"/>
+            <w:noProof/>
+          </w:rPr>
+          <w:t>3.5.4</w:t>
+        </w:r>
+        <w:r>
+          <w:rPr>
+            <w:rFonts w:asciiTheme="minorHAnsi" w:eastAsiaTheme="minorEastAsia" w:hAnsiTheme="minorHAnsi"/>
+            <w:noProof/>
+            <w:sz w:val="22"/>
+            <w:lang w:val="en-US"/>
+          </w:rPr>
+          <w:tab/>
+        </w:r>
+        <w:r>
+          <w:rPr>
+            <w:rStyle w:val="Hyperlink"/>
+            <w:noProof/>
+          </w:rPr>
+          <w:t xml:space="preserve">Implementasi Desain </w:t>
+        </w:r>
+        <w:r>
+          <w:rPr>
+            <w:rStyle w:val="Hyperlink"/>
+            <w:i/>
+            <w:iCs/>
+            <w:noProof/>
+          </w:rPr>
+          <w:t>User Interface</w:t>
+        </w:r>
+        <w:r>
+          <w:rPr>
+            <w:rStyle w:val="Hyperlink"/>
+            <w:noProof/>
+          </w:rPr>
+          <w:t xml:space="preserve"> Halaman </w:t>
+        </w:r>
+        <w:r>
+          <w:rPr>
+            <w:rStyle w:val="Hyperlink"/>
+            <w:i/>
+            <w:noProof/>
+          </w:rPr>
+          <w:t>Shipping</w:t>
+        </w:r>
+        <w:r>
+          <w:rPr>
+            <w:noProof/>
+            <w:webHidden/>
+          </w:rPr>
+          <w:tab/>
+        </w:r>
+        <w:r>
+          <w:rPr>
+            <w:noProof/>
+            <w:webHidden/>
+          </w:rPr>
+          <w:fldChar w:fldCharType="begin"/>
+        </w:r>
+        <w:r>
+          <w:rPr>
+            <w:noProof/>
+            <w:webHidden/>
+          </w:rPr>
+          <w:instrText xml:space="preserve"> PAGEREF _Toc232684434 \h </w:instrText>
+        </w:r>
+        <w:r>
+          <w:rPr>
+            <w:noProof/>
+            <w:webHidden/>
+          </w:rPr>
+        </w:r>
+        <w:r>
+          <w:rPr>
+            <w:noProof/>
+            <w:webHidden/>
+          </w:rPr>
+          <w:fldChar w:fldCharType="separate"/>
+        </w:r>
+        <w:r>
+          <w:rPr>
+            <w:noProof/>
+            <w:webHidden/>
+          </w:rPr>
+          <w:t>37</w:t>
+        </w:r>
+        <w:r>
+          <w:rPr>
+            <w:noProof/>
+            <w:webHidden/>
+          </w:rPr>
+          <w:fldChar w:fldCharType="end"/>
+        </w:r>
+      </w:hyperlink>
+    </w:p>
+    <w:p>
+      <w:pPr>
+        <w:pStyle w:val="TOC3"/>
+        <w:tabs>
+          <w:tab w:val="left" w:pos="1320"/>
+          <w:tab w:val="right" w:leader="dot" w:pos="7927"/>
+        </w:tabs>
+        <w:rPr>
+          <w:rFonts w:asciiTheme="minorHAnsi" w:eastAsiaTheme="minorEastAsia" w:hAnsiTheme="minorHAnsi"/>
+          <w:noProof/>
+          <w:sz w:val="22"/>
+          <w:lang w:val="en-US"/>
+        </w:rPr>
+      </w:pPr>
+      <w:hyperlink w:anchor="_Toc232684435" w:history="1">
+        <w:r>
+          <w:rPr>
+            <w:rStyle w:val="Hyperlink"/>
+            <w:noProof/>
+          </w:rPr>
+          <w:t>3.5.5</w:t>
+        </w:r>
+        <w:r>
+          <w:rPr>
+            <w:rFonts w:asciiTheme="minorHAnsi" w:eastAsiaTheme="minorEastAsia" w:hAnsiTheme="minorHAnsi"/>
+            <w:noProof/>
+            <w:sz w:val="22"/>
+            <w:lang w:val="en-US"/>
+          </w:rPr>
+          <w:tab/>
+        </w:r>
+        <w:r>
+          <w:rPr>
+            <w:rStyle w:val="Hyperlink"/>
+            <w:noProof/>
+          </w:rPr>
+          <w:t xml:space="preserve">Implementasi Desain </w:t>
+        </w:r>
+        <w:r>
+          <w:rPr>
+            <w:rStyle w:val="Hyperlink"/>
+            <w:i/>
+            <w:iCs/>
+            <w:noProof/>
+          </w:rPr>
+          <w:t>User Interface</w:t>
+        </w:r>
+        <w:r>
+          <w:rPr>
+            <w:rStyle w:val="Hyperlink"/>
+            <w:noProof/>
+          </w:rPr>
+          <w:t xml:space="preserve"> Halaman </w:t>
+        </w:r>
+        <w:r>
+          <w:rPr>
+            <w:rStyle w:val="Hyperlink"/>
+            <w:i/>
+            <w:iCs/>
+            <w:noProof/>
+          </w:rPr>
+          <w:t>Invoices</w:t>
+        </w:r>
+        <w:r>
+          <w:rPr>
+            <w:noProof/>
+            <w:webHidden/>
+          </w:rPr>
+          <w:tab/>
+        </w:r>
+        <w:r>
+          <w:rPr>
+            <w:noProof/>
+            <w:webHidden/>
+          </w:rPr>
+          <w:fldChar w:fldCharType="begin"/>
+        </w:r>
+        <w:r>
+          <w:rPr>
+            <w:noProof/>
+            <w:webHidden/>
+          </w:rPr>
+          <w:instrText xml:space="preserve"> PAGEREF _Toc232684435 \h </w:instrText>
+        </w:r>
+        <w:r>
+          <w:rPr>
+            <w:noProof/>
+            <w:webHidden/>
+          </w:rPr>
+        </w:r>
+        <w:r>
+          <w:rPr>
+            <w:noProof/>
+            <w:webHidden/>
+          </w:rPr>
+          <w:fldChar w:fldCharType="separate"/>
+        </w:r>
+        <w:r>
+          <w:rPr>
+            <w:noProof/>
+            <w:webHidden/>
+          </w:rPr>
+          <w:t>40</w:t>
+        </w:r>
+        <w:r>
+          <w:rPr>
+            <w:noProof/>
+            <w:webHidden/>
+          </w:rPr>
+          <w:fldChar w:fldCharType="end"/>
+        </w:r>
+      </w:hyperlink>
+    </w:p>
+    <w:p>
+      <w:pPr>
+        <w:pStyle w:val="TOC3"/>
+        <w:tabs>
+          <w:tab w:val="left" w:pos="1320"/>
+          <w:tab w:val="right" w:leader="dot" w:pos="7927"/>
+        </w:tabs>
+        <w:rPr>
+          <w:rFonts w:asciiTheme="minorHAnsi" w:eastAsiaTheme="minorEastAsia" w:hAnsiTheme="minorHAnsi"/>
+          <w:noProof/>
+          <w:sz w:val="22"/>
+          <w:lang w:val="en-US"/>
+        </w:rPr>
+      </w:pPr>
+      <w:hyperlink w:anchor="_Toc232684436" w:history="1">
+        <w:r>
+          <w:rPr>
+            <w:rStyle w:val="Hyperlink"/>
+            <w:noProof/>
+          </w:rPr>
+          <w:t>3.5.6</w:t>
+        </w:r>
+        <w:r>
+          <w:rPr>
+            <w:rFonts w:asciiTheme="minorHAnsi" w:eastAsiaTheme="minorEastAsia" w:hAnsiTheme="minorHAnsi"/>
+            <w:noProof/>
+            <w:sz w:val="22"/>
+            <w:lang w:val="en-US"/>
+          </w:rPr>
+          <w:tab/>
+        </w:r>
+        <w:r>
+          <w:rPr>
+            <w:rStyle w:val="Hyperlink"/>
+            <w:noProof/>
+          </w:rPr>
+          <w:t xml:space="preserve">Implementasi Desain </w:t>
+        </w:r>
+        <w:r>
+          <w:rPr>
+            <w:rStyle w:val="Hyperlink"/>
+            <w:i/>
+            <w:iCs/>
+            <w:noProof/>
+          </w:rPr>
+          <w:t>User Interface</w:t>
+        </w:r>
+        <w:r>
+          <w:rPr>
+            <w:rStyle w:val="Hyperlink"/>
+            <w:noProof/>
+          </w:rPr>
+          <w:t xml:space="preserve"> Halaman </w:t>
+        </w:r>
+        <w:r>
+          <w:rPr>
+            <w:rStyle w:val="Hyperlink"/>
+            <w:i/>
+            <w:iCs/>
+            <w:noProof/>
+          </w:rPr>
+          <w:t>Customer</w:t>
+        </w:r>
+        <w:r>
+          <w:rPr>
+            <w:noProof/>
+            <w:webHidden/>
+          </w:rPr>
+          <w:tab/>
+        </w:r>
+        <w:r>
+          <w:rPr>
+            <w:noProof/>
+            <w:webHidden/>
+          </w:rPr>
+          <w:fldChar w:fldCharType="begin"/>
+        </w:r>
+        <w:r>
+          <w:rPr>
+            <w:noProof/>
+            <w:webHidden/>
+          </w:rPr>
+          <w:instrText xml:space="preserve"> PAGEREF _Toc232684436 \h </w:instrText>
+        </w:r>
+        <w:r>
+          <w:rPr>
+            <w:noProof/>
+            <w:webHidden/>
+          </w:rPr>
+        </w:r>
+        <w:r>
+          <w:rPr>
+            <w:noProof/>
+            <w:webHidden/>
+          </w:rPr>
+          <w:fldChar w:fldCharType="separate"/>
+        </w:r>
+        <w:r>
+          <w:rPr>
+            <w:noProof/>
+            <w:webHidden/>
+          </w:rPr>
+          <w:t>43</w:t>
+        </w:r>
+        <w:r>
+          <w:rPr>
+            <w:noProof/>
+            <w:webHidden/>
+          </w:rPr>
+          <w:fldChar w:fldCharType="end"/>
+        </w:r>
+      </w:hyperlink>
+    </w:p>
+    <w:p>
+      <w:pPr>
+        <w:pStyle w:val="TOC3"/>
+        <w:tabs>
+          <w:tab w:val="left" w:pos="1320"/>
+          <w:tab w:val="right" w:leader="dot" w:pos="7927"/>
+        </w:tabs>
+        <w:rPr>
+          <w:rFonts w:asciiTheme="minorHAnsi" w:eastAsiaTheme="minorEastAsia" w:hAnsiTheme="minorHAnsi"/>
+          <w:noProof/>
+          <w:sz w:val="22"/>
+          <w:lang w:val="en-US"/>
+        </w:rPr>
+      </w:pPr>
+      <w:hyperlink w:anchor="_Toc232684437" w:history="1">
+        <w:r>
+          <w:rPr>
+            <w:rStyle w:val="Hyperlink"/>
+            <w:noProof/>
+          </w:rPr>
+          <w:t>3.5.7</w:t>
+        </w:r>
+        <w:r>
+          <w:rPr>
+            <w:rFonts w:asciiTheme="minorHAnsi" w:eastAsiaTheme="minorEastAsia" w:hAnsiTheme="minorHAnsi"/>
+            <w:noProof/>
+            <w:sz w:val="22"/>
+            <w:lang w:val="en-US"/>
+          </w:rPr>
+          <w:tab/>
+        </w:r>
+        <w:r>
+          <w:rPr>
+            <w:rStyle w:val="Hyperlink"/>
+            <w:noProof/>
+          </w:rPr>
+          <w:t xml:space="preserve">Implementasi Desain </w:t>
+        </w:r>
+        <w:r>
+          <w:rPr>
+            <w:rStyle w:val="Hyperlink"/>
+            <w:i/>
+            <w:iCs/>
+            <w:noProof/>
+          </w:rPr>
+          <w:t>User Interface</w:t>
+        </w:r>
+        <w:r>
+          <w:rPr>
+            <w:rStyle w:val="Hyperlink"/>
+            <w:noProof/>
+          </w:rPr>
+          <w:t xml:space="preserve"> Hala</w:t>
+        </w:r>
+        <w:r>
+          <w:rPr>
+            <w:rStyle w:val="Hyperlink"/>
+            <w:noProof/>
+          </w:rPr>
+          <w:t>m</w:t>
+        </w:r>
+        <w:r>
+          <w:rPr>
+            <w:rStyle w:val="Hyperlink"/>
+            <w:noProof/>
+          </w:rPr>
+          <w:t xml:space="preserve">an </w:t>
+        </w:r>
+        <w:r>
+          <w:rPr>
+            <w:rStyle w:val="Hyperlink"/>
+            <w:i/>
+            <w:iCs/>
+            <w:noProof/>
+          </w:rPr>
+          <w:t>Reports</w:t>
+        </w:r>
+        <w:r>
+          <w:rPr>
+            <w:noProof/>
+            <w:webHidden/>
+          </w:rPr>
+          <w:tab/>
+        </w:r>
+        <w:r>
+          <w:rPr>
+            <w:noProof/>
+            <w:webHidden/>
+          </w:rPr>
+          <w:fldChar w:fldCharType="begin"/>
+        </w:r>
+        <w:r>
+          <w:rPr>
+            <w:noProof/>
+            <w:webHidden/>
+          </w:rPr>
+          <w:instrText xml:space="preserve"> PAGEREF _Toc232684437 \h </w:instrText>
+        </w:r>
+        <w:r>
+          <w:rPr>
+            <w:noProof/>
+            <w:webHidden/>
+          </w:rPr>
+        </w:r>
+        <w:r>
+          <w:rPr>
+            <w:noProof/>
+            <w:webHidden/>
+          </w:rPr>
+          <w:fldChar w:fldCharType="separate"/>
+        </w:r>
+        <w:r>
+          <w:rPr>
+            <w:noProof/>
+            <w:webHidden/>
+          </w:rPr>
+          <w:t>46</w:t>
+        </w:r>
+        <w:r>
+          <w:rPr>
+            <w:noProof/>
+            <w:webHidden/>
+          </w:rPr>
+          <w:fldChar w:fldCharType="end"/>
+        </w:r>
+      </w:hyperlink>
+    </w:p>
+    <w:p>
+      <w:pPr>
+        <w:pStyle w:val="TOC1"/>
+        <w:tabs>
+          <w:tab w:val="right" w:leader="dot" w:pos="7927"/>
+        </w:tabs>
+        <w:rPr>
+          <w:rFonts w:asciiTheme="minorHAnsi" w:eastAsiaTheme="minorEastAsia" w:hAnsiTheme="minorHAnsi"/>
+          <w:noProof/>
+          <w:sz w:val="22"/>
+          <w:lang w:val="en-US"/>
+        </w:rPr>
+      </w:pPr>
+      <w:hyperlink w:anchor="_Toc232684438" w:history="1">
+        <w:r>
+          <w:rPr>
+            <w:rStyle w:val="Hyperlink"/>
+            <w:noProof/>
+          </w:rPr>
+          <w:t>BAB IV KESIMPULAN DAN SARAN</w:t>
+        </w:r>
+        <w:r>
+          <w:rPr>
+            <w:noProof/>
+            <w:webHidden/>
+          </w:rPr>
+          <w:tab/>
+        </w:r>
+        <w:r>
+          <w:rPr>
+            <w:noProof/>
+            <w:webHidden/>
+          </w:rPr>
+          <w:fldChar w:fldCharType="begin"/>
+        </w:r>
+        <w:r>
+          <w:rPr>
+            <w:noProof/>
+            <w:webHidden/>
+          </w:rPr>
+          <w:instrText xml:space="preserve"> PAGEREF _Toc232684438 \h </w:instrText>
+        </w:r>
+        <w:r>
+          <w:rPr>
+            <w:noProof/>
+            <w:webHidden/>
+          </w:rPr>
+        </w:r>
+        <w:r>
+          <w:rPr>
+            <w:noProof/>
+            <w:webHidden/>
+          </w:rPr>
+          <w:fldChar w:fldCharType="separate"/>
+        </w:r>
+        <w:r>
+          <w:rPr>
+            <w:noProof/>
+            <w:webHidden/>
+          </w:rPr>
+          <w:t>50</w:t>
+        </w:r>
+        <w:r>
+          <w:rPr>
+            <w:noProof/>
+            <w:webHidden/>
+          </w:rPr>
+          <w:fldChar w:fldCharType="end"/>
+        </w:r>
+      </w:hyperlink>
+    </w:p>
+    <w:p>
+      <w:pPr>
+        <w:pStyle w:val="TOC2"/>
+        <w:tabs>
+          <w:tab w:val="left" w:pos="880"/>
+          <w:tab w:val="right" w:leader="dot" w:pos="7927"/>
+        </w:tabs>
+        <w:rPr>
+          <w:rFonts w:asciiTheme="minorHAnsi" w:eastAsiaTheme="minorEastAsia" w:hAnsiTheme="minorHAnsi"/>
+          <w:noProof/>
+          <w:sz w:val="22"/>
+          <w:lang w:val="en-US"/>
+        </w:rPr>
+      </w:pPr>
+      <w:hyperlink w:anchor="_Toc232684439" w:history="1">
+        <w:r>
+          <w:rPr>
+            <w:rStyle w:val="Hyperlink"/>
+            <w:noProof/>
+          </w:rPr>
+          <w:t>4.1</w:t>
+        </w:r>
+        <w:r>
+          <w:rPr>
+            <w:rFonts w:asciiTheme="minorHAnsi" w:eastAsiaTheme="minorEastAsia" w:hAnsiTheme="minorHAnsi"/>
+            <w:noProof/>
+            <w:sz w:val="22"/>
+            <w:lang w:val="en-US"/>
+          </w:rPr>
+          <w:tab/>
+        </w:r>
+        <w:r>
+          <w:rPr>
+            <w:rStyle w:val="Hyperlink"/>
+            <w:noProof/>
+          </w:rPr>
+          <w:t>Kesimpulan</w:t>
+        </w:r>
+        <w:r>
+          <w:rPr>
+            <w:noProof/>
+            <w:webHidden/>
+          </w:rPr>
+          <w:tab/>
+        </w:r>
+        <w:r>
+          <w:rPr>
+            <w:noProof/>
+            <w:webHidden/>
+          </w:rPr>
+          <w:fldChar w:fldCharType="begin"/>
+        </w:r>
+        <w:r>
+          <w:rPr>
+            <w:noProof/>
+            <w:webHidden/>
+          </w:rPr>
+          <w:instrText xml:space="preserve"> PAGEREF _Toc232684439 \h </w:instrText>
+        </w:r>
+        <w:r>
+          <w:rPr>
+            <w:noProof/>
+            <w:webHidden/>
+          </w:rPr>
+        </w:r>
+        <w:r>
+          <w:rPr>
+            <w:noProof/>
+            <w:webHidden/>
+          </w:rPr>
+          <w:fldChar w:fldCharType="separate"/>
+        </w:r>
+        <w:r>
+          <w:rPr>
+            <w:noProof/>
+            <w:webHidden/>
+          </w:rPr>
+          <w:t>50</w:t>
+        </w:r>
+        <w:r>
+          <w:rPr>
+            <w:noProof/>
+            <w:webHidden/>
+          </w:rPr>
+          <w:fldChar w:fldCharType="end"/>
+        </w:r>
+      </w:hyperlink>
+    </w:p>
+    <w:p>
+      <w:pPr>
+        <w:pStyle w:val="TOC2"/>
+        <w:tabs>
+          <w:tab w:val="left" w:pos="880"/>
+          <w:tab w:val="right" w:leader="dot" w:pos="7927"/>
+        </w:tabs>
+        <w:rPr>
+          <w:rFonts w:asciiTheme="minorHAnsi" w:eastAsiaTheme="minorEastAsia" w:hAnsiTheme="minorHAnsi"/>
+          <w:noProof/>
+          <w:sz w:val="22"/>
+          <w:lang w:val="en-US"/>
+        </w:rPr>
+      </w:pPr>
+      <w:hyperlink w:anchor="_Toc232684440" w:history="1">
+        <w:r>
+          <w:rPr>
+            <w:rStyle w:val="Hyperlink"/>
+            <w:noProof/>
+          </w:rPr>
+          <w:t>4.2</w:t>
+        </w:r>
+        <w:r>
+          <w:rPr>
+            <w:rFonts w:asciiTheme="minorHAnsi" w:eastAsiaTheme="minorEastAsia" w:hAnsiTheme="minorHAnsi"/>
+            <w:noProof/>
+            <w:sz w:val="22"/>
+            <w:lang w:val="en-US"/>
+          </w:rPr>
+          <w:tab/>
+        </w:r>
+        <w:r>
+          <w:rPr>
+            <w:rStyle w:val="Hyperlink"/>
+            <w:noProof/>
+          </w:rPr>
+          <w:t>Saran</w:t>
+        </w:r>
+        <w:r>
+          <w:rPr>
+            <w:noProof/>
+            <w:webHidden/>
+          </w:rPr>
+          <w:tab/>
+        </w:r>
+        <w:r>
+          <w:rPr>
+            <w:noProof/>
+            <w:webHidden/>
+          </w:rPr>
+          <w:fldChar w:fldCharType="begin"/>
+        </w:r>
+        <w:r>
+          <w:rPr>
+            <w:noProof/>
+            <w:webHidden/>
+          </w:rPr>
+          <w:instrText xml:space="preserve"> PAGEREF _Toc232684440 \h </w:instrText>
+        </w:r>
+        <w:r>
+          <w:rPr>
+            <w:noProof/>
+            <w:webHidden/>
+          </w:rPr>
+        </w:r>
+        <w:r>
+          <w:rPr>
+            <w:noProof/>
+            <w:webHidden/>
+          </w:rPr>
+          <w:fldChar w:fldCharType="separate"/>
+        </w:r>
+        <w:r>
+          <w:rPr>
+            <w:noProof/>
+            <w:webHidden/>
+          </w:rPr>
+          <w:t>51</w:t>
+        </w:r>
+        <w:r>
+          <w:rPr>
+            <w:noProof/>
+            <w:webHidden/>
+          </w:rPr>
+          <w:fldChar w:fldCharType="end"/>
+        </w:r>
+      </w:hyperlink>
+    </w:p>
+    <w:p>
+      <w:pPr>
+        <w:pStyle w:val="TOC1"/>
+        <w:tabs>
+          <w:tab w:val="right" w:leader="dot" w:pos="7927"/>
+        </w:tabs>
+        <w:rPr>
+          <w:rFonts w:asciiTheme="minorHAnsi" w:eastAsiaTheme="minorEastAsia" w:hAnsiTheme="minorHAnsi"/>
+          <w:noProof/>
+          <w:sz w:val="22"/>
+          <w:lang w:val="en-US"/>
+        </w:rPr>
+      </w:pPr>
+      <w:hyperlink w:anchor="_Toc232684441" w:history="1">
+        <w:r>
+          <w:rPr>
+            <w:rStyle w:val="Hyperlink"/>
+            <w:noProof/>
+          </w:rPr>
+          <w:t>DAFTAR PUSTAKA</w:t>
+        </w:r>
+        <w:r>
+          <w:rPr>
+            <w:noProof/>
+            <w:webHidden/>
+          </w:rPr>
+          <w:tab/>
+        </w:r>
+        <w:r>
+          <w:rPr>
+            <w:noProof/>
+            <w:webHidden/>
+          </w:rPr>
+          <w:fldChar w:fldCharType="begin"/>
+        </w:r>
+        <w:r>
+          <w:rPr>
+            <w:noProof/>
+            <w:webHidden/>
+          </w:rPr>
+          <w:instrText xml:space="preserve"> PAGEREF _Toc232684441 \h </w:instrText>
+        </w:r>
+        <w:r>
+          <w:rPr>
+            <w:noProof/>
+            <w:webHidden/>
+          </w:rPr>
+        </w:r>
+        <w:r>
+          <w:rPr>
+            <w:noProof/>
+            <w:webHidden/>
+          </w:rPr>
+          <w:fldChar w:fldCharType="separate"/>
+        </w:r>
+        <w:r>
+          <w:rPr>
+            <w:noProof/>
+            <w:webHidden/>
+          </w:rPr>
+          <w:t>52</w:t>
+        </w:r>
+        <w:r>
+          <w:rPr>
+            <w:noProof/>
+            <w:webHidden/>
+          </w:rPr>
+          <w:fldChar w:fldCharType="end"/>
+        </w:r>
+      </w:hyperlink>
     </w:p>
     <w:p>
       <w:pPr>
         <w:pStyle w:val="Heading1"/>
         <w:spacing w:after="160"/>
-      </w:pPr>
+        <w:jc w:val="both"/>
+      </w:pPr>
+      <w:r>
+        <w:fldChar w:fldCharType="end"/>
+      </w:r>
+      <w:r>
+        <w:br w:type="page"/>
+      </w:r>
+    </w:p>
+    <w:p>
+      <w:pPr>
+        <w:pStyle w:val="Heading1"/>
+        <w:spacing w:after="160"/>
+      </w:pPr>
+      <w:bookmarkStart w:id="4" w:name="_Toc232684383"/>
       <w:r>
         <w:lastRenderedPageBreak/>
         <w:t>DAFTAR GAMBAR</w:t>
       </w:r>
-      <w:r>
-        <w:br w:type="page"/>
+      <w:bookmarkEnd w:id="4"/>
+    </w:p>
+    <w:p>
+      <w:pPr>
+        <w:pStyle w:val="TableofFigures"/>
+        <w:tabs>
+          <w:tab w:val="right" w:leader="dot" w:pos="7927"/>
+        </w:tabs>
+        <w:rPr>
+          <w:noProof/>
+        </w:rPr>
+      </w:pPr>
+      <w:r>
+        <w:rPr>
+          <w:lang w:val="en-US"/>
+        </w:rPr>
+        <w:fldChar w:fldCharType="begin"/>
+      </w:r>
+      <w:r>
+        <w:rPr>
+          <w:lang w:val="en-US"/>
+        </w:rPr>
+        <w:instrText xml:space="preserve"> TOC \h \z \c "Gambar 1." </w:instrText>
+      </w:r>
+      <w:r>
+        <w:rPr>
+          <w:lang w:val="en-US"/>
+        </w:rPr>
+        <w:fldChar w:fldCharType="separate"/>
+      </w:r>
+      <w:hyperlink w:anchor="_Toc232684303" w:history="1">
+        <w:r>
+          <w:rPr>
+            <w:rStyle w:val="Hyperlink"/>
+            <w:b/>
+            <w:bCs/>
+            <w:noProof/>
+          </w:rPr>
+          <w:t>Gambar 1. 1</w:t>
+        </w:r>
+        <w:r>
+          <w:rPr>
+            <w:rStyle w:val="Hyperlink"/>
+            <w:noProof/>
+            <w:lang w:val="en-US"/>
+          </w:rPr>
+          <w:t xml:space="preserve"> Lokasi Reusely</w:t>
+        </w:r>
+        <w:r>
+          <w:rPr>
+            <w:noProof/>
+            <w:webHidden/>
+          </w:rPr>
+          <w:tab/>
+        </w:r>
+        <w:r>
+          <w:rPr>
+            <w:noProof/>
+            <w:webHidden/>
+          </w:rPr>
+          <w:fldChar w:fldCharType="begin"/>
+        </w:r>
+        <w:r>
+          <w:rPr>
+            <w:noProof/>
+            <w:webHidden/>
+          </w:rPr>
+          <w:instrText xml:space="preserve"> PAGEREF _Toc232684303 \h </w:instrText>
+        </w:r>
+        <w:r>
+          <w:rPr>
+            <w:noProof/>
+            <w:webHidden/>
+          </w:rPr>
+        </w:r>
+        <w:r>
+          <w:rPr>
+            <w:noProof/>
+            <w:webHidden/>
+          </w:rPr>
+          <w:fldChar w:fldCharType="separate"/>
+        </w:r>
+        <w:r>
+          <w:rPr>
+            <w:noProof/>
+            <w:webHidden/>
+          </w:rPr>
+          <w:t>3</w:t>
+        </w:r>
+        <w:r>
+          <w:rPr>
+            <w:noProof/>
+            <w:webHidden/>
+          </w:rPr>
+          <w:fldChar w:fldCharType="end"/>
+        </w:r>
+      </w:hyperlink>
+      <w:r>
+        <w:rPr>
+          <w:lang w:val="en-US"/>
+        </w:rPr>
+        <w:fldChar w:fldCharType="end"/>
+      </w:r>
+      <w:r>
+        <w:rPr>
+          <w:lang w:val="en-US"/>
+        </w:rPr>
+        <w:fldChar w:fldCharType="begin"/>
+      </w:r>
+      <w:r>
+        <w:rPr>
+          <w:lang w:val="en-US"/>
+        </w:rPr>
+        <w:instrText xml:space="preserve"> TOC \h \z \c "Gambar 2." </w:instrText>
+      </w:r>
+      <w:r>
+        <w:rPr>
+          <w:lang w:val="en-US"/>
+        </w:rPr>
+        <w:fldChar w:fldCharType="separate"/>
+      </w:r>
+    </w:p>
+    <w:p>
+      <w:pPr>
+        <w:pStyle w:val="TableofFigures"/>
+        <w:tabs>
+          <w:tab w:val="right" w:leader="dot" w:pos="7927"/>
+        </w:tabs>
+        <w:rPr>
+          <w:rFonts w:asciiTheme="minorHAnsi" w:eastAsiaTheme="minorEastAsia" w:hAnsiTheme="minorHAnsi"/>
+          <w:noProof/>
+          <w:sz w:val="22"/>
+          <w:lang w:val="en-US"/>
+        </w:rPr>
+      </w:pPr>
+      <w:hyperlink w:anchor="_Toc232684312" w:history="1">
+        <w:r>
+          <w:rPr>
+            <w:rStyle w:val="Hyperlink"/>
+            <w:b/>
+            <w:bCs/>
+            <w:noProof/>
+          </w:rPr>
+          <w:t>Gambar 2. 1</w:t>
+        </w:r>
+        <w:r>
+          <w:rPr>
+            <w:rStyle w:val="Hyperlink"/>
+            <w:noProof/>
+            <w:lang w:val="en-US"/>
+          </w:rPr>
+          <w:t xml:space="preserve"> Struktur Organisasi Reusely</w:t>
+        </w:r>
+        <w:r>
+          <w:rPr>
+            <w:noProof/>
+            <w:webHidden/>
+          </w:rPr>
+          <w:tab/>
+        </w:r>
+        <w:r>
+          <w:rPr>
+            <w:noProof/>
+            <w:webHidden/>
+          </w:rPr>
+          <w:fldChar w:fldCharType="begin"/>
+        </w:r>
+        <w:r>
+          <w:rPr>
+            <w:noProof/>
+            <w:webHidden/>
+          </w:rPr>
+          <w:instrText xml:space="preserve"> PAGEREF _Toc232684312 \h </w:instrText>
+        </w:r>
+        <w:r>
+          <w:rPr>
+            <w:noProof/>
+            <w:webHidden/>
+          </w:rPr>
+        </w:r>
+        <w:r>
+          <w:rPr>
+            <w:noProof/>
+            <w:webHidden/>
+          </w:rPr>
+          <w:fldChar w:fldCharType="separate"/>
+        </w:r>
+        <w:r>
+          <w:rPr>
+            <w:noProof/>
+            <w:webHidden/>
+          </w:rPr>
+          <w:t>8</w:t>
+        </w:r>
+        <w:r>
+          <w:rPr>
+            <w:noProof/>
+            <w:webHidden/>
+          </w:rPr>
+          <w:fldChar w:fldCharType="end"/>
+        </w:r>
+      </w:hyperlink>
+    </w:p>
+    <w:p>
+      <w:pPr>
+        <w:pStyle w:val="TableofFigures"/>
+        <w:tabs>
+          <w:tab w:val="right" w:leader="dot" w:pos="7927"/>
+        </w:tabs>
+        <w:rPr>
+          <w:noProof/>
+        </w:rPr>
+      </w:pPr>
+      <w:hyperlink w:anchor="_Toc232684313" w:history="1">
+        <w:r>
+          <w:rPr>
+            <w:rStyle w:val="Hyperlink"/>
+            <w:b/>
+            <w:bCs/>
+            <w:noProof/>
+          </w:rPr>
+          <w:t>Gambar 2. 2</w:t>
+        </w:r>
+        <w:r>
+          <w:rPr>
+            <w:rStyle w:val="Hyperlink"/>
+            <w:noProof/>
+            <w:lang w:val="en-US"/>
+          </w:rPr>
+          <w:t xml:space="preserve"> Logo Reusely</w:t>
+        </w:r>
+        <w:r>
+          <w:rPr>
+            <w:noProof/>
+            <w:webHidden/>
+          </w:rPr>
+          <w:tab/>
+        </w:r>
+        <w:r>
+          <w:rPr>
+            <w:noProof/>
+            <w:webHidden/>
+          </w:rPr>
+          <w:fldChar w:fldCharType="begin"/>
+        </w:r>
+        <w:r>
+          <w:rPr>
+            <w:noProof/>
+            <w:webHidden/>
+          </w:rPr>
+          <w:instrText xml:space="preserve"> PAGEREF _Toc232684313 \h </w:instrText>
+        </w:r>
+        <w:r>
+          <w:rPr>
+            <w:noProof/>
+            <w:webHidden/>
+          </w:rPr>
+        </w:r>
+        <w:r>
+          <w:rPr>
+            <w:noProof/>
+            <w:webHidden/>
+          </w:rPr>
+          <w:fldChar w:fldCharType="separate"/>
+        </w:r>
+        <w:r>
+          <w:rPr>
+            <w:noProof/>
+            <w:webHidden/>
+          </w:rPr>
+          <w:t>23</w:t>
+        </w:r>
+        <w:r>
+          <w:rPr>
+            <w:noProof/>
+            <w:webHidden/>
+          </w:rPr>
+          <w:fldChar w:fldCharType="end"/>
+        </w:r>
+      </w:hyperlink>
+      <w:r>
+        <w:rPr>
+          <w:lang w:val="en-US"/>
+        </w:rPr>
+        <w:fldChar w:fldCharType="end"/>
+      </w:r>
+      <w:r>
+        <w:rPr>
+          <w:lang w:val="en-US"/>
+        </w:rPr>
+        <w:fldChar w:fldCharType="begin"/>
+      </w:r>
+      <w:r>
+        <w:rPr>
+          <w:lang w:val="en-US"/>
+        </w:rPr>
+        <w:instrText xml:space="preserve"> TOC \h \z \c "Gambar 3." </w:instrText>
+      </w:r>
+      <w:r>
+        <w:rPr>
+          <w:lang w:val="en-US"/>
+        </w:rPr>
+        <w:fldChar w:fldCharType="separate"/>
+      </w:r>
+    </w:p>
+    <w:p>
+      <w:pPr>
+        <w:pStyle w:val="TableofFigures"/>
+        <w:tabs>
+          <w:tab w:val="right" w:leader="dot" w:pos="7927"/>
+        </w:tabs>
+        <w:rPr>
+          <w:rFonts w:asciiTheme="minorHAnsi" w:eastAsiaTheme="minorEastAsia" w:hAnsiTheme="minorHAnsi"/>
+          <w:noProof/>
+          <w:sz w:val="22"/>
+          <w:lang w:val="en-US"/>
+        </w:rPr>
+      </w:pPr>
+      <w:hyperlink w:anchor="_Toc232684318" w:history="1">
+        <w:r>
+          <w:rPr>
+            <w:rStyle w:val="Hyperlink"/>
+            <w:b/>
+            <w:bCs/>
+            <w:noProof/>
+          </w:rPr>
+          <w:t>Gambar 3. 1</w:t>
+        </w:r>
+        <w:r>
+          <w:rPr>
+            <w:rStyle w:val="Hyperlink"/>
+            <w:noProof/>
+            <w:lang w:val="en-US"/>
+          </w:rPr>
+          <w:t xml:space="preserve"> Reusely </w:t>
+        </w:r>
+        <w:r>
+          <w:rPr>
+            <w:rStyle w:val="Hyperlink"/>
+            <w:i/>
+            <w:noProof/>
+            <w:lang w:val="en-US"/>
+          </w:rPr>
+          <w:t>Settings - Company Profile</w:t>
+        </w:r>
+        <w:r>
+          <w:rPr>
+            <w:rStyle w:val="Hyperlink"/>
+            <w:noProof/>
+            <w:lang w:val="en-US"/>
+          </w:rPr>
+          <w:t xml:space="preserve"> V1</w:t>
+        </w:r>
+        <w:r>
+          <w:rPr>
+            <w:noProof/>
+            <w:webHidden/>
+          </w:rPr>
+          <w:tab/>
+        </w:r>
+        <w:r>
+          <w:rPr>
+            <w:noProof/>
+            <w:webHidden/>
+          </w:rPr>
+          <w:fldChar w:fldCharType="begin"/>
+        </w:r>
+        <w:r>
+          <w:rPr>
+            <w:noProof/>
+            <w:webHidden/>
+          </w:rPr>
+          <w:instrText xml:space="preserve"> PAGEREF _Toc232684318 \h </w:instrText>
+        </w:r>
+        <w:r>
+          <w:rPr>
+            <w:noProof/>
+            <w:webHidden/>
+          </w:rPr>
+        </w:r>
+        <w:r>
+          <w:rPr>
+            <w:noProof/>
+            <w:webHidden/>
+          </w:rPr>
+          <w:fldChar w:fldCharType="separate"/>
+        </w:r>
+        <w:r>
+          <w:rPr>
+            <w:noProof/>
+            <w:webHidden/>
+          </w:rPr>
+          <w:t>29</w:t>
+        </w:r>
+        <w:r>
+          <w:rPr>
+            <w:noProof/>
+            <w:webHidden/>
+          </w:rPr>
+          <w:fldChar w:fldCharType="end"/>
+        </w:r>
+      </w:hyperlink>
+    </w:p>
+    <w:p>
+      <w:pPr>
+        <w:pStyle w:val="TableofFigures"/>
+        <w:tabs>
+          <w:tab w:val="right" w:leader="dot" w:pos="7927"/>
+        </w:tabs>
+        <w:rPr>
+          <w:rFonts w:asciiTheme="minorHAnsi" w:eastAsiaTheme="minorEastAsia" w:hAnsiTheme="minorHAnsi"/>
+          <w:noProof/>
+          <w:sz w:val="22"/>
+          <w:lang w:val="en-US"/>
+        </w:rPr>
+      </w:pPr>
+      <w:hyperlink w:anchor="_Toc232684319" w:history="1">
+        <w:r>
+          <w:rPr>
+            <w:rStyle w:val="Hyperlink"/>
+            <w:b/>
+            <w:bCs/>
+            <w:noProof/>
+          </w:rPr>
+          <w:t>Gambar 3. 2</w:t>
+        </w:r>
+        <w:r>
+          <w:rPr>
+            <w:rStyle w:val="Hyperlink"/>
+            <w:noProof/>
+            <w:lang w:val="en-US"/>
+          </w:rPr>
+          <w:t xml:space="preserve"> Reusely </w:t>
+        </w:r>
+        <w:r>
+          <w:rPr>
+            <w:rStyle w:val="Hyperlink"/>
+            <w:i/>
+            <w:noProof/>
+            <w:lang w:val="en-US"/>
+          </w:rPr>
+          <w:t>Settings - Company Profile</w:t>
+        </w:r>
+        <w:r>
+          <w:rPr>
+            <w:rStyle w:val="Hyperlink"/>
+            <w:noProof/>
+            <w:lang w:val="en-US"/>
+          </w:rPr>
+          <w:t xml:space="preserve"> V2</w:t>
+        </w:r>
+        <w:r>
+          <w:rPr>
+            <w:noProof/>
+            <w:webHidden/>
+          </w:rPr>
+          <w:tab/>
+        </w:r>
+        <w:r>
+          <w:rPr>
+            <w:noProof/>
+            <w:webHidden/>
+          </w:rPr>
+          <w:fldChar w:fldCharType="begin"/>
+        </w:r>
+        <w:r>
+          <w:rPr>
+            <w:noProof/>
+            <w:webHidden/>
+          </w:rPr>
+          <w:instrText xml:space="preserve"> PAGEREF _Toc232684319 \h </w:instrText>
+        </w:r>
+        <w:r>
+          <w:rPr>
+            <w:noProof/>
+            <w:webHidden/>
+          </w:rPr>
+        </w:r>
+        <w:r>
+          <w:rPr>
+            <w:noProof/>
+            <w:webHidden/>
+          </w:rPr>
+          <w:fldChar w:fldCharType="separate"/>
+        </w:r>
+        <w:r>
+          <w:rPr>
+            <w:noProof/>
+            <w:webHidden/>
+          </w:rPr>
+          <w:t>30</w:t>
+        </w:r>
+        <w:r>
+          <w:rPr>
+            <w:noProof/>
+            <w:webHidden/>
+          </w:rPr>
+          <w:fldChar w:fldCharType="end"/>
+        </w:r>
+      </w:hyperlink>
+    </w:p>
+    <w:p>
+      <w:pPr>
+        <w:pStyle w:val="TableofFigures"/>
+        <w:tabs>
+          <w:tab w:val="right" w:leader="dot" w:pos="7927"/>
+        </w:tabs>
+        <w:rPr>
+          <w:rFonts w:asciiTheme="minorHAnsi" w:eastAsiaTheme="minorEastAsia" w:hAnsiTheme="minorHAnsi"/>
+          <w:noProof/>
+          <w:sz w:val="22"/>
+          <w:lang w:val="en-US"/>
+        </w:rPr>
+      </w:pPr>
+      <w:hyperlink w:anchor="_Toc232684320" w:history="1">
+        <w:r>
+          <w:rPr>
+            <w:rStyle w:val="Hyperlink"/>
+            <w:b/>
+            <w:bCs/>
+            <w:noProof/>
+          </w:rPr>
+          <w:t>Gambar 3. 3</w:t>
+        </w:r>
+        <w:r>
+          <w:rPr>
+            <w:rStyle w:val="Hyperlink"/>
+            <w:noProof/>
+            <w:lang w:val="en-US"/>
+          </w:rPr>
+          <w:t xml:space="preserve"> Reusely </w:t>
+        </w:r>
+        <w:r>
+          <w:rPr>
+            <w:rStyle w:val="Hyperlink"/>
+            <w:i/>
+            <w:noProof/>
+            <w:lang w:val="en-US"/>
+          </w:rPr>
+          <w:t>Settings - Receipts</w:t>
+        </w:r>
+        <w:r>
+          <w:rPr>
+            <w:rStyle w:val="Hyperlink"/>
+            <w:noProof/>
+            <w:lang w:val="en-US"/>
+          </w:rPr>
+          <w:t xml:space="preserve"> V1</w:t>
+        </w:r>
+        <w:r>
+          <w:rPr>
+            <w:noProof/>
+            <w:webHidden/>
+          </w:rPr>
+          <w:tab/>
+        </w:r>
+        <w:r>
+          <w:rPr>
+            <w:noProof/>
+            <w:webHidden/>
+          </w:rPr>
+          <w:fldChar w:fldCharType="begin"/>
+        </w:r>
+        <w:r>
+          <w:rPr>
+            <w:noProof/>
+            <w:webHidden/>
+          </w:rPr>
+          <w:instrText xml:space="preserve"> PAGEREF _Toc232684320 \h </w:instrText>
+        </w:r>
+        <w:r>
+          <w:rPr>
+            <w:noProof/>
+            <w:webHidden/>
+          </w:rPr>
+        </w:r>
+        <w:r>
+          <w:rPr>
+            <w:noProof/>
+            <w:webHidden/>
+          </w:rPr>
+          <w:fldChar w:fldCharType="separate"/>
+        </w:r>
+        <w:r>
+          <w:rPr>
+            <w:noProof/>
+            <w:webHidden/>
+          </w:rPr>
+          <w:t>32</w:t>
+        </w:r>
+        <w:r>
+          <w:rPr>
+            <w:noProof/>
+            <w:webHidden/>
+          </w:rPr>
+          <w:fldChar w:fldCharType="end"/>
+        </w:r>
+      </w:hyperlink>
+    </w:p>
+    <w:p>
+      <w:pPr>
+        <w:pStyle w:val="TableofFigures"/>
+        <w:tabs>
+          <w:tab w:val="right" w:leader="dot" w:pos="7927"/>
+        </w:tabs>
+        <w:rPr>
+          <w:rFonts w:asciiTheme="minorHAnsi" w:eastAsiaTheme="minorEastAsia" w:hAnsiTheme="minorHAnsi"/>
+          <w:noProof/>
+          <w:sz w:val="22"/>
+          <w:lang w:val="en-US"/>
+        </w:rPr>
+      </w:pPr>
+      <w:hyperlink w:anchor="_Toc232684321" w:history="1">
+        <w:r>
+          <w:rPr>
+            <w:rStyle w:val="Hyperlink"/>
+            <w:b/>
+            <w:bCs/>
+            <w:noProof/>
+          </w:rPr>
+          <w:t>Gambar 3. 4</w:t>
+        </w:r>
+        <w:r>
+          <w:rPr>
+            <w:rStyle w:val="Hyperlink"/>
+            <w:noProof/>
+            <w:lang w:val="en-US"/>
+          </w:rPr>
+          <w:t xml:space="preserve"> Reusely </w:t>
+        </w:r>
+        <w:r>
+          <w:rPr>
+            <w:rStyle w:val="Hyperlink"/>
+            <w:i/>
+            <w:noProof/>
+            <w:lang w:val="en-US"/>
+          </w:rPr>
+          <w:t>Settings - Receipts</w:t>
+        </w:r>
+        <w:r>
+          <w:rPr>
+            <w:rStyle w:val="Hyperlink"/>
+            <w:noProof/>
+            <w:lang w:val="en-US"/>
+          </w:rPr>
+          <w:t xml:space="preserve"> V2</w:t>
+        </w:r>
+        <w:r>
+          <w:rPr>
+            <w:noProof/>
+            <w:webHidden/>
+          </w:rPr>
+          <w:tab/>
+        </w:r>
+        <w:r>
+          <w:rPr>
+            <w:noProof/>
+            <w:webHidden/>
+          </w:rPr>
+          <w:fldChar w:fldCharType="begin"/>
+        </w:r>
+        <w:r>
+          <w:rPr>
+            <w:noProof/>
+            <w:webHidden/>
+          </w:rPr>
+          <w:instrText xml:space="preserve"> PAGEREF _Toc232684321 \h </w:instrText>
+        </w:r>
+        <w:r>
+          <w:rPr>
+            <w:noProof/>
+            <w:webHidden/>
+          </w:rPr>
+        </w:r>
+        <w:r>
+          <w:rPr>
+            <w:noProof/>
+            <w:webHidden/>
+          </w:rPr>
+          <w:fldChar w:fldCharType="separate"/>
+        </w:r>
+        <w:r>
+          <w:rPr>
+            <w:noProof/>
+            <w:webHidden/>
+          </w:rPr>
+          <w:t>33</w:t>
+        </w:r>
+        <w:r>
+          <w:rPr>
+            <w:noProof/>
+            <w:webHidden/>
+          </w:rPr>
+          <w:fldChar w:fldCharType="end"/>
+        </w:r>
+      </w:hyperlink>
+    </w:p>
+    <w:p>
+      <w:pPr>
+        <w:pStyle w:val="TableofFigures"/>
+        <w:tabs>
+          <w:tab w:val="right" w:leader="dot" w:pos="7927"/>
+        </w:tabs>
+        <w:rPr>
+          <w:rFonts w:asciiTheme="minorHAnsi" w:eastAsiaTheme="minorEastAsia" w:hAnsiTheme="minorHAnsi"/>
+          <w:noProof/>
+          <w:sz w:val="22"/>
+          <w:lang w:val="en-US"/>
+        </w:rPr>
+      </w:pPr>
+      <w:hyperlink w:anchor="_Toc232684322" w:history="1">
+        <w:r>
+          <w:rPr>
+            <w:rStyle w:val="Hyperlink"/>
+            <w:b/>
+            <w:bCs/>
+            <w:noProof/>
+          </w:rPr>
+          <w:t>Gambar 3. 5</w:t>
+        </w:r>
+        <w:r>
+          <w:rPr>
+            <w:rStyle w:val="Hyperlink"/>
+            <w:noProof/>
+            <w:lang w:val="en-US"/>
+          </w:rPr>
+          <w:t xml:space="preserve"> Reusely </w:t>
+        </w:r>
+        <w:r>
+          <w:rPr>
+            <w:rStyle w:val="Hyperlink"/>
+            <w:i/>
+            <w:noProof/>
+            <w:lang w:val="en-US"/>
+          </w:rPr>
+          <w:t>Settings - Location</w:t>
+        </w:r>
+        <w:r>
+          <w:rPr>
+            <w:rStyle w:val="Hyperlink"/>
+            <w:noProof/>
+            <w:lang w:val="en-US"/>
+          </w:rPr>
+          <w:t xml:space="preserve"> V1</w:t>
+        </w:r>
+        <w:r>
+          <w:rPr>
+            <w:noProof/>
+            <w:webHidden/>
+          </w:rPr>
+          <w:tab/>
+        </w:r>
+        <w:r>
+          <w:rPr>
+            <w:noProof/>
+            <w:webHidden/>
+          </w:rPr>
+          <w:fldChar w:fldCharType="begin"/>
+        </w:r>
+        <w:r>
+          <w:rPr>
+            <w:noProof/>
+            <w:webHidden/>
+          </w:rPr>
+          <w:instrText xml:space="preserve"> PAGEREF _Toc232684322 \h </w:instrText>
+        </w:r>
+        <w:r>
+          <w:rPr>
+            <w:noProof/>
+            <w:webHidden/>
+          </w:rPr>
+        </w:r>
+        <w:r>
+          <w:rPr>
+            <w:noProof/>
+            <w:webHidden/>
+          </w:rPr>
+          <w:fldChar w:fldCharType="separate"/>
+        </w:r>
+        <w:r>
+          <w:rPr>
+            <w:noProof/>
+            <w:webHidden/>
+          </w:rPr>
+          <w:t>35</w:t>
+        </w:r>
+        <w:r>
+          <w:rPr>
+            <w:noProof/>
+            <w:webHidden/>
+          </w:rPr>
+          <w:fldChar w:fldCharType="end"/>
+        </w:r>
+      </w:hyperlink>
+    </w:p>
+    <w:p>
+      <w:pPr>
+        <w:pStyle w:val="TableofFigures"/>
+        <w:tabs>
+          <w:tab w:val="right" w:leader="dot" w:pos="7927"/>
+        </w:tabs>
+        <w:rPr>
+          <w:rFonts w:asciiTheme="minorHAnsi" w:eastAsiaTheme="minorEastAsia" w:hAnsiTheme="minorHAnsi"/>
+          <w:noProof/>
+          <w:sz w:val="22"/>
+          <w:lang w:val="en-US"/>
+        </w:rPr>
+      </w:pPr>
+      <w:hyperlink w:anchor="_Toc232684323" w:history="1">
+        <w:r>
+          <w:rPr>
+            <w:rStyle w:val="Hyperlink"/>
+            <w:b/>
+            <w:bCs/>
+            <w:noProof/>
+          </w:rPr>
+          <w:t>Gambar 3. 6</w:t>
+        </w:r>
+        <w:r>
+          <w:rPr>
+            <w:rStyle w:val="Hyperlink"/>
+            <w:noProof/>
+            <w:lang w:val="en-US"/>
+          </w:rPr>
+          <w:t xml:space="preserve"> Reusely </w:t>
+        </w:r>
+        <w:r>
+          <w:rPr>
+            <w:rStyle w:val="Hyperlink"/>
+            <w:i/>
+            <w:noProof/>
+            <w:lang w:val="en-US"/>
+          </w:rPr>
+          <w:t>Settings - Location</w:t>
+        </w:r>
+        <w:r>
+          <w:rPr>
+            <w:rStyle w:val="Hyperlink"/>
+            <w:noProof/>
+            <w:lang w:val="en-US"/>
+          </w:rPr>
+          <w:t xml:space="preserve"> V2</w:t>
+        </w:r>
+        <w:r>
+          <w:rPr>
+            <w:noProof/>
+            <w:webHidden/>
+          </w:rPr>
+          <w:tab/>
+        </w:r>
+        <w:r>
+          <w:rPr>
+            <w:noProof/>
+            <w:webHidden/>
+          </w:rPr>
+          <w:fldChar w:fldCharType="begin"/>
+        </w:r>
+        <w:r>
+          <w:rPr>
+            <w:noProof/>
+            <w:webHidden/>
+          </w:rPr>
+          <w:instrText xml:space="preserve"> PAGEREF _Toc232684323 \h </w:instrText>
+        </w:r>
+        <w:r>
+          <w:rPr>
+            <w:noProof/>
+            <w:webHidden/>
+          </w:rPr>
+        </w:r>
+        <w:r>
+          <w:rPr>
+            <w:noProof/>
+            <w:webHidden/>
+          </w:rPr>
+          <w:fldChar w:fldCharType="separate"/>
+        </w:r>
+        <w:r>
+          <w:rPr>
+            <w:noProof/>
+            <w:webHidden/>
+          </w:rPr>
+          <w:t>36</w:t>
+        </w:r>
+        <w:r>
+          <w:rPr>
+            <w:noProof/>
+            <w:webHidden/>
+          </w:rPr>
+          <w:fldChar w:fldCharType="end"/>
+        </w:r>
+      </w:hyperlink>
+    </w:p>
+    <w:p>
+      <w:pPr>
+        <w:pStyle w:val="TableofFigures"/>
+        <w:tabs>
+          <w:tab w:val="right" w:leader="dot" w:pos="7927"/>
+        </w:tabs>
+        <w:rPr>
+          <w:rFonts w:asciiTheme="minorHAnsi" w:eastAsiaTheme="minorEastAsia" w:hAnsiTheme="minorHAnsi"/>
+          <w:noProof/>
+          <w:sz w:val="22"/>
+          <w:lang w:val="en-US"/>
+        </w:rPr>
+      </w:pPr>
+      <w:hyperlink w:anchor="_Toc232684324" w:history="1">
+        <w:r>
+          <w:rPr>
+            <w:rStyle w:val="Hyperlink"/>
+            <w:b/>
+            <w:bCs/>
+            <w:noProof/>
+          </w:rPr>
+          <w:t>Gambar 3. 7</w:t>
+        </w:r>
+        <w:r>
+          <w:rPr>
+            <w:rStyle w:val="Hyperlink"/>
+            <w:noProof/>
+            <w:lang w:val="en-US"/>
+          </w:rPr>
+          <w:t xml:space="preserve"> Reusely </w:t>
+        </w:r>
+        <w:r>
+          <w:rPr>
+            <w:rStyle w:val="Hyperlink"/>
+            <w:i/>
+            <w:noProof/>
+            <w:lang w:val="en-US"/>
+          </w:rPr>
+          <w:t>Shipping</w:t>
+        </w:r>
+        <w:r>
+          <w:rPr>
+            <w:rStyle w:val="Hyperlink"/>
+            <w:noProof/>
+            <w:lang w:val="en-US"/>
+          </w:rPr>
+          <w:t xml:space="preserve"> V1</w:t>
+        </w:r>
+        <w:r>
+          <w:rPr>
+            <w:noProof/>
+            <w:webHidden/>
+          </w:rPr>
+          <w:tab/>
+        </w:r>
+        <w:r>
+          <w:rPr>
+            <w:noProof/>
+            <w:webHidden/>
+          </w:rPr>
+          <w:fldChar w:fldCharType="begin"/>
+        </w:r>
+        <w:r>
+          <w:rPr>
+            <w:noProof/>
+            <w:webHidden/>
+          </w:rPr>
+          <w:instrText xml:space="preserve"> PAGEREF _Toc232684324 \h </w:instrText>
+        </w:r>
+        <w:r>
+          <w:rPr>
+            <w:noProof/>
+            <w:webHidden/>
+          </w:rPr>
+        </w:r>
+        <w:r>
+          <w:rPr>
+            <w:noProof/>
+            <w:webHidden/>
+          </w:rPr>
+          <w:fldChar w:fldCharType="separate"/>
+        </w:r>
+        <w:r>
+          <w:rPr>
+            <w:noProof/>
+            <w:webHidden/>
+          </w:rPr>
+          <w:t>38</w:t>
+        </w:r>
+        <w:r>
+          <w:rPr>
+            <w:noProof/>
+            <w:webHidden/>
+          </w:rPr>
+          <w:fldChar w:fldCharType="end"/>
+        </w:r>
+      </w:hyperlink>
+    </w:p>
+    <w:p>
+      <w:pPr>
+        <w:pStyle w:val="TableofFigures"/>
+        <w:tabs>
+          <w:tab w:val="right" w:leader="dot" w:pos="7927"/>
+        </w:tabs>
+        <w:rPr>
+          <w:rFonts w:asciiTheme="minorHAnsi" w:eastAsiaTheme="minorEastAsia" w:hAnsiTheme="minorHAnsi"/>
+          <w:noProof/>
+          <w:sz w:val="22"/>
+          <w:lang w:val="en-US"/>
+        </w:rPr>
+      </w:pPr>
+      <w:hyperlink w:anchor="_Toc232684325" w:history="1">
+        <w:r>
+          <w:rPr>
+            <w:rStyle w:val="Hyperlink"/>
+            <w:b/>
+            <w:bCs/>
+            <w:noProof/>
+          </w:rPr>
+          <w:t>Gambar 3. 8</w:t>
+        </w:r>
+        <w:r>
+          <w:rPr>
+            <w:rStyle w:val="Hyperlink"/>
+            <w:noProof/>
+            <w:lang w:val="en-US"/>
+          </w:rPr>
+          <w:t xml:space="preserve"> Reusely </w:t>
+        </w:r>
+        <w:r>
+          <w:rPr>
+            <w:rStyle w:val="Hyperlink"/>
+            <w:i/>
+            <w:noProof/>
+            <w:lang w:val="en-US"/>
+          </w:rPr>
+          <w:t>Shipping</w:t>
+        </w:r>
+        <w:r>
+          <w:rPr>
+            <w:rStyle w:val="Hyperlink"/>
+            <w:noProof/>
+            <w:lang w:val="en-US"/>
+          </w:rPr>
+          <w:t xml:space="preserve"> V2</w:t>
+        </w:r>
+        <w:r>
+          <w:rPr>
+            <w:noProof/>
+            <w:webHidden/>
+          </w:rPr>
+          <w:tab/>
+        </w:r>
+        <w:r>
+          <w:rPr>
+            <w:noProof/>
+            <w:webHidden/>
+          </w:rPr>
+          <w:fldChar w:fldCharType="begin"/>
+        </w:r>
+        <w:r>
+          <w:rPr>
+            <w:noProof/>
+            <w:webHidden/>
+          </w:rPr>
+          <w:instrText xml:space="preserve"> PAGEREF _Toc232684325 \h </w:instrText>
+        </w:r>
+        <w:r>
+          <w:rPr>
+            <w:noProof/>
+            <w:webHidden/>
+          </w:rPr>
+        </w:r>
+        <w:r>
+          <w:rPr>
+            <w:noProof/>
+            <w:webHidden/>
+          </w:rPr>
+          <w:fldChar w:fldCharType="separate"/>
+        </w:r>
+        <w:r>
+          <w:rPr>
+            <w:noProof/>
+            <w:webHidden/>
+          </w:rPr>
+          <w:t>39</w:t>
+        </w:r>
+        <w:r>
+          <w:rPr>
+            <w:noProof/>
+            <w:webHidden/>
+          </w:rPr>
+          <w:fldChar w:fldCharType="end"/>
+        </w:r>
+      </w:hyperlink>
+    </w:p>
+    <w:p>
+      <w:pPr>
+        <w:pStyle w:val="TableofFigures"/>
+        <w:tabs>
+          <w:tab w:val="right" w:leader="dot" w:pos="7927"/>
+        </w:tabs>
+        <w:rPr>
+          <w:rFonts w:asciiTheme="minorHAnsi" w:eastAsiaTheme="minorEastAsia" w:hAnsiTheme="minorHAnsi"/>
+          <w:noProof/>
+          <w:sz w:val="22"/>
+          <w:lang w:val="en-US"/>
+        </w:rPr>
+      </w:pPr>
+      <w:hyperlink w:anchor="_Toc232684326" w:history="1">
+        <w:r>
+          <w:rPr>
+            <w:rStyle w:val="Hyperlink"/>
+            <w:b/>
+            <w:bCs/>
+            <w:noProof/>
+          </w:rPr>
+          <w:t>Gambar 3. 9</w:t>
+        </w:r>
+        <w:r>
+          <w:rPr>
+            <w:rStyle w:val="Hyperlink"/>
+            <w:noProof/>
+            <w:lang w:val="en-US"/>
+          </w:rPr>
+          <w:t xml:space="preserve"> Reusely </w:t>
+        </w:r>
+        <w:r>
+          <w:rPr>
+            <w:rStyle w:val="Hyperlink"/>
+            <w:i/>
+            <w:noProof/>
+            <w:lang w:val="en-US"/>
+          </w:rPr>
+          <w:t>Invoices</w:t>
+        </w:r>
+        <w:r>
+          <w:rPr>
+            <w:rStyle w:val="Hyperlink"/>
+            <w:noProof/>
+            <w:lang w:val="en-US"/>
+          </w:rPr>
+          <w:t xml:space="preserve"> V1</w:t>
+        </w:r>
+        <w:r>
+          <w:rPr>
+            <w:noProof/>
+            <w:webHidden/>
+          </w:rPr>
+          <w:tab/>
+        </w:r>
+        <w:r>
+          <w:rPr>
+            <w:noProof/>
+            <w:webHidden/>
+          </w:rPr>
+          <w:fldChar w:fldCharType="begin"/>
+        </w:r>
+        <w:r>
+          <w:rPr>
+            <w:noProof/>
+            <w:webHidden/>
+          </w:rPr>
+          <w:instrText xml:space="preserve"> PAGEREF _Toc232684326 \h </w:instrText>
+        </w:r>
+        <w:r>
+          <w:rPr>
+            <w:noProof/>
+            <w:webHidden/>
+          </w:rPr>
+        </w:r>
+        <w:r>
+          <w:rPr>
+            <w:noProof/>
+            <w:webHidden/>
+          </w:rPr>
+          <w:fldChar w:fldCharType="separate"/>
+        </w:r>
+        <w:r>
+          <w:rPr>
+            <w:noProof/>
+            <w:webHidden/>
+          </w:rPr>
+          <w:t>41</w:t>
+        </w:r>
+        <w:r>
+          <w:rPr>
+            <w:noProof/>
+            <w:webHidden/>
+          </w:rPr>
+          <w:fldChar w:fldCharType="end"/>
+        </w:r>
+      </w:hyperlink>
+    </w:p>
+    <w:p>
+      <w:pPr>
+        <w:pStyle w:val="TableofFigures"/>
+        <w:tabs>
+          <w:tab w:val="right" w:leader="dot" w:pos="7927"/>
+        </w:tabs>
+        <w:rPr>
+          <w:rFonts w:asciiTheme="minorHAnsi" w:eastAsiaTheme="minorEastAsia" w:hAnsiTheme="minorHAnsi"/>
+          <w:noProof/>
+          <w:sz w:val="22"/>
+          <w:lang w:val="en-US"/>
+        </w:rPr>
+      </w:pPr>
+      <w:hyperlink w:anchor="_Toc232684327" w:history="1">
+        <w:r>
+          <w:rPr>
+            <w:rStyle w:val="Hyperlink"/>
+            <w:b/>
+            <w:bCs/>
+            <w:noProof/>
+          </w:rPr>
+          <w:t>Gambar 3. 10</w:t>
+        </w:r>
+        <w:r>
+          <w:rPr>
+            <w:rStyle w:val="Hyperlink"/>
+            <w:b/>
+            <w:bCs/>
+            <w:noProof/>
+            <w:lang w:val="en-US"/>
+          </w:rPr>
+          <w:t xml:space="preserve"> </w:t>
+        </w:r>
+        <w:r>
+          <w:rPr>
+            <w:rStyle w:val="Hyperlink"/>
+            <w:noProof/>
+            <w:lang w:val="en-US"/>
+          </w:rPr>
+          <w:t xml:space="preserve">Reusely </w:t>
+        </w:r>
+        <w:r>
+          <w:rPr>
+            <w:rStyle w:val="Hyperlink"/>
+            <w:i/>
+            <w:noProof/>
+            <w:lang w:val="en-US"/>
+          </w:rPr>
+          <w:t>Invoices</w:t>
+        </w:r>
+        <w:r>
+          <w:rPr>
+            <w:rStyle w:val="Hyperlink"/>
+            <w:noProof/>
+            <w:lang w:val="en-US"/>
+          </w:rPr>
+          <w:t xml:space="preserve"> V2</w:t>
+        </w:r>
+        <w:r>
+          <w:rPr>
+            <w:noProof/>
+            <w:webHidden/>
+          </w:rPr>
+          <w:tab/>
+        </w:r>
+        <w:r>
+          <w:rPr>
+            <w:noProof/>
+            <w:webHidden/>
+          </w:rPr>
+          <w:fldChar w:fldCharType="begin"/>
+        </w:r>
+        <w:r>
+          <w:rPr>
+            <w:noProof/>
+            <w:webHidden/>
+          </w:rPr>
+          <w:instrText xml:space="preserve"> PAGEREF _Toc232684327 \h </w:instrText>
+        </w:r>
+        <w:r>
+          <w:rPr>
+            <w:noProof/>
+            <w:webHidden/>
+          </w:rPr>
+        </w:r>
+        <w:r>
+          <w:rPr>
+            <w:noProof/>
+            <w:webHidden/>
+          </w:rPr>
+          <w:fldChar w:fldCharType="separate"/>
+        </w:r>
+        <w:r>
+          <w:rPr>
+            <w:noProof/>
+            <w:webHidden/>
+          </w:rPr>
+          <w:t>42</w:t>
+        </w:r>
+        <w:r>
+          <w:rPr>
+            <w:noProof/>
+            <w:webHidden/>
+          </w:rPr>
+          <w:fldChar w:fldCharType="end"/>
+        </w:r>
+      </w:hyperlink>
+    </w:p>
+    <w:p>
+      <w:pPr>
+        <w:pStyle w:val="TableofFigures"/>
+        <w:tabs>
+          <w:tab w:val="right" w:leader="dot" w:pos="7927"/>
+        </w:tabs>
+        <w:rPr>
+          <w:rFonts w:asciiTheme="minorHAnsi" w:eastAsiaTheme="minorEastAsia" w:hAnsiTheme="minorHAnsi"/>
+          <w:noProof/>
+          <w:sz w:val="22"/>
+          <w:lang w:val="en-US"/>
+        </w:rPr>
+      </w:pPr>
+      <w:hyperlink w:anchor="_Toc232684328" w:history="1">
+        <w:r>
+          <w:rPr>
+            <w:rStyle w:val="Hyperlink"/>
+            <w:b/>
+            <w:bCs/>
+            <w:noProof/>
+          </w:rPr>
+          <w:t>Gambar 3. 11</w:t>
+        </w:r>
+        <w:r>
+          <w:rPr>
+            <w:rStyle w:val="Hyperlink"/>
+            <w:noProof/>
+            <w:lang w:val="en-US"/>
+          </w:rPr>
+          <w:t xml:space="preserve"> Reusely </w:t>
+        </w:r>
+        <w:r>
+          <w:rPr>
+            <w:rStyle w:val="Hyperlink"/>
+            <w:i/>
+            <w:noProof/>
+            <w:lang w:val="en-US"/>
+          </w:rPr>
+          <w:t>Customer</w:t>
+        </w:r>
+        <w:r>
+          <w:rPr>
+            <w:rStyle w:val="Hyperlink"/>
+            <w:noProof/>
+            <w:lang w:val="en-US"/>
+          </w:rPr>
+          <w:t xml:space="preserve"> V1</w:t>
+        </w:r>
+        <w:r>
+          <w:rPr>
+            <w:noProof/>
+            <w:webHidden/>
+          </w:rPr>
+          <w:tab/>
+        </w:r>
+        <w:r>
+          <w:rPr>
+            <w:noProof/>
+            <w:webHidden/>
+          </w:rPr>
+          <w:fldChar w:fldCharType="begin"/>
+        </w:r>
+        <w:r>
+          <w:rPr>
+            <w:noProof/>
+            <w:webHidden/>
+          </w:rPr>
+          <w:instrText xml:space="preserve"> PAGEREF _Toc232684328 \h </w:instrText>
+        </w:r>
+        <w:r>
+          <w:rPr>
+            <w:noProof/>
+            <w:webHidden/>
+          </w:rPr>
+        </w:r>
+        <w:r>
+          <w:rPr>
+            <w:noProof/>
+            <w:webHidden/>
+          </w:rPr>
+          <w:fldChar w:fldCharType="separate"/>
+        </w:r>
+        <w:r>
+          <w:rPr>
+            <w:noProof/>
+            <w:webHidden/>
+          </w:rPr>
+          <w:t>44</w:t>
+        </w:r>
+        <w:r>
+          <w:rPr>
+            <w:noProof/>
+            <w:webHidden/>
+          </w:rPr>
+          <w:fldChar w:fldCharType="end"/>
+        </w:r>
+      </w:hyperlink>
+    </w:p>
+    <w:p>
+      <w:pPr>
+        <w:pStyle w:val="TableofFigures"/>
+        <w:tabs>
+          <w:tab w:val="right" w:leader="dot" w:pos="7927"/>
+        </w:tabs>
+        <w:rPr>
+          <w:rFonts w:asciiTheme="minorHAnsi" w:eastAsiaTheme="minorEastAsia" w:hAnsiTheme="minorHAnsi"/>
+          <w:noProof/>
+          <w:sz w:val="22"/>
+          <w:lang w:val="en-US"/>
+        </w:rPr>
+      </w:pPr>
+      <w:hyperlink w:anchor="_Toc232684329" w:history="1">
+        <w:r>
+          <w:rPr>
+            <w:rStyle w:val="Hyperlink"/>
+            <w:b/>
+            <w:bCs/>
+            <w:noProof/>
+          </w:rPr>
+          <w:t>Gambar 3. 12</w:t>
+        </w:r>
+        <w:r>
+          <w:rPr>
+            <w:rStyle w:val="Hyperlink"/>
+            <w:noProof/>
+            <w:lang w:val="en-US"/>
+          </w:rPr>
+          <w:t xml:space="preserve"> Reusely </w:t>
+        </w:r>
+        <w:r>
+          <w:rPr>
+            <w:rStyle w:val="Hyperlink"/>
+            <w:i/>
+            <w:noProof/>
+            <w:lang w:val="en-US"/>
+          </w:rPr>
+          <w:t>Customer</w:t>
+        </w:r>
+        <w:r>
+          <w:rPr>
+            <w:rStyle w:val="Hyperlink"/>
+            <w:noProof/>
+            <w:lang w:val="en-US"/>
+          </w:rPr>
+          <w:t xml:space="preserve"> V2</w:t>
+        </w:r>
+        <w:r>
+          <w:rPr>
+            <w:noProof/>
+            <w:webHidden/>
+          </w:rPr>
+          <w:tab/>
+        </w:r>
+        <w:r>
+          <w:rPr>
+            <w:noProof/>
+            <w:webHidden/>
+          </w:rPr>
+          <w:fldChar w:fldCharType="begin"/>
+        </w:r>
+        <w:r>
+          <w:rPr>
+            <w:noProof/>
+            <w:webHidden/>
+          </w:rPr>
+          <w:instrText xml:space="preserve"> PAGEREF _Toc232684329 \h </w:instrText>
+        </w:r>
+        <w:r>
+          <w:rPr>
+            <w:noProof/>
+            <w:webHidden/>
+          </w:rPr>
+        </w:r>
+        <w:r>
+          <w:rPr>
+            <w:noProof/>
+            <w:webHidden/>
+          </w:rPr>
+          <w:fldChar w:fldCharType="separate"/>
+        </w:r>
+        <w:r>
+          <w:rPr>
+            <w:noProof/>
+            <w:webHidden/>
+          </w:rPr>
+          <w:t>45</w:t>
+        </w:r>
+        <w:r>
+          <w:rPr>
+            <w:noProof/>
+            <w:webHidden/>
+          </w:rPr>
+          <w:fldChar w:fldCharType="end"/>
+        </w:r>
+      </w:hyperlink>
+    </w:p>
+    <w:p>
+      <w:pPr>
+        <w:pStyle w:val="TableofFigures"/>
+        <w:tabs>
+          <w:tab w:val="right" w:leader="dot" w:pos="7927"/>
+        </w:tabs>
+        <w:rPr>
+          <w:rFonts w:asciiTheme="minorHAnsi" w:eastAsiaTheme="minorEastAsia" w:hAnsiTheme="minorHAnsi"/>
+          <w:noProof/>
+          <w:sz w:val="22"/>
+          <w:lang w:val="en-US"/>
+        </w:rPr>
+      </w:pPr>
+      <w:hyperlink w:anchor="_Toc232684330" w:history="1">
+        <w:r>
+          <w:rPr>
+            <w:rStyle w:val="Hyperlink"/>
+            <w:b/>
+            <w:bCs/>
+            <w:noProof/>
+          </w:rPr>
+          <w:t>Gambar 3. 13</w:t>
+        </w:r>
+        <w:r>
+          <w:rPr>
+            <w:rStyle w:val="Hyperlink"/>
+            <w:noProof/>
+            <w:lang w:val="en-US"/>
+          </w:rPr>
+          <w:t xml:space="preserve"> Reusely </w:t>
+        </w:r>
+        <w:r>
+          <w:rPr>
+            <w:rStyle w:val="Hyperlink"/>
+            <w:i/>
+            <w:noProof/>
+            <w:lang w:val="en-US"/>
+          </w:rPr>
+          <w:t>Reports</w:t>
+        </w:r>
+        <w:r>
+          <w:rPr>
+            <w:rStyle w:val="Hyperlink"/>
+            <w:noProof/>
+            <w:lang w:val="en-US"/>
+          </w:rPr>
+          <w:t xml:space="preserve"> V1</w:t>
+        </w:r>
+        <w:r>
+          <w:rPr>
+            <w:noProof/>
+            <w:webHidden/>
+          </w:rPr>
+          <w:tab/>
+        </w:r>
+        <w:r>
+          <w:rPr>
+            <w:noProof/>
+            <w:webHidden/>
+          </w:rPr>
+          <w:fldChar w:fldCharType="begin"/>
+        </w:r>
+        <w:r>
+          <w:rPr>
+            <w:noProof/>
+            <w:webHidden/>
+          </w:rPr>
+          <w:instrText xml:space="preserve"> PAGEREF _Toc232684330 \h </w:instrText>
+        </w:r>
+        <w:r>
+          <w:rPr>
+            <w:noProof/>
+            <w:webHidden/>
+          </w:rPr>
+        </w:r>
+        <w:r>
+          <w:rPr>
+            <w:noProof/>
+            <w:webHidden/>
+          </w:rPr>
+          <w:fldChar w:fldCharType="separate"/>
+        </w:r>
+        <w:r>
+          <w:rPr>
+            <w:noProof/>
+            <w:webHidden/>
+          </w:rPr>
+          <w:t>47</w:t>
+        </w:r>
+        <w:r>
+          <w:rPr>
+            <w:noProof/>
+            <w:webHidden/>
+          </w:rPr>
+          <w:fldChar w:fldCharType="end"/>
+        </w:r>
+      </w:hyperlink>
+    </w:p>
+    <w:p>
+      <w:pPr>
+        <w:pStyle w:val="TableofFigures"/>
+        <w:tabs>
+          <w:tab w:val="right" w:leader="dot" w:pos="7927"/>
+        </w:tabs>
+        <w:rPr>
+          <w:rFonts w:asciiTheme="minorHAnsi" w:eastAsiaTheme="minorEastAsia" w:hAnsiTheme="minorHAnsi"/>
+          <w:noProof/>
+          <w:sz w:val="22"/>
+          <w:lang w:val="en-US"/>
+        </w:rPr>
+      </w:pPr>
+      <w:hyperlink w:anchor="_Toc232684331" w:history="1">
+        <w:r>
+          <w:rPr>
+            <w:rStyle w:val="Hyperlink"/>
+            <w:b/>
+            <w:bCs/>
+            <w:noProof/>
+          </w:rPr>
+          <w:t>Gambar 3. 14</w:t>
+        </w:r>
+        <w:r>
+          <w:rPr>
+            <w:rStyle w:val="Hyperlink"/>
+            <w:b/>
+            <w:bCs/>
+            <w:noProof/>
+            <w:lang w:val="en-US"/>
+          </w:rPr>
+          <w:t xml:space="preserve"> </w:t>
+        </w:r>
+        <w:r>
+          <w:rPr>
+            <w:rStyle w:val="Hyperlink"/>
+            <w:noProof/>
+            <w:lang w:val="en-US"/>
+          </w:rPr>
+          <w:t xml:space="preserve">Reusely </w:t>
+        </w:r>
+        <w:r>
+          <w:rPr>
+            <w:rStyle w:val="Hyperlink"/>
+            <w:i/>
+            <w:noProof/>
+            <w:lang w:val="en-US"/>
+          </w:rPr>
+          <w:t>Reports</w:t>
+        </w:r>
+        <w:r>
+          <w:rPr>
+            <w:rStyle w:val="Hyperlink"/>
+            <w:noProof/>
+            <w:lang w:val="en-US"/>
+          </w:rPr>
+          <w:t xml:space="preserve"> V2</w:t>
+        </w:r>
+        <w:r>
+          <w:rPr>
+            <w:noProof/>
+            <w:webHidden/>
+          </w:rPr>
+          <w:tab/>
+        </w:r>
+        <w:r>
+          <w:rPr>
+            <w:noProof/>
+            <w:webHidden/>
+          </w:rPr>
+          <w:fldChar w:fldCharType="begin"/>
+        </w:r>
+        <w:r>
+          <w:rPr>
+            <w:noProof/>
+            <w:webHidden/>
+          </w:rPr>
+          <w:instrText xml:space="preserve"> PAGEREF _Toc232684331 \h </w:instrText>
+        </w:r>
+        <w:r>
+          <w:rPr>
+            <w:noProof/>
+            <w:webHidden/>
+          </w:rPr>
+        </w:r>
+        <w:r>
+          <w:rPr>
+            <w:noProof/>
+            <w:webHidden/>
+          </w:rPr>
+          <w:fldChar w:fldCharType="separate"/>
+        </w:r>
+        <w:r>
+          <w:rPr>
+            <w:noProof/>
+            <w:webHidden/>
+          </w:rPr>
+          <w:t>48</w:t>
+        </w:r>
+        <w:r>
+          <w:rPr>
+            <w:noProof/>
+            <w:webHidden/>
+          </w:rPr>
+          <w:fldChar w:fldCharType="end"/>
+        </w:r>
+      </w:hyperlink>
+    </w:p>
+    <w:p>
+      <w:pPr>
+        <w:rPr>
+          <w:lang w:val="en-US"/>
+        </w:rPr>
+      </w:pPr>
+      <w:r>
+        <w:rPr>
+          <w:lang w:val="en-US"/>
+        </w:rPr>
+        <w:fldChar w:fldCharType="end"/>
       </w:r>
     </w:p>
     <w:p>
@@ -1686,13 +9025,14 @@
           <w:docGrid w:linePitch="360"/>
         </w:sectPr>
       </w:pPr>
-      <w:bookmarkStart w:id="1" w:name="_Toc232416968"/>
+      <w:bookmarkStart w:id="5" w:name="_Toc232416968"/>
     </w:p>
     <w:p>
       <w:pPr>
         <w:pStyle w:val="Heading1"/>
         <w:spacing w:after="160"/>
       </w:pPr>
+      <w:bookmarkStart w:id="6" w:name="_Toc232684384"/>
       <w:r>
         <w:lastRenderedPageBreak/>
         <w:t>BAB I</w:t>
@@ -1703,18 +9043,21 @@
       <w:r>
         <w:t>PENDAHULUAN</w:t>
       </w:r>
-      <w:bookmarkEnd w:id="1"/>
+      <w:bookmarkEnd w:id="5"/>
+      <w:bookmarkEnd w:id="6"/>
     </w:p>
     <w:p>
       <w:pPr>
         <w:pStyle w:val="sub-bab1"/>
         <w:ind w:left="540" w:hanging="540"/>
       </w:pPr>
-      <w:bookmarkStart w:id="2" w:name="_Toc232416969"/>
+      <w:bookmarkStart w:id="7" w:name="_Toc232416969"/>
+      <w:bookmarkStart w:id="8" w:name="_Toc232684385"/>
       <w:r>
         <w:t>Latar Belakang Masalah</w:t>
       </w:r>
-      <w:bookmarkEnd w:id="2"/>
+      <w:bookmarkEnd w:id="7"/>
+      <w:bookmarkEnd w:id="8"/>
     </w:p>
     <w:p>
       <w:pPr>
@@ -2737,11 +10080,13 @@
         <w:pStyle w:val="sub-bab1"/>
         <w:ind w:left="540" w:hanging="540"/>
       </w:pPr>
-      <w:bookmarkStart w:id="3" w:name="_Toc232416970"/>
+      <w:bookmarkStart w:id="9" w:name="_Toc232416970"/>
+      <w:bookmarkStart w:id="10" w:name="_Toc232684386"/>
       <w:r>
         <w:t>Perumusan Masalah</w:t>
       </w:r>
-      <w:bookmarkEnd w:id="3"/>
+      <w:bookmarkEnd w:id="9"/>
+      <w:bookmarkEnd w:id="10"/>
     </w:p>
     <w:p>
       <w:pPr>
@@ -3000,11 +10345,13 @@
         <w:pStyle w:val="sub-bab1"/>
         <w:ind w:left="540" w:hanging="540"/>
       </w:pPr>
-      <w:bookmarkStart w:id="4" w:name="_Toc232416971"/>
+      <w:bookmarkStart w:id="11" w:name="_Toc232416971"/>
+      <w:bookmarkStart w:id="12" w:name="_Toc232684387"/>
       <w:r>
         <w:t>Batasan Masalah</w:t>
       </w:r>
-      <w:bookmarkEnd w:id="4"/>
+      <w:bookmarkEnd w:id="11"/>
+      <w:bookmarkEnd w:id="12"/>
     </w:p>
     <w:p>
       <w:pPr>
@@ -3299,7 +10646,8 @@
         <w:pStyle w:val="sub-bab1"/>
         <w:ind w:left="540" w:hanging="540"/>
       </w:pPr>
-      <w:bookmarkStart w:id="5" w:name="_Toc232416972"/>
+      <w:bookmarkStart w:id="13" w:name="_Toc232416972"/>
+      <w:bookmarkStart w:id="14" w:name="_Toc232684388"/>
       <w:r>
         <w:t>Waktu dan Tempat Pelaksanaan Kerja Prakt</w:t>
       </w:r>
@@ -3309,7 +10657,8 @@
       <w:r>
         <w:t>k</w:t>
       </w:r>
-      <w:bookmarkEnd w:id="5"/>
+      <w:bookmarkEnd w:id="13"/>
+      <w:bookmarkEnd w:id="14"/>
     </w:p>
     <w:p>
       <w:pPr>
@@ -3741,7 +11090,7 @@
         <w:keepNext/>
         <w:ind w:left="540"/>
       </w:pPr>
-      <w:bookmarkStart w:id="6" w:name="_Toc232416973"/>
+      <w:bookmarkStart w:id="15" w:name="_Toc232416973"/>
       <w:r>
         <w:rPr>
           <w:noProof/>
@@ -3802,6 +11151,7 @@
       <w:pPr>
         <w:pStyle w:val="Caption"/>
       </w:pPr>
+      <w:bookmarkStart w:id="16" w:name="_Toc232684303"/>
       <w:r>
         <w:rPr>
           <w:b/>
@@ -3852,6 +11202,7 @@
         </w:rPr>
         <w:t xml:space="preserve"> Lokasi Reusely</w:t>
       </w:r>
+      <w:bookmarkEnd w:id="16"/>
     </w:p>
     <w:p>
       <w:pPr>
@@ -3867,11 +11218,13 @@
         <w:pStyle w:val="sub-bab1"/>
         <w:ind w:left="540" w:hanging="540"/>
       </w:pPr>
+      <w:bookmarkStart w:id="17" w:name="_Toc232684389"/>
       <w:r>
         <w:lastRenderedPageBreak/>
         <w:t>Tujuan dan Manfaat</w:t>
       </w:r>
-      <w:bookmarkEnd w:id="6"/>
+      <w:bookmarkEnd w:id="15"/>
+      <w:bookmarkEnd w:id="17"/>
     </w:p>
     <w:p>
       <w:pPr>
@@ -4571,11 +11924,13 @@
         <w:pStyle w:val="sub-bab1"/>
         <w:ind w:left="540" w:hanging="540"/>
       </w:pPr>
-      <w:bookmarkStart w:id="7" w:name="_Toc232416974"/>
+      <w:bookmarkStart w:id="18" w:name="_Toc232416974"/>
+      <w:bookmarkStart w:id="19" w:name="_Toc232684390"/>
       <w:r>
         <w:t>Sistematika Penulisan</w:t>
       </w:r>
-      <w:bookmarkEnd w:id="7"/>
+      <w:bookmarkEnd w:id="18"/>
+      <w:bookmarkEnd w:id="19"/>
     </w:p>
     <w:p>
       <w:pPr>
@@ -5118,7 +12473,7 @@
         </w:rPr>
         <w:t>) maupun bagi institusi pendidikan.</w:t>
       </w:r>
-      <w:bookmarkStart w:id="8" w:name="_Toc232416975"/>
+      <w:bookmarkStart w:id="20" w:name="_Toc232416975"/>
       <w:r>
         <w:br w:type="page"/>
       </w:r>
@@ -5144,6 +12499,7 @@
       <w:pPr>
         <w:pStyle w:val="Heading1"/>
       </w:pPr>
+      <w:bookmarkStart w:id="21" w:name="_Toc232684391"/>
       <w:r>
         <w:lastRenderedPageBreak/>
         <w:t>BAB II</w:t>
@@ -5152,7 +12508,8 @@
         <w:br/>
         <w:t>GAMBARAN UMUM PERUSAHAAN</w:t>
       </w:r>
-      <w:bookmarkEnd w:id="8"/>
+      <w:bookmarkEnd w:id="20"/>
+      <w:bookmarkEnd w:id="21"/>
     </w:p>
     <w:p>
       <w:pPr>
@@ -5162,14 +12519,16 @@
           <w:lang w:val="en-US"/>
         </w:rPr>
       </w:pPr>
-      <w:bookmarkStart w:id="9" w:name="_Toc232416976"/>
+      <w:bookmarkStart w:id="22" w:name="_Toc232416976"/>
+      <w:bookmarkStart w:id="23" w:name="_Toc232684392"/>
       <w:r>
         <w:rPr>
           <w:lang w:val="en-US"/>
         </w:rPr>
         <w:t>Sejarah Perusahaan</w:t>
       </w:r>
-      <w:bookmarkEnd w:id="9"/>
+      <w:bookmarkEnd w:id="22"/>
+      <w:bookmarkEnd w:id="23"/>
     </w:p>
     <w:p>
       <w:pPr>
@@ -5543,14 +12902,16 @@
           <w:lang w:val="en-US"/>
         </w:rPr>
       </w:pPr>
-      <w:bookmarkStart w:id="10" w:name="_Toc232416977"/>
+      <w:bookmarkStart w:id="24" w:name="_Toc232416977"/>
+      <w:bookmarkStart w:id="25" w:name="_Toc232684393"/>
       <w:r>
         <w:rPr>
           <w:lang w:val="en-US"/>
         </w:rPr>
         <w:t>Struktur Organisasi</w:t>
       </w:r>
-      <w:bookmarkEnd w:id="10"/>
+      <w:bookmarkEnd w:id="24"/>
+      <w:bookmarkEnd w:id="25"/>
     </w:p>
     <w:p>
       <w:pPr>
@@ -5662,6 +13023,7 @@
         <w:pStyle w:val="Caption"/>
         <w:spacing w:line="360" w:lineRule="auto"/>
       </w:pPr>
+      <w:bookmarkStart w:id="26" w:name="_Toc232684312"/>
       <w:r>
         <w:rPr>
           <w:b/>
@@ -5719,17 +13081,20 @@
         </w:rPr>
         <w:t>Struktur Organisasi Reusely</w:t>
       </w:r>
+      <w:bookmarkEnd w:id="26"/>
     </w:p>
     <w:p>
       <w:pPr>
         <w:pStyle w:val="Heading3"/>
         <w:contextualSpacing w:val="0"/>
       </w:pPr>
-      <w:bookmarkStart w:id="11" w:name="_Toc232416978"/>
+      <w:bookmarkStart w:id="27" w:name="_Toc232416978"/>
+      <w:bookmarkStart w:id="28" w:name="_Toc232684394"/>
       <w:r>
         <w:t>CEO</w:t>
       </w:r>
-      <w:bookmarkEnd w:id="11"/>
+      <w:bookmarkEnd w:id="27"/>
+      <w:bookmarkEnd w:id="28"/>
     </w:p>
     <w:p>
       <w:pPr>
@@ -5979,11 +13344,13 @@
         <w:pStyle w:val="Heading3"/>
         <w:contextualSpacing w:val="0"/>
       </w:pPr>
-      <w:bookmarkStart w:id="12" w:name="_Toc232416979"/>
+      <w:bookmarkStart w:id="29" w:name="_Toc232416979"/>
+      <w:bookmarkStart w:id="30" w:name="_Toc232684395"/>
       <w:r>
         <w:t>Head of Customer Experience</w:t>
       </w:r>
-      <w:bookmarkEnd w:id="12"/>
+      <w:bookmarkEnd w:id="29"/>
+      <w:bookmarkEnd w:id="30"/>
     </w:p>
     <w:p>
       <w:pPr>
@@ -6132,13 +13499,15 @@
         <w:pStyle w:val="Heading3"/>
         <w:contextualSpacing w:val="0"/>
       </w:pPr>
-      <w:bookmarkStart w:id="13" w:name="_Toc229390562"/>
-      <w:bookmarkStart w:id="14" w:name="_Toc232416980"/>
+      <w:bookmarkStart w:id="31" w:name="_Toc229390562"/>
+      <w:bookmarkStart w:id="32" w:name="_Toc232416980"/>
+      <w:bookmarkStart w:id="33" w:name="_Toc232684396"/>
       <w:r>
         <w:t>Tech Lead</w:t>
       </w:r>
-      <w:bookmarkEnd w:id="13"/>
-      <w:bookmarkEnd w:id="14"/>
+      <w:bookmarkEnd w:id="31"/>
+      <w:bookmarkEnd w:id="32"/>
+      <w:bookmarkEnd w:id="33"/>
     </w:p>
     <w:p>
       <w:pPr>
@@ -6328,13 +13697,15 @@
         <w:pStyle w:val="Heading3"/>
         <w:contextualSpacing w:val="0"/>
       </w:pPr>
-      <w:bookmarkStart w:id="15" w:name="_Toc229390563"/>
-      <w:bookmarkStart w:id="16" w:name="_Toc232416981"/>
+      <w:bookmarkStart w:id="34" w:name="_Toc229390563"/>
+      <w:bookmarkStart w:id="35" w:name="_Toc232416981"/>
+      <w:bookmarkStart w:id="36" w:name="_Toc232684397"/>
       <w:r>
         <w:t>Product Manager</w:t>
       </w:r>
-      <w:bookmarkEnd w:id="15"/>
-      <w:bookmarkEnd w:id="16"/>
+      <w:bookmarkEnd w:id="34"/>
+      <w:bookmarkEnd w:id="35"/>
+      <w:bookmarkEnd w:id="36"/>
     </w:p>
     <w:p>
       <w:pPr>
@@ -6577,16 +13948,18 @@
           <w14:ligatures w14:val="standardContextual"/>
         </w:rPr>
       </w:pPr>
-      <w:bookmarkStart w:id="17" w:name="_Toc229390564"/>
-      <w:bookmarkStart w:id="18" w:name="_Toc232416982"/>
+      <w:bookmarkStart w:id="37" w:name="_Toc229390564"/>
+      <w:bookmarkStart w:id="38" w:name="_Toc232416982"/>
+      <w:bookmarkStart w:id="39" w:name="_Toc232684398"/>
       <w:r>
         <w:rPr>
           <w:lang w:eastAsia="en-ID"/>
         </w:rPr>
         <w:t>Head of Marketing</w:t>
       </w:r>
-      <w:bookmarkEnd w:id="17"/>
-      <w:bookmarkEnd w:id="18"/>
+      <w:bookmarkEnd w:id="37"/>
+      <w:bookmarkEnd w:id="38"/>
+      <w:bookmarkEnd w:id="39"/>
     </w:p>
     <w:p>
       <w:pPr>
@@ -6775,13 +14148,15 @@
         <w:pStyle w:val="Heading3"/>
         <w:contextualSpacing w:val="0"/>
       </w:pPr>
-      <w:bookmarkStart w:id="19" w:name="_Toc229390565"/>
-      <w:bookmarkStart w:id="20" w:name="_Toc232416983"/>
+      <w:bookmarkStart w:id="40" w:name="_Toc229390565"/>
+      <w:bookmarkStart w:id="41" w:name="_Toc232416983"/>
+      <w:bookmarkStart w:id="42" w:name="_Toc232684399"/>
       <w:r>
         <w:t>Product Designer</w:t>
       </w:r>
-      <w:bookmarkEnd w:id="19"/>
-      <w:bookmarkEnd w:id="20"/>
+      <w:bookmarkEnd w:id="40"/>
+      <w:bookmarkEnd w:id="41"/>
+      <w:bookmarkEnd w:id="42"/>
     </w:p>
     <w:p>
       <w:pPr>
@@ -7037,13 +14412,15 @@
         <w:pStyle w:val="Heading3"/>
         <w:contextualSpacing w:val="0"/>
       </w:pPr>
-      <w:bookmarkStart w:id="21" w:name="_Toc229390566"/>
-      <w:bookmarkStart w:id="22" w:name="_Toc232416984"/>
+      <w:bookmarkStart w:id="43" w:name="_Toc229390566"/>
+      <w:bookmarkStart w:id="44" w:name="_Toc232416984"/>
+      <w:bookmarkStart w:id="45" w:name="_Toc232684400"/>
       <w:r>
         <w:t>Product Owner</w:t>
       </w:r>
-      <w:bookmarkEnd w:id="21"/>
-      <w:bookmarkEnd w:id="22"/>
+      <w:bookmarkEnd w:id="43"/>
+      <w:bookmarkEnd w:id="44"/>
+      <w:bookmarkEnd w:id="45"/>
       <w:r>
         <w:t xml:space="preserve"> </w:t>
       </w:r>
@@ -7214,13 +14591,15 @@
         <w:pStyle w:val="Heading3"/>
         <w:contextualSpacing w:val="0"/>
       </w:pPr>
-      <w:bookmarkStart w:id="23" w:name="_Toc229390567"/>
-      <w:bookmarkStart w:id="24" w:name="_Toc232416985"/>
+      <w:bookmarkStart w:id="46" w:name="_Toc229390567"/>
+      <w:bookmarkStart w:id="47" w:name="_Toc232416985"/>
+      <w:bookmarkStart w:id="48" w:name="_Toc232684401"/>
       <w:r>
         <w:t>Backend Lead</w:t>
       </w:r>
-      <w:bookmarkEnd w:id="23"/>
-      <w:bookmarkEnd w:id="24"/>
+      <w:bookmarkEnd w:id="46"/>
+      <w:bookmarkEnd w:id="47"/>
+      <w:bookmarkEnd w:id="48"/>
     </w:p>
     <w:p>
       <w:pPr>
@@ -7228,7 +14607,7 @@
         <w:spacing w:after="160" w:afterAutospacing="0" w:line="360" w:lineRule="auto"/>
         <w:ind w:left="540" w:firstLine="720"/>
       </w:pPr>
-      <w:bookmarkStart w:id="25" w:name="_Toc229390568"/>
+      <w:bookmarkStart w:id="49" w:name="_Toc229390568"/>
       <w:r>
         <w:rPr>
           <w:i/>
@@ -7390,12 +14769,14 @@
         <w:pStyle w:val="Heading3"/>
         <w:contextualSpacing w:val="0"/>
       </w:pPr>
-      <w:bookmarkStart w:id="26" w:name="_Toc232416986"/>
+      <w:bookmarkStart w:id="50" w:name="_Toc232416986"/>
+      <w:bookmarkStart w:id="51" w:name="_Toc232684402"/>
       <w:r>
         <w:t>Frontend Lead</w:t>
       </w:r>
-      <w:bookmarkEnd w:id="25"/>
-      <w:bookmarkEnd w:id="26"/>
+      <w:bookmarkEnd w:id="49"/>
+      <w:bookmarkEnd w:id="50"/>
+      <w:bookmarkEnd w:id="51"/>
     </w:p>
     <w:p>
       <w:pPr>
@@ -7600,11 +14981,13 @@
         <w:pStyle w:val="Heading3"/>
         <w:contextualSpacing w:val="0"/>
       </w:pPr>
-      <w:bookmarkStart w:id="27" w:name="_Toc232416987"/>
+      <w:bookmarkStart w:id="52" w:name="_Toc232416987"/>
+      <w:bookmarkStart w:id="53" w:name="_Toc232684403"/>
       <w:r>
         <w:t>Senior Backend</w:t>
       </w:r>
-      <w:bookmarkEnd w:id="27"/>
+      <w:bookmarkEnd w:id="52"/>
+      <w:bookmarkEnd w:id="53"/>
     </w:p>
     <w:p>
       <w:pPr>
@@ -7894,11 +15277,13 @@
         <w:pStyle w:val="Heading3"/>
         <w:contextualSpacing w:val="0"/>
       </w:pPr>
-      <w:bookmarkStart w:id="28" w:name="_Toc232416988"/>
+      <w:bookmarkStart w:id="54" w:name="_Toc232416988"/>
+      <w:bookmarkStart w:id="55" w:name="_Toc232684404"/>
       <w:r>
         <w:t>Senior Frontend</w:t>
       </w:r>
-      <w:bookmarkEnd w:id="28"/>
+      <w:bookmarkEnd w:id="54"/>
+      <w:bookmarkEnd w:id="55"/>
     </w:p>
     <w:p>
       <w:pPr>
@@ -8262,11 +15647,13 @@
         <w:pStyle w:val="Heading3"/>
         <w:contextualSpacing w:val="0"/>
       </w:pPr>
-      <w:bookmarkStart w:id="29" w:name="_Toc232416989"/>
+      <w:bookmarkStart w:id="56" w:name="_Toc232416989"/>
+      <w:bookmarkStart w:id="57" w:name="_Toc232684405"/>
       <w:r>
         <w:t>Product Quality Assurance</w:t>
       </w:r>
-      <w:bookmarkEnd w:id="29"/>
+      <w:bookmarkEnd w:id="56"/>
+      <w:bookmarkEnd w:id="57"/>
     </w:p>
     <w:p>
       <w:pPr>
@@ -8512,11 +15899,13 @@
         <w:pStyle w:val="Heading3"/>
         <w:contextualSpacing w:val="0"/>
       </w:pPr>
-      <w:bookmarkStart w:id="30" w:name="_Toc232416990"/>
+      <w:bookmarkStart w:id="58" w:name="_Toc232416990"/>
+      <w:bookmarkStart w:id="59" w:name="_Toc232684406"/>
       <w:r>
         <w:t>Quality Assurance Engineer</w:t>
       </w:r>
-      <w:bookmarkEnd w:id="30"/>
+      <w:bookmarkEnd w:id="58"/>
+      <w:bookmarkEnd w:id="59"/>
     </w:p>
     <w:p>
       <w:pPr>
@@ -8721,11 +16110,13 @@
         <w:pStyle w:val="Heading3"/>
         <w:contextualSpacing w:val="0"/>
       </w:pPr>
-      <w:bookmarkStart w:id="31" w:name="_Toc232416991"/>
+      <w:bookmarkStart w:id="60" w:name="_Toc232416991"/>
+      <w:bookmarkStart w:id="61" w:name="_Toc232684407"/>
       <w:r>
         <w:t>Data Management</w:t>
       </w:r>
-      <w:bookmarkEnd w:id="31"/>
+      <w:bookmarkEnd w:id="60"/>
+      <w:bookmarkEnd w:id="61"/>
     </w:p>
     <w:p>
       <w:pPr>
@@ -8839,11 +16230,13 @@
         <w:pStyle w:val="Heading3"/>
         <w:contextualSpacing w:val="0"/>
       </w:pPr>
-      <w:bookmarkStart w:id="32" w:name="_Toc232416992"/>
+      <w:bookmarkStart w:id="62" w:name="_Toc232416992"/>
+      <w:bookmarkStart w:id="63" w:name="_Toc232684408"/>
       <w:r>
         <w:t>Sales Development</w:t>
       </w:r>
-      <w:bookmarkEnd w:id="32"/>
+      <w:bookmarkEnd w:id="62"/>
+      <w:bookmarkEnd w:id="63"/>
     </w:p>
     <w:p>
       <w:pPr>
@@ -8978,12 +16371,14 @@
         <w:pStyle w:val="Heading3"/>
         <w:contextualSpacing w:val="0"/>
       </w:pPr>
-      <w:bookmarkStart w:id="33" w:name="_Toc232416993"/>
+      <w:bookmarkStart w:id="64" w:name="_Toc232416993"/>
+      <w:bookmarkStart w:id="65" w:name="_Toc232684409"/>
       <w:r>
         <w:lastRenderedPageBreak/>
         <w:t>Customer Support</w:t>
       </w:r>
-      <w:bookmarkEnd w:id="33"/>
+      <w:bookmarkEnd w:id="64"/>
+      <w:bookmarkEnd w:id="65"/>
     </w:p>
     <w:p>
       <w:pPr>
@@ -9123,14 +16518,16 @@
         <w:pStyle w:val="Heading2"/>
         <w:ind w:left="540" w:hanging="540"/>
       </w:pPr>
-      <w:bookmarkStart w:id="34" w:name="_Toc232416994"/>
+      <w:bookmarkStart w:id="66" w:name="_Toc232416994"/>
+      <w:bookmarkStart w:id="67" w:name="_Toc232684410"/>
       <w:r>
         <w:t xml:space="preserve">Logo </w:t>
       </w:r>
       <w:r>
         <w:t>Reusely</w:t>
       </w:r>
-      <w:bookmarkEnd w:id="34"/>
+      <w:bookmarkEnd w:id="66"/>
+      <w:bookmarkEnd w:id="67"/>
     </w:p>
     <w:p>
       <w:pPr>
@@ -9219,31 +16616,7 @@
         <w:rPr>
           <w:lang w:val="en-US"/>
         </w:rPr>
-        <w:t xml:space="preserve">(Sumber: </w:t>
-      </w:r>
-      <w:r>
-        <w:rPr>
-          <w:lang w:val="en-US"/>
-        </w:rPr>
-        <w:t>r</w:t>
-      </w:r>
-      <w:r>
-        <w:rPr>
-          <w:lang w:val="en-US"/>
-        </w:rPr>
-        <w:t>eusely</w:t>
-      </w:r>
-      <w:r>
-        <w:rPr>
-          <w:lang w:val="en-US"/>
-        </w:rPr>
-        <w:t>.com</w:t>
-      </w:r>
-      <w:r>
-        <w:rPr>
-          <w:lang w:val="en-US"/>
-        </w:rPr>
-        <w:t>)</w:t>
+        <w:t>(Sumber: reusely.com)</w:t>
       </w:r>
     </w:p>
     <w:p>
@@ -9251,6 +16624,7 @@
         <w:pStyle w:val="Caption"/>
         <w:spacing w:line="360" w:lineRule="auto"/>
       </w:pPr>
+      <w:bookmarkStart w:id="68" w:name="_Toc232684313"/>
       <w:r>
         <w:rPr>
           <w:b/>
@@ -9308,17 +16682,20 @@
         </w:rPr>
         <w:t>Logo Reusely</w:t>
       </w:r>
+      <w:bookmarkEnd w:id="68"/>
     </w:p>
     <w:p>
       <w:pPr>
         <w:pStyle w:val="Heading2"/>
         <w:ind w:left="540" w:hanging="540"/>
       </w:pPr>
-      <w:bookmarkStart w:id="35" w:name="_Toc232416995"/>
+      <w:bookmarkStart w:id="69" w:name="_Toc232416995"/>
+      <w:bookmarkStart w:id="70" w:name="_Toc232684411"/>
       <w:r>
         <w:t>Visi dan Misi Perusahaan</w:t>
       </w:r>
-      <w:bookmarkEnd w:id="35"/>
+      <w:bookmarkEnd w:id="69"/>
+      <w:bookmarkEnd w:id="70"/>
     </w:p>
     <w:p>
       <w:pPr>
@@ -9330,11 +16707,13 @@
         <w:ind w:left="1260" w:hanging="720"/>
         <w:contextualSpacing w:val="0"/>
       </w:pPr>
-      <w:bookmarkStart w:id="36" w:name="_Toc232416996"/>
+      <w:bookmarkStart w:id="71" w:name="_Toc232416996"/>
+      <w:bookmarkStart w:id="72" w:name="_Toc232684412"/>
       <w:r>
         <w:t>Visi</w:t>
       </w:r>
-      <w:bookmarkEnd w:id="36"/>
+      <w:bookmarkEnd w:id="71"/>
+      <w:bookmarkEnd w:id="72"/>
     </w:p>
     <w:p>
       <w:pPr>
@@ -9461,11 +16840,13 @@
           <w14:ligatures w14:val="standardContextual"/>
         </w:rPr>
       </w:pPr>
-      <w:bookmarkStart w:id="37" w:name="_Toc232416997"/>
+      <w:bookmarkStart w:id="73" w:name="_Toc232416997"/>
+      <w:bookmarkStart w:id="74" w:name="_Toc232684413"/>
       <w:r>
         <w:t>Misi</w:t>
       </w:r>
-      <w:bookmarkEnd w:id="37"/>
+      <w:bookmarkEnd w:id="73"/>
+      <w:bookmarkEnd w:id="74"/>
     </w:p>
     <w:p>
       <w:pPr>
@@ -9559,13 +16940,14 @@
           <w:docGrid w:linePitch="360"/>
         </w:sectPr>
       </w:pPr>
-      <w:bookmarkStart w:id="38" w:name="_Toc232416998"/>
+      <w:bookmarkStart w:id="75" w:name="_Toc232416998"/>
     </w:p>
     <w:p>
       <w:pPr>
         <w:pStyle w:val="Heading1"/>
         <w:spacing w:after="160"/>
       </w:pPr>
+      <w:bookmarkStart w:id="76" w:name="_Toc232684414"/>
       <w:r>
         <w:lastRenderedPageBreak/>
         <w:t>BAB I</w:t>
@@ -9579,7 +16961,8 @@
       <w:r>
         <w:t>HASIL KEGIATAN KERJA PRAKTIK</w:t>
       </w:r>
-      <w:bookmarkEnd w:id="38"/>
+      <w:bookmarkEnd w:id="75"/>
+      <w:bookmarkEnd w:id="76"/>
     </w:p>
     <w:p>
       <w:pPr>
@@ -9590,11 +16973,13 @@
         </w:numPr>
         <w:ind w:left="540" w:hanging="540"/>
       </w:pPr>
-      <w:bookmarkStart w:id="39" w:name="_Toc232417000"/>
+      <w:bookmarkStart w:id="77" w:name="_Toc232417000"/>
+      <w:bookmarkStart w:id="78" w:name="_Toc232684415"/>
       <w:r>
         <w:t>Bidang Kegiatan Kerja Praktik</w:t>
       </w:r>
-      <w:bookmarkEnd w:id="39"/>
+      <w:bookmarkEnd w:id="77"/>
+      <w:bookmarkEnd w:id="78"/>
     </w:p>
     <w:p>
       <w:pPr>
@@ -9814,11 +17199,13 @@
           <w:rFonts w:cs="Times New Roman"/>
         </w:rPr>
       </w:pPr>
-      <w:bookmarkStart w:id="40" w:name="_Toc232417001"/>
+      <w:bookmarkStart w:id="79" w:name="_Toc232417001"/>
+      <w:bookmarkStart w:id="80" w:name="_Toc232684416"/>
       <w:r>
         <w:t>Tugas dan Tanggung Jawab</w:t>
       </w:r>
-      <w:bookmarkEnd w:id="40"/>
+      <w:bookmarkEnd w:id="79"/>
+      <w:bookmarkEnd w:id="80"/>
     </w:p>
     <w:p>
       <w:pPr>
@@ -10241,7 +17628,8 @@
         </w:numPr>
         <w:ind w:left="540" w:hanging="540"/>
       </w:pPr>
-      <w:bookmarkStart w:id="41" w:name="_Toc232417002"/>
+      <w:bookmarkStart w:id="81" w:name="_Toc232417002"/>
+      <w:bookmarkStart w:id="82" w:name="_Toc232684417"/>
       <w:r>
         <w:t>Landasan</w:t>
       </w:r>
@@ -10251,7 +17639,8 @@
         </w:rPr>
         <w:t xml:space="preserve"> Teori</w:t>
       </w:r>
-      <w:bookmarkEnd w:id="41"/>
+      <w:bookmarkEnd w:id="81"/>
+      <w:bookmarkEnd w:id="82"/>
     </w:p>
     <w:p>
       <w:pPr>
@@ -10267,7 +17656,8 @@
           <w:iCs/>
         </w:rPr>
       </w:pPr>
-      <w:bookmarkStart w:id="42" w:name="_Toc232417003"/>
+      <w:bookmarkStart w:id="83" w:name="_Toc232417003"/>
+      <w:bookmarkStart w:id="84" w:name="_Toc232684418"/>
       <w:r>
         <w:rPr>
           <w:i/>
@@ -10275,7 +17665,8 @@
         </w:rPr>
         <w:t>User Interface</w:t>
       </w:r>
-      <w:bookmarkEnd w:id="42"/>
+      <w:bookmarkEnd w:id="83"/>
+      <w:bookmarkEnd w:id="84"/>
     </w:p>
     <w:p>
       <w:pPr>
@@ -10510,7 +17901,8 @@
           <w:iCs/>
         </w:rPr>
       </w:pPr>
-      <w:bookmarkStart w:id="43" w:name="_Toc232417004"/>
+      <w:bookmarkStart w:id="85" w:name="_Toc232417004"/>
+      <w:bookmarkStart w:id="86" w:name="_Toc232684419"/>
       <w:r>
         <w:rPr>
           <w:i/>
@@ -10518,7 +17910,8 @@
         </w:rPr>
         <w:t>Design System</w:t>
       </w:r>
-      <w:bookmarkEnd w:id="43"/>
+      <w:bookmarkEnd w:id="85"/>
+      <w:bookmarkEnd w:id="86"/>
     </w:p>
     <w:p>
       <w:pPr>
@@ -10742,14 +18135,16 @@
         <w:ind w:hanging="720"/>
         <w:contextualSpacing w:val="0"/>
       </w:pPr>
-      <w:bookmarkStart w:id="44" w:name="_Toc232417005"/>
+      <w:bookmarkStart w:id="87" w:name="_Toc232417005"/>
+      <w:bookmarkStart w:id="88" w:name="_Toc232684420"/>
       <w:r>
         <w:rPr>
           <w:iCs/>
         </w:rPr>
         <w:t>Figma</w:t>
       </w:r>
-      <w:bookmarkEnd w:id="44"/>
+      <w:bookmarkEnd w:id="87"/>
+      <w:bookmarkEnd w:id="88"/>
     </w:p>
     <w:p>
       <w:pPr>
@@ -10944,14 +18339,16 @@
           <w:i/>
         </w:rPr>
       </w:pPr>
-      <w:bookmarkStart w:id="45" w:name="_Toc232417006"/>
+      <w:bookmarkStart w:id="89" w:name="_Toc232417006"/>
+      <w:bookmarkStart w:id="90" w:name="_Toc232684421"/>
       <w:r>
         <w:rPr>
           <w:i/>
         </w:rPr>
         <w:t>Auto Layout</w:t>
       </w:r>
-      <w:bookmarkEnd w:id="45"/>
+      <w:bookmarkEnd w:id="89"/>
+      <w:bookmarkEnd w:id="90"/>
     </w:p>
     <w:p>
       <w:pPr>
@@ -11052,14 +18449,16 @@
           <w:i/>
         </w:rPr>
       </w:pPr>
-      <w:bookmarkStart w:id="46" w:name="_Toc232417007"/>
+      <w:bookmarkStart w:id="91" w:name="_Toc232417007"/>
+      <w:bookmarkStart w:id="92" w:name="_Toc232684422"/>
       <w:r>
         <w:rPr>
           <w:i/>
         </w:rPr>
         <w:t>Component Sets</w:t>
       </w:r>
-      <w:bookmarkEnd w:id="46"/>
+      <w:bookmarkEnd w:id="91"/>
+      <w:bookmarkEnd w:id="92"/>
     </w:p>
     <w:p>
       <w:pPr>
@@ -11154,7 +18553,8 @@
           <w:i/>
         </w:rPr>
       </w:pPr>
-      <w:bookmarkStart w:id="47" w:name="_Toc232417008"/>
+      <w:bookmarkStart w:id="93" w:name="_Toc232417008"/>
+      <w:bookmarkStart w:id="94" w:name="_Toc232684423"/>
       <w:r>
         <w:rPr>
           <w:i/>
@@ -11173,7 +18573,8 @@
         </w:rPr>
         <w:t>Design Tokens</w:t>
       </w:r>
-      <w:bookmarkEnd w:id="47"/>
+      <w:bookmarkEnd w:id="93"/>
+      <w:bookmarkEnd w:id="94"/>
     </w:p>
     <w:p>
       <w:pPr>
@@ -11258,7 +18659,8 @@
           <w:iCs/>
         </w:rPr>
       </w:pPr>
-      <w:bookmarkStart w:id="48" w:name="_Toc232417009"/>
+      <w:bookmarkStart w:id="95" w:name="_Toc232417009"/>
+      <w:bookmarkStart w:id="96" w:name="_Toc232684424"/>
       <w:r>
         <w:rPr>
           <w:i/>
@@ -11266,7 +18668,8 @@
         </w:rPr>
         <w:t>High-Fidelity Prototype</w:t>
       </w:r>
-      <w:bookmarkEnd w:id="48"/>
+      <w:bookmarkEnd w:id="95"/>
+      <w:bookmarkEnd w:id="96"/>
     </w:p>
     <w:p>
       <w:pPr>
@@ -11430,12 +18833,14 @@
         </w:numPr>
         <w:ind w:left="540" w:hanging="540"/>
       </w:pPr>
-      <w:bookmarkStart w:id="49" w:name="_Toc232417010"/>
+      <w:bookmarkStart w:id="97" w:name="_Toc232417010"/>
+      <w:bookmarkStart w:id="98" w:name="_Toc232684425"/>
       <w:r>
         <w:lastRenderedPageBreak/>
         <w:t>Sistem dan Prosedur Kerja</w:t>
       </w:r>
-      <w:bookmarkEnd w:id="49"/>
+      <w:bookmarkEnd w:id="97"/>
+      <w:bookmarkEnd w:id="98"/>
     </w:p>
     <w:p>
       <w:pPr>
@@ -11533,7 +18938,8 @@
         <w:ind w:left="1260" w:hanging="720"/>
         <w:contextualSpacing w:val="0"/>
       </w:pPr>
-      <w:bookmarkStart w:id="50" w:name="_Toc232417011"/>
+      <w:bookmarkStart w:id="99" w:name="_Toc232417011"/>
+      <w:bookmarkStart w:id="100" w:name="_Toc232684426"/>
       <w:r>
         <w:t xml:space="preserve">Tahap Menerima </w:t>
       </w:r>
@@ -11547,7 +18953,8 @@
       <w:r>
         <w:t xml:space="preserve"> dan Modul Tugas</w:t>
       </w:r>
-      <w:bookmarkEnd w:id="50"/>
+      <w:bookmarkEnd w:id="99"/>
+      <w:bookmarkEnd w:id="100"/>
     </w:p>
     <w:p>
       <w:pPr>
@@ -11593,7 +19000,8 @@
         <w:ind w:left="1260" w:hanging="720"/>
         <w:contextualSpacing w:val="0"/>
       </w:pPr>
-      <w:bookmarkStart w:id="51" w:name="_Toc232417012"/>
+      <w:bookmarkStart w:id="101" w:name="_Toc232417012"/>
+      <w:bookmarkStart w:id="102" w:name="_Toc232684427"/>
       <w:r>
         <w:t xml:space="preserve">Tahap Audit </w:t>
       </w:r>
@@ -11645,7 +19053,8 @@
       <w:r>
         <w:t>)</w:t>
       </w:r>
-      <w:bookmarkEnd w:id="51"/>
+      <w:bookmarkEnd w:id="101"/>
+      <w:bookmarkEnd w:id="102"/>
     </w:p>
     <w:p>
       <w:pPr>
@@ -11731,7 +19140,8 @@
         <w:ind w:left="1260" w:hanging="720"/>
         <w:contextualSpacing w:val="0"/>
       </w:pPr>
-      <w:bookmarkStart w:id="52" w:name="_Toc232417013"/>
+      <w:bookmarkStart w:id="103" w:name="_Toc232417013"/>
+      <w:bookmarkStart w:id="104" w:name="_Toc232684428"/>
       <w:r>
         <w:t xml:space="preserve">Tahap Perancangan Ulang dan </w:t>
       </w:r>
@@ -11742,7 +19152,8 @@
         </w:rPr>
         <w:t>Prototyping</w:t>
       </w:r>
-      <w:bookmarkEnd w:id="52"/>
+      <w:bookmarkEnd w:id="103"/>
+      <w:bookmarkEnd w:id="104"/>
     </w:p>
     <w:p>
       <w:pPr>
@@ -11890,7 +19301,7 @@
       <w:r>
         <w:t xml:space="preserve"> yang modular.</w:t>
       </w:r>
-      <w:bookmarkStart w:id="53" w:name="_Toc232417014"/>
+      <w:bookmarkStart w:id="105" w:name="_Toc232417014"/>
     </w:p>
     <w:p>
       <w:pPr>
@@ -11902,6 +19313,7 @@
         <w:ind w:left="1260" w:hanging="720"/>
         <w:contextualSpacing w:val="0"/>
       </w:pPr>
+      <w:bookmarkStart w:id="106" w:name="_Toc232684429"/>
       <w:r>
         <w:t>Tahap Evaluasi dan Persetujuan (</w:t>
       </w:r>
@@ -11915,7 +19327,8 @@
       <w:r>
         <w:t>)</w:t>
       </w:r>
-      <w:bookmarkEnd w:id="53"/>
+      <w:bookmarkEnd w:id="105"/>
+      <w:bookmarkEnd w:id="106"/>
     </w:p>
     <w:p>
       <w:pPr>
@@ -12028,11 +19441,13 @@
         </w:numPr>
         <w:ind w:left="540" w:hanging="540"/>
       </w:pPr>
-      <w:bookmarkStart w:id="54" w:name="_Toc232417015"/>
+      <w:bookmarkStart w:id="107" w:name="_Toc232417015"/>
+      <w:bookmarkStart w:id="108" w:name="_Toc232684430"/>
       <w:r>
         <w:t>Hasil dan Pembahasan</w:t>
       </w:r>
-      <w:bookmarkEnd w:id="54"/>
+      <w:bookmarkEnd w:id="107"/>
+      <w:bookmarkEnd w:id="108"/>
     </w:p>
     <w:p>
       <w:pPr>
@@ -12044,7 +19459,8 @@
         <w:ind w:left="1260" w:hanging="720"/>
         <w:contextualSpacing w:val="0"/>
       </w:pPr>
-      <w:bookmarkStart w:id="55" w:name="_Toc232417016"/>
+      <w:bookmarkStart w:id="109" w:name="_Toc232417016"/>
+      <w:bookmarkStart w:id="110" w:name="_Toc232684431"/>
       <w:r>
         <w:t xml:space="preserve">Implementasi Desain </w:t>
       </w:r>
@@ -12082,7 +19498,8 @@
         </w:rPr>
         <w:t>Company Profile</w:t>
       </w:r>
-      <w:bookmarkEnd w:id="55"/>
+      <w:bookmarkEnd w:id="109"/>
+      <w:bookmarkEnd w:id="110"/>
     </w:p>
     <w:p>
       <w:pPr>
@@ -12267,6 +19684,7 @@
         <w:pStyle w:val="Caption"/>
         <w:ind w:left="540"/>
       </w:pPr>
+      <w:bookmarkStart w:id="111" w:name="_Toc232684318"/>
       <w:r>
         <w:rPr>
           <w:b/>
@@ -12340,6 +19758,7 @@
         </w:rPr>
         <w:t xml:space="preserve"> V1</w:t>
       </w:r>
+      <w:bookmarkEnd w:id="111"/>
     </w:p>
     <w:p>
       <w:pPr>
@@ -12602,7 +20021,7 @@
           </wp:inline>
         </w:drawing>
       </w:r>
-      <w:bookmarkStart w:id="56" w:name="_Toc232417017"/>
+      <w:bookmarkStart w:id="112" w:name="_Toc232417017"/>
     </w:p>
     <w:p>
       <w:pPr>
@@ -12610,6 +20029,7 @@
         <w:spacing w:line="360" w:lineRule="auto"/>
         <w:ind w:left="540"/>
       </w:pPr>
+      <w:bookmarkStart w:id="113" w:name="_Toc232684319"/>
       <w:r>
         <w:rPr>
           <w:b/>
@@ -12683,6 +20103,7 @@
         </w:rPr>
         <w:t xml:space="preserve"> V2</w:t>
       </w:r>
+      <w:bookmarkEnd w:id="113"/>
     </w:p>
     <w:p>
       <w:pPr>
@@ -13065,6 +20486,7 @@
         <w:ind w:left="1260" w:hanging="720"/>
         <w:contextualSpacing w:val="0"/>
       </w:pPr>
+      <w:bookmarkStart w:id="114" w:name="_Toc232684432"/>
       <w:r>
         <w:t xml:space="preserve">Implementasi Desain </w:t>
       </w:r>
@@ -13085,6 +20507,7 @@
         </w:rPr>
         <w:t>Settings – Receipts</w:t>
       </w:r>
+      <w:bookmarkEnd w:id="114"/>
     </w:p>
     <w:p>
       <w:pPr>
@@ -13260,6 +20683,7 @@
         <w:spacing w:line="360" w:lineRule="auto"/>
         <w:ind w:left="540"/>
       </w:pPr>
+      <w:bookmarkStart w:id="115" w:name="_Toc232684320"/>
       <w:r>
         <w:rPr>
           <w:b/>
@@ -13340,6 +20764,7 @@
         </w:rPr>
         <w:t>1</w:t>
       </w:r>
+      <w:bookmarkEnd w:id="115"/>
     </w:p>
     <w:p>
       <w:pPr>
@@ -13624,6 +21049,7 @@
         <w:spacing w:line="360" w:lineRule="auto"/>
         <w:ind w:left="540"/>
       </w:pPr>
+      <w:bookmarkStart w:id="116" w:name="_Toc232684321"/>
       <w:r>
         <w:rPr>
           <w:b/>
@@ -13697,6 +21123,7 @@
         </w:rPr>
         <w:t xml:space="preserve"> V2</w:t>
       </w:r>
+      <w:bookmarkEnd w:id="116"/>
     </w:p>
     <w:p>
       <w:pPr>
@@ -14099,6 +21526,7 @@
         <w:ind w:left="1260" w:hanging="720"/>
         <w:contextualSpacing w:val="0"/>
       </w:pPr>
+      <w:bookmarkStart w:id="117" w:name="_Toc232684433"/>
       <w:r>
         <w:t xml:space="preserve">Implementasi Desain </w:t>
       </w:r>
@@ -14126,6 +21554,7 @@
         </w:rPr>
         <w:t>Location</w:t>
       </w:r>
+      <w:bookmarkEnd w:id="117"/>
     </w:p>
     <w:p>
       <w:pPr>
@@ -14311,6 +21740,7 @@
         <w:spacing w:line="360" w:lineRule="auto"/>
         <w:ind w:left="540"/>
       </w:pPr>
+      <w:bookmarkStart w:id="118" w:name="_Toc232684322"/>
       <w:r>
         <w:rPr>
           <w:b/>
@@ -14391,6 +21821,7 @@
         </w:rPr>
         <w:t>1</w:t>
       </w:r>
+      <w:bookmarkEnd w:id="118"/>
     </w:p>
     <w:p>
       <w:pPr>
@@ -14584,6 +22015,7 @@
         <w:spacing w:line="360" w:lineRule="auto"/>
         <w:ind w:left="540"/>
       </w:pPr>
+      <w:bookmarkStart w:id="119" w:name="_Toc232684323"/>
       <w:r>
         <w:rPr>
           <w:b/>
@@ -14657,6 +22089,7 @@
         </w:rPr>
         <w:t xml:space="preserve"> V2</w:t>
       </w:r>
+      <w:bookmarkEnd w:id="119"/>
     </w:p>
     <w:p>
       <w:pPr>
@@ -14954,6 +22387,7 @@
         <w:ind w:left="1260" w:hanging="720"/>
         <w:contextualSpacing w:val="0"/>
       </w:pPr>
+      <w:bookmarkStart w:id="120" w:name="_Toc232684434"/>
       <w:r>
         <w:t xml:space="preserve">Implementasi Desain </w:t>
       </w:r>
@@ -14994,6 +22428,7 @@
         </w:rPr>
         <w:t>Shipping</w:t>
       </w:r>
+      <w:bookmarkEnd w:id="120"/>
     </w:p>
     <w:p>
       <w:pPr>
@@ -15191,6 +22626,7 @@
         <w:spacing w:line="360" w:lineRule="auto"/>
         <w:ind w:left="540"/>
       </w:pPr>
+      <w:bookmarkStart w:id="121" w:name="_Toc232684324"/>
       <w:r>
         <w:rPr>
           <w:b/>
@@ -15271,6 +22707,7 @@
         </w:rPr>
         <w:t>1</w:t>
       </w:r>
+      <w:bookmarkEnd w:id="121"/>
     </w:p>
     <w:p>
       <w:pPr>
@@ -15529,6 +22966,7 @@
         <w:spacing w:line="360" w:lineRule="auto"/>
         <w:ind w:left="540"/>
       </w:pPr>
+      <w:bookmarkStart w:id="122" w:name="_Toc232684325"/>
       <w:r>
         <w:rPr>
           <w:b/>
@@ -15602,6 +23040,7 @@
         </w:rPr>
         <w:t xml:space="preserve"> V2</w:t>
       </w:r>
+      <w:bookmarkEnd w:id="122"/>
     </w:p>
     <w:p>
       <w:pPr>
@@ -15942,6 +23381,7 @@
         <w:ind w:left="1260" w:hanging="720"/>
         <w:contextualSpacing w:val="0"/>
       </w:pPr>
+      <w:bookmarkStart w:id="123" w:name="_Toc232684435"/>
       <w:r>
         <w:t xml:space="preserve">Implementasi Desain </w:t>
       </w:r>
@@ -15983,6 +23423,7 @@
         </w:rPr>
         <w:t>Invoices</w:t>
       </w:r>
+      <w:bookmarkEnd w:id="123"/>
     </w:p>
     <w:p>
       <w:pPr>
@@ -16156,6 +23597,7 @@
         <w:spacing w:line="360" w:lineRule="auto"/>
         <w:ind w:left="540"/>
       </w:pPr>
+      <w:bookmarkStart w:id="124" w:name="_Toc232684326"/>
       <w:r>
         <w:rPr>
           <w:b/>
@@ -16236,6 +23678,7 @@
         </w:rPr>
         <w:t>1</w:t>
       </w:r>
+      <w:bookmarkEnd w:id="124"/>
     </w:p>
     <w:p>
       <w:pPr>
@@ -16487,6 +23930,7 @@
         <w:spacing w:line="360" w:lineRule="auto"/>
         <w:ind w:left="540"/>
       </w:pPr>
+      <w:bookmarkStart w:id="125" w:name="_Toc232684327"/>
       <w:r>
         <w:rPr>
           <w:b/>
@@ -16562,6 +24006,7 @@
         </w:rPr>
         <w:t xml:space="preserve"> V2</w:t>
       </w:r>
+      <w:bookmarkEnd w:id="125"/>
     </w:p>
     <w:p>
       <w:pPr>
@@ -16908,6 +24353,7 @@
         <w:ind w:left="1260" w:hanging="720"/>
         <w:contextualSpacing w:val="0"/>
       </w:pPr>
+      <w:bookmarkStart w:id="126" w:name="_Toc232684436"/>
       <w:r>
         <w:t xml:space="preserve">Implementasi Desain </w:t>
       </w:r>
@@ -16949,6 +24395,7 @@
         </w:rPr>
         <w:t>Customer</w:t>
       </w:r>
+      <w:bookmarkEnd w:id="126"/>
       <w:r>
         <w:t xml:space="preserve"> </w:t>
       </w:r>
@@ -17136,6 +24583,7 @@
         <w:spacing w:line="360" w:lineRule="auto"/>
         <w:ind w:left="540"/>
       </w:pPr>
+      <w:bookmarkStart w:id="127" w:name="_Toc232684328"/>
       <w:r>
         <w:rPr>
           <w:b/>
@@ -17216,6 +24664,7 @@
         </w:rPr>
         <w:t>1</w:t>
       </w:r>
+      <w:bookmarkEnd w:id="127"/>
     </w:p>
     <w:p>
       <w:pPr>
@@ -17457,6 +24906,7 @@
         <w:spacing w:line="360" w:lineRule="auto"/>
         <w:ind w:left="540"/>
       </w:pPr>
+      <w:bookmarkStart w:id="128" w:name="_Toc232684329"/>
       <w:r>
         <w:rPr>
           <w:b/>
@@ -17530,6 +24980,7 @@
         </w:rPr>
         <w:t xml:space="preserve"> V2</w:t>
       </w:r>
+      <w:bookmarkEnd w:id="128"/>
     </w:p>
     <w:p>
       <w:pPr>
@@ -17789,6 +25240,7 @@
         <w:ind w:left="1260" w:hanging="720"/>
         <w:contextualSpacing w:val="0"/>
       </w:pPr>
+      <w:bookmarkStart w:id="129" w:name="_Toc232684437"/>
       <w:r>
         <w:t xml:space="preserve">Implementasi Desain </w:t>
       </w:r>
@@ -17830,6 +25282,7 @@
         </w:rPr>
         <w:t>Reports</w:t>
       </w:r>
+      <w:bookmarkEnd w:id="129"/>
     </w:p>
     <w:p>
       <w:pPr>
@@ -18013,6 +25466,7 @@
         <w:spacing w:line="360" w:lineRule="auto"/>
         <w:ind w:left="540"/>
       </w:pPr>
+      <w:bookmarkStart w:id="130" w:name="_Toc232684330"/>
       <w:r>
         <w:rPr>
           <w:b/>
@@ -18093,6 +25547,7 @@
         </w:rPr>
         <w:t>1</w:t>
       </w:r>
+      <w:bookmarkEnd w:id="130"/>
     </w:p>
     <w:p>
       <w:pPr>
@@ -18490,6 +25945,7 @@
         <w:spacing w:line="360" w:lineRule="auto"/>
         <w:ind w:left="540"/>
       </w:pPr>
+      <w:bookmarkStart w:id="131" w:name="_Toc232684331"/>
       <w:r>
         <w:rPr>
           <w:b/>
@@ -18572,6 +26028,7 @@
         </w:rPr>
         <w:t>2</w:t>
       </w:r>
+      <w:bookmarkEnd w:id="131"/>
     </w:p>
     <w:p>
       <w:pPr>
@@ -18689,6 +26146,7 @@
         <w:pStyle w:val="Heading1"/>
         <w:spacing w:after="160"/>
       </w:pPr>
+      <w:bookmarkStart w:id="132" w:name="_Toc232684438"/>
       <w:r>
         <w:lastRenderedPageBreak/>
         <w:t>BAB I</w:t>
@@ -18702,6 +26160,7 @@
       <w:r>
         <w:t>KESIMPULAN DAN SARAN</w:t>
       </w:r>
+      <w:bookmarkEnd w:id="132"/>
     </w:p>
     <w:p>
       <w:pPr>
@@ -18711,9 +26170,11 @@
           <w:szCs w:val="32"/>
         </w:rPr>
       </w:pPr>
+      <w:bookmarkStart w:id="133" w:name="_Toc232684439"/>
       <w:r>
         <w:t>Kesimpulan</w:t>
       </w:r>
+      <w:bookmarkEnd w:id="133"/>
     </w:p>
     <w:p>
       <w:pPr>
@@ -18959,9 +26420,11 @@
         <w:pStyle w:val="sub-bab4"/>
         <w:ind w:left="540" w:hanging="540"/>
       </w:pPr>
+      <w:bookmarkStart w:id="134" w:name="_Toc232684440"/>
       <w:r>
         <w:t>Saran</w:t>
       </w:r>
+      <w:bookmarkEnd w:id="134"/>
     </w:p>
     <w:p>
       <w:pPr>
@@ -19126,11 +26589,13 @@
         <w:pStyle w:val="Heading1"/>
         <w:spacing w:after="160"/>
       </w:pPr>
+      <w:bookmarkStart w:id="135" w:name="_Toc232684441"/>
       <w:r>
         <w:lastRenderedPageBreak/>
         <w:t>DAFTAR PUSTAKA</w:t>
       </w:r>
-      <w:bookmarkEnd w:id="56"/>
+      <w:bookmarkEnd w:id="112"/>
+      <w:bookmarkEnd w:id="135"/>
     </w:p>
     <w:p>
       <w:pPr>
@@ -24015,6 +31480,17 @@
       <w:lang w:val="id-ID"/>
     </w:rPr>
   </w:style>
+  <w:style w:type="paragraph" w:styleId="TableofFigures">
+    <w:name w:val="table of figures"/>
+    <w:basedOn w:val="Normal"/>
+    <w:next w:val="Normal"/>
+    <w:uiPriority w:val="99"/>
+    <w:unhideWhenUsed/>
+    <w:rsid w:val="00970B4C"/>
+    <w:pPr>
+      <w:spacing w:after="0"/>
+    </w:pPr>
+  </w:style>
 </w:styles>
 </file>
 

--- a/Implementasi Design System V2 pada Perancangan Ulang Platform Reusely untuk Meningkatkan Konsistensi dan Efektivitas Prototipe.docx
+++ b/Implementasi Design System V2 pada Perancangan Ulang Platform Reusely untuk Meningkatkan Konsistensi dan Efektivitas Prototipe.docx
@@ -1324,6 +1324,22 @@
               </w:rPr>
               <w:t>NIDN:</w:t>
             </w:r>
+            <w:r>
+              <w:rPr>
+                <w:rFonts w:eastAsia="Times New Roman" w:cs="Times New Roman"/>
+                <w:szCs w:val="24"/>
+                <w:lang w:val="en-US"/>
+              </w:rPr>
+              <w:t xml:space="preserve"> </w:t>
+            </w:r>
+            <w:r>
+              <w:rPr>
+                <w:rFonts w:eastAsia="Times New Roman" w:cs="Times New Roman"/>
+                <w:szCs w:val="24"/>
+                <w:lang w:val="en-US"/>
+              </w:rPr>
+              <w:t>04 220477 03</w:t>
+            </w:r>
           </w:p>
         </w:tc>
         <w:tc>
@@ -1365,6 +1381,22 @@
               </w:rPr>
               <w:t>NIDN:</w:t>
             </w:r>
+            <w:r>
+              <w:rPr>
+                <w:rFonts w:eastAsia="Times New Roman" w:cs="Times New Roman"/>
+                <w:szCs w:val="24"/>
+                <w:lang w:val="en-US"/>
+              </w:rPr>
+              <w:t xml:space="preserve"> </w:t>
+            </w:r>
+            <w:r>
+              <w:rPr>
+                <w:rFonts w:eastAsia="Times New Roman" w:cs="Times New Roman"/>
+                <w:szCs w:val="24"/>
+                <w:lang w:val="en-US"/>
+              </w:rPr>
+              <w:t>04 220477 03</w:t>
+            </w:r>
           </w:p>
         </w:tc>
       </w:tr>
@@ -6884,21 +6916,7 @@
             <w:rStyle w:val="Hyperlink"/>
             <w:noProof/>
           </w:rPr>
-          <w:t xml:space="preserve"> Hala</w:t>
-        </w:r>
-        <w:r>
-          <w:rPr>
-            <w:rStyle w:val="Hyperlink"/>
-            <w:noProof/>
-          </w:rPr>
-          <w:t>m</w:t>
-        </w:r>
-        <w:r>
-          <w:rPr>
-            <w:rStyle w:val="Hyperlink"/>
-            <w:noProof/>
-          </w:rPr>
-          <w:t xml:space="preserve">an </w:t>
+          <w:t xml:space="preserve"> Halaman </w:t>
         </w:r>
         <w:r>
           <w:rPr>
@@ -17683,7 +17701,16 @@
         <w:t>User Interface</w:t>
       </w:r>
       <w:r>
-        <w:t xml:space="preserve"> merupakan aspek yang sangat penting dalam pengembangan sistem digital, aplikasi </w:t>
+        <w:t xml:space="preserve"> merupakan aspek yang sangat penting dalam pengembangan sistem digital,</w:t>
+      </w:r>
+      <w:r>
+        <w:rPr>
+          <w:lang w:val="en-US"/>
+        </w:rPr>
+        <w:t xml:space="preserve"> </w:t>
+      </w:r>
+      <w:r>
+        <w:t xml:space="preserve">aplikasi </w:t>
       </w:r>
       <w:r>
         <w:rPr>
@@ -17703,7 +17730,16 @@
         <w:t>desktop</w:t>
       </w:r>
       <w:r>
-        <w:t xml:space="preserve">, maupun platform </w:t>
+        <w:t>,</w:t>
+      </w:r>
+      <w:r>
+        <w:rPr>
+          <w:lang w:val="en-US"/>
+        </w:rPr>
+        <w:t xml:space="preserve"> </w:t>
+      </w:r>
+      <w:r>
+        <w:t xml:space="preserve">maupun platform </w:t>
       </w:r>
       <w:r>
         <w:rPr>
@@ -18744,9 +18780,17 @@
       </w:r>
       <w:r>
         <w:rPr>
-          <w:lang w:val="en-US"/>
-        </w:rPr>
-        <w:t xml:space="preserve">Prototype merupakan </w:t>
+          <w:i/>
+          <w:iCs w:val="0"/>
+          <w:lang w:val="en-US"/>
+        </w:rPr>
+        <w:t>Prototype</w:t>
+      </w:r>
+      <w:r>
+        <w:rPr>
+          <w:lang w:val="en-US"/>
+        </w:rPr>
+        <w:t xml:space="preserve"> merupakan </w:t>
       </w:r>
       <w:r>
         <w:t xml:space="preserve">model simulasi interaktif dari produk digital yang memiliki tingkat presisi dan kemiripan sangat tinggi dengan produk aslinya, baik dari segi visual, tata letak, warna, tipografi, maupun detail interaksi </w:t>
@@ -23727,6 +23771,8 @@
       </w:r>
       <w:r>
         <w:rPr>
+          <w:i/>
+          <w:iCs w:val="0"/>
           <w:lang w:val="en-US"/>
         </w:rPr>
         <w:t>user interface</w:t>
@@ -26860,10 +26906,642 @@
         <w:fldChar w:fldCharType="end"/>
       </w:r>
     </w:p>
+    <w:p>
+      <w:pPr>
+        <w:spacing w:line="259" w:lineRule="auto"/>
+        <w:jc w:val="left"/>
+        <w:rPr>
+          <w:rFonts w:cs="Times New Roman"/>
+          <w:szCs w:val="24"/>
+          <w:lang w:val="en-US"/>
+        </w:rPr>
+      </w:pPr>
+      <w:r>
+        <w:rPr>
+          <w:rFonts w:cs="Times New Roman"/>
+          <w:szCs w:val="24"/>
+          <w:lang w:val="en-US"/>
+        </w:rPr>
+        <w:br w:type="page"/>
+      </w:r>
+    </w:p>
+    <w:p>
+      <w:pPr>
+        <w:ind w:left="540" w:hanging="540"/>
+        <w:jc w:val="center"/>
+        <w:rPr>
+          <w:rFonts w:cs="Times New Roman"/>
+          <w:b/>
+          <w:bCs/>
+          <w:sz w:val="28"/>
+          <w:szCs w:val="28"/>
+          <w:lang w:val="en-US"/>
+        </w:rPr>
+        <w:sectPr>
+          <w:headerReference w:type="default" r:id="rId35"/>
+          <w:footerReference w:type="default" r:id="rId36"/>
+          <w:headerReference w:type="first" r:id="rId37"/>
+          <w:pgSz w:w="11906" w:h="16838" w:code="9"/>
+          <w:pgMar w:top="2268" w:right="1701" w:bottom="1701" w:left="2268" w:header="720" w:footer="720" w:gutter="0"/>
+          <w:cols w:space="720"/>
+          <w:titlePg/>
+          <w:docGrid w:linePitch="360"/>
+        </w:sectPr>
+      </w:pPr>
+    </w:p>
+    <w:p>
+      <w:pPr>
+        <w:ind w:left="540" w:hanging="540"/>
+        <w:jc w:val="center"/>
+        <w:rPr>
+          <w:rFonts w:cs="Times New Roman"/>
+          <w:b/>
+          <w:bCs/>
+          <w:sz w:val="28"/>
+          <w:szCs w:val="28"/>
+          <w:lang w:val="en-US"/>
+        </w:rPr>
+      </w:pPr>
+      <w:r>
+        <w:rPr>
+          <w:rFonts w:cs="Times New Roman"/>
+          <w:b/>
+          <w:bCs/>
+          <w:sz w:val="28"/>
+          <w:szCs w:val="28"/>
+          <w:lang w:val="en-US"/>
+        </w:rPr>
+        <w:lastRenderedPageBreak/>
+        <w:t>LAMPIRAN</w:t>
+      </w:r>
+    </w:p>
+    <w:p>
+      <w:pPr>
+        <w:ind w:left="540" w:hanging="540"/>
+        <w:rPr>
+          <w:rFonts w:cs="Times New Roman"/>
+          <w:b/>
+          <w:bCs/>
+          <w:szCs w:val="24"/>
+          <w:lang w:val="en-US"/>
+        </w:rPr>
+      </w:pPr>
+      <w:r>
+        <w:rPr>
+          <w:rFonts w:cs="Times New Roman"/>
+          <w:b/>
+          <w:bCs/>
+          <w:noProof/>
+          <w:szCs w:val="24"/>
+          <w:lang w:val="en-US"/>
+        </w:rPr>
+        <w:drawing>
+          <wp:inline distT="0" distB="0" distL="0" distR="0" wp14:anchorId="7FDA57B7" wp14:editId="205C0595">
+            <wp:extent cx="5039995" cy="6720205"/>
+            <wp:effectExtent l="0" t="0" r="8255" b="4445"/>
+            <wp:docPr id="18" name="Picture 18"/>
+            <wp:cNvGraphicFramePr>
+              <a:graphicFrameLocks xmlns:a="http://schemas.openxmlformats.org/drawingml/2006/main" noChangeAspect="1"/>
+            </wp:cNvGraphicFramePr>
+            <a:graphic xmlns:a="http://schemas.openxmlformats.org/drawingml/2006/main">
+              <a:graphicData uri="http://schemas.openxmlformats.org/drawingml/2006/picture">
+                <pic:pic xmlns:pic="http://schemas.openxmlformats.org/drawingml/2006/picture">
+                  <pic:nvPicPr>
+                    <pic:cNvPr id="18" name="Picture 18"/>
+                    <pic:cNvPicPr/>
+                  </pic:nvPicPr>
+                  <pic:blipFill>
+                    <a:blip r:embed="rId38">
+                      <a:extLst>
+                        <a:ext uri="{28A0092B-C50C-407E-A947-70E740481C1C}">
+                          <a14:useLocalDpi xmlns:a14="http://schemas.microsoft.com/office/drawing/2010/main" val="0"/>
+                        </a:ext>
+                      </a:extLst>
+                    </a:blip>
+                    <a:stretch>
+                      <a:fillRect/>
+                    </a:stretch>
+                  </pic:blipFill>
+                  <pic:spPr>
+                    <a:xfrm>
+                      <a:off x="0" y="0"/>
+                      <a:ext cx="5039995" cy="6720205"/>
+                    </a:xfrm>
+                    <a:prstGeom prst="rect">
+                      <a:avLst/>
+                    </a:prstGeom>
+                  </pic:spPr>
+                </pic:pic>
+              </a:graphicData>
+            </a:graphic>
+          </wp:inline>
+        </w:drawing>
+      </w:r>
+    </w:p>
+    <w:p>
+      <w:pPr>
+        <w:ind w:left="540" w:hanging="540"/>
+        <w:rPr>
+          <w:rFonts w:cs="Times New Roman"/>
+          <w:b/>
+          <w:bCs/>
+          <w:szCs w:val="24"/>
+          <w:lang w:val="en-US"/>
+        </w:rPr>
+      </w:pPr>
+      <w:r>
+        <w:rPr>
+          <w:rFonts w:cs="Times New Roman"/>
+          <w:b/>
+          <w:bCs/>
+          <w:noProof/>
+          <w:szCs w:val="24"/>
+          <w:lang w:val="en-US"/>
+        </w:rPr>
+        <w:lastRenderedPageBreak/>
+        <w:drawing>
+          <wp:inline distT="0" distB="0" distL="0" distR="0" wp14:anchorId="0742AAF4" wp14:editId="370F4F0E">
+            <wp:extent cx="5039995" cy="7219315"/>
+            <wp:effectExtent l="0" t="0" r="8255" b="635"/>
+            <wp:docPr id="19" name="Picture 19"/>
+            <wp:cNvGraphicFramePr>
+              <a:graphicFrameLocks xmlns:a="http://schemas.openxmlformats.org/drawingml/2006/main" noChangeAspect="1"/>
+            </wp:cNvGraphicFramePr>
+            <a:graphic xmlns:a="http://schemas.openxmlformats.org/drawingml/2006/main">
+              <a:graphicData uri="http://schemas.openxmlformats.org/drawingml/2006/picture">
+                <pic:pic xmlns:pic="http://schemas.openxmlformats.org/drawingml/2006/picture">
+                  <pic:nvPicPr>
+                    <pic:cNvPr id="19" name="Picture 19"/>
+                    <pic:cNvPicPr/>
+                  </pic:nvPicPr>
+                  <pic:blipFill>
+                    <a:blip r:embed="rId39">
+                      <a:extLst>
+                        <a:ext uri="{28A0092B-C50C-407E-A947-70E740481C1C}">
+                          <a14:useLocalDpi xmlns:a14="http://schemas.microsoft.com/office/drawing/2010/main" val="0"/>
+                        </a:ext>
+                      </a:extLst>
+                    </a:blip>
+                    <a:stretch>
+                      <a:fillRect/>
+                    </a:stretch>
+                  </pic:blipFill>
+                  <pic:spPr>
+                    <a:xfrm>
+                      <a:off x="0" y="0"/>
+                      <a:ext cx="5039995" cy="7219315"/>
+                    </a:xfrm>
+                    <a:prstGeom prst="rect">
+                      <a:avLst/>
+                    </a:prstGeom>
+                  </pic:spPr>
+                </pic:pic>
+              </a:graphicData>
+            </a:graphic>
+          </wp:inline>
+        </w:drawing>
+      </w:r>
+    </w:p>
+    <w:p>
+      <w:pPr>
+        <w:ind w:left="540" w:hanging="540"/>
+        <w:rPr>
+          <w:rFonts w:cs="Times New Roman"/>
+          <w:b/>
+          <w:bCs/>
+          <w:szCs w:val="24"/>
+          <w:lang w:val="en-US"/>
+        </w:rPr>
+      </w:pPr>
+      <w:r>
+        <w:rPr>
+          <w:rFonts w:cs="Times New Roman"/>
+          <w:b/>
+          <w:bCs/>
+          <w:noProof/>
+          <w:szCs w:val="24"/>
+          <w:lang w:val="en-US"/>
+        </w:rPr>
+        <w:lastRenderedPageBreak/>
+        <w:drawing>
+          <wp:inline distT="0" distB="0" distL="0" distR="0" wp14:anchorId="7F08AF5F" wp14:editId="01EDAC56">
+            <wp:extent cx="5039995" cy="7232015"/>
+            <wp:effectExtent l="0" t="0" r="8255" b="6985"/>
+            <wp:docPr id="21" name="Picture 21"/>
+            <wp:cNvGraphicFramePr>
+              <a:graphicFrameLocks xmlns:a="http://schemas.openxmlformats.org/drawingml/2006/main" noChangeAspect="1"/>
+            </wp:cNvGraphicFramePr>
+            <a:graphic xmlns:a="http://schemas.openxmlformats.org/drawingml/2006/main">
+              <a:graphicData uri="http://schemas.openxmlformats.org/drawingml/2006/picture">
+                <pic:pic xmlns:pic="http://schemas.openxmlformats.org/drawingml/2006/picture">
+                  <pic:nvPicPr>
+                    <pic:cNvPr id="21" name="Picture 21"/>
+                    <pic:cNvPicPr/>
+                  </pic:nvPicPr>
+                  <pic:blipFill>
+                    <a:blip r:embed="rId40">
+                      <a:extLst>
+                        <a:ext uri="{28A0092B-C50C-407E-A947-70E740481C1C}">
+                          <a14:useLocalDpi xmlns:a14="http://schemas.microsoft.com/office/drawing/2010/main" val="0"/>
+                        </a:ext>
+                      </a:extLst>
+                    </a:blip>
+                    <a:stretch>
+                      <a:fillRect/>
+                    </a:stretch>
+                  </pic:blipFill>
+                  <pic:spPr>
+                    <a:xfrm>
+                      <a:off x="0" y="0"/>
+                      <a:ext cx="5039995" cy="7232015"/>
+                    </a:xfrm>
+                    <a:prstGeom prst="rect">
+                      <a:avLst/>
+                    </a:prstGeom>
+                  </pic:spPr>
+                </pic:pic>
+              </a:graphicData>
+            </a:graphic>
+          </wp:inline>
+        </w:drawing>
+      </w:r>
+    </w:p>
+    <w:p>
+      <w:pPr>
+        <w:ind w:left="540" w:hanging="540"/>
+        <w:rPr>
+          <w:rFonts w:cs="Times New Roman"/>
+          <w:b/>
+          <w:bCs/>
+          <w:szCs w:val="24"/>
+          <w:lang w:val="en-US"/>
+        </w:rPr>
+      </w:pPr>
+      <w:r>
+        <w:rPr>
+          <w:rFonts w:cs="Times New Roman"/>
+          <w:b/>
+          <w:bCs/>
+          <w:noProof/>
+          <w:szCs w:val="24"/>
+          <w:lang w:val="en-US"/>
+        </w:rPr>
+        <w:lastRenderedPageBreak/>
+        <w:drawing>
+          <wp:inline distT="0" distB="0" distL="0" distR="0" wp14:anchorId="4B3A7401" wp14:editId="1B9D28F3">
+            <wp:extent cx="5039995" cy="7397115"/>
+            <wp:effectExtent l="0" t="0" r="8255" b="0"/>
+            <wp:docPr id="22" name="Picture 22"/>
+            <wp:cNvGraphicFramePr>
+              <a:graphicFrameLocks xmlns:a="http://schemas.openxmlformats.org/drawingml/2006/main" noChangeAspect="1"/>
+            </wp:cNvGraphicFramePr>
+            <a:graphic xmlns:a="http://schemas.openxmlformats.org/drawingml/2006/main">
+              <a:graphicData uri="http://schemas.openxmlformats.org/drawingml/2006/picture">
+                <pic:pic xmlns:pic="http://schemas.openxmlformats.org/drawingml/2006/picture">
+                  <pic:nvPicPr>
+                    <pic:cNvPr id="22" name="Picture 22"/>
+                    <pic:cNvPicPr/>
+                  </pic:nvPicPr>
+                  <pic:blipFill>
+                    <a:blip r:embed="rId41" cstate="print">
+                      <a:extLst>
+                        <a:ext uri="{28A0092B-C50C-407E-A947-70E740481C1C}">
+                          <a14:useLocalDpi xmlns:a14="http://schemas.microsoft.com/office/drawing/2010/main" val="0"/>
+                        </a:ext>
+                      </a:extLst>
+                    </a:blip>
+                    <a:stretch>
+                      <a:fillRect/>
+                    </a:stretch>
+                  </pic:blipFill>
+                  <pic:spPr>
+                    <a:xfrm>
+                      <a:off x="0" y="0"/>
+                      <a:ext cx="5039995" cy="7397115"/>
+                    </a:xfrm>
+                    <a:prstGeom prst="rect">
+                      <a:avLst/>
+                    </a:prstGeom>
+                  </pic:spPr>
+                </pic:pic>
+              </a:graphicData>
+            </a:graphic>
+          </wp:inline>
+        </w:drawing>
+      </w:r>
+    </w:p>
+    <w:p>
+      <w:pPr>
+        <w:ind w:left="540" w:hanging="540"/>
+        <w:rPr>
+          <w:rFonts w:cs="Times New Roman"/>
+          <w:b/>
+          <w:bCs/>
+          <w:szCs w:val="24"/>
+          <w:lang w:val="en-US"/>
+        </w:rPr>
+      </w:pPr>
+      <w:r>
+        <w:rPr>
+          <w:rFonts w:cs="Times New Roman"/>
+          <w:b/>
+          <w:bCs/>
+          <w:noProof/>
+          <w:szCs w:val="24"/>
+          <w:lang w:val="en-US"/>
+        </w:rPr>
+        <w:lastRenderedPageBreak/>
+        <w:drawing>
+          <wp:inline distT="0" distB="0" distL="0" distR="0" wp14:anchorId="3C74033A" wp14:editId="7F88AD47">
+            <wp:extent cx="5039995" cy="7512050"/>
+            <wp:effectExtent l="0" t="0" r="8255" b="0"/>
+            <wp:docPr id="23" name="Picture 23"/>
+            <wp:cNvGraphicFramePr>
+              <a:graphicFrameLocks xmlns:a="http://schemas.openxmlformats.org/drawingml/2006/main" noChangeAspect="1"/>
+            </wp:cNvGraphicFramePr>
+            <a:graphic xmlns:a="http://schemas.openxmlformats.org/drawingml/2006/main">
+              <a:graphicData uri="http://schemas.openxmlformats.org/drawingml/2006/picture">
+                <pic:pic xmlns:pic="http://schemas.openxmlformats.org/drawingml/2006/picture">
+                  <pic:nvPicPr>
+                    <pic:cNvPr id="23" name="Picture 23"/>
+                    <pic:cNvPicPr/>
+                  </pic:nvPicPr>
+                  <pic:blipFill>
+                    <a:blip r:embed="rId42" cstate="print">
+                      <a:extLst>
+                        <a:ext uri="{28A0092B-C50C-407E-A947-70E740481C1C}">
+                          <a14:useLocalDpi xmlns:a14="http://schemas.microsoft.com/office/drawing/2010/main" val="0"/>
+                        </a:ext>
+                      </a:extLst>
+                    </a:blip>
+                    <a:stretch>
+                      <a:fillRect/>
+                    </a:stretch>
+                  </pic:blipFill>
+                  <pic:spPr>
+                    <a:xfrm>
+                      <a:off x="0" y="0"/>
+                      <a:ext cx="5039995" cy="7512050"/>
+                    </a:xfrm>
+                    <a:prstGeom prst="rect">
+                      <a:avLst/>
+                    </a:prstGeom>
+                  </pic:spPr>
+                </pic:pic>
+              </a:graphicData>
+            </a:graphic>
+          </wp:inline>
+        </w:drawing>
+      </w:r>
+    </w:p>
+    <w:p>
+      <w:pPr>
+        <w:ind w:left="540" w:hanging="540"/>
+        <w:rPr>
+          <w:rFonts w:cs="Times New Roman"/>
+          <w:b/>
+          <w:bCs/>
+          <w:szCs w:val="24"/>
+          <w:lang w:val="en-US"/>
+        </w:rPr>
+      </w:pPr>
+      <w:r>
+        <w:rPr>
+          <w:rFonts w:cs="Times New Roman"/>
+          <w:b/>
+          <w:bCs/>
+          <w:noProof/>
+          <w:szCs w:val="24"/>
+          <w:lang w:val="en-US"/>
+        </w:rPr>
+        <w:lastRenderedPageBreak/>
+        <w:drawing>
+          <wp:inline distT="0" distB="0" distL="0" distR="0" wp14:anchorId="63D46CA3" wp14:editId="1DCC291B">
+            <wp:extent cx="5039995" cy="7721600"/>
+            <wp:effectExtent l="0" t="0" r="8255" b="0"/>
+            <wp:docPr id="24" name="Picture 24"/>
+            <wp:cNvGraphicFramePr>
+              <a:graphicFrameLocks xmlns:a="http://schemas.openxmlformats.org/drawingml/2006/main" noChangeAspect="1"/>
+            </wp:cNvGraphicFramePr>
+            <a:graphic xmlns:a="http://schemas.openxmlformats.org/drawingml/2006/main">
+              <a:graphicData uri="http://schemas.openxmlformats.org/drawingml/2006/picture">
+                <pic:pic xmlns:pic="http://schemas.openxmlformats.org/drawingml/2006/picture">
+                  <pic:nvPicPr>
+                    <pic:cNvPr id="24" name="Picture 24"/>
+                    <pic:cNvPicPr/>
+                  </pic:nvPicPr>
+                  <pic:blipFill>
+                    <a:blip r:embed="rId43" cstate="print">
+                      <a:extLst>
+                        <a:ext uri="{28A0092B-C50C-407E-A947-70E740481C1C}">
+                          <a14:useLocalDpi xmlns:a14="http://schemas.microsoft.com/office/drawing/2010/main" val="0"/>
+                        </a:ext>
+                      </a:extLst>
+                    </a:blip>
+                    <a:stretch>
+                      <a:fillRect/>
+                    </a:stretch>
+                  </pic:blipFill>
+                  <pic:spPr>
+                    <a:xfrm>
+                      <a:off x="0" y="0"/>
+                      <a:ext cx="5039995" cy="7721600"/>
+                    </a:xfrm>
+                    <a:prstGeom prst="rect">
+                      <a:avLst/>
+                    </a:prstGeom>
+                  </pic:spPr>
+                </pic:pic>
+              </a:graphicData>
+            </a:graphic>
+          </wp:inline>
+        </w:drawing>
+      </w:r>
+    </w:p>
+    <w:p>
+      <w:pPr>
+        <w:ind w:left="540" w:hanging="540"/>
+        <w:rPr>
+          <w:rFonts w:cs="Times New Roman"/>
+          <w:b/>
+          <w:bCs/>
+          <w:szCs w:val="24"/>
+          <w:lang w:val="en-US"/>
+        </w:rPr>
+      </w:pPr>
+      <w:r>
+        <w:rPr>
+          <w:rFonts w:cs="Times New Roman"/>
+          <w:b/>
+          <w:bCs/>
+          <w:noProof/>
+          <w:szCs w:val="24"/>
+          <w:lang w:val="en-US"/>
+        </w:rPr>
+        <w:lastRenderedPageBreak/>
+        <w:drawing>
+          <wp:inline distT="0" distB="0" distL="0" distR="0" wp14:anchorId="61E05AB6" wp14:editId="495FF1DE">
+            <wp:extent cx="5039995" cy="7841615"/>
+            <wp:effectExtent l="0" t="0" r="8255" b="6985"/>
+            <wp:docPr id="25" name="Picture 25"/>
+            <wp:cNvGraphicFramePr>
+              <a:graphicFrameLocks xmlns:a="http://schemas.openxmlformats.org/drawingml/2006/main" noChangeAspect="1"/>
+            </wp:cNvGraphicFramePr>
+            <a:graphic xmlns:a="http://schemas.openxmlformats.org/drawingml/2006/main">
+              <a:graphicData uri="http://schemas.openxmlformats.org/drawingml/2006/picture">
+                <pic:pic xmlns:pic="http://schemas.openxmlformats.org/drawingml/2006/picture">
+                  <pic:nvPicPr>
+                    <pic:cNvPr id="25" name="Picture 25"/>
+                    <pic:cNvPicPr/>
+                  </pic:nvPicPr>
+                  <pic:blipFill>
+                    <a:blip r:embed="rId44" cstate="print">
+                      <a:extLst>
+                        <a:ext uri="{28A0092B-C50C-407E-A947-70E740481C1C}">
+                          <a14:useLocalDpi xmlns:a14="http://schemas.microsoft.com/office/drawing/2010/main" val="0"/>
+                        </a:ext>
+                      </a:extLst>
+                    </a:blip>
+                    <a:stretch>
+                      <a:fillRect/>
+                    </a:stretch>
+                  </pic:blipFill>
+                  <pic:spPr>
+                    <a:xfrm>
+                      <a:off x="0" y="0"/>
+                      <a:ext cx="5039995" cy="7841615"/>
+                    </a:xfrm>
+                    <a:prstGeom prst="rect">
+                      <a:avLst/>
+                    </a:prstGeom>
+                  </pic:spPr>
+                </pic:pic>
+              </a:graphicData>
+            </a:graphic>
+          </wp:inline>
+        </w:drawing>
+      </w:r>
+      <w:r>
+        <w:rPr>
+          <w:rFonts w:cs="Times New Roman"/>
+          <w:b/>
+          <w:bCs/>
+          <w:noProof/>
+          <w:szCs w:val="24"/>
+          <w:lang w:val="en-US"/>
+        </w:rPr>
+        <w:lastRenderedPageBreak/>
+        <w:drawing>
+          <wp:inline distT="0" distB="0" distL="0" distR="0" wp14:anchorId="64B7BA32" wp14:editId="23D983E4">
+            <wp:extent cx="5039995" cy="6978015"/>
+            <wp:effectExtent l="0" t="0" r="8255" b="0"/>
+            <wp:docPr id="26" name="Picture 26"/>
+            <wp:cNvGraphicFramePr>
+              <a:graphicFrameLocks xmlns:a="http://schemas.openxmlformats.org/drawingml/2006/main" noChangeAspect="1"/>
+            </wp:cNvGraphicFramePr>
+            <a:graphic xmlns:a="http://schemas.openxmlformats.org/drawingml/2006/main">
+              <a:graphicData uri="http://schemas.openxmlformats.org/drawingml/2006/picture">
+                <pic:pic xmlns:pic="http://schemas.openxmlformats.org/drawingml/2006/picture">
+                  <pic:nvPicPr>
+                    <pic:cNvPr id="26" name="Picture 26"/>
+                    <pic:cNvPicPr/>
+                  </pic:nvPicPr>
+                  <pic:blipFill>
+                    <a:blip r:embed="rId45" cstate="print">
+                      <a:extLst>
+                        <a:ext uri="{28A0092B-C50C-407E-A947-70E740481C1C}">
+                          <a14:useLocalDpi xmlns:a14="http://schemas.microsoft.com/office/drawing/2010/main" val="0"/>
+                        </a:ext>
+                      </a:extLst>
+                    </a:blip>
+                    <a:stretch>
+                      <a:fillRect/>
+                    </a:stretch>
+                  </pic:blipFill>
+                  <pic:spPr>
+                    <a:xfrm>
+                      <a:off x="0" y="0"/>
+                      <a:ext cx="5039995" cy="6978015"/>
+                    </a:xfrm>
+                    <a:prstGeom prst="rect">
+                      <a:avLst/>
+                    </a:prstGeom>
+                  </pic:spPr>
+                </pic:pic>
+              </a:graphicData>
+            </a:graphic>
+          </wp:inline>
+        </w:drawing>
+      </w:r>
+    </w:p>
+    <w:p>
+      <w:pPr>
+        <w:ind w:left="540" w:hanging="540"/>
+        <w:rPr>
+          <w:rFonts w:cs="Times New Roman"/>
+          <w:b/>
+          <w:bCs/>
+          <w:szCs w:val="24"/>
+          <w:lang w:val="en-US"/>
+        </w:rPr>
+      </w:pPr>
+      <w:r>
+        <w:rPr>
+          <w:rFonts w:cs="Times New Roman"/>
+          <w:b/>
+          <w:bCs/>
+          <w:noProof/>
+          <w:szCs w:val="24"/>
+          <w:lang w:val="en-US"/>
+        </w:rPr>
+        <w:lastRenderedPageBreak/>
+        <w:drawing>
+          <wp:inline distT="0" distB="0" distL="0" distR="0" wp14:anchorId="2A319AC8" wp14:editId="7FED2C33">
+            <wp:extent cx="5039995" cy="6806565"/>
+            <wp:effectExtent l="0" t="0" r="8255" b="0"/>
+            <wp:docPr id="27" name="Picture 27"/>
+            <wp:cNvGraphicFramePr>
+              <a:graphicFrameLocks xmlns:a="http://schemas.openxmlformats.org/drawingml/2006/main" noChangeAspect="1"/>
+            </wp:cNvGraphicFramePr>
+            <a:graphic xmlns:a="http://schemas.openxmlformats.org/drawingml/2006/main">
+              <a:graphicData uri="http://schemas.openxmlformats.org/drawingml/2006/picture">
+                <pic:pic xmlns:pic="http://schemas.openxmlformats.org/drawingml/2006/picture">
+                  <pic:nvPicPr>
+                    <pic:cNvPr id="27" name="Picture 27"/>
+                    <pic:cNvPicPr/>
+                  </pic:nvPicPr>
+                  <pic:blipFill>
+                    <a:blip r:embed="rId46" cstate="print">
+                      <a:extLst>
+                        <a:ext uri="{28A0092B-C50C-407E-A947-70E740481C1C}">
+                          <a14:useLocalDpi xmlns:a14="http://schemas.microsoft.com/office/drawing/2010/main" val="0"/>
+                        </a:ext>
+                      </a:extLst>
+                    </a:blip>
+                    <a:stretch>
+                      <a:fillRect/>
+                    </a:stretch>
+                  </pic:blipFill>
+                  <pic:spPr>
+                    <a:xfrm>
+                      <a:off x="0" y="0"/>
+                      <a:ext cx="5039995" cy="6806565"/>
+                    </a:xfrm>
+                    <a:prstGeom prst="rect">
+                      <a:avLst/>
+                    </a:prstGeom>
+                  </pic:spPr>
+                </pic:pic>
+              </a:graphicData>
+            </a:graphic>
+          </wp:inline>
+        </w:drawing>
+      </w:r>
+    </w:p>
     <w:sectPr>
-      <w:headerReference w:type="default" r:id="rId35"/>
-      <w:footerReference w:type="default" r:id="rId36"/>
-      <w:headerReference w:type="first" r:id="rId37"/>
+      <w:headerReference w:type="default" r:id="rId47"/>
+      <w:footerReference w:type="default" r:id="rId48"/>
+      <w:type w:val="continuous"/>
       <w:pgSz w:w="11906" w:h="16838" w:code="9"/>
       <w:pgMar w:top="2268" w:right="1701" w:bottom="1701" w:left="2268" w:header="720" w:footer="720" w:gutter="0"/>
       <w:cols w:space="720"/>
@@ -27032,49 +27710,56 @@
 
 <file path=word/footer5.xml><?xml version="1.0" encoding="utf-8"?>
 <w:ftr xmlns:wpc="http://schemas.microsoft.com/office/word/2010/wordprocessingCanvas" xmlns:cx="http://schemas.microsoft.com/office/drawing/2014/chartex" xmlns:cx1="http://schemas.microsoft.com/office/drawing/2015/9/8/chartex" xmlns:cx2="http://schemas.microsoft.com/office/drawing/2015/10/21/chartex" xmlns:cx3="http://schemas.microsoft.com/office/drawing/2016/5/9/chartex" xmlns:cx4="http://schemas.microsoft.com/office/drawing/2016/5/10/chartex" xmlns:cx5="http://schemas.microsoft.com/office/drawing/2016/5/11/chartex" xmlns:cx6="http://schemas.microsoft.com/office/drawing/2016/5/12/chartex" xmlns:cx7="http://schemas.microsoft.com/office/drawing/2016/5/13/chartex" xmlns:cx8="http://schemas.microsoft.com/office/drawing/2016/5/14/chartex" xmlns:mc="http://schemas.openxmlformats.org/markup-compatibility/2006" xmlns:aink="http://schemas.microsoft.com/office/drawing/2016/ink" xmlns:am3d="http://schemas.microsoft.com/office/drawing/2017/model3d" xmlns:o="urn:schemas-microsoft-com:office:office" xmlns:r="http://schemas.openxmlformats.org/officeDocument/2006/relationships" xmlns:m="http://schemas.openxmlformats.org/officeDocument/2006/math" xmlns:v="urn:schemas-microsoft-com:vml" xmlns:wp14="http://schemas.microsoft.com/office/word/2010/wordprocessingDrawing" xmlns:wp="http://schemas.openxmlformats.org/drawingml/2006/wordprocessingDrawing" xmlns:w10="urn:schemas-microsoft-com:office:word" xmlns:w="http://schemas.openxmlformats.org/wordprocessingml/2006/main" xmlns:w14="http://schemas.microsoft.com/office/word/2010/wordml" xmlns:w15="http://schemas.microsoft.com/office/word/2012/wordml" xmlns:w16cex="http://schemas.microsoft.com/office/word/2018/wordml/cex" xmlns:w16cid="http://schemas.microsoft.com/office/word/2016/wordml/cid" xmlns:w16="http://schemas.microsoft.com/office/word/2018/wordml" xmlns:w16sdtdh="http://schemas.microsoft.com/office/word/2020/wordml/sdtdatahash" xmlns:w16se="http://schemas.microsoft.com/office/word/2015/wordml/symex" xmlns:wpg="http://schemas.microsoft.com/office/word/2010/wordprocessingGroup" xmlns:wpi="http://schemas.microsoft.com/office/word/2010/wordprocessingInk" xmlns:wne="http://schemas.microsoft.com/office/word/2006/wordml" xmlns:wps="http://schemas.microsoft.com/office/word/2010/wordprocessingShape" mc:Ignorable="w14 w15 w16se w16cid w16 w16cex w16sdtdh wp14">
-  <w:sdt>
-    <w:sdtPr>
-      <w:id w:val="971484177"/>
-      <w:docPartObj>
-        <w:docPartGallery w:val="Page Numbers (Bottom of Page)"/>
-        <w:docPartUnique/>
-      </w:docPartObj>
-    </w:sdtPr>
-    <w:sdtEndPr>
+  <w:p>
+    <w:pPr>
+      <w:pStyle w:val="Footer"/>
+      <w:jc w:val="center"/>
+    </w:pPr>
+  </w:p>
+  <w:p>
+    <w:pPr>
+      <w:pStyle w:val="Footer"/>
+    </w:pPr>
+  </w:p>
+</w:ftr>
+</file>
+
+<file path=word/footer6.xml><?xml version="1.0" encoding="utf-8"?>
+<w:ftr xmlns:wpc="http://schemas.microsoft.com/office/word/2010/wordprocessingCanvas" xmlns:cx="http://schemas.microsoft.com/office/drawing/2014/chartex" xmlns:cx1="http://schemas.microsoft.com/office/drawing/2015/9/8/chartex" xmlns:cx2="http://schemas.microsoft.com/office/drawing/2015/10/21/chartex" xmlns:cx3="http://schemas.microsoft.com/office/drawing/2016/5/9/chartex" xmlns:cx4="http://schemas.microsoft.com/office/drawing/2016/5/10/chartex" xmlns:cx5="http://schemas.microsoft.com/office/drawing/2016/5/11/chartex" xmlns:cx6="http://schemas.microsoft.com/office/drawing/2016/5/12/chartex" xmlns:cx7="http://schemas.microsoft.com/office/drawing/2016/5/13/chartex" xmlns:cx8="http://schemas.microsoft.com/office/drawing/2016/5/14/chartex" xmlns:mc="http://schemas.openxmlformats.org/markup-compatibility/2006" xmlns:aink="http://schemas.microsoft.com/office/drawing/2016/ink" xmlns:am3d="http://schemas.microsoft.com/office/drawing/2017/model3d" xmlns:o="urn:schemas-microsoft-com:office:office" xmlns:r="http://schemas.openxmlformats.org/officeDocument/2006/relationships" xmlns:m="http://schemas.openxmlformats.org/officeDocument/2006/math" xmlns:v="urn:schemas-microsoft-com:vml" xmlns:wp14="http://schemas.microsoft.com/office/word/2010/wordprocessingDrawing" xmlns:wp="http://schemas.openxmlformats.org/drawingml/2006/wordprocessingDrawing" xmlns:w10="urn:schemas-microsoft-com:office:word" xmlns:w="http://schemas.openxmlformats.org/wordprocessingml/2006/main" xmlns:w14="http://schemas.microsoft.com/office/word/2010/wordml" xmlns:w15="http://schemas.microsoft.com/office/word/2012/wordml" xmlns:w16cex="http://schemas.microsoft.com/office/word/2018/wordml/cex" xmlns:w16cid="http://schemas.microsoft.com/office/word/2016/wordml/cid" xmlns:w16="http://schemas.microsoft.com/office/word/2018/wordml" xmlns:w16sdtdh="http://schemas.microsoft.com/office/word/2020/wordml/sdtdatahash" xmlns:w16se="http://schemas.microsoft.com/office/word/2015/wordml/symex" xmlns:wpg="http://schemas.microsoft.com/office/word/2010/wordprocessingGroup" xmlns:wpi="http://schemas.microsoft.com/office/word/2010/wordprocessingInk" xmlns:wne="http://schemas.microsoft.com/office/word/2006/wordml" xmlns:wps="http://schemas.microsoft.com/office/word/2010/wordprocessingShape" mc:Ignorable="w14 w15 w16se w16cid w16 w16cex w16sdtdh wp14">
+  <w:p>
+    <w:pPr>
+      <w:pStyle w:val="Footer"/>
+      <w:tabs>
+        <w:tab w:val="center" w:pos="3968"/>
+        <w:tab w:val="left" w:pos="4590"/>
+      </w:tabs>
+      <w:jc w:val="left"/>
+    </w:pPr>
+    <w:r>
+      <w:tab/>
+    </w:r>
+    <w:sdt>
+      <w:sdtPr>
+        <w:id w:val="-2044821571"/>
+        <w:docPartObj>
+          <w:docPartGallery w:val="Page Numbers (Bottom of Page)"/>
+          <w:docPartUnique/>
+        </w:docPartObj>
+      </w:sdtPr>
+      <w:sdtEndPr>
+        <w:rPr>
+          <w:noProof/>
+        </w:rPr>
+      </w:sdtEndPr>
+      <w:sdtContent/>
+    </w:sdt>
+    <w:r>
       <w:rPr>
         <w:noProof/>
       </w:rPr>
-    </w:sdtEndPr>
-    <w:sdtContent>
-      <w:p>
-        <w:pPr>
-          <w:pStyle w:val="Footer"/>
-          <w:jc w:val="center"/>
-        </w:pPr>
-        <w:r>
-          <w:fldChar w:fldCharType="begin"/>
-        </w:r>
-        <w:r>
-          <w:instrText xml:space="preserve"> PAGE   \* MERGEFORMAT </w:instrText>
-        </w:r>
-        <w:r>
-          <w:fldChar w:fldCharType="separate"/>
-        </w:r>
-        <w:r>
-          <w:rPr>
-            <w:noProof/>
-          </w:rPr>
-          <w:t>2</w:t>
-        </w:r>
-        <w:r>
-          <w:rPr>
-            <w:noProof/>
-          </w:rPr>
-          <w:fldChar w:fldCharType="end"/>
-        </w:r>
-      </w:p>
-    </w:sdtContent>
-  </w:sdt>
+      <w:tab/>
+    </w:r>
+  </w:p>
   <w:p>
     <w:pPr>
       <w:pStyle w:val="Footer"/>
@@ -27199,6 +27884,49 @@
 
 <file path=word/header5.xml><?xml version="1.0" encoding="utf-8"?>
 <w:hdr xmlns:wpc="http://schemas.microsoft.com/office/word/2010/wordprocessingCanvas" xmlns:cx="http://schemas.microsoft.com/office/drawing/2014/chartex" xmlns:cx1="http://schemas.microsoft.com/office/drawing/2015/9/8/chartex" xmlns:cx2="http://schemas.microsoft.com/office/drawing/2015/10/21/chartex" xmlns:cx3="http://schemas.microsoft.com/office/drawing/2016/5/9/chartex" xmlns:cx4="http://schemas.microsoft.com/office/drawing/2016/5/10/chartex" xmlns:cx5="http://schemas.microsoft.com/office/drawing/2016/5/11/chartex" xmlns:cx6="http://schemas.microsoft.com/office/drawing/2016/5/12/chartex" xmlns:cx7="http://schemas.microsoft.com/office/drawing/2016/5/13/chartex" xmlns:cx8="http://schemas.microsoft.com/office/drawing/2016/5/14/chartex" xmlns:mc="http://schemas.openxmlformats.org/markup-compatibility/2006" xmlns:aink="http://schemas.microsoft.com/office/drawing/2016/ink" xmlns:am3d="http://schemas.microsoft.com/office/drawing/2017/model3d" xmlns:o="urn:schemas-microsoft-com:office:office" xmlns:r="http://schemas.openxmlformats.org/officeDocument/2006/relationships" xmlns:m="http://schemas.openxmlformats.org/officeDocument/2006/math" xmlns:v="urn:schemas-microsoft-com:vml" xmlns:wp14="http://schemas.microsoft.com/office/word/2010/wordprocessingDrawing" xmlns:wp="http://schemas.openxmlformats.org/drawingml/2006/wordprocessingDrawing" xmlns:w10="urn:schemas-microsoft-com:office:word" xmlns:w="http://schemas.openxmlformats.org/wordprocessingml/2006/main" xmlns:w14="http://schemas.microsoft.com/office/word/2010/wordml" xmlns:w15="http://schemas.microsoft.com/office/word/2012/wordml" xmlns:w16cex="http://schemas.microsoft.com/office/word/2018/wordml/cex" xmlns:w16cid="http://schemas.microsoft.com/office/word/2016/wordml/cid" xmlns:w16="http://schemas.microsoft.com/office/word/2018/wordml" xmlns:w16sdtdh="http://schemas.microsoft.com/office/word/2020/wordml/sdtdatahash" xmlns:w16se="http://schemas.microsoft.com/office/word/2015/wordml/symex" xmlns:wpg="http://schemas.microsoft.com/office/word/2010/wordprocessingGroup" xmlns:wpi="http://schemas.microsoft.com/office/word/2010/wordprocessingInk" xmlns:wne="http://schemas.microsoft.com/office/word/2006/wordml" xmlns:wps="http://schemas.microsoft.com/office/word/2010/wordprocessingShape" mc:Ignorable="w14 w15 w16se w16cid w16 w16cex w16sdtdh wp14">
+  <w:sdt>
+    <w:sdtPr>
+      <w:id w:val="-1131011576"/>
+      <w:docPartObj>
+        <w:docPartGallery w:val="Page Numbers (Top of Page)"/>
+        <w:docPartUnique/>
+      </w:docPartObj>
+    </w:sdtPr>
+    <w:sdtEndPr>
+      <w:rPr>
+        <w:noProof/>
+      </w:rPr>
+    </w:sdtEndPr>
+    <w:sdtContent>
+      <w:p>
+        <w:pPr>
+          <w:pStyle w:val="Header"/>
+          <w:jc w:val="right"/>
+        </w:pPr>
+        <w:r>
+          <w:fldChar w:fldCharType="begin"/>
+        </w:r>
+        <w:r>
+          <w:instrText xml:space="preserve"> PAGE   \* MERGEFORMAT </w:instrText>
+        </w:r>
+        <w:r>
+          <w:fldChar w:fldCharType="separate"/>
+        </w:r>
+        <w:r>
+          <w:rPr>
+            <w:noProof/>
+          </w:rPr>
+          <w:t>2</w:t>
+        </w:r>
+        <w:r>
+          <w:rPr>
+            <w:noProof/>
+          </w:rPr>
+          <w:fldChar w:fldCharType="end"/>
+        </w:r>
+      </w:p>
+    </w:sdtContent>
+  </w:sdt>
   <w:p>
     <w:pPr>
       <w:pStyle w:val="Header"/>
@@ -27208,6 +27936,16 @@
 </file>
 
 <file path=word/header6.xml><?xml version="1.0" encoding="utf-8"?>
+<w:hdr xmlns:wpc="http://schemas.microsoft.com/office/word/2010/wordprocessingCanvas" xmlns:cx="http://schemas.microsoft.com/office/drawing/2014/chartex" xmlns:cx1="http://schemas.microsoft.com/office/drawing/2015/9/8/chartex" xmlns:cx2="http://schemas.microsoft.com/office/drawing/2015/10/21/chartex" xmlns:cx3="http://schemas.microsoft.com/office/drawing/2016/5/9/chartex" xmlns:cx4="http://schemas.microsoft.com/office/drawing/2016/5/10/chartex" xmlns:cx5="http://schemas.microsoft.com/office/drawing/2016/5/11/chartex" xmlns:cx6="http://schemas.microsoft.com/office/drawing/2016/5/12/chartex" xmlns:cx7="http://schemas.microsoft.com/office/drawing/2016/5/13/chartex" xmlns:cx8="http://schemas.microsoft.com/office/drawing/2016/5/14/chartex" xmlns:mc="http://schemas.openxmlformats.org/markup-compatibility/2006" xmlns:aink="http://schemas.microsoft.com/office/drawing/2016/ink" xmlns:am3d="http://schemas.microsoft.com/office/drawing/2017/model3d" xmlns:o="urn:schemas-microsoft-com:office:office" xmlns:r="http://schemas.openxmlformats.org/officeDocument/2006/relationships" xmlns:m="http://schemas.openxmlformats.org/officeDocument/2006/math" xmlns:v="urn:schemas-microsoft-com:vml" xmlns:wp14="http://schemas.microsoft.com/office/word/2010/wordprocessingDrawing" xmlns:wp="http://schemas.openxmlformats.org/drawingml/2006/wordprocessingDrawing" xmlns:w10="urn:schemas-microsoft-com:office:word" xmlns:w="http://schemas.openxmlformats.org/wordprocessingml/2006/main" xmlns:w14="http://schemas.microsoft.com/office/word/2010/wordml" xmlns:w15="http://schemas.microsoft.com/office/word/2012/wordml" xmlns:w16cex="http://schemas.microsoft.com/office/word/2018/wordml/cex" xmlns:w16cid="http://schemas.microsoft.com/office/word/2016/wordml/cid" xmlns:w16="http://schemas.microsoft.com/office/word/2018/wordml" xmlns:w16sdtdh="http://schemas.microsoft.com/office/word/2020/wordml/sdtdatahash" xmlns:w16se="http://schemas.microsoft.com/office/word/2015/wordml/symex" xmlns:wpg="http://schemas.microsoft.com/office/word/2010/wordprocessingGroup" xmlns:wpi="http://schemas.microsoft.com/office/word/2010/wordprocessingInk" xmlns:wne="http://schemas.microsoft.com/office/word/2006/wordml" xmlns:wps="http://schemas.microsoft.com/office/word/2010/wordprocessingShape" mc:Ignorable="w14 w15 w16se w16cid w16 w16cex w16sdtdh wp14">
+  <w:p>
+    <w:pPr>
+      <w:pStyle w:val="Header"/>
+    </w:pPr>
+  </w:p>
+</w:hdr>
+</file>
+
+<file path=word/header7.xml><?xml version="1.0" encoding="utf-8"?>
 <w:hdr xmlns:wpc="http://schemas.microsoft.com/office/word/2010/wordprocessingCanvas" xmlns:cx="http://schemas.microsoft.com/office/drawing/2014/chartex" xmlns:cx1="http://schemas.microsoft.com/office/drawing/2015/9/8/chartex" xmlns:cx2="http://schemas.microsoft.com/office/drawing/2015/10/21/chartex" xmlns:cx3="http://schemas.microsoft.com/office/drawing/2016/5/9/chartex" xmlns:cx4="http://schemas.microsoft.com/office/drawing/2016/5/10/chartex" xmlns:cx5="http://schemas.microsoft.com/office/drawing/2016/5/11/chartex" xmlns:cx6="http://schemas.microsoft.com/office/drawing/2016/5/12/chartex" xmlns:cx7="http://schemas.microsoft.com/office/drawing/2016/5/13/chartex" xmlns:cx8="http://schemas.microsoft.com/office/drawing/2016/5/14/chartex" xmlns:mc="http://schemas.openxmlformats.org/markup-compatibility/2006" xmlns:aink="http://schemas.microsoft.com/office/drawing/2016/ink" xmlns:am3d="http://schemas.microsoft.com/office/drawing/2017/model3d" xmlns:o="urn:schemas-microsoft-com:office:office" xmlns:r="http://schemas.openxmlformats.org/officeDocument/2006/relationships" xmlns:m="http://schemas.openxmlformats.org/officeDocument/2006/math" xmlns:v="urn:schemas-microsoft-com:vml" xmlns:wp14="http://schemas.microsoft.com/office/word/2010/wordprocessingDrawing" xmlns:wp="http://schemas.openxmlformats.org/drawingml/2006/wordprocessingDrawing" xmlns:w10="urn:schemas-microsoft-com:office:word" xmlns:w="http://schemas.openxmlformats.org/wordprocessingml/2006/main" xmlns:w14="http://schemas.microsoft.com/office/word/2010/wordml" xmlns:w15="http://schemas.microsoft.com/office/word/2012/wordml" xmlns:w16cex="http://schemas.microsoft.com/office/word/2018/wordml/cex" xmlns:w16cid="http://schemas.microsoft.com/office/word/2016/wordml/cid" xmlns:w16="http://schemas.microsoft.com/office/word/2018/wordml" xmlns:w16sdtdh="http://schemas.microsoft.com/office/word/2020/wordml/sdtdatahash" xmlns:w16se="http://schemas.microsoft.com/office/word/2015/wordml/symex" xmlns:wpg="http://schemas.microsoft.com/office/word/2010/wordprocessingGroup" xmlns:wpi="http://schemas.microsoft.com/office/word/2010/wordprocessingInk" xmlns:wne="http://schemas.microsoft.com/office/word/2006/wordml" xmlns:wps="http://schemas.microsoft.com/office/word/2010/wordprocessingShape" mc:Ignorable="w14 w15 w16se w16cid w16 w16cex w16sdtdh wp14">
   <w:p>
     <w:pPr>
